--- a/data/outputs/v2/General_Science/SS1.6_Plant_Growth_and_Development/General_Science_Plant_Growth_and_Development_CBE_LessonSequence.docx
+++ b/data/outputs/v2/General_Science/SS1.6_Plant_Growth_and_Development/General_Science_Plant_Growth_and_Development_CBE_LessonSequence.docx
@@ -3144,7 +3144,84 @@
             <w:pPr>
               <w:spacing w:after="20" w:before="0"/>
             </w:pPr>
-            <w:hyperlink w:history="1" r:id="rIdgswbeiw1nql_2ygoc57bk">
+            <w:r>
+              <w:rPr>
+                <w:rFonts w:ascii="Arial" w:cs="Arial" w:eastAsia="Arial" w:hAnsi="Arial"/>
+                <w:i/>
+                <w:iCs/>
+                <w:color w:val="595959"/>
+                <w:sz w:val="16"/>
+                <w:szCs w:val="16"/>
+              </w:rPr>
+              <w:t xml:space="preserve">No closely matching video in the ARES library for this activity.</w:t>
+            </w:r>
+          </w:p>
+          <w:p>
+            <w:pPr>
+              <w:spacing w:after="10" w:before="0"/>
+              <w:ind w:left="120"/>
+            </w:pPr>
+            <w:hyperlink w:history="1" r:id="rIdyenn6etxpn6tcbk5swkz0">
+              <w:r>
+                <w:rPr>
+                  <w:rFonts w:ascii="Arial" w:cs="Arial" w:eastAsia="Arial" w:hAnsi="Arial"/>
+                  <w:color w:val="595959"/>
+                  <w:sz w:val="14"/>
+                  <w:szCs w:val="14"/>
+                  <w:u w:val="single" w:color="595959"/>
+                </w:rPr>
+                <w:t xml:space="preserve">🔍 Search ARES for videos</w:t>
+              </w:r>
+            </w:hyperlink>
+          </w:p>
+          <w:p>
+            <w:pPr>
+              <w:spacing w:after="10" w:before="0"/>
+              <w:ind w:left="120"/>
+            </w:pPr>
+            <w:r>
+              <w:rPr>
+                <w:rFonts w:ascii="Arial" w:cs="Arial" w:eastAsia="Arial" w:hAnsi="Arial"/>
+                <w:color w:val="595959"/>
+                <w:sz w:val="14"/>
+                <w:szCs w:val="14"/>
+              </w:rPr>
+              <w:t xml:space="preserve">Search terms: plant growth development germination</w:t>
+            </w:r>
+          </w:p>
+          <w:p>
+            <w:pPr>
+              <w:spacing w:after="40" w:before="0"/>
+            </w:pPr>
+            <w:r>
+              <w:rPr>
+                <w:sz w:val="14"/>
+                <w:szCs w:val="14"/>
+              </w:rPr>
+              <w:t xml:space="preserve"/>
+            </w:r>
+          </w:p>
+          <w:p>
+            <w:pPr>
+              <w:spacing w:after="20" w:before="0"/>
+            </w:pPr>
+            <w:r>
+              <w:rPr>
+                <w:rFonts w:ascii="Arial" w:cs="Arial" w:eastAsia="Arial" w:hAnsi="Arial"/>
+                <w:b/>
+                <w:bCs/>
+                <w:color w:val="1F3864"/>
+                <w:sz w:val="16"/>
+                <w:szCs w:val="16"/>
+              </w:rPr>
+              <w:t xml:space="preserve">📖 HTML:</w:t>
+            </w:r>
+          </w:p>
+          <w:p>
+            <w:pPr>
+              <w:spacing w:after="20" w:before="0"/>
+            </w:pPr>
+            <w:hyperlink w:history="1" r:id="rIdaimns338kamkftp8vpn0g">
               <w:r>
                 <w:rPr>
                   <w:rFonts w:ascii="Arial" w:cs="Arial" w:eastAsia="Arial" w:hAnsi="Arial"/>
@@ -3153,7 +3230,7 @@
                   <w:szCs w:val="16"/>
                   <w:u w:val="single" w:color="2E75B6"/>
                 </w:rPr>
-                <w:t xml:space="preserve">Organism growth and the environment</w:t>
+                <w:t xml:space="preserve">Seed Dormancy and Germination - Advanced (Flexbook)</w:t>
               </w:r>
             </w:hyperlink>
           </w:p>
@@ -3169,7 +3246,7 @@
                 <w:sz w:val="14"/>
                 <w:szCs w:val="14"/>
               </w:rPr>
-              <w:t xml:space="preserve">Source: Khan Academy (English - US curriculum)</w:t>
+              <w:t xml:space="preserve">Source: CK-12</w:t>
             </w:r>
           </w:p>
           <w:p>
@@ -3177,85 +3254,7 @@
               <w:spacing w:after="10" w:before="0"/>
               <w:ind w:left="120"/>
             </w:pPr>
-            <w:hyperlink w:history="1" r:id="rIdw8nj_zmnr1-zw33gzor_q">
-              <w:r>
-                <w:rPr>
-                  <w:rFonts w:ascii="Arial" w:cs="Arial" w:eastAsia="Arial" w:hAnsi="Arial"/>
-                  <w:color w:val="595959"/>
-                  <w:sz w:val="14"/>
-                  <w:szCs w:val="14"/>
-                  <w:u w:val="single" w:color="595959"/>
-                </w:rPr>
-                <w:t xml:space="preserve">🔍 Search ARES for similar videos</w:t>
-              </w:r>
-            </w:hyperlink>
-          </w:p>
-          <w:p>
-            <w:pPr>
-              <w:spacing w:after="40" w:before="0"/>
-            </w:pPr>
-            <w:r>
-              <w:rPr>
-                <w:sz w:val="14"/>
-                <w:szCs w:val="14"/>
-              </w:rPr>
-              <w:t xml:space="preserve"/>
-            </w:r>
-          </w:p>
-          <w:p>
-            <w:pPr>
-              <w:spacing w:after="20" w:before="0"/>
-            </w:pPr>
-            <w:r>
-              <w:rPr>
-                <w:rFonts w:ascii="Arial" w:cs="Arial" w:eastAsia="Arial" w:hAnsi="Arial"/>
-                <w:b/>
-                <w:bCs/>
-                <w:color w:val="1F3864"/>
-                <w:sz w:val="16"/>
-                <w:szCs w:val="16"/>
-              </w:rPr>
-              <w:t xml:space="preserve">📖 HTML:</w:t>
-            </w:r>
-          </w:p>
-          <w:p>
-            <w:pPr>
-              <w:spacing w:after="20" w:before="0"/>
-            </w:pPr>
-            <w:hyperlink w:history="1" r:id="rIdxb9hxejwz48fi8jqvl4tk">
-              <w:r>
-                <w:rPr>
-                  <w:rFonts w:ascii="Arial" w:cs="Arial" w:eastAsia="Arial" w:hAnsi="Arial"/>
-                  <w:color w:val="2E75B6"/>
-                  <w:sz w:val="16"/>
-                  <w:szCs w:val="16"/>
-                  <w:u w:val="single" w:color="2E75B6"/>
-                </w:rPr>
-                <w:t xml:space="preserve">Exponential Growth and Decay (Flexbook)</w:t>
-              </w:r>
-            </w:hyperlink>
-          </w:p>
-          <w:p>
-            <w:pPr>
-              <w:spacing w:after="10" w:before="0"/>
-              <w:ind w:left="120"/>
-            </w:pPr>
-            <w:r>
-              <w:rPr>
-                <w:rFonts w:ascii="Arial" w:cs="Arial" w:eastAsia="Arial" w:hAnsi="Arial"/>
-                <w:color w:val="595959"/>
-                <w:sz w:val="14"/>
-                <w:szCs w:val="14"/>
-              </w:rPr>
-              <w:t xml:space="preserve">Source: CK-12</w:t>
-            </w:r>
-          </w:p>
-          <w:p>
-            <w:pPr>
-              <w:spacing w:after="10" w:before="0"/>
-              <w:ind w:left="120"/>
-            </w:pPr>
-            <w:hyperlink w:history="1" r:id="rIdtemgex0ufstc33r4ornlk">
+            <w:hyperlink w:history="1" r:id="rIddkv_pc6tkbynkanejdkv2">
               <w:r>
                 <w:rPr>
                   <w:rFonts w:ascii="Arial" w:cs="Arial" w:eastAsia="Arial" w:hAnsi="Arial"/>
@@ -3450,7 +3449,84 @@
             <w:pPr>
               <w:spacing w:after="20" w:before="0"/>
             </w:pPr>
-            <w:hyperlink w:history="1" r:id="rIdkbxd7hjbnbfrgfebjm04t">
+            <w:r>
+              <w:rPr>
+                <w:rFonts w:ascii="Arial" w:cs="Arial" w:eastAsia="Arial" w:hAnsi="Arial"/>
+                <w:i/>
+                <w:iCs/>
+                <w:color w:val="595959"/>
+                <w:sz w:val="16"/>
+                <w:szCs w:val="16"/>
+              </w:rPr>
+              <w:t xml:space="preserve">No closely matching video in the ARES library for this activity.</w:t>
+            </w:r>
+          </w:p>
+          <w:p>
+            <w:pPr>
+              <w:spacing w:after="10" w:before="0"/>
+              <w:ind w:left="120"/>
+            </w:pPr>
+            <w:hyperlink w:history="1" r:id="rIdohwn9mmvjtcibsj1idman">
+              <w:r>
+                <w:rPr>
+                  <w:rFonts w:ascii="Arial" w:cs="Arial" w:eastAsia="Arial" w:hAnsi="Arial"/>
+                  <w:color w:val="595959"/>
+                  <w:sz w:val="14"/>
+                  <w:szCs w:val="14"/>
+                  <w:u w:val="single" w:color="595959"/>
+                </w:rPr>
+                <w:t xml:space="preserve">🔍 Search ARES for videos</w:t>
+              </w:r>
+            </w:hyperlink>
+          </w:p>
+          <w:p>
+            <w:pPr>
+              <w:spacing w:after="10" w:before="0"/>
+              <w:ind w:left="120"/>
+            </w:pPr>
+            <w:r>
+              <w:rPr>
+                <w:rFonts w:ascii="Arial" w:cs="Arial" w:eastAsia="Arial" w:hAnsi="Arial"/>
+                <w:color w:val="595959"/>
+                <w:sz w:val="14"/>
+                <w:szCs w:val="14"/>
+              </w:rPr>
+              <w:t xml:space="preserve">Search terms: plant growth development germination</w:t>
+            </w:r>
+          </w:p>
+          <w:p>
+            <w:pPr>
+              <w:spacing w:after="40" w:before="0"/>
+            </w:pPr>
+            <w:r>
+              <w:rPr>
+                <w:sz w:val="14"/>
+                <w:szCs w:val="14"/>
+              </w:rPr>
+              <w:t xml:space="preserve"/>
+            </w:r>
+          </w:p>
+          <w:p>
+            <w:pPr>
+              <w:spacing w:after="20" w:before="0"/>
+            </w:pPr>
+            <w:r>
+              <w:rPr>
+                <w:rFonts w:ascii="Arial" w:cs="Arial" w:eastAsia="Arial" w:hAnsi="Arial"/>
+                <w:b/>
+                <w:bCs/>
+                <w:color w:val="1F3864"/>
+                <w:sz w:val="16"/>
+                <w:szCs w:val="16"/>
+              </w:rPr>
+              <w:t xml:space="preserve">📖 HTML:</w:t>
+            </w:r>
+          </w:p>
+          <w:p>
+            <w:pPr>
+              <w:spacing w:after="20" w:before="0"/>
+            </w:pPr>
+            <w:hyperlink w:history="1" r:id="rIdngy0j2oosalobftvikykp">
               <w:r>
                 <w:rPr>
                   <w:rFonts w:ascii="Arial" w:cs="Arial" w:eastAsia="Arial" w:hAnsi="Arial"/>
@@ -3459,7 +3535,7 @@
                   <w:szCs w:val="16"/>
                   <w:u w:val="single" w:color="2E75B6"/>
                 </w:rPr>
-                <w:t xml:space="preserve">Organism growth and the environment</w:t>
+                <w:t xml:space="preserve">Seed Dormancy and Germination - Advanced (Flexbook)</w:t>
               </w:r>
             </w:hyperlink>
           </w:p>
@@ -3475,7 +3551,7 @@
                 <w:sz w:val="14"/>
                 <w:szCs w:val="14"/>
               </w:rPr>
-              <w:t xml:space="preserve">Source: Khan Academy (English - US curriculum)</w:t>
+              <w:t xml:space="preserve">Source: CK-12</w:t>
             </w:r>
           </w:p>
           <w:p>
@@ -3483,85 +3559,7 @@
               <w:spacing w:after="10" w:before="0"/>
               <w:ind w:left="120"/>
             </w:pPr>
-            <w:hyperlink w:history="1" r:id="rId06yark4tkwppee_m_ses_">
-              <w:r>
-                <w:rPr>
-                  <w:rFonts w:ascii="Arial" w:cs="Arial" w:eastAsia="Arial" w:hAnsi="Arial"/>
-                  <w:color w:val="595959"/>
-                  <w:sz w:val="14"/>
-                  <w:szCs w:val="14"/>
-                  <w:u w:val="single" w:color="595959"/>
-                </w:rPr>
-                <w:t xml:space="preserve">🔍 Search ARES for similar videos</w:t>
-              </w:r>
-            </w:hyperlink>
-          </w:p>
-          <w:p>
-            <w:pPr>
-              <w:spacing w:after="40" w:before="0"/>
-            </w:pPr>
-            <w:r>
-              <w:rPr>
-                <w:sz w:val="14"/>
-                <w:szCs w:val="14"/>
-              </w:rPr>
-              <w:t xml:space="preserve"/>
-            </w:r>
-          </w:p>
-          <w:p>
-            <w:pPr>
-              <w:spacing w:after="20" w:before="0"/>
-            </w:pPr>
-            <w:r>
-              <w:rPr>
-                <w:rFonts w:ascii="Arial" w:cs="Arial" w:eastAsia="Arial" w:hAnsi="Arial"/>
-                <w:b/>
-                <w:bCs/>
-                <w:color w:val="1F3864"/>
-                <w:sz w:val="16"/>
-                <w:szCs w:val="16"/>
-              </w:rPr>
-              <w:t xml:space="preserve">📖 HTML:</w:t>
-            </w:r>
-          </w:p>
-          <w:p>
-            <w:pPr>
-              <w:spacing w:after="20" w:before="0"/>
-            </w:pPr>
-            <w:hyperlink w:history="1" r:id="rId_amoknwzqg7ctphzqxpjj">
-              <w:r>
-                <w:rPr>
-                  <w:rFonts w:ascii="Arial" w:cs="Arial" w:eastAsia="Arial" w:hAnsi="Arial"/>
-                  <w:color w:val="2E75B6"/>
-                  <w:sz w:val="16"/>
-                  <w:szCs w:val="16"/>
-                  <w:u w:val="single" w:color="2E75B6"/>
-                </w:rPr>
-                <w:t xml:space="preserve">Exponential Growth and Decay (Flexbook)</w:t>
-              </w:r>
-            </w:hyperlink>
-          </w:p>
-          <w:p>
-            <w:pPr>
-              <w:spacing w:after="10" w:before="0"/>
-              <w:ind w:left="120"/>
-            </w:pPr>
-            <w:r>
-              <w:rPr>
-                <w:rFonts w:ascii="Arial" w:cs="Arial" w:eastAsia="Arial" w:hAnsi="Arial"/>
-                <w:color w:val="595959"/>
-                <w:sz w:val="14"/>
-                <w:szCs w:val="14"/>
-              </w:rPr>
-              <w:t xml:space="preserve">Source: CK-12</w:t>
-            </w:r>
-          </w:p>
-          <w:p>
-            <w:pPr>
-              <w:spacing w:after="10" w:before="0"/>
-              <w:ind w:left="120"/>
-            </w:pPr>
-            <w:hyperlink w:history="1" r:id="rIdq-pdiln49naueoc4ivqca">
+            <w:hyperlink w:history="1" r:id="rId6ogepkdy38g2xijvt4oj2">
               <w:r>
                 <w:rPr>
                   <w:rFonts w:ascii="Arial" w:cs="Arial" w:eastAsia="Arial" w:hAnsi="Arial"/>
@@ -3756,7 +3754,84 @@
             <w:pPr>
               <w:spacing w:after="20" w:before="0"/>
             </w:pPr>
-            <w:hyperlink w:history="1" r:id="rIdmk0edcmc0yzpspui14trg">
+            <w:r>
+              <w:rPr>
+                <w:rFonts w:ascii="Arial" w:cs="Arial" w:eastAsia="Arial" w:hAnsi="Arial"/>
+                <w:i/>
+                <w:iCs/>
+                <w:color w:val="595959"/>
+                <w:sz w:val="16"/>
+                <w:szCs w:val="16"/>
+              </w:rPr>
+              <w:t xml:space="preserve">No closely matching video in the ARES library for this activity.</w:t>
+            </w:r>
+          </w:p>
+          <w:p>
+            <w:pPr>
+              <w:spacing w:after="10" w:before="0"/>
+              <w:ind w:left="120"/>
+            </w:pPr>
+            <w:hyperlink w:history="1" r:id="rIdkllfzayfo8uvnkb6dgdtz">
+              <w:r>
+                <w:rPr>
+                  <w:rFonts w:ascii="Arial" w:cs="Arial" w:eastAsia="Arial" w:hAnsi="Arial"/>
+                  <w:color w:val="595959"/>
+                  <w:sz w:val="14"/>
+                  <w:szCs w:val="14"/>
+                  <w:u w:val="single" w:color="595959"/>
+                </w:rPr>
+                <w:t xml:space="preserve">🔍 Search ARES for videos</w:t>
+              </w:r>
+            </w:hyperlink>
+          </w:p>
+          <w:p>
+            <w:pPr>
+              <w:spacing w:after="10" w:before="0"/>
+              <w:ind w:left="120"/>
+            </w:pPr>
+            <w:r>
+              <w:rPr>
+                <w:rFonts w:ascii="Arial" w:cs="Arial" w:eastAsia="Arial" w:hAnsi="Arial"/>
+                <w:color w:val="595959"/>
+                <w:sz w:val="14"/>
+                <w:szCs w:val="14"/>
+              </w:rPr>
+              <w:t xml:space="preserve">Search terms: plant growth development germination</w:t>
+            </w:r>
+          </w:p>
+          <w:p>
+            <w:pPr>
+              <w:spacing w:after="40" w:before="0"/>
+            </w:pPr>
+            <w:r>
+              <w:rPr>
+                <w:sz w:val="14"/>
+                <w:szCs w:val="14"/>
+              </w:rPr>
+              <w:t xml:space="preserve"/>
+            </w:r>
+          </w:p>
+          <w:p>
+            <w:pPr>
+              <w:spacing w:after="20" w:before="0"/>
+            </w:pPr>
+            <w:r>
+              <w:rPr>
+                <w:rFonts w:ascii="Arial" w:cs="Arial" w:eastAsia="Arial" w:hAnsi="Arial"/>
+                <w:b/>
+                <w:bCs/>
+                <w:color w:val="1F3864"/>
+                <w:sz w:val="16"/>
+                <w:szCs w:val="16"/>
+              </w:rPr>
+              <w:t xml:space="preserve">📖 HTML:</w:t>
+            </w:r>
+          </w:p>
+          <w:p>
+            <w:pPr>
+              <w:spacing w:after="20" w:before="0"/>
+            </w:pPr>
+            <w:hyperlink w:history="1" r:id="rIdxipsvkcsjopypyq5t7xwy">
               <w:r>
                 <w:rPr>
                   <w:rFonts w:ascii="Arial" w:cs="Arial" w:eastAsia="Arial" w:hAnsi="Arial"/>
@@ -3765,7 +3840,7 @@
                   <w:szCs w:val="16"/>
                   <w:u w:val="single" w:color="2E75B6"/>
                 </w:rPr>
-                <w:t xml:space="preserve">Organism growth and the environment</w:t>
+                <w:t xml:space="preserve">Seed Dormancy and Germination - Advanced (Flexbook)</w:t>
               </w:r>
             </w:hyperlink>
           </w:p>
@@ -3781,7 +3856,7 @@
                 <w:sz w:val="14"/>
                 <w:szCs w:val="14"/>
               </w:rPr>
-              <w:t xml:space="preserve">Source: Khan Academy (English - US curriculum)</w:t>
+              <w:t xml:space="preserve">Source: CK-12</w:t>
             </w:r>
           </w:p>
           <w:p>
@@ -3789,85 +3864,7 @@
               <w:spacing w:after="10" w:before="0"/>
               <w:ind w:left="120"/>
             </w:pPr>
-            <w:hyperlink w:history="1" r:id="rIdd2djjogc_rfqyprrjpckt">
-              <w:r>
-                <w:rPr>
-                  <w:rFonts w:ascii="Arial" w:cs="Arial" w:eastAsia="Arial" w:hAnsi="Arial"/>
-                  <w:color w:val="595959"/>
-                  <w:sz w:val="14"/>
-                  <w:szCs w:val="14"/>
-                  <w:u w:val="single" w:color="595959"/>
-                </w:rPr>
-                <w:t xml:space="preserve">🔍 Search ARES for similar videos</w:t>
-              </w:r>
-            </w:hyperlink>
-          </w:p>
-          <w:p>
-            <w:pPr>
-              <w:spacing w:after="40" w:before="0"/>
-            </w:pPr>
-            <w:r>
-              <w:rPr>
-                <w:sz w:val="14"/>
-                <w:szCs w:val="14"/>
-              </w:rPr>
-              <w:t xml:space="preserve"/>
-            </w:r>
-          </w:p>
-          <w:p>
-            <w:pPr>
-              <w:spacing w:after="20" w:before="0"/>
-            </w:pPr>
-            <w:r>
-              <w:rPr>
-                <w:rFonts w:ascii="Arial" w:cs="Arial" w:eastAsia="Arial" w:hAnsi="Arial"/>
-                <w:b/>
-                <w:bCs/>
-                <w:color w:val="1F3864"/>
-                <w:sz w:val="16"/>
-                <w:szCs w:val="16"/>
-              </w:rPr>
-              <w:t xml:space="preserve">📖 HTML:</w:t>
-            </w:r>
-          </w:p>
-          <w:p>
-            <w:pPr>
-              <w:spacing w:after="20" w:before="0"/>
-            </w:pPr>
-            <w:hyperlink w:history="1" r:id="rId7906ldnsnlcdhkcqg-bt0">
-              <w:r>
-                <w:rPr>
-                  <w:rFonts w:ascii="Arial" w:cs="Arial" w:eastAsia="Arial" w:hAnsi="Arial"/>
-                  <w:color w:val="2E75B6"/>
-                  <w:sz w:val="16"/>
-                  <w:szCs w:val="16"/>
-                  <w:u w:val="single" w:color="2E75B6"/>
-                </w:rPr>
-                <w:t xml:space="preserve">Exponential Growth and Decay (Flexbook)</w:t>
-              </w:r>
-            </w:hyperlink>
-          </w:p>
-          <w:p>
-            <w:pPr>
-              <w:spacing w:after="10" w:before="0"/>
-              <w:ind w:left="120"/>
-            </w:pPr>
-            <w:r>
-              <w:rPr>
-                <w:rFonts w:ascii="Arial" w:cs="Arial" w:eastAsia="Arial" w:hAnsi="Arial"/>
-                <w:color w:val="595959"/>
-                <w:sz w:val="14"/>
-                <w:szCs w:val="14"/>
-              </w:rPr>
-              <w:t xml:space="preserve">Source: CK-12</w:t>
-            </w:r>
-          </w:p>
-          <w:p>
-            <w:pPr>
-              <w:spacing w:after="10" w:before="0"/>
-              <w:ind w:left="120"/>
-            </w:pPr>
-            <w:hyperlink w:history="1" r:id="rIdaodrxzmuqkmcemojac55_">
+            <w:hyperlink w:history="1" r:id="rIdhr6mbrnwbirbprzq0ygn5">
               <w:r>
                 <w:rPr>
                   <w:rFonts w:ascii="Arial" w:cs="Arial" w:eastAsia="Arial" w:hAnsi="Arial"/>
@@ -4062,7 +4059,84 @@
             <w:pPr>
               <w:spacing w:after="20" w:before="0"/>
             </w:pPr>
-            <w:hyperlink w:history="1" r:id="rId2jej9jlf8rbvpzdt4xhgy">
+            <w:r>
+              <w:rPr>
+                <w:rFonts w:ascii="Arial" w:cs="Arial" w:eastAsia="Arial" w:hAnsi="Arial"/>
+                <w:i/>
+                <w:iCs/>
+                <w:color w:val="595959"/>
+                <w:sz w:val="16"/>
+                <w:szCs w:val="16"/>
+              </w:rPr>
+              <w:t xml:space="preserve">No closely matching video in the ARES library for this activity.</w:t>
+            </w:r>
+          </w:p>
+          <w:p>
+            <w:pPr>
+              <w:spacing w:after="10" w:before="0"/>
+              <w:ind w:left="120"/>
+            </w:pPr>
+            <w:hyperlink w:history="1" r:id="rIdfktuiaxwsijcpfxx-dbv6">
+              <w:r>
+                <w:rPr>
+                  <w:rFonts w:ascii="Arial" w:cs="Arial" w:eastAsia="Arial" w:hAnsi="Arial"/>
+                  <w:color w:val="595959"/>
+                  <w:sz w:val="14"/>
+                  <w:szCs w:val="14"/>
+                  <w:u w:val="single" w:color="595959"/>
+                </w:rPr>
+                <w:t xml:space="preserve">🔍 Search ARES for videos</w:t>
+              </w:r>
+            </w:hyperlink>
+          </w:p>
+          <w:p>
+            <w:pPr>
+              <w:spacing w:after="10" w:before="0"/>
+              <w:ind w:left="120"/>
+            </w:pPr>
+            <w:r>
+              <w:rPr>
+                <w:rFonts w:ascii="Arial" w:cs="Arial" w:eastAsia="Arial" w:hAnsi="Arial"/>
+                <w:color w:val="595959"/>
+                <w:sz w:val="14"/>
+                <w:szCs w:val="14"/>
+              </w:rPr>
+              <w:t xml:space="preserve">Search terms: plant growth development germination</w:t>
+            </w:r>
+          </w:p>
+          <w:p>
+            <w:pPr>
+              <w:spacing w:after="40" w:before="0"/>
+            </w:pPr>
+            <w:r>
+              <w:rPr>
+                <w:sz w:val="14"/>
+                <w:szCs w:val="14"/>
+              </w:rPr>
+              <w:t xml:space="preserve"/>
+            </w:r>
+          </w:p>
+          <w:p>
+            <w:pPr>
+              <w:spacing w:after="20" w:before="0"/>
+            </w:pPr>
+            <w:r>
+              <w:rPr>
+                <w:rFonts w:ascii="Arial" w:cs="Arial" w:eastAsia="Arial" w:hAnsi="Arial"/>
+                <w:b/>
+                <w:bCs/>
+                <w:color w:val="1F3864"/>
+                <w:sz w:val="16"/>
+                <w:szCs w:val="16"/>
+              </w:rPr>
+              <w:t xml:space="preserve">📖 HTML:</w:t>
+            </w:r>
+          </w:p>
+          <w:p>
+            <w:pPr>
+              <w:spacing w:after="20" w:before="0"/>
+            </w:pPr>
+            <w:hyperlink w:history="1" r:id="rIdpm3mexz59cbjfm9s0lqtb">
               <w:r>
                 <w:rPr>
                   <w:rFonts w:ascii="Arial" w:cs="Arial" w:eastAsia="Arial" w:hAnsi="Arial"/>
@@ -4071,7 +4145,7 @@
                   <w:szCs w:val="16"/>
                   <w:u w:val="single" w:color="2E75B6"/>
                 </w:rPr>
-                <w:t xml:space="preserve">Organism growth and the environment</w:t>
+                <w:t xml:space="preserve">Seed Dormancy and Germination - Advanced (Flexbook)</w:t>
               </w:r>
             </w:hyperlink>
           </w:p>
@@ -4087,7 +4161,7 @@
                 <w:sz w:val="14"/>
                 <w:szCs w:val="14"/>
               </w:rPr>
-              <w:t xml:space="preserve">Source: Khan Academy (English - US curriculum)</w:t>
+              <w:t xml:space="preserve">Source: CK-12</w:t>
             </w:r>
           </w:p>
           <w:p>
@@ -4095,85 +4169,7 @@
               <w:spacing w:after="10" w:before="0"/>
               <w:ind w:left="120"/>
             </w:pPr>
-            <w:hyperlink w:history="1" r:id="rIdmtcqp6cusjp8lce9hjr8y">
-              <w:r>
-                <w:rPr>
-                  <w:rFonts w:ascii="Arial" w:cs="Arial" w:eastAsia="Arial" w:hAnsi="Arial"/>
-                  <w:color w:val="595959"/>
-                  <w:sz w:val="14"/>
-                  <w:szCs w:val="14"/>
-                  <w:u w:val="single" w:color="595959"/>
-                </w:rPr>
-                <w:t xml:space="preserve">🔍 Search ARES for similar videos</w:t>
-              </w:r>
-            </w:hyperlink>
-          </w:p>
-          <w:p>
-            <w:pPr>
-              <w:spacing w:after="40" w:before="0"/>
-            </w:pPr>
-            <w:r>
-              <w:rPr>
-                <w:sz w:val="14"/>
-                <w:szCs w:val="14"/>
-              </w:rPr>
-              <w:t xml:space="preserve"/>
-            </w:r>
-          </w:p>
-          <w:p>
-            <w:pPr>
-              <w:spacing w:after="20" w:before="0"/>
-            </w:pPr>
-            <w:r>
-              <w:rPr>
-                <w:rFonts w:ascii="Arial" w:cs="Arial" w:eastAsia="Arial" w:hAnsi="Arial"/>
-                <w:b/>
-                <w:bCs/>
-                <w:color w:val="1F3864"/>
-                <w:sz w:val="16"/>
-                <w:szCs w:val="16"/>
-              </w:rPr>
-              <w:t xml:space="preserve">📖 HTML:</w:t>
-            </w:r>
-          </w:p>
-          <w:p>
-            <w:pPr>
-              <w:spacing w:after="20" w:before="0"/>
-            </w:pPr>
-            <w:hyperlink w:history="1" r:id="rIdhmju8knxwfcqybme0zb4e">
-              <w:r>
-                <w:rPr>
-                  <w:rFonts w:ascii="Arial" w:cs="Arial" w:eastAsia="Arial" w:hAnsi="Arial"/>
-                  <w:color w:val="2E75B6"/>
-                  <w:sz w:val="16"/>
-                  <w:szCs w:val="16"/>
-                  <w:u w:val="single" w:color="2E75B6"/>
-                </w:rPr>
-                <w:t xml:space="preserve">Exponential Growth and Decay (Flexbook)</w:t>
-              </w:r>
-            </w:hyperlink>
-          </w:p>
-          <w:p>
-            <w:pPr>
-              <w:spacing w:after="10" w:before="0"/>
-              <w:ind w:left="120"/>
-            </w:pPr>
-            <w:r>
-              <w:rPr>
-                <w:rFonts w:ascii="Arial" w:cs="Arial" w:eastAsia="Arial" w:hAnsi="Arial"/>
-                <w:color w:val="595959"/>
-                <w:sz w:val="14"/>
-                <w:szCs w:val="14"/>
-              </w:rPr>
-              <w:t xml:space="preserve">Source: CK-12</w:t>
-            </w:r>
-          </w:p>
-          <w:p>
-            <w:pPr>
-              <w:spacing w:after="10" w:before="0"/>
-              <w:ind w:left="120"/>
-            </w:pPr>
-            <w:hyperlink w:history="1" r:id="rIdxfrxnusxvhb0wg7tuoagc">
+            <w:hyperlink w:history="1" r:id="rIdyregin0cikciqzxpasb6d">
               <w:r>
                 <w:rPr>
                   <w:rFonts w:ascii="Arial" w:cs="Arial" w:eastAsia="Arial" w:hAnsi="Arial"/>
@@ -4368,7 +4364,84 @@
             <w:pPr>
               <w:spacing w:after="20" w:before="0"/>
             </w:pPr>
-            <w:hyperlink w:history="1" r:id="rIdqaxp5s-xb3q3ztn9tjesj">
+            <w:r>
+              <w:rPr>
+                <w:rFonts w:ascii="Arial" w:cs="Arial" w:eastAsia="Arial" w:hAnsi="Arial"/>
+                <w:i/>
+                <w:iCs/>
+                <w:color w:val="595959"/>
+                <w:sz w:val="16"/>
+                <w:szCs w:val="16"/>
+              </w:rPr>
+              <w:t xml:space="preserve">No closely matching video in the ARES library for this activity.</w:t>
+            </w:r>
+          </w:p>
+          <w:p>
+            <w:pPr>
+              <w:spacing w:after="10" w:before="0"/>
+              <w:ind w:left="120"/>
+            </w:pPr>
+            <w:hyperlink w:history="1" r:id="rIdnfqgkywcylcwhcznoiezg">
+              <w:r>
+                <w:rPr>
+                  <w:rFonts w:ascii="Arial" w:cs="Arial" w:eastAsia="Arial" w:hAnsi="Arial"/>
+                  <w:color w:val="595959"/>
+                  <w:sz w:val="14"/>
+                  <w:szCs w:val="14"/>
+                  <w:u w:val="single" w:color="595959"/>
+                </w:rPr>
+                <w:t xml:space="preserve">🔍 Search ARES for videos</w:t>
+              </w:r>
+            </w:hyperlink>
+          </w:p>
+          <w:p>
+            <w:pPr>
+              <w:spacing w:after="10" w:before="0"/>
+              <w:ind w:left="120"/>
+            </w:pPr>
+            <w:r>
+              <w:rPr>
+                <w:rFonts w:ascii="Arial" w:cs="Arial" w:eastAsia="Arial" w:hAnsi="Arial"/>
+                <w:color w:val="595959"/>
+                <w:sz w:val="14"/>
+                <w:szCs w:val="14"/>
+              </w:rPr>
+              <w:t xml:space="preserve">Search terms: plant growth development germination</w:t>
+            </w:r>
+          </w:p>
+          <w:p>
+            <w:pPr>
+              <w:spacing w:after="40" w:before="0"/>
+            </w:pPr>
+            <w:r>
+              <w:rPr>
+                <w:sz w:val="14"/>
+                <w:szCs w:val="14"/>
+              </w:rPr>
+              <w:t xml:space="preserve"/>
+            </w:r>
+          </w:p>
+          <w:p>
+            <w:pPr>
+              <w:spacing w:after="20" w:before="0"/>
+            </w:pPr>
+            <w:r>
+              <w:rPr>
+                <w:rFonts w:ascii="Arial" w:cs="Arial" w:eastAsia="Arial" w:hAnsi="Arial"/>
+                <w:b/>
+                <w:bCs/>
+                <w:color w:val="1F3864"/>
+                <w:sz w:val="16"/>
+                <w:szCs w:val="16"/>
+              </w:rPr>
+              <w:t xml:space="preserve">📖 HTML:</w:t>
+            </w:r>
+          </w:p>
+          <w:p>
+            <w:pPr>
+              <w:spacing w:after="20" w:before="0"/>
+            </w:pPr>
+            <w:hyperlink w:history="1" r:id="rIdm6w2cnrbgnbhrtgbx4nzp">
               <w:r>
                 <w:rPr>
                   <w:rFonts w:ascii="Arial" w:cs="Arial" w:eastAsia="Arial" w:hAnsi="Arial"/>
@@ -4377,7 +4450,7 @@
                   <w:szCs w:val="16"/>
                   <w:u w:val="single" w:color="2E75B6"/>
                 </w:rPr>
-                <w:t xml:space="preserve">Organism growth and the environment</w:t>
+                <w:t xml:space="preserve">Seed Dormancy and Germination - Advanced (Flexbook)</w:t>
               </w:r>
             </w:hyperlink>
           </w:p>
@@ -4393,7 +4466,7 @@
                 <w:sz w:val="14"/>
                 <w:szCs w:val="14"/>
               </w:rPr>
-              <w:t xml:space="preserve">Source: Khan Academy (English - US curriculum)</w:t>
+              <w:t xml:space="preserve">Source: CK-12</w:t>
             </w:r>
           </w:p>
           <w:p>
@@ -4401,85 +4474,7 @@
               <w:spacing w:after="10" w:before="0"/>
               <w:ind w:left="120"/>
             </w:pPr>
-            <w:hyperlink w:history="1" r:id="rIdkcysqcpjub9xdjeiqlhe4">
-              <w:r>
-                <w:rPr>
-                  <w:rFonts w:ascii="Arial" w:cs="Arial" w:eastAsia="Arial" w:hAnsi="Arial"/>
-                  <w:color w:val="595959"/>
-                  <w:sz w:val="14"/>
-                  <w:szCs w:val="14"/>
-                  <w:u w:val="single" w:color="595959"/>
-                </w:rPr>
-                <w:t xml:space="preserve">🔍 Search ARES for similar videos</w:t>
-              </w:r>
-            </w:hyperlink>
-          </w:p>
-          <w:p>
-            <w:pPr>
-              <w:spacing w:after="40" w:before="0"/>
-            </w:pPr>
-            <w:r>
-              <w:rPr>
-                <w:sz w:val="14"/>
-                <w:szCs w:val="14"/>
-              </w:rPr>
-              <w:t xml:space="preserve"/>
-            </w:r>
-          </w:p>
-          <w:p>
-            <w:pPr>
-              <w:spacing w:after="20" w:before="0"/>
-            </w:pPr>
-            <w:r>
-              <w:rPr>
-                <w:rFonts w:ascii="Arial" w:cs="Arial" w:eastAsia="Arial" w:hAnsi="Arial"/>
-                <w:b/>
-                <w:bCs/>
-                <w:color w:val="1F3864"/>
-                <w:sz w:val="16"/>
-                <w:szCs w:val="16"/>
-              </w:rPr>
-              <w:t xml:space="preserve">📖 HTML:</w:t>
-            </w:r>
-          </w:p>
-          <w:p>
-            <w:pPr>
-              <w:spacing w:after="20" w:before="0"/>
-            </w:pPr>
-            <w:hyperlink w:history="1" r:id="rIdmrgfl98dyvfcoir7fwwqd">
-              <w:r>
-                <w:rPr>
-                  <w:rFonts w:ascii="Arial" w:cs="Arial" w:eastAsia="Arial" w:hAnsi="Arial"/>
-                  <w:color w:val="2E75B6"/>
-                  <w:sz w:val="16"/>
-                  <w:szCs w:val="16"/>
-                  <w:u w:val="single" w:color="2E75B6"/>
-                </w:rPr>
-                <w:t xml:space="preserve">Exponential Growth and Decay (Flexbook)</w:t>
-              </w:r>
-            </w:hyperlink>
-          </w:p>
-          <w:p>
-            <w:pPr>
-              <w:spacing w:after="10" w:before="0"/>
-              <w:ind w:left="120"/>
-            </w:pPr>
-            <w:r>
-              <w:rPr>
-                <w:rFonts w:ascii="Arial" w:cs="Arial" w:eastAsia="Arial" w:hAnsi="Arial"/>
-                <w:color w:val="595959"/>
-                <w:sz w:val="14"/>
-                <w:szCs w:val="14"/>
-              </w:rPr>
-              <w:t xml:space="preserve">Source: CK-12</w:t>
-            </w:r>
-          </w:p>
-          <w:p>
-            <w:pPr>
-              <w:spacing w:after="10" w:before="0"/>
-              <w:ind w:left="120"/>
-            </w:pPr>
-            <w:hyperlink w:history="1" r:id="rIdhzhbauzku6w_3tjejkv20">
+            <w:hyperlink w:history="1" r:id="rIdrvweuytshuihs_kotslpi">
               <w:r>
                 <w:rPr>
                   <w:rFonts w:ascii="Arial" w:cs="Arial" w:eastAsia="Arial" w:hAnsi="Arial"/>
@@ -5966,7 +5961,7 @@
             <w:pPr>
               <w:spacing w:after="20" w:before="0"/>
             </w:pPr>
-            <w:hyperlink w:history="1" r:id="rIdisfpxbbi0aqb6kva_9qhr">
+            <w:hyperlink w:history="1" r:id="rIdhmiszxqh1v2f8zxvbyors">
               <w:r>
                 <w:rPr>
                   <w:rFonts w:ascii="Arial" w:cs="Arial" w:eastAsia="Arial" w:hAnsi="Arial"/>
@@ -5975,7 +5970,7 @@
                   <w:szCs w:val="16"/>
                   <w:u w:val="single" w:color="2E75B6"/>
                 </w:rPr>
-                <w:t xml:space="preserve">Organism growth and the environment</w:t>
+                <w:t xml:space="preserve">Human fertilization and early development</w:t>
               </w:r>
             </w:hyperlink>
           </w:p>
@@ -5999,7 +5994,7 @@
               <w:spacing w:after="10" w:before="0"/>
               <w:ind w:left="120"/>
             </w:pPr>
-            <w:hyperlink w:history="1" r:id="rIdoscze0c7ckgcoxlye0jye">
+            <w:hyperlink w:history="1" r:id="rIdwykxkiv8gy955gw5o2yao">
               <w:r>
                 <w:rPr>
                   <w:rFonts w:ascii="Arial" w:cs="Arial" w:eastAsia="Arial" w:hAnsi="Arial"/>
@@ -6044,7 +6039,7 @@
             <w:pPr>
               <w:spacing w:after="20" w:before="0"/>
             </w:pPr>
-            <w:hyperlink w:history="1" r:id="rIdtgptevzblfwma-5pxxkc8">
+            <w:hyperlink w:history="1" r:id="rIdf6ag2ylqwpjp1qsh0zhjd">
               <w:r>
                 <w:rPr>
                   <w:rFonts w:ascii="Arial" w:cs="Arial" w:eastAsia="Arial" w:hAnsi="Arial"/>
@@ -6053,7 +6048,7 @@
                   <w:szCs w:val="16"/>
                   <w:u w:val="single" w:color="2E75B6"/>
                 </w:rPr>
-                <w:t xml:space="preserve">Seeds and Seed Dispersal (Flexbook)</w:t>
+                <w:t xml:space="preserve">Seed Dormancy and Germination - Advanced (Flexbook)</w:t>
               </w:r>
             </w:hyperlink>
           </w:p>
@@ -6077,7 +6072,7 @@
               <w:spacing w:after="10" w:before="0"/>
               <w:ind w:left="120"/>
             </w:pPr>
-            <w:hyperlink w:history="1" r:id="rIdzfnzdbmmsgcozm4qd36bq">
+            <w:hyperlink w:history="1" r:id="rIdmfkx8wuawl4kepwtcgzud">
               <w:r>
                 <w:rPr>
                   <w:rFonts w:ascii="Arial" w:cs="Arial" w:eastAsia="Arial" w:hAnsi="Arial"/>
@@ -6272,7 +6267,7 @@
             <w:pPr>
               <w:spacing w:after="20" w:before="0"/>
             </w:pPr>
-            <w:hyperlink w:history="1" r:id="rId4jzrvlmxrpwqqerwtpc_t">
+            <w:hyperlink w:history="1" r:id="rIdc-bcaytesuttasf5yruld">
               <w:r>
                 <w:rPr>
                   <w:rFonts w:ascii="Arial" w:cs="Arial" w:eastAsia="Arial" w:hAnsi="Arial"/>
@@ -6281,7 +6276,7 @@
                   <w:szCs w:val="16"/>
                   <w:u w:val="single" w:color="2E75B6"/>
                 </w:rPr>
-                <w:t xml:space="preserve">Organism growth and the environment</w:t>
+                <w:t xml:space="preserve">Embryonic stem cells -dubbed(KY)</w:t>
               </w:r>
             </w:hyperlink>
           </w:p>
@@ -6297,7 +6292,7 @@
                 <w:sz w:val="14"/>
                 <w:szCs w:val="14"/>
               </w:rPr>
-              <w:t xml:space="preserve">Source: Khan Academy (English - US curriculum)</w:t>
+              <w:t xml:space="preserve">Source: Khan Academy (Kiswahili)</w:t>
             </w:r>
           </w:p>
           <w:p>
@@ -6305,7 +6300,7 @@
               <w:spacing w:after="10" w:before="0"/>
               <w:ind w:left="120"/>
             </w:pPr>
-            <w:hyperlink w:history="1" r:id="rIdoemwd8iszoy8wn-xk05wj">
+            <w:hyperlink w:history="1" r:id="rIdl0ki8cso1ut3viilczstw">
               <w:r>
                 <w:rPr>
                   <w:rFonts w:ascii="Arial" w:cs="Arial" w:eastAsia="Arial" w:hAnsi="Arial"/>
@@ -6350,7 +6345,7 @@
             <w:pPr>
               <w:spacing w:after="20" w:before="0"/>
             </w:pPr>
-            <w:hyperlink w:history="1" r:id="rIdoni3zitteelira0908gdj">
+            <w:hyperlink w:history="1" r:id="rIdpiqhm_suk3rq-1vz9gzyo">
               <w:r>
                 <w:rPr>
                   <w:rFonts w:ascii="Arial" w:cs="Arial" w:eastAsia="Arial" w:hAnsi="Arial"/>
@@ -6359,7 +6354,7 @@
                   <w:szCs w:val="16"/>
                   <w:u w:val="single" w:color="2E75B6"/>
                 </w:rPr>
-                <w:t xml:space="preserve">Seeds and Seed Dispersal (Flexbook)</w:t>
+                <w:t xml:space="preserve">Seed Dormancy and Germination - Advanced (Flexbook)</w:t>
               </w:r>
             </w:hyperlink>
           </w:p>
@@ -6383,7 +6378,7 @@
               <w:spacing w:after="10" w:before="0"/>
               <w:ind w:left="120"/>
             </w:pPr>
-            <w:hyperlink w:history="1" r:id="rId6b_wrj6zzmp9mhlmczlod">
+            <w:hyperlink w:history="1" r:id="rIdcv5idjhbxeq643_qgxurf">
               <w:r>
                 <w:rPr>
                   <w:rFonts w:ascii="Arial" w:cs="Arial" w:eastAsia="Arial" w:hAnsi="Arial"/>
@@ -6578,7 +6573,7 @@
             <w:pPr>
               <w:spacing w:after="20" w:before="0"/>
             </w:pPr>
-            <w:hyperlink w:history="1" r:id="rIdjc2iyiqnmkmxzj60abwwa">
+            <w:hyperlink w:history="1" r:id="rIdrqcvvsn689etqwv1dkl78">
               <w:r>
                 <w:rPr>
                   <w:rFonts w:ascii="Arial" w:cs="Arial" w:eastAsia="Arial" w:hAnsi="Arial"/>
@@ -6587,7 +6582,7 @@
                   <w:szCs w:val="16"/>
                   <w:u w:val="single" w:color="2E75B6"/>
                 </w:rPr>
-                <w:t xml:space="preserve">Organism growth and the environment</w:t>
+                <w:t xml:space="preserve">Human fertilization and early development</w:t>
               </w:r>
             </w:hyperlink>
           </w:p>
@@ -6611,7 +6606,7 @@
               <w:spacing w:after="10" w:before="0"/>
               <w:ind w:left="120"/>
             </w:pPr>
-            <w:hyperlink w:history="1" r:id="rIdo7vy0cknnhwqe0_pbvbxp">
+            <w:hyperlink w:history="1" r:id="rIdmr1eps5wxawgj-zjg1j9s">
               <w:r>
                 <w:rPr>
                   <w:rFonts w:ascii="Arial" w:cs="Arial" w:eastAsia="Arial" w:hAnsi="Arial"/>
@@ -6656,7 +6651,7 @@
             <w:pPr>
               <w:spacing w:after="20" w:before="0"/>
             </w:pPr>
-            <w:hyperlink w:history="1" r:id="rIdueewwjuyobedfaouwvpdh">
+            <w:hyperlink w:history="1" r:id="rIdcr7noef7ii1agprdzuhbx">
               <w:r>
                 <w:rPr>
                   <w:rFonts w:ascii="Arial" w:cs="Arial" w:eastAsia="Arial" w:hAnsi="Arial"/>
@@ -6665,7 +6660,7 @@
                   <w:szCs w:val="16"/>
                   <w:u w:val="single" w:color="2E75B6"/>
                 </w:rPr>
-                <w:t xml:space="preserve">Seeds and Seed Dispersal (Flexbook)</w:t>
+                <w:t xml:space="preserve">Seed Dormancy and Germination - Advanced (Flexbook)</w:t>
               </w:r>
             </w:hyperlink>
           </w:p>
@@ -6689,7 +6684,7 @@
               <w:spacing w:after="10" w:before="0"/>
               <w:ind w:left="120"/>
             </w:pPr>
-            <w:hyperlink w:history="1" r:id="rIdrtc8rysc7d4x7ynfu6wfe">
+            <w:hyperlink w:history="1" r:id="rIdp9dbe_xtgni2-pdr_urae">
               <w:r>
                 <w:rPr>
                   <w:rFonts w:ascii="Arial" w:cs="Arial" w:eastAsia="Arial" w:hAnsi="Arial"/>
@@ -6884,7 +6879,7 @@
             <w:pPr>
               <w:spacing w:after="20" w:before="0"/>
             </w:pPr>
-            <w:hyperlink w:history="1" r:id="rId0lm0liyg6qnlylqbe2zj-">
+            <w:hyperlink w:history="1" r:id="rIdyylwoowoefvwctc5ssazn">
               <w:r>
                 <w:rPr>
                   <w:rFonts w:ascii="Arial" w:cs="Arial" w:eastAsia="Arial" w:hAnsi="Arial"/>
@@ -6893,7 +6888,7 @@
                   <w:szCs w:val="16"/>
                   <w:u w:val="single" w:color="2E75B6"/>
                 </w:rPr>
-                <w:t xml:space="preserve">Organism growth and the environment</w:t>
+                <w:t xml:space="preserve">Human fertilization and early development</w:t>
               </w:r>
             </w:hyperlink>
           </w:p>
@@ -6917,7 +6912,7 @@
               <w:spacing w:after="10" w:before="0"/>
               <w:ind w:left="120"/>
             </w:pPr>
-            <w:hyperlink w:history="1" r:id="rId9g6up6zujgxh6nn_1i1ce">
+            <w:hyperlink w:history="1" r:id="rIdwvont6d9h1sbnmnisllsw">
               <w:r>
                 <w:rPr>
                   <w:rFonts w:ascii="Arial" w:cs="Arial" w:eastAsia="Arial" w:hAnsi="Arial"/>
@@ -6962,7 +6957,7 @@
             <w:pPr>
               <w:spacing w:after="20" w:before="0"/>
             </w:pPr>
-            <w:hyperlink w:history="1" r:id="rIdom69y1hb-x2uwbdos8hnb">
+            <w:hyperlink w:history="1" r:id="rIdtplpon4yeg50f3nqebf13">
               <w:r>
                 <w:rPr>
                   <w:rFonts w:ascii="Arial" w:cs="Arial" w:eastAsia="Arial" w:hAnsi="Arial"/>
@@ -6971,7 +6966,7 @@
                   <w:szCs w:val="16"/>
                   <w:u w:val="single" w:color="2E75B6"/>
                 </w:rPr>
-                <w:t xml:space="preserve">Seeds and Seed Dispersal (Flexbook)</w:t>
+                <w:t xml:space="preserve">Seed Dormancy and Germination - Advanced (Flexbook)</w:t>
               </w:r>
             </w:hyperlink>
           </w:p>
@@ -6995,7 +6990,7 @@
               <w:spacing w:after="10" w:before="0"/>
               <w:ind w:left="120"/>
             </w:pPr>
-            <w:hyperlink w:history="1" r:id="rIdvedqes8d7vcbhmvp85vxw">
+            <w:hyperlink w:history="1" r:id="rIdzy4ak89jd2-feob6lmqhr">
               <w:r>
                 <w:rPr>
                   <w:rFonts w:ascii="Arial" w:cs="Arial" w:eastAsia="Arial" w:hAnsi="Arial"/>
@@ -7190,7 +7185,7 @@
             <w:pPr>
               <w:spacing w:after="20" w:before="0"/>
             </w:pPr>
-            <w:hyperlink w:history="1" r:id="rIdd1ugrjzbtlulxjgy9-xfs">
+            <w:hyperlink w:history="1" r:id="rIddmcqzbit5sz7f6hcpmtlw">
               <w:r>
                 <w:rPr>
                   <w:rFonts w:ascii="Arial" w:cs="Arial" w:eastAsia="Arial" w:hAnsi="Arial"/>
@@ -7199,7 +7194,7 @@
                   <w:szCs w:val="16"/>
                   <w:u w:val="single" w:color="2E75B6"/>
                 </w:rPr>
-                <w:t xml:space="preserve">Organism growth and the environment</w:t>
+                <w:t xml:space="preserve">Human fertilization and early development</w:t>
               </w:r>
             </w:hyperlink>
           </w:p>
@@ -7223,7 +7218,7 @@
               <w:spacing w:after="10" w:before="0"/>
               <w:ind w:left="120"/>
             </w:pPr>
-            <w:hyperlink w:history="1" r:id="rIdgrbjaykex_viiqnan6aft">
+            <w:hyperlink w:history="1" r:id="rIdkgwakpmqlyiteymop-5lb">
               <w:r>
                 <w:rPr>
                   <w:rFonts w:ascii="Arial" w:cs="Arial" w:eastAsia="Arial" w:hAnsi="Arial"/>
@@ -7268,7 +7263,7 @@
             <w:pPr>
               <w:spacing w:after="20" w:before="0"/>
             </w:pPr>
-            <w:hyperlink w:history="1" r:id="rId7p2tl4hqxq3e3ut5y49u6">
+            <w:hyperlink w:history="1" r:id="rIdrogrt6bmq78qd1_egety2">
               <w:r>
                 <w:rPr>
                   <w:rFonts w:ascii="Arial" w:cs="Arial" w:eastAsia="Arial" w:hAnsi="Arial"/>
@@ -7277,7 +7272,7 @@
                   <w:szCs w:val="16"/>
                   <w:u w:val="single" w:color="2E75B6"/>
                 </w:rPr>
-                <w:t xml:space="preserve">Seeds and Seed Dispersal (Flexbook)</w:t>
+                <w:t xml:space="preserve">Seed Dormancy and Germination - Advanced (Flexbook)</w:t>
               </w:r>
             </w:hyperlink>
           </w:p>
@@ -7301,7 +7296,7 @@
               <w:spacing w:after="10" w:before="0"/>
               <w:ind w:left="120"/>
             </w:pPr>
-            <w:hyperlink w:history="1" r:id="rIdhrfnndyzuvbe0zymg7qfc">
+            <w:hyperlink w:history="1" r:id="rIdyxe7ww8-unupbynjoxw4p">
               <w:r>
                 <w:rPr>
                   <w:rFonts w:ascii="Arial" w:cs="Arial" w:eastAsia="Arial" w:hAnsi="Arial"/>
@@ -8788,7 +8783,7 @@
             <w:pPr>
               <w:spacing w:after="20" w:before="0"/>
             </w:pPr>
-            <w:hyperlink w:history="1" r:id="rId3xltz43rvwinxfno-bnp_">
+            <w:hyperlink w:history="1" r:id="rIdv6qhagdetc_hmzs5en1r5">
               <w:r>
                 <w:rPr>
                   <w:rFonts w:ascii="Arial" w:cs="Arial" w:eastAsia="Arial" w:hAnsi="Arial"/>
@@ -8797,7 +8792,7 @@
                   <w:szCs w:val="16"/>
                   <w:u w:val="single" w:color="2E75B6"/>
                 </w:rPr>
-                <w:t xml:space="preserve">Organism growth and the environment</w:t>
+                <w:t xml:space="preserve">Introduction to experiment design</w:t>
               </w:r>
             </w:hyperlink>
           </w:p>
@@ -8821,7 +8816,7 @@
               <w:spacing w:after="10" w:before="0"/>
               <w:ind w:left="120"/>
             </w:pPr>
-            <w:hyperlink w:history="1" r:id="rIdcj59q11goj4qtgoadzfoc">
+            <w:hyperlink w:history="1" r:id="rIdquzucy6ni16qapntyuamf">
               <w:r>
                 <w:rPr>
                   <w:rFonts w:ascii="Arial" w:cs="Arial" w:eastAsia="Arial" w:hAnsi="Arial"/>
@@ -8866,7 +8861,7 @@
             <w:pPr>
               <w:spacing w:after="20" w:before="0"/>
             </w:pPr>
-            <w:hyperlink w:history="1" r:id="rId66insubldxaqwpkbzml3i">
+            <w:hyperlink w:history="1" r:id="rId_jz9ad9g5ij0tmbjymvi_">
               <w:r>
                 <w:rPr>
                   <w:rFonts w:ascii="Arial" w:cs="Arial" w:eastAsia="Arial" w:hAnsi="Arial"/>
@@ -8899,7 +8894,7 @@
               <w:spacing w:after="10" w:before="0"/>
               <w:ind w:left="120"/>
             </w:pPr>
-            <w:hyperlink w:history="1" r:id="rIdrc5wqxug4e11obe_lt4ur">
+            <w:hyperlink w:history="1" r:id="rIdoaxewjjcpzq6tclmmdpv4">
               <w:r>
                 <w:rPr>
                   <w:rFonts w:ascii="Arial" w:cs="Arial" w:eastAsia="Arial" w:hAnsi="Arial"/>
@@ -9094,7 +9089,7 @@
             <w:pPr>
               <w:spacing w:after="20" w:before="0"/>
             </w:pPr>
-            <w:hyperlink w:history="1" r:id="rIdccybk0lki0dikcd-pbpn_">
+            <w:hyperlink w:history="1" r:id="rIdafcfrqh8swimbvtdbnugn">
               <w:r>
                 <w:rPr>
                   <w:rFonts w:ascii="Arial" w:cs="Arial" w:eastAsia="Arial" w:hAnsi="Arial"/>
@@ -9103,7 +9098,7 @@
                   <w:szCs w:val="16"/>
                   <w:u w:val="single" w:color="2E75B6"/>
                 </w:rPr>
-                <w:t xml:space="preserve">Organism growth and the environment</w:t>
+                <w:t xml:space="preserve">Resources and population growth</w:t>
               </w:r>
             </w:hyperlink>
           </w:p>
@@ -9127,7 +9122,7 @@
               <w:spacing w:after="10" w:before="0"/>
               <w:ind w:left="120"/>
             </w:pPr>
-            <w:hyperlink w:history="1" r:id="rId9-m4zfaowyqb77m-0nurs">
+            <w:hyperlink w:history="1" r:id="rId_bcyfy7r5qorzt_vl5jqg">
               <w:r>
                 <w:rPr>
                   <w:rFonts w:ascii="Arial" w:cs="Arial" w:eastAsia="Arial" w:hAnsi="Arial"/>
@@ -9172,7 +9167,7 @@
             <w:pPr>
               <w:spacing w:after="20" w:before="0"/>
             </w:pPr>
-            <w:hyperlink w:history="1" r:id="rIdhe_avoysh4zt2y6yqdzzm">
+            <w:hyperlink w:history="1" r:id="rIdc0qqaabf7ktaeiu6bxrmh">
               <w:r>
                 <w:rPr>
                   <w:rFonts w:ascii="Arial" w:cs="Arial" w:eastAsia="Arial" w:hAnsi="Arial"/>
@@ -9205,7 +9200,7 @@
               <w:spacing w:after="10" w:before="0"/>
               <w:ind w:left="120"/>
             </w:pPr>
-            <w:hyperlink w:history="1" r:id="rIdghzvw9lwrsm6dwmhxjztq">
+            <w:hyperlink w:history="1" r:id="rIdxrl5rhvppfz4uxzev086h">
               <w:r>
                 <w:rPr>
                   <w:rFonts w:ascii="Arial" w:cs="Arial" w:eastAsia="Arial" w:hAnsi="Arial"/>
@@ -9400,7 +9395,7 @@
             <w:pPr>
               <w:spacing w:after="20" w:before="0"/>
             </w:pPr>
-            <w:hyperlink w:history="1" r:id="rId6ujwe-hvsvhxl4aqwjbtn">
+            <w:hyperlink w:history="1" r:id="rId97l_djxfv2vkcnf4fkh92">
               <w:r>
                 <w:rPr>
                   <w:rFonts w:ascii="Arial" w:cs="Arial" w:eastAsia="Arial" w:hAnsi="Arial"/>
@@ -9409,7 +9404,7 @@
                   <w:szCs w:val="16"/>
                   <w:u w:val="single" w:color="2E75B6"/>
                 </w:rPr>
-                <w:t xml:space="preserve">Organism growth and the environment</w:t>
+                <w:t xml:space="preserve">Evaluating expressions with variables: temperature</w:t>
               </w:r>
             </w:hyperlink>
           </w:p>
@@ -9433,7 +9428,7 @@
               <w:spacing w:after="10" w:before="0"/>
               <w:ind w:left="120"/>
             </w:pPr>
-            <w:hyperlink w:history="1" r:id="rIdpuhd7tnninjlocie-foaa">
+            <w:hyperlink w:history="1" r:id="rIdqwuhoeczzbjgcl_8rky9_">
               <w:r>
                 <w:rPr>
                   <w:rFonts w:ascii="Arial" w:cs="Arial" w:eastAsia="Arial" w:hAnsi="Arial"/>
@@ -9478,7 +9473,7 @@
             <w:pPr>
               <w:spacing w:after="20" w:before="0"/>
             </w:pPr>
-            <w:hyperlink w:history="1" r:id="rId6miveyajbfdmbloxb2rl4">
+            <w:hyperlink w:history="1" r:id="rIdpaw-lmfebemabzwgtut5f">
               <w:r>
                 <w:rPr>
                   <w:rFonts w:ascii="Arial" w:cs="Arial" w:eastAsia="Arial" w:hAnsi="Arial"/>
@@ -9511,7 +9506,7 @@
               <w:spacing w:after="10" w:before="0"/>
               <w:ind w:left="120"/>
             </w:pPr>
-            <w:hyperlink w:history="1" r:id="rIdbr5c5y14f3zysfxh2zlhs">
+            <w:hyperlink w:history="1" r:id="rIds_vkg5e8dongltpxxywq1">
               <w:r>
                 <w:rPr>
                   <w:rFonts w:ascii="Arial" w:cs="Arial" w:eastAsia="Arial" w:hAnsi="Arial"/>
@@ -9706,7 +9701,7 @@
             <w:pPr>
               <w:spacing w:after="20" w:before="0"/>
             </w:pPr>
-            <w:hyperlink w:history="1" r:id="rId0lmsfl55z5mgawv3kiouh">
+            <w:hyperlink w:history="1" r:id="rIdxbvhv_q1etgee0wlgwyht">
               <w:r>
                 <w:rPr>
                   <w:rFonts w:ascii="Arial" w:cs="Arial" w:eastAsia="Arial" w:hAnsi="Arial"/>
@@ -9715,7 +9710,7 @@
                   <w:szCs w:val="16"/>
                   <w:u w:val="single" w:color="2E75B6"/>
                 </w:rPr>
-                <w:t xml:space="preserve">Organism growth and the environment</w:t>
+                <w:t xml:space="preserve">Photosynthesis in organisms</w:t>
               </w:r>
             </w:hyperlink>
           </w:p>
@@ -9739,7 +9734,7 @@
               <w:spacing w:after="10" w:before="0"/>
               <w:ind w:left="120"/>
             </w:pPr>
-            <w:hyperlink w:history="1" r:id="rIdipajydsp_0hggwgml_zb3">
+            <w:hyperlink w:history="1" r:id="rIdeucso2fvgesvmkb2-vspf">
               <w:r>
                 <w:rPr>
                   <w:rFonts w:ascii="Arial" w:cs="Arial" w:eastAsia="Arial" w:hAnsi="Arial"/>
@@ -9784,7 +9779,7 @@
             <w:pPr>
               <w:spacing w:after="20" w:before="0"/>
             </w:pPr>
-            <w:hyperlink w:history="1" r:id="rIdw3psjhfwrln9n7o8eefau">
+            <w:hyperlink w:history="1" r:id="rIdkul05k92e44y3myppithv">
               <w:r>
                 <w:rPr>
                   <w:rFonts w:ascii="Arial" w:cs="Arial" w:eastAsia="Arial" w:hAnsi="Arial"/>
@@ -9817,7 +9812,7 @@
               <w:spacing w:after="10" w:before="0"/>
               <w:ind w:left="120"/>
             </w:pPr>
-            <w:hyperlink w:history="1" r:id="rIdmok-qlaxfuooopuk8w6n-">
+            <w:hyperlink w:history="1" r:id="rIdqnudjtelviyol4mdaza8q">
               <w:r>
                 <w:rPr>
                   <w:rFonts w:ascii="Arial" w:cs="Arial" w:eastAsia="Arial" w:hAnsi="Arial"/>
@@ -10012,7 +10007,7 @@
             <w:pPr>
               <w:spacing w:after="20" w:before="0"/>
             </w:pPr>
-            <w:hyperlink w:history="1" r:id="rId0lmox4l2vn0wxfberjedz">
+            <w:hyperlink w:history="1" r:id="rId0q09_plmihoksrkf1grd4">
               <w:r>
                 <w:rPr>
                   <w:rFonts w:ascii="Arial" w:cs="Arial" w:eastAsia="Arial" w:hAnsi="Arial"/>
@@ -10021,7 +10016,7 @@
                   <w:szCs w:val="16"/>
                   <w:u w:val="single" w:color="2E75B6"/>
                 </w:rPr>
-                <w:t xml:space="preserve">Organism growth and the environment</w:t>
+                <w:t xml:space="preserve">Photosynthesis in ecosystems</w:t>
               </w:r>
             </w:hyperlink>
           </w:p>
@@ -10045,7 +10040,7 @@
               <w:spacing w:after="10" w:before="0"/>
               <w:ind w:left="120"/>
             </w:pPr>
-            <w:hyperlink w:history="1" r:id="rIdspfiltnf6kv_q2jpk1snp">
+            <w:hyperlink w:history="1" r:id="rIdn2-rif5iecf2thjotfaxl">
               <w:r>
                 <w:rPr>
                   <w:rFonts w:ascii="Arial" w:cs="Arial" w:eastAsia="Arial" w:hAnsi="Arial"/>
@@ -10090,7 +10085,7 @@
             <w:pPr>
               <w:spacing w:after="20" w:before="0"/>
             </w:pPr>
-            <w:hyperlink w:history="1" r:id="rIdrjx_so_fnymsxscd2inxz">
+            <w:hyperlink w:history="1" r:id="rIdb5szf03nhqg1efwszpixe">
               <w:r>
                 <w:rPr>
                   <w:rFonts w:ascii="Arial" w:cs="Arial" w:eastAsia="Arial" w:hAnsi="Arial"/>
@@ -10123,7 +10118,7 @@
               <w:spacing w:after="10" w:before="0"/>
               <w:ind w:left="120"/>
             </w:pPr>
-            <w:hyperlink w:history="1" r:id="rIdyorxt16vkdgvfr7y9vmej">
+            <w:hyperlink w:history="1" r:id="rIdvsylc5rximfls3cylaors">
               <w:r>
                 <w:rPr>
                   <w:rFonts w:ascii="Arial" w:cs="Arial" w:eastAsia="Arial" w:hAnsi="Arial"/>
@@ -11610,7 +11605,7 @@
             <w:pPr>
               <w:spacing w:after="20" w:before="0"/>
             </w:pPr>
-            <w:hyperlink w:history="1" r:id="rIdlqeqq40hx_g45deguoc4z">
+            <w:hyperlink w:history="1" r:id="rIdnmdfy3-ecko7fugs1er5g">
               <w:r>
                 <w:rPr>
                   <w:rFonts w:ascii="Arial" w:cs="Arial" w:eastAsia="Arial" w:hAnsi="Arial"/>
@@ -11619,7 +11614,7 @@
                   <w:szCs w:val="16"/>
                   <w:u w:val="single" w:color="2E75B6"/>
                 </w:rPr>
-                <w:t xml:space="preserve">Organism growth and the environment</w:t>
+                <w:t xml:space="preserve">Contextualization of the development of Islam</w:t>
               </w:r>
             </w:hyperlink>
           </w:p>
@@ -11643,7 +11638,7 @@
               <w:spacing w:after="10" w:before="0"/>
               <w:ind w:left="120"/>
             </w:pPr>
-            <w:hyperlink w:history="1" r:id="rIdqw80rrrae7b8szmf_svbs">
+            <w:hyperlink w:history="1" r:id="rIdqe-5uzwjbb56j9zeelyax">
               <w:r>
                 <w:rPr>
                   <w:rFonts w:ascii="Arial" w:cs="Arial" w:eastAsia="Arial" w:hAnsi="Arial"/>
@@ -11681,14 +11676,241 @@
                 <w:sz w:val="16"/>
                 <w:szCs w:val="16"/>
               </w:rPr>
-              <w:t xml:space="preserve">📖 HTML:</w:t>
+              <w:t xml:space="preserve">📖 READING:</w:t>
             </w:r>
           </w:p>
           <w:p>
             <w:pPr>
               <w:spacing w:after="20" w:before="0"/>
             </w:pPr>
-            <w:hyperlink w:history="1" r:id="rIdzgn1mivdh-ayd3y6y5yqu">
+            <w:r>
+              <w:rPr>
+                <w:rFonts w:ascii="Arial" w:cs="Arial" w:eastAsia="Arial" w:hAnsi="Arial"/>
+                <w:i/>
+                <w:iCs/>
+                <w:color w:val="595959"/>
+                <w:sz w:val="16"/>
+                <w:szCs w:val="16"/>
+              </w:rPr>
+              <w:t xml:space="preserve">No closely matching reading in the ARES library for this activity.</w:t>
+            </w:r>
+          </w:p>
+          <w:p>
+            <w:pPr>
+              <w:spacing w:after="10" w:before="0"/>
+              <w:ind w:left="120"/>
+            </w:pPr>
+            <w:hyperlink w:history="1" r:id="rIdmpdiajkzrjomskxkt3q_c">
+              <w:r>
+                <w:rPr>
+                  <w:rFonts w:ascii="Arial" w:cs="Arial" w:eastAsia="Arial" w:hAnsi="Arial"/>
+                  <w:color w:val="595959"/>
+                  <w:sz w:val="14"/>
+                  <w:szCs w:val="14"/>
+                  <w:u w:val="single" w:color="595959"/>
+                </w:rPr>
+                <w:t xml:space="preserve">🔍 Search ARES for readings</w:t>
+              </w:r>
+            </w:hyperlink>
+          </w:p>
+          <w:p>
+            <w:pPr>
+              <w:spacing w:after="10" w:before="0"/>
+              <w:ind w:left="120"/>
+            </w:pPr>
+            <w:r>
+              <w:rPr>
+                <w:rFonts w:ascii="Arial" w:cs="Arial" w:eastAsia="Arial" w:hAnsi="Arial"/>
+                <w:color w:val="595959"/>
+                <w:sz w:val="14"/>
+                <w:szCs w:val="14"/>
+              </w:rPr>
+              <w:t xml:space="preserve">Search terms: plant growth development epigeal</w:t>
+            </w:r>
+          </w:p>
+        </w:tc>
+        <w:tc>
+          <w:tcPr>
+            <w:tcW w:type="dxa" w:w="3040"/>
+            <w:shd w:fill="FFFFFF" w:color="auto" w:val="clear"/>
+            <w:tcMar>
+              <w:top w:type="dxa" w:w="60"/>
+              <w:left w:type="dxa" w:w="120"/>
+              <w:bottom w:type="dxa" w:w="60"/>
+              <w:right w:type="dxa" w:w="120"/>
+            </w:tcMar>
+            <w:vAlign w:val="top"/>
+          </w:tcPr>
+          <w:p>
+            <w:pPr>
+              <w:spacing w:after="40" w:before="0"/>
+              <w:jc w:val="left"/>
+            </w:pPr>
+            <w:r>
+              <w:rPr>
+                <w:rFonts w:ascii="Arial" w:cs="Arial" w:eastAsia="Arial" w:hAnsi="Arial"/>
+                <w:b w:val="false"/>
+                <w:bCs w:val="false"/>
+                <w:i w:val="false"/>
+                <w:iCs w:val="false"/>
+                <w:color w:val="000000"/>
+                <w:sz w:val="18"/>
+                <w:szCs w:val="18"/>
+              </w:rPr>
+              <w:t xml:space="preserve">Students open their notebooks to their Lesson 1 prediction entry (approximately 3 minutes). The teacher displays or reads aloud the original anchoring phenomenon description: the Kisumu farmer notices bean seedlings forming an arch above the soil while maize sends up a single green spike with the seed staying underground. Students re-read their original predictions silently (1 minute), then turn to a partner and answer: What did I think was happening then, and do I still think the same thing now after Lessons 2 and 3? Partners share briefly. The teacher then poses a focused prediction question on the board: Which part of the bean seedling do you think pushes the cotyledons above the ground? Which part of the maize seedling pushes the shoot upward while the seed stays buried? Students write a two-sentence prediction in their evidence table before examining the specimens.</w:t>
+            </w:r>
+          </w:p>
+        </w:tc>
+        <w:tc>
+          <w:tcPr>
+            <w:tcW w:type="dxa" w:w="3040"/>
+            <w:shd w:fill="F2F2F2" w:color="auto" w:val="clear"/>
+            <w:tcMar>
+              <w:top w:type="dxa" w:w="60"/>
+              <w:left w:type="dxa" w:w="120"/>
+              <w:bottom w:type="dxa" w:w="60"/>
+              <w:right w:type="dxa" w:w="120"/>
+            </w:tcMar>
+            <w:vAlign w:val="top"/>
+          </w:tcPr>
+          <w:p>
+            <w:pPr>
+              <w:spacing w:after="40" w:before="0"/>
+              <w:jc w:val="left"/>
+            </w:pPr>
+            <w:r>
+              <w:rPr>
+                <w:rFonts w:ascii="Arial" w:cs="Arial" w:eastAsia="Arial" w:hAnsi="Arial"/>
+                <w:b w:val="false"/>
+                <w:bCs w:val="false"/>
+                <w:i w:val="false"/>
+                <w:iCs w:val="false"/>
+                <w:color w:val="000000"/>
+                <w:sz w:val="18"/>
+                <w:szCs w:val="18"/>
+              </w:rPr>
+              <w:t xml:space="preserve">Teacher displays the anchoring phenomenon photograph (or re-shows the transparent containers from Lesson 1) alongside a simple sketch on the board showing a bean seedling arch above soil and a maize spike above soil with a buried seed. Teacher says: We spent Lesson 3 finding out what a seed needs to begin germinating. Today we are going to look very carefully at what happens next — the actual emergence of the seedling — and I think you are going to be able to explain the Kisumu farmer puzzle by the end of this lesson. Before we look at our specimens, I want you to go back to your very first prediction from Lesson 1. Read it. Has anything you learned in Lessons 2 or 3 changed your thinking? Take 60 seconds to read silently. [WAIT 60 seconds — teacher scans room to check engagement, does not speak.] Teacher then asks: Turn to your partner. Tell them one thing your prediction got right and one thing you are now unsure about. [WAIT 90 seconds for partner talk.] Teacher cold-calls two pairs using name sticks, affirming both confident and uncertain responses: It is completely fine to say you are still unsure — that is exactly why we observe. Teacher writes the prediction question on the board and gives students 2 minutes to write their two-sentence prediction. [WAIT 2 minutes — teacher circulates, reads over shoulders, notes 2 or 3 interesting predictions to reference later without naming students.]</w:t>
+            </w:r>
+          </w:p>
+        </w:tc>
+        <w:tc>
+          <w:tcPr>
+            <w:tcW w:type="dxa" w:w="3040"/>
+            <w:shd w:fill="FFFFFF" w:color="auto" w:val="clear"/>
+            <w:tcMar>
+              <w:top w:type="dxa" w:w="60"/>
+              <w:left w:type="dxa" w:w="120"/>
+              <w:bottom w:type="dxa" w:w="60"/>
+              <w:right w:type="dxa" w:w="120"/>
+            </w:tcMar>
+            <w:vAlign w:val="top"/>
+          </w:tcPr>
+          <w:p>
+            <w:pPr>
+              <w:spacing w:after="40" w:before="0"/>
+              <w:jc w:val="left"/>
+            </w:pPr>
+            <w:r>
+              <w:rPr>
+                <w:rFonts w:ascii="Arial" w:cs="Arial" w:eastAsia="Arial" w:hAnsi="Arial"/>
+                <w:b w:val="false"/>
+                <w:bCs w:val="false"/>
+                <w:i w:val="false"/>
+                <w:iCs w:val="false"/>
+                <w:color w:val="000000"/>
+                <w:sz w:val="18"/>
+                <w:szCs w:val="18"/>
+              </w:rPr>
+              <w:t xml:space="preserve">Activating prior knowledge through prediction revision — students compare their current thinking to their Lesson 1 thinking, making their conceptual change visible. Partner talk lowers the risk of being wrong publicly and ensures all students engage with the question before observation begins.</w:t>
+            </w:r>
+          </w:p>
+        </w:tc>
+        <w:tc>
+          <w:tcPr>
+            <w:tcW w:type="dxa" w:w="3040"/>
+            <w:shd w:fill="F2F2F2" w:color="auto" w:val="clear"/>
+            <w:tcMar>
+              <w:top w:type="dxa" w:w="60"/>
+              <w:left w:type="dxa" w:w="120"/>
+              <w:bottom w:type="dxa" w:w="60"/>
+              <w:right w:type="dxa" w:w="120"/>
+            </w:tcMar>
+            <w:vAlign w:val="top"/>
+          </w:tcPr>
+          <w:p>
+            <w:pPr>
+              <w:spacing w:after="40" w:before="0"/>
+              <w:jc w:val="left"/>
+            </w:pPr>
+            <w:r>
+              <w:rPr>
+                <w:rFonts w:ascii="Arial" w:cs="Arial" w:eastAsia="Arial" w:hAnsi="Arial"/>
+                <w:b w:val="false"/>
+                <w:bCs w:val="false"/>
+                <w:i w:val="false"/>
+                <w:iCs w:val="false"/>
+                <w:color w:val="000000"/>
+                <w:sz w:val="18"/>
+                <w:szCs w:val="18"/>
+              </w:rPr>
+              <w:t xml:space="preserve">Teacher scans written predictions during circulation. Key diagnostic indicators: (1) Do students mention any specific structure (hypocotyl, stem, shoot) or do they use vague language like just the plant pushes up? (2) Do any students already use the words epigeal or hypogeal from prior knowledge or reading? (3) Are students connecting to the seed energy / cotyledon food-store idea from Lesson 2? Teacher notes gaps to address in the Explain phase.</w:t>
+            </w:r>
+          </w:p>
+        </w:tc>
+      </w:tr>
+      <w:tr>
+        <w:tc>
+          <w:tcPr>
+            <w:tcW w:type="dxa" w:w="1520"/>
+            <w:shd w:fill="D9EEF1" w:color="auto" w:val="clear"/>
+            <w:tcMar>
+              <w:top w:type="dxa" w:w="60"/>
+              <w:left w:type="dxa" w:w="120"/>
+              <w:bottom w:type="dxa" w:w="60"/>
+              <w:right w:type="dxa" w:w="120"/>
+            </w:tcMar>
+            <w:vAlign w:val="top"/>
+          </w:tcPr>
+          <w:p>
+            <w:pPr>
+              <w:spacing w:after="40" w:before="0"/>
+              <w:jc w:val="left"/>
+            </w:pPr>
+            <w:r>
+              <w:rPr>
+                <w:rFonts w:ascii="Arial" w:cs="Arial" w:eastAsia="Arial" w:hAnsi="Arial"/>
+                <w:b/>
+                <w:bCs/>
+                <w:i w:val="false"/>
+                <w:iCs w:val="false"/>
+                <w:color w:val="000000"/>
+                <w:sz w:val="18"/>
+                <w:szCs w:val="18"/>
+              </w:rPr>
+              <w:t xml:space="preserve">Observe Phase</w:t>
+            </w:r>
+          </w:p>
+          <w:p>
+            <w:pPr>
+              <w:spacing w:after="20" w:before="0"/>
+            </w:pPr>
+            <w:r>
+              <w:rPr>
+                <w:rFonts w:ascii="Arial" w:cs="Arial" w:eastAsia="Arial" w:hAnsi="Arial"/>
+                <w:b/>
+                <w:bCs/>
+                <w:color w:val="1F3864"/>
+                <w:sz w:val="16"/>
+                <w:szCs w:val="16"/>
+              </w:rPr>
+              <w:t xml:space="preserve">📹 VIDEO:</w:t>
+            </w:r>
+          </w:p>
+          <w:p>
+            <w:pPr>
+              <w:spacing w:after="20" w:before="0"/>
+            </w:pPr>
+            <w:hyperlink w:history="1" r:id="rIdvwmaqz1thi4dlaco8ma9f">
               <w:r>
                 <w:rPr>
                   <w:rFonts w:ascii="Arial" w:cs="Arial" w:eastAsia="Arial" w:hAnsi="Arial"/>
@@ -11697,7 +11919,7 @@
                   <w:szCs w:val="16"/>
                   <w:u w:val="single" w:color="2E75B6"/>
                 </w:rPr>
-                <w:t xml:space="preserve">Seed Dormancy and Germination - Advanced (Flexbook)</w:t>
+                <w:t xml:space="preserve">WATCH: Frames in Era 3</w:t>
               </w:r>
             </w:hyperlink>
           </w:p>
@@ -11713,7 +11935,7 @@
                 <w:sz w:val="14"/>
                 <w:szCs w:val="14"/>
               </w:rPr>
-              <w:t xml:space="preserve">Source: CK-12</w:t>
+              <w:t xml:space="preserve">Source: Khan Academy (English - US curriculum)</w:t>
             </w:r>
           </w:p>
           <w:p>
@@ -11721,235 +11943,7 @@
               <w:spacing w:after="10" w:before="0"/>
               <w:ind w:left="120"/>
             </w:pPr>
-            <w:hyperlink w:history="1" r:id="rId6e-wpf7szhh7md_lhsdv-">
-              <w:r>
-                <w:rPr>
-                  <w:rFonts w:ascii="Arial" w:cs="Arial" w:eastAsia="Arial" w:hAnsi="Arial"/>
-                  <w:color w:val="595959"/>
-                  <w:sz w:val="14"/>
-                  <w:szCs w:val="14"/>
-                  <w:u w:val="single" w:color="595959"/>
-                </w:rPr>
-                <w:t xml:space="preserve">🔍 Search ARES for similar readings</w:t>
-              </w:r>
-            </w:hyperlink>
-          </w:p>
-        </w:tc>
-        <w:tc>
-          <w:tcPr>
-            <w:tcW w:type="dxa" w:w="3040"/>
-            <w:shd w:fill="FFFFFF" w:color="auto" w:val="clear"/>
-            <w:tcMar>
-              <w:top w:type="dxa" w:w="60"/>
-              <w:left w:type="dxa" w:w="120"/>
-              <w:bottom w:type="dxa" w:w="60"/>
-              <w:right w:type="dxa" w:w="120"/>
-            </w:tcMar>
-            <w:vAlign w:val="top"/>
-          </w:tcPr>
-          <w:p>
-            <w:pPr>
-              <w:spacing w:after="40" w:before="0"/>
-              <w:jc w:val="left"/>
-            </w:pPr>
-            <w:r>
-              <w:rPr>
-                <w:rFonts w:ascii="Arial" w:cs="Arial" w:eastAsia="Arial" w:hAnsi="Arial"/>
-                <w:b w:val="false"/>
-                <w:bCs w:val="false"/>
-                <w:i w:val="false"/>
-                <w:iCs w:val="false"/>
-                <w:color w:val="000000"/>
-                <w:sz w:val="18"/>
-                <w:szCs w:val="18"/>
-              </w:rPr>
-              <w:t xml:space="preserve">Students open their notebooks to their Lesson 1 prediction entry (approximately 3 minutes). The teacher displays or reads aloud the original anchoring phenomenon description: the Kisumu farmer notices bean seedlings forming an arch above the soil while maize sends up a single green spike with the seed staying underground. Students re-read their original predictions silently (1 minute), then turn to a partner and answer: What did I think was happening then, and do I still think the same thing now after Lessons 2 and 3? Partners share briefly. The teacher then poses a focused prediction question on the board: Which part of the bean seedling do you think pushes the cotyledons above the ground? Which part of the maize seedling pushes the shoot upward while the seed stays buried? Students write a two-sentence prediction in their evidence table before examining the specimens.</w:t>
-            </w:r>
-          </w:p>
-        </w:tc>
-        <w:tc>
-          <w:tcPr>
-            <w:tcW w:type="dxa" w:w="3040"/>
-            <w:shd w:fill="F2F2F2" w:color="auto" w:val="clear"/>
-            <w:tcMar>
-              <w:top w:type="dxa" w:w="60"/>
-              <w:left w:type="dxa" w:w="120"/>
-              <w:bottom w:type="dxa" w:w="60"/>
-              <w:right w:type="dxa" w:w="120"/>
-            </w:tcMar>
-            <w:vAlign w:val="top"/>
-          </w:tcPr>
-          <w:p>
-            <w:pPr>
-              <w:spacing w:after="40" w:before="0"/>
-              <w:jc w:val="left"/>
-            </w:pPr>
-            <w:r>
-              <w:rPr>
-                <w:rFonts w:ascii="Arial" w:cs="Arial" w:eastAsia="Arial" w:hAnsi="Arial"/>
-                <w:b w:val="false"/>
-                <w:bCs w:val="false"/>
-                <w:i w:val="false"/>
-                <w:iCs w:val="false"/>
-                <w:color w:val="000000"/>
-                <w:sz w:val="18"/>
-                <w:szCs w:val="18"/>
-              </w:rPr>
-              <w:t xml:space="preserve">Teacher displays the anchoring phenomenon photograph (or re-shows the transparent containers from Lesson 1) alongside a simple sketch on the board showing a bean seedling arch above soil and a maize spike above soil with a buried seed. Teacher says: We spent Lesson 3 finding out what a seed needs to begin germinating. Today we are going to look very carefully at what happens next — the actual emergence of the seedling — and I think you are going to be able to explain the Kisumu farmer puzzle by the end of this lesson. Before we look at our specimens, I want you to go back to your very first prediction from Lesson 1. Read it. Has anything you learned in Lessons 2 or 3 changed your thinking? Take 60 seconds to read silently. [WAIT 60 seconds — teacher scans room to check engagement, does not speak.] Teacher then asks: Turn to your partner. Tell them one thing your prediction got right and one thing you are now unsure about. [WAIT 90 seconds for partner talk.] Teacher cold-calls two pairs using name sticks, affirming both confident and uncertain responses: It is completely fine to say you are still unsure — that is exactly why we observe. Teacher writes the prediction question on the board and gives students 2 minutes to write their two-sentence prediction. [WAIT 2 minutes — teacher circulates, reads over shoulders, notes 2 or 3 interesting predictions to reference later without naming students.]</w:t>
-            </w:r>
-          </w:p>
-        </w:tc>
-        <w:tc>
-          <w:tcPr>
-            <w:tcW w:type="dxa" w:w="3040"/>
-            <w:shd w:fill="FFFFFF" w:color="auto" w:val="clear"/>
-            <w:tcMar>
-              <w:top w:type="dxa" w:w="60"/>
-              <w:left w:type="dxa" w:w="120"/>
-              <w:bottom w:type="dxa" w:w="60"/>
-              <w:right w:type="dxa" w:w="120"/>
-            </w:tcMar>
-            <w:vAlign w:val="top"/>
-          </w:tcPr>
-          <w:p>
-            <w:pPr>
-              <w:spacing w:after="40" w:before="0"/>
-              <w:jc w:val="left"/>
-            </w:pPr>
-            <w:r>
-              <w:rPr>
-                <w:rFonts w:ascii="Arial" w:cs="Arial" w:eastAsia="Arial" w:hAnsi="Arial"/>
-                <w:b w:val="false"/>
-                <w:bCs w:val="false"/>
-                <w:i w:val="false"/>
-                <w:iCs w:val="false"/>
-                <w:color w:val="000000"/>
-                <w:sz w:val="18"/>
-                <w:szCs w:val="18"/>
-              </w:rPr>
-              <w:t xml:space="preserve">Activating prior knowledge through prediction revision — students compare their current thinking to their Lesson 1 thinking, making their conceptual change visible. Partner talk lowers the risk of being wrong publicly and ensures all students engage with the question before observation begins.</w:t>
-            </w:r>
-          </w:p>
-        </w:tc>
-        <w:tc>
-          <w:tcPr>
-            <w:tcW w:type="dxa" w:w="3040"/>
-            <w:shd w:fill="F2F2F2" w:color="auto" w:val="clear"/>
-            <w:tcMar>
-              <w:top w:type="dxa" w:w="60"/>
-              <w:left w:type="dxa" w:w="120"/>
-              <w:bottom w:type="dxa" w:w="60"/>
-              <w:right w:type="dxa" w:w="120"/>
-            </w:tcMar>
-            <w:vAlign w:val="top"/>
-          </w:tcPr>
-          <w:p>
-            <w:pPr>
-              <w:spacing w:after="40" w:before="0"/>
-              <w:jc w:val="left"/>
-            </w:pPr>
-            <w:r>
-              <w:rPr>
-                <w:rFonts w:ascii="Arial" w:cs="Arial" w:eastAsia="Arial" w:hAnsi="Arial"/>
-                <w:b w:val="false"/>
-                <w:bCs w:val="false"/>
-                <w:i w:val="false"/>
-                <w:iCs w:val="false"/>
-                <w:color w:val="000000"/>
-                <w:sz w:val="18"/>
-                <w:szCs w:val="18"/>
-              </w:rPr>
-              <w:t xml:space="preserve">Teacher scans written predictions during circulation. Key diagnostic indicators: (1) Do students mention any specific structure (hypocotyl, stem, shoot) or do they use vague language like just the plant pushes up? (2) Do any students already use the words epigeal or hypogeal from prior knowledge or reading? (3) Are students connecting to the seed energy / cotyledon food-store idea from Lesson 2? Teacher notes gaps to address in the Explain phase.</w:t>
-            </w:r>
-          </w:p>
-        </w:tc>
-      </w:tr>
-      <w:tr>
-        <w:tc>
-          <w:tcPr>
-            <w:tcW w:type="dxa" w:w="1520"/>
-            <w:shd w:fill="D9EEF1" w:color="auto" w:val="clear"/>
-            <w:tcMar>
-              <w:top w:type="dxa" w:w="60"/>
-              <w:left w:type="dxa" w:w="120"/>
-              <w:bottom w:type="dxa" w:w="60"/>
-              <w:right w:type="dxa" w:w="120"/>
-            </w:tcMar>
-            <w:vAlign w:val="top"/>
-          </w:tcPr>
-          <w:p>
-            <w:pPr>
-              <w:spacing w:after="40" w:before="0"/>
-              <w:jc w:val="left"/>
-            </w:pPr>
-            <w:r>
-              <w:rPr>
-                <w:rFonts w:ascii="Arial" w:cs="Arial" w:eastAsia="Arial" w:hAnsi="Arial"/>
-                <w:b/>
-                <w:bCs/>
-                <w:i w:val="false"/>
-                <w:iCs w:val="false"/>
-                <w:color w:val="000000"/>
-                <w:sz w:val="18"/>
-                <w:szCs w:val="18"/>
-              </w:rPr>
-              <w:t xml:space="preserve">Observe Phase</w:t>
-            </w:r>
-          </w:p>
-          <w:p>
-            <w:pPr>
-              <w:spacing w:after="20" w:before="0"/>
-            </w:pPr>
-            <w:r>
-              <w:rPr>
-                <w:rFonts w:ascii="Arial" w:cs="Arial" w:eastAsia="Arial" w:hAnsi="Arial"/>
-                <w:b/>
-                <w:bCs/>
-                <w:color w:val="1F3864"/>
-                <w:sz w:val="16"/>
-                <w:szCs w:val="16"/>
-              </w:rPr>
-              <w:t xml:space="preserve">📹 VIDEO:</w:t>
-            </w:r>
-          </w:p>
-          <w:p>
-            <w:pPr>
-              <w:spacing w:after="20" w:before="0"/>
-            </w:pPr>
-            <w:hyperlink w:history="1" r:id="rIddpvisy-hgmst93eltqzus">
-              <w:r>
-                <w:rPr>
-                  <w:rFonts w:ascii="Arial" w:cs="Arial" w:eastAsia="Arial" w:hAnsi="Arial"/>
-                  <w:color w:val="2E75B6"/>
-                  <w:sz w:val="16"/>
-                  <w:szCs w:val="16"/>
-                  <w:u w:val="single" w:color="2E75B6"/>
-                </w:rPr>
-                <w:t xml:space="preserve">Organism growth and the environment</w:t>
-              </w:r>
-            </w:hyperlink>
-          </w:p>
-          <w:p>
-            <w:pPr>
-              <w:spacing w:after="10" w:before="0"/>
-              <w:ind w:left="120"/>
-            </w:pPr>
-            <w:r>
-              <w:rPr>
-                <w:rFonts w:ascii="Arial" w:cs="Arial" w:eastAsia="Arial" w:hAnsi="Arial"/>
-                <w:color w:val="595959"/>
-                <w:sz w:val="14"/>
-                <w:szCs w:val="14"/>
-              </w:rPr>
-              <w:t xml:space="preserve">Source: Khan Academy (English - US curriculum)</w:t>
-            </w:r>
-          </w:p>
-          <w:p>
-            <w:pPr>
-              <w:spacing w:after="10" w:before="0"/>
-              <w:ind w:left="120"/>
-            </w:pPr>
-            <w:hyperlink w:history="1" r:id="rIdspc3p294qf5jkwyukb02t">
+            <w:hyperlink w:history="1" r:id="rId48o3tuj883-fbyj7sdhpy">
               <w:r>
                 <w:rPr>
                   <w:rFonts w:ascii="Arial" w:cs="Arial" w:eastAsia="Arial" w:hAnsi="Arial"/>
@@ -11987,14 +11981,241 @@
                 <w:sz w:val="16"/>
                 <w:szCs w:val="16"/>
               </w:rPr>
-              <w:t xml:space="preserve">📖 HTML:</w:t>
+              <w:t xml:space="preserve">📖 READING:</w:t>
             </w:r>
           </w:p>
           <w:p>
             <w:pPr>
               <w:spacing w:after="20" w:before="0"/>
             </w:pPr>
-            <w:hyperlink w:history="1" r:id="rIdtzhsdhfnpn3is958hmr12">
+            <w:r>
+              <w:rPr>
+                <w:rFonts w:ascii="Arial" w:cs="Arial" w:eastAsia="Arial" w:hAnsi="Arial"/>
+                <w:i/>
+                <w:iCs/>
+                <w:color w:val="595959"/>
+                <w:sz w:val="16"/>
+                <w:szCs w:val="16"/>
+              </w:rPr>
+              <w:t xml:space="preserve">No closely matching reading in the ARES library for this activity.</w:t>
+            </w:r>
+          </w:p>
+          <w:p>
+            <w:pPr>
+              <w:spacing w:after="10" w:before="0"/>
+              <w:ind w:left="120"/>
+            </w:pPr>
+            <w:hyperlink w:history="1" r:id="rIdw4zkcl4tul_qahnhfywbj">
+              <w:r>
+                <w:rPr>
+                  <w:rFonts w:ascii="Arial" w:cs="Arial" w:eastAsia="Arial" w:hAnsi="Arial"/>
+                  <w:color w:val="595959"/>
+                  <w:sz w:val="14"/>
+                  <w:szCs w:val="14"/>
+                  <w:u w:val="single" w:color="595959"/>
+                </w:rPr>
+                <w:t xml:space="preserve">🔍 Search ARES for readings</w:t>
+              </w:r>
+            </w:hyperlink>
+          </w:p>
+          <w:p>
+            <w:pPr>
+              <w:spacing w:after="10" w:before="0"/>
+              <w:ind w:left="120"/>
+            </w:pPr>
+            <w:r>
+              <w:rPr>
+                <w:rFonts w:ascii="Arial" w:cs="Arial" w:eastAsia="Arial" w:hAnsi="Arial"/>
+                <w:color w:val="595959"/>
+                <w:sz w:val="14"/>
+                <w:szCs w:val="14"/>
+              </w:rPr>
+              <w:t xml:space="preserve">Search terms: plant growth development epigeal</w:t>
+            </w:r>
+          </w:p>
+        </w:tc>
+        <w:tc>
+          <w:tcPr>
+            <w:tcW w:type="dxa" w:w="3040"/>
+            <w:shd w:fill="FFFFFF" w:color="auto" w:val="clear"/>
+            <w:tcMar>
+              <w:top w:type="dxa" w:w="60"/>
+              <w:left w:type="dxa" w:w="120"/>
+              <w:bottom w:type="dxa" w:w="60"/>
+              <w:right w:type="dxa" w:w="120"/>
+            </w:tcMar>
+            <w:vAlign w:val="top"/>
+          </w:tcPr>
+          <w:p>
+            <w:pPr>
+              <w:spacing w:after="40" w:before="0"/>
+              <w:jc w:val="left"/>
+            </w:pPr>
+            <w:r>
+              <w:rPr>
+                <w:rFonts w:ascii="Arial" w:cs="Arial" w:eastAsia="Arial" w:hAnsi="Arial"/>
+                <w:b w:val="false"/>
+                <w:bCs w:val="false"/>
+                <w:i w:val="false"/>
+                <w:iCs w:val="false"/>
+                <w:color w:val="000000"/>
+                <w:sz w:val="18"/>
+                <w:szCs w:val="18"/>
+              </w:rPr>
+              <w:t xml:space="preserve">Groups of 4 students receive one transparent container with germinating bean seeds (approximately 5 to 7 days old) and one transparent container with germinating maize seeds (approximately 5 to 7 days old), prepared since Lesson 3. Each container is placed against the transparent side so root and shoot development is visible. Students also receive a printed or hand-drawn observation sheet with two outlines: one blank seedling space labelled BEAN and one labelled MAIZE. Step 1 (4 minutes): Students observe the bean container silently and individually, writing or sketching what they see. Prompt on board: Where are the cotyledons? What shape is the seedling making above the soil? What is below the soil? Step 2 (4 minutes): Students observe the maize container and repeat the process. Prompt on board: Where is the grain (seed)? Where is the green shoot emerging from? What is happening underground? Step 3 (3 minutes): Students share observations within their group and agree on the most important differences to report. The teacher pauses the class and asks each group to state one observation using the sentence frame: In the bean seedling we noticed BLANK, but in the maize seedling we noticed BLANK.</w:t>
+            </w:r>
+          </w:p>
+        </w:tc>
+        <w:tc>
+          <w:tcPr>
+            <w:tcW w:type="dxa" w:w="3040"/>
+            <w:shd w:fill="F2F2F2" w:color="auto" w:val="clear"/>
+            <w:tcMar>
+              <w:top w:type="dxa" w:w="60"/>
+              <w:left w:type="dxa" w:w="120"/>
+              <w:bottom w:type="dxa" w:w="60"/>
+              <w:right w:type="dxa" w:w="120"/>
+            </w:tcMar>
+            <w:vAlign w:val="top"/>
+          </w:tcPr>
+          <w:p>
+            <w:pPr>
+              <w:spacing w:after="40" w:before="0"/>
+              <w:jc w:val="left"/>
+            </w:pPr>
+            <w:r>
+              <w:rPr>
+                <w:rFonts w:ascii="Arial" w:cs="Arial" w:eastAsia="Arial" w:hAnsi="Arial"/>
+                <w:b w:val="false"/>
+                <w:bCs w:val="false"/>
+                <w:i w:val="false"/>
+                <w:iCs w:val="false"/>
+                <w:color w:val="000000"/>
+                <w:sz w:val="18"/>
+                <w:szCs w:val="18"/>
+              </w:rPr>
+              <w:t xml:space="preserve">Teacher distributes containers carefully and says: You have about 10 minutes to observe both specimens very carefully. Do not pull the seedlings out — we want to keep them alive and intact. Use your observation sheet to sketch what you see from the outside of the container. Start with the bean container. I want absolute silence for the first 4 minutes so everyone can look carefully before talking. [WAIT 4 minutes — teacher circulates, crouching to group level, pointing gently at features without naming them, e.g., Look at where the thick curved part is. Where does that part start? Where does it end?] After 4 minutes teacher says quietly: Now move to the maize container. Same careful observation. Another 4 minutes of quiet sketching. [WAIT 4 minutes — teacher continues circulating, asking probing questions to groups that finish early: Can you see where the green shoot is coming from inside the maize grain? What is still inside the soil?] After maize observation teacher says: Share with your group. You have 3 minutes. Then each group will give me one difference using the sentence frame on the board. [WAIT 3 minutes.] Teacher calls on each group in turn, recording key observations on the board in two columns headed BEAN and MAIZE. Teacher resists labelling or explaining at this stage — the goal is to capture raw observations in student language.</w:t>
+            </w:r>
+          </w:p>
+        </w:tc>
+        <w:tc>
+          <w:tcPr>
+            <w:tcW w:type="dxa" w:w="3040"/>
+            <w:shd w:fill="FFFFFF" w:color="auto" w:val="clear"/>
+            <w:tcMar>
+              <w:top w:type="dxa" w:w="60"/>
+              <w:left w:type="dxa" w:w="120"/>
+              <w:bottom w:type="dxa" w:w="60"/>
+              <w:right w:type="dxa" w:w="120"/>
+            </w:tcMar>
+            <w:vAlign w:val="top"/>
+          </w:tcPr>
+          <w:p>
+            <w:pPr>
+              <w:spacing w:after="40" w:before="0"/>
+              <w:jc w:val="left"/>
+            </w:pPr>
+            <w:r>
+              <w:rPr>
+                <w:rFonts w:ascii="Arial" w:cs="Arial" w:eastAsia="Arial" w:hAnsi="Arial"/>
+                <w:b w:val="false"/>
+                <w:bCs w:val="false"/>
+                <w:i w:val="false"/>
+                <w:iCs w:val="false"/>
+                <w:color w:val="000000"/>
+                <w:sz w:val="18"/>
+                <w:szCs w:val="18"/>
+              </w:rPr>
+              <w:t xml:space="preserve">Structured silent observation before discussion ensures all students form their own observations before being influenced by peers. The sentence frame (In the bean we noticed... but in the maize we noticed...) scaffolds comparative language and keeps observations precise. Teacher recording student observations on the board validates student voice and creates a shared data set for the Explain phase.</w:t>
+            </w:r>
+          </w:p>
+        </w:tc>
+        <w:tc>
+          <w:tcPr>
+            <w:tcW w:type="dxa" w:w="3040"/>
+            <w:shd w:fill="F2F2F2" w:color="auto" w:val="clear"/>
+            <w:tcMar>
+              <w:top w:type="dxa" w:w="60"/>
+              <w:left w:type="dxa" w:w="120"/>
+              <w:bottom w:type="dxa" w:w="60"/>
+              <w:right w:type="dxa" w:w="120"/>
+            </w:tcMar>
+            <w:vAlign w:val="top"/>
+          </w:tcPr>
+          <w:p>
+            <w:pPr>
+              <w:spacing w:after="40" w:before="0"/>
+              <w:jc w:val="left"/>
+            </w:pPr>
+            <w:r>
+              <w:rPr>
+                <w:rFonts w:ascii="Arial" w:cs="Arial" w:eastAsia="Arial" w:hAnsi="Arial"/>
+                <w:b w:val="false"/>
+                <w:bCs w:val="false"/>
+                <w:i w:val="false"/>
+                <w:iCs w:val="false"/>
+                <w:color w:val="000000"/>
+                <w:sz w:val="18"/>
+                <w:szCs w:val="18"/>
+              </w:rPr>
+              <w:t xml:space="preserve">Teacher listens for: (1) accurate location of cotyledons in each specimen (above soil for bean, underground for maize); (2) use of shape language (arch, hook, curved for bean; straight spike for maize); (3) any student who spontaneously uses the words epigeal or hypogeal; (4) misconceptions such as the maize seed dissolves underground or the bean arch is caused by wind. Teacher notes misconceptions to address directly in the Explain phase with a targeted question rather than a correction.</w:t>
+            </w:r>
+          </w:p>
+        </w:tc>
+      </w:tr>
+      <w:tr>
+        <w:tc>
+          <w:tcPr>
+            <w:tcW w:type="dxa" w:w="1520"/>
+            <w:shd w:fill="E2EFDA" w:color="auto" w:val="clear"/>
+            <w:tcMar>
+              <w:top w:type="dxa" w:w="60"/>
+              <w:left w:type="dxa" w:w="120"/>
+              <w:bottom w:type="dxa" w:w="60"/>
+              <w:right w:type="dxa" w:w="120"/>
+            </w:tcMar>
+            <w:vAlign w:val="top"/>
+          </w:tcPr>
+          <w:p>
+            <w:pPr>
+              <w:spacing w:after="40" w:before="0"/>
+              <w:jc w:val="left"/>
+            </w:pPr>
+            <w:r>
+              <w:rPr>
+                <w:rFonts w:ascii="Arial" w:cs="Arial" w:eastAsia="Arial" w:hAnsi="Arial"/>
+                <w:b/>
+                <w:bCs/>
+                <w:i w:val="false"/>
+                <w:iCs w:val="false"/>
+                <w:color w:val="000000"/>
+                <w:sz w:val="18"/>
+                <w:szCs w:val="18"/>
+              </w:rPr>
+              <w:t xml:space="preserve">Explain Phase</w:t>
+            </w:r>
+          </w:p>
+          <w:p>
+            <w:pPr>
+              <w:spacing w:after="20" w:before="0"/>
+            </w:pPr>
+            <w:r>
+              <w:rPr>
+                <w:rFonts w:ascii="Arial" w:cs="Arial" w:eastAsia="Arial" w:hAnsi="Arial"/>
+                <w:b/>
+                <w:bCs/>
+                <w:color w:val="1F3864"/>
+                <w:sz w:val="16"/>
+                <w:szCs w:val="16"/>
+              </w:rPr>
+              <w:t xml:space="preserve">📹 VIDEO:</w:t>
+            </w:r>
+          </w:p>
+          <w:p>
+            <w:pPr>
+              <w:spacing w:after="20" w:before="0"/>
+            </w:pPr>
+            <w:hyperlink w:history="1" r:id="rIdiawxxksdoyr2hhzjwyd5k">
               <w:r>
                 <w:rPr>
                   <w:rFonts w:ascii="Arial" w:cs="Arial" w:eastAsia="Arial" w:hAnsi="Arial"/>
@@ -12003,7 +12224,7 @@
                   <w:szCs w:val="16"/>
                   <w:u w:val="single" w:color="2E75B6"/>
                 </w:rPr>
-                <w:t xml:space="preserve">Seed Dormancy and Germination - Advanced (Flexbook)</w:t>
+                <w:t xml:space="preserve">Contextualization of the development of Islam</w:t>
               </w:r>
             </w:hyperlink>
           </w:p>
@@ -12019,7 +12240,7 @@
                 <w:sz w:val="14"/>
                 <w:szCs w:val="14"/>
               </w:rPr>
-              <w:t xml:space="preserve">Source: CK-12</w:t>
+              <w:t xml:space="preserve">Source: Khan Academy (English - US curriculum)</w:t>
             </w:r>
           </w:p>
           <w:p>
@@ -12027,235 +12248,7 @@
               <w:spacing w:after="10" w:before="0"/>
               <w:ind w:left="120"/>
             </w:pPr>
-            <w:hyperlink w:history="1" r:id="rIdvtrbfh6z7ccbd2eeiyviv">
-              <w:r>
-                <w:rPr>
-                  <w:rFonts w:ascii="Arial" w:cs="Arial" w:eastAsia="Arial" w:hAnsi="Arial"/>
-                  <w:color w:val="595959"/>
-                  <w:sz w:val="14"/>
-                  <w:szCs w:val="14"/>
-                  <w:u w:val="single" w:color="595959"/>
-                </w:rPr>
-                <w:t xml:space="preserve">🔍 Search ARES for similar readings</w:t>
-              </w:r>
-            </w:hyperlink>
-          </w:p>
-        </w:tc>
-        <w:tc>
-          <w:tcPr>
-            <w:tcW w:type="dxa" w:w="3040"/>
-            <w:shd w:fill="FFFFFF" w:color="auto" w:val="clear"/>
-            <w:tcMar>
-              <w:top w:type="dxa" w:w="60"/>
-              <w:left w:type="dxa" w:w="120"/>
-              <w:bottom w:type="dxa" w:w="60"/>
-              <w:right w:type="dxa" w:w="120"/>
-            </w:tcMar>
-            <w:vAlign w:val="top"/>
-          </w:tcPr>
-          <w:p>
-            <w:pPr>
-              <w:spacing w:after="40" w:before="0"/>
-              <w:jc w:val="left"/>
-            </w:pPr>
-            <w:r>
-              <w:rPr>
-                <w:rFonts w:ascii="Arial" w:cs="Arial" w:eastAsia="Arial" w:hAnsi="Arial"/>
-                <w:b w:val="false"/>
-                <w:bCs w:val="false"/>
-                <w:i w:val="false"/>
-                <w:iCs w:val="false"/>
-                <w:color w:val="000000"/>
-                <w:sz w:val="18"/>
-                <w:szCs w:val="18"/>
-              </w:rPr>
-              <w:t xml:space="preserve">Groups of 4 students receive one transparent container with germinating bean seeds (approximately 5 to 7 days old) and one transparent container with germinating maize seeds (approximately 5 to 7 days old), prepared since Lesson 3. Each container is placed against the transparent side so root and shoot development is visible. Students also receive a printed or hand-drawn observation sheet with two outlines: one blank seedling space labelled BEAN and one labelled MAIZE. Step 1 (4 minutes): Students observe the bean container silently and individually, writing or sketching what they see. Prompt on board: Where are the cotyledons? What shape is the seedling making above the soil? What is below the soil? Step 2 (4 minutes): Students observe the maize container and repeat the process. Prompt on board: Where is the grain (seed)? Where is the green shoot emerging from? What is happening underground? Step 3 (3 minutes): Students share observations within their group and agree on the most important differences to report. The teacher pauses the class and asks each group to state one observation using the sentence frame: In the bean seedling we noticed BLANK, but in the maize seedling we noticed BLANK.</w:t>
-            </w:r>
-          </w:p>
-        </w:tc>
-        <w:tc>
-          <w:tcPr>
-            <w:tcW w:type="dxa" w:w="3040"/>
-            <w:shd w:fill="F2F2F2" w:color="auto" w:val="clear"/>
-            <w:tcMar>
-              <w:top w:type="dxa" w:w="60"/>
-              <w:left w:type="dxa" w:w="120"/>
-              <w:bottom w:type="dxa" w:w="60"/>
-              <w:right w:type="dxa" w:w="120"/>
-            </w:tcMar>
-            <w:vAlign w:val="top"/>
-          </w:tcPr>
-          <w:p>
-            <w:pPr>
-              <w:spacing w:after="40" w:before="0"/>
-              <w:jc w:val="left"/>
-            </w:pPr>
-            <w:r>
-              <w:rPr>
-                <w:rFonts w:ascii="Arial" w:cs="Arial" w:eastAsia="Arial" w:hAnsi="Arial"/>
-                <w:b w:val="false"/>
-                <w:bCs w:val="false"/>
-                <w:i w:val="false"/>
-                <w:iCs w:val="false"/>
-                <w:color w:val="000000"/>
-                <w:sz w:val="18"/>
-                <w:szCs w:val="18"/>
-              </w:rPr>
-              <w:t xml:space="preserve">Teacher distributes containers carefully and says: You have about 10 minutes to observe both specimens very carefully. Do not pull the seedlings out — we want to keep them alive and intact. Use your observation sheet to sketch what you see from the outside of the container. Start with the bean container. I want absolute silence for the first 4 minutes so everyone can look carefully before talking. [WAIT 4 minutes — teacher circulates, crouching to group level, pointing gently at features without naming them, e.g., Look at where the thick curved part is. Where does that part start? Where does it end?] After 4 minutes teacher says quietly: Now move to the maize container. Same careful observation. Another 4 minutes of quiet sketching. [WAIT 4 minutes — teacher continues circulating, asking probing questions to groups that finish early: Can you see where the green shoot is coming from inside the maize grain? What is still inside the soil?] After maize observation teacher says: Share with your group. You have 3 minutes. Then each group will give me one difference using the sentence frame on the board. [WAIT 3 minutes.] Teacher calls on each group in turn, recording key observations on the board in two columns headed BEAN and MAIZE. Teacher resists labelling or explaining at this stage — the goal is to capture raw observations in student language.</w:t>
-            </w:r>
-          </w:p>
-        </w:tc>
-        <w:tc>
-          <w:tcPr>
-            <w:tcW w:type="dxa" w:w="3040"/>
-            <w:shd w:fill="FFFFFF" w:color="auto" w:val="clear"/>
-            <w:tcMar>
-              <w:top w:type="dxa" w:w="60"/>
-              <w:left w:type="dxa" w:w="120"/>
-              <w:bottom w:type="dxa" w:w="60"/>
-              <w:right w:type="dxa" w:w="120"/>
-            </w:tcMar>
-            <w:vAlign w:val="top"/>
-          </w:tcPr>
-          <w:p>
-            <w:pPr>
-              <w:spacing w:after="40" w:before="0"/>
-              <w:jc w:val="left"/>
-            </w:pPr>
-            <w:r>
-              <w:rPr>
-                <w:rFonts w:ascii="Arial" w:cs="Arial" w:eastAsia="Arial" w:hAnsi="Arial"/>
-                <w:b w:val="false"/>
-                <w:bCs w:val="false"/>
-                <w:i w:val="false"/>
-                <w:iCs w:val="false"/>
-                <w:color w:val="000000"/>
-                <w:sz w:val="18"/>
-                <w:szCs w:val="18"/>
-              </w:rPr>
-              <w:t xml:space="preserve">Structured silent observation before discussion ensures all students form their own observations before being influenced by peers. The sentence frame (In the bean we noticed... but in the maize we noticed...) scaffolds comparative language and keeps observations precise. Teacher recording student observations on the board validates student voice and creates a shared data set for the Explain phase.</w:t>
-            </w:r>
-          </w:p>
-        </w:tc>
-        <w:tc>
-          <w:tcPr>
-            <w:tcW w:type="dxa" w:w="3040"/>
-            <w:shd w:fill="F2F2F2" w:color="auto" w:val="clear"/>
-            <w:tcMar>
-              <w:top w:type="dxa" w:w="60"/>
-              <w:left w:type="dxa" w:w="120"/>
-              <w:bottom w:type="dxa" w:w="60"/>
-              <w:right w:type="dxa" w:w="120"/>
-            </w:tcMar>
-            <w:vAlign w:val="top"/>
-          </w:tcPr>
-          <w:p>
-            <w:pPr>
-              <w:spacing w:after="40" w:before="0"/>
-              <w:jc w:val="left"/>
-            </w:pPr>
-            <w:r>
-              <w:rPr>
-                <w:rFonts w:ascii="Arial" w:cs="Arial" w:eastAsia="Arial" w:hAnsi="Arial"/>
-                <w:b w:val="false"/>
-                <w:bCs w:val="false"/>
-                <w:i w:val="false"/>
-                <w:iCs w:val="false"/>
-                <w:color w:val="000000"/>
-                <w:sz w:val="18"/>
-                <w:szCs w:val="18"/>
-              </w:rPr>
-              <w:t xml:space="preserve">Teacher listens for: (1) accurate location of cotyledons in each specimen (above soil for bean, underground for maize); (2) use of shape language (arch, hook, curved for bean; straight spike for maize); (3) any student who spontaneously uses the words epigeal or hypogeal; (4) misconceptions such as the maize seed dissolves underground or the bean arch is caused by wind. Teacher notes misconceptions to address directly in the Explain phase with a targeted question rather than a correction.</w:t>
-            </w:r>
-          </w:p>
-        </w:tc>
-      </w:tr>
-      <w:tr>
-        <w:tc>
-          <w:tcPr>
-            <w:tcW w:type="dxa" w:w="1520"/>
-            <w:shd w:fill="E2EFDA" w:color="auto" w:val="clear"/>
-            <w:tcMar>
-              <w:top w:type="dxa" w:w="60"/>
-              <w:left w:type="dxa" w:w="120"/>
-              <w:bottom w:type="dxa" w:w="60"/>
-              <w:right w:type="dxa" w:w="120"/>
-            </w:tcMar>
-            <w:vAlign w:val="top"/>
-          </w:tcPr>
-          <w:p>
-            <w:pPr>
-              <w:spacing w:after="40" w:before="0"/>
-              <w:jc w:val="left"/>
-            </w:pPr>
-            <w:r>
-              <w:rPr>
-                <w:rFonts w:ascii="Arial" w:cs="Arial" w:eastAsia="Arial" w:hAnsi="Arial"/>
-                <w:b/>
-                <w:bCs/>
-                <w:i w:val="false"/>
-                <w:iCs w:val="false"/>
-                <w:color w:val="000000"/>
-                <w:sz w:val="18"/>
-                <w:szCs w:val="18"/>
-              </w:rPr>
-              <w:t xml:space="preserve">Explain Phase</w:t>
-            </w:r>
-          </w:p>
-          <w:p>
-            <w:pPr>
-              <w:spacing w:after="20" w:before="0"/>
-            </w:pPr>
-            <w:r>
-              <w:rPr>
-                <w:rFonts w:ascii="Arial" w:cs="Arial" w:eastAsia="Arial" w:hAnsi="Arial"/>
-                <w:b/>
-                <w:bCs/>
-                <w:color w:val="1F3864"/>
-                <w:sz w:val="16"/>
-                <w:szCs w:val="16"/>
-              </w:rPr>
-              <w:t xml:space="preserve">📹 VIDEO:</w:t>
-            </w:r>
-          </w:p>
-          <w:p>
-            <w:pPr>
-              <w:spacing w:after="20" w:before="0"/>
-            </w:pPr>
-            <w:hyperlink w:history="1" r:id="rIdncumx2rz0gify6ljkfmlr">
-              <w:r>
-                <w:rPr>
-                  <w:rFonts w:ascii="Arial" w:cs="Arial" w:eastAsia="Arial" w:hAnsi="Arial"/>
-                  <w:color w:val="2E75B6"/>
-                  <w:sz w:val="16"/>
-                  <w:szCs w:val="16"/>
-                  <w:u w:val="single" w:color="2E75B6"/>
-                </w:rPr>
-                <w:t xml:space="preserve">Organism growth and the environment</w:t>
-              </w:r>
-            </w:hyperlink>
-          </w:p>
-          <w:p>
-            <w:pPr>
-              <w:spacing w:after="10" w:before="0"/>
-              <w:ind w:left="120"/>
-            </w:pPr>
-            <w:r>
-              <w:rPr>
-                <w:rFonts w:ascii="Arial" w:cs="Arial" w:eastAsia="Arial" w:hAnsi="Arial"/>
-                <w:color w:val="595959"/>
-                <w:sz w:val="14"/>
-                <w:szCs w:val="14"/>
-              </w:rPr>
-              <w:t xml:space="preserve">Source: Khan Academy (English - US curriculum)</w:t>
-            </w:r>
-          </w:p>
-          <w:p>
-            <w:pPr>
-              <w:spacing w:after="10" w:before="0"/>
-              <w:ind w:left="120"/>
-            </w:pPr>
-            <w:hyperlink w:history="1" r:id="rIdw1ie119qyol66ccqkuhgc">
+            <w:hyperlink w:history="1" r:id="rIdtc0xkomy7u3cenneqqokv">
               <w:r>
                 <w:rPr>
                   <w:rFonts w:ascii="Arial" w:cs="Arial" w:eastAsia="Arial" w:hAnsi="Arial"/>
@@ -12293,14 +12286,241 @@
                 <w:sz w:val="16"/>
                 <w:szCs w:val="16"/>
               </w:rPr>
-              <w:t xml:space="preserve">📖 HTML:</w:t>
+              <w:t xml:space="preserve">📖 READING:</w:t>
             </w:r>
           </w:p>
           <w:p>
             <w:pPr>
               <w:spacing w:after="20" w:before="0"/>
             </w:pPr>
-            <w:hyperlink w:history="1" r:id="rIdoz5e98ybbuy-kc5h4oz1h">
+            <w:r>
+              <w:rPr>
+                <w:rFonts w:ascii="Arial" w:cs="Arial" w:eastAsia="Arial" w:hAnsi="Arial"/>
+                <w:i/>
+                <w:iCs/>
+                <w:color w:val="595959"/>
+                <w:sz w:val="16"/>
+                <w:szCs w:val="16"/>
+              </w:rPr>
+              <w:t xml:space="preserve">No closely matching reading in the ARES library for this activity.</w:t>
+            </w:r>
+          </w:p>
+          <w:p>
+            <w:pPr>
+              <w:spacing w:after="10" w:before="0"/>
+              <w:ind w:left="120"/>
+            </w:pPr>
+            <w:hyperlink w:history="1" r:id="rIdukruuldhcvhwu8tlkkzu3">
+              <w:r>
+                <w:rPr>
+                  <w:rFonts w:ascii="Arial" w:cs="Arial" w:eastAsia="Arial" w:hAnsi="Arial"/>
+                  <w:color w:val="595959"/>
+                  <w:sz w:val="14"/>
+                  <w:szCs w:val="14"/>
+                  <w:u w:val="single" w:color="595959"/>
+                </w:rPr>
+                <w:t xml:space="preserve">🔍 Search ARES for readings</w:t>
+              </w:r>
+            </w:hyperlink>
+          </w:p>
+          <w:p>
+            <w:pPr>
+              <w:spacing w:after="10" w:before="0"/>
+              <w:ind w:left="120"/>
+            </w:pPr>
+            <w:r>
+              <w:rPr>
+                <w:rFonts w:ascii="Arial" w:cs="Arial" w:eastAsia="Arial" w:hAnsi="Arial"/>
+                <w:color w:val="595959"/>
+                <w:sz w:val="14"/>
+                <w:szCs w:val="14"/>
+              </w:rPr>
+              <w:t xml:space="preserve">Search terms: plant growth development epigeal</w:t>
+            </w:r>
+          </w:p>
+        </w:tc>
+        <w:tc>
+          <w:tcPr>
+            <w:tcW w:type="dxa" w:w="3040"/>
+            <w:shd w:fill="FFFFFF" w:color="auto" w:val="clear"/>
+            <w:tcMar>
+              <w:top w:type="dxa" w:w="60"/>
+              <w:left w:type="dxa" w:w="120"/>
+              <w:bottom w:type="dxa" w:w="60"/>
+              <w:right w:type="dxa" w:w="120"/>
+            </w:tcMar>
+            <w:vAlign w:val="top"/>
+          </w:tcPr>
+          <w:p>
+            <w:pPr>
+              <w:spacing w:after="40" w:before="0"/>
+              <w:jc w:val="left"/>
+            </w:pPr>
+            <w:r>
+              <w:rPr>
+                <w:rFonts w:ascii="Arial" w:cs="Arial" w:eastAsia="Arial" w:hAnsi="Arial"/>
+                <w:b w:val="false"/>
+                <w:bCs w:val="false"/>
+                <w:i w:val="false"/>
+                <w:iCs w:val="false"/>
+                <w:color w:val="000000"/>
+                <w:sz w:val="18"/>
+                <w:szCs w:val="18"/>
+              </w:rPr>
+              <w:t xml:space="preserve">Teacher introduces the two terms epigeal and hypogeal using the board observations as the starting point. Students label their sketches using a guided labelling activity. Each student then completes a printed or copied Venn diagram in their notebook with the circles labelled EPIGEAL GERMINATION (BEANS) and HYPOGEAL GERMINATION (MAIZE) and the overlap labelled BOTH. Suggested content: epigeal only — cotyledons above soil, hypocotyl elongates and arches, cotyledons act as first photosynthetic leaves; hypogeal only — cotyledons remain underground, epicotyl elongates and pushes plumule up, cotyledons act purely as food store; both — radicle emerges first, seed coat splits, needs water and oxygen, has a plumule, roots anchor the seedling. After completing the Venn diagram, students write a 3-sentence explanation in their evidence table answering: Why does the Kisumu farmer see such different shapes when her bean and maize seeds germinate? Students share one sentence each with the class and the teacher compiles a class explanation on the board. Students add any missing points to their own explanation.</w:t>
+            </w:r>
+          </w:p>
+        </w:tc>
+        <w:tc>
+          <w:tcPr>
+            <w:tcW w:type="dxa" w:w="3040"/>
+            <w:shd w:fill="F2F2F2" w:color="auto" w:val="clear"/>
+            <w:tcMar>
+              <w:top w:type="dxa" w:w="60"/>
+              <w:left w:type="dxa" w:w="120"/>
+              <w:bottom w:type="dxa" w:w="60"/>
+              <w:right w:type="dxa" w:w="120"/>
+            </w:tcMar>
+            <w:vAlign w:val="top"/>
+          </w:tcPr>
+          <w:p>
+            <w:pPr>
+              <w:spacing w:after="40" w:before="0"/>
+              <w:jc w:val="left"/>
+            </w:pPr>
+            <w:r>
+              <w:rPr>
+                <w:rFonts w:ascii="Arial" w:cs="Arial" w:eastAsia="Arial" w:hAnsi="Arial"/>
+                <w:b w:val="false"/>
+                <w:bCs w:val="false"/>
+                <w:i w:val="false"/>
+                <w:iCs w:val="false"/>
+                <w:color w:val="000000"/>
+                <w:sz w:val="18"/>
+                <w:szCs w:val="18"/>
+              </w:rPr>
+              <w:t xml:space="preserve">Teacher begins the explain phase by pointing to the board observations and saying: You have just described two completely different strategies for getting a seedling out of the soil. Scientists have given these two strategies names. Listen carefully. In epigeal germination — epi means above in Greek — the cotyledons come above the soil. In hypogeal germination — hypo means below — the cotyledons stay below. Now look at your bean sketch. Which type is it? [WAIT 10 seconds.] And the maize? [WAIT 10 seconds.] Good. Now let us understand WHY. Teacher draws a simple annotated diagram on the board for each type, labelling: radicle, hypocotyl (bean — elongates, forms the arch), cotyledons (bean — above soil; maize — below soil), epicotyl (maize — elongates to push plumule up), plumule. Teacher says: I want you to label your own sketches using these labels. Take 3 minutes. [WAIT 3 minutes.] Teacher then introduces the Venn diagram task and says: I want you to sort what you know into the Venn diagram. Work individually for 4 minutes, then you can check with your partner. [WAIT 4 minutes, then 2 minutes partner check.] Teacher then asks: Now write three sentences that explain the Kisumu farmer puzzle. Start your first sentence with the word Beans... and your second with Maize... and your third with This means the farmer sees... [WAIT 3 minutes for writing.] Teacher cold-calls 3 students to share one sentence each, builds the class explanation on the board, and asks: Does anyone have a sentence that says something not yet on the board? Add it. Teacher closes the explain phase by connecting to cotyledon function from Lesson 2: Remember in Lesson 2 we said cotyledons store food. Does it matter whether the food store is above or below the soil? What are the risks for each strategy? [WAIT 30 seconds — partner talk, then two responses collected.]</w:t>
+            </w:r>
+          </w:p>
+        </w:tc>
+        <w:tc>
+          <w:tcPr>
+            <w:tcW w:type="dxa" w:w="3040"/>
+            <w:shd w:fill="FFFFFF" w:color="auto" w:val="clear"/>
+            <w:tcMar>
+              <w:top w:type="dxa" w:w="60"/>
+              <w:left w:type="dxa" w:w="120"/>
+              <w:bottom w:type="dxa" w:w="60"/>
+              <w:right w:type="dxa" w:w="120"/>
+            </w:tcMar>
+            <w:vAlign w:val="top"/>
+          </w:tcPr>
+          <w:p>
+            <w:pPr>
+              <w:spacing w:after="40" w:before="0"/>
+              <w:jc w:val="left"/>
+            </w:pPr>
+            <w:r>
+              <w:rPr>
+                <w:rFonts w:ascii="Arial" w:cs="Arial" w:eastAsia="Arial" w:hAnsi="Arial"/>
+                <w:b w:val="false"/>
+                <w:bCs w:val="false"/>
+                <w:i w:val="false"/>
+                <w:iCs w:val="false"/>
+                <w:color w:val="000000"/>
+                <w:sz w:val="18"/>
+                <w:szCs w:val="18"/>
+              </w:rPr>
+              <w:t xml:space="preserve">Concept introduction is anchored in student-generated observations rather than a definition-first approach, ensuring meaning is constructed from evidence. The Venn diagram externalises comparative thinking. The sentence frame (Beans... Maize... This means the farmer sees...) scaffolds explanation writing while keeping the anchoring phenomenon central. Connecting cotyledon position to function (photosynthesis vs. pure food storage) deepens the mechanistic explanation beyond naming.</w:t>
+            </w:r>
+          </w:p>
+        </w:tc>
+        <w:tc>
+          <w:tcPr>
+            <w:tcW w:type="dxa" w:w="3040"/>
+            <w:shd w:fill="F2F2F2" w:color="auto" w:val="clear"/>
+            <w:tcMar>
+              <w:top w:type="dxa" w:w="60"/>
+              <w:left w:type="dxa" w:w="120"/>
+              <w:bottom w:type="dxa" w:w="60"/>
+              <w:right w:type="dxa" w:w="120"/>
+            </w:tcMar>
+            <w:vAlign w:val="top"/>
+          </w:tcPr>
+          <w:p>
+            <w:pPr>
+              <w:spacing w:after="40" w:before="0"/>
+              <w:jc w:val="left"/>
+            </w:pPr>
+            <w:r>
+              <w:rPr>
+                <w:rFonts w:ascii="Arial" w:cs="Arial" w:eastAsia="Arial" w:hAnsi="Arial"/>
+                <w:b w:val="false"/>
+                <w:bCs w:val="false"/>
+                <w:i w:val="false"/>
+                <w:iCs w:val="false"/>
+                <w:color w:val="000000"/>
+                <w:sz w:val="18"/>
+                <w:szCs w:val="18"/>
+              </w:rPr>
+              <w:t xml:space="preserve">Teacher reads 6 to 8 Venn diagrams during circulation to check for: (1) correct placement of cotyledon position in the exclusive zones; (2) inclusion of structure names (hypocotyl, epicotyl) not just vague descriptions; (3) any student who confuses the hypocotyl and epicotyl roles. Three-sentence explanations are collected at the end of the lesson as a written formative product. Teacher scans for whether students connect the explanation back to the farmer context (not just definitions in isolation).</w:t>
+            </w:r>
+          </w:p>
+        </w:tc>
+      </w:tr>
+      <w:tr>
+        <w:tc>
+          <w:tcPr>
+            <w:tcW w:type="dxa" w:w="1520"/>
+            <w:shd w:fill="FCE4D6" w:color="auto" w:val="clear"/>
+            <w:tcMar>
+              <w:top w:type="dxa" w:w="60"/>
+              <w:left w:type="dxa" w:w="120"/>
+              <w:bottom w:type="dxa" w:w="60"/>
+              <w:right w:type="dxa" w:w="120"/>
+            </w:tcMar>
+            <w:vAlign w:val="top"/>
+          </w:tcPr>
+          <w:p>
+            <w:pPr>
+              <w:spacing w:after="40" w:before="0"/>
+              <w:jc w:val="left"/>
+            </w:pPr>
+            <w:r>
+              <w:rPr>
+                <w:rFonts w:ascii="Arial" w:cs="Arial" w:eastAsia="Arial" w:hAnsi="Arial"/>
+                <w:b/>
+                <w:bCs/>
+                <w:i w:val="false"/>
+                <w:iCs w:val="false"/>
+                <w:color w:val="000000"/>
+                <w:sz w:val="18"/>
+                <w:szCs w:val="18"/>
+              </w:rPr>
+              <w:t xml:space="preserve">Driving Question Board (DQB) Creation</w:t>
+            </w:r>
+          </w:p>
+          <w:p>
+            <w:pPr>
+              <w:spacing w:after="20" w:before="0"/>
+            </w:pPr>
+            <w:r>
+              <w:rPr>
+                <w:rFonts w:ascii="Arial" w:cs="Arial" w:eastAsia="Arial" w:hAnsi="Arial"/>
+                <w:b/>
+                <w:bCs/>
+                <w:color w:val="1F3864"/>
+                <w:sz w:val="16"/>
+                <w:szCs w:val="16"/>
+              </w:rPr>
+              <w:t xml:space="preserve">📹 VIDEO:</w:t>
+            </w:r>
+          </w:p>
+          <w:p>
+            <w:pPr>
+              <w:spacing w:after="20" w:before="0"/>
+            </w:pPr>
+            <w:hyperlink w:history="1" r:id="rIdp95vfrufjqtxg9parpdwc">
               <w:r>
                 <w:rPr>
                   <w:rFonts w:ascii="Arial" w:cs="Arial" w:eastAsia="Arial" w:hAnsi="Arial"/>
@@ -12309,7 +12529,7 @@
                   <w:szCs w:val="16"/>
                   <w:u w:val="single" w:color="2E75B6"/>
                 </w:rPr>
-                <w:t xml:space="preserve">Seed Dormancy and Germination - Advanced (Flexbook)</w:t>
+                <w:t xml:space="preserve">Contextualization of the development of Islam</w:t>
               </w:r>
             </w:hyperlink>
           </w:p>
@@ -12325,7 +12545,7 @@
                 <w:sz w:val="14"/>
                 <w:szCs w:val="14"/>
               </w:rPr>
-              <w:t xml:space="preserve">Source: CK-12</w:t>
+              <w:t xml:space="preserve">Source: Khan Academy (English - US curriculum)</w:t>
             </w:r>
           </w:p>
           <w:p>
@@ -12333,235 +12553,7 @@
               <w:spacing w:after="10" w:before="0"/>
               <w:ind w:left="120"/>
             </w:pPr>
-            <w:hyperlink w:history="1" r:id="rIdxdvx4p_y5dzx_yu0mca3y">
-              <w:r>
-                <w:rPr>
-                  <w:rFonts w:ascii="Arial" w:cs="Arial" w:eastAsia="Arial" w:hAnsi="Arial"/>
-                  <w:color w:val="595959"/>
-                  <w:sz w:val="14"/>
-                  <w:szCs w:val="14"/>
-                  <w:u w:val="single" w:color="595959"/>
-                </w:rPr>
-                <w:t xml:space="preserve">🔍 Search ARES for similar readings</w:t>
-              </w:r>
-            </w:hyperlink>
-          </w:p>
-        </w:tc>
-        <w:tc>
-          <w:tcPr>
-            <w:tcW w:type="dxa" w:w="3040"/>
-            <w:shd w:fill="FFFFFF" w:color="auto" w:val="clear"/>
-            <w:tcMar>
-              <w:top w:type="dxa" w:w="60"/>
-              <w:left w:type="dxa" w:w="120"/>
-              <w:bottom w:type="dxa" w:w="60"/>
-              <w:right w:type="dxa" w:w="120"/>
-            </w:tcMar>
-            <w:vAlign w:val="top"/>
-          </w:tcPr>
-          <w:p>
-            <w:pPr>
-              <w:spacing w:after="40" w:before="0"/>
-              <w:jc w:val="left"/>
-            </w:pPr>
-            <w:r>
-              <w:rPr>
-                <w:rFonts w:ascii="Arial" w:cs="Arial" w:eastAsia="Arial" w:hAnsi="Arial"/>
-                <w:b w:val="false"/>
-                <w:bCs w:val="false"/>
-                <w:i w:val="false"/>
-                <w:iCs w:val="false"/>
-                <w:color w:val="000000"/>
-                <w:sz w:val="18"/>
-                <w:szCs w:val="18"/>
-              </w:rPr>
-              <w:t xml:space="preserve">Teacher introduces the two terms epigeal and hypogeal using the board observations as the starting point. Students label their sketches using a guided labelling activity. Each student then completes a printed or copied Venn diagram in their notebook with the circles labelled EPIGEAL GERMINATION (BEANS) and HYPOGEAL GERMINATION (MAIZE) and the overlap labelled BOTH. Suggested content: epigeal only — cotyledons above soil, hypocotyl elongates and arches, cotyledons act as first photosynthetic leaves; hypogeal only — cotyledons remain underground, epicotyl elongates and pushes plumule up, cotyledons act purely as food store; both — radicle emerges first, seed coat splits, needs water and oxygen, has a plumule, roots anchor the seedling. After completing the Venn diagram, students write a 3-sentence explanation in their evidence table answering: Why does the Kisumu farmer see such different shapes when her bean and maize seeds germinate? Students share one sentence each with the class and the teacher compiles a class explanation on the board. Students add any missing points to their own explanation.</w:t>
-            </w:r>
-          </w:p>
-        </w:tc>
-        <w:tc>
-          <w:tcPr>
-            <w:tcW w:type="dxa" w:w="3040"/>
-            <w:shd w:fill="F2F2F2" w:color="auto" w:val="clear"/>
-            <w:tcMar>
-              <w:top w:type="dxa" w:w="60"/>
-              <w:left w:type="dxa" w:w="120"/>
-              <w:bottom w:type="dxa" w:w="60"/>
-              <w:right w:type="dxa" w:w="120"/>
-            </w:tcMar>
-            <w:vAlign w:val="top"/>
-          </w:tcPr>
-          <w:p>
-            <w:pPr>
-              <w:spacing w:after="40" w:before="0"/>
-              <w:jc w:val="left"/>
-            </w:pPr>
-            <w:r>
-              <w:rPr>
-                <w:rFonts w:ascii="Arial" w:cs="Arial" w:eastAsia="Arial" w:hAnsi="Arial"/>
-                <w:b w:val="false"/>
-                <w:bCs w:val="false"/>
-                <w:i w:val="false"/>
-                <w:iCs w:val="false"/>
-                <w:color w:val="000000"/>
-                <w:sz w:val="18"/>
-                <w:szCs w:val="18"/>
-              </w:rPr>
-              <w:t xml:space="preserve">Teacher begins the explain phase by pointing to the board observations and saying: You have just described two completely different strategies for getting a seedling out of the soil. Scientists have given these two strategies names. Listen carefully. In epigeal germination — epi means above in Greek — the cotyledons come above the soil. In hypogeal germination — hypo means below — the cotyledons stay below. Now look at your bean sketch. Which type is it? [WAIT 10 seconds.] And the maize? [WAIT 10 seconds.] Good. Now let us understand WHY. Teacher draws a simple annotated diagram on the board for each type, labelling: radicle, hypocotyl (bean — elongates, forms the arch), cotyledons (bean — above soil; maize — below soil), epicotyl (maize — elongates to push plumule up), plumule. Teacher says: I want you to label your own sketches using these labels. Take 3 minutes. [WAIT 3 minutes.] Teacher then introduces the Venn diagram task and says: I want you to sort what you know into the Venn diagram. Work individually for 4 minutes, then you can check with your partner. [WAIT 4 minutes, then 2 minutes partner check.] Teacher then asks: Now write three sentences that explain the Kisumu farmer puzzle. Start your first sentence with the word Beans... and your second with Maize... and your third with This means the farmer sees... [WAIT 3 minutes for writing.] Teacher cold-calls 3 students to share one sentence each, builds the class explanation on the board, and asks: Does anyone have a sentence that says something not yet on the board? Add it. Teacher closes the explain phase by connecting to cotyledon function from Lesson 2: Remember in Lesson 2 we said cotyledons store food. Does it matter whether the food store is above or below the soil? What are the risks for each strategy? [WAIT 30 seconds — partner talk, then two responses collected.]</w:t>
-            </w:r>
-          </w:p>
-        </w:tc>
-        <w:tc>
-          <w:tcPr>
-            <w:tcW w:type="dxa" w:w="3040"/>
-            <w:shd w:fill="FFFFFF" w:color="auto" w:val="clear"/>
-            <w:tcMar>
-              <w:top w:type="dxa" w:w="60"/>
-              <w:left w:type="dxa" w:w="120"/>
-              <w:bottom w:type="dxa" w:w="60"/>
-              <w:right w:type="dxa" w:w="120"/>
-            </w:tcMar>
-            <w:vAlign w:val="top"/>
-          </w:tcPr>
-          <w:p>
-            <w:pPr>
-              <w:spacing w:after="40" w:before="0"/>
-              <w:jc w:val="left"/>
-            </w:pPr>
-            <w:r>
-              <w:rPr>
-                <w:rFonts w:ascii="Arial" w:cs="Arial" w:eastAsia="Arial" w:hAnsi="Arial"/>
-                <w:b w:val="false"/>
-                <w:bCs w:val="false"/>
-                <w:i w:val="false"/>
-                <w:iCs w:val="false"/>
-                <w:color w:val="000000"/>
-                <w:sz w:val="18"/>
-                <w:szCs w:val="18"/>
-              </w:rPr>
-              <w:t xml:space="preserve">Concept introduction is anchored in student-generated observations rather than a definition-first approach, ensuring meaning is constructed from evidence. The Venn diagram externalises comparative thinking. The sentence frame (Beans... Maize... This means the farmer sees...) scaffolds explanation writing while keeping the anchoring phenomenon central. Connecting cotyledon position to function (photosynthesis vs. pure food storage) deepens the mechanistic explanation beyond naming.</w:t>
-            </w:r>
-          </w:p>
-        </w:tc>
-        <w:tc>
-          <w:tcPr>
-            <w:tcW w:type="dxa" w:w="3040"/>
-            <w:shd w:fill="F2F2F2" w:color="auto" w:val="clear"/>
-            <w:tcMar>
-              <w:top w:type="dxa" w:w="60"/>
-              <w:left w:type="dxa" w:w="120"/>
-              <w:bottom w:type="dxa" w:w="60"/>
-              <w:right w:type="dxa" w:w="120"/>
-            </w:tcMar>
-            <w:vAlign w:val="top"/>
-          </w:tcPr>
-          <w:p>
-            <w:pPr>
-              <w:spacing w:after="40" w:before="0"/>
-              <w:jc w:val="left"/>
-            </w:pPr>
-            <w:r>
-              <w:rPr>
-                <w:rFonts w:ascii="Arial" w:cs="Arial" w:eastAsia="Arial" w:hAnsi="Arial"/>
-                <w:b w:val="false"/>
-                <w:bCs w:val="false"/>
-                <w:i w:val="false"/>
-                <w:iCs w:val="false"/>
-                <w:color w:val="000000"/>
-                <w:sz w:val="18"/>
-                <w:szCs w:val="18"/>
-              </w:rPr>
-              <w:t xml:space="preserve">Teacher reads 6 to 8 Venn diagrams during circulation to check for: (1) correct placement of cotyledon position in the exclusive zones; (2) inclusion of structure names (hypocotyl, epicotyl) not just vague descriptions; (3) any student who confuses the hypocotyl and epicotyl roles. Three-sentence explanations are collected at the end of the lesson as a written formative product. Teacher scans for whether students connect the explanation back to the farmer context (not just definitions in isolation).</w:t>
-            </w:r>
-          </w:p>
-        </w:tc>
-      </w:tr>
-      <w:tr>
-        <w:tc>
-          <w:tcPr>
-            <w:tcW w:type="dxa" w:w="1520"/>
-            <w:shd w:fill="FCE4D6" w:color="auto" w:val="clear"/>
-            <w:tcMar>
-              <w:top w:type="dxa" w:w="60"/>
-              <w:left w:type="dxa" w:w="120"/>
-              <w:bottom w:type="dxa" w:w="60"/>
-              <w:right w:type="dxa" w:w="120"/>
-            </w:tcMar>
-            <w:vAlign w:val="top"/>
-          </w:tcPr>
-          <w:p>
-            <w:pPr>
-              <w:spacing w:after="40" w:before="0"/>
-              <w:jc w:val="left"/>
-            </w:pPr>
-            <w:r>
-              <w:rPr>
-                <w:rFonts w:ascii="Arial" w:cs="Arial" w:eastAsia="Arial" w:hAnsi="Arial"/>
-                <w:b/>
-                <w:bCs/>
-                <w:i w:val="false"/>
-                <w:iCs w:val="false"/>
-                <w:color w:val="000000"/>
-                <w:sz w:val="18"/>
-                <w:szCs w:val="18"/>
-              </w:rPr>
-              <w:t xml:space="preserve">Driving Question Board (DQB) Creation</w:t>
-            </w:r>
-          </w:p>
-          <w:p>
-            <w:pPr>
-              <w:spacing w:after="20" w:before="0"/>
-            </w:pPr>
-            <w:r>
-              <w:rPr>
-                <w:rFonts w:ascii="Arial" w:cs="Arial" w:eastAsia="Arial" w:hAnsi="Arial"/>
-                <w:b/>
-                <w:bCs/>
-                <w:color w:val="1F3864"/>
-                <w:sz w:val="16"/>
-                <w:szCs w:val="16"/>
-              </w:rPr>
-              <w:t xml:space="preserve">📹 VIDEO:</w:t>
-            </w:r>
-          </w:p>
-          <w:p>
-            <w:pPr>
-              <w:spacing w:after="20" w:before="0"/>
-            </w:pPr>
-            <w:hyperlink w:history="1" r:id="rIdtiquh84rdrekettv1cmvg">
-              <w:r>
-                <w:rPr>
-                  <w:rFonts w:ascii="Arial" w:cs="Arial" w:eastAsia="Arial" w:hAnsi="Arial"/>
-                  <w:color w:val="2E75B6"/>
-                  <w:sz w:val="16"/>
-                  <w:szCs w:val="16"/>
-                  <w:u w:val="single" w:color="2E75B6"/>
-                </w:rPr>
-                <w:t xml:space="preserve">Organism growth and the environment</w:t>
-              </w:r>
-            </w:hyperlink>
-          </w:p>
-          <w:p>
-            <w:pPr>
-              <w:spacing w:after="10" w:before="0"/>
-              <w:ind w:left="120"/>
-            </w:pPr>
-            <w:r>
-              <w:rPr>
-                <w:rFonts w:ascii="Arial" w:cs="Arial" w:eastAsia="Arial" w:hAnsi="Arial"/>
-                <w:color w:val="595959"/>
-                <w:sz w:val="14"/>
-                <w:szCs w:val="14"/>
-              </w:rPr>
-              <w:t xml:space="preserve">Source: Khan Academy (English - US curriculum)</w:t>
-            </w:r>
-          </w:p>
-          <w:p>
-            <w:pPr>
-              <w:spacing w:after="10" w:before="0"/>
-              <w:ind w:left="120"/>
-            </w:pPr>
-            <w:hyperlink w:history="1" r:id="rIdxsejmaa5lez9zt3vywnke">
+            <w:hyperlink w:history="1" r:id="rIdatmc2ohc0onekozn2mfhe">
               <w:r>
                 <w:rPr>
                   <w:rFonts w:ascii="Arial" w:cs="Arial" w:eastAsia="Arial" w:hAnsi="Arial"/>
@@ -12599,14 +12591,241 @@
                 <w:sz w:val="16"/>
                 <w:szCs w:val="16"/>
               </w:rPr>
-              <w:t xml:space="preserve">📖 HTML:</w:t>
+              <w:t xml:space="preserve">📖 READING:</w:t>
             </w:r>
           </w:p>
           <w:p>
             <w:pPr>
               <w:spacing w:after="20" w:before="0"/>
             </w:pPr>
-            <w:hyperlink w:history="1" r:id="rIdhvlye1x-y2-qts6v_mq26">
+            <w:r>
+              <w:rPr>
+                <w:rFonts w:ascii="Arial" w:cs="Arial" w:eastAsia="Arial" w:hAnsi="Arial"/>
+                <w:i/>
+                <w:iCs/>
+                <w:color w:val="595959"/>
+                <w:sz w:val="16"/>
+                <w:szCs w:val="16"/>
+              </w:rPr>
+              <w:t xml:space="preserve">No closely matching reading in the ARES library for this activity.</w:t>
+            </w:r>
+          </w:p>
+          <w:p>
+            <w:pPr>
+              <w:spacing w:after="10" w:before="0"/>
+              <w:ind w:left="120"/>
+            </w:pPr>
+            <w:hyperlink w:history="1" r:id="rIdqsynvehm5mwj2v0eodquo">
+              <w:r>
+                <w:rPr>
+                  <w:rFonts w:ascii="Arial" w:cs="Arial" w:eastAsia="Arial" w:hAnsi="Arial"/>
+                  <w:color w:val="595959"/>
+                  <w:sz w:val="14"/>
+                  <w:szCs w:val="14"/>
+                  <w:u w:val="single" w:color="595959"/>
+                </w:rPr>
+                <w:t xml:space="preserve">🔍 Search ARES for readings</w:t>
+              </w:r>
+            </w:hyperlink>
+          </w:p>
+          <w:p>
+            <w:pPr>
+              <w:spacing w:after="10" w:before="0"/>
+              <w:ind w:left="120"/>
+            </w:pPr>
+            <w:r>
+              <w:rPr>
+                <w:rFonts w:ascii="Arial" w:cs="Arial" w:eastAsia="Arial" w:hAnsi="Arial"/>
+                <w:color w:val="595959"/>
+                <w:sz w:val="14"/>
+                <w:szCs w:val="14"/>
+              </w:rPr>
+              <w:t xml:space="preserve">Search terms: plant growth development epigeal</w:t>
+            </w:r>
+          </w:p>
+        </w:tc>
+        <w:tc>
+          <w:tcPr>
+            <w:tcW w:type="dxa" w:w="3040"/>
+            <w:shd w:fill="FFFFFF" w:color="auto" w:val="clear"/>
+            <w:tcMar>
+              <w:top w:type="dxa" w:w="60"/>
+              <w:left w:type="dxa" w:w="120"/>
+              <w:bottom w:type="dxa" w:w="60"/>
+              <w:right w:type="dxa" w:w="120"/>
+            </w:tcMar>
+            <w:vAlign w:val="top"/>
+          </w:tcPr>
+          <w:p>
+            <w:pPr>
+              <w:spacing w:after="40" w:before="0"/>
+              <w:jc w:val="left"/>
+            </w:pPr>
+            <w:r>
+              <w:rPr>
+                <w:rFonts w:ascii="Arial" w:cs="Arial" w:eastAsia="Arial" w:hAnsi="Arial"/>
+                <w:b w:val="false"/>
+                <w:bCs w:val="false"/>
+                <w:i w:val="false"/>
+                <w:iCs w:val="false"/>
+                <w:color w:val="000000"/>
+                <w:sz w:val="18"/>
+                <w:szCs w:val="18"/>
+              </w:rPr>
+              <w:t xml:space="preserve">The teacher directs students to the class DQB (physical sticky-note board or a section of the chalkboard divided into What we think we know, What we wonder, and What we have now explained). Students individually write one sticky note or board entry (2 minutes): either something they now understand that was previously in the What we wonder column, or a new question that today's lesson has raised. Students place or read their entries. As a class, the group moves at least two questions from What we wonder to What we have now explained: specifically the question about why bean and maize seedlings look different when they emerge, and the question about where the seed goes after germination in maize. Students also check whether the Kisumu farmer puzzle is now answered.</w:t>
+            </w:r>
+          </w:p>
+        </w:tc>
+        <w:tc>
+          <w:tcPr>
+            <w:tcW w:type="dxa" w:w="3040"/>
+            <w:shd w:fill="F2F2F2" w:color="auto" w:val="clear"/>
+            <w:tcMar>
+              <w:top w:type="dxa" w:w="60"/>
+              <w:left w:type="dxa" w:w="120"/>
+              <w:bottom w:type="dxa" w:w="60"/>
+              <w:right w:type="dxa" w:w="120"/>
+            </w:tcMar>
+            <w:vAlign w:val="top"/>
+          </w:tcPr>
+          <w:p>
+            <w:pPr>
+              <w:spacing w:after="40" w:before="0"/>
+              <w:jc w:val="left"/>
+            </w:pPr>
+            <w:r>
+              <w:rPr>
+                <w:rFonts w:ascii="Arial" w:cs="Arial" w:eastAsia="Arial" w:hAnsi="Arial"/>
+                <w:b w:val="false"/>
+                <w:bCs w:val="false"/>
+                <w:i w:val="false"/>
+                <w:iCs w:val="false"/>
+                <w:color w:val="000000"/>
+                <w:sz w:val="18"/>
+                <w:szCs w:val="18"/>
+              </w:rPr>
+              <w:t xml:space="preserve">Teacher says: Look at our DQB. When we started this unit, we had questions we could not answer. Let us check. Read through the What we wonder column silently for 30 seconds. [WAIT 30 seconds.] Now I want each of you to write one sticky note: either move a question to explained, or add a brand new question today raised for you. You have 2 minutes. [WAIT 2 minutes.] Teacher invites 4 to 5 students to share and place their notes. Teacher guides the class to formally move the bean vs. maize emergence question to the explained column and writes a one-sentence class explanation beside it: Bean seeds use epigeal germination with the hypocotyl pulling cotyledons above soil, while maize uses hypogeal germination with the epicotyl pushing the plumule above soil while cotyledons stay underground. Teacher then says: What new questions does today raise? Is there anything about how the plant keeps growing after it emerges that we have not yet explained? [WAIT 20 seconds — this seeds curiosity for Lesson 5 on primary and secondary growth.]</w:t>
+            </w:r>
+          </w:p>
+        </w:tc>
+        <w:tc>
+          <w:tcPr>
+            <w:tcW w:type="dxa" w:w="3040"/>
+            <w:shd w:fill="FFFFFF" w:color="auto" w:val="clear"/>
+            <w:tcMar>
+              <w:top w:type="dxa" w:w="60"/>
+              <w:left w:type="dxa" w:w="120"/>
+              <w:bottom w:type="dxa" w:w="60"/>
+              <w:right w:type="dxa" w:w="120"/>
+            </w:tcMar>
+            <w:vAlign w:val="top"/>
+          </w:tcPr>
+          <w:p>
+            <w:pPr>
+              <w:spacing w:after="40" w:before="0"/>
+              <w:jc w:val="left"/>
+            </w:pPr>
+            <w:r>
+              <w:rPr>
+                <w:rFonts w:ascii="Arial" w:cs="Arial" w:eastAsia="Arial" w:hAnsi="Arial"/>
+                <w:b w:val="false"/>
+                <w:bCs w:val="false"/>
+                <w:i w:val="false"/>
+                <w:iCs w:val="false"/>
+                <w:color w:val="000000"/>
+                <w:sz w:val="18"/>
+                <w:szCs w:val="18"/>
+              </w:rPr>
+              <w:t xml:space="preserve">The DQB update ritualises evidence accumulation and makes conceptual progress visible to students. Moving questions from wonder to explained gives students a sense of epistemic accomplishment. Seeding new questions for Lesson 5 maintains narrative momentum and intellectual curiosity.</w:t>
+            </w:r>
+          </w:p>
+        </w:tc>
+        <w:tc>
+          <w:tcPr>
+            <w:tcW w:type="dxa" w:w="3040"/>
+            <w:shd w:fill="F2F2F2" w:color="auto" w:val="clear"/>
+            <w:tcMar>
+              <w:top w:type="dxa" w:w="60"/>
+              <w:left w:type="dxa" w:w="120"/>
+              <w:bottom w:type="dxa" w:w="60"/>
+              <w:right w:type="dxa" w:w="120"/>
+            </w:tcMar>
+            <w:vAlign w:val="top"/>
+          </w:tcPr>
+          <w:p>
+            <w:pPr>
+              <w:spacing w:after="40" w:before="0"/>
+              <w:jc w:val="left"/>
+            </w:pPr>
+            <w:r>
+              <w:rPr>
+                <w:rFonts w:ascii="Arial" w:cs="Arial" w:eastAsia="Arial" w:hAnsi="Arial"/>
+                <w:b w:val="false"/>
+                <w:bCs w:val="false"/>
+                <w:i w:val="false"/>
+                <w:iCs w:val="false"/>
+                <w:color w:val="000000"/>
+                <w:sz w:val="18"/>
+                <w:szCs w:val="18"/>
+              </w:rPr>
+              <w:t xml:space="preserve">Teacher reviews the new questions students raise on the DQB. Key indicators of readiness for Lesson 5: students asking about how the plant gets taller, why some plants get thick trunks and others stay thin, or what controls which direction the plant grows. These questions indicate students are ready for primary and secondary growth. If most new questions are still about germination conditions, the teacher knows to briefly consolidate before moving forward.</w:t>
+            </w:r>
+          </w:p>
+        </w:tc>
+      </w:tr>
+      <w:tr>
+        <w:tc>
+          <w:tcPr>
+            <w:tcW w:type="dxa" w:w="1520"/>
+            <w:shd w:fill="D5E8F0" w:color="auto" w:val="clear"/>
+            <w:tcMar>
+              <w:top w:type="dxa" w:w="60"/>
+              <w:left w:type="dxa" w:w="120"/>
+              <w:bottom w:type="dxa" w:w="60"/>
+              <w:right w:type="dxa" w:w="120"/>
+            </w:tcMar>
+            <w:vAlign w:val="top"/>
+          </w:tcPr>
+          <w:p>
+            <w:pPr>
+              <w:spacing w:after="40" w:before="0"/>
+              <w:jc w:val="left"/>
+            </w:pPr>
+            <w:r>
+              <w:rPr>
+                <w:rFonts w:ascii="Arial" w:cs="Arial" w:eastAsia="Arial" w:hAnsi="Arial"/>
+                <w:b/>
+                <w:bCs/>
+                <w:i w:val="false"/>
+                <w:iCs w:val="false"/>
+                <w:color w:val="000000"/>
+                <w:sz w:val="18"/>
+                <w:szCs w:val="18"/>
+              </w:rPr>
+              <w:t xml:space="preserve">Model Building Phase</w:t>
+            </w:r>
+          </w:p>
+          <w:p>
+            <w:pPr>
+              <w:spacing w:after="20" w:before="0"/>
+            </w:pPr>
+            <w:r>
+              <w:rPr>
+                <w:rFonts w:ascii="Arial" w:cs="Arial" w:eastAsia="Arial" w:hAnsi="Arial"/>
+                <w:b/>
+                <w:bCs/>
+                <w:color w:val="1F3864"/>
+                <w:sz w:val="16"/>
+                <w:szCs w:val="16"/>
+              </w:rPr>
+              <w:t xml:space="preserve">📹 VIDEO:</w:t>
+            </w:r>
+          </w:p>
+          <w:p>
+            <w:pPr>
+              <w:spacing w:after="20" w:before="0"/>
+            </w:pPr>
+            <w:hyperlink w:history="1" r:id="rId-e8wnccvvpxjsikctafet">
               <w:r>
                 <w:rPr>
                   <w:rFonts w:ascii="Arial" w:cs="Arial" w:eastAsia="Arial" w:hAnsi="Arial"/>
@@ -12615,7 +12834,7 @@
                   <w:szCs w:val="16"/>
                   <w:u w:val="single" w:color="2E75B6"/>
                 </w:rPr>
-                <w:t xml:space="preserve">Seed Dormancy and Germination - Advanced (Flexbook)</w:t>
+                <w:t xml:space="preserve">Contextualization of the development of Islam</w:t>
               </w:r>
             </w:hyperlink>
           </w:p>
@@ -12631,7 +12850,7 @@
                 <w:sz w:val="14"/>
                 <w:szCs w:val="14"/>
               </w:rPr>
-              <w:t xml:space="preserve">Source: CK-12</w:t>
+              <w:t xml:space="preserve">Source: Khan Academy (English - US curriculum)</w:t>
             </w:r>
           </w:p>
           <w:p>
@@ -12639,235 +12858,7 @@
               <w:spacing w:after="10" w:before="0"/>
               <w:ind w:left="120"/>
             </w:pPr>
-            <w:hyperlink w:history="1" r:id="rId3uf3m3f6o3regzwyfd0le">
-              <w:r>
-                <w:rPr>
-                  <w:rFonts w:ascii="Arial" w:cs="Arial" w:eastAsia="Arial" w:hAnsi="Arial"/>
-                  <w:color w:val="595959"/>
-                  <w:sz w:val="14"/>
-                  <w:szCs w:val="14"/>
-                  <w:u w:val="single" w:color="595959"/>
-                </w:rPr>
-                <w:t xml:space="preserve">🔍 Search ARES for similar readings</w:t>
-              </w:r>
-            </w:hyperlink>
-          </w:p>
-        </w:tc>
-        <w:tc>
-          <w:tcPr>
-            <w:tcW w:type="dxa" w:w="3040"/>
-            <w:shd w:fill="FFFFFF" w:color="auto" w:val="clear"/>
-            <w:tcMar>
-              <w:top w:type="dxa" w:w="60"/>
-              <w:left w:type="dxa" w:w="120"/>
-              <w:bottom w:type="dxa" w:w="60"/>
-              <w:right w:type="dxa" w:w="120"/>
-            </w:tcMar>
-            <w:vAlign w:val="top"/>
-          </w:tcPr>
-          <w:p>
-            <w:pPr>
-              <w:spacing w:after="40" w:before="0"/>
-              <w:jc w:val="left"/>
-            </w:pPr>
-            <w:r>
-              <w:rPr>
-                <w:rFonts w:ascii="Arial" w:cs="Arial" w:eastAsia="Arial" w:hAnsi="Arial"/>
-                <w:b w:val="false"/>
-                <w:bCs w:val="false"/>
-                <w:i w:val="false"/>
-                <w:iCs w:val="false"/>
-                <w:color w:val="000000"/>
-                <w:sz w:val="18"/>
-                <w:szCs w:val="18"/>
-              </w:rPr>
-              <w:t xml:space="preserve">The teacher directs students to the class DQB (physical sticky-note board or a section of the chalkboard divided into What we think we know, What we wonder, and What we have now explained). Students individually write one sticky note or board entry (2 minutes): either something they now understand that was previously in the What we wonder column, or a new question that today's lesson has raised. Students place or read their entries. As a class, the group moves at least two questions from What we wonder to What we have now explained: specifically the question about why bean and maize seedlings look different when they emerge, and the question about where the seed goes after germination in maize. Students also check whether the Kisumu farmer puzzle is now answered.</w:t>
-            </w:r>
-          </w:p>
-        </w:tc>
-        <w:tc>
-          <w:tcPr>
-            <w:tcW w:type="dxa" w:w="3040"/>
-            <w:shd w:fill="F2F2F2" w:color="auto" w:val="clear"/>
-            <w:tcMar>
-              <w:top w:type="dxa" w:w="60"/>
-              <w:left w:type="dxa" w:w="120"/>
-              <w:bottom w:type="dxa" w:w="60"/>
-              <w:right w:type="dxa" w:w="120"/>
-            </w:tcMar>
-            <w:vAlign w:val="top"/>
-          </w:tcPr>
-          <w:p>
-            <w:pPr>
-              <w:spacing w:after="40" w:before="0"/>
-              <w:jc w:val="left"/>
-            </w:pPr>
-            <w:r>
-              <w:rPr>
-                <w:rFonts w:ascii="Arial" w:cs="Arial" w:eastAsia="Arial" w:hAnsi="Arial"/>
-                <w:b w:val="false"/>
-                <w:bCs w:val="false"/>
-                <w:i w:val="false"/>
-                <w:iCs w:val="false"/>
-                <w:color w:val="000000"/>
-                <w:sz w:val="18"/>
-                <w:szCs w:val="18"/>
-              </w:rPr>
-              <w:t xml:space="preserve">Teacher says: Look at our DQB. When we started this unit, we had questions we could not answer. Let us check. Read through the What we wonder column silently for 30 seconds. [WAIT 30 seconds.] Now I want each of you to write one sticky note: either move a question to explained, or add a brand new question today raised for you. You have 2 minutes. [WAIT 2 minutes.] Teacher invites 4 to 5 students to share and place their notes. Teacher guides the class to formally move the bean vs. maize emergence question to the explained column and writes a one-sentence class explanation beside it: Bean seeds use epigeal germination with the hypocotyl pulling cotyledons above soil, while maize uses hypogeal germination with the epicotyl pushing the plumule above soil while cotyledons stay underground. Teacher then says: What new questions does today raise? Is there anything about how the plant keeps growing after it emerges that we have not yet explained? [WAIT 20 seconds — this seeds curiosity for Lesson 5 on primary and secondary growth.]</w:t>
-            </w:r>
-          </w:p>
-        </w:tc>
-        <w:tc>
-          <w:tcPr>
-            <w:tcW w:type="dxa" w:w="3040"/>
-            <w:shd w:fill="FFFFFF" w:color="auto" w:val="clear"/>
-            <w:tcMar>
-              <w:top w:type="dxa" w:w="60"/>
-              <w:left w:type="dxa" w:w="120"/>
-              <w:bottom w:type="dxa" w:w="60"/>
-              <w:right w:type="dxa" w:w="120"/>
-            </w:tcMar>
-            <w:vAlign w:val="top"/>
-          </w:tcPr>
-          <w:p>
-            <w:pPr>
-              <w:spacing w:after="40" w:before="0"/>
-              <w:jc w:val="left"/>
-            </w:pPr>
-            <w:r>
-              <w:rPr>
-                <w:rFonts w:ascii="Arial" w:cs="Arial" w:eastAsia="Arial" w:hAnsi="Arial"/>
-                <w:b w:val="false"/>
-                <w:bCs w:val="false"/>
-                <w:i w:val="false"/>
-                <w:iCs w:val="false"/>
-                <w:color w:val="000000"/>
-                <w:sz w:val="18"/>
-                <w:szCs w:val="18"/>
-              </w:rPr>
-              <w:t xml:space="preserve">The DQB update ritualises evidence accumulation and makes conceptual progress visible to students. Moving questions from wonder to explained gives students a sense of epistemic accomplishment. Seeding new questions for Lesson 5 maintains narrative momentum and intellectual curiosity.</w:t>
-            </w:r>
-          </w:p>
-        </w:tc>
-        <w:tc>
-          <w:tcPr>
-            <w:tcW w:type="dxa" w:w="3040"/>
-            <w:shd w:fill="F2F2F2" w:color="auto" w:val="clear"/>
-            <w:tcMar>
-              <w:top w:type="dxa" w:w="60"/>
-              <w:left w:type="dxa" w:w="120"/>
-              <w:bottom w:type="dxa" w:w="60"/>
-              <w:right w:type="dxa" w:w="120"/>
-            </w:tcMar>
-            <w:vAlign w:val="top"/>
-          </w:tcPr>
-          <w:p>
-            <w:pPr>
-              <w:spacing w:after="40" w:before="0"/>
-              <w:jc w:val="left"/>
-            </w:pPr>
-            <w:r>
-              <w:rPr>
-                <w:rFonts w:ascii="Arial" w:cs="Arial" w:eastAsia="Arial" w:hAnsi="Arial"/>
-                <w:b w:val="false"/>
-                <w:bCs w:val="false"/>
-                <w:i w:val="false"/>
-                <w:iCs w:val="false"/>
-                <w:color w:val="000000"/>
-                <w:sz w:val="18"/>
-                <w:szCs w:val="18"/>
-              </w:rPr>
-              <w:t xml:space="preserve">Teacher reviews the new questions students raise on the DQB. Key indicators of readiness for Lesson 5: students asking about how the plant gets taller, why some plants get thick trunks and others stay thin, or what controls which direction the plant grows. These questions indicate students are ready for primary and secondary growth. If most new questions are still about germination conditions, the teacher knows to briefly consolidate before moving forward.</w:t>
-            </w:r>
-          </w:p>
-        </w:tc>
-      </w:tr>
-      <w:tr>
-        <w:tc>
-          <w:tcPr>
-            <w:tcW w:type="dxa" w:w="1520"/>
-            <w:shd w:fill="D5E8F0" w:color="auto" w:val="clear"/>
-            <w:tcMar>
-              <w:top w:type="dxa" w:w="60"/>
-              <w:left w:type="dxa" w:w="120"/>
-              <w:bottom w:type="dxa" w:w="60"/>
-              <w:right w:type="dxa" w:w="120"/>
-            </w:tcMar>
-            <w:vAlign w:val="top"/>
-          </w:tcPr>
-          <w:p>
-            <w:pPr>
-              <w:spacing w:after="40" w:before="0"/>
-              <w:jc w:val="left"/>
-            </w:pPr>
-            <w:r>
-              <w:rPr>
-                <w:rFonts w:ascii="Arial" w:cs="Arial" w:eastAsia="Arial" w:hAnsi="Arial"/>
-                <w:b/>
-                <w:bCs/>
-                <w:i w:val="false"/>
-                <w:iCs w:val="false"/>
-                <w:color w:val="000000"/>
-                <w:sz w:val="18"/>
-                <w:szCs w:val="18"/>
-              </w:rPr>
-              <w:t xml:space="preserve">Model Building Phase</w:t>
-            </w:r>
-          </w:p>
-          <w:p>
-            <w:pPr>
-              <w:spacing w:after="20" w:before="0"/>
-            </w:pPr>
-            <w:r>
-              <w:rPr>
-                <w:rFonts w:ascii="Arial" w:cs="Arial" w:eastAsia="Arial" w:hAnsi="Arial"/>
-                <w:b/>
-                <w:bCs/>
-                <w:color w:val="1F3864"/>
-                <w:sz w:val="16"/>
-                <w:szCs w:val="16"/>
-              </w:rPr>
-              <w:t xml:space="preserve">📹 VIDEO:</w:t>
-            </w:r>
-          </w:p>
-          <w:p>
-            <w:pPr>
-              <w:spacing w:after="20" w:before="0"/>
-            </w:pPr>
-            <w:hyperlink w:history="1" r:id="rIdrodiejzv9glr8y48z9u_j">
-              <w:r>
-                <w:rPr>
-                  <w:rFonts w:ascii="Arial" w:cs="Arial" w:eastAsia="Arial" w:hAnsi="Arial"/>
-                  <w:color w:val="2E75B6"/>
-                  <w:sz w:val="16"/>
-                  <w:szCs w:val="16"/>
-                  <w:u w:val="single" w:color="2E75B6"/>
-                </w:rPr>
-                <w:t xml:space="preserve">Organism growth and the environment</w:t>
-              </w:r>
-            </w:hyperlink>
-          </w:p>
-          <w:p>
-            <w:pPr>
-              <w:spacing w:after="10" w:before="0"/>
-              <w:ind w:left="120"/>
-            </w:pPr>
-            <w:r>
-              <w:rPr>
-                <w:rFonts w:ascii="Arial" w:cs="Arial" w:eastAsia="Arial" w:hAnsi="Arial"/>
-                <w:color w:val="595959"/>
-                <w:sz w:val="14"/>
-                <w:szCs w:val="14"/>
-              </w:rPr>
-              <w:t xml:space="preserve">Source: Khan Academy (English - US curriculum)</w:t>
-            </w:r>
-          </w:p>
-          <w:p>
-            <w:pPr>
-              <w:spacing w:after="10" w:before="0"/>
-              <w:ind w:left="120"/>
-            </w:pPr>
-            <w:hyperlink w:history="1" r:id="rId15cy43jdl43acmnpgyylt">
+            <w:hyperlink w:history="1" r:id="rIdn0r5gs3y0ar6jcg_59qn9">
               <w:r>
                 <w:rPr>
                   <w:rFonts w:ascii="Arial" w:cs="Arial" w:eastAsia="Arial" w:hAnsi="Arial"/>
@@ -12905,47 +12896,31 @@
                 <w:sz w:val="16"/>
                 <w:szCs w:val="16"/>
               </w:rPr>
-              <w:t xml:space="preserve">📖 HTML:</w:t>
+              <w:t xml:space="preserve">📖 READING:</w:t>
             </w:r>
           </w:p>
           <w:p>
             <w:pPr>
               <w:spacing w:after="20" w:before="0"/>
             </w:pPr>
-            <w:hyperlink w:history="1" r:id="rIdr4sxu3lpvryja6tx99fq-">
-              <w:r>
-                <w:rPr>
-                  <w:rFonts w:ascii="Arial" w:cs="Arial" w:eastAsia="Arial" w:hAnsi="Arial"/>
-                  <w:color w:val="2E75B6"/>
-                  <w:sz w:val="16"/>
-                  <w:szCs w:val="16"/>
-                  <w:u w:val="single" w:color="2E75B6"/>
-                </w:rPr>
-                <w:t xml:space="preserve">Seed Dormancy and Germination - Advanced (Flexbook)</w:t>
-              </w:r>
-            </w:hyperlink>
+            <w:r>
+              <w:rPr>
+                <w:rFonts w:ascii="Arial" w:cs="Arial" w:eastAsia="Arial" w:hAnsi="Arial"/>
+                <w:i/>
+                <w:iCs/>
+                <w:color w:val="595959"/>
+                <w:sz w:val="16"/>
+                <w:szCs w:val="16"/>
+              </w:rPr>
+              <w:t xml:space="preserve">No closely matching reading in the ARES library for this activity.</w:t>
+            </w:r>
           </w:p>
           <w:p>
             <w:pPr>
               <w:spacing w:after="10" w:before="0"/>
               <w:ind w:left="120"/>
             </w:pPr>
-            <w:r>
-              <w:rPr>
-                <w:rFonts w:ascii="Arial" w:cs="Arial" w:eastAsia="Arial" w:hAnsi="Arial"/>
-                <w:color w:val="595959"/>
-                <w:sz w:val="14"/>
-                <w:szCs w:val="14"/>
-              </w:rPr>
-              <w:t xml:space="preserve">Source: CK-12</w:t>
-            </w:r>
-          </w:p>
-          <w:p>
-            <w:pPr>
-              <w:spacing w:after="10" w:before="0"/>
-              <w:ind w:left="120"/>
-            </w:pPr>
-            <w:hyperlink w:history="1" r:id="rIdguvdhv1fu6czrseq2icv5">
+            <w:hyperlink w:history="1" r:id="rIdnlp9iehvlionai3bkx0cg">
               <w:r>
                 <w:rPr>
                   <w:rFonts w:ascii="Arial" w:cs="Arial" w:eastAsia="Arial" w:hAnsi="Arial"/>
@@ -12954,9 +12929,24 @@
                   <w:szCs w:val="14"/>
                   <w:u w:val="single" w:color="595959"/>
                 </w:rPr>
-                <w:t xml:space="preserve">🔍 Search ARES for similar readings</w:t>
+                <w:t xml:space="preserve">🔍 Search ARES for readings</w:t>
               </w:r>
             </w:hyperlink>
+          </w:p>
+          <w:p>
+            <w:pPr>
+              <w:spacing w:after="10" w:before="0"/>
+              <w:ind w:left="120"/>
+            </w:pPr>
+            <w:r>
+              <w:rPr>
+                <w:rFonts w:ascii="Arial" w:cs="Arial" w:eastAsia="Arial" w:hAnsi="Arial"/>
+                <w:color w:val="595959"/>
+                <w:sz w:val="14"/>
+                <w:szCs w:val="14"/>
+              </w:rPr>
+              <w:t xml:space="preserve">Search terms: plant growth development epigeal</w:t>
+            </w:r>
           </w:p>
         </w:tc>
         <w:tc>
@@ -14432,40 +14422,24 @@
             <w:pPr>
               <w:spacing w:after="20" w:before="0"/>
             </w:pPr>
-            <w:hyperlink w:history="1" r:id="rIdowednytjmew-wawxjnwkd">
-              <w:r>
-                <w:rPr>
-                  <w:rFonts w:ascii="Arial" w:cs="Arial" w:eastAsia="Arial" w:hAnsi="Arial"/>
-                  <w:color w:val="2E75B6"/>
-                  <w:sz w:val="16"/>
-                  <w:szCs w:val="16"/>
-                  <w:u w:val="single" w:color="2E75B6"/>
-                </w:rPr>
-                <w:t xml:space="preserve">Sinan, Rüstem Pasha Mosque</w:t>
-              </w:r>
-            </w:hyperlink>
+            <w:r>
+              <w:rPr>
+                <w:rFonts w:ascii="Arial" w:cs="Arial" w:eastAsia="Arial" w:hAnsi="Arial"/>
+                <w:i/>
+                <w:iCs/>
+                <w:color w:val="595959"/>
+                <w:sz w:val="16"/>
+                <w:szCs w:val="16"/>
+              </w:rPr>
+              <w:t xml:space="preserve">No closely matching video in the ARES library for this activity.</w:t>
+            </w:r>
           </w:p>
           <w:p>
             <w:pPr>
               <w:spacing w:after="10" w:before="0"/>
               <w:ind w:left="120"/>
             </w:pPr>
-            <w:r>
-              <w:rPr>
-                <w:rFonts w:ascii="Arial" w:cs="Arial" w:eastAsia="Arial" w:hAnsi="Arial"/>
-                <w:color w:val="595959"/>
-                <w:sz w:val="14"/>
-                <w:szCs w:val="14"/>
-              </w:rPr>
-              <w:t xml:space="preserve">Source: Khan Academy (English - US curriculum)</w:t>
-            </w:r>
-          </w:p>
-          <w:p>
-            <w:pPr>
-              <w:spacing w:after="10" w:before="0"/>
-              <w:ind w:left="120"/>
-            </w:pPr>
-            <w:hyperlink w:history="1" r:id="rIddc9ktdlcwjrju5qablqre">
+            <w:hyperlink w:history="1" r:id="rIdcbmaxjmalvu2nr57b4ne9">
               <w:r>
                 <w:rPr>
                   <w:rFonts w:ascii="Arial" w:cs="Arial" w:eastAsia="Arial" w:hAnsi="Arial"/>
@@ -14474,9 +14448,24 @@
                   <w:szCs w:val="14"/>
                   <w:u w:val="single" w:color="595959"/>
                 </w:rPr>
-                <w:t xml:space="preserve">🔍 Search ARES for similar videos</w:t>
+                <w:t xml:space="preserve">🔍 Search ARES for videos</w:t>
               </w:r>
             </w:hyperlink>
+          </w:p>
+          <w:p>
+            <w:pPr>
+              <w:spacing w:after="10" w:before="0"/>
+              <w:ind w:left="120"/>
+            </w:pPr>
+            <w:r>
+              <w:rPr>
+                <w:rFonts w:ascii="Arial" w:cs="Arial" w:eastAsia="Arial" w:hAnsi="Arial"/>
+                <w:color w:val="595959"/>
+                <w:sz w:val="14"/>
+                <w:szCs w:val="14"/>
+              </w:rPr>
+              <w:t xml:space="preserve">Search terms: plant growth development primary</w:t>
+            </w:r>
           </w:p>
           <w:p>
             <w:pPr>
@@ -14503,47 +14492,31 @@
                 <w:sz w:val="16"/>
                 <w:szCs w:val="16"/>
               </w:rPr>
-              <w:t xml:space="preserve">📖 PDF:</w:t>
+              <w:t xml:space="preserve">📖 READING:</w:t>
             </w:r>
           </w:p>
           <w:p>
             <w:pPr>
               <w:spacing w:after="20" w:before="0"/>
             </w:pPr>
-            <w:hyperlink w:history="1" r:id="rIdfkzippiweqgdspndbffu-">
-              <w:r>
-                <w:rPr>
-                  <w:rFonts w:ascii="Arial" w:cs="Arial" w:eastAsia="Arial" w:hAnsi="Arial"/>
-                  <w:color w:val="2E75B6"/>
-                  <w:sz w:val="16"/>
-                  <w:szCs w:val="16"/>
-                  <w:u w:val="single" w:color="2E75B6"/>
-                </w:rPr>
-                <w:t xml:space="preserve">Orange-book-primary-2017</w:t>
-              </w:r>
-            </w:hyperlink>
+            <w:r>
+              <w:rPr>
+                <w:rFonts w:ascii="Arial" w:cs="Arial" w:eastAsia="Arial" w:hAnsi="Arial"/>
+                <w:i/>
+                <w:iCs/>
+                <w:color w:val="595959"/>
+                <w:sz w:val="16"/>
+                <w:szCs w:val="16"/>
+              </w:rPr>
+              <w:t xml:space="preserve">No closely matching reading in the ARES library for this activity.</w:t>
+            </w:r>
           </w:p>
           <w:p>
             <w:pPr>
               <w:spacing w:after="10" w:before="0"/>
               <w:ind w:left="120"/>
             </w:pPr>
-            <w:r>
-              <w:rPr>
-                <w:rFonts w:ascii="Arial" w:cs="Arial" w:eastAsia="Arial" w:hAnsi="Arial"/>
-                <w:color w:val="595959"/>
-                <w:sz w:val="14"/>
-                <w:szCs w:val="14"/>
-              </w:rPr>
-              <w:t xml:space="preserve">Source: Kenya Curriculum Tools 2025</w:t>
-            </w:r>
-          </w:p>
-          <w:p>
-            <w:pPr>
-              <w:spacing w:after="10" w:before="0"/>
-              <w:ind w:left="120"/>
-            </w:pPr>
-            <w:hyperlink w:history="1" r:id="rId6rnah7praoxceoolxoag2">
+            <w:hyperlink w:history="1" r:id="rIdwt0mwttvo0lq2h1eyafbl">
               <w:r>
                 <w:rPr>
                   <w:rFonts w:ascii="Arial" w:cs="Arial" w:eastAsia="Arial" w:hAnsi="Arial"/>
@@ -14552,9 +14525,24 @@
                   <w:szCs w:val="14"/>
                   <w:u w:val="single" w:color="595959"/>
                 </w:rPr>
-                <w:t xml:space="preserve">🔍 Search ARES for similar readings</w:t>
+                <w:t xml:space="preserve">🔍 Search ARES for readings</w:t>
               </w:r>
             </w:hyperlink>
+          </w:p>
+          <w:p>
+            <w:pPr>
+              <w:spacing w:after="10" w:before="0"/>
+              <w:ind w:left="120"/>
+            </w:pPr>
+            <w:r>
+              <w:rPr>
+                <w:rFonts w:ascii="Arial" w:cs="Arial" w:eastAsia="Arial" w:hAnsi="Arial"/>
+                <w:color w:val="595959"/>
+                <w:sz w:val="14"/>
+                <w:szCs w:val="14"/>
+              </w:rPr>
+              <w:t xml:space="preserve">Search terms: plant growth development primary</w:t>
+            </w:r>
           </w:p>
         </w:tc>
         <w:tc>
@@ -14738,40 +14726,24 @@
             <w:pPr>
               <w:spacing w:after="20" w:before="0"/>
             </w:pPr>
-            <w:hyperlink w:history="1" r:id="rIdrlpt1s2lkb5ybawrdadhl">
-              <w:r>
-                <w:rPr>
-                  <w:rFonts w:ascii="Arial" w:cs="Arial" w:eastAsia="Arial" w:hAnsi="Arial"/>
-                  <w:color w:val="2E75B6"/>
-                  <w:sz w:val="16"/>
-                  <w:szCs w:val="16"/>
-                  <w:u w:val="single" w:color="2E75B6"/>
-                </w:rPr>
-                <w:t xml:space="preserve">Sinan, Rüstem Pasha Mosque</w:t>
-              </w:r>
-            </w:hyperlink>
+            <w:r>
+              <w:rPr>
+                <w:rFonts w:ascii="Arial" w:cs="Arial" w:eastAsia="Arial" w:hAnsi="Arial"/>
+                <w:i/>
+                <w:iCs/>
+                <w:color w:val="595959"/>
+                <w:sz w:val="16"/>
+                <w:szCs w:val="16"/>
+              </w:rPr>
+              <w:t xml:space="preserve">No closely matching video in the ARES library for this activity.</w:t>
+            </w:r>
           </w:p>
           <w:p>
             <w:pPr>
               <w:spacing w:after="10" w:before="0"/>
               <w:ind w:left="120"/>
             </w:pPr>
-            <w:r>
-              <w:rPr>
-                <w:rFonts w:ascii="Arial" w:cs="Arial" w:eastAsia="Arial" w:hAnsi="Arial"/>
-                <w:color w:val="595959"/>
-                <w:sz w:val="14"/>
-                <w:szCs w:val="14"/>
-              </w:rPr>
-              <w:t xml:space="preserve">Source: Khan Academy (English - US curriculum)</w:t>
-            </w:r>
-          </w:p>
-          <w:p>
-            <w:pPr>
-              <w:spacing w:after="10" w:before="0"/>
-              <w:ind w:left="120"/>
-            </w:pPr>
-            <w:hyperlink w:history="1" r:id="rIdeiifyjopsuaom-vg_xzl0">
+            <w:hyperlink w:history="1" r:id="rIdblxbnbeadqbpgle91fnqf">
               <w:r>
                 <w:rPr>
                   <w:rFonts w:ascii="Arial" w:cs="Arial" w:eastAsia="Arial" w:hAnsi="Arial"/>
@@ -14780,9 +14752,24 @@
                   <w:szCs w:val="14"/>
                   <w:u w:val="single" w:color="595959"/>
                 </w:rPr>
-                <w:t xml:space="preserve">🔍 Search ARES for similar videos</w:t>
+                <w:t xml:space="preserve">🔍 Search ARES for videos</w:t>
               </w:r>
             </w:hyperlink>
+          </w:p>
+          <w:p>
+            <w:pPr>
+              <w:spacing w:after="10" w:before="0"/>
+              <w:ind w:left="120"/>
+            </w:pPr>
+            <w:r>
+              <w:rPr>
+                <w:rFonts w:ascii="Arial" w:cs="Arial" w:eastAsia="Arial" w:hAnsi="Arial"/>
+                <w:color w:val="595959"/>
+                <w:sz w:val="14"/>
+                <w:szCs w:val="14"/>
+              </w:rPr>
+              <w:t xml:space="preserve">Search terms: plant growth development primary</w:t>
+            </w:r>
           </w:p>
           <w:p>
             <w:pPr>
@@ -14809,47 +14796,31 @@
                 <w:sz w:val="16"/>
                 <w:szCs w:val="16"/>
               </w:rPr>
-              <w:t xml:space="preserve">📖 PDF:</w:t>
+              <w:t xml:space="preserve">📖 READING:</w:t>
             </w:r>
           </w:p>
           <w:p>
             <w:pPr>
               <w:spacing w:after="20" w:before="0"/>
             </w:pPr>
-            <w:hyperlink w:history="1" r:id="rIdghvo6yhfzp3tkkhzvqxvc">
-              <w:r>
-                <w:rPr>
-                  <w:rFonts w:ascii="Arial" w:cs="Arial" w:eastAsia="Arial" w:hAnsi="Arial"/>
-                  <w:color w:val="2E75B6"/>
-                  <w:sz w:val="16"/>
-                  <w:szCs w:val="16"/>
-                  <w:u w:val="single" w:color="2E75B6"/>
-                </w:rPr>
-                <w:t xml:space="preserve">Orange-book-primary-2017</w:t>
-              </w:r>
-            </w:hyperlink>
+            <w:r>
+              <w:rPr>
+                <w:rFonts w:ascii="Arial" w:cs="Arial" w:eastAsia="Arial" w:hAnsi="Arial"/>
+                <w:i/>
+                <w:iCs/>
+                <w:color w:val="595959"/>
+                <w:sz w:val="16"/>
+                <w:szCs w:val="16"/>
+              </w:rPr>
+              <w:t xml:space="preserve">No closely matching reading in the ARES library for this activity.</w:t>
+            </w:r>
           </w:p>
           <w:p>
             <w:pPr>
               <w:spacing w:after="10" w:before="0"/>
               <w:ind w:left="120"/>
             </w:pPr>
-            <w:r>
-              <w:rPr>
-                <w:rFonts w:ascii="Arial" w:cs="Arial" w:eastAsia="Arial" w:hAnsi="Arial"/>
-                <w:color w:val="595959"/>
-                <w:sz w:val="14"/>
-                <w:szCs w:val="14"/>
-              </w:rPr>
-              <w:t xml:space="preserve">Source: Kenya Curriculum Tools 2025</w:t>
-            </w:r>
-          </w:p>
-          <w:p>
-            <w:pPr>
-              <w:spacing w:after="10" w:before="0"/>
-              <w:ind w:left="120"/>
-            </w:pPr>
-            <w:hyperlink w:history="1" r:id="rIdlq6rpedbjevlje9vg1wio">
+            <w:hyperlink w:history="1" r:id="rIdlnhtwx9vqu12bs2j5fjcv">
               <w:r>
                 <w:rPr>
                   <w:rFonts w:ascii="Arial" w:cs="Arial" w:eastAsia="Arial" w:hAnsi="Arial"/>
@@ -14858,9 +14829,24 @@
                   <w:szCs w:val="14"/>
                   <w:u w:val="single" w:color="595959"/>
                 </w:rPr>
-                <w:t xml:space="preserve">🔍 Search ARES for similar readings</w:t>
+                <w:t xml:space="preserve">🔍 Search ARES for readings</w:t>
               </w:r>
             </w:hyperlink>
+          </w:p>
+          <w:p>
+            <w:pPr>
+              <w:spacing w:after="10" w:before="0"/>
+              <w:ind w:left="120"/>
+            </w:pPr>
+            <w:r>
+              <w:rPr>
+                <w:rFonts w:ascii="Arial" w:cs="Arial" w:eastAsia="Arial" w:hAnsi="Arial"/>
+                <w:color w:val="595959"/>
+                <w:sz w:val="14"/>
+                <w:szCs w:val="14"/>
+              </w:rPr>
+              <w:t xml:space="preserve">Search terms: plant growth development primary</w:t>
+            </w:r>
           </w:p>
         </w:tc>
         <w:tc>
@@ -15044,40 +15030,24 @@
             <w:pPr>
               <w:spacing w:after="20" w:before="0"/>
             </w:pPr>
-            <w:hyperlink w:history="1" r:id="rId_3ap3xvsocg1pfrrmyzrs">
-              <w:r>
-                <w:rPr>
-                  <w:rFonts w:ascii="Arial" w:cs="Arial" w:eastAsia="Arial" w:hAnsi="Arial"/>
-                  <w:color w:val="2E75B6"/>
-                  <w:sz w:val="16"/>
-                  <w:szCs w:val="16"/>
-                  <w:u w:val="single" w:color="2E75B6"/>
-                </w:rPr>
-                <w:t xml:space="preserve">Sinan, Rüstem Pasha Mosque</w:t>
-              </w:r>
-            </w:hyperlink>
+            <w:r>
+              <w:rPr>
+                <w:rFonts w:ascii="Arial" w:cs="Arial" w:eastAsia="Arial" w:hAnsi="Arial"/>
+                <w:i/>
+                <w:iCs/>
+                <w:color w:val="595959"/>
+                <w:sz w:val="16"/>
+                <w:szCs w:val="16"/>
+              </w:rPr>
+              <w:t xml:space="preserve">No closely matching video in the ARES library for this activity.</w:t>
+            </w:r>
           </w:p>
           <w:p>
             <w:pPr>
               <w:spacing w:after="10" w:before="0"/>
               <w:ind w:left="120"/>
             </w:pPr>
-            <w:r>
-              <w:rPr>
-                <w:rFonts w:ascii="Arial" w:cs="Arial" w:eastAsia="Arial" w:hAnsi="Arial"/>
-                <w:color w:val="595959"/>
-                <w:sz w:val="14"/>
-                <w:szCs w:val="14"/>
-              </w:rPr>
-              <w:t xml:space="preserve">Source: Khan Academy (English - US curriculum)</w:t>
-            </w:r>
-          </w:p>
-          <w:p>
-            <w:pPr>
-              <w:spacing w:after="10" w:before="0"/>
-              <w:ind w:left="120"/>
-            </w:pPr>
-            <w:hyperlink w:history="1" r:id="rIdlaenvskzvxcvn-zkwrwmj">
+            <w:hyperlink w:history="1" r:id="rIdvtmjho9xr3ykxnfboxaew">
               <w:r>
                 <w:rPr>
                   <w:rFonts w:ascii="Arial" w:cs="Arial" w:eastAsia="Arial" w:hAnsi="Arial"/>
@@ -15086,9 +15056,24 @@
                   <w:szCs w:val="14"/>
                   <w:u w:val="single" w:color="595959"/>
                 </w:rPr>
-                <w:t xml:space="preserve">🔍 Search ARES for similar videos</w:t>
+                <w:t xml:space="preserve">🔍 Search ARES for videos</w:t>
               </w:r>
             </w:hyperlink>
+          </w:p>
+          <w:p>
+            <w:pPr>
+              <w:spacing w:after="10" w:before="0"/>
+              <w:ind w:left="120"/>
+            </w:pPr>
+            <w:r>
+              <w:rPr>
+                <w:rFonts w:ascii="Arial" w:cs="Arial" w:eastAsia="Arial" w:hAnsi="Arial"/>
+                <w:color w:val="595959"/>
+                <w:sz w:val="14"/>
+                <w:szCs w:val="14"/>
+              </w:rPr>
+              <w:t xml:space="preserve">Search terms: plant growth development primary</w:t>
+            </w:r>
           </w:p>
           <w:p>
             <w:pPr>
@@ -15115,47 +15100,31 @@
                 <w:sz w:val="16"/>
                 <w:szCs w:val="16"/>
               </w:rPr>
-              <w:t xml:space="preserve">📖 PDF:</w:t>
+              <w:t xml:space="preserve">📖 READING:</w:t>
             </w:r>
           </w:p>
           <w:p>
             <w:pPr>
               <w:spacing w:after="20" w:before="0"/>
             </w:pPr>
-            <w:hyperlink w:history="1" r:id="rIdcsq_x9ktjh8ogi6s39xpv">
-              <w:r>
-                <w:rPr>
-                  <w:rFonts w:ascii="Arial" w:cs="Arial" w:eastAsia="Arial" w:hAnsi="Arial"/>
-                  <w:color w:val="2E75B6"/>
-                  <w:sz w:val="16"/>
-                  <w:szCs w:val="16"/>
-                  <w:u w:val="single" w:color="2E75B6"/>
-                </w:rPr>
-                <w:t xml:space="preserve">Orange-book-primary-2017</w:t>
-              </w:r>
-            </w:hyperlink>
+            <w:r>
+              <w:rPr>
+                <w:rFonts w:ascii="Arial" w:cs="Arial" w:eastAsia="Arial" w:hAnsi="Arial"/>
+                <w:i/>
+                <w:iCs/>
+                <w:color w:val="595959"/>
+                <w:sz w:val="16"/>
+                <w:szCs w:val="16"/>
+              </w:rPr>
+              <w:t xml:space="preserve">No closely matching reading in the ARES library for this activity.</w:t>
+            </w:r>
           </w:p>
           <w:p>
             <w:pPr>
               <w:spacing w:after="10" w:before="0"/>
               <w:ind w:left="120"/>
             </w:pPr>
-            <w:r>
-              <w:rPr>
-                <w:rFonts w:ascii="Arial" w:cs="Arial" w:eastAsia="Arial" w:hAnsi="Arial"/>
-                <w:color w:val="595959"/>
-                <w:sz w:val="14"/>
-                <w:szCs w:val="14"/>
-              </w:rPr>
-              <w:t xml:space="preserve">Source: Kenya Curriculum Tools 2025</w:t>
-            </w:r>
-          </w:p>
-          <w:p>
-            <w:pPr>
-              <w:spacing w:after="10" w:before="0"/>
-              <w:ind w:left="120"/>
-            </w:pPr>
-            <w:hyperlink w:history="1" r:id="rIdleazdfzh5e-xa7bfeohbu">
+            <w:hyperlink w:history="1" r:id="rIdnajq4luics2zhiuyrjm2_">
               <w:r>
                 <w:rPr>
                   <w:rFonts w:ascii="Arial" w:cs="Arial" w:eastAsia="Arial" w:hAnsi="Arial"/>
@@ -15164,9 +15133,24 @@
                   <w:szCs w:val="14"/>
                   <w:u w:val="single" w:color="595959"/>
                 </w:rPr>
-                <w:t xml:space="preserve">🔍 Search ARES for similar readings</w:t>
+                <w:t xml:space="preserve">🔍 Search ARES for readings</w:t>
               </w:r>
             </w:hyperlink>
+          </w:p>
+          <w:p>
+            <w:pPr>
+              <w:spacing w:after="10" w:before="0"/>
+              <w:ind w:left="120"/>
+            </w:pPr>
+            <w:r>
+              <w:rPr>
+                <w:rFonts w:ascii="Arial" w:cs="Arial" w:eastAsia="Arial" w:hAnsi="Arial"/>
+                <w:color w:val="595959"/>
+                <w:sz w:val="14"/>
+                <w:szCs w:val="14"/>
+              </w:rPr>
+              <w:t xml:space="preserve">Search terms: plant growth development primary</w:t>
+            </w:r>
           </w:p>
         </w:tc>
         <w:tc>
@@ -15350,40 +15334,24 @@
             <w:pPr>
               <w:spacing w:after="20" w:before="0"/>
             </w:pPr>
-            <w:hyperlink w:history="1" r:id="rIdtoaqx23k6hrzvh-s3a-wp">
-              <w:r>
-                <w:rPr>
-                  <w:rFonts w:ascii="Arial" w:cs="Arial" w:eastAsia="Arial" w:hAnsi="Arial"/>
-                  <w:color w:val="2E75B6"/>
-                  <w:sz w:val="16"/>
-                  <w:szCs w:val="16"/>
-                  <w:u w:val="single" w:color="2E75B6"/>
-                </w:rPr>
-                <w:t xml:space="preserve">Sinan, Rüstem Pasha Mosque</w:t>
-              </w:r>
-            </w:hyperlink>
+            <w:r>
+              <w:rPr>
+                <w:rFonts w:ascii="Arial" w:cs="Arial" w:eastAsia="Arial" w:hAnsi="Arial"/>
+                <w:i/>
+                <w:iCs/>
+                <w:color w:val="595959"/>
+                <w:sz w:val="16"/>
+                <w:szCs w:val="16"/>
+              </w:rPr>
+              <w:t xml:space="preserve">No closely matching video in the ARES library for this activity.</w:t>
+            </w:r>
           </w:p>
           <w:p>
             <w:pPr>
               <w:spacing w:after="10" w:before="0"/>
               <w:ind w:left="120"/>
             </w:pPr>
-            <w:r>
-              <w:rPr>
-                <w:rFonts w:ascii="Arial" w:cs="Arial" w:eastAsia="Arial" w:hAnsi="Arial"/>
-                <w:color w:val="595959"/>
-                <w:sz w:val="14"/>
-                <w:szCs w:val="14"/>
-              </w:rPr>
-              <w:t xml:space="preserve">Source: Khan Academy (English - US curriculum)</w:t>
-            </w:r>
-          </w:p>
-          <w:p>
-            <w:pPr>
-              <w:spacing w:after="10" w:before="0"/>
-              <w:ind w:left="120"/>
-            </w:pPr>
-            <w:hyperlink w:history="1" r:id="rIdswcn0mpywtwtxfmakg2ti">
+            <w:hyperlink w:history="1" r:id="rIdvd_ykk3mibeurphtdypym">
               <w:r>
                 <w:rPr>
                   <w:rFonts w:ascii="Arial" w:cs="Arial" w:eastAsia="Arial" w:hAnsi="Arial"/>
@@ -15392,9 +15360,24 @@
                   <w:szCs w:val="14"/>
                   <w:u w:val="single" w:color="595959"/>
                 </w:rPr>
-                <w:t xml:space="preserve">🔍 Search ARES for similar videos</w:t>
+                <w:t xml:space="preserve">🔍 Search ARES for videos</w:t>
               </w:r>
             </w:hyperlink>
+          </w:p>
+          <w:p>
+            <w:pPr>
+              <w:spacing w:after="10" w:before="0"/>
+              <w:ind w:left="120"/>
+            </w:pPr>
+            <w:r>
+              <w:rPr>
+                <w:rFonts w:ascii="Arial" w:cs="Arial" w:eastAsia="Arial" w:hAnsi="Arial"/>
+                <w:color w:val="595959"/>
+                <w:sz w:val="14"/>
+                <w:szCs w:val="14"/>
+              </w:rPr>
+              <w:t xml:space="preserve">Search terms: plant growth development primary</w:t>
+            </w:r>
           </w:p>
           <w:p>
             <w:pPr>
@@ -15421,47 +15404,31 @@
                 <w:sz w:val="16"/>
                 <w:szCs w:val="16"/>
               </w:rPr>
-              <w:t xml:space="preserve">📖 PDF:</w:t>
+              <w:t xml:space="preserve">📖 READING:</w:t>
             </w:r>
           </w:p>
           <w:p>
             <w:pPr>
               <w:spacing w:after="20" w:before="0"/>
             </w:pPr>
-            <w:hyperlink w:history="1" r:id="rIdkhehohg0drxdk4sc-fl2d">
-              <w:r>
-                <w:rPr>
-                  <w:rFonts w:ascii="Arial" w:cs="Arial" w:eastAsia="Arial" w:hAnsi="Arial"/>
-                  <w:color w:val="2E75B6"/>
-                  <w:sz w:val="16"/>
-                  <w:szCs w:val="16"/>
-                  <w:u w:val="single" w:color="2E75B6"/>
-                </w:rPr>
-                <w:t xml:space="preserve">Orange-book-primary-2017</w:t>
-              </w:r>
-            </w:hyperlink>
+            <w:r>
+              <w:rPr>
+                <w:rFonts w:ascii="Arial" w:cs="Arial" w:eastAsia="Arial" w:hAnsi="Arial"/>
+                <w:i/>
+                <w:iCs/>
+                <w:color w:val="595959"/>
+                <w:sz w:val="16"/>
+                <w:szCs w:val="16"/>
+              </w:rPr>
+              <w:t xml:space="preserve">No closely matching reading in the ARES library for this activity.</w:t>
+            </w:r>
           </w:p>
           <w:p>
             <w:pPr>
               <w:spacing w:after="10" w:before="0"/>
               <w:ind w:left="120"/>
             </w:pPr>
-            <w:r>
-              <w:rPr>
-                <w:rFonts w:ascii="Arial" w:cs="Arial" w:eastAsia="Arial" w:hAnsi="Arial"/>
-                <w:color w:val="595959"/>
-                <w:sz w:val="14"/>
-                <w:szCs w:val="14"/>
-              </w:rPr>
-              <w:t xml:space="preserve">Source: Kenya Curriculum Tools 2025</w:t>
-            </w:r>
-          </w:p>
-          <w:p>
-            <w:pPr>
-              <w:spacing w:after="10" w:before="0"/>
-              <w:ind w:left="120"/>
-            </w:pPr>
-            <w:hyperlink w:history="1" r:id="rIdqhbk_jkjfxn5n4xivdxrm">
+            <w:hyperlink w:history="1" r:id="rIdtdjnjdvvothhyf36s8bzi">
               <w:r>
                 <w:rPr>
                   <w:rFonts w:ascii="Arial" w:cs="Arial" w:eastAsia="Arial" w:hAnsi="Arial"/>
@@ -15470,9 +15437,24 @@
                   <w:szCs w:val="14"/>
                   <w:u w:val="single" w:color="595959"/>
                 </w:rPr>
-                <w:t xml:space="preserve">🔍 Search ARES for similar readings</w:t>
+                <w:t xml:space="preserve">🔍 Search ARES for readings</w:t>
               </w:r>
             </w:hyperlink>
+          </w:p>
+          <w:p>
+            <w:pPr>
+              <w:spacing w:after="10" w:before="0"/>
+              <w:ind w:left="120"/>
+            </w:pPr>
+            <w:r>
+              <w:rPr>
+                <w:rFonts w:ascii="Arial" w:cs="Arial" w:eastAsia="Arial" w:hAnsi="Arial"/>
+                <w:color w:val="595959"/>
+                <w:sz w:val="14"/>
+                <w:szCs w:val="14"/>
+              </w:rPr>
+              <w:t xml:space="preserve">Search terms: plant growth development primary</w:t>
+            </w:r>
           </w:p>
         </w:tc>
         <w:tc>
@@ -15656,40 +15638,24 @@
             <w:pPr>
               <w:spacing w:after="20" w:before="0"/>
             </w:pPr>
-            <w:hyperlink w:history="1" r:id="rId2bfkwkifmvqdsjj3bydut">
-              <w:r>
-                <w:rPr>
-                  <w:rFonts w:ascii="Arial" w:cs="Arial" w:eastAsia="Arial" w:hAnsi="Arial"/>
-                  <w:color w:val="2E75B6"/>
-                  <w:sz w:val="16"/>
-                  <w:szCs w:val="16"/>
-                  <w:u w:val="single" w:color="2E75B6"/>
-                </w:rPr>
-                <w:t xml:space="preserve">Sinan, Rüstem Pasha Mosque</w:t>
-              </w:r>
-            </w:hyperlink>
+            <w:r>
+              <w:rPr>
+                <w:rFonts w:ascii="Arial" w:cs="Arial" w:eastAsia="Arial" w:hAnsi="Arial"/>
+                <w:i/>
+                <w:iCs/>
+                <w:color w:val="595959"/>
+                <w:sz w:val="16"/>
+                <w:szCs w:val="16"/>
+              </w:rPr>
+              <w:t xml:space="preserve">No closely matching video in the ARES library for this activity.</w:t>
+            </w:r>
           </w:p>
           <w:p>
             <w:pPr>
               <w:spacing w:after="10" w:before="0"/>
               <w:ind w:left="120"/>
             </w:pPr>
-            <w:r>
-              <w:rPr>
-                <w:rFonts w:ascii="Arial" w:cs="Arial" w:eastAsia="Arial" w:hAnsi="Arial"/>
-                <w:color w:val="595959"/>
-                <w:sz w:val="14"/>
-                <w:szCs w:val="14"/>
-              </w:rPr>
-              <w:t xml:space="preserve">Source: Khan Academy (English - US curriculum)</w:t>
-            </w:r>
-          </w:p>
-          <w:p>
-            <w:pPr>
-              <w:spacing w:after="10" w:before="0"/>
-              <w:ind w:left="120"/>
-            </w:pPr>
-            <w:hyperlink w:history="1" r:id="rIdfsqih1pwlgzi4pwek929x">
+            <w:hyperlink w:history="1" r:id="rIdeu5ch1t9g85mkjkamcyq_">
               <w:r>
                 <w:rPr>
                   <w:rFonts w:ascii="Arial" w:cs="Arial" w:eastAsia="Arial" w:hAnsi="Arial"/>
@@ -15698,9 +15664,24 @@
                   <w:szCs w:val="14"/>
                   <w:u w:val="single" w:color="595959"/>
                 </w:rPr>
-                <w:t xml:space="preserve">🔍 Search ARES for similar videos</w:t>
+                <w:t xml:space="preserve">🔍 Search ARES for videos</w:t>
               </w:r>
             </w:hyperlink>
+          </w:p>
+          <w:p>
+            <w:pPr>
+              <w:spacing w:after="10" w:before="0"/>
+              <w:ind w:left="120"/>
+            </w:pPr>
+            <w:r>
+              <w:rPr>
+                <w:rFonts w:ascii="Arial" w:cs="Arial" w:eastAsia="Arial" w:hAnsi="Arial"/>
+                <w:color w:val="595959"/>
+                <w:sz w:val="14"/>
+                <w:szCs w:val="14"/>
+              </w:rPr>
+              <w:t xml:space="preserve">Search terms: plant growth development primary</w:t>
+            </w:r>
           </w:p>
           <w:p>
             <w:pPr>
@@ -15727,47 +15708,31 @@
                 <w:sz w:val="16"/>
                 <w:szCs w:val="16"/>
               </w:rPr>
-              <w:t xml:space="preserve">📖 PDF:</w:t>
+              <w:t xml:space="preserve">📖 READING:</w:t>
             </w:r>
           </w:p>
           <w:p>
             <w:pPr>
               <w:spacing w:after="20" w:before="0"/>
             </w:pPr>
-            <w:hyperlink w:history="1" r:id="rIdrze5-coghfjo2d2b3ub6q">
-              <w:r>
-                <w:rPr>
-                  <w:rFonts w:ascii="Arial" w:cs="Arial" w:eastAsia="Arial" w:hAnsi="Arial"/>
-                  <w:color w:val="2E75B6"/>
-                  <w:sz w:val="16"/>
-                  <w:szCs w:val="16"/>
-                  <w:u w:val="single" w:color="2E75B6"/>
-                </w:rPr>
-                <w:t xml:space="preserve">Orange-book-primary-2017</w:t>
-              </w:r>
-            </w:hyperlink>
+            <w:r>
+              <w:rPr>
+                <w:rFonts w:ascii="Arial" w:cs="Arial" w:eastAsia="Arial" w:hAnsi="Arial"/>
+                <w:i/>
+                <w:iCs/>
+                <w:color w:val="595959"/>
+                <w:sz w:val="16"/>
+                <w:szCs w:val="16"/>
+              </w:rPr>
+              <w:t xml:space="preserve">No closely matching reading in the ARES library for this activity.</w:t>
+            </w:r>
           </w:p>
           <w:p>
             <w:pPr>
               <w:spacing w:after="10" w:before="0"/>
               <w:ind w:left="120"/>
             </w:pPr>
-            <w:r>
-              <w:rPr>
-                <w:rFonts w:ascii="Arial" w:cs="Arial" w:eastAsia="Arial" w:hAnsi="Arial"/>
-                <w:color w:val="595959"/>
-                <w:sz w:val="14"/>
-                <w:szCs w:val="14"/>
-              </w:rPr>
-              <w:t xml:space="preserve">Source: Kenya Curriculum Tools 2025</w:t>
-            </w:r>
-          </w:p>
-          <w:p>
-            <w:pPr>
-              <w:spacing w:after="10" w:before="0"/>
-              <w:ind w:left="120"/>
-            </w:pPr>
-            <w:hyperlink w:history="1" r:id="rIdxtg8hedbbff7-jnzpcgq1">
+            <w:hyperlink w:history="1" r:id="rIdbftqpsfsk_uym4xstjhh0">
               <w:r>
                 <w:rPr>
                   <w:rFonts w:ascii="Arial" w:cs="Arial" w:eastAsia="Arial" w:hAnsi="Arial"/>
@@ -15776,9 +15741,24 @@
                   <w:szCs w:val="14"/>
                   <w:u w:val="single" w:color="595959"/>
                 </w:rPr>
-                <w:t xml:space="preserve">🔍 Search ARES for similar readings</w:t>
+                <w:t xml:space="preserve">🔍 Search ARES for readings</w:t>
               </w:r>
             </w:hyperlink>
+          </w:p>
+          <w:p>
+            <w:pPr>
+              <w:spacing w:after="10" w:before="0"/>
+              <w:ind w:left="120"/>
+            </w:pPr>
+            <w:r>
+              <w:rPr>
+                <w:rFonts w:ascii="Arial" w:cs="Arial" w:eastAsia="Arial" w:hAnsi="Arial"/>
+                <w:color w:val="595959"/>
+                <w:sz w:val="14"/>
+                <w:szCs w:val="14"/>
+              </w:rPr>
+              <w:t xml:space="preserve">Search terms: plant growth development primary</w:t>
+            </w:r>
           </w:p>
         </w:tc>
         <w:tc>
@@ -17254,7 +17234,7 @@
             <w:pPr>
               <w:spacing w:after="20" w:before="0"/>
             </w:pPr>
-            <w:hyperlink w:history="1" r:id="rId5xluzmnnmjjr7-8ixr_mm">
+            <w:hyperlink w:history="1" r:id="rId0t6jkqsm2vuqmue61gnfr">
               <w:r>
                 <w:rPr>
                   <w:rFonts w:ascii="Arial" w:cs="Arial" w:eastAsia="Arial" w:hAnsi="Arial"/>
@@ -17263,7 +17243,7 @@
                   <w:szCs w:val="16"/>
                   <w:u w:val="single" w:color="2E75B6"/>
                 </w:rPr>
-                <w:t xml:space="preserve">Balancing more complex chemical equations</w:t>
+                <w:t xml:space="preserve">Phototropism</w:t>
               </w:r>
             </w:hyperlink>
           </w:p>
@@ -17287,7 +17267,7 @@
               <w:spacing w:after="10" w:before="0"/>
               <w:ind w:left="120"/>
             </w:pPr>
-            <w:hyperlink w:history="1" r:id="rIdsrrio5ee7gq7pz7vxjytw">
+            <w:hyperlink w:history="1" r:id="rIdz69kmwk9tl_7rlazxuf8y">
               <w:r>
                 <w:rPr>
                   <w:rFonts w:ascii="Arial" w:cs="Arial" w:eastAsia="Arial" w:hAnsi="Arial"/>
@@ -17332,7 +17312,7 @@
             <w:pPr>
               <w:spacing w:after="20" w:before="0"/>
             </w:pPr>
-            <w:hyperlink w:history="1" r:id="rIdbbcgl7napqbbjjzq3ysfe">
+            <w:hyperlink w:history="1" r:id="rIdniqauvujkwzbif306lu--">
               <w:r>
                 <w:rPr>
                   <w:rFonts w:ascii="Arial" w:cs="Arial" w:eastAsia="Arial" w:hAnsi="Arial"/>
@@ -17341,7 +17321,7 @@
                   <w:szCs w:val="16"/>
                   <w:u w:val="single" w:color="2E75B6"/>
                 </w:rPr>
-                <w:t xml:space="preserve">Auxins - Advanced (Flexbook)</w:t>
+                <w:t xml:space="preserve">Hormones and Plant Growth - Advanced (Flexbook)</w:t>
               </w:r>
             </w:hyperlink>
           </w:p>
@@ -17365,7 +17345,7 @@
               <w:spacing w:after="10" w:before="0"/>
               <w:ind w:left="120"/>
             </w:pPr>
-            <w:hyperlink w:history="1" r:id="rId1btu2pvsf3p3emd31pywb">
+            <w:hyperlink w:history="1" r:id="rId0u3fop7q0mncmfq3yn-qt">
               <w:r>
                 <w:rPr>
                   <w:rFonts w:ascii="Arial" w:cs="Arial" w:eastAsia="Arial" w:hAnsi="Arial"/>
@@ -17560,7 +17540,7 @@
             <w:pPr>
               <w:spacing w:after="20" w:before="0"/>
             </w:pPr>
-            <w:hyperlink w:history="1" r:id="rIdkot_vduvk5iswifvzsune">
+            <w:hyperlink w:history="1" r:id="rIdsrbur28l-d8qgluibez2y">
               <w:r>
                 <w:rPr>
                   <w:rFonts w:ascii="Arial" w:cs="Arial" w:eastAsia="Arial" w:hAnsi="Arial"/>
@@ -17569,7 +17549,7 @@
                   <w:szCs w:val="16"/>
                   <w:u w:val="single" w:color="2E75B6"/>
                 </w:rPr>
-                <w:t xml:space="preserve">Balancing more complex chemical equations</w:t>
+                <w:t xml:space="preserve">Phototropism</w:t>
               </w:r>
             </w:hyperlink>
           </w:p>
@@ -17593,7 +17573,7 @@
               <w:spacing w:after="10" w:before="0"/>
               <w:ind w:left="120"/>
             </w:pPr>
-            <w:hyperlink w:history="1" r:id="rIdtw8ho7_hmb-dh9wdc_nzh">
+            <w:hyperlink w:history="1" r:id="rIdw0rem_c00v0hqrkhtidho">
               <w:r>
                 <w:rPr>
                   <w:rFonts w:ascii="Arial" w:cs="Arial" w:eastAsia="Arial" w:hAnsi="Arial"/>
@@ -17638,7 +17618,7 @@
             <w:pPr>
               <w:spacing w:after="20" w:before="0"/>
             </w:pPr>
-            <w:hyperlink w:history="1" r:id="rIddy2yqwfpgktvxyfyz_xa-">
+            <w:hyperlink w:history="1" r:id="rIdiixw0hytwqk1nmz57tyw_">
               <w:r>
                 <w:rPr>
                   <w:rFonts w:ascii="Arial" w:cs="Arial" w:eastAsia="Arial" w:hAnsi="Arial"/>
@@ -17647,7 +17627,7 @@
                   <w:szCs w:val="16"/>
                   <w:u w:val="single" w:color="2E75B6"/>
                 </w:rPr>
-                <w:t xml:space="preserve">Auxins - Advanced (Flexbook)</w:t>
+                <w:t xml:space="preserve">Hormones and Plant Growth - Advanced (Flexbook)</w:t>
               </w:r>
             </w:hyperlink>
           </w:p>
@@ -17671,7 +17651,7 @@
               <w:spacing w:after="10" w:before="0"/>
               <w:ind w:left="120"/>
             </w:pPr>
-            <w:hyperlink w:history="1" r:id="rIdbodbgzk1zhz_uhjvmcgwu">
+            <w:hyperlink w:history="1" r:id="rIdueoxkzywaokjlqovjoq8u">
               <w:r>
                 <w:rPr>
                   <w:rFonts w:ascii="Arial" w:cs="Arial" w:eastAsia="Arial" w:hAnsi="Arial"/>
@@ -17866,7 +17846,7 @@
             <w:pPr>
               <w:spacing w:after="20" w:before="0"/>
             </w:pPr>
-            <w:hyperlink w:history="1" r:id="rIdwwgulswwpafwaeubf5dg9">
+            <w:hyperlink w:history="1" r:id="rIdnyfiy-5l4f6v62r79siqa">
               <w:r>
                 <w:rPr>
                   <w:rFonts w:ascii="Arial" w:cs="Arial" w:eastAsia="Arial" w:hAnsi="Arial"/>
@@ -17875,7 +17855,7 @@
                   <w:szCs w:val="16"/>
                   <w:u w:val="single" w:color="2E75B6"/>
                 </w:rPr>
-                <w:t xml:space="preserve">Balancing more complex chemical equations</w:t>
+                <w:t xml:space="preserve">Phototropism</w:t>
               </w:r>
             </w:hyperlink>
           </w:p>
@@ -17899,7 +17879,7 @@
               <w:spacing w:after="10" w:before="0"/>
               <w:ind w:left="120"/>
             </w:pPr>
-            <w:hyperlink w:history="1" r:id="rId3eva6tio-jpqii36yftlb">
+            <w:hyperlink w:history="1" r:id="rIdrq3bjocb0bg9hiwoahjya">
               <w:r>
                 <w:rPr>
                   <w:rFonts w:ascii="Arial" w:cs="Arial" w:eastAsia="Arial" w:hAnsi="Arial"/>
@@ -17944,7 +17924,7 @@
             <w:pPr>
               <w:spacing w:after="20" w:before="0"/>
             </w:pPr>
-            <w:hyperlink w:history="1" r:id="rIdqioriry-9vtj08w0lsf60">
+            <w:hyperlink w:history="1" r:id="rIdzart1chuvqr3mxdalu2js">
               <w:r>
                 <w:rPr>
                   <w:rFonts w:ascii="Arial" w:cs="Arial" w:eastAsia="Arial" w:hAnsi="Arial"/>
@@ -17953,7 +17933,7 @@
                   <w:szCs w:val="16"/>
                   <w:u w:val="single" w:color="2E75B6"/>
                 </w:rPr>
-                <w:t xml:space="preserve">Auxins - Advanced (Flexbook)</w:t>
+                <w:t xml:space="preserve">Hormones and Plant Growth - Advanced (Flexbook)</w:t>
               </w:r>
             </w:hyperlink>
           </w:p>
@@ -17977,7 +17957,7 @@
               <w:spacing w:after="10" w:before="0"/>
               <w:ind w:left="120"/>
             </w:pPr>
-            <w:hyperlink w:history="1" r:id="rIdepdho7krccgrnt2ezobfw">
+            <w:hyperlink w:history="1" r:id="rIdcq_e6tgenha_fqexifi02">
               <w:r>
                 <w:rPr>
                   <w:rFonts w:ascii="Arial" w:cs="Arial" w:eastAsia="Arial" w:hAnsi="Arial"/>
@@ -18172,7 +18152,7 @@
             <w:pPr>
               <w:spacing w:after="20" w:before="0"/>
             </w:pPr>
-            <w:hyperlink w:history="1" r:id="rIdgducsdq3zzp7_iprvovvx">
+            <w:hyperlink w:history="1" r:id="rIdvuprpd8op-6hcpvbpvgen">
               <w:r>
                 <w:rPr>
                   <w:rFonts w:ascii="Arial" w:cs="Arial" w:eastAsia="Arial" w:hAnsi="Arial"/>
@@ -18181,7 +18161,7 @@
                   <w:szCs w:val="16"/>
                   <w:u w:val="single" w:color="2E75B6"/>
                 </w:rPr>
-                <w:t xml:space="preserve">Balancing more complex chemical equations</w:t>
+                <w:t xml:space="preserve">Phototropism</w:t>
               </w:r>
             </w:hyperlink>
           </w:p>
@@ -18205,7 +18185,7 @@
               <w:spacing w:after="10" w:before="0"/>
               <w:ind w:left="120"/>
             </w:pPr>
-            <w:hyperlink w:history="1" r:id="rIdxppo_sxkwrtxwrjdfxqyz">
+            <w:hyperlink w:history="1" r:id="rIddirrw5wgyzdcahaghwjua">
               <w:r>
                 <w:rPr>
                   <w:rFonts w:ascii="Arial" w:cs="Arial" w:eastAsia="Arial" w:hAnsi="Arial"/>
@@ -18250,7 +18230,7 @@
             <w:pPr>
               <w:spacing w:after="20" w:before="0"/>
             </w:pPr>
-            <w:hyperlink w:history="1" r:id="rIdio4hgffdkqggtcnt67ein">
+            <w:hyperlink w:history="1" r:id="rIdryldemvouszcdf44dulx6">
               <w:r>
                 <w:rPr>
                   <w:rFonts w:ascii="Arial" w:cs="Arial" w:eastAsia="Arial" w:hAnsi="Arial"/>
@@ -18259,7 +18239,7 @@
                   <w:szCs w:val="16"/>
                   <w:u w:val="single" w:color="2E75B6"/>
                 </w:rPr>
-                <w:t xml:space="preserve">Auxins - Advanced (Flexbook)</w:t>
+                <w:t xml:space="preserve">Hormones and Plant Growth - Advanced (Flexbook)</w:t>
               </w:r>
             </w:hyperlink>
           </w:p>
@@ -18283,7 +18263,7 @@
               <w:spacing w:after="10" w:before="0"/>
               <w:ind w:left="120"/>
             </w:pPr>
-            <w:hyperlink w:history="1" r:id="rIdwng-n4-pbpgzhelfplrww">
+            <w:hyperlink w:history="1" r:id="rIdntwbiwppzizvarj3zvthh">
               <w:r>
                 <w:rPr>
                   <w:rFonts w:ascii="Arial" w:cs="Arial" w:eastAsia="Arial" w:hAnsi="Arial"/>
@@ -18478,7 +18458,7 @@
             <w:pPr>
               <w:spacing w:after="20" w:before="0"/>
             </w:pPr>
-            <w:hyperlink w:history="1" r:id="rIdbjdkegrhygwljdno_f1kp">
+            <w:hyperlink w:history="1" r:id="rIdc_oaivkvta86oavup47ia">
               <w:r>
                 <w:rPr>
                   <w:rFonts w:ascii="Arial" w:cs="Arial" w:eastAsia="Arial" w:hAnsi="Arial"/>
@@ -18487,7 +18467,7 @@
                   <w:szCs w:val="16"/>
                   <w:u w:val="single" w:color="2E75B6"/>
                 </w:rPr>
-                <w:t xml:space="preserve">Balancing more complex chemical equations</w:t>
+                <w:t xml:space="preserve">Phototropism</w:t>
               </w:r>
             </w:hyperlink>
           </w:p>
@@ -18511,7 +18491,7 @@
               <w:spacing w:after="10" w:before="0"/>
               <w:ind w:left="120"/>
             </w:pPr>
-            <w:hyperlink w:history="1" r:id="rIdqommce52qi9vz0i-pezkq">
+            <w:hyperlink w:history="1" r:id="rIdshcugci3dwklor2ixjymn">
               <w:r>
                 <w:rPr>
                   <w:rFonts w:ascii="Arial" w:cs="Arial" w:eastAsia="Arial" w:hAnsi="Arial"/>
@@ -18556,7 +18536,7 @@
             <w:pPr>
               <w:spacing w:after="20" w:before="0"/>
             </w:pPr>
-            <w:hyperlink w:history="1" r:id="rIdooyf8lrmzgl1uermfrflg">
+            <w:hyperlink w:history="1" r:id="rIdeysvmjls_ymatdyzz7wej">
               <w:r>
                 <w:rPr>
                   <w:rFonts w:ascii="Arial" w:cs="Arial" w:eastAsia="Arial" w:hAnsi="Arial"/>
@@ -18565,7 +18545,7 @@
                   <w:szCs w:val="16"/>
                   <w:u w:val="single" w:color="2E75B6"/>
                 </w:rPr>
-                <w:t xml:space="preserve">Auxins - Advanced (Flexbook)</w:t>
+                <w:t xml:space="preserve">Hormones and Plant Growth - Advanced (Flexbook)</w:t>
               </w:r>
             </w:hyperlink>
           </w:p>
@@ -18589,7 +18569,7 @@
               <w:spacing w:after="10" w:before="0"/>
               <w:ind w:left="120"/>
             </w:pPr>
-            <w:hyperlink w:history="1" r:id="rIdso2-koevdmj1z8mur0ql5">
+            <w:hyperlink w:history="1" r:id="rIdbv8uh_h7oh1tujkse6qeh">
               <w:r>
                 <w:rPr>
                   <w:rFonts w:ascii="Arial" w:cs="Arial" w:eastAsia="Arial" w:hAnsi="Arial"/>
@@ -20076,7 +20056,7 @@
             <w:pPr>
               <w:spacing w:after="20" w:before="0"/>
             </w:pPr>
-            <w:hyperlink w:history="1" r:id="rId8g-v4njrjdclcsc3py3v8">
+            <w:hyperlink w:history="1" r:id="rIdh96qfiuvgwvlkq9ab3pxj">
               <w:r>
                 <w:rPr>
                   <w:rFonts w:ascii="Arial" w:cs="Arial" w:eastAsia="Arial" w:hAnsi="Arial"/>
@@ -20085,7 +20065,7 @@
                   <w:szCs w:val="16"/>
                   <w:u w:val="single" w:color="2E75B6"/>
                 </w:rPr>
-                <w:t xml:space="preserve">Energy inputs for tilling a hectare of land</w:t>
+                <w:t xml:space="preserve">Photosynthesis in organisms</w:t>
               </w:r>
             </w:hyperlink>
           </w:p>
@@ -20109,7 +20089,7 @@
               <w:spacing w:after="10" w:before="0"/>
               <w:ind w:left="120"/>
             </w:pPr>
-            <w:hyperlink w:history="1" r:id="rIdkgfihod3zzibfa-xzgdzl">
+            <w:hyperlink w:history="1" r:id="rIdmf23tss_matnl8_w1an9c">
               <w:r>
                 <w:rPr>
                   <w:rFonts w:ascii="Arial" w:cs="Arial" w:eastAsia="Arial" w:hAnsi="Arial"/>
@@ -20147,14 +20127,14 @@
                 <w:sz w:val="16"/>
                 <w:szCs w:val="16"/>
               </w:rPr>
-              <w:t xml:space="preserve">📖 HTML:</w:t>
+              <w:t xml:space="preserve">📖 H5P:</w:t>
             </w:r>
           </w:p>
           <w:p>
             <w:pPr>
               <w:spacing w:after="20" w:before="0"/>
             </w:pPr>
-            <w:hyperlink w:history="1" r:id="rIdh9yxamrmgpw2ybtw52yc3">
+            <w:hyperlink w:history="1" r:id="rId6hvxpkwtyjxdudkctxsph">
               <w:r>
                 <w:rPr>
                   <w:rFonts w:ascii="Arial" w:cs="Arial" w:eastAsia="Arial" w:hAnsi="Arial"/>
@@ -20163,7 +20143,7 @@
                   <w:szCs w:val="16"/>
                   <w:u w:val="single" w:color="2E75B6"/>
                 </w:rPr>
-                <w:t xml:space="preserve">Adding Mixed Fractions of Water (PLIX)</w:t>
+                <w:t xml:space="preserve">Lights in the Water</w:t>
               </w:r>
             </w:hyperlink>
           </w:p>
@@ -20179,7 +20159,7 @@
                 <w:sz w:val="14"/>
                 <w:szCs w:val="14"/>
               </w:rPr>
-              <w:t xml:space="preserve">Source: CK-12</w:t>
+              <w:t xml:space="preserve">Source: Global Digital Library - Book Catalog</w:t>
             </w:r>
           </w:p>
           <w:p>
@@ -20187,7 +20167,7 @@
               <w:spacing w:after="10" w:before="0"/>
               <w:ind w:left="120"/>
             </w:pPr>
-            <w:hyperlink w:history="1" r:id="rIdx0hpvs6ictyn0ezs1egwk">
+            <w:hyperlink w:history="1" r:id="rIdj3zptz4hw79y801owxlpn">
               <w:r>
                 <w:rPr>
                   <w:rFonts w:ascii="Arial" w:cs="Arial" w:eastAsia="Arial" w:hAnsi="Arial"/>
@@ -20382,7 +20362,7 @@
             <w:pPr>
               <w:spacing w:after="20" w:before="0"/>
             </w:pPr>
-            <w:hyperlink w:history="1" r:id="rIdt33b975lyrvs1wt__42ft">
+            <w:hyperlink w:history="1" r:id="rIdpcu1ybz6q_0zzl7fjlkle">
               <w:r>
                 <w:rPr>
                   <w:rFonts w:ascii="Arial" w:cs="Arial" w:eastAsia="Arial" w:hAnsi="Arial"/>
@@ -20391,7 +20371,7 @@
                   <w:szCs w:val="16"/>
                   <w:u w:val="single" w:color="2E75B6"/>
                 </w:rPr>
-                <w:t xml:space="preserve">Energy inputs for tilling a hectare of land</w:t>
+                <w:t xml:space="preserve">Photosynthesis</w:t>
               </w:r>
             </w:hyperlink>
           </w:p>
@@ -20415,7 +20395,7 @@
               <w:spacing w:after="10" w:before="0"/>
               <w:ind w:left="120"/>
             </w:pPr>
-            <w:hyperlink w:history="1" r:id="rIdx6wascyrbrerxt2i7glgo">
+            <w:hyperlink w:history="1" r:id="rIdkluabvchfxbcryfqlqlzy">
               <w:r>
                 <w:rPr>
                   <w:rFonts w:ascii="Arial" w:cs="Arial" w:eastAsia="Arial" w:hAnsi="Arial"/>
@@ -20460,7 +20440,7 @@
             <w:pPr>
               <w:spacing w:after="20" w:before="0"/>
             </w:pPr>
-            <w:hyperlink w:history="1" r:id="rId_ltqmo1x9ti5xdqfhubj9">
+            <w:hyperlink w:history="1" r:id="rIdaxbwfyvcbuztmune84yca">
               <w:r>
                 <w:rPr>
                   <w:rFonts w:ascii="Arial" w:cs="Arial" w:eastAsia="Arial" w:hAnsi="Arial"/>
@@ -20469,7 +20449,7 @@
                   <w:szCs w:val="16"/>
                   <w:u w:val="single" w:color="2E75B6"/>
                 </w:rPr>
-                <w:t xml:space="preserve">Adding Mixed Fractions of Water (PLIX)</w:t>
+                <w:t xml:space="preserve">How Temperature Influences Solubility (Flexbook)</w:t>
               </w:r>
             </w:hyperlink>
           </w:p>
@@ -20493,7 +20473,7 @@
               <w:spacing w:after="10" w:before="0"/>
               <w:ind w:left="120"/>
             </w:pPr>
-            <w:hyperlink w:history="1" r:id="rIdx41mppmbnmhpob0awxw56">
+            <w:hyperlink w:history="1" r:id="rIdqrrhsrdqggtvc-tcyyh3p">
               <w:r>
                 <w:rPr>
                   <w:rFonts w:ascii="Arial" w:cs="Arial" w:eastAsia="Arial" w:hAnsi="Arial"/>
@@ -20688,7 +20668,7 @@
             <w:pPr>
               <w:spacing w:after="20" w:before="0"/>
             </w:pPr>
-            <w:hyperlink w:history="1" r:id="rIdko1ik4kdke1xrb2dwkzer">
+            <w:hyperlink w:history="1" r:id="rIdq0e7hpmm2ynvng9cs7ve2">
               <w:r>
                 <w:rPr>
                   <w:rFonts w:ascii="Arial" w:cs="Arial" w:eastAsia="Arial" w:hAnsi="Arial"/>
@@ -20697,7 +20677,7 @@
                   <w:szCs w:val="16"/>
                   <w:u w:val="single" w:color="2E75B6"/>
                 </w:rPr>
-                <w:t xml:space="preserve">Energy inputs for tilling a hectare of land</w:t>
+                <w:t xml:space="preserve">Native American societies before contact</w:t>
               </w:r>
             </w:hyperlink>
           </w:p>
@@ -20721,7 +20701,7 @@
               <w:spacing w:after="10" w:before="0"/>
               <w:ind w:left="120"/>
             </w:pPr>
-            <w:hyperlink w:history="1" r:id="rIdl_rxpitdrpdyiy2papieb">
+            <w:hyperlink w:history="1" r:id="rIdxjdqoda49yrnxczw9xnvn">
               <w:r>
                 <w:rPr>
                   <w:rFonts w:ascii="Arial" w:cs="Arial" w:eastAsia="Arial" w:hAnsi="Arial"/>
@@ -20766,7 +20746,7 @@
             <w:pPr>
               <w:spacing w:after="20" w:before="0"/>
             </w:pPr>
-            <w:hyperlink w:history="1" r:id="rIdcgownldiryjxghhtmpcob">
+            <w:hyperlink w:history="1" r:id="rIdc-hfyftmtygmyj80ggbrd">
               <w:r>
                 <w:rPr>
                   <w:rFonts w:ascii="Arial" w:cs="Arial" w:eastAsia="Arial" w:hAnsi="Arial"/>
@@ -20775,7 +20755,7 @@
                   <w:szCs w:val="16"/>
                   <w:u w:val="single" w:color="2E75B6"/>
                 </w:rPr>
-                <w:t xml:space="preserve">Adding Mixed Fractions of Water (PLIX)</w:t>
+                <w:t xml:space="preserve">Light Reactions of Photosynthesis (Flexbook)</w:t>
               </w:r>
             </w:hyperlink>
           </w:p>
@@ -20799,7 +20779,7 @@
               <w:spacing w:after="10" w:before="0"/>
               <w:ind w:left="120"/>
             </w:pPr>
-            <w:hyperlink w:history="1" r:id="rId0c0ffym3m9yy-vwfwm-wn">
+            <w:hyperlink w:history="1" r:id="rIdh4mldo6nrqt6gtxa2etgp">
               <w:r>
                 <w:rPr>
                   <w:rFonts w:ascii="Arial" w:cs="Arial" w:eastAsia="Arial" w:hAnsi="Arial"/>
@@ -20994,7 +20974,7 @@
             <w:pPr>
               <w:spacing w:after="20" w:before="0"/>
             </w:pPr>
-            <w:hyperlink w:history="1" r:id="rId7pzfd0_90toyh7_i1zhhk">
+            <w:hyperlink w:history="1" r:id="rIdq9wjxqsnwm69pomx-oiuo">
               <w:r>
                 <w:rPr>
                   <w:rFonts w:ascii="Arial" w:cs="Arial" w:eastAsia="Arial" w:hAnsi="Arial"/>
@@ -21003,7 +20983,7 @@
                   <w:szCs w:val="16"/>
                   <w:u w:val="single" w:color="2E75B6"/>
                 </w:rPr>
-                <w:t xml:space="preserve">Energy inputs for tilling a hectare of land</w:t>
+                <w:t xml:space="preserve">Photosynthesis in organisms</w:t>
               </w:r>
             </w:hyperlink>
           </w:p>
@@ -21027,7 +21007,7 @@
               <w:spacing w:after="10" w:before="0"/>
               <w:ind w:left="120"/>
             </w:pPr>
-            <w:hyperlink w:history="1" r:id="rIdqcrt-txyuwnaolbcac_2i">
+            <w:hyperlink w:history="1" r:id="rId4xrhwvmyql-iq8zi0ko6c">
               <w:r>
                 <w:rPr>
                   <w:rFonts w:ascii="Arial" w:cs="Arial" w:eastAsia="Arial" w:hAnsi="Arial"/>
@@ -21065,14 +21045,14 @@
                 <w:sz w:val="16"/>
                 <w:szCs w:val="16"/>
               </w:rPr>
-              <w:t xml:space="preserve">📖 HTML:</w:t>
+              <w:t xml:space="preserve">📖 EXERCISE:</w:t>
             </w:r>
           </w:p>
           <w:p>
             <w:pPr>
               <w:spacing w:after="20" w:before="0"/>
             </w:pPr>
-            <w:hyperlink w:history="1" r:id="rId4b2cs2cu6udg1sezpouvs">
+            <w:hyperlink w:history="1" r:id="rIdthef-ptrliecp8e6fznvm">
               <w:r>
                 <w:rPr>
                   <w:rFonts w:ascii="Arial" w:cs="Arial" w:eastAsia="Arial" w:hAnsi="Arial"/>
@@ -21081,7 +21061,7 @@
                   <w:szCs w:val="16"/>
                   <w:u w:val="single" w:color="2E75B6"/>
                 </w:rPr>
-                <w:t xml:space="preserve">Adding Mixed Fractions of Water (PLIX)</w:t>
+                <w:t xml:space="preserve">Light Reactions of Photosynthesis Practice</w:t>
               </w:r>
             </w:hyperlink>
           </w:p>
@@ -21105,7 +21085,7 @@
               <w:spacing w:after="10" w:before="0"/>
               <w:ind w:left="120"/>
             </w:pPr>
-            <w:hyperlink w:history="1" r:id="rIdfapv0vmlaew2ktfbqai9z">
+            <w:hyperlink w:history="1" r:id="rIdvlkcdv9o17qaleedqrtvi">
               <w:r>
                 <w:rPr>
                   <w:rFonts w:ascii="Arial" w:cs="Arial" w:eastAsia="Arial" w:hAnsi="Arial"/>
@@ -21300,7 +21280,7 @@
             <w:pPr>
               <w:spacing w:after="20" w:before="0"/>
             </w:pPr>
-            <w:hyperlink w:history="1" r:id="rIdwfqmnxu0wjju4yiyt8zaq">
+            <w:hyperlink w:history="1" r:id="rIdu5fhsiueaz6ol3manfiri">
               <w:r>
                 <w:rPr>
                   <w:rFonts w:ascii="Arial" w:cs="Arial" w:eastAsia="Arial" w:hAnsi="Arial"/>
@@ -21309,7 +21289,7 @@
                   <w:szCs w:val="16"/>
                   <w:u w:val="single" w:color="2E75B6"/>
                 </w:rPr>
-                <w:t xml:space="preserve">Energy inputs for tilling a hectare of land</w:t>
+                <w:t xml:space="preserve">Photosynthesis in organisms</w:t>
               </w:r>
             </w:hyperlink>
           </w:p>
@@ -21333,7 +21313,7 @@
               <w:spacing w:after="10" w:before="0"/>
               <w:ind w:left="120"/>
             </w:pPr>
-            <w:hyperlink w:history="1" r:id="rIdr_f3jg19h0ll8cnch6er-">
+            <w:hyperlink w:history="1" r:id="rId463sgkmosh8b6n49tj5lv">
               <w:r>
                 <w:rPr>
                   <w:rFonts w:ascii="Arial" w:cs="Arial" w:eastAsia="Arial" w:hAnsi="Arial"/>
@@ -21371,14 +21351,14 @@
                 <w:sz w:val="16"/>
                 <w:szCs w:val="16"/>
               </w:rPr>
-              <w:t xml:space="preserve">📖 HTML:</w:t>
+              <w:t xml:space="preserve">📖 H5P:</w:t>
             </w:r>
           </w:p>
           <w:p>
             <w:pPr>
               <w:spacing w:after="20" w:before="0"/>
             </w:pPr>
-            <w:hyperlink w:history="1" r:id="rIdkvmsdwugu10p4ykitaa4b">
+            <w:hyperlink w:history="1" r:id="rIdm-fovmmxg8rlzevgjkj4z">
               <w:r>
                 <w:rPr>
                   <w:rFonts w:ascii="Arial" w:cs="Arial" w:eastAsia="Arial" w:hAnsi="Arial"/>
@@ -21387,7 +21367,7 @@
                   <w:szCs w:val="16"/>
                   <w:u w:val="single" w:color="2E75B6"/>
                 </w:rPr>
-                <w:t xml:space="preserve">Adding Mixed Fractions of Water (PLIX)</w:t>
+                <w:t xml:space="preserve">Tra's Red Bean Plant</w:t>
               </w:r>
             </w:hyperlink>
           </w:p>
@@ -21403,7 +21383,7 @@
                 <w:sz w:val="14"/>
                 <w:szCs w:val="14"/>
               </w:rPr>
-              <w:t xml:space="preserve">Source: CK-12</w:t>
+              <w:t xml:space="preserve">Source: Global Digital Library - Book Catalog</w:t>
             </w:r>
           </w:p>
           <w:p>
@@ -21411,7 +21391,7 @@
               <w:spacing w:after="10" w:before="0"/>
               <w:ind w:left="120"/>
             </w:pPr>
-            <w:hyperlink w:history="1" r:id="rIda9hkvsbptxusrjnlaomd9">
+            <w:hyperlink w:history="1" r:id="rId20jcr363_qraejm-xgjca">
               <w:r>
                 <w:rPr>
                   <w:rFonts w:ascii="Arial" w:cs="Arial" w:eastAsia="Arial" w:hAnsi="Arial"/>
@@ -22898,40 +22878,24 @@
             <w:pPr>
               <w:spacing w:after="20" w:before="0"/>
             </w:pPr>
-            <w:hyperlink w:history="1" r:id="rIdu4hdsubql9wzafv2cr72f">
-              <w:r>
-                <w:rPr>
-                  <w:rFonts w:ascii="Arial" w:cs="Arial" w:eastAsia="Arial" w:hAnsi="Arial"/>
-                  <w:color w:val="2E75B6"/>
-                  <w:sz w:val="16"/>
-                  <w:szCs w:val="16"/>
-                  <w:u w:val="single" w:color="2E75B6"/>
-                </w:rPr>
-                <w:t xml:space="preserve">Balancing more complex chemical equations</w:t>
-              </w:r>
-            </w:hyperlink>
+            <w:r>
+              <w:rPr>
+                <w:rFonts w:ascii="Arial" w:cs="Arial" w:eastAsia="Arial" w:hAnsi="Arial"/>
+                <w:i/>
+                <w:iCs/>
+                <w:color w:val="595959"/>
+                <w:sz w:val="16"/>
+                <w:szCs w:val="16"/>
+              </w:rPr>
+              <w:t xml:space="preserve">No closely matching video in the ARES library for this activity.</w:t>
+            </w:r>
           </w:p>
           <w:p>
             <w:pPr>
               <w:spacing w:after="10" w:before="0"/>
               <w:ind w:left="120"/>
             </w:pPr>
-            <w:r>
-              <w:rPr>
-                <w:rFonts w:ascii="Arial" w:cs="Arial" w:eastAsia="Arial" w:hAnsi="Arial"/>
-                <w:color w:val="595959"/>
-                <w:sz w:val="14"/>
-                <w:szCs w:val="14"/>
-              </w:rPr>
-              <w:t xml:space="preserve">Source: Khan Academy (English - US curriculum)</w:t>
-            </w:r>
-          </w:p>
-          <w:p>
-            <w:pPr>
-              <w:spacing w:after="10" w:before="0"/>
-              <w:ind w:left="120"/>
-            </w:pPr>
-            <w:hyperlink w:history="1" r:id="rIdvc1a-czpw1ur_xoqmqa3y">
+            <w:hyperlink w:history="1" r:id="rId3mex4j3qo4t40tl6l4m3g">
               <w:r>
                 <w:rPr>
                   <w:rFonts w:ascii="Arial" w:cs="Arial" w:eastAsia="Arial" w:hAnsi="Arial"/>
@@ -22940,9 +22904,24 @@
                   <w:szCs w:val="14"/>
                   <w:u w:val="single" w:color="595959"/>
                 </w:rPr>
-                <w:t xml:space="preserve">🔍 Search ARES for similar videos</w:t>
+                <w:t xml:space="preserve">🔍 Search ARES for videos</w:t>
               </w:r>
             </w:hyperlink>
+          </w:p>
+          <w:p>
+            <w:pPr>
+              <w:spacing w:after="10" w:before="0"/>
+              <w:ind w:left="120"/>
+            </w:pPr>
+            <w:r>
+              <w:rPr>
+                <w:rFonts w:ascii="Arial" w:cs="Arial" w:eastAsia="Arial" w:hAnsi="Arial"/>
+                <w:color w:val="595959"/>
+                <w:sz w:val="14"/>
+                <w:szCs w:val="14"/>
+              </w:rPr>
+              <w:t xml:space="preserve">Search terms: plant growth development dormancy</w:t>
+            </w:r>
           </w:p>
           <w:p>
             <w:pPr>
@@ -22976,7 +22955,7 @@
             <w:pPr>
               <w:spacing w:after="20" w:before="0"/>
             </w:pPr>
-            <w:hyperlink w:history="1" r:id="rIdjqka-eatyzngo0gt2_mwa">
+            <w:hyperlink w:history="1" r:id="rId6l9d-sr0puqnckderxwvk">
               <w:r>
                 <w:rPr>
                   <w:rFonts w:ascii="Arial" w:cs="Arial" w:eastAsia="Arial" w:hAnsi="Arial"/>
@@ -23009,7 +22988,7 @@
               <w:spacing w:after="10" w:before="0"/>
               <w:ind w:left="120"/>
             </w:pPr>
-            <w:hyperlink w:history="1" r:id="rIdicyepxzgmmsia01d1lemm">
+            <w:hyperlink w:history="1" r:id="rIda-8ow0b6zji7l-_jag6lu">
               <w:r>
                 <w:rPr>
                   <w:rFonts w:ascii="Arial" w:cs="Arial" w:eastAsia="Arial" w:hAnsi="Arial"/>
@@ -23204,40 +23183,24 @@
             <w:pPr>
               <w:spacing w:after="20" w:before="0"/>
             </w:pPr>
-            <w:hyperlink w:history="1" r:id="rId-q9nhxpqo0qtfqrshm5kp">
-              <w:r>
-                <w:rPr>
-                  <w:rFonts w:ascii="Arial" w:cs="Arial" w:eastAsia="Arial" w:hAnsi="Arial"/>
-                  <w:color w:val="2E75B6"/>
-                  <w:sz w:val="16"/>
-                  <w:szCs w:val="16"/>
-                  <w:u w:val="single" w:color="2E75B6"/>
-                </w:rPr>
-                <w:t xml:space="preserve">Balancing more complex chemical equations</w:t>
-              </w:r>
-            </w:hyperlink>
+            <w:r>
+              <w:rPr>
+                <w:rFonts w:ascii="Arial" w:cs="Arial" w:eastAsia="Arial" w:hAnsi="Arial"/>
+                <w:i/>
+                <w:iCs/>
+                <w:color w:val="595959"/>
+                <w:sz w:val="16"/>
+                <w:szCs w:val="16"/>
+              </w:rPr>
+              <w:t xml:space="preserve">No closely matching video in the ARES library for this activity.</w:t>
+            </w:r>
           </w:p>
           <w:p>
             <w:pPr>
               <w:spacing w:after="10" w:before="0"/>
               <w:ind w:left="120"/>
             </w:pPr>
-            <w:r>
-              <w:rPr>
-                <w:rFonts w:ascii="Arial" w:cs="Arial" w:eastAsia="Arial" w:hAnsi="Arial"/>
-                <w:color w:val="595959"/>
-                <w:sz w:val="14"/>
-                <w:szCs w:val="14"/>
-              </w:rPr>
-              <w:t xml:space="preserve">Source: Khan Academy (English - US curriculum)</w:t>
-            </w:r>
-          </w:p>
-          <w:p>
-            <w:pPr>
-              <w:spacing w:after="10" w:before="0"/>
-              <w:ind w:left="120"/>
-            </w:pPr>
-            <w:hyperlink w:history="1" r:id="rId10xbwtbz5zojwfbyrduyi">
+            <w:hyperlink w:history="1" r:id="rIdqv_ubp4rpfmsudctifr6v">
               <w:r>
                 <w:rPr>
                   <w:rFonts w:ascii="Arial" w:cs="Arial" w:eastAsia="Arial" w:hAnsi="Arial"/>
@@ -23246,9 +23209,24 @@
                   <w:szCs w:val="14"/>
                   <w:u w:val="single" w:color="595959"/>
                 </w:rPr>
-                <w:t xml:space="preserve">🔍 Search ARES for similar videos</w:t>
+                <w:t xml:space="preserve">🔍 Search ARES for videos</w:t>
               </w:r>
             </w:hyperlink>
+          </w:p>
+          <w:p>
+            <w:pPr>
+              <w:spacing w:after="10" w:before="0"/>
+              <w:ind w:left="120"/>
+            </w:pPr>
+            <w:r>
+              <w:rPr>
+                <w:rFonts w:ascii="Arial" w:cs="Arial" w:eastAsia="Arial" w:hAnsi="Arial"/>
+                <w:color w:val="595959"/>
+                <w:sz w:val="14"/>
+                <w:szCs w:val="14"/>
+              </w:rPr>
+              <w:t xml:space="preserve">Search terms: plant growth development dormancy</w:t>
+            </w:r>
           </w:p>
           <w:p>
             <w:pPr>
@@ -23282,7 +23260,7 @@
             <w:pPr>
               <w:spacing w:after="20" w:before="0"/>
             </w:pPr>
-            <w:hyperlink w:history="1" r:id="rIdmlw-3nchngxmbbydxvq7z">
+            <w:hyperlink w:history="1" r:id="rIdgk1tg4s9ugrzfswrxdhs6">
               <w:r>
                 <w:rPr>
                   <w:rFonts w:ascii="Arial" w:cs="Arial" w:eastAsia="Arial" w:hAnsi="Arial"/>
@@ -23315,7 +23293,7 @@
               <w:spacing w:after="10" w:before="0"/>
               <w:ind w:left="120"/>
             </w:pPr>
-            <w:hyperlink w:history="1" r:id="rId-bjswrjszjcva1s55pl33">
+            <w:hyperlink w:history="1" r:id="rIdwnnounwzxw_h0jpmwje6o">
               <w:r>
                 <w:rPr>
                   <w:rFonts w:ascii="Arial" w:cs="Arial" w:eastAsia="Arial" w:hAnsi="Arial"/>
@@ -23510,40 +23488,24 @@
             <w:pPr>
               <w:spacing w:after="20" w:before="0"/>
             </w:pPr>
-            <w:hyperlink w:history="1" r:id="rIdz2y0_-7dkqy_sqacgapmr">
-              <w:r>
-                <w:rPr>
-                  <w:rFonts w:ascii="Arial" w:cs="Arial" w:eastAsia="Arial" w:hAnsi="Arial"/>
-                  <w:color w:val="2E75B6"/>
-                  <w:sz w:val="16"/>
-                  <w:szCs w:val="16"/>
-                  <w:u w:val="single" w:color="2E75B6"/>
-                </w:rPr>
-                <w:t xml:space="preserve">Balancing more complex chemical equations</w:t>
-              </w:r>
-            </w:hyperlink>
+            <w:r>
+              <w:rPr>
+                <w:rFonts w:ascii="Arial" w:cs="Arial" w:eastAsia="Arial" w:hAnsi="Arial"/>
+                <w:i/>
+                <w:iCs/>
+                <w:color w:val="595959"/>
+                <w:sz w:val="16"/>
+                <w:szCs w:val="16"/>
+              </w:rPr>
+              <w:t xml:space="preserve">No closely matching video in the ARES library for this activity.</w:t>
+            </w:r>
           </w:p>
           <w:p>
             <w:pPr>
               <w:spacing w:after="10" w:before="0"/>
               <w:ind w:left="120"/>
             </w:pPr>
-            <w:r>
-              <w:rPr>
-                <w:rFonts w:ascii="Arial" w:cs="Arial" w:eastAsia="Arial" w:hAnsi="Arial"/>
-                <w:color w:val="595959"/>
-                <w:sz w:val="14"/>
-                <w:szCs w:val="14"/>
-              </w:rPr>
-              <w:t xml:space="preserve">Source: Khan Academy (English - US curriculum)</w:t>
-            </w:r>
-          </w:p>
-          <w:p>
-            <w:pPr>
-              <w:spacing w:after="10" w:before="0"/>
-              <w:ind w:left="120"/>
-            </w:pPr>
-            <w:hyperlink w:history="1" r:id="rIdhrc8qiuilfaa_-r9stvho">
+            <w:hyperlink w:history="1" r:id="rIdcbucg2g2qzbvy9_wvac87">
               <w:r>
                 <w:rPr>
                   <w:rFonts w:ascii="Arial" w:cs="Arial" w:eastAsia="Arial" w:hAnsi="Arial"/>
@@ -23552,9 +23514,24 @@
                   <w:szCs w:val="14"/>
                   <w:u w:val="single" w:color="595959"/>
                 </w:rPr>
-                <w:t xml:space="preserve">🔍 Search ARES for similar videos</w:t>
+                <w:t xml:space="preserve">🔍 Search ARES for videos</w:t>
               </w:r>
             </w:hyperlink>
+          </w:p>
+          <w:p>
+            <w:pPr>
+              <w:spacing w:after="10" w:before="0"/>
+              <w:ind w:left="120"/>
+            </w:pPr>
+            <w:r>
+              <w:rPr>
+                <w:rFonts w:ascii="Arial" w:cs="Arial" w:eastAsia="Arial" w:hAnsi="Arial"/>
+                <w:color w:val="595959"/>
+                <w:sz w:val="14"/>
+                <w:szCs w:val="14"/>
+              </w:rPr>
+              <w:t xml:space="preserve">Search terms: plant growth development dormancy</w:t>
+            </w:r>
           </w:p>
           <w:p>
             <w:pPr>
@@ -23588,7 +23565,7 @@
             <w:pPr>
               <w:spacing w:after="20" w:before="0"/>
             </w:pPr>
-            <w:hyperlink w:history="1" r:id="rIda0r01ddgbgw35qup44ixo">
+            <w:hyperlink w:history="1" r:id="rIdmryirq8hvetxdllciibzu">
               <w:r>
                 <w:rPr>
                   <w:rFonts w:ascii="Arial" w:cs="Arial" w:eastAsia="Arial" w:hAnsi="Arial"/>
@@ -23621,7 +23598,7 @@
               <w:spacing w:after="10" w:before="0"/>
               <w:ind w:left="120"/>
             </w:pPr>
-            <w:hyperlink w:history="1" r:id="rIdunouzwbevp89q0rxgls5m">
+            <w:hyperlink w:history="1" r:id="rIdeay-d7fbzhkgmq2ocn_hr">
               <w:r>
                 <w:rPr>
                   <w:rFonts w:ascii="Arial" w:cs="Arial" w:eastAsia="Arial" w:hAnsi="Arial"/>
@@ -23816,40 +23793,24 @@
             <w:pPr>
               <w:spacing w:after="20" w:before="0"/>
             </w:pPr>
-            <w:hyperlink w:history="1" r:id="rIda-a1zvvjtjyjgzpaocw7r">
-              <w:r>
-                <w:rPr>
-                  <w:rFonts w:ascii="Arial" w:cs="Arial" w:eastAsia="Arial" w:hAnsi="Arial"/>
-                  <w:color w:val="2E75B6"/>
-                  <w:sz w:val="16"/>
-                  <w:szCs w:val="16"/>
-                  <w:u w:val="single" w:color="2E75B6"/>
-                </w:rPr>
-                <w:t xml:space="preserve">Balancing more complex chemical equations</w:t>
-              </w:r>
-            </w:hyperlink>
+            <w:r>
+              <w:rPr>
+                <w:rFonts w:ascii="Arial" w:cs="Arial" w:eastAsia="Arial" w:hAnsi="Arial"/>
+                <w:i/>
+                <w:iCs/>
+                <w:color w:val="595959"/>
+                <w:sz w:val="16"/>
+                <w:szCs w:val="16"/>
+              </w:rPr>
+              <w:t xml:space="preserve">No closely matching video in the ARES library for this activity.</w:t>
+            </w:r>
           </w:p>
           <w:p>
             <w:pPr>
               <w:spacing w:after="10" w:before="0"/>
               <w:ind w:left="120"/>
             </w:pPr>
-            <w:r>
-              <w:rPr>
-                <w:rFonts w:ascii="Arial" w:cs="Arial" w:eastAsia="Arial" w:hAnsi="Arial"/>
-                <w:color w:val="595959"/>
-                <w:sz w:val="14"/>
-                <w:szCs w:val="14"/>
-              </w:rPr>
-              <w:t xml:space="preserve">Source: Khan Academy (English - US curriculum)</w:t>
-            </w:r>
-          </w:p>
-          <w:p>
-            <w:pPr>
-              <w:spacing w:after="10" w:before="0"/>
-              <w:ind w:left="120"/>
-            </w:pPr>
-            <w:hyperlink w:history="1" r:id="rIdvqm2wuwcs43-gmwao6gqq">
+            <w:hyperlink w:history="1" r:id="rId913cin_uzvtuiqoj-ljj9">
               <w:r>
                 <w:rPr>
                   <w:rFonts w:ascii="Arial" w:cs="Arial" w:eastAsia="Arial" w:hAnsi="Arial"/>
@@ -23858,9 +23819,24 @@
                   <w:szCs w:val="14"/>
                   <w:u w:val="single" w:color="595959"/>
                 </w:rPr>
-                <w:t xml:space="preserve">🔍 Search ARES for similar videos</w:t>
+                <w:t xml:space="preserve">🔍 Search ARES for videos</w:t>
               </w:r>
             </w:hyperlink>
+          </w:p>
+          <w:p>
+            <w:pPr>
+              <w:spacing w:after="10" w:before="0"/>
+              <w:ind w:left="120"/>
+            </w:pPr>
+            <w:r>
+              <w:rPr>
+                <w:rFonts w:ascii="Arial" w:cs="Arial" w:eastAsia="Arial" w:hAnsi="Arial"/>
+                <w:color w:val="595959"/>
+                <w:sz w:val="14"/>
+                <w:szCs w:val="14"/>
+              </w:rPr>
+              <w:t xml:space="preserve">Search terms: plant growth development dormancy</w:t>
+            </w:r>
           </w:p>
           <w:p>
             <w:pPr>
@@ -23894,7 +23870,7 @@
             <w:pPr>
               <w:spacing w:after="20" w:before="0"/>
             </w:pPr>
-            <w:hyperlink w:history="1" r:id="rIdolkiefuv4l2splg9xb8kz">
+            <w:hyperlink w:history="1" r:id="rIdqohflv3wp_f3uu-raes_-">
               <w:r>
                 <w:rPr>
                   <w:rFonts w:ascii="Arial" w:cs="Arial" w:eastAsia="Arial" w:hAnsi="Arial"/>
@@ -23927,7 +23903,7 @@
               <w:spacing w:after="10" w:before="0"/>
               <w:ind w:left="120"/>
             </w:pPr>
-            <w:hyperlink w:history="1" r:id="rIdv0d7sxkmpfjpg82tzywbu">
+            <w:hyperlink w:history="1" r:id="rIdpmjw7e31ec0ywwm8drxz1">
               <w:r>
                 <w:rPr>
                   <w:rFonts w:ascii="Arial" w:cs="Arial" w:eastAsia="Arial" w:hAnsi="Arial"/>
@@ -24122,40 +24098,24 @@
             <w:pPr>
               <w:spacing w:after="20" w:before="0"/>
             </w:pPr>
-            <w:hyperlink w:history="1" r:id="rIdvvfibqe78ag_gvqvtyo7e">
-              <w:r>
-                <w:rPr>
-                  <w:rFonts w:ascii="Arial" w:cs="Arial" w:eastAsia="Arial" w:hAnsi="Arial"/>
-                  <w:color w:val="2E75B6"/>
-                  <w:sz w:val="16"/>
-                  <w:szCs w:val="16"/>
-                  <w:u w:val="single" w:color="2E75B6"/>
-                </w:rPr>
-                <w:t xml:space="preserve">Balancing more complex chemical equations</w:t>
-              </w:r>
-            </w:hyperlink>
+            <w:r>
+              <w:rPr>
+                <w:rFonts w:ascii="Arial" w:cs="Arial" w:eastAsia="Arial" w:hAnsi="Arial"/>
+                <w:i/>
+                <w:iCs/>
+                <w:color w:val="595959"/>
+                <w:sz w:val="16"/>
+                <w:szCs w:val="16"/>
+              </w:rPr>
+              <w:t xml:space="preserve">No closely matching video in the ARES library for this activity.</w:t>
+            </w:r>
           </w:p>
           <w:p>
             <w:pPr>
               <w:spacing w:after="10" w:before="0"/>
               <w:ind w:left="120"/>
             </w:pPr>
-            <w:r>
-              <w:rPr>
-                <w:rFonts w:ascii="Arial" w:cs="Arial" w:eastAsia="Arial" w:hAnsi="Arial"/>
-                <w:color w:val="595959"/>
-                <w:sz w:val="14"/>
-                <w:szCs w:val="14"/>
-              </w:rPr>
-              <w:t xml:space="preserve">Source: Khan Academy (English - US curriculum)</w:t>
-            </w:r>
-          </w:p>
-          <w:p>
-            <w:pPr>
-              <w:spacing w:after="10" w:before="0"/>
-              <w:ind w:left="120"/>
-            </w:pPr>
-            <w:hyperlink w:history="1" r:id="rIdaszpotqcdr17ejn1ifv3z">
+            <w:hyperlink w:history="1" r:id="rIdbmejo5ayd6d_dhlyilssf">
               <w:r>
                 <w:rPr>
                   <w:rFonts w:ascii="Arial" w:cs="Arial" w:eastAsia="Arial" w:hAnsi="Arial"/>
@@ -24164,9 +24124,24 @@
                   <w:szCs w:val="14"/>
                   <w:u w:val="single" w:color="595959"/>
                 </w:rPr>
-                <w:t xml:space="preserve">🔍 Search ARES for similar videos</w:t>
+                <w:t xml:space="preserve">🔍 Search ARES for videos</w:t>
               </w:r>
             </w:hyperlink>
+          </w:p>
+          <w:p>
+            <w:pPr>
+              <w:spacing w:after="10" w:before="0"/>
+              <w:ind w:left="120"/>
+            </w:pPr>
+            <w:r>
+              <w:rPr>
+                <w:rFonts w:ascii="Arial" w:cs="Arial" w:eastAsia="Arial" w:hAnsi="Arial"/>
+                <w:color w:val="595959"/>
+                <w:sz w:val="14"/>
+                <w:szCs w:val="14"/>
+              </w:rPr>
+              <w:t xml:space="preserve">Search terms: plant growth development dormancy</w:t>
+            </w:r>
           </w:p>
           <w:p>
             <w:pPr>
@@ -24200,7 +24175,7 @@
             <w:pPr>
               <w:spacing w:after="20" w:before="0"/>
             </w:pPr>
-            <w:hyperlink w:history="1" r:id="rIdyd4xwekz7dbl9y46w2pbc">
+            <w:hyperlink w:history="1" r:id="rIdsqbyxrr_wtbkpmu6j7ose">
               <w:r>
                 <w:rPr>
                   <w:rFonts w:ascii="Arial" w:cs="Arial" w:eastAsia="Arial" w:hAnsi="Arial"/>
@@ -24233,7 +24208,7 @@
               <w:spacing w:after="10" w:before="0"/>
               <w:ind w:left="120"/>
             </w:pPr>
-            <w:hyperlink w:history="1" r:id="rIdoojfuljwawrnnh_lzkhz7">
+            <w:hyperlink w:history="1" r:id="rIdeamim0vhaatb7z3ryjz9q">
               <w:r>
                 <w:rPr>
                   <w:rFonts w:ascii="Arial" w:cs="Arial" w:eastAsia="Arial" w:hAnsi="Arial"/>

--- a/data/outputs/v2/General_Science/SS1.6_Plant_Growth_and_Development/General_Science_Plant_Growth_and_Development_CBE_LessonSequence.docx
+++ b/data/outputs/v2/General_Science/SS1.6_Plant_Growth_and_Development/General_Science_Plant_Growth_and_Development_CBE_LessonSequence.docx
@@ -3161,7 +3161,7 @@
               <w:spacing w:after="10" w:before="0"/>
               <w:ind w:left="120"/>
             </w:pPr>
-            <w:hyperlink w:history="1" r:id="rIdyenn6etxpn6tcbk5swkz0">
+            <w:hyperlink w:history="1" r:id="rIdjqxik3qxuzeiyjlhw6xdx">
               <w:r>
                 <w:rPr>
                   <w:rFonts w:ascii="Arial" w:cs="Arial" w:eastAsia="Arial" w:hAnsi="Arial"/>
@@ -3221,7 +3221,7 @@
             <w:pPr>
               <w:spacing w:after="20" w:before="0"/>
             </w:pPr>
-            <w:hyperlink w:history="1" r:id="rIdaimns338kamkftp8vpn0g">
+            <w:hyperlink w:history="1" r:id="rIdquf2tya_q9q74rje0vs6a">
               <w:r>
                 <w:rPr>
                   <w:rFonts w:ascii="Arial" w:cs="Arial" w:eastAsia="Arial" w:hAnsi="Arial"/>
@@ -3254,7 +3254,7 @@
               <w:spacing w:after="10" w:before="0"/>
               <w:ind w:left="120"/>
             </w:pPr>
-            <w:hyperlink w:history="1" r:id="rIddkv_pc6tkbynkanejdkv2">
+            <w:hyperlink w:history="1" r:id="rIdk8m_yxs_p6kpj6qgd_p74">
               <w:r>
                 <w:rPr>
                   <w:rFonts w:ascii="Arial" w:cs="Arial" w:eastAsia="Arial" w:hAnsi="Arial"/>
@@ -3466,7 +3466,7 @@
               <w:spacing w:after="10" w:before="0"/>
               <w:ind w:left="120"/>
             </w:pPr>
-            <w:hyperlink w:history="1" r:id="rIdohwn9mmvjtcibsj1idman">
+            <w:hyperlink w:history="1" r:id="rIdkpvbtl3m1nqh4cr2ii_st">
               <w:r>
                 <w:rPr>
                   <w:rFonts w:ascii="Arial" w:cs="Arial" w:eastAsia="Arial" w:hAnsi="Arial"/>
@@ -3526,7 +3526,7 @@
             <w:pPr>
               <w:spacing w:after="20" w:before="0"/>
             </w:pPr>
-            <w:hyperlink w:history="1" r:id="rIdngy0j2oosalobftvikykp">
+            <w:hyperlink w:history="1" r:id="rIdmzirgqcfzbzwkn5yufl54">
               <w:r>
                 <w:rPr>
                   <w:rFonts w:ascii="Arial" w:cs="Arial" w:eastAsia="Arial" w:hAnsi="Arial"/>
@@ -3559,7 +3559,7 @@
               <w:spacing w:after="10" w:before="0"/>
               <w:ind w:left="120"/>
             </w:pPr>
-            <w:hyperlink w:history="1" r:id="rId6ogepkdy38g2xijvt4oj2">
+            <w:hyperlink w:history="1" r:id="rIdxipennodzusg1fsxoy4uj">
               <w:r>
                 <w:rPr>
                   <w:rFonts w:ascii="Arial" w:cs="Arial" w:eastAsia="Arial" w:hAnsi="Arial"/>
@@ -3771,7 +3771,7 @@
               <w:spacing w:after="10" w:before="0"/>
               <w:ind w:left="120"/>
             </w:pPr>
-            <w:hyperlink w:history="1" r:id="rIdkllfzayfo8uvnkb6dgdtz">
+            <w:hyperlink w:history="1" r:id="rIdm-w3wghlfczmigdt1v4iz">
               <w:r>
                 <w:rPr>
                   <w:rFonts w:ascii="Arial" w:cs="Arial" w:eastAsia="Arial" w:hAnsi="Arial"/>
@@ -3831,7 +3831,7 @@
             <w:pPr>
               <w:spacing w:after="20" w:before="0"/>
             </w:pPr>
-            <w:hyperlink w:history="1" r:id="rIdxipsvkcsjopypyq5t7xwy">
+            <w:hyperlink w:history="1" r:id="rIdm1i81f0ku5kgl_0_mer48">
               <w:r>
                 <w:rPr>
                   <w:rFonts w:ascii="Arial" w:cs="Arial" w:eastAsia="Arial" w:hAnsi="Arial"/>
@@ -3864,7 +3864,7 @@
               <w:spacing w:after="10" w:before="0"/>
               <w:ind w:left="120"/>
             </w:pPr>
-            <w:hyperlink w:history="1" r:id="rIdhr6mbrnwbirbprzq0ygn5">
+            <w:hyperlink w:history="1" r:id="rIdyvoft7bwsbao1jgt0_yuu">
               <w:r>
                 <w:rPr>
                   <w:rFonts w:ascii="Arial" w:cs="Arial" w:eastAsia="Arial" w:hAnsi="Arial"/>
@@ -4076,7 +4076,7 @@
               <w:spacing w:after="10" w:before="0"/>
               <w:ind w:left="120"/>
             </w:pPr>
-            <w:hyperlink w:history="1" r:id="rIdfktuiaxwsijcpfxx-dbv6">
+            <w:hyperlink w:history="1" r:id="rId1qw2vfacrtr_fmzwjvzg6">
               <w:r>
                 <w:rPr>
                   <w:rFonts w:ascii="Arial" w:cs="Arial" w:eastAsia="Arial" w:hAnsi="Arial"/>
@@ -4136,7 +4136,7 @@
             <w:pPr>
               <w:spacing w:after="20" w:before="0"/>
             </w:pPr>
-            <w:hyperlink w:history="1" r:id="rIdpm3mexz59cbjfm9s0lqtb">
+            <w:hyperlink w:history="1" r:id="rIdk3yjfzywbgdt1s-ke9nfx">
               <w:r>
                 <w:rPr>
                   <w:rFonts w:ascii="Arial" w:cs="Arial" w:eastAsia="Arial" w:hAnsi="Arial"/>
@@ -4169,7 +4169,7 @@
               <w:spacing w:after="10" w:before="0"/>
               <w:ind w:left="120"/>
             </w:pPr>
-            <w:hyperlink w:history="1" r:id="rIdyregin0cikciqzxpasb6d">
+            <w:hyperlink w:history="1" r:id="rIdhnthtdo-vvcyizkdpe1wz">
               <w:r>
                 <w:rPr>
                   <w:rFonts w:ascii="Arial" w:cs="Arial" w:eastAsia="Arial" w:hAnsi="Arial"/>
@@ -4381,7 +4381,7 @@
               <w:spacing w:after="10" w:before="0"/>
               <w:ind w:left="120"/>
             </w:pPr>
-            <w:hyperlink w:history="1" r:id="rIdnfqgkywcylcwhcznoiezg">
+            <w:hyperlink w:history="1" r:id="rIdj-qkbspm7id8ji5sedrtl">
               <w:r>
                 <w:rPr>
                   <w:rFonts w:ascii="Arial" w:cs="Arial" w:eastAsia="Arial" w:hAnsi="Arial"/>
@@ -4441,7 +4441,7 @@
             <w:pPr>
               <w:spacing w:after="20" w:before="0"/>
             </w:pPr>
-            <w:hyperlink w:history="1" r:id="rIdm6w2cnrbgnbhrtgbx4nzp">
+            <w:hyperlink w:history="1" r:id="rIdo_96hhve9ypafptclznp8">
               <w:r>
                 <w:rPr>
                   <w:rFonts w:ascii="Arial" w:cs="Arial" w:eastAsia="Arial" w:hAnsi="Arial"/>
@@ -4474,7 +4474,7 @@
               <w:spacing w:after="10" w:before="0"/>
               <w:ind w:left="120"/>
             </w:pPr>
-            <w:hyperlink w:history="1" r:id="rIdrvweuytshuihs_kotslpi">
+            <w:hyperlink w:history="1" r:id="rIdsnjsqvcx9bdawfv-_g9jc">
               <w:r>
                 <w:rPr>
                   <w:rFonts w:ascii="Arial" w:cs="Arial" w:eastAsia="Arial" w:hAnsi="Arial"/>
@@ -5961,7 +5961,7 @@
             <w:pPr>
               <w:spacing w:after="20" w:before="0"/>
             </w:pPr>
-            <w:hyperlink w:history="1" r:id="rIdhmiszxqh1v2f8zxvbyors">
+            <w:hyperlink w:history="1" r:id="rId_rgehldfrqxklqjs07yxf">
               <w:r>
                 <w:rPr>
                   <w:rFonts w:ascii="Arial" w:cs="Arial" w:eastAsia="Arial" w:hAnsi="Arial"/>
@@ -5994,7 +5994,7 @@
               <w:spacing w:after="10" w:before="0"/>
               <w:ind w:left="120"/>
             </w:pPr>
-            <w:hyperlink w:history="1" r:id="rIdwykxkiv8gy955gw5o2yao">
+            <w:hyperlink w:history="1" r:id="rIdoyrt3kiytne2vgzekkxlr">
               <w:r>
                 <w:rPr>
                   <w:rFonts w:ascii="Arial" w:cs="Arial" w:eastAsia="Arial" w:hAnsi="Arial"/>
@@ -6039,7 +6039,7 @@
             <w:pPr>
               <w:spacing w:after="20" w:before="0"/>
             </w:pPr>
-            <w:hyperlink w:history="1" r:id="rIdf6ag2ylqwpjp1qsh0zhjd">
+            <w:hyperlink w:history="1" r:id="rIdzefclhwmammnihtuyogyo">
               <w:r>
                 <w:rPr>
                   <w:rFonts w:ascii="Arial" w:cs="Arial" w:eastAsia="Arial" w:hAnsi="Arial"/>
@@ -6072,7 +6072,7 @@
               <w:spacing w:after="10" w:before="0"/>
               <w:ind w:left="120"/>
             </w:pPr>
-            <w:hyperlink w:history="1" r:id="rIdmfkx8wuawl4kepwtcgzud">
+            <w:hyperlink w:history="1" r:id="rIdg1uxmzcjqr1cchwwicdek">
               <w:r>
                 <w:rPr>
                   <w:rFonts w:ascii="Arial" w:cs="Arial" w:eastAsia="Arial" w:hAnsi="Arial"/>
@@ -6267,7 +6267,7 @@
             <w:pPr>
               <w:spacing w:after="20" w:before="0"/>
             </w:pPr>
-            <w:hyperlink w:history="1" r:id="rIdc-bcaytesuttasf5yruld">
+            <w:hyperlink w:history="1" r:id="rIdgqtibtcsfhq7fwwedhwpx">
               <w:r>
                 <w:rPr>
                   <w:rFonts w:ascii="Arial" w:cs="Arial" w:eastAsia="Arial" w:hAnsi="Arial"/>
@@ -6276,7 +6276,7 @@
                   <w:szCs w:val="16"/>
                   <w:u w:val="single" w:color="2E75B6"/>
                 </w:rPr>
-                <w:t xml:space="preserve">Embryonic stem cells -dubbed(KY)</w:t>
+                <w:t xml:space="preserve">Human fertilization and early development</w:t>
               </w:r>
             </w:hyperlink>
           </w:p>
@@ -6292,7 +6292,7 @@
                 <w:sz w:val="14"/>
                 <w:szCs w:val="14"/>
               </w:rPr>
-              <w:t xml:space="preserve">Source: Khan Academy (Kiswahili)</w:t>
+              <w:t xml:space="preserve">Source: Khan Academy (English - US curriculum)</w:t>
             </w:r>
           </w:p>
           <w:p>
@@ -6300,7 +6300,7 @@
               <w:spacing w:after="10" w:before="0"/>
               <w:ind w:left="120"/>
             </w:pPr>
-            <w:hyperlink w:history="1" r:id="rIdl0ki8cso1ut3viilczstw">
+            <w:hyperlink w:history="1" r:id="rIdhdbg4jk6jqzuoj8eb8ows">
               <w:r>
                 <w:rPr>
                   <w:rFonts w:ascii="Arial" w:cs="Arial" w:eastAsia="Arial" w:hAnsi="Arial"/>
@@ -6338,6 +6338,312 @@
                 <w:sz w:val="16"/>
                 <w:szCs w:val="16"/>
               </w:rPr>
+              <w:t xml:space="preserve">📖 EXERCISE:</w:t>
+            </w:r>
+          </w:p>
+          <w:p>
+            <w:pPr>
+              <w:spacing w:after="20" w:before="0"/>
+            </w:pPr>
+            <w:hyperlink w:history="1" r:id="rIdw4svjluivc5n0lfxar0bj">
+              <w:r>
+                <w:rPr>
+                  <w:rFonts w:ascii="Arial" w:cs="Arial" w:eastAsia="Arial" w:hAnsi="Arial"/>
+                  <w:color w:val="2E75B6"/>
+                  <w:sz w:val="16"/>
+                  <w:szCs w:val="16"/>
+                  <w:u w:val="single" w:color="2E75B6"/>
+                </w:rPr>
+                <w:t xml:space="preserve">Embryo Growth and Development Practice</w:t>
+              </w:r>
+            </w:hyperlink>
+          </w:p>
+          <w:p>
+            <w:pPr>
+              <w:spacing w:after="10" w:before="0"/>
+              <w:ind w:left="120"/>
+            </w:pPr>
+            <w:r>
+              <w:rPr>
+                <w:rFonts w:ascii="Arial" w:cs="Arial" w:eastAsia="Arial" w:hAnsi="Arial"/>
+                <w:color w:val="595959"/>
+                <w:sz w:val="14"/>
+                <w:szCs w:val="14"/>
+              </w:rPr>
+              <w:t xml:space="preserve">Source: CK-12</w:t>
+            </w:r>
+          </w:p>
+          <w:p>
+            <w:pPr>
+              <w:spacing w:after="10" w:before="0"/>
+              <w:ind w:left="120"/>
+            </w:pPr>
+            <w:hyperlink w:history="1" r:id="rIdaeps-lpsbgylu0pjqkspa">
+              <w:r>
+                <w:rPr>
+                  <w:rFonts w:ascii="Arial" w:cs="Arial" w:eastAsia="Arial" w:hAnsi="Arial"/>
+                  <w:color w:val="595959"/>
+                  <w:sz w:val="14"/>
+                  <w:szCs w:val="14"/>
+                  <w:u w:val="single" w:color="595959"/>
+                </w:rPr>
+                <w:t xml:space="preserve">🔍 Search ARES for similar readings</w:t>
+              </w:r>
+            </w:hyperlink>
+          </w:p>
+        </w:tc>
+        <w:tc>
+          <w:tcPr>
+            <w:tcW w:type="dxa" w:w="3040"/>
+            <w:shd w:fill="FFFFFF" w:color="auto" w:val="clear"/>
+            <w:tcMar>
+              <w:top w:type="dxa" w:w="60"/>
+              <w:left w:type="dxa" w:w="120"/>
+              <w:bottom w:type="dxa" w:w="60"/>
+              <w:right w:type="dxa" w:w="120"/>
+            </w:tcMar>
+            <w:vAlign w:val="top"/>
+          </w:tcPr>
+          <w:p>
+            <w:pPr>
+              <w:spacing w:after="40" w:before="0"/>
+              <w:jc w:val="left"/>
+            </w:pPr>
+            <w:r>
+              <w:rPr>
+                <w:rFonts w:ascii="Arial" w:cs="Arial" w:eastAsia="Arial" w:hAnsi="Arial"/>
+                <w:b w:val="false"/>
+                <w:bCs w:val="false"/>
+                <w:i w:val="false"/>
+                <w:iCs w:val="false"/>
+                <w:color w:val="000000"/>
+                <w:sz w:val="18"/>
+                <w:szCs w:val="18"/>
+              </w:rPr>
+              <w:t xml:space="preserve">Students work in pairs. Each pair receives a small tray with four seeds: (1) a freshly harvested or recently purchased bean seed with intact testa, (2) a bean seed that has been soaked overnight in water, (3) a sorghum seed from a commercial packet, and (4) a sorghum seed from a packet labelled or simulated as two seasons old. If actual old seeds are unavailable, the teacher can simulate by preparing seeds that were dried in an oven at low heat for 30 minutes — this does not kill all seeds but reduces germination rate noticeably, replicating the phenomenon. Students use a simple observation guide with the following columns: seed type, colour, texture of coat, flexibility when pressed gently, and any visible change. They spend 7 minutes examining the seeds with their fingers and, where available, a hand lens. Students record in their notebooks. After individual observation, pairs join to form groups of four and compare findings. Each group nominates a recorder who lists the differences they all agreed on.</w:t>
+            </w:r>
+          </w:p>
+        </w:tc>
+        <w:tc>
+          <w:tcPr>
+            <w:tcW w:type="dxa" w:w="3040"/>
+            <w:shd w:fill="F2F2F2" w:color="auto" w:val="clear"/>
+            <w:tcMar>
+              <w:top w:type="dxa" w:w="60"/>
+              <w:left w:type="dxa" w:w="120"/>
+              <w:bottom w:type="dxa" w:w="60"/>
+              <w:right w:type="dxa" w:w="120"/>
+            </w:tcMar>
+            <w:vAlign w:val="top"/>
+          </w:tcPr>
+          <w:p>
+            <w:pPr>
+              <w:spacing w:after="40" w:before="0"/>
+              <w:jc w:val="left"/>
+            </w:pPr>
+            <w:r>
+              <w:rPr>
+                <w:rFonts w:ascii="Arial" w:cs="Arial" w:eastAsia="Arial" w:hAnsi="Arial"/>
+                <w:b w:val="false"/>
+                <w:bCs w:val="false"/>
+                <w:i w:val="false"/>
+                <w:iCs w:val="false"/>
+                <w:color w:val="000000"/>
+                <w:sz w:val="18"/>
+                <w:szCs w:val="18"/>
+              </w:rPr>
+              <w:t xml:space="preserve">Distribute materials and say: 'You have 7 minutes. Do not crack or split the seeds yet — just observe the outside. Use your fingers as your first instrument. Ask yourself: does this seed feel like it is ready to do something, or does it feel locked up?' Circulate and ask probing questions: 'What does the texture tell you about what might be happening inside?' and 'If you were a tiny root trying to push out of this seed, what would you have to get through?' WAIT 5 SECONDS after each question before offering any guidance. If students finish early, ask: 'Can you gently try to bend the soaked seed versus the dry seed? What do you notice?' After group comparison, ask one group to share: 'Group three, what was the most surprising difference you found?' WAIT 8 SECONDS.</w:t>
+            </w:r>
+          </w:p>
+        </w:tc>
+        <w:tc>
+          <w:tcPr>
+            <w:tcW w:type="dxa" w:w="3040"/>
+            <w:shd w:fill="FFFFFF" w:color="auto" w:val="clear"/>
+            <w:tcMar>
+              <w:top w:type="dxa" w:w="60"/>
+              <w:left w:type="dxa" w:w="120"/>
+              <w:bottom w:type="dxa" w:w="60"/>
+              <w:right w:type="dxa" w:w="120"/>
+            </w:tcMar>
+            <w:vAlign w:val="top"/>
+          </w:tcPr>
+          <w:p>
+            <w:pPr>
+              <w:spacing w:after="40" w:before="0"/>
+              <w:jc w:val="left"/>
+            </w:pPr>
+            <w:r>
+              <w:rPr>
+                <w:rFonts w:ascii="Arial" w:cs="Arial" w:eastAsia="Arial" w:hAnsi="Arial"/>
+                <w:b w:val="false"/>
+                <w:bCs w:val="false"/>
+                <w:i w:val="false"/>
+                <w:iCs w:val="false"/>
+                <w:color w:val="000000"/>
+                <w:sz w:val="18"/>
+                <w:szCs w:val="18"/>
+              </w:rPr>
+              <w:t xml:space="preserve">Hands-on sensory observation builds concrete referents for abstract vocabulary. By feeling the difference between a hard dry seed coat and a softened soaked one, students develop embodied understanding of what a seed coat does and why it matters for dormancy. This also connects to the Kisumu farmer context — students can imagine a farmer feeling seeds to decide if they are ready to plant.</w:t>
+            </w:r>
+          </w:p>
+        </w:tc>
+        <w:tc>
+          <w:tcPr>
+            <w:tcW w:type="dxa" w:w="3040"/>
+            <w:shd w:fill="F2F2F2" w:color="auto" w:val="clear"/>
+            <w:tcMar>
+              <w:top w:type="dxa" w:w="60"/>
+              <w:left w:type="dxa" w:w="120"/>
+              <w:bottom w:type="dxa" w:w="60"/>
+              <w:right w:type="dxa" w:w="120"/>
+            </w:tcMar>
+            <w:vAlign w:val="top"/>
+          </w:tcPr>
+          <w:p>
+            <w:pPr>
+              <w:spacing w:after="40" w:before="0"/>
+              <w:jc w:val="left"/>
+            </w:pPr>
+            <w:r>
+              <w:rPr>
+                <w:rFonts w:ascii="Arial" w:cs="Arial" w:eastAsia="Arial" w:hAnsi="Arial"/>
+                <w:b w:val="false"/>
+                <w:bCs w:val="false"/>
+                <w:i w:val="false"/>
+                <w:iCs w:val="false"/>
+                <w:color w:val="000000"/>
+                <w:sz w:val="18"/>
+                <w:szCs w:val="18"/>
+              </w:rPr>
+              <w:t xml:space="preserve">Circulate and check observation tables. Target students who are writing only superficial notes such as 'the seeds are brown.' Ask: 'Can you be more precise? How does the coat of seed one compare to seed two when you press gently?' This pushes toward comparative scientific language. Students who note that soaked seeds feel swollen or flexible have correctly observed a key indicator of dormancy breaking.</w:t>
+            </w:r>
+          </w:p>
+        </w:tc>
+      </w:tr>
+      <w:tr>
+        <w:tc>
+          <w:tcPr>
+            <w:tcW w:type="dxa" w:w="1520"/>
+            <w:shd w:fill="E2EFDA" w:color="auto" w:val="clear"/>
+            <w:tcMar>
+              <w:top w:type="dxa" w:w="60"/>
+              <w:left w:type="dxa" w:w="120"/>
+              <w:bottom w:type="dxa" w:w="60"/>
+              <w:right w:type="dxa" w:w="120"/>
+            </w:tcMar>
+            <w:vAlign w:val="top"/>
+          </w:tcPr>
+          <w:p>
+            <w:pPr>
+              <w:spacing w:after="40" w:before="0"/>
+              <w:jc w:val="left"/>
+            </w:pPr>
+            <w:r>
+              <w:rPr>
+                <w:rFonts w:ascii="Arial" w:cs="Arial" w:eastAsia="Arial" w:hAnsi="Arial"/>
+                <w:b/>
+                <w:bCs/>
+                <w:i w:val="false"/>
+                <w:iCs w:val="false"/>
+                <w:color w:val="000000"/>
+                <w:sz w:val="18"/>
+                <w:szCs w:val="18"/>
+              </w:rPr>
+              <w:t xml:space="preserve">Explain Phase</w:t>
+            </w:r>
+          </w:p>
+          <w:p>
+            <w:pPr>
+              <w:spacing w:after="20" w:before="0"/>
+            </w:pPr>
+            <w:r>
+              <w:rPr>
+                <w:rFonts w:ascii="Arial" w:cs="Arial" w:eastAsia="Arial" w:hAnsi="Arial"/>
+                <w:b/>
+                <w:bCs/>
+                <w:color w:val="1F3864"/>
+                <w:sz w:val="16"/>
+                <w:szCs w:val="16"/>
+              </w:rPr>
+              <w:t xml:space="preserve">📹 VIDEO:</w:t>
+            </w:r>
+          </w:p>
+          <w:p>
+            <w:pPr>
+              <w:spacing w:after="20" w:before="0"/>
+            </w:pPr>
+            <w:hyperlink w:history="1" r:id="rId6s3g_37jqmliai5mkzx_m">
+              <w:r>
+                <w:rPr>
+                  <w:rFonts w:ascii="Arial" w:cs="Arial" w:eastAsia="Arial" w:hAnsi="Arial"/>
+                  <w:color w:val="2E75B6"/>
+                  <w:sz w:val="16"/>
+                  <w:szCs w:val="16"/>
+                  <w:u w:val="single" w:color="2E75B6"/>
+                </w:rPr>
+                <w:t xml:space="preserve">Human fertilization and early development</w:t>
+              </w:r>
+            </w:hyperlink>
+          </w:p>
+          <w:p>
+            <w:pPr>
+              <w:spacing w:after="10" w:before="0"/>
+              <w:ind w:left="120"/>
+            </w:pPr>
+            <w:r>
+              <w:rPr>
+                <w:rFonts w:ascii="Arial" w:cs="Arial" w:eastAsia="Arial" w:hAnsi="Arial"/>
+                <w:color w:val="595959"/>
+                <w:sz w:val="14"/>
+                <w:szCs w:val="14"/>
+              </w:rPr>
+              <w:t xml:space="preserve">Source: Khan Academy (English - US curriculum)</w:t>
+            </w:r>
+          </w:p>
+          <w:p>
+            <w:pPr>
+              <w:spacing w:after="10" w:before="0"/>
+              <w:ind w:left="120"/>
+            </w:pPr>
+            <w:hyperlink w:history="1" r:id="rId54rzoibgu214ou8waq--l">
+              <w:r>
+                <w:rPr>
+                  <w:rFonts w:ascii="Arial" w:cs="Arial" w:eastAsia="Arial" w:hAnsi="Arial"/>
+                  <w:color w:val="595959"/>
+                  <w:sz w:val="14"/>
+                  <w:szCs w:val="14"/>
+                  <w:u w:val="single" w:color="595959"/>
+                </w:rPr>
+                <w:t xml:space="preserve">🔍 Search ARES for similar videos</w:t>
+              </w:r>
+            </w:hyperlink>
+          </w:p>
+          <w:p>
+            <w:pPr>
+              <w:spacing w:after="40" w:before="0"/>
+            </w:pPr>
+            <w:r>
+              <w:rPr>
+                <w:sz w:val="14"/>
+                <w:szCs w:val="14"/>
+              </w:rPr>
+              <w:t xml:space="preserve"/>
+            </w:r>
+          </w:p>
+          <w:p>
+            <w:pPr>
+              <w:spacing w:after="20" w:before="0"/>
+            </w:pPr>
+            <w:r>
+              <w:rPr>
+                <w:rFonts w:ascii="Arial" w:cs="Arial" w:eastAsia="Arial" w:hAnsi="Arial"/>
+                <w:b/>
+                <w:bCs/>
+                <w:color w:val="1F3864"/>
+                <w:sz w:val="16"/>
+                <w:szCs w:val="16"/>
+              </w:rPr>
               <w:t xml:space="preserve">📖 HTML:</w:t>
             </w:r>
           </w:p>
@@ -6345,7 +6651,7 @@
             <w:pPr>
               <w:spacing w:after="20" w:before="0"/>
             </w:pPr>
-            <w:hyperlink w:history="1" r:id="rIdpiqhm_suk3rq-1vz9gzyo">
+            <w:hyperlink w:history="1" r:id="rIdpuzbtis-xhq8lwjy9euq_">
               <w:r>
                 <w:rPr>
                   <w:rFonts w:ascii="Arial" w:cs="Arial" w:eastAsia="Arial" w:hAnsi="Arial"/>
@@ -6378,7 +6684,7 @@
               <w:spacing w:after="10" w:before="0"/>
               <w:ind w:left="120"/>
             </w:pPr>
-            <w:hyperlink w:history="1" r:id="rIdcv5idjhbxeq643_qgxurf">
+            <w:hyperlink w:history="1" r:id="rIdeexgvwkzuq8bgypa_gbgl">
               <w:r>
                 <w:rPr>
                   <w:rFonts w:ascii="Arial" w:cs="Arial" w:eastAsia="Arial" w:hAnsi="Arial"/>
@@ -6420,7 +6726,7 @@
                 <w:sz w:val="18"/>
                 <w:szCs w:val="18"/>
               </w:rPr>
-              <w:t xml:space="preserve">Students work in pairs. Each pair receives a small tray with four seeds: (1) a freshly harvested or recently purchased bean seed with intact testa, (2) a bean seed that has been soaked overnight in water, (3) a sorghum seed from a commercial packet, and (4) a sorghum seed from a packet labelled or simulated as two seasons old. If actual old seeds are unavailable, the teacher can simulate by preparing seeds that were dried in an oven at low heat for 30 minutes — this does not kill all seeds but reduces germination rate noticeably, replicating the phenomenon. Students use a simple observation guide with the following columns: seed type, colour, texture of coat, flexibility when pressed gently, and any visible change. They spend 7 minutes examining the seeds with their fingers and, where available, a hand lens. Students record in their notebooks. After individual observation, pairs join to form groups of four and compare findings. Each group nominates a recorder who lists the differences they all agreed on.</w:t>
+              <w:t xml:space="preserve">The teacher leads a 12-minute structured information-processing activity. Where internet is available, students watch a 3-minute curated video clip showing seed dormancy and germination in slow motion (KALRO educational content or similar Kenyan agricultural extension materials where accessible). Where internet is unavailable, the teacher provides a one-page illustrated reading with diagrams of the four causes of dormancy and three methods of breaking it. Students read independently for 4 minutes, then the teacher leads a class discussion using a graphic organiser drawn on the board — a two-column table: CAUSE OF DORMANCY on the left and WHAT IT MEANS FOR THE SEED on the right. Students contribute to filling in the table as a class. The four causes addressed are: (1) hard or impermeable seed coat — water and gases cannot enter; (2) immature embryo — the seed needs more time to develop fully before it can germinate; (3) chemical inhibitors such as abscisic acid — the seed produces substances that actively prevent germination until conditions change; (4) unfavourable environmental conditions — the seed is waiting for the right temperature, season, or light signal. The teacher then introduces three methods of breaking dormancy: scarification, stratification, and soaking. The Kenyan context is woven in explicitly: sorghum farmers in Turkana dry and store seeds across dry seasons to keep them dormant until the rains arrive, and bean farmers around Kisumu sometimes nick the testa with their thumbnail or soak seeds overnight — both are practical forms of scarification and soaking. Students copy the completed table into their notebooks.</w:t>
             </w:r>
           </w:p>
         </w:tc>
@@ -6452,7 +6758,7 @@
                 <w:sz w:val="18"/>
                 <w:szCs w:val="18"/>
               </w:rPr>
-              <w:t xml:space="preserve">Distribute materials and say: 'You have 7 minutes. Do not crack or split the seeds yet — just observe the outside. Use your fingers as your first instrument. Ask yourself: does this seed feel like it is ready to do something, or does it feel locked up?' Circulate and ask probing questions: 'What does the texture tell you about what might be happening inside?' and 'If you were a tiny root trying to push out of this seed, what would you have to get through?' WAIT 5 SECONDS after each question before offering any guidance. If students finish early, ask: 'Can you gently try to bend the soaked seed versus the dry seed? What do you notice?' After group comparison, ask one group to share: 'Group three, what was the most surprising difference you found?' WAIT 8 SECONDS.</w:t>
+              <w:t xml:space="preserve">Before the reading or video, say: 'As you read or watch, I want you to hold one question in your mind: which of these causes best explains why the farmer in Kisumu stored seeds did not germinate? Underline or mark anything that helps you answer that question.' After the activity, say: 'Let us build our cause-and-effect table together. Who found something that explains what stops a seed from germinating?' Call on students who were quiet during the predict phase to give them a second entry point. When introducing the Kenyan context, say: 'A sorghum farmer in Turkana is already a seed scientist — she has figured out through practice what researchers at KALRO study in laboratories. What does that tell us about the relationship between traditional knowledge and science?' WAIT 10 SECONDS — this is a high-level question and deserves extended thinking time. Do not answer it yourself; instead, reflect back what students say: 'So you are saying farmers discovered this by observation over generations — that is exactly how science works too.'</w:t>
             </w:r>
           </w:p>
         </w:tc>
@@ -6484,7 +6790,7 @@
                 <w:sz w:val="18"/>
                 <w:szCs w:val="18"/>
               </w:rPr>
-              <w:t xml:space="preserve">Hands-on sensory observation builds concrete referents for abstract vocabulary. By feeling the difference between a hard dry seed coat and a softened soaked one, students develop embodied understanding of what a seed coat does and why it matters for dormancy. This also connects to the Kisumu farmer context — students can imagine a farmer feeling seeds to decide if they are ready to plant.</w:t>
+              <w:t xml:space="preserve">The cause-and-effect graphic organiser helps students organise new vocabulary into a structure rather than a list. Connecting Turkana and Kisumu farming practices to the scientific concepts honours indigenous knowledge systems and helps students see science as relevant to their community. The teacher deliberately positions traditional farmer knowledge as scientifically valid, which supports positive scientific identity formation.</w:t>
             </w:r>
           </w:p>
         </w:tc>
@@ -6516,7 +6822,7 @@
                 <w:sz w:val="18"/>
                 <w:szCs w:val="18"/>
               </w:rPr>
-              <w:t xml:space="preserve">Circulate and check observation tables. Target students who are writing only superficial notes such as 'the seeds are brown.' Ask: 'Can you be more precise? How does the coat of seed one compare to seed two when you press gently?' This pushes toward comparative scientific language. Students who note that soaked seeds feel swollen or flexible have correctly observed a key indicator of dormancy breaking.</w:t>
+              <w:t xml:space="preserve">As students copy the table, circulate and check for the key conceptual distinction: dormancy is not the same as death. Ask any student whose table conflates the two: 'Is a dormant seed alive or dead? How do you know from what we just read?' Students should be able to say: a dormant seed is alive but its metabolism is slowed down and germination is blocked. This is a critical concept for Lesson 3.</w:t>
             </w:r>
           </w:p>
         </w:tc>
@@ -6525,32 +6831,32 @@
         <w:tc>
           <w:tcPr>
             <w:tcW w:type="dxa" w:w="1520"/>
-            <w:shd w:fill="E2EFDA" w:color="auto" w:val="clear"/>
-            <w:tcMar>
-              <w:top w:type="dxa" w:w="60"/>
-              <w:left w:type="dxa" w:w="120"/>
-              <w:bottom w:type="dxa" w:w="60"/>
-              <w:right w:type="dxa" w:w="120"/>
-            </w:tcMar>
-            <w:vAlign w:val="top"/>
-          </w:tcPr>
-          <w:p>
-            <w:pPr>
-              <w:spacing w:after="40" w:before="0"/>
-              <w:jc w:val="left"/>
-            </w:pPr>
-            <w:r>
-              <w:rPr>
-                <w:rFonts w:ascii="Arial" w:cs="Arial" w:eastAsia="Arial" w:hAnsi="Arial"/>
-                <w:b/>
-                <w:bCs/>
-                <w:i w:val="false"/>
-                <w:iCs w:val="false"/>
-                <w:color w:val="000000"/>
-                <w:sz w:val="18"/>
-                <w:szCs w:val="18"/>
-              </w:rPr>
-              <w:t xml:space="preserve">Explain Phase</w:t>
+            <w:shd w:fill="FCE4D6" w:color="auto" w:val="clear"/>
+            <w:tcMar>
+              <w:top w:type="dxa" w:w="60"/>
+              <w:left w:type="dxa" w:w="120"/>
+              <w:bottom w:type="dxa" w:w="60"/>
+              <w:right w:type="dxa" w:w="120"/>
+            </w:tcMar>
+            <w:vAlign w:val="top"/>
+          </w:tcPr>
+          <w:p>
+            <w:pPr>
+              <w:spacing w:after="40" w:before="0"/>
+              <w:jc w:val="left"/>
+            </w:pPr>
+            <w:r>
+              <w:rPr>
+                <w:rFonts w:ascii="Arial" w:cs="Arial" w:eastAsia="Arial" w:hAnsi="Arial"/>
+                <w:b/>
+                <w:bCs/>
+                <w:i w:val="false"/>
+                <w:iCs w:val="false"/>
+                <w:color w:val="000000"/>
+                <w:sz w:val="18"/>
+                <w:szCs w:val="18"/>
+              </w:rPr>
+              <w:t xml:space="preserve">Driving Question Board (DQB) Creation</w:t>
             </w:r>
           </w:p>
           <w:p>
@@ -6573,7 +6879,7 @@
             <w:pPr>
               <w:spacing w:after="20" w:before="0"/>
             </w:pPr>
-            <w:hyperlink w:history="1" r:id="rIdrqcvvsn689etqwv1dkl78">
+            <w:hyperlink w:history="1" r:id="rIdj1pai0z0jcfvpsiqtgc2n">
               <w:r>
                 <w:rPr>
                   <w:rFonts w:ascii="Arial" w:cs="Arial" w:eastAsia="Arial" w:hAnsi="Arial"/>
@@ -6606,7 +6912,7 @@
               <w:spacing w:after="10" w:before="0"/>
               <w:ind w:left="120"/>
             </w:pPr>
-            <w:hyperlink w:history="1" r:id="rIdmr1eps5wxawgj-zjg1j9s">
+            <w:hyperlink w:history="1" r:id="rIdgarqeiasxitlovbmmbkfk">
               <w:r>
                 <w:rPr>
                   <w:rFonts w:ascii="Arial" w:cs="Arial" w:eastAsia="Arial" w:hAnsi="Arial"/>
@@ -6651,7 +6957,7 @@
             <w:pPr>
               <w:spacing w:after="20" w:before="0"/>
             </w:pPr>
-            <w:hyperlink w:history="1" r:id="rIdcr7noef7ii1agprdzuhbx">
+            <w:hyperlink w:history="1" r:id="rIdfj7fzfn6hzfx7hyku8qi3">
               <w:r>
                 <w:rPr>
                   <w:rFonts w:ascii="Arial" w:cs="Arial" w:eastAsia="Arial" w:hAnsi="Arial"/>
@@ -6684,7 +6990,7 @@
               <w:spacing w:after="10" w:before="0"/>
               <w:ind w:left="120"/>
             </w:pPr>
-            <w:hyperlink w:history="1" r:id="rIdp9dbe_xtgni2-pdr_urae">
+            <w:hyperlink w:history="1" r:id="rIdb_1zz7vli1mubd8evtiqa">
               <w:r>
                 <w:rPr>
                   <w:rFonts w:ascii="Arial" w:cs="Arial" w:eastAsia="Arial" w:hAnsi="Arial"/>
@@ -6726,7 +7032,7 @@
                 <w:sz w:val="18"/>
                 <w:szCs w:val="18"/>
               </w:rPr>
-              <w:t xml:space="preserve">The teacher leads a 12-minute structured information-processing activity. Where internet is available, students watch a 3-minute curated video clip showing seed dormancy and germination in slow motion (KALRO educational content or similar Kenyan agricultural extension materials where accessible). Where internet is unavailable, the teacher provides a one-page illustrated reading with diagrams of the four causes of dormancy and three methods of breaking it. Students read independently for 4 minutes, then the teacher leads a class discussion using a graphic organiser drawn on the board — a two-column table: CAUSE OF DORMANCY on the left and WHAT IT MEANS FOR THE SEED on the right. Students contribute to filling in the table as a class. The four causes addressed are: (1) hard or impermeable seed coat — water and gases cannot enter; (2) immature embryo — the seed needs more time to develop fully before it can germinate; (3) chemical inhibitors such as abscisic acid — the seed produces substances that actively prevent germination until conditions change; (4) unfavourable environmental conditions — the seed is waiting for the right temperature, season, or light signal. The teacher then introduces three methods of breaking dormancy: scarification, stratification, and soaking. The Kenyan context is woven in explicitly: sorghum farmers in Turkana dry and store seeds across dry seasons to keep them dormant until the rains arrive, and bean farmers around Kisumu sometimes nick the testa with their thumbnail or soak seeds overnight — both are practical forms of scarification and soaking. Students copy the completed table into their notebooks.</w:t>
+              <w:t xml:space="preserve">Students return to the class DQB from Lesson 1, which has two columns: WHAT WE THINK WE KNOW and WHAT WE WONDER. The teacher displays it and reads out the questions already posted. Students work individually for 2 minutes to write one new question that today's lesson has raised for them on a sticky note or small card — the question must be more precise than anything on the DQB already. Examples of strong new questions students might generate: 'If abscisic acid stops germination, what chemical breaks it down?', 'How does a seed know when the rainy season has started?', or 'Can all seeds be scarified or do some get damaged?' Students post their new questions on the DQB in the WHAT WE WONDER column. The teacher reads two or three aloud and says: 'These are the kinds of questions that plant scientists in Kenya ask. Some of these we will answer in the next lessons. Some are questions that researchers are still investigating.'</w:t>
             </w:r>
           </w:p>
         </w:tc>
@@ -6758,7 +7064,7 @@
                 <w:sz w:val="18"/>
                 <w:szCs w:val="18"/>
               </w:rPr>
-              <w:t xml:space="preserve">Before the reading or video, say: 'As you read or watch, I want you to hold one question in your mind: which of these causes best explains why the farmer in Kisumu stored seeds did not germinate? Underline or mark anything that helps you answer that question.' After the activity, say: 'Let us build our cause-and-effect table together. Who found something that explains what stops a seed from germinating?' Call on students who were quiet during the predict phase to give them a second entry point. When introducing the Kenyan context, say: 'A sorghum farmer in Turkana is already a seed scientist — she has figured out through practice what researchers at KALRO study in laboratories. What does that tell us about the relationship between traditional knowledge and science?' WAIT 10 SECONDS — this is a high-level question and deserves extended thinking time. Do not answer it yourself; instead, reflect back what students say: 'So you are saying farmers discovered this by observation over generations — that is exactly how science works too.'</w:t>
+              <w:t xml:space="preserve">Point to the original DQB and say: 'Before today, we wondered in a general way why some seeds do not germinate. Now we have some evidence. I want to see if your questions have become more precise — more like a scientist would ask them.' After students post new questions, select one vague original question from Lesson 1 and one precise new question from today. Hold them up side by side and ask: 'What is the difference between these two questions? Which one would be easier for a scientist to investigate, and why?' WAIT 8 SECONDS. Guide students to see that precise, testable questions are more useful for investigation. Say: 'As we learn more each lesson, your questions should keep getting sharper. That is a sign of real scientific thinking.'</w:t>
             </w:r>
           </w:p>
         </w:tc>
@@ -6790,7 +7096,7 @@
                 <w:sz w:val="18"/>
                 <w:szCs w:val="18"/>
               </w:rPr>
-              <w:t xml:space="preserve">The cause-and-effect graphic organiser helps students organise new vocabulary into a structure rather than a list. Connecting Turkana and Kisumu farming practices to the scientific concepts honours indigenous knowledge systems and helps students see science as relevant to their community. The teacher deliberately positions traditional farmer knowledge as scientifically valid, which supports positive scientific identity formation.</w:t>
+              <w:t xml:space="preserve">The DQB update serves as a metacognitive tool — students can see their own thinking becoming more sophisticated. Comparing a vague Lesson 1 question to a precise Lesson 2 question makes the growth in scientific thinking visible and celebrates it, building confidence and intellectual identity.</w:t>
             </w:r>
           </w:p>
         </w:tc>
@@ -6822,7 +7128,7 @@
                 <w:sz w:val="18"/>
                 <w:szCs w:val="18"/>
               </w:rPr>
-              <w:t xml:space="preserve">As students copy the table, circulate and check for the key conceptual distinction: dormancy is not the same as death. Ask any student whose table conflates the two: 'Is a dormant seed alive or dead? How do you know from what we just read?' Students should be able to say: a dormant seed is alive but its metabolism is slowed down and germination is blocked. This is a critical concept for Lesson 3.</w:t>
+              <w:t xml:space="preserve">Collect the sticky notes or read new questions as students post them. Look for: (1) questions that are testable and specific — these show deep engagement; (2) questions that reveal the misconception that dormancy equals death — use these to plan a brief correction at the start of Lesson 3; (3) students who cannot generate a new question — sit with them briefly and ask: 'What confused you today? Write that confusion as a question.' Confusion is valid scientific wondering.</w:t>
             </w:r>
           </w:p>
         </w:tc>
@@ -6831,32 +7137,32 @@
         <w:tc>
           <w:tcPr>
             <w:tcW w:type="dxa" w:w="1520"/>
-            <w:shd w:fill="FCE4D6" w:color="auto" w:val="clear"/>
-            <w:tcMar>
-              <w:top w:type="dxa" w:w="60"/>
-              <w:left w:type="dxa" w:w="120"/>
-              <w:bottom w:type="dxa" w:w="60"/>
-              <w:right w:type="dxa" w:w="120"/>
-            </w:tcMar>
-            <w:vAlign w:val="top"/>
-          </w:tcPr>
-          <w:p>
-            <w:pPr>
-              <w:spacing w:after="40" w:before="0"/>
-              <w:jc w:val="left"/>
-            </w:pPr>
-            <w:r>
-              <w:rPr>
-                <w:rFonts w:ascii="Arial" w:cs="Arial" w:eastAsia="Arial" w:hAnsi="Arial"/>
-                <w:b/>
-                <w:bCs/>
-                <w:i w:val="false"/>
-                <w:iCs w:val="false"/>
-                <w:color w:val="000000"/>
-                <w:sz w:val="18"/>
-                <w:szCs w:val="18"/>
-              </w:rPr>
-              <w:t xml:space="preserve">Driving Question Board (DQB) Creation</w:t>
+            <w:shd w:fill="D5E8F0" w:color="auto" w:val="clear"/>
+            <w:tcMar>
+              <w:top w:type="dxa" w:w="60"/>
+              <w:left w:type="dxa" w:w="120"/>
+              <w:bottom w:type="dxa" w:w="60"/>
+              <w:right w:type="dxa" w:w="120"/>
+            </w:tcMar>
+            <w:vAlign w:val="top"/>
+          </w:tcPr>
+          <w:p>
+            <w:pPr>
+              <w:spacing w:after="40" w:before="0"/>
+              <w:jc w:val="left"/>
+            </w:pPr>
+            <w:r>
+              <w:rPr>
+                <w:rFonts w:ascii="Arial" w:cs="Arial" w:eastAsia="Arial" w:hAnsi="Arial"/>
+                <w:b/>
+                <w:bCs/>
+                <w:i w:val="false"/>
+                <w:iCs w:val="false"/>
+                <w:color w:val="000000"/>
+                <w:sz w:val="18"/>
+                <w:szCs w:val="18"/>
+              </w:rPr>
+              <w:t xml:space="preserve">Model Building Phase</w:t>
             </w:r>
           </w:p>
           <w:p>
@@ -6879,7 +7185,7 @@
             <w:pPr>
               <w:spacing w:after="20" w:before="0"/>
             </w:pPr>
-            <w:hyperlink w:history="1" r:id="rIdyylwoowoefvwctc5ssazn">
+            <w:hyperlink w:history="1" r:id="rIdsh5b0jektdhgasn85vggw">
               <w:r>
                 <w:rPr>
                   <w:rFonts w:ascii="Arial" w:cs="Arial" w:eastAsia="Arial" w:hAnsi="Arial"/>
@@ -6912,7 +7218,7 @@
               <w:spacing w:after="10" w:before="0"/>
               <w:ind w:left="120"/>
             </w:pPr>
-            <w:hyperlink w:history="1" r:id="rIdwvont6d9h1sbnmnisllsw">
+            <w:hyperlink w:history="1" r:id="rId4dorpytq6ccssudul3tlu">
               <w:r>
                 <w:rPr>
                   <w:rFonts w:ascii="Arial" w:cs="Arial" w:eastAsia="Arial" w:hAnsi="Arial"/>
@@ -6957,7 +7263,7 @@
             <w:pPr>
               <w:spacing w:after="20" w:before="0"/>
             </w:pPr>
-            <w:hyperlink w:history="1" r:id="rIdtplpon4yeg50f3nqebf13">
+            <w:hyperlink w:history="1" r:id="rId-0fqrms1tq6a30vutqqbi">
               <w:r>
                 <w:rPr>
                   <w:rFonts w:ascii="Arial" w:cs="Arial" w:eastAsia="Arial" w:hAnsi="Arial"/>
@@ -6990,313 +7296,7 @@
               <w:spacing w:after="10" w:before="0"/>
               <w:ind w:left="120"/>
             </w:pPr>
-            <w:hyperlink w:history="1" r:id="rIdzy4ak89jd2-feob6lmqhr">
-              <w:r>
-                <w:rPr>
-                  <w:rFonts w:ascii="Arial" w:cs="Arial" w:eastAsia="Arial" w:hAnsi="Arial"/>
-                  <w:color w:val="595959"/>
-                  <w:sz w:val="14"/>
-                  <w:szCs w:val="14"/>
-                  <w:u w:val="single" w:color="595959"/>
-                </w:rPr>
-                <w:t xml:space="preserve">🔍 Search ARES for similar readings</w:t>
-              </w:r>
-            </w:hyperlink>
-          </w:p>
-        </w:tc>
-        <w:tc>
-          <w:tcPr>
-            <w:tcW w:type="dxa" w:w="3040"/>
-            <w:shd w:fill="FFFFFF" w:color="auto" w:val="clear"/>
-            <w:tcMar>
-              <w:top w:type="dxa" w:w="60"/>
-              <w:left w:type="dxa" w:w="120"/>
-              <w:bottom w:type="dxa" w:w="60"/>
-              <w:right w:type="dxa" w:w="120"/>
-            </w:tcMar>
-            <w:vAlign w:val="top"/>
-          </w:tcPr>
-          <w:p>
-            <w:pPr>
-              <w:spacing w:after="40" w:before="0"/>
-              <w:jc w:val="left"/>
-            </w:pPr>
-            <w:r>
-              <w:rPr>
-                <w:rFonts w:ascii="Arial" w:cs="Arial" w:eastAsia="Arial" w:hAnsi="Arial"/>
-                <w:b w:val="false"/>
-                <w:bCs w:val="false"/>
-                <w:i w:val="false"/>
-                <w:iCs w:val="false"/>
-                <w:color w:val="000000"/>
-                <w:sz w:val="18"/>
-                <w:szCs w:val="18"/>
-              </w:rPr>
-              <w:t xml:space="preserve">Students return to the class DQB from Lesson 1, which has two columns: WHAT WE THINK WE KNOW and WHAT WE WONDER. The teacher displays it and reads out the questions already posted. Students work individually for 2 minutes to write one new question that today's lesson has raised for them on a sticky note or small card — the question must be more precise than anything on the DQB already. Examples of strong new questions students might generate: 'If abscisic acid stops germination, what chemical breaks it down?', 'How does a seed know when the rainy season has started?', or 'Can all seeds be scarified or do some get damaged?' Students post their new questions on the DQB in the WHAT WE WONDER column. The teacher reads two or three aloud and says: 'These are the kinds of questions that plant scientists in Kenya ask. Some of these we will answer in the next lessons. Some are questions that researchers are still investigating.'</w:t>
-            </w:r>
-          </w:p>
-        </w:tc>
-        <w:tc>
-          <w:tcPr>
-            <w:tcW w:type="dxa" w:w="3040"/>
-            <w:shd w:fill="F2F2F2" w:color="auto" w:val="clear"/>
-            <w:tcMar>
-              <w:top w:type="dxa" w:w="60"/>
-              <w:left w:type="dxa" w:w="120"/>
-              <w:bottom w:type="dxa" w:w="60"/>
-              <w:right w:type="dxa" w:w="120"/>
-            </w:tcMar>
-            <w:vAlign w:val="top"/>
-          </w:tcPr>
-          <w:p>
-            <w:pPr>
-              <w:spacing w:after="40" w:before="0"/>
-              <w:jc w:val="left"/>
-            </w:pPr>
-            <w:r>
-              <w:rPr>
-                <w:rFonts w:ascii="Arial" w:cs="Arial" w:eastAsia="Arial" w:hAnsi="Arial"/>
-                <w:b w:val="false"/>
-                <w:bCs w:val="false"/>
-                <w:i w:val="false"/>
-                <w:iCs w:val="false"/>
-                <w:color w:val="000000"/>
-                <w:sz w:val="18"/>
-                <w:szCs w:val="18"/>
-              </w:rPr>
-              <w:t xml:space="preserve">Point to the original DQB and say: 'Before today, we wondered in a general way why some seeds do not germinate. Now we have some evidence. I want to see if your questions have become more precise — more like a scientist would ask them.' After students post new questions, select one vague original question from Lesson 1 and one precise new question from today. Hold them up side by side and ask: 'What is the difference between these two questions? Which one would be easier for a scientist to investigate, and why?' WAIT 8 SECONDS. Guide students to see that precise, testable questions are more useful for investigation. Say: 'As we learn more each lesson, your questions should keep getting sharper. That is a sign of real scientific thinking.'</w:t>
-            </w:r>
-          </w:p>
-        </w:tc>
-        <w:tc>
-          <w:tcPr>
-            <w:tcW w:type="dxa" w:w="3040"/>
-            <w:shd w:fill="FFFFFF" w:color="auto" w:val="clear"/>
-            <w:tcMar>
-              <w:top w:type="dxa" w:w="60"/>
-              <w:left w:type="dxa" w:w="120"/>
-              <w:bottom w:type="dxa" w:w="60"/>
-              <w:right w:type="dxa" w:w="120"/>
-            </w:tcMar>
-            <w:vAlign w:val="top"/>
-          </w:tcPr>
-          <w:p>
-            <w:pPr>
-              <w:spacing w:after="40" w:before="0"/>
-              <w:jc w:val="left"/>
-            </w:pPr>
-            <w:r>
-              <w:rPr>
-                <w:rFonts w:ascii="Arial" w:cs="Arial" w:eastAsia="Arial" w:hAnsi="Arial"/>
-                <w:b w:val="false"/>
-                <w:bCs w:val="false"/>
-                <w:i w:val="false"/>
-                <w:iCs w:val="false"/>
-                <w:color w:val="000000"/>
-                <w:sz w:val="18"/>
-                <w:szCs w:val="18"/>
-              </w:rPr>
-              <w:t xml:space="preserve">The DQB update serves as a metacognitive tool — students can see their own thinking becoming more sophisticated. Comparing a vague Lesson 1 question to a precise Lesson 2 question makes the growth in scientific thinking visible and celebrates it, building confidence and intellectual identity.</w:t>
-            </w:r>
-          </w:p>
-        </w:tc>
-        <w:tc>
-          <w:tcPr>
-            <w:tcW w:type="dxa" w:w="3040"/>
-            <w:shd w:fill="F2F2F2" w:color="auto" w:val="clear"/>
-            <w:tcMar>
-              <w:top w:type="dxa" w:w="60"/>
-              <w:left w:type="dxa" w:w="120"/>
-              <w:bottom w:type="dxa" w:w="60"/>
-              <w:right w:type="dxa" w:w="120"/>
-            </w:tcMar>
-            <w:vAlign w:val="top"/>
-          </w:tcPr>
-          <w:p>
-            <w:pPr>
-              <w:spacing w:after="40" w:before="0"/>
-              <w:jc w:val="left"/>
-            </w:pPr>
-            <w:r>
-              <w:rPr>
-                <w:rFonts w:ascii="Arial" w:cs="Arial" w:eastAsia="Arial" w:hAnsi="Arial"/>
-                <w:b w:val="false"/>
-                <w:bCs w:val="false"/>
-                <w:i w:val="false"/>
-                <w:iCs w:val="false"/>
-                <w:color w:val="000000"/>
-                <w:sz w:val="18"/>
-                <w:szCs w:val="18"/>
-              </w:rPr>
-              <w:t xml:space="preserve">Collect the sticky notes or read new questions as students post them. Look for: (1) questions that are testable and specific — these show deep engagement; (2) questions that reveal the misconception that dormancy equals death — use these to plan a brief correction at the start of Lesson 3; (3) students who cannot generate a new question — sit with them briefly and ask: 'What confused you today? Write that confusion as a question.' Confusion is valid scientific wondering.</w:t>
-            </w:r>
-          </w:p>
-        </w:tc>
-      </w:tr>
-      <w:tr>
-        <w:tc>
-          <w:tcPr>
-            <w:tcW w:type="dxa" w:w="1520"/>
-            <w:shd w:fill="D5E8F0" w:color="auto" w:val="clear"/>
-            <w:tcMar>
-              <w:top w:type="dxa" w:w="60"/>
-              <w:left w:type="dxa" w:w="120"/>
-              <w:bottom w:type="dxa" w:w="60"/>
-              <w:right w:type="dxa" w:w="120"/>
-            </w:tcMar>
-            <w:vAlign w:val="top"/>
-          </w:tcPr>
-          <w:p>
-            <w:pPr>
-              <w:spacing w:after="40" w:before="0"/>
-              <w:jc w:val="left"/>
-            </w:pPr>
-            <w:r>
-              <w:rPr>
-                <w:rFonts w:ascii="Arial" w:cs="Arial" w:eastAsia="Arial" w:hAnsi="Arial"/>
-                <w:b/>
-                <w:bCs/>
-                <w:i w:val="false"/>
-                <w:iCs w:val="false"/>
-                <w:color w:val="000000"/>
-                <w:sz w:val="18"/>
-                <w:szCs w:val="18"/>
-              </w:rPr>
-              <w:t xml:space="preserve">Model Building Phase</w:t>
-            </w:r>
-          </w:p>
-          <w:p>
-            <w:pPr>
-              <w:spacing w:after="20" w:before="0"/>
-            </w:pPr>
-            <w:r>
-              <w:rPr>
-                <w:rFonts w:ascii="Arial" w:cs="Arial" w:eastAsia="Arial" w:hAnsi="Arial"/>
-                <w:b/>
-                <w:bCs/>
-                <w:color w:val="1F3864"/>
-                <w:sz w:val="16"/>
-                <w:szCs w:val="16"/>
-              </w:rPr>
-              <w:t xml:space="preserve">📹 VIDEO:</w:t>
-            </w:r>
-          </w:p>
-          <w:p>
-            <w:pPr>
-              <w:spacing w:after="20" w:before="0"/>
-            </w:pPr>
-            <w:hyperlink w:history="1" r:id="rIddmcqzbit5sz7f6hcpmtlw">
-              <w:r>
-                <w:rPr>
-                  <w:rFonts w:ascii="Arial" w:cs="Arial" w:eastAsia="Arial" w:hAnsi="Arial"/>
-                  <w:color w:val="2E75B6"/>
-                  <w:sz w:val="16"/>
-                  <w:szCs w:val="16"/>
-                  <w:u w:val="single" w:color="2E75B6"/>
-                </w:rPr>
-                <w:t xml:space="preserve">Human fertilization and early development</w:t>
-              </w:r>
-            </w:hyperlink>
-          </w:p>
-          <w:p>
-            <w:pPr>
-              <w:spacing w:after="10" w:before="0"/>
-              <w:ind w:left="120"/>
-            </w:pPr>
-            <w:r>
-              <w:rPr>
-                <w:rFonts w:ascii="Arial" w:cs="Arial" w:eastAsia="Arial" w:hAnsi="Arial"/>
-                <w:color w:val="595959"/>
-                <w:sz w:val="14"/>
-                <w:szCs w:val="14"/>
-              </w:rPr>
-              <w:t xml:space="preserve">Source: Khan Academy (English - US curriculum)</w:t>
-            </w:r>
-          </w:p>
-          <w:p>
-            <w:pPr>
-              <w:spacing w:after="10" w:before="0"/>
-              <w:ind w:left="120"/>
-            </w:pPr>
-            <w:hyperlink w:history="1" r:id="rIdkgwakpmqlyiteymop-5lb">
-              <w:r>
-                <w:rPr>
-                  <w:rFonts w:ascii="Arial" w:cs="Arial" w:eastAsia="Arial" w:hAnsi="Arial"/>
-                  <w:color w:val="595959"/>
-                  <w:sz w:val="14"/>
-                  <w:szCs w:val="14"/>
-                  <w:u w:val="single" w:color="595959"/>
-                </w:rPr>
-                <w:t xml:space="preserve">🔍 Search ARES for similar videos</w:t>
-              </w:r>
-            </w:hyperlink>
-          </w:p>
-          <w:p>
-            <w:pPr>
-              <w:spacing w:after="40" w:before="0"/>
-            </w:pPr>
-            <w:r>
-              <w:rPr>
-                <w:sz w:val="14"/>
-                <w:szCs w:val="14"/>
-              </w:rPr>
-              <w:t xml:space="preserve"/>
-            </w:r>
-          </w:p>
-          <w:p>
-            <w:pPr>
-              <w:spacing w:after="20" w:before="0"/>
-            </w:pPr>
-            <w:r>
-              <w:rPr>
-                <w:rFonts w:ascii="Arial" w:cs="Arial" w:eastAsia="Arial" w:hAnsi="Arial"/>
-                <w:b/>
-                <w:bCs/>
-                <w:color w:val="1F3864"/>
-                <w:sz w:val="16"/>
-                <w:szCs w:val="16"/>
-              </w:rPr>
-              <w:t xml:space="preserve">📖 HTML:</w:t>
-            </w:r>
-          </w:p>
-          <w:p>
-            <w:pPr>
-              <w:spacing w:after="20" w:before="0"/>
-            </w:pPr>
-            <w:hyperlink w:history="1" r:id="rIdrogrt6bmq78qd1_egety2">
-              <w:r>
-                <w:rPr>
-                  <w:rFonts w:ascii="Arial" w:cs="Arial" w:eastAsia="Arial" w:hAnsi="Arial"/>
-                  <w:color w:val="2E75B6"/>
-                  <w:sz w:val="16"/>
-                  <w:szCs w:val="16"/>
-                  <w:u w:val="single" w:color="2E75B6"/>
-                </w:rPr>
-                <w:t xml:space="preserve">Seed Dormancy and Germination - Advanced (Flexbook)</w:t>
-              </w:r>
-            </w:hyperlink>
-          </w:p>
-          <w:p>
-            <w:pPr>
-              <w:spacing w:after="10" w:before="0"/>
-              <w:ind w:left="120"/>
-            </w:pPr>
-            <w:r>
-              <w:rPr>
-                <w:rFonts w:ascii="Arial" w:cs="Arial" w:eastAsia="Arial" w:hAnsi="Arial"/>
-                <w:color w:val="595959"/>
-                <w:sz w:val="14"/>
-                <w:szCs w:val="14"/>
-              </w:rPr>
-              <w:t xml:space="preserve">Source: CK-12</w:t>
-            </w:r>
-          </w:p>
-          <w:p>
-            <w:pPr>
-              <w:spacing w:after="10" w:before="0"/>
-              <w:ind w:left="120"/>
-            </w:pPr>
-            <w:hyperlink w:history="1" r:id="rIdyxe7ww8-unupbynjoxw4p">
+            <w:hyperlink w:history="1" r:id="rId_bhqj9q39brytfmwnkihy">
               <w:r>
                 <w:rPr>
                   <w:rFonts w:ascii="Arial" w:cs="Arial" w:eastAsia="Arial" w:hAnsi="Arial"/>
@@ -8783,7 +8783,7 @@
             <w:pPr>
               <w:spacing w:after="20" w:before="0"/>
             </w:pPr>
-            <w:hyperlink w:history="1" r:id="rIdv6qhagdetc_hmzs5en1r5">
+            <w:hyperlink w:history="1" r:id="rIdo3wycuqonvizlrx4vka_i">
               <w:r>
                 <w:rPr>
                   <w:rFonts w:ascii="Arial" w:cs="Arial" w:eastAsia="Arial" w:hAnsi="Arial"/>
@@ -8816,7 +8816,7 @@
               <w:spacing w:after="10" w:before="0"/>
               <w:ind w:left="120"/>
             </w:pPr>
-            <w:hyperlink w:history="1" r:id="rIdquzucy6ni16qapntyuamf">
+            <w:hyperlink w:history="1" r:id="rIdr07afuwvswbdymtz5o9au">
               <w:r>
                 <w:rPr>
                   <w:rFonts w:ascii="Arial" w:cs="Arial" w:eastAsia="Arial" w:hAnsi="Arial"/>
@@ -8861,7 +8861,7 @@
             <w:pPr>
               <w:spacing w:after="20" w:before="0"/>
             </w:pPr>
-            <w:hyperlink w:history="1" r:id="rId_jz9ad9g5ij0tmbjymvi_">
+            <w:hyperlink w:history="1" r:id="rId0twmpi7t4k3969xnytdcu">
               <w:r>
                 <w:rPr>
                   <w:rFonts w:ascii="Arial" w:cs="Arial" w:eastAsia="Arial" w:hAnsi="Arial"/>
@@ -8894,7 +8894,7 @@
               <w:spacing w:after="10" w:before="0"/>
               <w:ind w:left="120"/>
             </w:pPr>
-            <w:hyperlink w:history="1" r:id="rIdoaxewjjcpzq6tclmmdpv4">
+            <w:hyperlink w:history="1" r:id="rIdahrhdh1zq_zi2m5qq_-q-">
               <w:r>
                 <w:rPr>
                   <w:rFonts w:ascii="Arial" w:cs="Arial" w:eastAsia="Arial" w:hAnsi="Arial"/>
@@ -9089,7 +9089,7 @@
             <w:pPr>
               <w:spacing w:after="20" w:before="0"/>
             </w:pPr>
-            <w:hyperlink w:history="1" r:id="rIdafcfrqh8swimbvtdbnugn">
+            <w:hyperlink w:history="1" r:id="rIdyhjcgvg2ze1gceibp5ww-">
               <w:r>
                 <w:rPr>
                   <w:rFonts w:ascii="Arial" w:cs="Arial" w:eastAsia="Arial" w:hAnsi="Arial"/>
@@ -9122,7 +9122,7 @@
               <w:spacing w:after="10" w:before="0"/>
               <w:ind w:left="120"/>
             </w:pPr>
-            <w:hyperlink w:history="1" r:id="rId_bcyfy7r5qorzt_vl5jqg">
+            <w:hyperlink w:history="1" r:id="rIdxjlyroft032cst70wc-de">
               <w:r>
                 <w:rPr>
                   <w:rFonts w:ascii="Arial" w:cs="Arial" w:eastAsia="Arial" w:hAnsi="Arial"/>
@@ -9167,7 +9167,7 @@
             <w:pPr>
               <w:spacing w:after="20" w:before="0"/>
             </w:pPr>
-            <w:hyperlink w:history="1" r:id="rIdc0qqaabf7ktaeiu6bxrmh">
+            <w:hyperlink w:history="1" r:id="rIdiro1bfuwdeufqo3vcjsil">
               <w:r>
                 <w:rPr>
                   <w:rFonts w:ascii="Arial" w:cs="Arial" w:eastAsia="Arial" w:hAnsi="Arial"/>
@@ -9200,7 +9200,7 @@
               <w:spacing w:after="10" w:before="0"/>
               <w:ind w:left="120"/>
             </w:pPr>
-            <w:hyperlink w:history="1" r:id="rIdxrl5rhvppfz4uxzev086h">
+            <w:hyperlink w:history="1" r:id="rId8pub8cqvq6d5jwcla_gmh">
               <w:r>
                 <w:rPr>
                   <w:rFonts w:ascii="Arial" w:cs="Arial" w:eastAsia="Arial" w:hAnsi="Arial"/>
@@ -9395,7 +9395,7 @@
             <w:pPr>
               <w:spacing w:after="20" w:before="0"/>
             </w:pPr>
-            <w:hyperlink w:history="1" r:id="rId97l_djxfv2vkcnf4fkh92">
+            <w:hyperlink w:history="1" r:id="rIdgju18ncgo0_qdlhsjdgbi">
               <w:r>
                 <w:rPr>
                   <w:rFonts w:ascii="Arial" w:cs="Arial" w:eastAsia="Arial" w:hAnsi="Arial"/>
@@ -9428,7 +9428,7 @@
               <w:spacing w:after="10" w:before="0"/>
               <w:ind w:left="120"/>
             </w:pPr>
-            <w:hyperlink w:history="1" r:id="rIdqwuhoeczzbjgcl_8rky9_">
+            <w:hyperlink w:history="1" r:id="rIdjtyuk1mgmomaoxrrg_i3o">
               <w:r>
                 <w:rPr>
                   <w:rFonts w:ascii="Arial" w:cs="Arial" w:eastAsia="Arial" w:hAnsi="Arial"/>
@@ -9473,7 +9473,7 @@
             <w:pPr>
               <w:spacing w:after="20" w:before="0"/>
             </w:pPr>
-            <w:hyperlink w:history="1" r:id="rIdpaw-lmfebemabzwgtut5f">
+            <w:hyperlink w:history="1" r:id="rIdn77rz-ha6mjwzj2ifwvro">
               <w:r>
                 <w:rPr>
                   <w:rFonts w:ascii="Arial" w:cs="Arial" w:eastAsia="Arial" w:hAnsi="Arial"/>
@@ -9506,7 +9506,7 @@
               <w:spacing w:after="10" w:before="0"/>
               <w:ind w:left="120"/>
             </w:pPr>
-            <w:hyperlink w:history="1" r:id="rIds_vkg5e8dongltpxxywq1">
+            <w:hyperlink w:history="1" r:id="rId5nscszazpuyhl1njym3hj">
               <w:r>
                 <w:rPr>
                   <w:rFonts w:ascii="Arial" w:cs="Arial" w:eastAsia="Arial" w:hAnsi="Arial"/>
@@ -9701,7 +9701,7 @@
             <w:pPr>
               <w:spacing w:after="20" w:before="0"/>
             </w:pPr>
-            <w:hyperlink w:history="1" r:id="rIdxbvhv_q1etgee0wlgwyht">
+            <w:hyperlink w:history="1" r:id="rIdq8sc2qrv7uymqnyb5xomh">
               <w:r>
                 <w:rPr>
                   <w:rFonts w:ascii="Arial" w:cs="Arial" w:eastAsia="Arial" w:hAnsi="Arial"/>
@@ -9734,7 +9734,7 @@
               <w:spacing w:after="10" w:before="0"/>
               <w:ind w:left="120"/>
             </w:pPr>
-            <w:hyperlink w:history="1" r:id="rIdeucso2fvgesvmkb2-vspf">
+            <w:hyperlink w:history="1" r:id="rIdzkjpcfxcx9mb8dqb4qw5x">
               <w:r>
                 <w:rPr>
                   <w:rFonts w:ascii="Arial" w:cs="Arial" w:eastAsia="Arial" w:hAnsi="Arial"/>
@@ -9779,7 +9779,7 @@
             <w:pPr>
               <w:spacing w:after="20" w:before="0"/>
             </w:pPr>
-            <w:hyperlink w:history="1" r:id="rIdkul05k92e44y3myppithv">
+            <w:hyperlink w:history="1" r:id="rId8ommfjvu5spjz-gq-mnm_">
               <w:r>
                 <w:rPr>
                   <w:rFonts w:ascii="Arial" w:cs="Arial" w:eastAsia="Arial" w:hAnsi="Arial"/>
@@ -9812,7 +9812,7 @@
               <w:spacing w:after="10" w:before="0"/>
               <w:ind w:left="120"/>
             </w:pPr>
-            <w:hyperlink w:history="1" r:id="rIdqnudjtelviyol4mdaza8q">
+            <w:hyperlink w:history="1" r:id="rIdy3hmjkxtdbx5qrk2oi7ra">
               <w:r>
                 <w:rPr>
                   <w:rFonts w:ascii="Arial" w:cs="Arial" w:eastAsia="Arial" w:hAnsi="Arial"/>
@@ -10007,7 +10007,7 @@
             <w:pPr>
               <w:spacing w:after="20" w:before="0"/>
             </w:pPr>
-            <w:hyperlink w:history="1" r:id="rId0q09_plmihoksrkf1grd4">
+            <w:hyperlink w:history="1" r:id="rIdxqnzmtz8wweracphihtau">
               <w:r>
                 <w:rPr>
                   <w:rFonts w:ascii="Arial" w:cs="Arial" w:eastAsia="Arial" w:hAnsi="Arial"/>
@@ -10040,7 +10040,7 @@
               <w:spacing w:after="10" w:before="0"/>
               <w:ind w:left="120"/>
             </w:pPr>
-            <w:hyperlink w:history="1" r:id="rIdn2-rif5iecf2thjotfaxl">
+            <w:hyperlink w:history="1" r:id="rIdvtxjtnfx9vrhke2pn7q2e">
               <w:r>
                 <w:rPr>
                   <w:rFonts w:ascii="Arial" w:cs="Arial" w:eastAsia="Arial" w:hAnsi="Arial"/>
@@ -10085,7 +10085,7 @@
             <w:pPr>
               <w:spacing w:after="20" w:before="0"/>
             </w:pPr>
-            <w:hyperlink w:history="1" r:id="rIdb5szf03nhqg1efwszpixe">
+            <w:hyperlink w:history="1" r:id="rIdcqxkuy5zwu4ur-nfsm3_b">
               <w:r>
                 <w:rPr>
                   <w:rFonts w:ascii="Arial" w:cs="Arial" w:eastAsia="Arial" w:hAnsi="Arial"/>
@@ -10118,7 +10118,7 @@
               <w:spacing w:after="10" w:before="0"/>
               <w:ind w:left="120"/>
             </w:pPr>
-            <w:hyperlink w:history="1" r:id="rIdvsylc5rximfls3cylaors">
+            <w:hyperlink w:history="1" r:id="rIdadzadpy1u0a1bvyd3jypg">
               <w:r>
                 <w:rPr>
                   <w:rFonts w:ascii="Arial" w:cs="Arial" w:eastAsia="Arial" w:hAnsi="Arial"/>
@@ -11605,7 +11605,7 @@
             <w:pPr>
               <w:spacing w:after="20" w:before="0"/>
             </w:pPr>
-            <w:hyperlink w:history="1" r:id="rIdnmdfy3-ecko7fugs1er5g">
+            <w:hyperlink w:history="1" r:id="rIdzt3vagijuh3fb2lohfy4z">
               <w:r>
                 <w:rPr>
                   <w:rFonts w:ascii="Arial" w:cs="Arial" w:eastAsia="Arial" w:hAnsi="Arial"/>
@@ -11638,7 +11638,7 @@
               <w:spacing w:after="10" w:before="0"/>
               <w:ind w:left="120"/>
             </w:pPr>
-            <w:hyperlink w:history="1" r:id="rIdqe-5uzwjbb56j9zeelyax">
+            <w:hyperlink w:history="1" r:id="rIdkzquuotvnnm9roijxn4wq">
               <w:r>
                 <w:rPr>
                   <w:rFonts w:ascii="Arial" w:cs="Arial" w:eastAsia="Arial" w:hAnsi="Arial"/>
@@ -11700,7 +11700,7 @@
               <w:spacing w:after="10" w:before="0"/>
               <w:ind w:left="120"/>
             </w:pPr>
-            <w:hyperlink w:history="1" r:id="rIdmpdiajkzrjomskxkt3q_c">
+            <w:hyperlink w:history="1" r:id="rId5fvxatc8m4rdsdx2qmfmk">
               <w:r>
                 <w:rPr>
                   <w:rFonts w:ascii="Arial" w:cs="Arial" w:eastAsia="Arial" w:hAnsi="Arial"/>
@@ -11910,7 +11910,7 @@
             <w:pPr>
               <w:spacing w:after="20" w:before="0"/>
             </w:pPr>
-            <w:hyperlink w:history="1" r:id="rIdvwmaqz1thi4dlaco8ma9f">
+            <w:hyperlink w:history="1" r:id="rId_un1de9dhsbwluhltlwvg">
               <w:r>
                 <w:rPr>
                   <w:rFonts w:ascii="Arial" w:cs="Arial" w:eastAsia="Arial" w:hAnsi="Arial"/>
@@ -11919,7 +11919,7 @@
                   <w:szCs w:val="16"/>
                   <w:u w:val="single" w:color="2E75B6"/>
                 </w:rPr>
-                <w:t xml:space="preserve">WATCH: Frames in Era 3</w:t>
+                <w:t xml:space="preserve">Contextualization of the development of Islam</w:t>
               </w:r>
             </w:hyperlink>
           </w:p>
@@ -11943,7 +11943,7 @@
               <w:spacing w:after="10" w:before="0"/>
               <w:ind w:left="120"/>
             </w:pPr>
-            <w:hyperlink w:history="1" r:id="rId48o3tuj883-fbyj7sdhpy">
+            <w:hyperlink w:history="1" r:id="rIdcsie8qe-gxyonqdr18iiq">
               <w:r>
                 <w:rPr>
                   <w:rFonts w:ascii="Arial" w:cs="Arial" w:eastAsia="Arial" w:hAnsi="Arial"/>
@@ -12005,7 +12005,7 @@
               <w:spacing w:after="10" w:before="0"/>
               <w:ind w:left="120"/>
             </w:pPr>
-            <w:hyperlink w:history="1" r:id="rIdw4zkcl4tul_qahnhfywbj">
+            <w:hyperlink w:history="1" r:id="rIdpxswm8ugdbz3scgblasw6">
               <w:r>
                 <w:rPr>
                   <w:rFonts w:ascii="Arial" w:cs="Arial" w:eastAsia="Arial" w:hAnsi="Arial"/>
@@ -12215,7 +12215,7 @@
             <w:pPr>
               <w:spacing w:after="20" w:before="0"/>
             </w:pPr>
-            <w:hyperlink w:history="1" r:id="rIdiawxxksdoyr2hhzjwyd5k">
+            <w:hyperlink w:history="1" r:id="rIdtmnqr_ajbawgcucylws53">
               <w:r>
                 <w:rPr>
                   <w:rFonts w:ascii="Arial" w:cs="Arial" w:eastAsia="Arial" w:hAnsi="Arial"/>
@@ -12248,7 +12248,7 @@
               <w:spacing w:after="10" w:before="0"/>
               <w:ind w:left="120"/>
             </w:pPr>
-            <w:hyperlink w:history="1" r:id="rIdtc0xkomy7u3cenneqqokv">
+            <w:hyperlink w:history="1" r:id="rIdhypxc-8osa8iuuz0k4-n7">
               <w:r>
                 <w:rPr>
                   <w:rFonts w:ascii="Arial" w:cs="Arial" w:eastAsia="Arial" w:hAnsi="Arial"/>
@@ -12310,7 +12310,7 @@
               <w:spacing w:after="10" w:before="0"/>
               <w:ind w:left="120"/>
             </w:pPr>
-            <w:hyperlink w:history="1" r:id="rIdukruuldhcvhwu8tlkkzu3">
+            <w:hyperlink w:history="1" r:id="rId_vsdvrv4n3vbvr2mlen6e">
               <w:r>
                 <w:rPr>
                   <w:rFonts w:ascii="Arial" w:cs="Arial" w:eastAsia="Arial" w:hAnsi="Arial"/>
@@ -12520,7 +12520,7 @@
             <w:pPr>
               <w:spacing w:after="20" w:before="0"/>
             </w:pPr>
-            <w:hyperlink w:history="1" r:id="rIdp95vfrufjqtxg9parpdwc">
+            <w:hyperlink w:history="1" r:id="rIdsuox5-jc_vt1vl5jensw4">
               <w:r>
                 <w:rPr>
                   <w:rFonts w:ascii="Arial" w:cs="Arial" w:eastAsia="Arial" w:hAnsi="Arial"/>
@@ -12553,7 +12553,7 @@
               <w:spacing w:after="10" w:before="0"/>
               <w:ind w:left="120"/>
             </w:pPr>
-            <w:hyperlink w:history="1" r:id="rIdatmc2ohc0onekozn2mfhe">
+            <w:hyperlink w:history="1" r:id="rId2jt732_szhf5fsrp89xgw">
               <w:r>
                 <w:rPr>
                   <w:rFonts w:ascii="Arial" w:cs="Arial" w:eastAsia="Arial" w:hAnsi="Arial"/>
@@ -12615,7 +12615,7 @@
               <w:spacing w:after="10" w:before="0"/>
               <w:ind w:left="120"/>
             </w:pPr>
-            <w:hyperlink w:history="1" r:id="rIdqsynvehm5mwj2v0eodquo">
+            <w:hyperlink w:history="1" r:id="rIdxsctfd1sgtgks0n1alj-m">
               <w:r>
                 <w:rPr>
                   <w:rFonts w:ascii="Arial" w:cs="Arial" w:eastAsia="Arial" w:hAnsi="Arial"/>
@@ -12825,7 +12825,7 @@
             <w:pPr>
               <w:spacing w:after="20" w:before="0"/>
             </w:pPr>
-            <w:hyperlink w:history="1" r:id="rId-e8wnccvvpxjsikctafet">
+            <w:hyperlink w:history="1" r:id="rIdzjq8lkxcvbldya-guwihj">
               <w:r>
                 <w:rPr>
                   <w:rFonts w:ascii="Arial" w:cs="Arial" w:eastAsia="Arial" w:hAnsi="Arial"/>
@@ -12858,7 +12858,7 @@
               <w:spacing w:after="10" w:before="0"/>
               <w:ind w:left="120"/>
             </w:pPr>
-            <w:hyperlink w:history="1" r:id="rIdn0r5gs3y0ar6jcg_59qn9">
+            <w:hyperlink w:history="1" r:id="rIdkklzft4htiwqkkopfen7a">
               <w:r>
                 <w:rPr>
                   <w:rFonts w:ascii="Arial" w:cs="Arial" w:eastAsia="Arial" w:hAnsi="Arial"/>
@@ -12920,7 +12920,7 @@
               <w:spacing w:after="10" w:before="0"/>
               <w:ind w:left="120"/>
             </w:pPr>
-            <w:hyperlink w:history="1" r:id="rIdnlp9iehvlionai3bkx0cg">
+            <w:hyperlink w:history="1" r:id="rId-tbpybx7vj853jntkeaax">
               <w:r>
                 <w:rPr>
                   <w:rFonts w:ascii="Arial" w:cs="Arial" w:eastAsia="Arial" w:hAnsi="Arial"/>
@@ -14439,7 +14439,7 @@
               <w:spacing w:after="10" w:before="0"/>
               <w:ind w:left="120"/>
             </w:pPr>
-            <w:hyperlink w:history="1" r:id="rIdcbmaxjmalvu2nr57b4ne9">
+            <w:hyperlink w:history="1" r:id="rIda2h9pmy3obdriq5aoy5bd">
               <w:r>
                 <w:rPr>
                   <w:rFonts w:ascii="Arial" w:cs="Arial" w:eastAsia="Arial" w:hAnsi="Arial"/>
@@ -14516,7 +14516,7 @@
               <w:spacing w:after="10" w:before="0"/>
               <w:ind w:left="120"/>
             </w:pPr>
-            <w:hyperlink w:history="1" r:id="rIdwt0mwttvo0lq2h1eyafbl">
+            <w:hyperlink w:history="1" r:id="rIdwhntpvexvpiucff4gf5f1">
               <w:r>
                 <w:rPr>
                   <w:rFonts w:ascii="Arial" w:cs="Arial" w:eastAsia="Arial" w:hAnsi="Arial"/>
@@ -14743,7 +14743,7 @@
               <w:spacing w:after="10" w:before="0"/>
               <w:ind w:left="120"/>
             </w:pPr>
-            <w:hyperlink w:history="1" r:id="rIdblxbnbeadqbpgle91fnqf">
+            <w:hyperlink w:history="1" r:id="rIdptqurpvp4r4gk4rulh937">
               <w:r>
                 <w:rPr>
                   <w:rFonts w:ascii="Arial" w:cs="Arial" w:eastAsia="Arial" w:hAnsi="Arial"/>
@@ -14820,7 +14820,7 @@
               <w:spacing w:after="10" w:before="0"/>
               <w:ind w:left="120"/>
             </w:pPr>
-            <w:hyperlink w:history="1" r:id="rIdlnhtwx9vqu12bs2j5fjcv">
+            <w:hyperlink w:history="1" r:id="rIdn35elod5jz75cuotjspc4">
               <w:r>
                 <w:rPr>
                   <w:rFonts w:ascii="Arial" w:cs="Arial" w:eastAsia="Arial" w:hAnsi="Arial"/>
@@ -15047,7 +15047,7 @@
               <w:spacing w:after="10" w:before="0"/>
               <w:ind w:left="120"/>
             </w:pPr>
-            <w:hyperlink w:history="1" r:id="rIdvtmjho9xr3ykxnfboxaew">
+            <w:hyperlink w:history="1" r:id="rId2xznsdxvwxertlajo2wcv">
               <w:r>
                 <w:rPr>
                   <w:rFonts w:ascii="Arial" w:cs="Arial" w:eastAsia="Arial" w:hAnsi="Arial"/>
@@ -15124,7 +15124,7 @@
               <w:spacing w:after="10" w:before="0"/>
               <w:ind w:left="120"/>
             </w:pPr>
-            <w:hyperlink w:history="1" r:id="rIdnajq4luics2zhiuyrjm2_">
+            <w:hyperlink w:history="1" r:id="rIdn81lajmbvm9uxqfpdn3kd">
               <w:r>
                 <w:rPr>
                   <w:rFonts w:ascii="Arial" w:cs="Arial" w:eastAsia="Arial" w:hAnsi="Arial"/>
@@ -15351,7 +15351,7 @@
               <w:spacing w:after="10" w:before="0"/>
               <w:ind w:left="120"/>
             </w:pPr>
-            <w:hyperlink w:history="1" r:id="rIdvd_ykk3mibeurphtdypym">
+            <w:hyperlink w:history="1" r:id="rIddavdibtjbbna5drtda7ch">
               <w:r>
                 <w:rPr>
                   <w:rFonts w:ascii="Arial" w:cs="Arial" w:eastAsia="Arial" w:hAnsi="Arial"/>
@@ -15428,7 +15428,7 @@
               <w:spacing w:after="10" w:before="0"/>
               <w:ind w:left="120"/>
             </w:pPr>
-            <w:hyperlink w:history="1" r:id="rIdtdjnjdvvothhyf36s8bzi">
+            <w:hyperlink w:history="1" r:id="rIdo679_qvsy85wocky10_u-">
               <w:r>
                 <w:rPr>
                   <w:rFonts w:ascii="Arial" w:cs="Arial" w:eastAsia="Arial" w:hAnsi="Arial"/>
@@ -15655,7 +15655,7 @@
               <w:spacing w:after="10" w:before="0"/>
               <w:ind w:left="120"/>
             </w:pPr>
-            <w:hyperlink w:history="1" r:id="rIdeu5ch1t9g85mkjkamcyq_">
+            <w:hyperlink w:history="1" r:id="rIdibkdfvpxfxpz00zih73ha">
               <w:r>
                 <w:rPr>
                   <w:rFonts w:ascii="Arial" w:cs="Arial" w:eastAsia="Arial" w:hAnsi="Arial"/>
@@ -15732,7 +15732,7 @@
               <w:spacing w:after="10" w:before="0"/>
               <w:ind w:left="120"/>
             </w:pPr>
-            <w:hyperlink w:history="1" r:id="rIdbftqpsfsk_uym4xstjhh0">
+            <w:hyperlink w:history="1" r:id="rIdxd2bou_qfamcglltnt_ag">
               <w:r>
                 <w:rPr>
                   <w:rFonts w:ascii="Arial" w:cs="Arial" w:eastAsia="Arial" w:hAnsi="Arial"/>
@@ -17234,7 +17234,7 @@
             <w:pPr>
               <w:spacing w:after="20" w:before="0"/>
             </w:pPr>
-            <w:hyperlink w:history="1" r:id="rId0t6jkqsm2vuqmue61gnfr">
+            <w:hyperlink w:history="1" r:id="rIdqewan4rmvm-c5xhq0o9ao">
               <w:r>
                 <w:rPr>
                   <w:rFonts w:ascii="Arial" w:cs="Arial" w:eastAsia="Arial" w:hAnsi="Arial"/>
@@ -17267,7 +17267,7 @@
               <w:spacing w:after="10" w:before="0"/>
               <w:ind w:left="120"/>
             </w:pPr>
-            <w:hyperlink w:history="1" r:id="rIdz69kmwk9tl_7rlazxuf8y">
+            <w:hyperlink w:history="1" r:id="rIdvz6u80qtcwtzez8km8izf">
               <w:r>
                 <w:rPr>
                   <w:rFonts w:ascii="Arial" w:cs="Arial" w:eastAsia="Arial" w:hAnsi="Arial"/>
@@ -17312,7 +17312,7 @@
             <w:pPr>
               <w:spacing w:after="20" w:before="0"/>
             </w:pPr>
-            <w:hyperlink w:history="1" r:id="rIdniqauvujkwzbif306lu--">
+            <w:hyperlink w:history="1" r:id="rIdkhqpl4ouitd2rslnc9odh">
               <w:r>
                 <w:rPr>
                   <w:rFonts w:ascii="Arial" w:cs="Arial" w:eastAsia="Arial" w:hAnsi="Arial"/>
@@ -17345,7 +17345,7 @@
               <w:spacing w:after="10" w:before="0"/>
               <w:ind w:left="120"/>
             </w:pPr>
-            <w:hyperlink w:history="1" r:id="rId0u3fop7q0mncmfq3yn-qt">
+            <w:hyperlink w:history="1" r:id="rIdq1_tci_4tlie325q0bqr1">
               <w:r>
                 <w:rPr>
                   <w:rFonts w:ascii="Arial" w:cs="Arial" w:eastAsia="Arial" w:hAnsi="Arial"/>
@@ -17540,7 +17540,7 @@
             <w:pPr>
               <w:spacing w:after="20" w:before="0"/>
             </w:pPr>
-            <w:hyperlink w:history="1" r:id="rIdsrbur28l-d8qgluibez2y">
+            <w:hyperlink w:history="1" r:id="rIdkm5qliboj4zbs0xgxd1fq">
               <w:r>
                 <w:rPr>
                   <w:rFonts w:ascii="Arial" w:cs="Arial" w:eastAsia="Arial" w:hAnsi="Arial"/>
@@ -17573,7 +17573,7 @@
               <w:spacing w:after="10" w:before="0"/>
               <w:ind w:left="120"/>
             </w:pPr>
-            <w:hyperlink w:history="1" r:id="rIdw0rem_c00v0hqrkhtidho">
+            <w:hyperlink w:history="1" r:id="rIdgs19u8b31_mij8lsr3max">
               <w:r>
                 <w:rPr>
                   <w:rFonts w:ascii="Arial" w:cs="Arial" w:eastAsia="Arial" w:hAnsi="Arial"/>
@@ -17618,7 +17618,7 @@
             <w:pPr>
               <w:spacing w:after="20" w:before="0"/>
             </w:pPr>
-            <w:hyperlink w:history="1" r:id="rIdiixw0hytwqk1nmz57tyw_">
+            <w:hyperlink w:history="1" r:id="rId6onusm3m3oehs_rclwn9a">
               <w:r>
                 <w:rPr>
                   <w:rFonts w:ascii="Arial" w:cs="Arial" w:eastAsia="Arial" w:hAnsi="Arial"/>
@@ -17651,7 +17651,7 @@
               <w:spacing w:after="10" w:before="0"/>
               <w:ind w:left="120"/>
             </w:pPr>
-            <w:hyperlink w:history="1" r:id="rIdueoxkzywaokjlqovjoq8u">
+            <w:hyperlink w:history="1" r:id="rId0itk8xktmjcs3wznccoof">
               <w:r>
                 <w:rPr>
                   <w:rFonts w:ascii="Arial" w:cs="Arial" w:eastAsia="Arial" w:hAnsi="Arial"/>
@@ -17846,7 +17846,7 @@
             <w:pPr>
               <w:spacing w:after="20" w:before="0"/>
             </w:pPr>
-            <w:hyperlink w:history="1" r:id="rIdnyfiy-5l4f6v62r79siqa">
+            <w:hyperlink w:history="1" r:id="rIdpyswmcxaslt4f-wmhqmzj">
               <w:r>
                 <w:rPr>
                   <w:rFonts w:ascii="Arial" w:cs="Arial" w:eastAsia="Arial" w:hAnsi="Arial"/>
@@ -17879,7 +17879,7 @@
               <w:spacing w:after="10" w:before="0"/>
               <w:ind w:left="120"/>
             </w:pPr>
-            <w:hyperlink w:history="1" r:id="rIdrq3bjocb0bg9hiwoahjya">
+            <w:hyperlink w:history="1" r:id="rIdy2yrk93b9x9qhavxi5xdi">
               <w:r>
                 <w:rPr>
                   <w:rFonts w:ascii="Arial" w:cs="Arial" w:eastAsia="Arial" w:hAnsi="Arial"/>
@@ -17924,7 +17924,7 @@
             <w:pPr>
               <w:spacing w:after="20" w:before="0"/>
             </w:pPr>
-            <w:hyperlink w:history="1" r:id="rIdzart1chuvqr3mxdalu2js">
+            <w:hyperlink w:history="1" r:id="rIdfibp7sssgnrfq15xyacfr">
               <w:r>
                 <w:rPr>
                   <w:rFonts w:ascii="Arial" w:cs="Arial" w:eastAsia="Arial" w:hAnsi="Arial"/>
@@ -17957,7 +17957,7 @@
               <w:spacing w:after="10" w:before="0"/>
               <w:ind w:left="120"/>
             </w:pPr>
-            <w:hyperlink w:history="1" r:id="rIdcq_e6tgenha_fqexifi02">
+            <w:hyperlink w:history="1" r:id="rIdhm98hx1c3te-cuqkkgueu">
               <w:r>
                 <w:rPr>
                   <w:rFonts w:ascii="Arial" w:cs="Arial" w:eastAsia="Arial" w:hAnsi="Arial"/>
@@ -18152,7 +18152,7 @@
             <w:pPr>
               <w:spacing w:after="20" w:before="0"/>
             </w:pPr>
-            <w:hyperlink w:history="1" r:id="rIdvuprpd8op-6hcpvbpvgen">
+            <w:hyperlink w:history="1" r:id="rId3tddmf2c-nnjaq5ss8l9o">
               <w:r>
                 <w:rPr>
                   <w:rFonts w:ascii="Arial" w:cs="Arial" w:eastAsia="Arial" w:hAnsi="Arial"/>
@@ -18185,7 +18185,7 @@
               <w:spacing w:after="10" w:before="0"/>
               <w:ind w:left="120"/>
             </w:pPr>
-            <w:hyperlink w:history="1" r:id="rIddirrw5wgyzdcahaghwjua">
+            <w:hyperlink w:history="1" r:id="rIdtr4wud7eshglorw0boju5">
               <w:r>
                 <w:rPr>
                   <w:rFonts w:ascii="Arial" w:cs="Arial" w:eastAsia="Arial" w:hAnsi="Arial"/>
@@ -18230,7 +18230,7 @@
             <w:pPr>
               <w:spacing w:after="20" w:before="0"/>
             </w:pPr>
-            <w:hyperlink w:history="1" r:id="rIdryldemvouszcdf44dulx6">
+            <w:hyperlink w:history="1" r:id="rIdxfgt7l_ndgpbkviczzum8">
               <w:r>
                 <w:rPr>
                   <w:rFonts w:ascii="Arial" w:cs="Arial" w:eastAsia="Arial" w:hAnsi="Arial"/>
@@ -18263,7 +18263,7 @@
               <w:spacing w:after="10" w:before="0"/>
               <w:ind w:left="120"/>
             </w:pPr>
-            <w:hyperlink w:history="1" r:id="rIdntwbiwppzizvarj3zvthh">
+            <w:hyperlink w:history="1" r:id="rIdk4wvgli07qpjsplmoodl-">
               <w:r>
                 <w:rPr>
                   <w:rFonts w:ascii="Arial" w:cs="Arial" w:eastAsia="Arial" w:hAnsi="Arial"/>
@@ -18458,7 +18458,7 @@
             <w:pPr>
               <w:spacing w:after="20" w:before="0"/>
             </w:pPr>
-            <w:hyperlink w:history="1" r:id="rIdc_oaivkvta86oavup47ia">
+            <w:hyperlink w:history="1" r:id="rIdtcoeawjukr6n308z0ngmh">
               <w:r>
                 <w:rPr>
                   <w:rFonts w:ascii="Arial" w:cs="Arial" w:eastAsia="Arial" w:hAnsi="Arial"/>
@@ -18491,7 +18491,7 @@
               <w:spacing w:after="10" w:before="0"/>
               <w:ind w:left="120"/>
             </w:pPr>
-            <w:hyperlink w:history="1" r:id="rIdshcugci3dwklor2ixjymn">
+            <w:hyperlink w:history="1" r:id="rIdqpi88mkxgyny3proje6hg">
               <w:r>
                 <w:rPr>
                   <w:rFonts w:ascii="Arial" w:cs="Arial" w:eastAsia="Arial" w:hAnsi="Arial"/>
@@ -18536,7 +18536,7 @@
             <w:pPr>
               <w:spacing w:after="20" w:before="0"/>
             </w:pPr>
-            <w:hyperlink w:history="1" r:id="rIdeysvmjls_ymatdyzz7wej">
+            <w:hyperlink w:history="1" r:id="rIdkoye5vy8zxk004z-og1t5">
               <w:r>
                 <w:rPr>
                   <w:rFonts w:ascii="Arial" w:cs="Arial" w:eastAsia="Arial" w:hAnsi="Arial"/>
@@ -18569,7 +18569,7 @@
               <w:spacing w:after="10" w:before="0"/>
               <w:ind w:left="120"/>
             </w:pPr>
-            <w:hyperlink w:history="1" r:id="rIdbv8uh_h7oh1tujkse6qeh">
+            <w:hyperlink w:history="1" r:id="rIdbldbea-l0vq8ykb0iehrp">
               <w:r>
                 <w:rPr>
                   <w:rFonts w:ascii="Arial" w:cs="Arial" w:eastAsia="Arial" w:hAnsi="Arial"/>
@@ -20056,7 +20056,7 @@
             <w:pPr>
               <w:spacing w:after="20" w:before="0"/>
             </w:pPr>
-            <w:hyperlink w:history="1" r:id="rIdh96qfiuvgwvlkq9ab3pxj">
+            <w:hyperlink w:history="1" r:id="rId85onclrogsmazxqlh1oyg">
               <w:r>
                 <w:rPr>
                   <w:rFonts w:ascii="Arial" w:cs="Arial" w:eastAsia="Arial" w:hAnsi="Arial"/>
@@ -20089,7 +20089,7 @@
               <w:spacing w:after="10" w:before="0"/>
               <w:ind w:left="120"/>
             </w:pPr>
-            <w:hyperlink w:history="1" r:id="rIdmf23tss_matnl8_w1an9c">
+            <w:hyperlink w:history="1" r:id="rIdwjnaklxfqwp5ydllnpol7">
               <w:r>
                 <w:rPr>
                   <w:rFonts w:ascii="Arial" w:cs="Arial" w:eastAsia="Arial" w:hAnsi="Arial"/>
@@ -20134,7 +20134,7 @@
             <w:pPr>
               <w:spacing w:after="20" w:before="0"/>
             </w:pPr>
-            <w:hyperlink w:history="1" r:id="rId6hvxpkwtyjxdudkctxsph">
+            <w:hyperlink w:history="1" r:id="rIdik97gjeb0hd1zgepun7u5">
               <w:r>
                 <w:rPr>
                   <w:rFonts w:ascii="Arial" w:cs="Arial" w:eastAsia="Arial" w:hAnsi="Arial"/>
@@ -20167,7 +20167,7 @@
               <w:spacing w:after="10" w:before="0"/>
               <w:ind w:left="120"/>
             </w:pPr>
-            <w:hyperlink w:history="1" r:id="rIdj3zptz4hw79y801owxlpn">
+            <w:hyperlink w:history="1" r:id="rId_arurod18hm96yncvus90">
               <w:r>
                 <w:rPr>
                   <w:rFonts w:ascii="Arial" w:cs="Arial" w:eastAsia="Arial" w:hAnsi="Arial"/>
@@ -20362,7 +20362,313 @@
             <w:pPr>
               <w:spacing w:after="20" w:before="0"/>
             </w:pPr>
-            <w:hyperlink w:history="1" r:id="rIdpcu1ybz6q_0zzl7fjlkle">
+            <w:hyperlink w:history="1" r:id="rIdbszmpr4lrdehmcrszeke5">
+              <w:r>
+                <w:rPr>
+                  <w:rFonts w:ascii="Arial" w:cs="Arial" w:eastAsia="Arial" w:hAnsi="Arial"/>
+                  <w:color w:val="2E75B6"/>
+                  <w:sz w:val="16"/>
+                  <w:szCs w:val="16"/>
+                  <w:u w:val="single" w:color="2E75B6"/>
+                </w:rPr>
+                <w:t xml:space="preserve">Photosynthesis in ecosystems</w:t>
+              </w:r>
+            </w:hyperlink>
+          </w:p>
+          <w:p>
+            <w:pPr>
+              <w:spacing w:after="10" w:before="0"/>
+              <w:ind w:left="120"/>
+            </w:pPr>
+            <w:r>
+              <w:rPr>
+                <w:rFonts w:ascii="Arial" w:cs="Arial" w:eastAsia="Arial" w:hAnsi="Arial"/>
+                <w:color w:val="595959"/>
+                <w:sz w:val="14"/>
+                <w:szCs w:val="14"/>
+              </w:rPr>
+              <w:t xml:space="preserve">Source: Khan Academy (English - US curriculum)</w:t>
+            </w:r>
+          </w:p>
+          <w:p>
+            <w:pPr>
+              <w:spacing w:after="10" w:before="0"/>
+              <w:ind w:left="120"/>
+            </w:pPr>
+            <w:hyperlink w:history="1" r:id="rIdhl3jrqcr6gvalgsc482ew">
+              <w:r>
+                <w:rPr>
+                  <w:rFonts w:ascii="Arial" w:cs="Arial" w:eastAsia="Arial" w:hAnsi="Arial"/>
+                  <w:color w:val="595959"/>
+                  <w:sz w:val="14"/>
+                  <w:szCs w:val="14"/>
+                  <w:u w:val="single" w:color="595959"/>
+                </w:rPr>
+                <w:t xml:space="preserve">🔍 Search ARES for similar videos</w:t>
+              </w:r>
+            </w:hyperlink>
+          </w:p>
+          <w:p>
+            <w:pPr>
+              <w:spacing w:after="40" w:before="0"/>
+            </w:pPr>
+            <w:r>
+              <w:rPr>
+                <w:sz w:val="14"/>
+                <w:szCs w:val="14"/>
+              </w:rPr>
+              <w:t xml:space="preserve"/>
+            </w:r>
+          </w:p>
+          <w:p>
+            <w:pPr>
+              <w:spacing w:after="20" w:before="0"/>
+            </w:pPr>
+            <w:r>
+              <w:rPr>
+                <w:rFonts w:ascii="Arial" w:cs="Arial" w:eastAsia="Arial" w:hAnsi="Arial"/>
+                <w:b/>
+                <w:bCs/>
+                <w:color w:val="1F3864"/>
+                <w:sz w:val="16"/>
+                <w:szCs w:val="16"/>
+              </w:rPr>
+              <w:t xml:space="preserve">📖 HTML:</w:t>
+            </w:r>
+          </w:p>
+          <w:p>
+            <w:pPr>
+              <w:spacing w:after="20" w:before="0"/>
+            </w:pPr>
+            <w:hyperlink w:history="1" r:id="rIddpof7hbtt4xqkounsforb">
+              <w:r>
+                <w:rPr>
+                  <w:rFonts w:ascii="Arial" w:cs="Arial" w:eastAsia="Arial" w:hAnsi="Arial"/>
+                  <w:color w:val="2E75B6"/>
+                  <w:sz w:val="16"/>
+                  <w:szCs w:val="16"/>
+                  <w:u w:val="single" w:color="2E75B6"/>
+                </w:rPr>
+                <w:t xml:space="preserve">How Temperature Influences Solubility (Flexbook)</w:t>
+              </w:r>
+            </w:hyperlink>
+          </w:p>
+          <w:p>
+            <w:pPr>
+              <w:spacing w:after="10" w:before="0"/>
+              <w:ind w:left="120"/>
+            </w:pPr>
+            <w:r>
+              <w:rPr>
+                <w:rFonts w:ascii="Arial" w:cs="Arial" w:eastAsia="Arial" w:hAnsi="Arial"/>
+                <w:color w:val="595959"/>
+                <w:sz w:val="14"/>
+                <w:szCs w:val="14"/>
+              </w:rPr>
+              <w:t xml:space="preserve">Source: CK-12</w:t>
+            </w:r>
+          </w:p>
+          <w:p>
+            <w:pPr>
+              <w:spacing w:after="10" w:before="0"/>
+              <w:ind w:left="120"/>
+            </w:pPr>
+            <w:hyperlink w:history="1" r:id="rIdesbps7hhf1x2r0pylrbha">
+              <w:r>
+                <w:rPr>
+                  <w:rFonts w:ascii="Arial" w:cs="Arial" w:eastAsia="Arial" w:hAnsi="Arial"/>
+                  <w:color w:val="595959"/>
+                  <w:sz w:val="14"/>
+                  <w:szCs w:val="14"/>
+                  <w:u w:val="single" w:color="595959"/>
+                </w:rPr>
+                <w:t xml:space="preserve">🔍 Search ARES for similar readings</w:t>
+              </w:r>
+            </w:hyperlink>
+          </w:p>
+        </w:tc>
+        <w:tc>
+          <w:tcPr>
+            <w:tcW w:type="dxa" w:w="3040"/>
+            <w:shd w:fill="FFFFFF" w:color="auto" w:val="clear"/>
+            <w:tcMar>
+              <w:top w:type="dxa" w:w="60"/>
+              <w:left w:type="dxa" w:w="120"/>
+              <w:bottom w:type="dxa" w:w="60"/>
+              <w:right w:type="dxa" w:w="120"/>
+            </w:tcMar>
+            <w:vAlign w:val="top"/>
+          </w:tcPr>
+          <w:p>
+            <w:pPr>
+              <w:spacing w:after="40" w:before="0"/>
+              <w:jc w:val="left"/>
+            </w:pPr>
+            <w:r>
+              <w:rPr>
+                <w:rFonts w:ascii="Arial" w:cs="Arial" w:eastAsia="Arial" w:hAnsi="Arial"/>
+                <w:b w:val="false"/>
+                <w:bCs w:val="false"/>
+                <w:i w:val="false"/>
+                <w:iCs w:val="false"/>
+                <w:color w:val="000000"/>
+                <w:sz w:val="18"/>
+                <w:szCs w:val="18"/>
+              </w:rPr>
+              <w:t xml:space="preserve">Students form three groups. Each group receives a Case Study Card (one side contains descriptive text and data; the other side contains 3 to 4 guiding questions). Group A — Tea in Kericho: The card describes how tea is grown at 1500 to 2700 m altitude, mean temperatures of 14 to 26 degrees Celsius, annual rainfall of 1200 to 1400 mm, shade trees used to diffuse light, and how tea bushes are pruned to maintain lateral growth. Guiding questions include: Which factor do you think limits tea growth at lower, hotter altitudes? How does pruning relate to what we learned about apical dominance? Group B — Maize in the Rift Valley: The card describes how maize requires 18 to 30 degrees Celsius, full sun for photosynthesis, well-drained soils with nitrogen and phosphorus, and how yellow leaves in maize often signal nitrogen deficiency. Guiding questions include: What happens to photosynthesis and growth if maize is planted too close together and shaded? How does water availability link to the germination conditions we tested in Lesson 3? Group C — Mangroves in Mombasa: The card describes how mangroves tolerate salt through special root structures, have thick cuticles to reduce water loss despite being surrounded by water, produce prop roots to access oxygen in anaerobic mud, and grow slowly with dense secondary growth. Guiding questions include: Why might nutrient levels in tidal mud affect mangrove height? How does secondary growth (from Lesson 5) help mangroves survive physical stress from tides? Students read, discuss within their group, and record key findings in a table with columns: Environmental Factor — How It Affects Growth — Connection to Previous Lessons.</w:t>
+            </w:r>
+          </w:p>
+        </w:tc>
+        <w:tc>
+          <w:tcPr>
+            <w:tcW w:type="dxa" w:w="3040"/>
+            <w:shd w:fill="F2F2F2" w:color="auto" w:val="clear"/>
+            <w:tcMar>
+              <w:top w:type="dxa" w:w="60"/>
+              <w:left w:type="dxa" w:w="120"/>
+              <w:bottom w:type="dxa" w:w="60"/>
+              <w:right w:type="dxa" w:w="120"/>
+            </w:tcMar>
+            <w:vAlign w:val="top"/>
+          </w:tcPr>
+          <w:p>
+            <w:pPr>
+              <w:spacing w:after="40" w:before="0"/>
+              <w:jc w:val="left"/>
+            </w:pPr>
+            <w:r>
+              <w:rPr>
+                <w:rFonts w:ascii="Arial" w:cs="Arial" w:eastAsia="Arial" w:hAnsi="Arial"/>
+                <w:b w:val="false"/>
+                <w:bCs w:val="false"/>
+                <w:i w:val="false"/>
+                <w:iCs w:val="false"/>
+                <w:color w:val="000000"/>
+                <w:sz w:val="18"/>
+                <w:szCs w:val="18"/>
+              </w:rPr>
+              <w:t xml:space="preserve">Teacher circulates to each group during the 10-minute group work period. For Group A, if students are stuck on the pruning-apical dominance connection, teacher says: 'Think back to Lesson 6 — when the apical bud is removed, which hormone balance changes and what starts to grow?' For Group B, if students mention nitrogen without explaining the mechanism, teacher says: 'Nitrogen is in amino acids and chlorophyll — what does that mean for the rate of cell division and leaf colour?' For Group C, if students are puzzled by salt and water loss, teacher says: 'Can a plant take up water by osmosis if the outside water is saltier than the cell sap? What does that do to the plant?' WAIT TIME: After each probing question, teacher steps back and waits 8 seconds, allowing the group to discuss before answering. Teacher does not answer for them.</w:t>
+            </w:r>
+          </w:p>
+        </w:tc>
+        <w:tc>
+          <w:tcPr>
+            <w:tcW w:type="dxa" w:w="3040"/>
+            <w:shd w:fill="FFFFFF" w:color="auto" w:val="clear"/>
+            <w:tcMar>
+              <w:top w:type="dxa" w:w="60"/>
+              <w:left w:type="dxa" w:w="120"/>
+              <w:bottom w:type="dxa" w:w="60"/>
+              <w:right w:type="dxa" w:w="120"/>
+            </w:tcMar>
+            <w:vAlign w:val="top"/>
+          </w:tcPr>
+          <w:p>
+            <w:pPr>
+              <w:spacing w:after="40" w:before="0"/>
+              <w:jc w:val="left"/>
+            </w:pPr>
+            <w:r>
+              <w:rPr>
+                <w:rFonts w:ascii="Arial" w:cs="Arial" w:eastAsia="Arial" w:hAnsi="Arial"/>
+                <w:b w:val="false"/>
+                <w:bCs w:val="false"/>
+                <w:i w:val="false"/>
+                <w:iCs w:val="false"/>
+                <w:color w:val="000000"/>
+                <w:sz w:val="18"/>
+                <w:szCs w:val="18"/>
+              </w:rPr>
+              <w:t xml:space="preserve">The case study card structure (text plus guiding questions plus evidence table) scaffolds structured inquiry. The guiding questions are deliberately written to force connections to prior lessons, ensuring this is not isolated factual recall but integrative sensemaking. The three Kenyan contexts are chosen to represent diversity across the country — highland, savanna, and coastal — making the lesson culturally and geographically relevant.</w:t>
+            </w:r>
+          </w:p>
+        </w:tc>
+        <w:tc>
+          <w:tcPr>
+            <w:tcW w:type="dxa" w:w="3040"/>
+            <w:shd w:fill="F2F2F2" w:color="auto" w:val="clear"/>
+            <w:tcMar>
+              <w:top w:type="dxa" w:w="60"/>
+              <w:left w:type="dxa" w:w="120"/>
+              <w:bottom w:type="dxa" w:w="60"/>
+              <w:right w:type="dxa" w:w="120"/>
+            </w:tcMar>
+            <w:vAlign w:val="top"/>
+          </w:tcPr>
+          <w:p>
+            <w:pPr>
+              <w:spacing w:after="40" w:before="0"/>
+              <w:jc w:val="left"/>
+            </w:pPr>
+            <w:r>
+              <w:rPr>
+                <w:rFonts w:ascii="Arial" w:cs="Arial" w:eastAsia="Arial" w:hAnsi="Arial"/>
+                <w:b w:val="false"/>
+                <w:bCs w:val="false"/>
+                <w:i w:val="false"/>
+                <w:iCs w:val="false"/>
+                <w:color w:val="000000"/>
+                <w:sz w:val="18"/>
+                <w:szCs w:val="18"/>
+              </w:rPr>
+              <w:t xml:space="preserve">Teacher checks each group's evidence table for accuracy and depth of connections. A strong response for Group B might read: 'Nitrogen — needed for chlorophyll production — without it, leaves turn yellow and photosynthesis slows, reducing sugar supply for cell division and growth. Connected to Lesson 5: less sugar means less material for secondary growth.' A weak response would read: 'Nitrogen is important for maize.' Teacher uses this to calibrate the level of support during the Explain Phase presentations.</w:t>
+            </w:r>
+          </w:p>
+        </w:tc>
+      </w:tr>
+      <w:tr>
+        <w:tc>
+          <w:tcPr>
+            <w:tcW w:type="dxa" w:w="1520"/>
+            <w:shd w:fill="E2EFDA" w:color="auto" w:val="clear"/>
+            <w:tcMar>
+              <w:top w:type="dxa" w:w="60"/>
+              <w:left w:type="dxa" w:w="120"/>
+              <w:bottom w:type="dxa" w:w="60"/>
+              <w:right w:type="dxa" w:w="120"/>
+            </w:tcMar>
+            <w:vAlign w:val="top"/>
+          </w:tcPr>
+          <w:p>
+            <w:pPr>
+              <w:spacing w:after="40" w:before="0"/>
+              <w:jc w:val="left"/>
+            </w:pPr>
+            <w:r>
+              <w:rPr>
+                <w:rFonts w:ascii="Arial" w:cs="Arial" w:eastAsia="Arial" w:hAnsi="Arial"/>
+                <w:b/>
+                <w:bCs/>
+                <w:i w:val="false"/>
+                <w:iCs w:val="false"/>
+                <w:color w:val="000000"/>
+                <w:sz w:val="18"/>
+                <w:szCs w:val="18"/>
+              </w:rPr>
+              <w:t xml:space="preserve">Explain Phase</w:t>
+            </w:r>
+          </w:p>
+          <w:p>
+            <w:pPr>
+              <w:spacing w:after="20" w:before="0"/>
+            </w:pPr>
+            <w:r>
+              <w:rPr>
+                <w:rFonts w:ascii="Arial" w:cs="Arial" w:eastAsia="Arial" w:hAnsi="Arial"/>
+                <w:b/>
+                <w:bCs/>
+                <w:color w:val="1F3864"/>
+                <w:sz w:val="16"/>
+                <w:szCs w:val="16"/>
+              </w:rPr>
+              <w:t xml:space="preserve">📹 VIDEO:</w:t>
+            </w:r>
+          </w:p>
+          <w:p>
+            <w:pPr>
+              <w:spacing w:after="20" w:before="0"/>
+            </w:pPr>
+            <w:hyperlink w:history="1" r:id="rIdikubpcewbthloaearpa99">
               <w:r>
                 <w:rPr>
                   <w:rFonts w:ascii="Arial" w:cs="Arial" w:eastAsia="Arial" w:hAnsi="Arial"/>
@@ -20395,7 +20701,7 @@
               <w:spacing w:after="10" w:before="0"/>
               <w:ind w:left="120"/>
             </w:pPr>
-            <w:hyperlink w:history="1" r:id="rIdkluabvchfxbcryfqlqlzy">
+            <w:hyperlink w:history="1" r:id="rIdvnuhr5abl5aofae4tgntd">
               <w:r>
                 <w:rPr>
                   <w:rFonts w:ascii="Arial" w:cs="Arial" w:eastAsia="Arial" w:hAnsi="Arial"/>
@@ -20440,7 +20746,7 @@
             <w:pPr>
               <w:spacing w:after="20" w:before="0"/>
             </w:pPr>
-            <w:hyperlink w:history="1" r:id="rIdaxbwfyvcbuztmune84yca">
+            <w:hyperlink w:history="1" r:id="rId4yxwc4bu_yxjkh61nqcqp">
               <w:r>
                 <w:rPr>
                   <w:rFonts w:ascii="Arial" w:cs="Arial" w:eastAsia="Arial" w:hAnsi="Arial"/>
@@ -20449,7 +20755,7 @@
                   <w:szCs w:val="16"/>
                   <w:u w:val="single" w:color="2E75B6"/>
                 </w:rPr>
-                <w:t xml:space="preserve">How Temperature Influences Solubility (Flexbook)</w:t>
+                <w:t xml:space="preserve">Light Reactions of Photosynthesis (Flexbook)</w:t>
               </w:r>
             </w:hyperlink>
           </w:p>
@@ -20473,7 +20779,7 @@
               <w:spacing w:after="10" w:before="0"/>
               <w:ind w:left="120"/>
             </w:pPr>
-            <w:hyperlink w:history="1" r:id="rIdqrrhsrdqggtvc-tcyyh3p">
+            <w:hyperlink w:history="1" r:id="rId1zb5kfi-iqsogll25aj8a">
               <w:r>
                 <w:rPr>
                   <w:rFonts w:ascii="Arial" w:cs="Arial" w:eastAsia="Arial" w:hAnsi="Arial"/>
@@ -20515,7 +20821,7 @@
                 <w:sz w:val="18"/>
                 <w:szCs w:val="18"/>
               </w:rPr>
-              <w:t xml:space="preserve">Students form three groups. Each group receives a Case Study Card (one side contains descriptive text and data; the other side contains 3 to 4 guiding questions). Group A — Tea in Kericho: The card describes how tea is grown at 1500 to 2700 m altitude, mean temperatures of 14 to 26 degrees Celsius, annual rainfall of 1200 to 1400 mm, shade trees used to diffuse light, and how tea bushes are pruned to maintain lateral growth. Guiding questions include: Which factor do you think limits tea growth at lower, hotter altitudes? How does pruning relate to what we learned about apical dominance? Group B — Maize in the Rift Valley: The card describes how maize requires 18 to 30 degrees Celsius, full sun for photosynthesis, well-drained soils with nitrogen and phosphorus, and how yellow leaves in maize often signal nitrogen deficiency. Guiding questions include: What happens to photosynthesis and growth if maize is planted too close together and shaded? How does water availability link to the germination conditions we tested in Lesson 3? Group C — Mangroves in Mombasa: The card describes how mangroves tolerate salt through special root structures, have thick cuticles to reduce water loss despite being surrounded by water, produce prop roots to access oxygen in anaerobic mud, and grow slowly with dense secondary growth. Guiding questions include: Why might nutrient levels in tidal mud affect mangrove height? How does secondary growth (from Lesson 5) help mangroves survive physical stress from tides? Students read, discuss within their group, and record key findings in a table with columns: Environmental Factor — How It Affects Growth — Connection to Previous Lessons.</w:t>
+              <w:t xml:space="preserve">Each group appoints a spokesperson who presents their case study findings to the class in 2 minutes. During each presentation, students from the other two groups listen and record one new thing they learned and one question they still have. After all three presentations, the teacher facilitates a whole-class discussion using three synthesis questions written on the board: (1) Which environmental factor appeared in ALL THREE case studies, even in different ways? (2) Which factor surprised you most — why does it matter so much? (3) How do any of these environmental factors work THROUGH the hormones we studied in Lesson 6? Students discuss in pairs for 1 minute before sharing whole-class. The teacher records key points in a summary column on the board next to the earlier predictions, and students compare: Were our predictions correct? What did we miss?</w:t>
             </w:r>
           </w:p>
         </w:tc>
@@ -20547,7 +20853,7 @@
                 <w:sz w:val="18"/>
                 <w:szCs w:val="18"/>
               </w:rPr>
-              <w:t xml:space="preserve">Teacher circulates to each group during the 10-minute group work period. For Group A, if students are stuck on the pruning-apical dominance connection, teacher says: 'Think back to Lesson 6 — when the apical bud is removed, which hormone balance changes and what starts to grow?' For Group B, if students mention nitrogen without explaining the mechanism, teacher says: 'Nitrogen is in amino acids and chlorophyll — what does that mean for the rate of cell division and leaf colour?' For Group C, if students are puzzled by salt and water loss, teacher says: 'Can a plant take up water by osmosis if the outside water is saltier than the cell sap? What does that do to the plant?' WAIT TIME: After each probing question, teacher steps back and waits 8 seconds, allowing the group to discuss before answering. Teacher does not answer for them.</w:t>
+              <w:t xml:space="preserve">Teacher manages time: 2 minutes per group presentation plus 30 seconds for one clarifying question from the audience. Teacher models a clarifying question for the first group to demonstrate the norm: 'You said tea grows better in cool temperatures — can you say more about what happens to the enzyme reactions involved in photosynthesis when it gets too hot?' After all presentations, teacher says: 'Now look at our predictions from the beginning of the lesson. With your partner, decide: which prediction was most accurate, and which one needs the biggest revision? You have 60 seconds.' After sharing, teacher says: 'This is exactly what scientists do — they predict, investigate, and then revise. Your revised thinking is MORE scientific than your first guess, not less.' WAIT TIME: After posting the three synthesis questions, teacher waits 10 seconds in silence before asking pairs to discuss, giving students time to read and process all three questions before talking.</w:t>
             </w:r>
           </w:p>
         </w:tc>
@@ -20579,7 +20885,7 @@
                 <w:sz w:val="18"/>
                 <w:szCs w:val="18"/>
               </w:rPr>
-              <w:t xml:space="preserve">The case study card structure (text plus guiding questions plus evidence table) scaffolds structured inquiry. The guiding questions are deliberately written to force connections to prior lessons, ensuring this is not isolated factual recall but integrative sensemaking. The three Kenyan contexts are chosen to represent diversity across the country — highland, savanna, and coastal — making the lesson culturally and geographically relevant.</w:t>
+              <w:t xml:space="preserve">Presentation followed by peer note-taking develops scientific communication skills and active listening. The three synthesis questions are specifically designed to force integration: question 1 surfaces water as universal; question 2 generates debate and reasoning; question 3 explicitly links to Lesson 6 hormones, building the explanatory chain. Comparing predictions to findings closes the predict-observe-explain loop and builds metacognitive awareness.</w:t>
             </w:r>
           </w:p>
         </w:tc>
@@ -20611,7 +20917,7 @@
                 <w:sz w:val="18"/>
                 <w:szCs w:val="18"/>
               </w:rPr>
-              <w:t xml:space="preserve">Teacher checks each group's evidence table for accuracy and depth of connections. A strong response for Group B might read: 'Nitrogen — needed for chlorophyll production — without it, leaves turn yellow and photosynthesis slows, reducing sugar supply for cell division and growth. Connected to Lesson 5: less sugar means less material for secondary growth.' A weak response would read: 'Nitrogen is important for maize.' Teacher uses this to calibrate the level of support during the Explain Phase presentations.</w:t>
+              <w:t xml:space="preserve">Teacher listens for whether students can articulate a mechanistic connection between an environmental factor and a plant process — not just correlation. For example, a surface-level response would be: 'Light is important for all three.' A mechanistic response would be: 'Without enough light, plants cannot produce enough sugar through photosynthesis, so cell division and elongation slow down, and auxin redistribution during phototropism would cause bending toward any available light source.' Teacher notes which students are making mechanistic connections and which are still at descriptive level, to target support in Lesson 8 synthesis.</w:t>
             </w:r>
           </w:p>
         </w:tc>
@@ -20620,32 +20926,32 @@
         <w:tc>
           <w:tcPr>
             <w:tcW w:type="dxa" w:w="1520"/>
-            <w:shd w:fill="E2EFDA" w:color="auto" w:val="clear"/>
-            <w:tcMar>
-              <w:top w:type="dxa" w:w="60"/>
-              <w:left w:type="dxa" w:w="120"/>
-              <w:bottom w:type="dxa" w:w="60"/>
-              <w:right w:type="dxa" w:w="120"/>
-            </w:tcMar>
-            <w:vAlign w:val="top"/>
-          </w:tcPr>
-          <w:p>
-            <w:pPr>
-              <w:spacing w:after="40" w:before="0"/>
-              <w:jc w:val="left"/>
-            </w:pPr>
-            <w:r>
-              <w:rPr>
-                <w:rFonts w:ascii="Arial" w:cs="Arial" w:eastAsia="Arial" w:hAnsi="Arial"/>
-                <w:b/>
-                <w:bCs/>
-                <w:i w:val="false"/>
-                <w:iCs w:val="false"/>
-                <w:color w:val="000000"/>
-                <w:sz w:val="18"/>
-                <w:szCs w:val="18"/>
-              </w:rPr>
-              <w:t xml:space="preserve">Explain Phase</w:t>
+            <w:shd w:fill="FCE4D6" w:color="auto" w:val="clear"/>
+            <w:tcMar>
+              <w:top w:type="dxa" w:w="60"/>
+              <w:left w:type="dxa" w:w="120"/>
+              <w:bottom w:type="dxa" w:w="60"/>
+              <w:right w:type="dxa" w:w="120"/>
+            </w:tcMar>
+            <w:vAlign w:val="top"/>
+          </w:tcPr>
+          <w:p>
+            <w:pPr>
+              <w:spacing w:after="40" w:before="0"/>
+              <w:jc w:val="left"/>
+            </w:pPr>
+            <w:r>
+              <w:rPr>
+                <w:rFonts w:ascii="Arial" w:cs="Arial" w:eastAsia="Arial" w:hAnsi="Arial"/>
+                <w:b/>
+                <w:bCs/>
+                <w:i w:val="false"/>
+                <w:iCs w:val="false"/>
+                <w:color w:val="000000"/>
+                <w:sz w:val="18"/>
+                <w:szCs w:val="18"/>
+              </w:rPr>
+              <w:t xml:space="preserve">Driving Question Board (DQB) Creation</w:t>
             </w:r>
           </w:p>
           <w:p>
@@ -20668,7 +20974,7 @@
             <w:pPr>
               <w:spacing w:after="20" w:before="0"/>
             </w:pPr>
-            <w:hyperlink w:history="1" r:id="rIdq0e7hpmm2ynvng9cs7ve2">
+            <w:hyperlink w:history="1" r:id="rIdo5mlzqmjhzgycayu-547h">
               <w:r>
                 <w:rPr>
                   <w:rFonts w:ascii="Arial" w:cs="Arial" w:eastAsia="Arial" w:hAnsi="Arial"/>
@@ -20701,7 +21007,7 @@
               <w:spacing w:after="10" w:before="0"/>
               <w:ind w:left="120"/>
             </w:pPr>
-            <w:hyperlink w:history="1" r:id="rIdxjdqoda49yrnxczw9xnvn">
+            <w:hyperlink w:history="1" r:id="rIdjjyh-5j1u3rdt3te4gxaz">
               <w:r>
                 <w:rPr>
                   <w:rFonts w:ascii="Arial" w:cs="Arial" w:eastAsia="Arial" w:hAnsi="Arial"/>
@@ -20739,14 +21045,14 @@
                 <w:sz w:val="16"/>
                 <w:szCs w:val="16"/>
               </w:rPr>
-              <w:t xml:space="preserve">📖 HTML:</w:t>
+              <w:t xml:space="preserve">📖 EXERCISE:</w:t>
             </w:r>
           </w:p>
           <w:p>
             <w:pPr>
               <w:spacing w:after="20" w:before="0"/>
             </w:pPr>
-            <w:hyperlink w:history="1" r:id="rIdc-hfyftmtygmyj80ggbrd">
+            <w:hyperlink w:history="1" r:id="rIds4udcpcsak5hbzbcs6fkk">
               <w:r>
                 <w:rPr>
                   <w:rFonts w:ascii="Arial" w:cs="Arial" w:eastAsia="Arial" w:hAnsi="Arial"/>
@@ -20755,7 +21061,7 @@
                   <w:szCs w:val="16"/>
                   <w:u w:val="single" w:color="2E75B6"/>
                 </w:rPr>
-                <w:t xml:space="preserve">Light Reactions of Photosynthesis (Flexbook)</w:t>
+                <w:t xml:space="preserve">Light Reactions of Photosynthesis Practice</w:t>
               </w:r>
             </w:hyperlink>
           </w:p>
@@ -20779,7 +21085,7 @@
               <w:spacing w:after="10" w:before="0"/>
               <w:ind w:left="120"/>
             </w:pPr>
-            <w:hyperlink w:history="1" r:id="rIdh4mldo6nrqt6gtxa2etgp">
+            <w:hyperlink w:history="1" r:id="rIdw5kopiqc_5qf7tmvgcpki">
               <w:r>
                 <w:rPr>
                   <w:rFonts w:ascii="Arial" w:cs="Arial" w:eastAsia="Arial" w:hAnsi="Arial"/>
@@ -20821,7 +21127,7 @@
                 <w:sz w:val="18"/>
                 <w:szCs w:val="18"/>
               </w:rPr>
-              <w:t xml:space="preserve">Each group appoints a spokesperson who presents their case study findings to the class in 2 minutes. During each presentation, students from the other two groups listen and record one new thing they learned and one question they still have. After all three presentations, the teacher facilitates a whole-class discussion using three synthesis questions written on the board: (1) Which environmental factor appeared in ALL THREE case studies, even in different ways? (2) Which factor surprised you most — why does it matter so much? (3) How do any of these environmental factors work THROUGH the hormones we studied in Lesson 6? Students discuss in pairs for 1 minute before sharing whole-class. The teacher records key points in a summary column on the board next to the earlier predictions, and students compare: Were our predictions correct? What did we miss?</w:t>
+              <w:t xml:space="preserve">The teacher directs students to return to the class Driving Question Board displayed at the front. The teacher reads aloud the original Driving Question: 'Why do seeds from the same garden grow and develop so differently, and what controls how a plant grows from a tiny seed into a tall tree or a flowering herb?' Students are given sticky notes (or asked to write in their notebooks if sticky notes are unavailable). Each student writes one answer or partial answer they can NOW give to the Driving Question — something they could not have said before today or before this unit. Students post or read their responses. The teacher then asks: 'Are there any NEW questions this lesson has raised that we have not yet answered?' Students share. Teacher marks already-answered questions on the DQB with a tick and adds new questions. The teacher highlights one unanswered or partially answered question to signal what Lesson 8 will resolve: 'We still need to put ALL of this together into one complete explanation. That is what our final lesson will do.'</w:t>
             </w:r>
           </w:p>
         </w:tc>
@@ -20853,7 +21159,7 @@
                 <w:sz w:val="18"/>
                 <w:szCs w:val="18"/>
               </w:rPr>
-              <w:t xml:space="preserve">Teacher manages time: 2 minutes per group presentation plus 30 seconds for one clarifying question from the audience. Teacher models a clarifying question for the first group to demonstrate the norm: 'You said tea grows better in cool temperatures — can you say more about what happens to the enzyme reactions involved in photosynthesis when it gets too hot?' After all presentations, teacher says: 'Now look at our predictions from the beginning of the lesson. With your partner, decide: which prediction was most accurate, and which one needs the biggest revision? You have 60 seconds.' After sharing, teacher says: 'This is exactly what scientists do — they predict, investigate, and then revise. Your revised thinking is MORE scientific than your first guess, not less.' WAIT TIME: After posting the three synthesis questions, teacher waits 10 seconds in silence before asking pairs to discuss, giving students time to read and process all three questions before talking.</w:t>
+              <w:t xml:space="preserve">Teacher points to specific sticky notes or written entries from Lessons 1 and 2 on the DQB and reads them aloud: 'In Lesson 1 someone wrote: Why do some plants get big and woody while others stay small? Can someone now give an answer to that using what we know from Lessons 5, 6, and 7?' Teacher pauses and selects a student. After the student answers, teacher asks: 'Does anyone want to add to or challenge that explanation?' This models scientific discourse. Teacher then says: 'By next lesson, every question on this board should have at least a beginning of an answer. Look at what is still unanswered and think about what we still need.' WAIT TIME: After asking students to write their DQB response on their sticky note, teacher waits 90 seconds in complete silence to allow all students to write a substantive response before posting.</w:t>
             </w:r>
           </w:p>
         </w:tc>
@@ -20885,7 +21191,7 @@
                 <w:sz w:val="18"/>
                 <w:szCs w:val="18"/>
               </w:rPr>
-              <w:t xml:space="preserve">Presentation followed by peer note-taking develops scientific communication skills and active listening. The three synthesis questions are specifically designed to force integration: question 1 surfaces water as universal; question 2 generates debate and reasoning; question 3 explicitly links to Lesson 6 hormones, building the explanatory chain. Comparing predictions to findings closes the predict-observe-explain loop and builds metacognitive awareness.</w:t>
+              <w:t xml:space="preserve">The DQB serves as a visible, cumulative record of the class inquiry journey. Returning to it in every lesson builds coherence across the eight-lesson sequence and helps students experience science as a progressive explanation-building process. Ticking off answered questions gives students a concrete sense of intellectual progress, which supports motivation and metacognition.</w:t>
             </w:r>
           </w:p>
         </w:tc>
@@ -20917,7 +21223,7 @@
                 <w:sz w:val="18"/>
                 <w:szCs w:val="18"/>
               </w:rPr>
-              <w:t xml:space="preserve">Teacher listens for whether students can articulate a mechanistic connection between an environmental factor and a plant process — not just correlation. For example, a surface-level response would be: 'Light is important for all three.' A mechanistic response would be: 'Without enough light, plants cannot produce enough sugar through photosynthesis, so cell division and elongation slow down, and auxin redistribution during phototropism would cause bending toward any available light source.' Teacher notes which students are making mechanistic connections and which are still at descriptive level, to target support in Lesson 8 synthesis.</w:t>
+              <w:t xml:space="preserve">Teacher reads student DQB entries to assess the sophistication of explanations. A high-quality entry might read: 'Environmental factors like water and light work through hormones like auxins and gibberellins to control how fast and in which direction a plant grows — this is why the Kisumu farmer sees different results even from the same garden.' A low-quality entry would read: 'Plants need water and sunlight.' Teacher uses these entries to identify students who need additional scaffolding during the model-building phase and in Lesson 8.</w:t>
             </w:r>
           </w:p>
         </w:tc>
@@ -20926,32 +21232,32 @@
         <w:tc>
           <w:tcPr>
             <w:tcW w:type="dxa" w:w="1520"/>
-            <w:shd w:fill="FCE4D6" w:color="auto" w:val="clear"/>
-            <w:tcMar>
-              <w:top w:type="dxa" w:w="60"/>
-              <w:left w:type="dxa" w:w="120"/>
-              <w:bottom w:type="dxa" w:w="60"/>
-              <w:right w:type="dxa" w:w="120"/>
-            </w:tcMar>
-            <w:vAlign w:val="top"/>
-          </w:tcPr>
-          <w:p>
-            <w:pPr>
-              <w:spacing w:after="40" w:before="0"/>
-              <w:jc w:val="left"/>
-            </w:pPr>
-            <w:r>
-              <w:rPr>
-                <w:rFonts w:ascii="Arial" w:cs="Arial" w:eastAsia="Arial" w:hAnsi="Arial"/>
-                <w:b/>
-                <w:bCs/>
-                <w:i w:val="false"/>
-                <w:iCs w:val="false"/>
-                <w:color w:val="000000"/>
-                <w:sz w:val="18"/>
-                <w:szCs w:val="18"/>
-              </w:rPr>
-              <w:t xml:space="preserve">Driving Question Board (DQB) Creation</w:t>
+            <w:shd w:fill="D5E8F0" w:color="auto" w:val="clear"/>
+            <w:tcMar>
+              <w:top w:type="dxa" w:w="60"/>
+              <w:left w:type="dxa" w:w="120"/>
+              <w:bottom w:type="dxa" w:w="60"/>
+              <w:right w:type="dxa" w:w="120"/>
+            </w:tcMar>
+            <w:vAlign w:val="top"/>
+          </w:tcPr>
+          <w:p>
+            <w:pPr>
+              <w:spacing w:after="40" w:before="0"/>
+              <w:jc w:val="left"/>
+            </w:pPr>
+            <w:r>
+              <w:rPr>
+                <w:rFonts w:ascii="Arial" w:cs="Arial" w:eastAsia="Arial" w:hAnsi="Arial"/>
+                <w:b/>
+                <w:bCs/>
+                <w:i w:val="false"/>
+                <w:iCs w:val="false"/>
+                <w:color w:val="000000"/>
+                <w:sz w:val="18"/>
+                <w:szCs w:val="18"/>
+              </w:rPr>
+              <w:t xml:space="preserve">Model Building Phase</w:t>
             </w:r>
           </w:p>
           <w:p>
@@ -20974,7 +21280,7 @@
             <w:pPr>
               <w:spacing w:after="20" w:before="0"/>
             </w:pPr>
-            <w:hyperlink w:history="1" r:id="rIdq9wjxqsnwm69pomx-oiuo">
+            <w:hyperlink w:history="1" r:id="rIdyapwbwy4d084max3varhz">
               <w:r>
                 <w:rPr>
                   <w:rFonts w:ascii="Arial" w:cs="Arial" w:eastAsia="Arial" w:hAnsi="Arial"/>
@@ -21007,7 +21313,7 @@
               <w:spacing w:after="10" w:before="0"/>
               <w:ind w:left="120"/>
             </w:pPr>
-            <w:hyperlink w:history="1" r:id="rId4xrhwvmyql-iq8zi0ko6c">
+            <w:hyperlink w:history="1" r:id="rIdm56cvmsjddheqtozrcdeo">
               <w:r>
                 <w:rPr>
                   <w:rFonts w:ascii="Arial" w:cs="Arial" w:eastAsia="Arial" w:hAnsi="Arial"/>
@@ -21045,320 +21351,14 @@
                 <w:sz w:val="16"/>
                 <w:szCs w:val="16"/>
               </w:rPr>
-              <w:t xml:space="preserve">📖 EXERCISE:</w:t>
+              <w:t xml:space="preserve">📖 H5P:</w:t>
             </w:r>
           </w:p>
           <w:p>
             <w:pPr>
               <w:spacing w:after="20" w:before="0"/>
             </w:pPr>
-            <w:hyperlink w:history="1" r:id="rIdthef-ptrliecp8e6fznvm">
-              <w:r>
-                <w:rPr>
-                  <w:rFonts w:ascii="Arial" w:cs="Arial" w:eastAsia="Arial" w:hAnsi="Arial"/>
-                  <w:color w:val="2E75B6"/>
-                  <w:sz w:val="16"/>
-                  <w:szCs w:val="16"/>
-                  <w:u w:val="single" w:color="2E75B6"/>
-                </w:rPr>
-                <w:t xml:space="preserve">Light Reactions of Photosynthesis Practice</w:t>
-              </w:r>
-            </w:hyperlink>
-          </w:p>
-          <w:p>
-            <w:pPr>
-              <w:spacing w:after="10" w:before="0"/>
-              <w:ind w:left="120"/>
-            </w:pPr>
-            <w:r>
-              <w:rPr>
-                <w:rFonts w:ascii="Arial" w:cs="Arial" w:eastAsia="Arial" w:hAnsi="Arial"/>
-                <w:color w:val="595959"/>
-                <w:sz w:val="14"/>
-                <w:szCs w:val="14"/>
-              </w:rPr>
-              <w:t xml:space="preserve">Source: CK-12</w:t>
-            </w:r>
-          </w:p>
-          <w:p>
-            <w:pPr>
-              <w:spacing w:after="10" w:before="0"/>
-              <w:ind w:left="120"/>
-            </w:pPr>
-            <w:hyperlink w:history="1" r:id="rIdvlkcdv9o17qaleedqrtvi">
-              <w:r>
-                <w:rPr>
-                  <w:rFonts w:ascii="Arial" w:cs="Arial" w:eastAsia="Arial" w:hAnsi="Arial"/>
-                  <w:color w:val="595959"/>
-                  <w:sz w:val="14"/>
-                  <w:szCs w:val="14"/>
-                  <w:u w:val="single" w:color="595959"/>
-                </w:rPr>
-                <w:t xml:space="preserve">🔍 Search ARES for similar readings</w:t>
-              </w:r>
-            </w:hyperlink>
-          </w:p>
-        </w:tc>
-        <w:tc>
-          <w:tcPr>
-            <w:tcW w:type="dxa" w:w="3040"/>
-            <w:shd w:fill="FFFFFF" w:color="auto" w:val="clear"/>
-            <w:tcMar>
-              <w:top w:type="dxa" w:w="60"/>
-              <w:left w:type="dxa" w:w="120"/>
-              <w:bottom w:type="dxa" w:w="60"/>
-              <w:right w:type="dxa" w:w="120"/>
-            </w:tcMar>
-            <w:vAlign w:val="top"/>
-          </w:tcPr>
-          <w:p>
-            <w:pPr>
-              <w:spacing w:after="40" w:before="0"/>
-              <w:jc w:val="left"/>
-            </w:pPr>
-            <w:r>
-              <w:rPr>
-                <w:rFonts w:ascii="Arial" w:cs="Arial" w:eastAsia="Arial" w:hAnsi="Arial"/>
-                <w:b w:val="false"/>
-                <w:bCs w:val="false"/>
-                <w:i w:val="false"/>
-                <w:iCs w:val="false"/>
-                <w:color w:val="000000"/>
-                <w:sz w:val="18"/>
-                <w:szCs w:val="18"/>
-              </w:rPr>
-              <w:t xml:space="preserve">The teacher directs students to return to the class Driving Question Board displayed at the front. The teacher reads aloud the original Driving Question: 'Why do seeds from the same garden grow and develop so differently, and what controls how a plant grows from a tiny seed into a tall tree or a flowering herb?' Students are given sticky notes (or asked to write in their notebooks if sticky notes are unavailable). Each student writes one answer or partial answer they can NOW give to the Driving Question — something they could not have said before today or before this unit. Students post or read their responses. The teacher then asks: 'Are there any NEW questions this lesson has raised that we have not yet answered?' Students share. Teacher marks already-answered questions on the DQB with a tick and adds new questions. The teacher highlights one unanswered or partially answered question to signal what Lesson 8 will resolve: 'We still need to put ALL of this together into one complete explanation. That is what our final lesson will do.'</w:t>
-            </w:r>
-          </w:p>
-        </w:tc>
-        <w:tc>
-          <w:tcPr>
-            <w:tcW w:type="dxa" w:w="3040"/>
-            <w:shd w:fill="F2F2F2" w:color="auto" w:val="clear"/>
-            <w:tcMar>
-              <w:top w:type="dxa" w:w="60"/>
-              <w:left w:type="dxa" w:w="120"/>
-              <w:bottom w:type="dxa" w:w="60"/>
-              <w:right w:type="dxa" w:w="120"/>
-            </w:tcMar>
-            <w:vAlign w:val="top"/>
-          </w:tcPr>
-          <w:p>
-            <w:pPr>
-              <w:spacing w:after="40" w:before="0"/>
-              <w:jc w:val="left"/>
-            </w:pPr>
-            <w:r>
-              <w:rPr>
-                <w:rFonts w:ascii="Arial" w:cs="Arial" w:eastAsia="Arial" w:hAnsi="Arial"/>
-                <w:b w:val="false"/>
-                <w:bCs w:val="false"/>
-                <w:i w:val="false"/>
-                <w:iCs w:val="false"/>
-                <w:color w:val="000000"/>
-                <w:sz w:val="18"/>
-                <w:szCs w:val="18"/>
-              </w:rPr>
-              <w:t xml:space="preserve">Teacher points to specific sticky notes or written entries from Lessons 1 and 2 on the DQB and reads them aloud: 'In Lesson 1 someone wrote: Why do some plants get big and woody while others stay small? Can someone now give an answer to that using what we know from Lessons 5, 6, and 7?' Teacher pauses and selects a student. After the student answers, teacher asks: 'Does anyone want to add to or challenge that explanation?' This models scientific discourse. Teacher then says: 'By next lesson, every question on this board should have at least a beginning of an answer. Look at what is still unanswered and think about what we still need.' WAIT TIME: After asking students to write their DQB response on their sticky note, teacher waits 90 seconds in complete silence to allow all students to write a substantive response before posting.</w:t>
-            </w:r>
-          </w:p>
-        </w:tc>
-        <w:tc>
-          <w:tcPr>
-            <w:tcW w:type="dxa" w:w="3040"/>
-            <w:shd w:fill="FFFFFF" w:color="auto" w:val="clear"/>
-            <w:tcMar>
-              <w:top w:type="dxa" w:w="60"/>
-              <w:left w:type="dxa" w:w="120"/>
-              <w:bottom w:type="dxa" w:w="60"/>
-              <w:right w:type="dxa" w:w="120"/>
-            </w:tcMar>
-            <w:vAlign w:val="top"/>
-          </w:tcPr>
-          <w:p>
-            <w:pPr>
-              <w:spacing w:after="40" w:before="0"/>
-              <w:jc w:val="left"/>
-            </w:pPr>
-            <w:r>
-              <w:rPr>
-                <w:rFonts w:ascii="Arial" w:cs="Arial" w:eastAsia="Arial" w:hAnsi="Arial"/>
-                <w:b w:val="false"/>
-                <w:bCs w:val="false"/>
-                <w:i w:val="false"/>
-                <w:iCs w:val="false"/>
-                <w:color w:val="000000"/>
-                <w:sz w:val="18"/>
-                <w:szCs w:val="18"/>
-              </w:rPr>
-              <w:t xml:space="preserve">The DQB serves as a visible, cumulative record of the class inquiry journey. Returning to it in every lesson builds coherence across the eight-lesson sequence and helps students experience science as a progressive explanation-building process. Ticking off answered questions gives students a concrete sense of intellectual progress, which supports motivation and metacognition.</w:t>
-            </w:r>
-          </w:p>
-        </w:tc>
-        <w:tc>
-          <w:tcPr>
-            <w:tcW w:type="dxa" w:w="3040"/>
-            <w:shd w:fill="F2F2F2" w:color="auto" w:val="clear"/>
-            <w:tcMar>
-              <w:top w:type="dxa" w:w="60"/>
-              <w:left w:type="dxa" w:w="120"/>
-              <w:bottom w:type="dxa" w:w="60"/>
-              <w:right w:type="dxa" w:w="120"/>
-            </w:tcMar>
-            <w:vAlign w:val="top"/>
-          </w:tcPr>
-          <w:p>
-            <w:pPr>
-              <w:spacing w:after="40" w:before="0"/>
-              <w:jc w:val="left"/>
-            </w:pPr>
-            <w:r>
-              <w:rPr>
-                <w:rFonts w:ascii="Arial" w:cs="Arial" w:eastAsia="Arial" w:hAnsi="Arial"/>
-                <w:b w:val="false"/>
-                <w:bCs w:val="false"/>
-                <w:i w:val="false"/>
-                <w:iCs w:val="false"/>
-                <w:color w:val="000000"/>
-                <w:sz w:val="18"/>
-                <w:szCs w:val="18"/>
-              </w:rPr>
-              <w:t xml:space="preserve">Teacher reads student DQB entries to assess the sophistication of explanations. A high-quality entry might read: 'Environmental factors like water and light work through hormones like auxins and gibberellins to control how fast and in which direction a plant grows — this is why the Kisumu farmer sees different results even from the same garden.' A low-quality entry would read: 'Plants need water and sunlight.' Teacher uses these entries to identify students who need additional scaffolding during the model-building phase and in Lesson 8.</w:t>
-            </w:r>
-          </w:p>
-        </w:tc>
-      </w:tr>
-      <w:tr>
-        <w:tc>
-          <w:tcPr>
-            <w:tcW w:type="dxa" w:w="1520"/>
-            <w:shd w:fill="D5E8F0" w:color="auto" w:val="clear"/>
-            <w:tcMar>
-              <w:top w:type="dxa" w:w="60"/>
-              <w:left w:type="dxa" w:w="120"/>
-              <w:bottom w:type="dxa" w:w="60"/>
-              <w:right w:type="dxa" w:w="120"/>
-            </w:tcMar>
-            <w:vAlign w:val="top"/>
-          </w:tcPr>
-          <w:p>
-            <w:pPr>
-              <w:spacing w:after="40" w:before="0"/>
-              <w:jc w:val="left"/>
-            </w:pPr>
-            <w:r>
-              <w:rPr>
-                <w:rFonts w:ascii="Arial" w:cs="Arial" w:eastAsia="Arial" w:hAnsi="Arial"/>
-                <w:b/>
-                <w:bCs/>
-                <w:i w:val="false"/>
-                <w:iCs w:val="false"/>
-                <w:color w:val="000000"/>
-                <w:sz w:val="18"/>
-                <w:szCs w:val="18"/>
-              </w:rPr>
-              <w:t xml:space="preserve">Model Building Phase</w:t>
-            </w:r>
-          </w:p>
-          <w:p>
-            <w:pPr>
-              <w:spacing w:after="20" w:before="0"/>
-            </w:pPr>
-            <w:r>
-              <w:rPr>
-                <w:rFonts w:ascii="Arial" w:cs="Arial" w:eastAsia="Arial" w:hAnsi="Arial"/>
-                <w:b/>
-                <w:bCs/>
-                <w:color w:val="1F3864"/>
-                <w:sz w:val="16"/>
-                <w:szCs w:val="16"/>
-              </w:rPr>
-              <w:t xml:space="preserve">📹 VIDEO:</w:t>
-            </w:r>
-          </w:p>
-          <w:p>
-            <w:pPr>
-              <w:spacing w:after="20" w:before="0"/>
-            </w:pPr>
-            <w:hyperlink w:history="1" r:id="rIdu5fhsiueaz6ol3manfiri">
-              <w:r>
-                <w:rPr>
-                  <w:rFonts w:ascii="Arial" w:cs="Arial" w:eastAsia="Arial" w:hAnsi="Arial"/>
-                  <w:color w:val="2E75B6"/>
-                  <w:sz w:val="16"/>
-                  <w:szCs w:val="16"/>
-                  <w:u w:val="single" w:color="2E75B6"/>
-                </w:rPr>
-                <w:t xml:space="preserve">Photosynthesis in organisms</w:t>
-              </w:r>
-            </w:hyperlink>
-          </w:p>
-          <w:p>
-            <w:pPr>
-              <w:spacing w:after="10" w:before="0"/>
-              <w:ind w:left="120"/>
-            </w:pPr>
-            <w:r>
-              <w:rPr>
-                <w:rFonts w:ascii="Arial" w:cs="Arial" w:eastAsia="Arial" w:hAnsi="Arial"/>
-                <w:color w:val="595959"/>
-                <w:sz w:val="14"/>
-                <w:szCs w:val="14"/>
-              </w:rPr>
-              <w:t xml:space="preserve">Source: Khan Academy (English - US curriculum)</w:t>
-            </w:r>
-          </w:p>
-          <w:p>
-            <w:pPr>
-              <w:spacing w:after="10" w:before="0"/>
-              <w:ind w:left="120"/>
-            </w:pPr>
-            <w:hyperlink w:history="1" r:id="rId463sgkmosh8b6n49tj5lv">
-              <w:r>
-                <w:rPr>
-                  <w:rFonts w:ascii="Arial" w:cs="Arial" w:eastAsia="Arial" w:hAnsi="Arial"/>
-                  <w:color w:val="595959"/>
-                  <w:sz w:val="14"/>
-                  <w:szCs w:val="14"/>
-                  <w:u w:val="single" w:color="595959"/>
-                </w:rPr>
-                <w:t xml:space="preserve">🔍 Search ARES for similar videos</w:t>
-              </w:r>
-            </w:hyperlink>
-          </w:p>
-          <w:p>
-            <w:pPr>
-              <w:spacing w:after="40" w:before="0"/>
-            </w:pPr>
-            <w:r>
-              <w:rPr>
-                <w:sz w:val="14"/>
-                <w:szCs w:val="14"/>
-              </w:rPr>
-              <w:t xml:space="preserve"/>
-            </w:r>
-          </w:p>
-          <w:p>
-            <w:pPr>
-              <w:spacing w:after="20" w:before="0"/>
-            </w:pPr>
-            <w:r>
-              <w:rPr>
-                <w:rFonts w:ascii="Arial" w:cs="Arial" w:eastAsia="Arial" w:hAnsi="Arial"/>
-                <w:b/>
-                <w:bCs/>
-                <w:color w:val="1F3864"/>
-                <w:sz w:val="16"/>
-                <w:szCs w:val="16"/>
-              </w:rPr>
-              <w:t xml:space="preserve">📖 H5P:</w:t>
-            </w:r>
-          </w:p>
-          <w:p>
-            <w:pPr>
-              <w:spacing w:after="20" w:before="0"/>
-            </w:pPr>
-            <w:hyperlink w:history="1" r:id="rIdm-fovmmxg8rlzevgjkj4z">
+            <w:hyperlink w:history="1" r:id="rIdy8-x1ook8q33yi1wzk9me">
               <w:r>
                 <w:rPr>
                   <w:rFonts w:ascii="Arial" w:cs="Arial" w:eastAsia="Arial" w:hAnsi="Arial"/>
@@ -21391,7 +21391,7 @@
               <w:spacing w:after="10" w:before="0"/>
               <w:ind w:left="120"/>
             </w:pPr>
-            <w:hyperlink w:history="1" r:id="rId20jcr363_qraejm-xgjca">
+            <w:hyperlink w:history="1" r:id="rIda82ixlkp9xvufkptluufa">
               <w:r>
                 <w:rPr>
                   <w:rFonts w:ascii="Arial" w:cs="Arial" w:eastAsia="Arial" w:hAnsi="Arial"/>
@@ -22895,7 +22895,7 @@
               <w:spacing w:after="10" w:before="0"/>
               <w:ind w:left="120"/>
             </w:pPr>
-            <w:hyperlink w:history="1" r:id="rId3mex4j3qo4t40tl6l4m3g">
+            <w:hyperlink w:history="1" r:id="rIdcectagtsi1fwfo9iouini">
               <w:r>
                 <w:rPr>
                   <w:rFonts w:ascii="Arial" w:cs="Arial" w:eastAsia="Arial" w:hAnsi="Arial"/>
@@ -22955,7 +22955,7 @@
             <w:pPr>
               <w:spacing w:after="20" w:before="0"/>
             </w:pPr>
-            <w:hyperlink w:history="1" r:id="rId6l9d-sr0puqnckderxwvk">
+            <w:hyperlink w:history="1" r:id="rIdpjlyiu9pyvehbwnab9uc0">
               <w:r>
                 <w:rPr>
                   <w:rFonts w:ascii="Arial" w:cs="Arial" w:eastAsia="Arial" w:hAnsi="Arial"/>
@@ -22988,7 +22988,7 @@
               <w:spacing w:after="10" w:before="0"/>
               <w:ind w:left="120"/>
             </w:pPr>
-            <w:hyperlink w:history="1" r:id="rIda-8ow0b6zji7l-_jag6lu">
+            <w:hyperlink w:history="1" r:id="rIdteatgjfbowwpxtpr94rik">
               <w:r>
                 <w:rPr>
                   <w:rFonts w:ascii="Arial" w:cs="Arial" w:eastAsia="Arial" w:hAnsi="Arial"/>
@@ -23200,7 +23200,7 @@
               <w:spacing w:after="10" w:before="0"/>
               <w:ind w:left="120"/>
             </w:pPr>
-            <w:hyperlink w:history="1" r:id="rIdqv_ubp4rpfmsudctifr6v">
+            <w:hyperlink w:history="1" r:id="rIda72aokbyykzzxuxu85uqu">
               <w:r>
                 <w:rPr>
                   <w:rFonts w:ascii="Arial" w:cs="Arial" w:eastAsia="Arial" w:hAnsi="Arial"/>
@@ -23260,7 +23260,7 @@
             <w:pPr>
               <w:spacing w:after="20" w:before="0"/>
             </w:pPr>
-            <w:hyperlink w:history="1" r:id="rIdgk1tg4s9ugrzfswrxdhs6">
+            <w:hyperlink w:history="1" r:id="rId4p6dtleewbnc19oouwnq1">
               <w:r>
                 <w:rPr>
                   <w:rFonts w:ascii="Arial" w:cs="Arial" w:eastAsia="Arial" w:hAnsi="Arial"/>
@@ -23293,7 +23293,7 @@
               <w:spacing w:after="10" w:before="0"/>
               <w:ind w:left="120"/>
             </w:pPr>
-            <w:hyperlink w:history="1" r:id="rIdwnnounwzxw_h0jpmwje6o">
+            <w:hyperlink w:history="1" r:id="rId0foiidr6jowprhrm8jnza">
               <w:r>
                 <w:rPr>
                   <w:rFonts w:ascii="Arial" w:cs="Arial" w:eastAsia="Arial" w:hAnsi="Arial"/>
@@ -23505,7 +23505,7 @@
               <w:spacing w:after="10" w:before="0"/>
               <w:ind w:left="120"/>
             </w:pPr>
-            <w:hyperlink w:history="1" r:id="rIdcbucg2g2qzbvy9_wvac87">
+            <w:hyperlink w:history="1" r:id="rIdchvafctrertzdsi4olg4z">
               <w:r>
                 <w:rPr>
                   <w:rFonts w:ascii="Arial" w:cs="Arial" w:eastAsia="Arial" w:hAnsi="Arial"/>
@@ -23565,7 +23565,7 @@
             <w:pPr>
               <w:spacing w:after="20" w:before="0"/>
             </w:pPr>
-            <w:hyperlink w:history="1" r:id="rIdmryirq8hvetxdllciibzu">
+            <w:hyperlink w:history="1" r:id="rIdzk5fuhmw4bhx54-qtgg_r">
               <w:r>
                 <w:rPr>
                   <w:rFonts w:ascii="Arial" w:cs="Arial" w:eastAsia="Arial" w:hAnsi="Arial"/>
@@ -23598,7 +23598,7 @@
               <w:spacing w:after="10" w:before="0"/>
               <w:ind w:left="120"/>
             </w:pPr>
-            <w:hyperlink w:history="1" r:id="rIdeay-d7fbzhkgmq2ocn_hr">
+            <w:hyperlink w:history="1" r:id="rIdbotfvcldhppnkizqjuydr">
               <w:r>
                 <w:rPr>
                   <w:rFonts w:ascii="Arial" w:cs="Arial" w:eastAsia="Arial" w:hAnsi="Arial"/>
@@ -23810,7 +23810,7 @@
               <w:spacing w:after="10" w:before="0"/>
               <w:ind w:left="120"/>
             </w:pPr>
-            <w:hyperlink w:history="1" r:id="rId913cin_uzvtuiqoj-ljj9">
+            <w:hyperlink w:history="1" r:id="rId37kc1_xbmhvctyohtv8hi">
               <w:r>
                 <w:rPr>
                   <w:rFonts w:ascii="Arial" w:cs="Arial" w:eastAsia="Arial" w:hAnsi="Arial"/>
@@ -23870,7 +23870,7 @@
             <w:pPr>
               <w:spacing w:after="20" w:before="0"/>
             </w:pPr>
-            <w:hyperlink w:history="1" r:id="rIdqohflv3wp_f3uu-raes_-">
+            <w:hyperlink w:history="1" r:id="rIdih-xierho1xyxl6gmxsun">
               <w:r>
                 <w:rPr>
                   <w:rFonts w:ascii="Arial" w:cs="Arial" w:eastAsia="Arial" w:hAnsi="Arial"/>
@@ -23903,7 +23903,7 @@
               <w:spacing w:after="10" w:before="0"/>
               <w:ind w:left="120"/>
             </w:pPr>
-            <w:hyperlink w:history="1" r:id="rIdpmjw7e31ec0ywwm8drxz1">
+            <w:hyperlink w:history="1" r:id="rIdxlybomvpm07x3l6mrulvo">
               <w:r>
                 <w:rPr>
                   <w:rFonts w:ascii="Arial" w:cs="Arial" w:eastAsia="Arial" w:hAnsi="Arial"/>
@@ -24115,7 +24115,7 @@
               <w:spacing w:after="10" w:before="0"/>
               <w:ind w:left="120"/>
             </w:pPr>
-            <w:hyperlink w:history="1" r:id="rIdbmejo5ayd6d_dhlyilssf">
+            <w:hyperlink w:history="1" r:id="rId4wfdsl0tvpxmawv9yyc2i">
               <w:r>
                 <w:rPr>
                   <w:rFonts w:ascii="Arial" w:cs="Arial" w:eastAsia="Arial" w:hAnsi="Arial"/>
@@ -24175,7 +24175,7 @@
             <w:pPr>
               <w:spacing w:after="20" w:before="0"/>
             </w:pPr>
-            <w:hyperlink w:history="1" r:id="rIdsqbyxrr_wtbkpmu6j7ose">
+            <w:hyperlink w:history="1" r:id="rId5r0k0vco3hwmsvhxjqz-j">
               <w:r>
                 <w:rPr>
                   <w:rFonts w:ascii="Arial" w:cs="Arial" w:eastAsia="Arial" w:hAnsi="Arial"/>
@@ -24208,7 +24208,7 @@
               <w:spacing w:after="10" w:before="0"/>
               <w:ind w:left="120"/>
             </w:pPr>
-            <w:hyperlink w:history="1" r:id="rIdeamim0vhaatb7z3ryjz9q">
+            <w:hyperlink w:history="1" r:id="rIdbkyepqi-n3-8xgqmbdz7o">
               <w:r>
                 <w:rPr>
                   <w:rFonts w:ascii="Arial" w:cs="Arial" w:eastAsia="Arial" w:hAnsi="Arial"/>

--- a/data/outputs/v2/General_Science/SS1.6_Plant_Growth_and_Development/General_Science_Plant_Growth_and_Development_CBE_LessonSequence.docx
+++ b/data/outputs/v2/General_Science/SS1.6_Plant_Growth_and_Development/General_Science_Plant_Growth_and_Development_CBE_LessonSequence.docx
@@ -42,6 +42,177 @@
     </w:p>
     <w:p>
       <w:pPr>
+        <w:spacing w:after="80" w:before="120"/>
+      </w:pPr>
+      <w:r>
+        <w:rPr>
+          <w:rFonts w:ascii="Arial" w:cs="Arial" w:eastAsia="Arial" w:hAnsi="Arial"/>
+          <w:b/>
+          <w:bCs/>
+          <w:color w:val="1F3864"/>
+          <w:sz w:val="20"/>
+          <w:szCs w:val="20"/>
+        </w:rPr>
+        <w:t xml:space="preserve">ATTRIBUTION AND LICENSING</w:t>
+      </w:r>
+    </w:p>
+    <w:p>
+      <w:pPr>
+        <w:spacing w:after="60" w:before="0"/>
+      </w:pPr>
+      <w:r>
+        <w:rPr>
+          <w:rFonts w:ascii="Arial" w:cs="Arial" w:eastAsia="Arial" w:hAnsi="Arial"/>
+          <w:b/>
+          <w:bCs/>
+          <w:sz w:val="17"/>
+          <w:szCs w:val="17"/>
+        </w:rPr>
+        <w:t xml:space="preserve">Curriculum Alignment: </w:t>
+      </w:r>
+      <w:r>
+        <w:rPr>
+          <w:rFonts w:ascii="Arial" w:cs="Arial" w:eastAsia="Arial" w:hAnsi="Arial"/>
+          <w:sz w:val="17"/>
+          <w:szCs w:val="17"/>
+        </w:rPr>
+        <w:t xml:space="preserve">Structured in pedagogical alignment with the competence-based curriculum format and learning outcomes established by the Kenya Institute of Curriculum Development (KICD). This material is independently developed and is not officially endorsed or published by KICD.</w:t>
+      </w:r>
+    </w:p>
+    <w:p>
+      <w:pPr>
+        <w:spacing w:after="60" w:before="0"/>
+      </w:pPr>
+      <w:r>
+        <w:rPr>
+          <w:rFonts w:ascii="Arial" w:cs="Arial" w:eastAsia="Arial" w:hAnsi="Arial"/>
+          <w:b/>
+          <w:bCs/>
+          <w:sz w:val="17"/>
+          <w:szCs w:val="17"/>
+        </w:rPr>
+        <w:t xml:space="preserve">Content &amp; Pedagogy: </w:t>
+      </w:r>
+      <w:r>
+        <w:rPr>
+          <w:rFonts w:ascii="Arial" w:cs="Arial" w:eastAsia="Arial" w:hAnsi="Arial"/>
+          <w:sz w:val="17"/>
+          <w:szCs w:val="17"/>
+        </w:rPr>
+        <w:t xml:space="preserve">Developed and adapted by the educator team at SeaVuria (registered 501(c)(3) in the United States and registered NGO in Kenya, No. 872-850A-BF11), who designed the pedagogical framework, lesson templates and exemplar lessons on which this material is based.</w:t>
+      </w:r>
+    </w:p>
+    <w:p>
+      <w:pPr>
+        <w:spacing w:after="60" w:before="0"/>
+      </w:pPr>
+      <w:r>
+        <w:rPr>
+          <w:rFonts w:ascii="Arial" w:cs="Arial" w:eastAsia="Arial" w:hAnsi="Arial"/>
+          <w:b/>
+          <w:bCs/>
+          <w:sz w:val="17"/>
+          <w:szCs w:val="17"/>
+        </w:rPr>
+        <w:t xml:space="preserve">Production &amp; Layout: </w:t>
+      </w:r>
+      <w:r>
+        <w:rPr>
+          <w:rFonts w:ascii="Arial" w:cs="Arial" w:eastAsia="Arial" w:hAnsi="Arial"/>
+          <w:sz w:val="17"/>
+          <w:szCs w:val="17"/>
+        </w:rPr>
+        <w:t xml:space="preserve">Educational design and curriculum sequencing by SeaVuria. Technical layout, structural formatting, and digital optimization/implementation executed in partnership with ARES Education (registered 501(c)(3) in the United States and Canada (as Afretech Aid) and registered NGO in Kenya), with lesson drafting and compilation assisted by AI (Claude, Anthropic).</w:t>
+      </w:r>
+    </w:p>
+    <w:p>
+      <w:pPr>
+        <w:pBdr>
+          <w:bottom w:val="single" w:color="1F3864" w:sz="6" w:space="6"/>
+        </w:pBdr>
+        <w:spacing w:after="60" w:before="0"/>
+      </w:pPr>
+      <w:r>
+        <w:rPr>
+          <w:rFonts w:ascii="Arial" w:cs="Arial" w:eastAsia="Arial" w:hAnsi="Arial"/>
+          <w:b/>
+          <w:bCs/>
+          <w:sz w:val="17"/>
+          <w:szCs w:val="17"/>
+        </w:rPr>
+        <w:t xml:space="preserve">Licensing &amp; Copyright: </w:t>
+      </w:r>
+      <w:r>
+        <w:rPr>
+          <w:rFonts w:ascii="Arial" w:cs="Arial" w:eastAsia="Arial" w:hAnsi="Arial"/>
+          <w:sz w:val="17"/>
+          <w:szCs w:val="17"/>
+        </w:rPr>
+        <w:t xml:space="preserve">© 2026 SeaVuria and ARES. This work is licensed under a </w:t>
+      </w:r>
+      <w:hyperlink w:history="1" r:id="rIdvnyuvjt78io8tc1yynnrv">
+        <w:r>
+          <w:rPr>
+            <w:rFonts w:ascii="Arial" w:cs="Arial" w:eastAsia="Arial" w:hAnsi="Arial"/>
+            <w:color w:val="1F6B75"/>
+            <w:sz w:val="17"/>
+            <w:szCs w:val="17"/>
+            <w:u w:val="single" w:color="1F6B75"/>
+          </w:rPr>
+          <w:t xml:space="preserve">Creative Commons Attribution-NonCommercial 4.0 International License</w:t>
+        </w:r>
+      </w:hyperlink>
+      <w:r>
+        <w:rPr>
+          <w:rFonts w:ascii="Arial" w:cs="Arial" w:eastAsia="Arial" w:hAnsi="Arial"/>
+          <w:sz w:val="17"/>
+          <w:szCs w:val="17"/>
+        </w:rPr>
+        <w:t xml:space="preserve"> (</w:t>
+      </w:r>
+      <w:hyperlink w:history="1" r:id="rIdmts0j3oob57poqajsdlhr">
+        <w:r>
+          <w:rPr>
+            <w:rFonts w:ascii="Arial" w:cs="Arial" w:eastAsia="Arial" w:hAnsi="Arial"/>
+            <w:color w:val="1F6B75"/>
+            <w:sz w:val="17"/>
+            <w:szCs w:val="17"/>
+            <w:u w:val="single" w:color="1F6B75"/>
+          </w:rPr>
+          <w:t xml:space="preserve">CC BY-NC 4.0</w:t>
+        </w:r>
+      </w:hyperlink>
+      <w:r>
+        <w:rPr>
+          <w:rFonts w:ascii="Arial" w:cs="Arial" w:eastAsia="Arial" w:hAnsi="Arial"/>
+          <w:sz w:val="17"/>
+          <w:szCs w:val="17"/>
+        </w:rPr>
+        <w:t xml:space="preserve">). To view a copy of this license, visit </w:t>
+      </w:r>
+      <w:hyperlink w:history="1" r:id="rIdlx1btjsq4q7bmfwgrvrsn">
+        <w:r>
+          <w:rPr>
+            <w:rFonts w:ascii="Arial" w:cs="Arial" w:eastAsia="Arial" w:hAnsi="Arial"/>
+            <w:color w:val="1F6B75"/>
+            <w:sz w:val="17"/>
+            <w:szCs w:val="17"/>
+            <w:u w:val="single" w:color="1F6B75"/>
+          </w:rPr>
+          <w:t xml:space="preserve">https://creativecommons.org/licenses/by-nc/4.0/</w:t>
+        </w:r>
+      </w:hyperlink>
+      <w:r>
+        <w:rPr>
+          <w:rFonts w:ascii="Arial" w:cs="Arial" w:eastAsia="Arial" w:hAnsi="Arial"/>
+          <w:sz w:val="17"/>
+          <w:szCs w:val="17"/>
+        </w:rPr>
+        <w:t xml:space="preserve">. You are free to copy, redistribute, and adapt this material in any medium or format, provided appropriate credit is given and the material is not used for commercial purposes. KICD learning outcomes and curriculum designations reproduced here for alignment purposes remain the property of KICD and are not covered by this license. Linked external resources (e.g. CK-12, Khan Academy, PhET) are subject to their own licenses.</w:t>
+      </w:r>
+    </w:p>
+    <w:p>
+      <w:pPr>
         <w:spacing w:after="120"/>
       </w:pPr>
       <w:r>
@@ -3161,7 +3332,7 @@
               <w:spacing w:after="10" w:before="0"/>
               <w:ind w:left="120"/>
             </w:pPr>
-            <w:hyperlink w:history="1" r:id="rIdjqxik3qxuzeiyjlhw6xdx">
+            <w:hyperlink w:history="1" r:id="rId6k4btyyeucdfbraspbm0y">
               <w:r>
                 <w:rPr>
                   <w:rFonts w:ascii="Arial" w:cs="Arial" w:eastAsia="Arial" w:hAnsi="Arial"/>
@@ -3221,7 +3392,7 @@
             <w:pPr>
               <w:spacing w:after="20" w:before="0"/>
             </w:pPr>
-            <w:hyperlink w:history="1" r:id="rIdquf2tya_q9q74rje0vs6a">
+            <w:hyperlink w:history="1" r:id="rIdf7h3wiavznswplyegldaf">
               <w:r>
                 <w:rPr>
                   <w:rFonts w:ascii="Arial" w:cs="Arial" w:eastAsia="Arial" w:hAnsi="Arial"/>
@@ -3254,7 +3425,7 @@
               <w:spacing w:after="10" w:before="0"/>
               <w:ind w:left="120"/>
             </w:pPr>
-            <w:hyperlink w:history="1" r:id="rIdk8m_yxs_p6kpj6qgd_p74">
+            <w:hyperlink w:history="1" r:id="rId3gllwwm64v_kmkd6fgdmu">
               <w:r>
                 <w:rPr>
                   <w:rFonts w:ascii="Arial" w:cs="Arial" w:eastAsia="Arial" w:hAnsi="Arial"/>
@@ -3466,7 +3637,7 @@
               <w:spacing w:after="10" w:before="0"/>
               <w:ind w:left="120"/>
             </w:pPr>
-            <w:hyperlink w:history="1" r:id="rIdkpvbtl3m1nqh4cr2ii_st">
+            <w:hyperlink w:history="1" r:id="rIdv8e5eaezay4xgx27e28sj">
               <w:r>
                 <w:rPr>
                   <w:rFonts w:ascii="Arial" w:cs="Arial" w:eastAsia="Arial" w:hAnsi="Arial"/>
@@ -3526,7 +3697,7 @@
             <w:pPr>
               <w:spacing w:after="20" w:before="0"/>
             </w:pPr>
-            <w:hyperlink w:history="1" r:id="rIdmzirgqcfzbzwkn5yufl54">
+            <w:hyperlink w:history="1" r:id="rIdhvi5oknqo6shwavcsllmc">
               <w:r>
                 <w:rPr>
                   <w:rFonts w:ascii="Arial" w:cs="Arial" w:eastAsia="Arial" w:hAnsi="Arial"/>
@@ -3559,7 +3730,7 @@
               <w:spacing w:after="10" w:before="0"/>
               <w:ind w:left="120"/>
             </w:pPr>
-            <w:hyperlink w:history="1" r:id="rIdxipennodzusg1fsxoy4uj">
+            <w:hyperlink w:history="1" r:id="rId4n1tx5bxxx_ydpekagngz">
               <w:r>
                 <w:rPr>
                   <w:rFonts w:ascii="Arial" w:cs="Arial" w:eastAsia="Arial" w:hAnsi="Arial"/>
@@ -3771,7 +3942,7 @@
               <w:spacing w:after="10" w:before="0"/>
               <w:ind w:left="120"/>
             </w:pPr>
-            <w:hyperlink w:history="1" r:id="rIdm-w3wghlfczmigdt1v4iz">
+            <w:hyperlink w:history="1" r:id="rIddigavlprtbr2lyi20g6ui">
               <w:r>
                 <w:rPr>
                   <w:rFonts w:ascii="Arial" w:cs="Arial" w:eastAsia="Arial" w:hAnsi="Arial"/>
@@ -3831,7 +4002,7 @@
             <w:pPr>
               <w:spacing w:after="20" w:before="0"/>
             </w:pPr>
-            <w:hyperlink w:history="1" r:id="rIdm1i81f0ku5kgl_0_mer48">
+            <w:hyperlink w:history="1" r:id="rIdoodjj9ywaypyoyxyvyn3j">
               <w:r>
                 <w:rPr>
                   <w:rFonts w:ascii="Arial" w:cs="Arial" w:eastAsia="Arial" w:hAnsi="Arial"/>
@@ -3864,7 +4035,7 @@
               <w:spacing w:after="10" w:before="0"/>
               <w:ind w:left="120"/>
             </w:pPr>
-            <w:hyperlink w:history="1" r:id="rIdyvoft7bwsbao1jgt0_yuu">
+            <w:hyperlink w:history="1" r:id="rIdwh5uuwhsmlbtjiiyjziph">
               <w:r>
                 <w:rPr>
                   <w:rFonts w:ascii="Arial" w:cs="Arial" w:eastAsia="Arial" w:hAnsi="Arial"/>
@@ -4076,7 +4247,7 @@
               <w:spacing w:after="10" w:before="0"/>
               <w:ind w:left="120"/>
             </w:pPr>
-            <w:hyperlink w:history="1" r:id="rId1qw2vfacrtr_fmzwjvzg6">
+            <w:hyperlink w:history="1" r:id="rIduhs800aihgv57ubth3yl7">
               <w:r>
                 <w:rPr>
                   <w:rFonts w:ascii="Arial" w:cs="Arial" w:eastAsia="Arial" w:hAnsi="Arial"/>
@@ -4136,7 +4307,7 @@
             <w:pPr>
               <w:spacing w:after="20" w:before="0"/>
             </w:pPr>
-            <w:hyperlink w:history="1" r:id="rIdk3yjfzywbgdt1s-ke9nfx">
+            <w:hyperlink w:history="1" r:id="rIdqzmpiourzyhuhv_w1rjvk">
               <w:r>
                 <w:rPr>
                   <w:rFonts w:ascii="Arial" w:cs="Arial" w:eastAsia="Arial" w:hAnsi="Arial"/>
@@ -4169,7 +4340,7 @@
               <w:spacing w:after="10" w:before="0"/>
               <w:ind w:left="120"/>
             </w:pPr>
-            <w:hyperlink w:history="1" r:id="rIdhnthtdo-vvcyizkdpe1wz">
+            <w:hyperlink w:history="1" r:id="rIdf_ukzrz5r2lbndwqgz1-p">
               <w:r>
                 <w:rPr>
                   <w:rFonts w:ascii="Arial" w:cs="Arial" w:eastAsia="Arial" w:hAnsi="Arial"/>
@@ -4381,7 +4552,7 @@
               <w:spacing w:after="10" w:before="0"/>
               <w:ind w:left="120"/>
             </w:pPr>
-            <w:hyperlink w:history="1" r:id="rIdj-qkbspm7id8ji5sedrtl">
+            <w:hyperlink w:history="1" r:id="rIdhithn8eoqsocwomu9xxa0">
               <w:r>
                 <w:rPr>
                   <w:rFonts w:ascii="Arial" w:cs="Arial" w:eastAsia="Arial" w:hAnsi="Arial"/>
@@ -4441,7 +4612,7 @@
             <w:pPr>
               <w:spacing w:after="20" w:before="0"/>
             </w:pPr>
-            <w:hyperlink w:history="1" r:id="rIdo_96hhve9ypafptclznp8">
+            <w:hyperlink w:history="1" r:id="rIdwszomqhuxog3upk9f3rdu">
               <w:r>
                 <w:rPr>
                   <w:rFonts w:ascii="Arial" w:cs="Arial" w:eastAsia="Arial" w:hAnsi="Arial"/>
@@ -4474,7 +4645,7 @@
               <w:spacing w:after="10" w:before="0"/>
               <w:ind w:left="120"/>
             </w:pPr>
-            <w:hyperlink w:history="1" r:id="rIdsnjsqvcx9bdawfv-_g9jc">
+            <w:hyperlink w:history="1" r:id="rIdrkpd7yih7zshqcsmv2-yd">
               <w:r>
                 <w:rPr>
                   <w:rFonts w:ascii="Arial" w:cs="Arial" w:eastAsia="Arial" w:hAnsi="Arial"/>
@@ -4970,6 +5141,65 @@
         </w:tc>
       </w:tr>
     </w:tbl>
+    <w:p>
+      <w:pPr>
+        <w:pBdr>
+          <w:top w:val="single" w:color="BBBBBB" w:sz="4" w:space="4"/>
+        </w:pBdr>
+        <w:spacing w:after="0" w:before="160"/>
+      </w:pPr>
+      <w:r>
+        <w:rPr>
+          <w:rFonts w:ascii="Arial" w:cs="Arial" w:eastAsia="Arial" w:hAnsi="Arial"/>
+          <w:color w:val="666666"/>
+          <w:sz w:val="14"/>
+          <w:szCs w:val="14"/>
+        </w:rPr>
+        <w:t xml:space="preserve">© 2026 SeaVuria and ARES. Aligned with KICD objectives. Developed by SeaVuria; technical implementation by ARES (with AI assistance from Claude). Licensed under </w:t>
+      </w:r>
+      <w:hyperlink w:history="1" r:id="rIdqlx50cyrlwcxh78tpjy88">
+        <w:r>
+          <w:rPr>
+            <w:rFonts w:ascii="Arial" w:cs="Arial" w:eastAsia="Arial" w:hAnsi="Arial"/>
+            <w:color w:val="1F6B75"/>
+            <w:sz w:val="14"/>
+            <w:szCs w:val="14"/>
+            <w:u w:val="single" w:color="1F6B75"/>
+          </w:rPr>
+          <w:t xml:space="preserve">CC BY-NC 4.0</w:t>
+        </w:r>
+      </w:hyperlink>
+      <w:r>
+        <w:rPr>
+          <w:rFonts w:ascii="Arial" w:cs="Arial" w:eastAsia="Arial" w:hAnsi="Arial"/>
+          <w:color w:val="666666"/>
+          <w:sz w:val="14"/>
+          <w:szCs w:val="14"/>
+        </w:rPr>
+        <w:t xml:space="preserve"> (</w:t>
+      </w:r>
+      <w:hyperlink w:history="1" r:id="rId3exm4bghbqju2ijbzfh8a">
+        <w:r>
+          <w:rPr>
+            <w:rFonts w:ascii="Arial" w:cs="Arial" w:eastAsia="Arial" w:hAnsi="Arial"/>
+            <w:color w:val="1F6B75"/>
+            <w:sz w:val="14"/>
+            <w:szCs w:val="14"/>
+            <w:u w:val="single" w:color="1F6B75"/>
+          </w:rPr>
+          <w:t xml:space="preserve">https://creativecommons.org/licenses/by-nc/4.0/</w:t>
+        </w:r>
+      </w:hyperlink>
+      <w:r>
+        <w:rPr>
+          <w:rFonts w:ascii="Arial" w:cs="Arial" w:eastAsia="Arial" w:hAnsi="Arial"/>
+          <w:color w:val="666666"/>
+          <w:sz w:val="14"/>
+          <w:szCs w:val="14"/>
+        </w:rPr>
+        <w:t xml:space="preserve">).</w:t>
+      </w:r>
+    </w:p>
     <w:p>
       <w:r>
         <w:br w:type="page"/>
@@ -5961,7 +6191,7 @@
             <w:pPr>
               <w:spacing w:after="20" w:before="0"/>
             </w:pPr>
-            <w:hyperlink w:history="1" r:id="rId_rgehldfrqxklqjs07yxf">
+            <w:hyperlink w:history="1" r:id="rIdep3esy1bvubw9oe19yv49">
               <w:r>
                 <w:rPr>
                   <w:rFonts w:ascii="Arial" w:cs="Arial" w:eastAsia="Arial" w:hAnsi="Arial"/>
@@ -5994,7 +6224,7 @@
               <w:spacing w:after="10" w:before="0"/>
               <w:ind w:left="120"/>
             </w:pPr>
-            <w:hyperlink w:history="1" r:id="rIdoyrt3kiytne2vgzekkxlr">
+            <w:hyperlink w:history="1" r:id="rIdwvdif7l_mesde1fniy2zd">
               <w:r>
                 <w:rPr>
                   <w:rFonts w:ascii="Arial" w:cs="Arial" w:eastAsia="Arial" w:hAnsi="Arial"/>
@@ -6039,7 +6269,7 @@
             <w:pPr>
               <w:spacing w:after="20" w:before="0"/>
             </w:pPr>
-            <w:hyperlink w:history="1" r:id="rIdzefclhwmammnihtuyogyo">
+            <w:hyperlink w:history="1" r:id="rId16uvtmetegdk0mwtmyzvw">
               <w:r>
                 <w:rPr>
                   <w:rFonts w:ascii="Arial" w:cs="Arial" w:eastAsia="Arial" w:hAnsi="Arial"/>
@@ -6072,7 +6302,7 @@
               <w:spacing w:after="10" w:before="0"/>
               <w:ind w:left="120"/>
             </w:pPr>
-            <w:hyperlink w:history="1" r:id="rIdg1uxmzcjqr1cchwwicdek">
+            <w:hyperlink w:history="1" r:id="rIdsdok_r0txegcczp5qsodb">
               <w:r>
                 <w:rPr>
                   <w:rFonts w:ascii="Arial" w:cs="Arial" w:eastAsia="Arial" w:hAnsi="Arial"/>
@@ -6267,7 +6497,7 @@
             <w:pPr>
               <w:spacing w:after="20" w:before="0"/>
             </w:pPr>
-            <w:hyperlink w:history="1" r:id="rIdgqtibtcsfhq7fwwedhwpx">
+            <w:hyperlink w:history="1" r:id="rIddnczupruhttlk0wsn54s0">
               <w:r>
                 <w:rPr>
                   <w:rFonts w:ascii="Arial" w:cs="Arial" w:eastAsia="Arial" w:hAnsi="Arial"/>
@@ -6300,7 +6530,7 @@
               <w:spacing w:after="10" w:before="0"/>
               <w:ind w:left="120"/>
             </w:pPr>
-            <w:hyperlink w:history="1" r:id="rIdhdbg4jk6jqzuoj8eb8ows">
+            <w:hyperlink w:history="1" r:id="rId-y42g9tvjaadr-ls8oqm1">
               <w:r>
                 <w:rPr>
                   <w:rFonts w:ascii="Arial" w:cs="Arial" w:eastAsia="Arial" w:hAnsi="Arial"/>
@@ -6345,7 +6575,7 @@
             <w:pPr>
               <w:spacing w:after="20" w:before="0"/>
             </w:pPr>
-            <w:hyperlink w:history="1" r:id="rIdw4svjluivc5n0lfxar0bj">
+            <w:hyperlink w:history="1" r:id="rIdxvcdsbleimhykt7va_1sy">
               <w:r>
                 <w:rPr>
                   <w:rFonts w:ascii="Arial" w:cs="Arial" w:eastAsia="Arial" w:hAnsi="Arial"/>
@@ -6378,7 +6608,7 @@
               <w:spacing w:after="10" w:before="0"/>
               <w:ind w:left="120"/>
             </w:pPr>
-            <w:hyperlink w:history="1" r:id="rIdaeps-lpsbgylu0pjqkspa">
+            <w:hyperlink w:history="1" r:id="rId0gtbrreuxhxzt7p8lnx49">
               <w:r>
                 <w:rPr>
                   <w:rFonts w:ascii="Arial" w:cs="Arial" w:eastAsia="Arial" w:hAnsi="Arial"/>
@@ -6573,7 +6803,7 @@
             <w:pPr>
               <w:spacing w:after="20" w:before="0"/>
             </w:pPr>
-            <w:hyperlink w:history="1" r:id="rId6s3g_37jqmliai5mkzx_m">
+            <w:hyperlink w:history="1" r:id="rId-sohmdbuk1pfos9w-qrrn">
               <w:r>
                 <w:rPr>
                   <w:rFonts w:ascii="Arial" w:cs="Arial" w:eastAsia="Arial" w:hAnsi="Arial"/>
@@ -6606,7 +6836,7 @@
               <w:spacing w:after="10" w:before="0"/>
               <w:ind w:left="120"/>
             </w:pPr>
-            <w:hyperlink w:history="1" r:id="rId54rzoibgu214ou8waq--l">
+            <w:hyperlink w:history="1" r:id="rIdedksy59efvjoaumzbjvqb">
               <w:r>
                 <w:rPr>
                   <w:rFonts w:ascii="Arial" w:cs="Arial" w:eastAsia="Arial" w:hAnsi="Arial"/>
@@ -6651,7 +6881,7 @@
             <w:pPr>
               <w:spacing w:after="20" w:before="0"/>
             </w:pPr>
-            <w:hyperlink w:history="1" r:id="rIdpuzbtis-xhq8lwjy9euq_">
+            <w:hyperlink w:history="1" r:id="rIdkibtsiosocwe9ot0s3dpp">
               <w:r>
                 <w:rPr>
                   <w:rFonts w:ascii="Arial" w:cs="Arial" w:eastAsia="Arial" w:hAnsi="Arial"/>
@@ -6684,7 +6914,7 @@
               <w:spacing w:after="10" w:before="0"/>
               <w:ind w:left="120"/>
             </w:pPr>
-            <w:hyperlink w:history="1" r:id="rIdeexgvwkzuq8bgypa_gbgl">
+            <w:hyperlink w:history="1" r:id="rIdepsay5xuvvy7hc1tqjrp6">
               <w:r>
                 <w:rPr>
                   <w:rFonts w:ascii="Arial" w:cs="Arial" w:eastAsia="Arial" w:hAnsi="Arial"/>
@@ -6879,7 +7109,7 @@
             <w:pPr>
               <w:spacing w:after="20" w:before="0"/>
             </w:pPr>
-            <w:hyperlink w:history="1" r:id="rIdj1pai0z0jcfvpsiqtgc2n">
+            <w:hyperlink w:history="1" r:id="rIdd7n8bfu1j6hocsvk8ydu7">
               <w:r>
                 <w:rPr>
                   <w:rFonts w:ascii="Arial" w:cs="Arial" w:eastAsia="Arial" w:hAnsi="Arial"/>
@@ -6912,7 +7142,7 @@
               <w:spacing w:after="10" w:before="0"/>
               <w:ind w:left="120"/>
             </w:pPr>
-            <w:hyperlink w:history="1" r:id="rIdgarqeiasxitlovbmmbkfk">
+            <w:hyperlink w:history="1" r:id="rIdg5cjghznyhsp9ugmw2tjp">
               <w:r>
                 <w:rPr>
                   <w:rFonts w:ascii="Arial" w:cs="Arial" w:eastAsia="Arial" w:hAnsi="Arial"/>
@@ -6957,7 +7187,7 @@
             <w:pPr>
               <w:spacing w:after="20" w:before="0"/>
             </w:pPr>
-            <w:hyperlink w:history="1" r:id="rIdfj7fzfn6hzfx7hyku8qi3">
+            <w:hyperlink w:history="1" r:id="rId0wvbnhtm3rb-glg1cweuf">
               <w:r>
                 <w:rPr>
                   <w:rFonts w:ascii="Arial" w:cs="Arial" w:eastAsia="Arial" w:hAnsi="Arial"/>
@@ -6990,7 +7220,7 @@
               <w:spacing w:after="10" w:before="0"/>
               <w:ind w:left="120"/>
             </w:pPr>
-            <w:hyperlink w:history="1" r:id="rIdb_1zz7vli1mubd8evtiqa">
+            <w:hyperlink w:history="1" r:id="rIdyzxcxr9semxkewcswfcqm">
               <w:r>
                 <w:rPr>
                   <w:rFonts w:ascii="Arial" w:cs="Arial" w:eastAsia="Arial" w:hAnsi="Arial"/>
@@ -7185,7 +7415,7 @@
             <w:pPr>
               <w:spacing w:after="20" w:before="0"/>
             </w:pPr>
-            <w:hyperlink w:history="1" r:id="rIdsh5b0jektdhgasn85vggw">
+            <w:hyperlink w:history="1" r:id="rIdg-14iwsgmlpdikwqonzlm">
               <w:r>
                 <w:rPr>
                   <w:rFonts w:ascii="Arial" w:cs="Arial" w:eastAsia="Arial" w:hAnsi="Arial"/>
@@ -7218,7 +7448,7 @@
               <w:spacing w:after="10" w:before="0"/>
               <w:ind w:left="120"/>
             </w:pPr>
-            <w:hyperlink w:history="1" r:id="rId4dorpytq6ccssudul3tlu">
+            <w:hyperlink w:history="1" r:id="rId-bm-pnmaoreuuspu6vrmf">
               <w:r>
                 <w:rPr>
                   <w:rFonts w:ascii="Arial" w:cs="Arial" w:eastAsia="Arial" w:hAnsi="Arial"/>
@@ -7263,7 +7493,7 @@
             <w:pPr>
               <w:spacing w:after="20" w:before="0"/>
             </w:pPr>
-            <w:hyperlink w:history="1" r:id="rId-0fqrms1tq6a30vutqqbi">
+            <w:hyperlink w:history="1" r:id="rIdbwkpfb5stey_4vohf2cr6">
               <w:r>
                 <w:rPr>
                   <w:rFonts w:ascii="Arial" w:cs="Arial" w:eastAsia="Arial" w:hAnsi="Arial"/>
@@ -7296,7 +7526,7 @@
               <w:spacing w:after="10" w:before="0"/>
               <w:ind w:left="120"/>
             </w:pPr>
-            <w:hyperlink w:history="1" r:id="rId_bhqj9q39brytfmwnkihy">
+            <w:hyperlink w:history="1" r:id="rIdbnfe-aphh3twwzyrororg">
               <w:r>
                 <w:rPr>
                   <w:rFonts w:ascii="Arial" w:cs="Arial" w:eastAsia="Arial" w:hAnsi="Arial"/>
@@ -7792,6 +8022,65 @@
         </w:tc>
       </w:tr>
     </w:tbl>
+    <w:p>
+      <w:pPr>
+        <w:pBdr>
+          <w:top w:val="single" w:color="BBBBBB" w:sz="4" w:space="4"/>
+        </w:pBdr>
+        <w:spacing w:after="0" w:before="160"/>
+      </w:pPr>
+      <w:r>
+        <w:rPr>
+          <w:rFonts w:ascii="Arial" w:cs="Arial" w:eastAsia="Arial" w:hAnsi="Arial"/>
+          <w:color w:val="666666"/>
+          <w:sz w:val="14"/>
+          <w:szCs w:val="14"/>
+        </w:rPr>
+        <w:t xml:space="preserve">© 2026 SeaVuria and ARES. Aligned with KICD objectives. Developed by SeaVuria; technical implementation by ARES (with AI assistance from Claude). Licensed under </w:t>
+      </w:r>
+      <w:hyperlink w:history="1" r:id="rIde9shbv0tozjvinm_4rj-v">
+        <w:r>
+          <w:rPr>
+            <w:rFonts w:ascii="Arial" w:cs="Arial" w:eastAsia="Arial" w:hAnsi="Arial"/>
+            <w:color w:val="1F6B75"/>
+            <w:sz w:val="14"/>
+            <w:szCs w:val="14"/>
+            <w:u w:val="single" w:color="1F6B75"/>
+          </w:rPr>
+          <w:t xml:space="preserve">CC BY-NC 4.0</w:t>
+        </w:r>
+      </w:hyperlink>
+      <w:r>
+        <w:rPr>
+          <w:rFonts w:ascii="Arial" w:cs="Arial" w:eastAsia="Arial" w:hAnsi="Arial"/>
+          <w:color w:val="666666"/>
+          <w:sz w:val="14"/>
+          <w:szCs w:val="14"/>
+        </w:rPr>
+        <w:t xml:space="preserve"> (</w:t>
+      </w:r>
+      <w:hyperlink w:history="1" r:id="rId76u9eqlniurk73tmcupx-">
+        <w:r>
+          <w:rPr>
+            <w:rFonts w:ascii="Arial" w:cs="Arial" w:eastAsia="Arial" w:hAnsi="Arial"/>
+            <w:color w:val="1F6B75"/>
+            <w:sz w:val="14"/>
+            <w:szCs w:val="14"/>
+            <w:u w:val="single" w:color="1F6B75"/>
+          </w:rPr>
+          <w:t xml:space="preserve">https://creativecommons.org/licenses/by-nc/4.0/</w:t>
+        </w:r>
+      </w:hyperlink>
+      <w:r>
+        <w:rPr>
+          <w:rFonts w:ascii="Arial" w:cs="Arial" w:eastAsia="Arial" w:hAnsi="Arial"/>
+          <w:color w:val="666666"/>
+          <w:sz w:val="14"/>
+          <w:szCs w:val="14"/>
+        </w:rPr>
+        <w:t xml:space="preserve">).</w:t>
+      </w:r>
+    </w:p>
     <w:p>
       <w:r>
         <w:br w:type="page"/>
@@ -8783,7 +9072,7 @@
             <w:pPr>
               <w:spacing w:after="20" w:before="0"/>
             </w:pPr>
-            <w:hyperlink w:history="1" r:id="rIdo3wycuqonvizlrx4vka_i">
+            <w:hyperlink w:history="1" r:id="rIdefb2_7o6hnz1poacsklmt">
               <w:r>
                 <w:rPr>
                   <w:rFonts w:ascii="Arial" w:cs="Arial" w:eastAsia="Arial" w:hAnsi="Arial"/>
@@ -8816,7 +9105,7 @@
               <w:spacing w:after="10" w:before="0"/>
               <w:ind w:left="120"/>
             </w:pPr>
-            <w:hyperlink w:history="1" r:id="rIdr07afuwvswbdymtz5o9au">
+            <w:hyperlink w:history="1" r:id="rIdzyv69okkuuuaf5gvqt3jj">
               <w:r>
                 <w:rPr>
                   <w:rFonts w:ascii="Arial" w:cs="Arial" w:eastAsia="Arial" w:hAnsi="Arial"/>
@@ -8861,7 +9150,7 @@
             <w:pPr>
               <w:spacing w:after="20" w:before="0"/>
             </w:pPr>
-            <w:hyperlink w:history="1" r:id="rId0twmpi7t4k3969xnytdcu">
+            <w:hyperlink w:history="1" r:id="rIdnfwboxdpcbx8uy7gfgdp8">
               <w:r>
                 <w:rPr>
                   <w:rFonts w:ascii="Arial" w:cs="Arial" w:eastAsia="Arial" w:hAnsi="Arial"/>
@@ -8894,7 +9183,7 @@
               <w:spacing w:after="10" w:before="0"/>
               <w:ind w:left="120"/>
             </w:pPr>
-            <w:hyperlink w:history="1" r:id="rIdahrhdh1zq_zi2m5qq_-q-">
+            <w:hyperlink w:history="1" r:id="rIdrqqpy-wzbv8nep-giblhk">
               <w:r>
                 <w:rPr>
                   <w:rFonts w:ascii="Arial" w:cs="Arial" w:eastAsia="Arial" w:hAnsi="Arial"/>
@@ -9089,7 +9378,7 @@
             <w:pPr>
               <w:spacing w:after="20" w:before="0"/>
             </w:pPr>
-            <w:hyperlink w:history="1" r:id="rIdyhjcgvg2ze1gceibp5ww-">
+            <w:hyperlink w:history="1" r:id="rIdkhlqkyqzfg8-ppc1topbg">
               <w:r>
                 <w:rPr>
                   <w:rFonts w:ascii="Arial" w:cs="Arial" w:eastAsia="Arial" w:hAnsi="Arial"/>
@@ -9122,7 +9411,7 @@
               <w:spacing w:after="10" w:before="0"/>
               <w:ind w:left="120"/>
             </w:pPr>
-            <w:hyperlink w:history="1" r:id="rIdxjlyroft032cst70wc-de">
+            <w:hyperlink w:history="1" r:id="rIdinsy2icgbxttzuvsceh87">
               <w:r>
                 <w:rPr>
                   <w:rFonts w:ascii="Arial" w:cs="Arial" w:eastAsia="Arial" w:hAnsi="Arial"/>
@@ -9167,7 +9456,7 @@
             <w:pPr>
               <w:spacing w:after="20" w:before="0"/>
             </w:pPr>
-            <w:hyperlink w:history="1" r:id="rIdiro1bfuwdeufqo3vcjsil">
+            <w:hyperlink w:history="1" r:id="rIdtseevem3qmz1job5hhtvh">
               <w:r>
                 <w:rPr>
                   <w:rFonts w:ascii="Arial" w:cs="Arial" w:eastAsia="Arial" w:hAnsi="Arial"/>
@@ -9200,7 +9489,7 @@
               <w:spacing w:after="10" w:before="0"/>
               <w:ind w:left="120"/>
             </w:pPr>
-            <w:hyperlink w:history="1" r:id="rId8pub8cqvq6d5jwcla_gmh">
+            <w:hyperlink w:history="1" r:id="rIdieqwxatiwx2wffnoofrgz">
               <w:r>
                 <w:rPr>
                   <w:rFonts w:ascii="Arial" w:cs="Arial" w:eastAsia="Arial" w:hAnsi="Arial"/>
@@ -9395,7 +9684,7 @@
             <w:pPr>
               <w:spacing w:after="20" w:before="0"/>
             </w:pPr>
-            <w:hyperlink w:history="1" r:id="rIdgju18ncgo0_qdlhsjdgbi">
+            <w:hyperlink w:history="1" r:id="rIdhelhsnpdseo9rpopgt-oe">
               <w:r>
                 <w:rPr>
                   <w:rFonts w:ascii="Arial" w:cs="Arial" w:eastAsia="Arial" w:hAnsi="Arial"/>
@@ -9428,7 +9717,7 @@
               <w:spacing w:after="10" w:before="0"/>
               <w:ind w:left="120"/>
             </w:pPr>
-            <w:hyperlink w:history="1" r:id="rIdjtyuk1mgmomaoxrrg_i3o">
+            <w:hyperlink w:history="1" r:id="rIdpmyfzg74vqk8zsdm971pf">
               <w:r>
                 <w:rPr>
                   <w:rFonts w:ascii="Arial" w:cs="Arial" w:eastAsia="Arial" w:hAnsi="Arial"/>
@@ -9473,7 +9762,7 @@
             <w:pPr>
               <w:spacing w:after="20" w:before="0"/>
             </w:pPr>
-            <w:hyperlink w:history="1" r:id="rIdn77rz-ha6mjwzj2ifwvro">
+            <w:hyperlink w:history="1" r:id="rIdn1nxmxbcknuqwnodeviaz">
               <w:r>
                 <w:rPr>
                   <w:rFonts w:ascii="Arial" w:cs="Arial" w:eastAsia="Arial" w:hAnsi="Arial"/>
@@ -9506,7 +9795,7 @@
               <w:spacing w:after="10" w:before="0"/>
               <w:ind w:left="120"/>
             </w:pPr>
-            <w:hyperlink w:history="1" r:id="rId5nscszazpuyhl1njym3hj">
+            <w:hyperlink w:history="1" r:id="rId_bpsde0orrl0aiwmfadse">
               <w:r>
                 <w:rPr>
                   <w:rFonts w:ascii="Arial" w:cs="Arial" w:eastAsia="Arial" w:hAnsi="Arial"/>
@@ -9701,7 +9990,7 @@
             <w:pPr>
               <w:spacing w:after="20" w:before="0"/>
             </w:pPr>
-            <w:hyperlink w:history="1" r:id="rIdq8sc2qrv7uymqnyb5xomh">
+            <w:hyperlink w:history="1" r:id="rIddksxspbnoyd1kocrdbipq">
               <w:r>
                 <w:rPr>
                   <w:rFonts w:ascii="Arial" w:cs="Arial" w:eastAsia="Arial" w:hAnsi="Arial"/>
@@ -9734,7 +10023,7 @@
               <w:spacing w:after="10" w:before="0"/>
               <w:ind w:left="120"/>
             </w:pPr>
-            <w:hyperlink w:history="1" r:id="rIdzkjpcfxcx9mb8dqb4qw5x">
+            <w:hyperlink w:history="1" r:id="rIdb5rk9xnyyqmaiecosj4z9">
               <w:r>
                 <w:rPr>
                   <w:rFonts w:ascii="Arial" w:cs="Arial" w:eastAsia="Arial" w:hAnsi="Arial"/>
@@ -9779,7 +10068,7 @@
             <w:pPr>
               <w:spacing w:after="20" w:before="0"/>
             </w:pPr>
-            <w:hyperlink w:history="1" r:id="rId8ommfjvu5spjz-gq-mnm_">
+            <w:hyperlink w:history="1" r:id="rIdm_y2eul1toovyh441beyg">
               <w:r>
                 <w:rPr>
                   <w:rFonts w:ascii="Arial" w:cs="Arial" w:eastAsia="Arial" w:hAnsi="Arial"/>
@@ -9812,7 +10101,7 @@
               <w:spacing w:after="10" w:before="0"/>
               <w:ind w:left="120"/>
             </w:pPr>
-            <w:hyperlink w:history="1" r:id="rIdy3hmjkxtdbx5qrk2oi7ra">
+            <w:hyperlink w:history="1" r:id="rIdja01c7vwpmja9uemc8ijv">
               <w:r>
                 <w:rPr>
                   <w:rFonts w:ascii="Arial" w:cs="Arial" w:eastAsia="Arial" w:hAnsi="Arial"/>
@@ -10007,7 +10296,7 @@
             <w:pPr>
               <w:spacing w:after="20" w:before="0"/>
             </w:pPr>
-            <w:hyperlink w:history="1" r:id="rIdxqnzmtz8wweracphihtau">
+            <w:hyperlink w:history="1" r:id="rIdlnpwaaquawggxtj6lwzkm">
               <w:r>
                 <w:rPr>
                   <w:rFonts w:ascii="Arial" w:cs="Arial" w:eastAsia="Arial" w:hAnsi="Arial"/>
@@ -10040,7 +10329,7 @@
               <w:spacing w:after="10" w:before="0"/>
               <w:ind w:left="120"/>
             </w:pPr>
-            <w:hyperlink w:history="1" r:id="rIdvtxjtnfx9vrhke2pn7q2e">
+            <w:hyperlink w:history="1" r:id="rIdkhflves5f1ku6zo2d-rwe">
               <w:r>
                 <w:rPr>
                   <w:rFonts w:ascii="Arial" w:cs="Arial" w:eastAsia="Arial" w:hAnsi="Arial"/>
@@ -10085,7 +10374,7 @@
             <w:pPr>
               <w:spacing w:after="20" w:before="0"/>
             </w:pPr>
-            <w:hyperlink w:history="1" r:id="rIdcqxkuy5zwu4ur-nfsm3_b">
+            <w:hyperlink w:history="1" r:id="rIdt5aohyggqgdvwr9nmybkv">
               <w:r>
                 <w:rPr>
                   <w:rFonts w:ascii="Arial" w:cs="Arial" w:eastAsia="Arial" w:hAnsi="Arial"/>
@@ -10118,7 +10407,7 @@
               <w:spacing w:after="10" w:before="0"/>
               <w:ind w:left="120"/>
             </w:pPr>
-            <w:hyperlink w:history="1" r:id="rIdadzadpy1u0a1bvyd3jypg">
+            <w:hyperlink w:history="1" r:id="rIdfwhrmj4pd_io0mf9evd6p">
               <w:r>
                 <w:rPr>
                   <w:rFonts w:ascii="Arial" w:cs="Arial" w:eastAsia="Arial" w:hAnsi="Arial"/>
@@ -10614,6 +10903,65 @@
         </w:tc>
       </w:tr>
     </w:tbl>
+    <w:p>
+      <w:pPr>
+        <w:pBdr>
+          <w:top w:val="single" w:color="BBBBBB" w:sz="4" w:space="4"/>
+        </w:pBdr>
+        <w:spacing w:after="0" w:before="160"/>
+      </w:pPr>
+      <w:r>
+        <w:rPr>
+          <w:rFonts w:ascii="Arial" w:cs="Arial" w:eastAsia="Arial" w:hAnsi="Arial"/>
+          <w:color w:val="666666"/>
+          <w:sz w:val="14"/>
+          <w:szCs w:val="14"/>
+        </w:rPr>
+        <w:t xml:space="preserve">© 2026 SeaVuria and ARES. Aligned with KICD objectives. Developed by SeaVuria; technical implementation by ARES (with AI assistance from Claude). Licensed under </w:t>
+      </w:r>
+      <w:hyperlink w:history="1" r:id="rIdkh4vnnt94us0sepnaj62i">
+        <w:r>
+          <w:rPr>
+            <w:rFonts w:ascii="Arial" w:cs="Arial" w:eastAsia="Arial" w:hAnsi="Arial"/>
+            <w:color w:val="1F6B75"/>
+            <w:sz w:val="14"/>
+            <w:szCs w:val="14"/>
+            <w:u w:val="single" w:color="1F6B75"/>
+          </w:rPr>
+          <w:t xml:space="preserve">CC BY-NC 4.0</w:t>
+        </w:r>
+      </w:hyperlink>
+      <w:r>
+        <w:rPr>
+          <w:rFonts w:ascii="Arial" w:cs="Arial" w:eastAsia="Arial" w:hAnsi="Arial"/>
+          <w:color w:val="666666"/>
+          <w:sz w:val="14"/>
+          <w:szCs w:val="14"/>
+        </w:rPr>
+        <w:t xml:space="preserve"> (</w:t>
+      </w:r>
+      <w:hyperlink w:history="1" r:id="rId9ywmftrlgn8uxyvzyahaj">
+        <w:r>
+          <w:rPr>
+            <w:rFonts w:ascii="Arial" w:cs="Arial" w:eastAsia="Arial" w:hAnsi="Arial"/>
+            <w:color w:val="1F6B75"/>
+            <w:sz w:val="14"/>
+            <w:szCs w:val="14"/>
+            <w:u w:val="single" w:color="1F6B75"/>
+          </w:rPr>
+          <w:t xml:space="preserve">https://creativecommons.org/licenses/by-nc/4.0/</w:t>
+        </w:r>
+      </w:hyperlink>
+      <w:r>
+        <w:rPr>
+          <w:rFonts w:ascii="Arial" w:cs="Arial" w:eastAsia="Arial" w:hAnsi="Arial"/>
+          <w:color w:val="666666"/>
+          <w:sz w:val="14"/>
+          <w:szCs w:val="14"/>
+        </w:rPr>
+        <w:t xml:space="preserve">).</w:t>
+      </w:r>
+    </w:p>
     <w:p>
       <w:r>
         <w:br w:type="page"/>
@@ -11605,7 +11953,7 @@
             <w:pPr>
               <w:spacing w:after="20" w:before="0"/>
             </w:pPr>
-            <w:hyperlink w:history="1" r:id="rIdzt3vagijuh3fb2lohfy4z">
+            <w:hyperlink w:history="1" r:id="rIdzybgxhp1h7jd3xjzydgap">
               <w:r>
                 <w:rPr>
                   <w:rFonts w:ascii="Arial" w:cs="Arial" w:eastAsia="Arial" w:hAnsi="Arial"/>
@@ -11638,7 +11986,7 @@
               <w:spacing w:after="10" w:before="0"/>
               <w:ind w:left="120"/>
             </w:pPr>
-            <w:hyperlink w:history="1" r:id="rIdkzquuotvnnm9roijxn4wq">
+            <w:hyperlink w:history="1" r:id="rIdxusq8s3qhk8s4f8ay3f6d">
               <w:r>
                 <w:rPr>
                   <w:rFonts w:ascii="Arial" w:cs="Arial" w:eastAsia="Arial" w:hAnsi="Arial"/>
@@ -11700,7 +12048,7 @@
               <w:spacing w:after="10" w:before="0"/>
               <w:ind w:left="120"/>
             </w:pPr>
-            <w:hyperlink w:history="1" r:id="rId5fvxatc8m4rdsdx2qmfmk">
+            <w:hyperlink w:history="1" r:id="rIdnny2ezsng4t221wakz8lj">
               <w:r>
                 <w:rPr>
                   <w:rFonts w:ascii="Arial" w:cs="Arial" w:eastAsia="Arial" w:hAnsi="Arial"/>
@@ -11910,7 +12258,7 @@
             <w:pPr>
               <w:spacing w:after="20" w:before="0"/>
             </w:pPr>
-            <w:hyperlink w:history="1" r:id="rId_un1de9dhsbwluhltlwvg">
+            <w:hyperlink w:history="1" r:id="rIdzre4k9o-1lo4ggz-ylnfg">
               <w:r>
                 <w:rPr>
                   <w:rFonts w:ascii="Arial" w:cs="Arial" w:eastAsia="Arial" w:hAnsi="Arial"/>
@@ -11943,7 +12291,7 @@
               <w:spacing w:after="10" w:before="0"/>
               <w:ind w:left="120"/>
             </w:pPr>
-            <w:hyperlink w:history="1" r:id="rIdcsie8qe-gxyonqdr18iiq">
+            <w:hyperlink w:history="1" r:id="rIdztzcr877fpjekxuavy-kt">
               <w:r>
                 <w:rPr>
                   <w:rFonts w:ascii="Arial" w:cs="Arial" w:eastAsia="Arial" w:hAnsi="Arial"/>
@@ -12005,7 +12353,7 @@
               <w:spacing w:after="10" w:before="0"/>
               <w:ind w:left="120"/>
             </w:pPr>
-            <w:hyperlink w:history="1" r:id="rIdpxswm8ugdbz3scgblasw6">
+            <w:hyperlink w:history="1" r:id="rIdgnaggmytdpctwrhl0cjuo">
               <w:r>
                 <w:rPr>
                   <w:rFonts w:ascii="Arial" w:cs="Arial" w:eastAsia="Arial" w:hAnsi="Arial"/>
@@ -12215,7 +12563,7 @@
             <w:pPr>
               <w:spacing w:after="20" w:before="0"/>
             </w:pPr>
-            <w:hyperlink w:history="1" r:id="rIdtmnqr_ajbawgcucylws53">
+            <w:hyperlink w:history="1" r:id="rIdpgurcfn2piegtb4xo2tbu">
               <w:r>
                 <w:rPr>
                   <w:rFonts w:ascii="Arial" w:cs="Arial" w:eastAsia="Arial" w:hAnsi="Arial"/>
@@ -12248,7 +12596,7 @@
               <w:spacing w:after="10" w:before="0"/>
               <w:ind w:left="120"/>
             </w:pPr>
-            <w:hyperlink w:history="1" r:id="rIdhypxc-8osa8iuuz0k4-n7">
+            <w:hyperlink w:history="1" r:id="rIdnv8oh4aux4njiv8gptqjg">
               <w:r>
                 <w:rPr>
                   <w:rFonts w:ascii="Arial" w:cs="Arial" w:eastAsia="Arial" w:hAnsi="Arial"/>
@@ -12310,7 +12658,7 @@
               <w:spacing w:after="10" w:before="0"/>
               <w:ind w:left="120"/>
             </w:pPr>
-            <w:hyperlink w:history="1" r:id="rId_vsdvrv4n3vbvr2mlen6e">
+            <w:hyperlink w:history="1" r:id="rIde6c2uj7puzjcs-vlun1oe">
               <w:r>
                 <w:rPr>
                   <w:rFonts w:ascii="Arial" w:cs="Arial" w:eastAsia="Arial" w:hAnsi="Arial"/>
@@ -12520,7 +12868,7 @@
             <w:pPr>
               <w:spacing w:after="20" w:before="0"/>
             </w:pPr>
-            <w:hyperlink w:history="1" r:id="rIdsuox5-jc_vt1vl5jensw4">
+            <w:hyperlink w:history="1" r:id="rIddbn8zcefvyepxcy9t5hdw">
               <w:r>
                 <w:rPr>
                   <w:rFonts w:ascii="Arial" w:cs="Arial" w:eastAsia="Arial" w:hAnsi="Arial"/>
@@ -12553,7 +12901,7 @@
               <w:spacing w:after="10" w:before="0"/>
               <w:ind w:left="120"/>
             </w:pPr>
-            <w:hyperlink w:history="1" r:id="rId2jt732_szhf5fsrp89xgw">
+            <w:hyperlink w:history="1" r:id="rIdc9jqtg3-tgm-lgfurvl41">
               <w:r>
                 <w:rPr>
                   <w:rFonts w:ascii="Arial" w:cs="Arial" w:eastAsia="Arial" w:hAnsi="Arial"/>
@@ -12615,7 +12963,7 @@
               <w:spacing w:after="10" w:before="0"/>
               <w:ind w:left="120"/>
             </w:pPr>
-            <w:hyperlink w:history="1" r:id="rIdxsctfd1sgtgks0n1alj-m">
+            <w:hyperlink w:history="1" r:id="rIdb1audcnzstmgboijx_hdp">
               <w:r>
                 <w:rPr>
                   <w:rFonts w:ascii="Arial" w:cs="Arial" w:eastAsia="Arial" w:hAnsi="Arial"/>
@@ -12825,7 +13173,7 @@
             <w:pPr>
               <w:spacing w:after="20" w:before="0"/>
             </w:pPr>
-            <w:hyperlink w:history="1" r:id="rIdzjq8lkxcvbldya-guwihj">
+            <w:hyperlink w:history="1" r:id="rId_kpvjfp3y2m-dz9z3ccmm">
               <w:r>
                 <w:rPr>
                   <w:rFonts w:ascii="Arial" w:cs="Arial" w:eastAsia="Arial" w:hAnsi="Arial"/>
@@ -12858,7 +13206,7 @@
               <w:spacing w:after="10" w:before="0"/>
               <w:ind w:left="120"/>
             </w:pPr>
-            <w:hyperlink w:history="1" r:id="rIdkklzft4htiwqkkopfen7a">
+            <w:hyperlink w:history="1" r:id="rIdwvn7yewasvbfduvfcssvz">
               <w:r>
                 <w:rPr>
                   <w:rFonts w:ascii="Arial" w:cs="Arial" w:eastAsia="Arial" w:hAnsi="Arial"/>
@@ -12920,7 +13268,7 @@
               <w:spacing w:after="10" w:before="0"/>
               <w:ind w:left="120"/>
             </w:pPr>
-            <w:hyperlink w:history="1" r:id="rId-tbpybx7vj853jntkeaax">
+            <w:hyperlink w:history="1" r:id="rIdyozuqc1q43vsezxymviq2">
               <w:r>
                 <w:rPr>
                   <w:rFonts w:ascii="Arial" w:cs="Arial" w:eastAsia="Arial" w:hAnsi="Arial"/>
@@ -13431,6 +13779,65 @@
         </w:tc>
       </w:tr>
     </w:tbl>
+    <w:p>
+      <w:pPr>
+        <w:pBdr>
+          <w:top w:val="single" w:color="BBBBBB" w:sz="4" w:space="4"/>
+        </w:pBdr>
+        <w:spacing w:after="0" w:before="160"/>
+      </w:pPr>
+      <w:r>
+        <w:rPr>
+          <w:rFonts w:ascii="Arial" w:cs="Arial" w:eastAsia="Arial" w:hAnsi="Arial"/>
+          <w:color w:val="666666"/>
+          <w:sz w:val="14"/>
+          <w:szCs w:val="14"/>
+        </w:rPr>
+        <w:t xml:space="preserve">© 2026 SeaVuria and ARES. Aligned with KICD objectives. Developed by SeaVuria; technical implementation by ARES (with AI assistance from Claude). Licensed under </w:t>
+      </w:r>
+      <w:hyperlink w:history="1" r:id="rIdvwja3sy-dnw38qyzlr1za">
+        <w:r>
+          <w:rPr>
+            <w:rFonts w:ascii="Arial" w:cs="Arial" w:eastAsia="Arial" w:hAnsi="Arial"/>
+            <w:color w:val="1F6B75"/>
+            <w:sz w:val="14"/>
+            <w:szCs w:val="14"/>
+            <w:u w:val="single" w:color="1F6B75"/>
+          </w:rPr>
+          <w:t xml:space="preserve">CC BY-NC 4.0</w:t>
+        </w:r>
+      </w:hyperlink>
+      <w:r>
+        <w:rPr>
+          <w:rFonts w:ascii="Arial" w:cs="Arial" w:eastAsia="Arial" w:hAnsi="Arial"/>
+          <w:color w:val="666666"/>
+          <w:sz w:val="14"/>
+          <w:szCs w:val="14"/>
+        </w:rPr>
+        <w:t xml:space="preserve"> (</w:t>
+      </w:r>
+      <w:hyperlink w:history="1" r:id="rIdbnquekvgf2fxnswp_tapz">
+        <w:r>
+          <w:rPr>
+            <w:rFonts w:ascii="Arial" w:cs="Arial" w:eastAsia="Arial" w:hAnsi="Arial"/>
+            <w:color w:val="1F6B75"/>
+            <w:sz w:val="14"/>
+            <w:szCs w:val="14"/>
+            <w:u w:val="single" w:color="1F6B75"/>
+          </w:rPr>
+          <w:t xml:space="preserve">https://creativecommons.org/licenses/by-nc/4.0/</w:t>
+        </w:r>
+      </w:hyperlink>
+      <w:r>
+        <w:rPr>
+          <w:rFonts w:ascii="Arial" w:cs="Arial" w:eastAsia="Arial" w:hAnsi="Arial"/>
+          <w:color w:val="666666"/>
+          <w:sz w:val="14"/>
+          <w:szCs w:val="14"/>
+        </w:rPr>
+        <w:t xml:space="preserve">).</w:t>
+      </w:r>
+    </w:p>
     <w:p>
       <w:r>
         <w:br w:type="page"/>
@@ -14439,7 +14846,7 @@
               <w:spacing w:after="10" w:before="0"/>
               <w:ind w:left="120"/>
             </w:pPr>
-            <w:hyperlink w:history="1" r:id="rIda2h9pmy3obdriq5aoy5bd">
+            <w:hyperlink w:history="1" r:id="rIdzy1vvdwbma1etkxefldjw">
               <w:r>
                 <w:rPr>
                   <w:rFonts w:ascii="Arial" w:cs="Arial" w:eastAsia="Arial" w:hAnsi="Arial"/>
@@ -14516,7 +14923,7 @@
               <w:spacing w:after="10" w:before="0"/>
               <w:ind w:left="120"/>
             </w:pPr>
-            <w:hyperlink w:history="1" r:id="rIdwhntpvexvpiucff4gf5f1">
+            <w:hyperlink w:history="1" r:id="rIdfs-raodjuf9ocmvpzjmxc">
               <w:r>
                 <w:rPr>
                   <w:rFonts w:ascii="Arial" w:cs="Arial" w:eastAsia="Arial" w:hAnsi="Arial"/>
@@ -14743,7 +15150,7 @@
               <w:spacing w:after="10" w:before="0"/>
               <w:ind w:left="120"/>
             </w:pPr>
-            <w:hyperlink w:history="1" r:id="rIdptqurpvp4r4gk4rulh937">
+            <w:hyperlink w:history="1" r:id="rIdgt9c1lohiogdr8u5t33wx">
               <w:r>
                 <w:rPr>
                   <w:rFonts w:ascii="Arial" w:cs="Arial" w:eastAsia="Arial" w:hAnsi="Arial"/>
@@ -14820,7 +15227,7 @@
               <w:spacing w:after="10" w:before="0"/>
               <w:ind w:left="120"/>
             </w:pPr>
-            <w:hyperlink w:history="1" r:id="rIdn35elod5jz75cuotjspc4">
+            <w:hyperlink w:history="1" r:id="rIdl1qeevjzepol1ssudbqya">
               <w:r>
                 <w:rPr>
                   <w:rFonts w:ascii="Arial" w:cs="Arial" w:eastAsia="Arial" w:hAnsi="Arial"/>
@@ -15047,7 +15454,7 @@
               <w:spacing w:after="10" w:before="0"/>
               <w:ind w:left="120"/>
             </w:pPr>
-            <w:hyperlink w:history="1" r:id="rId2xznsdxvwxertlajo2wcv">
+            <w:hyperlink w:history="1" r:id="rIdzhez7oioqkcbxmqywmvzc">
               <w:r>
                 <w:rPr>
                   <w:rFonts w:ascii="Arial" w:cs="Arial" w:eastAsia="Arial" w:hAnsi="Arial"/>
@@ -15124,7 +15531,7 @@
               <w:spacing w:after="10" w:before="0"/>
               <w:ind w:left="120"/>
             </w:pPr>
-            <w:hyperlink w:history="1" r:id="rIdn81lajmbvm9uxqfpdn3kd">
+            <w:hyperlink w:history="1" r:id="rIddxpvrav1lqatdaiwlaurb">
               <w:r>
                 <w:rPr>
                   <w:rFonts w:ascii="Arial" w:cs="Arial" w:eastAsia="Arial" w:hAnsi="Arial"/>
@@ -15351,7 +15758,7 @@
               <w:spacing w:after="10" w:before="0"/>
               <w:ind w:left="120"/>
             </w:pPr>
-            <w:hyperlink w:history="1" r:id="rIddavdibtjbbna5drtda7ch">
+            <w:hyperlink w:history="1" r:id="rIdz826oqyvsjrdqn0lwxrdg">
               <w:r>
                 <w:rPr>
                   <w:rFonts w:ascii="Arial" w:cs="Arial" w:eastAsia="Arial" w:hAnsi="Arial"/>
@@ -15428,7 +15835,7 @@
               <w:spacing w:after="10" w:before="0"/>
               <w:ind w:left="120"/>
             </w:pPr>
-            <w:hyperlink w:history="1" r:id="rIdo679_qvsy85wocky10_u-">
+            <w:hyperlink w:history="1" r:id="rIdko7kgnxeplbyi8bwnztm7">
               <w:r>
                 <w:rPr>
                   <w:rFonts w:ascii="Arial" w:cs="Arial" w:eastAsia="Arial" w:hAnsi="Arial"/>
@@ -15655,7 +16062,7 @@
               <w:spacing w:after="10" w:before="0"/>
               <w:ind w:left="120"/>
             </w:pPr>
-            <w:hyperlink w:history="1" r:id="rIdibkdfvpxfxpz00zih73ha">
+            <w:hyperlink w:history="1" r:id="rIdbjwhvklxh5xqivpt1fzbe">
               <w:r>
                 <w:rPr>
                   <w:rFonts w:ascii="Arial" w:cs="Arial" w:eastAsia="Arial" w:hAnsi="Arial"/>
@@ -15732,7 +16139,7 @@
               <w:spacing w:after="10" w:before="0"/>
               <w:ind w:left="120"/>
             </w:pPr>
-            <w:hyperlink w:history="1" r:id="rIdxd2bou_qfamcglltnt_ag">
+            <w:hyperlink w:history="1" r:id="rIdhpggjusjlfwoyp5gpfnwl">
               <w:r>
                 <w:rPr>
                   <w:rFonts w:ascii="Arial" w:cs="Arial" w:eastAsia="Arial" w:hAnsi="Arial"/>
@@ -16243,6 +16650,65 @@
         </w:tc>
       </w:tr>
     </w:tbl>
+    <w:p>
+      <w:pPr>
+        <w:pBdr>
+          <w:top w:val="single" w:color="BBBBBB" w:sz="4" w:space="4"/>
+        </w:pBdr>
+        <w:spacing w:after="0" w:before="160"/>
+      </w:pPr>
+      <w:r>
+        <w:rPr>
+          <w:rFonts w:ascii="Arial" w:cs="Arial" w:eastAsia="Arial" w:hAnsi="Arial"/>
+          <w:color w:val="666666"/>
+          <w:sz w:val="14"/>
+          <w:szCs w:val="14"/>
+        </w:rPr>
+        <w:t xml:space="preserve">© 2026 SeaVuria and ARES. Aligned with KICD objectives. Developed by SeaVuria; technical implementation by ARES (with AI assistance from Claude). Licensed under </w:t>
+      </w:r>
+      <w:hyperlink w:history="1" r:id="rIdd7dd8sfmfpstg2uwqqqou">
+        <w:r>
+          <w:rPr>
+            <w:rFonts w:ascii="Arial" w:cs="Arial" w:eastAsia="Arial" w:hAnsi="Arial"/>
+            <w:color w:val="1F6B75"/>
+            <w:sz w:val="14"/>
+            <w:szCs w:val="14"/>
+            <w:u w:val="single" w:color="1F6B75"/>
+          </w:rPr>
+          <w:t xml:space="preserve">CC BY-NC 4.0</w:t>
+        </w:r>
+      </w:hyperlink>
+      <w:r>
+        <w:rPr>
+          <w:rFonts w:ascii="Arial" w:cs="Arial" w:eastAsia="Arial" w:hAnsi="Arial"/>
+          <w:color w:val="666666"/>
+          <w:sz w:val="14"/>
+          <w:szCs w:val="14"/>
+        </w:rPr>
+        <w:t xml:space="preserve"> (</w:t>
+      </w:r>
+      <w:hyperlink w:history="1" r:id="rIdfbzvbkjwtwujtbm68yaa5">
+        <w:r>
+          <w:rPr>
+            <w:rFonts w:ascii="Arial" w:cs="Arial" w:eastAsia="Arial" w:hAnsi="Arial"/>
+            <w:color w:val="1F6B75"/>
+            <w:sz w:val="14"/>
+            <w:szCs w:val="14"/>
+            <w:u w:val="single" w:color="1F6B75"/>
+          </w:rPr>
+          <w:t xml:space="preserve">https://creativecommons.org/licenses/by-nc/4.0/</w:t>
+        </w:r>
+      </w:hyperlink>
+      <w:r>
+        <w:rPr>
+          <w:rFonts w:ascii="Arial" w:cs="Arial" w:eastAsia="Arial" w:hAnsi="Arial"/>
+          <w:color w:val="666666"/>
+          <w:sz w:val="14"/>
+          <w:szCs w:val="14"/>
+        </w:rPr>
+        <w:t xml:space="preserve">).</w:t>
+      </w:r>
+    </w:p>
     <w:p>
       <w:r>
         <w:br w:type="page"/>
@@ -17234,7 +17700,7 @@
             <w:pPr>
               <w:spacing w:after="20" w:before="0"/>
             </w:pPr>
-            <w:hyperlink w:history="1" r:id="rIdqewan4rmvm-c5xhq0o9ao">
+            <w:hyperlink w:history="1" r:id="rIdiiyxa1nnkke8uq-sombj6">
               <w:r>
                 <w:rPr>
                   <w:rFonts w:ascii="Arial" w:cs="Arial" w:eastAsia="Arial" w:hAnsi="Arial"/>
@@ -17267,7 +17733,7 @@
               <w:spacing w:after="10" w:before="0"/>
               <w:ind w:left="120"/>
             </w:pPr>
-            <w:hyperlink w:history="1" r:id="rIdvz6u80qtcwtzez8km8izf">
+            <w:hyperlink w:history="1" r:id="rIdncteeliflvl58vmaitn4z">
               <w:r>
                 <w:rPr>
                   <w:rFonts w:ascii="Arial" w:cs="Arial" w:eastAsia="Arial" w:hAnsi="Arial"/>
@@ -17312,7 +17778,7 @@
             <w:pPr>
               <w:spacing w:after="20" w:before="0"/>
             </w:pPr>
-            <w:hyperlink w:history="1" r:id="rIdkhqpl4ouitd2rslnc9odh">
+            <w:hyperlink w:history="1" r:id="rIdfpingzafwfjv5dkqx8inq">
               <w:r>
                 <w:rPr>
                   <w:rFonts w:ascii="Arial" w:cs="Arial" w:eastAsia="Arial" w:hAnsi="Arial"/>
@@ -17345,7 +17811,7 @@
               <w:spacing w:after="10" w:before="0"/>
               <w:ind w:left="120"/>
             </w:pPr>
-            <w:hyperlink w:history="1" r:id="rIdq1_tci_4tlie325q0bqr1">
+            <w:hyperlink w:history="1" r:id="rIdt7iwlsccg46weit3bijyp">
               <w:r>
                 <w:rPr>
                   <w:rFonts w:ascii="Arial" w:cs="Arial" w:eastAsia="Arial" w:hAnsi="Arial"/>
@@ -17540,7 +18006,7 @@
             <w:pPr>
               <w:spacing w:after="20" w:before="0"/>
             </w:pPr>
-            <w:hyperlink w:history="1" r:id="rIdkm5qliboj4zbs0xgxd1fq">
+            <w:hyperlink w:history="1" r:id="rIdsq7qwndz2sgpbs_r_jqu3">
               <w:r>
                 <w:rPr>
                   <w:rFonts w:ascii="Arial" w:cs="Arial" w:eastAsia="Arial" w:hAnsi="Arial"/>
@@ -17573,7 +18039,7 @@
               <w:spacing w:after="10" w:before="0"/>
               <w:ind w:left="120"/>
             </w:pPr>
-            <w:hyperlink w:history="1" r:id="rIdgs19u8b31_mij8lsr3max">
+            <w:hyperlink w:history="1" r:id="rIdrchnvuqf7brvclxbmgmzy">
               <w:r>
                 <w:rPr>
                   <w:rFonts w:ascii="Arial" w:cs="Arial" w:eastAsia="Arial" w:hAnsi="Arial"/>
@@ -17618,7 +18084,7 @@
             <w:pPr>
               <w:spacing w:after="20" w:before="0"/>
             </w:pPr>
-            <w:hyperlink w:history="1" r:id="rId6onusm3m3oehs_rclwn9a">
+            <w:hyperlink w:history="1" r:id="rIdnm9avduivm7z9veabdn3s">
               <w:r>
                 <w:rPr>
                   <w:rFonts w:ascii="Arial" w:cs="Arial" w:eastAsia="Arial" w:hAnsi="Arial"/>
@@ -17651,7 +18117,7 @@
               <w:spacing w:after="10" w:before="0"/>
               <w:ind w:left="120"/>
             </w:pPr>
-            <w:hyperlink w:history="1" r:id="rId0itk8xktmjcs3wznccoof">
+            <w:hyperlink w:history="1" r:id="rIdv4yrupc4yigokk0jeljho">
               <w:r>
                 <w:rPr>
                   <w:rFonts w:ascii="Arial" w:cs="Arial" w:eastAsia="Arial" w:hAnsi="Arial"/>
@@ -17846,7 +18312,7 @@
             <w:pPr>
               <w:spacing w:after="20" w:before="0"/>
             </w:pPr>
-            <w:hyperlink w:history="1" r:id="rIdpyswmcxaslt4f-wmhqmzj">
+            <w:hyperlink w:history="1" r:id="rIdfy2nvilt7jhm2axsaodhd">
               <w:r>
                 <w:rPr>
                   <w:rFonts w:ascii="Arial" w:cs="Arial" w:eastAsia="Arial" w:hAnsi="Arial"/>
@@ -17879,7 +18345,7 @@
               <w:spacing w:after="10" w:before="0"/>
               <w:ind w:left="120"/>
             </w:pPr>
-            <w:hyperlink w:history="1" r:id="rIdy2yrk93b9x9qhavxi5xdi">
+            <w:hyperlink w:history="1" r:id="rIdt77durvjdhz0vgbt2utso">
               <w:r>
                 <w:rPr>
                   <w:rFonts w:ascii="Arial" w:cs="Arial" w:eastAsia="Arial" w:hAnsi="Arial"/>
@@ -17924,7 +18390,7 @@
             <w:pPr>
               <w:spacing w:after="20" w:before="0"/>
             </w:pPr>
-            <w:hyperlink w:history="1" r:id="rIdfibp7sssgnrfq15xyacfr">
+            <w:hyperlink w:history="1" r:id="rIdx_jywyro3ufae9xyttdql">
               <w:r>
                 <w:rPr>
                   <w:rFonts w:ascii="Arial" w:cs="Arial" w:eastAsia="Arial" w:hAnsi="Arial"/>
@@ -17957,7 +18423,7 @@
               <w:spacing w:after="10" w:before="0"/>
               <w:ind w:left="120"/>
             </w:pPr>
-            <w:hyperlink w:history="1" r:id="rIdhm98hx1c3te-cuqkkgueu">
+            <w:hyperlink w:history="1" r:id="rIdm42cn1fydannsmf5u7sud">
               <w:r>
                 <w:rPr>
                   <w:rFonts w:ascii="Arial" w:cs="Arial" w:eastAsia="Arial" w:hAnsi="Arial"/>
@@ -18152,7 +18618,7 @@
             <w:pPr>
               <w:spacing w:after="20" w:before="0"/>
             </w:pPr>
-            <w:hyperlink w:history="1" r:id="rId3tddmf2c-nnjaq5ss8l9o">
+            <w:hyperlink w:history="1" r:id="rIdntq1odybh_eqnztnvxmoy">
               <w:r>
                 <w:rPr>
                   <w:rFonts w:ascii="Arial" w:cs="Arial" w:eastAsia="Arial" w:hAnsi="Arial"/>
@@ -18185,7 +18651,7 @@
               <w:spacing w:after="10" w:before="0"/>
               <w:ind w:left="120"/>
             </w:pPr>
-            <w:hyperlink w:history="1" r:id="rIdtr4wud7eshglorw0boju5">
+            <w:hyperlink w:history="1" r:id="rIdfavy2oxnxqkrsktpzig5l">
               <w:r>
                 <w:rPr>
                   <w:rFonts w:ascii="Arial" w:cs="Arial" w:eastAsia="Arial" w:hAnsi="Arial"/>
@@ -18230,7 +18696,7 @@
             <w:pPr>
               <w:spacing w:after="20" w:before="0"/>
             </w:pPr>
-            <w:hyperlink w:history="1" r:id="rIdxfgt7l_ndgpbkviczzum8">
+            <w:hyperlink w:history="1" r:id="rIdnkclbgbnsyajtbavmku96">
               <w:r>
                 <w:rPr>
                   <w:rFonts w:ascii="Arial" w:cs="Arial" w:eastAsia="Arial" w:hAnsi="Arial"/>
@@ -18263,7 +18729,7 @@
               <w:spacing w:after="10" w:before="0"/>
               <w:ind w:left="120"/>
             </w:pPr>
-            <w:hyperlink w:history="1" r:id="rIdk4wvgli07qpjsplmoodl-">
+            <w:hyperlink w:history="1" r:id="rIdxxc6eypb7f8ry5xpmkkzm">
               <w:r>
                 <w:rPr>
                   <w:rFonts w:ascii="Arial" w:cs="Arial" w:eastAsia="Arial" w:hAnsi="Arial"/>
@@ -18458,7 +18924,7 @@
             <w:pPr>
               <w:spacing w:after="20" w:before="0"/>
             </w:pPr>
-            <w:hyperlink w:history="1" r:id="rIdtcoeawjukr6n308z0ngmh">
+            <w:hyperlink w:history="1" r:id="rId9ofpsic-51vwmjghuftr0">
               <w:r>
                 <w:rPr>
                   <w:rFonts w:ascii="Arial" w:cs="Arial" w:eastAsia="Arial" w:hAnsi="Arial"/>
@@ -18491,7 +18957,7 @@
               <w:spacing w:after="10" w:before="0"/>
               <w:ind w:left="120"/>
             </w:pPr>
-            <w:hyperlink w:history="1" r:id="rIdqpi88mkxgyny3proje6hg">
+            <w:hyperlink w:history="1" r:id="rIdg7371algnbjiixzsi5_ry">
               <w:r>
                 <w:rPr>
                   <w:rFonts w:ascii="Arial" w:cs="Arial" w:eastAsia="Arial" w:hAnsi="Arial"/>
@@ -18536,7 +19002,7 @@
             <w:pPr>
               <w:spacing w:after="20" w:before="0"/>
             </w:pPr>
-            <w:hyperlink w:history="1" r:id="rIdkoye5vy8zxk004z-og1t5">
+            <w:hyperlink w:history="1" r:id="rIdpakc0kv-zxfymnjoip6gu">
               <w:r>
                 <w:rPr>
                   <w:rFonts w:ascii="Arial" w:cs="Arial" w:eastAsia="Arial" w:hAnsi="Arial"/>
@@ -18569,7 +19035,7 @@
               <w:spacing w:after="10" w:before="0"/>
               <w:ind w:left="120"/>
             </w:pPr>
-            <w:hyperlink w:history="1" r:id="rIdbldbea-l0vq8ykb0iehrp">
+            <w:hyperlink w:history="1" r:id="rId4oyuxee3xmhjxz8xgr0wj">
               <w:r>
                 <w:rPr>
                   <w:rFonts w:ascii="Arial" w:cs="Arial" w:eastAsia="Arial" w:hAnsi="Arial"/>
@@ -19065,6 +19531,65 @@
         </w:tc>
       </w:tr>
     </w:tbl>
+    <w:p>
+      <w:pPr>
+        <w:pBdr>
+          <w:top w:val="single" w:color="BBBBBB" w:sz="4" w:space="4"/>
+        </w:pBdr>
+        <w:spacing w:after="0" w:before="160"/>
+      </w:pPr>
+      <w:r>
+        <w:rPr>
+          <w:rFonts w:ascii="Arial" w:cs="Arial" w:eastAsia="Arial" w:hAnsi="Arial"/>
+          <w:color w:val="666666"/>
+          <w:sz w:val="14"/>
+          <w:szCs w:val="14"/>
+        </w:rPr>
+        <w:t xml:space="preserve">© 2026 SeaVuria and ARES. Aligned with KICD objectives. Developed by SeaVuria; technical implementation by ARES (with AI assistance from Claude). Licensed under </w:t>
+      </w:r>
+      <w:hyperlink w:history="1" r:id="rIdqlf93waa-zqryjcukrfwz">
+        <w:r>
+          <w:rPr>
+            <w:rFonts w:ascii="Arial" w:cs="Arial" w:eastAsia="Arial" w:hAnsi="Arial"/>
+            <w:color w:val="1F6B75"/>
+            <w:sz w:val="14"/>
+            <w:szCs w:val="14"/>
+            <w:u w:val="single" w:color="1F6B75"/>
+          </w:rPr>
+          <w:t xml:space="preserve">CC BY-NC 4.0</w:t>
+        </w:r>
+      </w:hyperlink>
+      <w:r>
+        <w:rPr>
+          <w:rFonts w:ascii="Arial" w:cs="Arial" w:eastAsia="Arial" w:hAnsi="Arial"/>
+          <w:color w:val="666666"/>
+          <w:sz w:val="14"/>
+          <w:szCs w:val="14"/>
+        </w:rPr>
+        <w:t xml:space="preserve"> (</w:t>
+      </w:r>
+      <w:hyperlink w:history="1" r:id="rIdjdw68dzzgbd0yrdy3hkcv">
+        <w:r>
+          <w:rPr>
+            <w:rFonts w:ascii="Arial" w:cs="Arial" w:eastAsia="Arial" w:hAnsi="Arial"/>
+            <w:color w:val="1F6B75"/>
+            <w:sz w:val="14"/>
+            <w:szCs w:val="14"/>
+            <w:u w:val="single" w:color="1F6B75"/>
+          </w:rPr>
+          <w:t xml:space="preserve">https://creativecommons.org/licenses/by-nc/4.0/</w:t>
+        </w:r>
+      </w:hyperlink>
+      <w:r>
+        <w:rPr>
+          <w:rFonts w:ascii="Arial" w:cs="Arial" w:eastAsia="Arial" w:hAnsi="Arial"/>
+          <w:color w:val="666666"/>
+          <w:sz w:val="14"/>
+          <w:szCs w:val="14"/>
+        </w:rPr>
+        <w:t xml:space="preserve">).</w:t>
+      </w:r>
+    </w:p>
     <w:p>
       <w:r>
         <w:br w:type="page"/>
@@ -20056,7 +20581,7 @@
             <w:pPr>
               <w:spacing w:after="20" w:before="0"/>
             </w:pPr>
-            <w:hyperlink w:history="1" r:id="rId85onclrogsmazxqlh1oyg">
+            <w:hyperlink w:history="1" r:id="rId4ti-63exqmlnoiyk-oezb">
               <w:r>
                 <w:rPr>
                   <w:rFonts w:ascii="Arial" w:cs="Arial" w:eastAsia="Arial" w:hAnsi="Arial"/>
@@ -20089,7 +20614,7 @@
               <w:spacing w:after="10" w:before="0"/>
               <w:ind w:left="120"/>
             </w:pPr>
-            <w:hyperlink w:history="1" r:id="rIdwjnaklxfqwp5ydllnpol7">
+            <w:hyperlink w:history="1" r:id="rIdetatvjwt9snolj6dma4nd">
               <w:r>
                 <w:rPr>
                   <w:rFonts w:ascii="Arial" w:cs="Arial" w:eastAsia="Arial" w:hAnsi="Arial"/>
@@ -20134,7 +20659,7 @@
             <w:pPr>
               <w:spacing w:after="20" w:before="0"/>
             </w:pPr>
-            <w:hyperlink w:history="1" r:id="rIdik97gjeb0hd1zgepun7u5">
+            <w:hyperlink w:history="1" r:id="rId2niwgoflntsu6hhdiccl1">
               <w:r>
                 <w:rPr>
                   <w:rFonts w:ascii="Arial" w:cs="Arial" w:eastAsia="Arial" w:hAnsi="Arial"/>
@@ -20167,7 +20692,7 @@
               <w:spacing w:after="10" w:before="0"/>
               <w:ind w:left="120"/>
             </w:pPr>
-            <w:hyperlink w:history="1" r:id="rId_arurod18hm96yncvus90">
+            <w:hyperlink w:history="1" r:id="rIdl9kqhweqjj2jwmeenf3gq">
               <w:r>
                 <w:rPr>
                   <w:rFonts w:ascii="Arial" w:cs="Arial" w:eastAsia="Arial" w:hAnsi="Arial"/>
@@ -20362,7 +20887,7 @@
             <w:pPr>
               <w:spacing w:after="20" w:before="0"/>
             </w:pPr>
-            <w:hyperlink w:history="1" r:id="rIdbszmpr4lrdehmcrszeke5">
+            <w:hyperlink w:history="1" r:id="rId8l2s0fvvlxa6uu_fi2rzc">
               <w:r>
                 <w:rPr>
                   <w:rFonts w:ascii="Arial" w:cs="Arial" w:eastAsia="Arial" w:hAnsi="Arial"/>
@@ -20395,7 +20920,7 @@
               <w:spacing w:after="10" w:before="0"/>
               <w:ind w:left="120"/>
             </w:pPr>
-            <w:hyperlink w:history="1" r:id="rIdhl3jrqcr6gvalgsc482ew">
+            <w:hyperlink w:history="1" r:id="rIdgtu4c2l85puwtdhshys2f">
               <w:r>
                 <w:rPr>
                   <w:rFonts w:ascii="Arial" w:cs="Arial" w:eastAsia="Arial" w:hAnsi="Arial"/>
@@ -20440,7 +20965,7 @@
             <w:pPr>
               <w:spacing w:after="20" w:before="0"/>
             </w:pPr>
-            <w:hyperlink w:history="1" r:id="rIddpof7hbtt4xqkounsforb">
+            <w:hyperlink w:history="1" r:id="rIdi9ivq57wvhqkhm5cvptjm">
               <w:r>
                 <w:rPr>
                   <w:rFonts w:ascii="Arial" w:cs="Arial" w:eastAsia="Arial" w:hAnsi="Arial"/>
@@ -20473,7 +20998,7 @@
               <w:spacing w:after="10" w:before="0"/>
               <w:ind w:left="120"/>
             </w:pPr>
-            <w:hyperlink w:history="1" r:id="rIdesbps7hhf1x2r0pylrbha">
+            <w:hyperlink w:history="1" r:id="rIdvyyxhp7_iru0ea549mdcv">
               <w:r>
                 <w:rPr>
                   <w:rFonts w:ascii="Arial" w:cs="Arial" w:eastAsia="Arial" w:hAnsi="Arial"/>
@@ -20668,7 +21193,7 @@
             <w:pPr>
               <w:spacing w:after="20" w:before="0"/>
             </w:pPr>
-            <w:hyperlink w:history="1" r:id="rIdikubpcewbthloaearpa99">
+            <w:hyperlink w:history="1" r:id="rIdisn-qgbmcndqrevw7j9ba">
               <w:r>
                 <w:rPr>
                   <w:rFonts w:ascii="Arial" w:cs="Arial" w:eastAsia="Arial" w:hAnsi="Arial"/>
@@ -20701,7 +21226,7 @@
               <w:spacing w:after="10" w:before="0"/>
               <w:ind w:left="120"/>
             </w:pPr>
-            <w:hyperlink w:history="1" r:id="rIdvnuhr5abl5aofae4tgntd">
+            <w:hyperlink w:history="1" r:id="rId_5wgtc6qtwttssxoz8jxf">
               <w:r>
                 <w:rPr>
                   <w:rFonts w:ascii="Arial" w:cs="Arial" w:eastAsia="Arial" w:hAnsi="Arial"/>
@@ -20746,7 +21271,7 @@
             <w:pPr>
               <w:spacing w:after="20" w:before="0"/>
             </w:pPr>
-            <w:hyperlink w:history="1" r:id="rId4yxwc4bu_yxjkh61nqcqp">
+            <w:hyperlink w:history="1" r:id="rId5kh4aetgnavcwdi_8_-vt">
               <w:r>
                 <w:rPr>
                   <w:rFonts w:ascii="Arial" w:cs="Arial" w:eastAsia="Arial" w:hAnsi="Arial"/>
@@ -20779,7 +21304,7 @@
               <w:spacing w:after="10" w:before="0"/>
               <w:ind w:left="120"/>
             </w:pPr>
-            <w:hyperlink w:history="1" r:id="rId1zb5kfi-iqsogll25aj8a">
+            <w:hyperlink w:history="1" r:id="rIdghr2n42col-1sy12joxrk">
               <w:r>
                 <w:rPr>
                   <w:rFonts w:ascii="Arial" w:cs="Arial" w:eastAsia="Arial" w:hAnsi="Arial"/>
@@ -20974,7 +21499,7 @@
             <w:pPr>
               <w:spacing w:after="20" w:before="0"/>
             </w:pPr>
-            <w:hyperlink w:history="1" r:id="rIdo5mlzqmjhzgycayu-547h">
+            <w:hyperlink w:history="1" r:id="rIdjhhybfaecbr-bnp5jiqod">
               <w:r>
                 <w:rPr>
                   <w:rFonts w:ascii="Arial" w:cs="Arial" w:eastAsia="Arial" w:hAnsi="Arial"/>
@@ -21007,7 +21532,7 @@
               <w:spacing w:after="10" w:before="0"/>
               <w:ind w:left="120"/>
             </w:pPr>
-            <w:hyperlink w:history="1" r:id="rIdjjyh-5j1u3rdt3te4gxaz">
+            <w:hyperlink w:history="1" r:id="rIdm2vy3jkverpqkibp1utrh">
               <w:r>
                 <w:rPr>
                   <w:rFonts w:ascii="Arial" w:cs="Arial" w:eastAsia="Arial" w:hAnsi="Arial"/>
@@ -21052,7 +21577,7 @@
             <w:pPr>
               <w:spacing w:after="20" w:before="0"/>
             </w:pPr>
-            <w:hyperlink w:history="1" r:id="rIds4udcpcsak5hbzbcs6fkk">
+            <w:hyperlink w:history="1" r:id="rIdb35dgpzqxkvphjacnmutq">
               <w:r>
                 <w:rPr>
                   <w:rFonts w:ascii="Arial" w:cs="Arial" w:eastAsia="Arial" w:hAnsi="Arial"/>
@@ -21085,7 +21610,7 @@
               <w:spacing w:after="10" w:before="0"/>
               <w:ind w:left="120"/>
             </w:pPr>
-            <w:hyperlink w:history="1" r:id="rIdw5kopiqc_5qf7tmvgcpki">
+            <w:hyperlink w:history="1" r:id="rIdnxo5kpmfxbhua_mimcjpx">
               <w:r>
                 <w:rPr>
                   <w:rFonts w:ascii="Arial" w:cs="Arial" w:eastAsia="Arial" w:hAnsi="Arial"/>
@@ -21280,7 +21805,7 @@
             <w:pPr>
               <w:spacing w:after="20" w:before="0"/>
             </w:pPr>
-            <w:hyperlink w:history="1" r:id="rIdyapwbwy4d084max3varhz">
+            <w:hyperlink w:history="1" r:id="rIdnxvqzavsipor43brykf8b">
               <w:r>
                 <w:rPr>
                   <w:rFonts w:ascii="Arial" w:cs="Arial" w:eastAsia="Arial" w:hAnsi="Arial"/>
@@ -21313,7 +21838,7 @@
               <w:spacing w:after="10" w:before="0"/>
               <w:ind w:left="120"/>
             </w:pPr>
-            <w:hyperlink w:history="1" r:id="rIdm56cvmsjddheqtozrcdeo">
+            <w:hyperlink w:history="1" r:id="rIdps4rwgwcarzyhrgarzbxo">
               <w:r>
                 <w:rPr>
                   <w:rFonts w:ascii="Arial" w:cs="Arial" w:eastAsia="Arial" w:hAnsi="Arial"/>
@@ -21358,7 +21883,7 @@
             <w:pPr>
               <w:spacing w:after="20" w:before="0"/>
             </w:pPr>
-            <w:hyperlink w:history="1" r:id="rIdy8-x1ook8q33yi1wzk9me">
+            <w:hyperlink w:history="1" r:id="rId2zngaxln_vv-twnl1x9ln">
               <w:r>
                 <w:rPr>
                   <w:rFonts w:ascii="Arial" w:cs="Arial" w:eastAsia="Arial" w:hAnsi="Arial"/>
@@ -21391,7 +21916,7 @@
               <w:spacing w:after="10" w:before="0"/>
               <w:ind w:left="120"/>
             </w:pPr>
-            <w:hyperlink w:history="1" r:id="rIda82ixlkp9xvufkptluufa">
+            <w:hyperlink w:history="1" r:id="rIduq9rxyrbjnzc3keih437h">
               <w:r>
                 <w:rPr>
                   <w:rFonts w:ascii="Arial" w:cs="Arial" w:eastAsia="Arial" w:hAnsi="Arial"/>
@@ -21887,6 +22412,65 @@
         </w:tc>
       </w:tr>
     </w:tbl>
+    <w:p>
+      <w:pPr>
+        <w:pBdr>
+          <w:top w:val="single" w:color="BBBBBB" w:sz="4" w:space="4"/>
+        </w:pBdr>
+        <w:spacing w:after="0" w:before="160"/>
+      </w:pPr>
+      <w:r>
+        <w:rPr>
+          <w:rFonts w:ascii="Arial" w:cs="Arial" w:eastAsia="Arial" w:hAnsi="Arial"/>
+          <w:color w:val="666666"/>
+          <w:sz w:val="14"/>
+          <w:szCs w:val="14"/>
+        </w:rPr>
+        <w:t xml:space="preserve">© 2026 SeaVuria and ARES. Aligned with KICD objectives. Developed by SeaVuria; technical implementation by ARES (with AI assistance from Claude). Licensed under </w:t>
+      </w:r>
+      <w:hyperlink w:history="1" r:id="rIdt4p6sj_dwmjeln8cva8n7">
+        <w:r>
+          <w:rPr>
+            <w:rFonts w:ascii="Arial" w:cs="Arial" w:eastAsia="Arial" w:hAnsi="Arial"/>
+            <w:color w:val="1F6B75"/>
+            <w:sz w:val="14"/>
+            <w:szCs w:val="14"/>
+            <w:u w:val="single" w:color="1F6B75"/>
+          </w:rPr>
+          <w:t xml:space="preserve">CC BY-NC 4.0</w:t>
+        </w:r>
+      </w:hyperlink>
+      <w:r>
+        <w:rPr>
+          <w:rFonts w:ascii="Arial" w:cs="Arial" w:eastAsia="Arial" w:hAnsi="Arial"/>
+          <w:color w:val="666666"/>
+          <w:sz w:val="14"/>
+          <w:szCs w:val="14"/>
+        </w:rPr>
+        <w:t xml:space="preserve"> (</w:t>
+      </w:r>
+      <w:hyperlink w:history="1" r:id="rIdbdjs0oabtecijb2gwjyz7">
+        <w:r>
+          <w:rPr>
+            <w:rFonts w:ascii="Arial" w:cs="Arial" w:eastAsia="Arial" w:hAnsi="Arial"/>
+            <w:color w:val="1F6B75"/>
+            <w:sz w:val="14"/>
+            <w:szCs w:val="14"/>
+            <w:u w:val="single" w:color="1F6B75"/>
+          </w:rPr>
+          <w:t xml:space="preserve">https://creativecommons.org/licenses/by-nc/4.0/</w:t>
+        </w:r>
+      </w:hyperlink>
+      <w:r>
+        <w:rPr>
+          <w:rFonts w:ascii="Arial" w:cs="Arial" w:eastAsia="Arial" w:hAnsi="Arial"/>
+          <w:color w:val="666666"/>
+          <w:sz w:val="14"/>
+          <w:szCs w:val="14"/>
+        </w:rPr>
+        <w:t xml:space="preserve">).</w:t>
+      </w:r>
+    </w:p>
     <w:p>
       <w:r>
         <w:br w:type="page"/>
@@ -22895,7 +23479,7 @@
               <w:spacing w:after="10" w:before="0"/>
               <w:ind w:left="120"/>
             </w:pPr>
-            <w:hyperlink w:history="1" r:id="rIdcectagtsi1fwfo9iouini">
+            <w:hyperlink w:history="1" r:id="rIdzf4vakcoczxyrqwskk1qz">
               <w:r>
                 <w:rPr>
                   <w:rFonts w:ascii="Arial" w:cs="Arial" w:eastAsia="Arial" w:hAnsi="Arial"/>
@@ -22955,7 +23539,7 @@
             <w:pPr>
               <w:spacing w:after="20" w:before="0"/>
             </w:pPr>
-            <w:hyperlink w:history="1" r:id="rIdpjlyiu9pyvehbwnab9uc0">
+            <w:hyperlink w:history="1" r:id="rIdvjpv77s9yc1jdtjodl1k1">
               <w:r>
                 <w:rPr>
                   <w:rFonts w:ascii="Arial" w:cs="Arial" w:eastAsia="Arial" w:hAnsi="Arial"/>
@@ -22988,7 +23572,7 @@
               <w:spacing w:after="10" w:before="0"/>
               <w:ind w:left="120"/>
             </w:pPr>
-            <w:hyperlink w:history="1" r:id="rIdteatgjfbowwpxtpr94rik">
+            <w:hyperlink w:history="1" r:id="rIdk_xldg50ztaap2gag7mu4">
               <w:r>
                 <w:rPr>
                   <w:rFonts w:ascii="Arial" w:cs="Arial" w:eastAsia="Arial" w:hAnsi="Arial"/>
@@ -23200,7 +23784,7 @@
               <w:spacing w:after="10" w:before="0"/>
               <w:ind w:left="120"/>
             </w:pPr>
-            <w:hyperlink w:history="1" r:id="rIda72aokbyykzzxuxu85uqu">
+            <w:hyperlink w:history="1" r:id="rIdkcpsdlrbwm5i0rvqwwc-3">
               <w:r>
                 <w:rPr>
                   <w:rFonts w:ascii="Arial" w:cs="Arial" w:eastAsia="Arial" w:hAnsi="Arial"/>
@@ -23260,7 +23844,7 @@
             <w:pPr>
               <w:spacing w:after="20" w:before="0"/>
             </w:pPr>
-            <w:hyperlink w:history="1" r:id="rId4p6dtleewbnc19oouwnq1">
+            <w:hyperlink w:history="1" r:id="rIdqpkpbhva0cz09lizmdht_">
               <w:r>
                 <w:rPr>
                   <w:rFonts w:ascii="Arial" w:cs="Arial" w:eastAsia="Arial" w:hAnsi="Arial"/>
@@ -23293,7 +23877,7 @@
               <w:spacing w:after="10" w:before="0"/>
               <w:ind w:left="120"/>
             </w:pPr>
-            <w:hyperlink w:history="1" r:id="rId0foiidr6jowprhrm8jnza">
+            <w:hyperlink w:history="1" r:id="rIdhw6iudr4l9anfjd0_zhwy">
               <w:r>
                 <w:rPr>
                   <w:rFonts w:ascii="Arial" w:cs="Arial" w:eastAsia="Arial" w:hAnsi="Arial"/>
@@ -23505,7 +24089,7 @@
               <w:spacing w:after="10" w:before="0"/>
               <w:ind w:left="120"/>
             </w:pPr>
-            <w:hyperlink w:history="1" r:id="rIdchvafctrertzdsi4olg4z">
+            <w:hyperlink w:history="1" r:id="rIdf9z7nmksqqbd9ok781apg">
               <w:r>
                 <w:rPr>
                   <w:rFonts w:ascii="Arial" w:cs="Arial" w:eastAsia="Arial" w:hAnsi="Arial"/>
@@ -23565,7 +24149,7 @@
             <w:pPr>
               <w:spacing w:after="20" w:before="0"/>
             </w:pPr>
-            <w:hyperlink w:history="1" r:id="rIdzk5fuhmw4bhx54-qtgg_r">
+            <w:hyperlink w:history="1" r:id="rId3gg3l0l49ymkguiia5bqz">
               <w:r>
                 <w:rPr>
                   <w:rFonts w:ascii="Arial" w:cs="Arial" w:eastAsia="Arial" w:hAnsi="Arial"/>
@@ -23598,7 +24182,7 @@
               <w:spacing w:after="10" w:before="0"/>
               <w:ind w:left="120"/>
             </w:pPr>
-            <w:hyperlink w:history="1" r:id="rIdbotfvcldhppnkizqjuydr">
+            <w:hyperlink w:history="1" r:id="rIdhzttjq4knliv-5lntqppo">
               <w:r>
                 <w:rPr>
                   <w:rFonts w:ascii="Arial" w:cs="Arial" w:eastAsia="Arial" w:hAnsi="Arial"/>
@@ -23810,7 +24394,7 @@
               <w:spacing w:after="10" w:before="0"/>
               <w:ind w:left="120"/>
             </w:pPr>
-            <w:hyperlink w:history="1" r:id="rId37kc1_xbmhvctyohtv8hi">
+            <w:hyperlink w:history="1" r:id="rIdkrj4ur2m6gch5jzs0z61b">
               <w:r>
                 <w:rPr>
                   <w:rFonts w:ascii="Arial" w:cs="Arial" w:eastAsia="Arial" w:hAnsi="Arial"/>
@@ -23870,7 +24454,7 @@
             <w:pPr>
               <w:spacing w:after="20" w:before="0"/>
             </w:pPr>
-            <w:hyperlink w:history="1" r:id="rIdih-xierho1xyxl6gmxsun">
+            <w:hyperlink w:history="1" r:id="rIdr6uowdq8pbj-wzg7wma-b">
               <w:r>
                 <w:rPr>
                   <w:rFonts w:ascii="Arial" w:cs="Arial" w:eastAsia="Arial" w:hAnsi="Arial"/>
@@ -23903,7 +24487,7 @@
               <w:spacing w:after="10" w:before="0"/>
               <w:ind w:left="120"/>
             </w:pPr>
-            <w:hyperlink w:history="1" r:id="rIdxlybomvpm07x3l6mrulvo">
+            <w:hyperlink w:history="1" r:id="rIdzmmezot2scvi_9ohdcpok">
               <w:r>
                 <w:rPr>
                   <w:rFonts w:ascii="Arial" w:cs="Arial" w:eastAsia="Arial" w:hAnsi="Arial"/>
@@ -24115,7 +24699,7 @@
               <w:spacing w:after="10" w:before="0"/>
               <w:ind w:left="120"/>
             </w:pPr>
-            <w:hyperlink w:history="1" r:id="rId4wfdsl0tvpxmawv9yyc2i">
+            <w:hyperlink w:history="1" r:id="rIdu1uhy_5ehfjjywjobq8cf">
               <w:r>
                 <w:rPr>
                   <w:rFonts w:ascii="Arial" w:cs="Arial" w:eastAsia="Arial" w:hAnsi="Arial"/>
@@ -24175,7 +24759,7 @@
             <w:pPr>
               <w:spacing w:after="20" w:before="0"/>
             </w:pPr>
-            <w:hyperlink w:history="1" r:id="rId5r0k0vco3hwmsvhxjqz-j">
+            <w:hyperlink w:history="1" r:id="rId6u8sblvo4ckickjtwikvf">
               <w:r>
                 <w:rPr>
                   <w:rFonts w:ascii="Arial" w:cs="Arial" w:eastAsia="Arial" w:hAnsi="Arial"/>
@@ -24208,7 +24792,7 @@
               <w:spacing w:after="10" w:before="0"/>
               <w:ind w:left="120"/>
             </w:pPr>
-            <w:hyperlink w:history="1" r:id="rIdbkyepqi-n3-8xgqmbdz7o">
+            <w:hyperlink w:history="1" r:id="rIdbwlznncoucotzx8vdrqks">
               <w:r>
                 <w:rPr>
                   <w:rFonts w:ascii="Arial" w:cs="Arial" w:eastAsia="Arial" w:hAnsi="Arial"/>
@@ -24704,6 +25288,65 @@
         </w:tc>
       </w:tr>
     </w:tbl>
+    <w:p>
+      <w:pPr>
+        <w:pBdr>
+          <w:top w:val="single" w:color="BBBBBB" w:sz="4" w:space="4"/>
+        </w:pBdr>
+        <w:spacing w:after="0" w:before="160"/>
+      </w:pPr>
+      <w:r>
+        <w:rPr>
+          <w:rFonts w:ascii="Arial" w:cs="Arial" w:eastAsia="Arial" w:hAnsi="Arial"/>
+          <w:color w:val="666666"/>
+          <w:sz w:val="14"/>
+          <w:szCs w:val="14"/>
+        </w:rPr>
+        <w:t xml:space="preserve">© 2026 SeaVuria and ARES. Aligned with KICD objectives. Developed by SeaVuria; technical implementation by ARES (with AI assistance from Claude). Licensed under </w:t>
+      </w:r>
+      <w:hyperlink w:history="1" r:id="rIdr50lyvb7bb5x4eeuaoq3y">
+        <w:r>
+          <w:rPr>
+            <w:rFonts w:ascii="Arial" w:cs="Arial" w:eastAsia="Arial" w:hAnsi="Arial"/>
+            <w:color w:val="1F6B75"/>
+            <w:sz w:val="14"/>
+            <w:szCs w:val="14"/>
+            <w:u w:val="single" w:color="1F6B75"/>
+          </w:rPr>
+          <w:t xml:space="preserve">CC BY-NC 4.0</w:t>
+        </w:r>
+      </w:hyperlink>
+      <w:r>
+        <w:rPr>
+          <w:rFonts w:ascii="Arial" w:cs="Arial" w:eastAsia="Arial" w:hAnsi="Arial"/>
+          <w:color w:val="666666"/>
+          <w:sz w:val="14"/>
+          <w:szCs w:val="14"/>
+        </w:rPr>
+        <w:t xml:space="preserve"> (</w:t>
+      </w:r>
+      <w:hyperlink w:history="1" r:id="rIdr9gjbnqpisygkowbohhn0">
+        <w:r>
+          <w:rPr>
+            <w:rFonts w:ascii="Arial" w:cs="Arial" w:eastAsia="Arial" w:hAnsi="Arial"/>
+            <w:color w:val="1F6B75"/>
+            <w:sz w:val="14"/>
+            <w:szCs w:val="14"/>
+            <w:u w:val="single" w:color="1F6B75"/>
+          </w:rPr>
+          <w:t xml:space="preserve">https://creativecommons.org/licenses/by-nc/4.0/</w:t>
+        </w:r>
+      </w:hyperlink>
+      <w:r>
+        <w:rPr>
+          <w:rFonts w:ascii="Arial" w:cs="Arial" w:eastAsia="Arial" w:hAnsi="Arial"/>
+          <w:color w:val="666666"/>
+          <w:sz w:val="14"/>
+          <w:szCs w:val="14"/>
+        </w:rPr>
+        <w:t xml:space="preserve">).</w:t>
+      </w:r>
+    </w:p>
     <w:p>
       <w:r>
         <w:br w:type="page"/>

--- a/data/outputs/v2/General_Science/SS1.6_Plant_Growth_and_Development/General_Science_Plant_Growth_and_Development_CBE_LessonSequence.docx
+++ b/data/outputs/v2/General_Science/SS1.6_Plant_Growth_and_Development/General_Science_Plant_Growth_and_Development_CBE_LessonSequence.docx
@@ -38,6 +38,2119 @@
           <w:szCs w:val="22"/>
         </w:rPr>
         <w:t xml:space="preserve">CBE Phenomenon-Driven Lesson Sequence — Sub-Strand 1.6 (8 Lessons)</w:t>
+      </w:r>
+    </w:p>
+    <w:p>
+      <w:pPr>
+        <w:spacing w:after="120"/>
+      </w:pPr>
+      <w:r>
+        <w:t xml:space="preserve"/>
+      </w:r>
+    </w:p>
+    <w:tbl>
+      <w:tblPr>
+        <w:tblW w:type="dxa" w:w="13680"/>
+        <w:tblBorders>
+          <w:top w:val="single" w:color="AAAAAA" w:sz="4"/>
+          <w:left w:val="single" w:color="AAAAAA" w:sz="4"/>
+          <w:bottom w:val="single" w:color="AAAAAA" w:sz="4"/>
+          <w:right w:val="single" w:color="AAAAAA" w:sz="4"/>
+          <w:insideH w:val="single" w:color="auto" w:sz="4"/>
+          <w:insideV w:val="single" w:color="auto" w:sz="4"/>
+        </w:tblBorders>
+        <w:tblLayout w:type="fixed"/>
+      </w:tblPr>
+      <w:tblGrid>
+        <w:gridCol w:w="3000"/>
+        <w:gridCol w:w="10680"/>
+      </w:tblGrid>
+      <w:tr>
+        <w:tc>
+          <w:tcPr>
+            <w:tcW w:type="dxa" w:w="13680"/>
+            <w:gridSpan w:val="2"/>
+            <w:shd w:fill="1F3864" w:color="auto" w:val="clear"/>
+            <w:tcMar>
+              <w:top w:type="dxa" w:w="60"/>
+              <w:left w:type="dxa" w:w="120"/>
+              <w:bottom w:type="dxa" w:w="60"/>
+              <w:right w:type="dxa" w:w="120"/>
+            </w:tcMar>
+            <w:vAlign w:val="top"/>
+          </w:tcPr>
+          <w:p>
+            <w:pPr>
+              <w:spacing w:after="40" w:before="0"/>
+              <w:jc w:val="center"/>
+            </w:pPr>
+            <w:r>
+              <w:rPr>
+                <w:rFonts w:ascii="Arial" w:cs="Arial" w:eastAsia="Arial" w:hAnsi="Arial"/>
+                <w:b/>
+                <w:bCs/>
+                <w:i w:val="false"/>
+                <w:iCs w:val="false"/>
+                <w:color w:val="FFFFFF"/>
+                <w:sz w:val="22"/>
+                <w:szCs w:val="22"/>
+              </w:rPr>
+              <w:t xml:space="preserve">SUB-STRAND OVERVIEW</w:t>
+            </w:r>
+          </w:p>
+        </w:tc>
+      </w:tr>
+      <w:tr>
+        <w:tc>
+          <w:tcPr>
+            <w:tcW w:type="dxa" w:w="3000"/>
+            <w:shd w:fill="D5E8F0" w:color="auto" w:val="clear"/>
+            <w:tcMar>
+              <w:top w:type="dxa" w:w="60"/>
+              <w:left w:type="dxa" w:w="120"/>
+              <w:bottom w:type="dxa" w:w="60"/>
+              <w:right w:type="dxa" w:w="120"/>
+            </w:tcMar>
+            <w:vAlign w:val="top"/>
+          </w:tcPr>
+          <w:p>
+            <w:pPr>
+              <w:spacing w:after="40" w:before="0"/>
+              <w:jc w:val="left"/>
+            </w:pPr>
+            <w:r>
+              <w:rPr>
+                <w:rFonts w:ascii="Arial" w:cs="Arial" w:eastAsia="Arial" w:hAnsi="Arial"/>
+                <w:b/>
+                <w:bCs/>
+                <w:i w:val="false"/>
+                <w:iCs w:val="false"/>
+                <w:color w:val="000000"/>
+                <w:sz w:val="18"/>
+                <w:szCs w:val="18"/>
+              </w:rPr>
+              <w:t xml:space="preserve">Grade Level</w:t>
+            </w:r>
+          </w:p>
+        </w:tc>
+        <w:tc>
+          <w:tcPr>
+            <w:tcW w:type="dxa" w:w="10680"/>
+            <w:shd w:fill="FFFFFF" w:color="auto" w:val="clear"/>
+            <w:tcMar>
+              <w:top w:type="dxa" w:w="60"/>
+              <w:left w:type="dxa" w:w="120"/>
+              <w:bottom w:type="dxa" w:w="60"/>
+              <w:right w:type="dxa" w:w="120"/>
+            </w:tcMar>
+            <w:vAlign w:val="top"/>
+          </w:tcPr>
+          <w:p>
+            <w:pPr>
+              <w:spacing w:after="40" w:before="0"/>
+              <w:jc w:val="left"/>
+            </w:pPr>
+            <w:r>
+              <w:rPr>
+                <w:rFonts w:ascii="Arial" w:cs="Arial" w:eastAsia="Arial" w:hAnsi="Arial"/>
+                <w:b w:val="false"/>
+                <w:bCs w:val="false"/>
+                <w:i w:val="false"/>
+                <w:iCs w:val="false"/>
+                <w:color w:val="000000"/>
+                <w:sz w:val="18"/>
+                <w:szCs w:val="18"/>
+              </w:rPr>
+              <w:t xml:space="preserve">10</w:t>
+            </w:r>
+          </w:p>
+        </w:tc>
+      </w:tr>
+      <w:tr>
+        <w:tc>
+          <w:tcPr>
+            <w:tcW w:type="dxa" w:w="3000"/>
+            <w:shd w:fill="D5E8F0" w:color="auto" w:val="clear"/>
+            <w:tcMar>
+              <w:top w:type="dxa" w:w="60"/>
+              <w:left w:type="dxa" w:w="120"/>
+              <w:bottom w:type="dxa" w:w="60"/>
+              <w:right w:type="dxa" w:w="120"/>
+            </w:tcMar>
+            <w:vAlign w:val="top"/>
+          </w:tcPr>
+          <w:p>
+            <w:pPr>
+              <w:spacing w:after="40" w:before="0"/>
+              <w:jc w:val="left"/>
+            </w:pPr>
+            <w:r>
+              <w:rPr>
+                <w:rFonts w:ascii="Arial" w:cs="Arial" w:eastAsia="Arial" w:hAnsi="Arial"/>
+                <w:b/>
+                <w:bCs/>
+                <w:i w:val="false"/>
+                <w:iCs w:val="false"/>
+                <w:color w:val="000000"/>
+                <w:sz w:val="18"/>
+                <w:szCs w:val="18"/>
+              </w:rPr>
+              <w:t xml:space="preserve">Subject</w:t>
+            </w:r>
+          </w:p>
+        </w:tc>
+        <w:tc>
+          <w:tcPr>
+            <w:tcW w:type="dxa" w:w="10680"/>
+            <w:shd w:fill="FFFFFF" w:color="auto" w:val="clear"/>
+            <w:tcMar>
+              <w:top w:type="dxa" w:w="60"/>
+              <w:left w:type="dxa" w:w="120"/>
+              <w:bottom w:type="dxa" w:w="60"/>
+              <w:right w:type="dxa" w:w="120"/>
+            </w:tcMar>
+            <w:vAlign w:val="top"/>
+          </w:tcPr>
+          <w:p>
+            <w:pPr>
+              <w:spacing w:after="40" w:before="0"/>
+              <w:jc w:val="left"/>
+            </w:pPr>
+            <w:r>
+              <w:rPr>
+                <w:rFonts w:ascii="Arial" w:cs="Arial" w:eastAsia="Arial" w:hAnsi="Arial"/>
+                <w:b w:val="false"/>
+                <w:bCs w:val="false"/>
+                <w:i w:val="false"/>
+                <w:iCs w:val="false"/>
+                <w:color w:val="000000"/>
+                <w:sz w:val="18"/>
+                <w:szCs w:val="18"/>
+              </w:rPr>
+              <w:t xml:space="preserve">General Science</w:t>
+            </w:r>
+          </w:p>
+        </w:tc>
+      </w:tr>
+      <w:tr>
+        <w:tc>
+          <w:tcPr>
+            <w:tcW w:type="dxa" w:w="3000"/>
+            <w:shd w:fill="D5E8F0" w:color="auto" w:val="clear"/>
+            <w:tcMar>
+              <w:top w:type="dxa" w:w="60"/>
+              <w:left w:type="dxa" w:w="120"/>
+              <w:bottom w:type="dxa" w:w="60"/>
+              <w:right w:type="dxa" w:w="120"/>
+            </w:tcMar>
+            <w:vAlign w:val="top"/>
+          </w:tcPr>
+          <w:p>
+            <w:pPr>
+              <w:spacing w:after="40" w:before="0"/>
+              <w:jc w:val="left"/>
+            </w:pPr>
+            <w:r>
+              <w:rPr>
+                <w:rFonts w:ascii="Arial" w:cs="Arial" w:eastAsia="Arial" w:hAnsi="Arial"/>
+                <w:b/>
+                <w:bCs/>
+                <w:i w:val="false"/>
+                <w:iCs w:val="false"/>
+                <w:color w:val="000000"/>
+                <w:sz w:val="18"/>
+                <w:szCs w:val="18"/>
+              </w:rPr>
+              <w:t xml:space="preserve">Strand</w:t>
+            </w:r>
+          </w:p>
+        </w:tc>
+        <w:tc>
+          <w:tcPr>
+            <w:tcW w:type="dxa" w:w="10680"/>
+            <w:shd w:fill="FFFFFF" w:color="auto" w:val="clear"/>
+            <w:tcMar>
+              <w:top w:type="dxa" w:w="60"/>
+              <w:left w:type="dxa" w:w="120"/>
+              <w:bottom w:type="dxa" w:w="60"/>
+              <w:right w:type="dxa" w:w="120"/>
+            </w:tcMar>
+            <w:vAlign w:val="top"/>
+          </w:tcPr>
+          <w:p>
+            <w:pPr>
+              <w:spacing w:after="40" w:before="0"/>
+              <w:jc w:val="left"/>
+            </w:pPr>
+            <w:r>
+              <w:rPr>
+                <w:rFonts w:ascii="Arial" w:cs="Arial" w:eastAsia="Arial" w:hAnsi="Arial"/>
+                <w:b w:val="false"/>
+                <w:bCs w:val="false"/>
+                <w:i w:val="false"/>
+                <w:iCs w:val="false"/>
+                <w:color w:val="000000"/>
+                <w:sz w:val="18"/>
+                <w:szCs w:val="18"/>
+              </w:rPr>
+              <w:t xml:space="preserve">Strand 1.0: Life Science</w:t>
+            </w:r>
+          </w:p>
+        </w:tc>
+      </w:tr>
+      <w:tr>
+        <w:tc>
+          <w:tcPr>
+            <w:tcW w:type="dxa" w:w="3000"/>
+            <w:shd w:fill="D5E8F0" w:color="auto" w:val="clear"/>
+            <w:tcMar>
+              <w:top w:type="dxa" w:w="60"/>
+              <w:left w:type="dxa" w:w="120"/>
+              <w:bottom w:type="dxa" w:w="60"/>
+              <w:right w:type="dxa" w:w="120"/>
+            </w:tcMar>
+            <w:vAlign w:val="top"/>
+          </w:tcPr>
+          <w:p>
+            <w:pPr>
+              <w:spacing w:after="40" w:before="0"/>
+              <w:jc w:val="left"/>
+            </w:pPr>
+            <w:r>
+              <w:rPr>
+                <w:rFonts w:ascii="Arial" w:cs="Arial" w:eastAsia="Arial" w:hAnsi="Arial"/>
+                <w:b/>
+                <w:bCs/>
+                <w:i w:val="false"/>
+                <w:iCs w:val="false"/>
+                <w:color w:val="000000"/>
+                <w:sz w:val="18"/>
+                <w:szCs w:val="18"/>
+              </w:rPr>
+              <w:t xml:space="preserve">Sub-Strand</w:t>
+            </w:r>
+          </w:p>
+        </w:tc>
+        <w:tc>
+          <w:tcPr>
+            <w:tcW w:type="dxa" w:w="10680"/>
+            <w:shd w:fill="FFFFFF" w:color="auto" w:val="clear"/>
+            <w:tcMar>
+              <w:top w:type="dxa" w:w="60"/>
+              <w:left w:type="dxa" w:w="120"/>
+              <w:bottom w:type="dxa" w:w="60"/>
+              <w:right w:type="dxa" w:w="120"/>
+            </w:tcMar>
+            <w:vAlign w:val="top"/>
+          </w:tcPr>
+          <w:p>
+            <w:pPr>
+              <w:spacing w:after="40" w:before="0"/>
+              <w:jc w:val="left"/>
+            </w:pPr>
+            <w:r>
+              <w:rPr>
+                <w:rFonts w:ascii="Arial" w:cs="Arial" w:eastAsia="Arial" w:hAnsi="Arial"/>
+                <w:b w:val="false"/>
+                <w:bCs w:val="false"/>
+                <w:i w:val="false"/>
+                <w:iCs w:val="false"/>
+                <w:color w:val="000000"/>
+                <w:sz w:val="18"/>
+                <w:szCs w:val="18"/>
+              </w:rPr>
+              <w:t xml:space="preserve">Sub-Strand 1.6: Plant Growth and Development</w:t>
+            </w:r>
+          </w:p>
+        </w:tc>
+      </w:tr>
+      <w:tr>
+        <w:tc>
+          <w:tcPr>
+            <w:tcW w:type="dxa" w:w="3000"/>
+            <w:shd w:fill="D5E8F0" w:color="auto" w:val="clear"/>
+            <w:tcMar>
+              <w:top w:type="dxa" w:w="60"/>
+              <w:left w:type="dxa" w:w="120"/>
+              <w:bottom w:type="dxa" w:w="60"/>
+              <w:right w:type="dxa" w:w="120"/>
+            </w:tcMar>
+            <w:vAlign w:val="top"/>
+          </w:tcPr>
+          <w:p>
+            <w:pPr>
+              <w:spacing w:after="40" w:before="0"/>
+              <w:jc w:val="left"/>
+            </w:pPr>
+            <w:r>
+              <w:rPr>
+                <w:rFonts w:ascii="Arial" w:cs="Arial" w:eastAsia="Arial" w:hAnsi="Arial"/>
+                <w:b/>
+                <w:bCs/>
+                <w:i w:val="false"/>
+                <w:iCs w:val="false"/>
+                <w:color w:val="000000"/>
+                <w:sz w:val="18"/>
+                <w:szCs w:val="18"/>
+              </w:rPr>
+              <w:t xml:space="preserve">Total Duration</w:t>
+            </w:r>
+          </w:p>
+        </w:tc>
+        <w:tc>
+          <w:tcPr>
+            <w:tcW w:type="dxa" w:w="10680"/>
+            <w:shd w:fill="FFFFFF" w:color="auto" w:val="clear"/>
+            <w:tcMar>
+              <w:top w:type="dxa" w:w="60"/>
+              <w:left w:type="dxa" w:w="120"/>
+              <w:bottom w:type="dxa" w:w="60"/>
+              <w:right w:type="dxa" w:w="120"/>
+            </w:tcMar>
+            <w:vAlign w:val="top"/>
+          </w:tcPr>
+          <w:p>
+            <w:pPr>
+              <w:spacing w:after="40" w:before="0"/>
+              <w:jc w:val="left"/>
+            </w:pPr>
+            <w:r>
+              <w:rPr>
+                <w:rFonts w:ascii="Arial" w:cs="Arial" w:eastAsia="Arial" w:hAnsi="Arial"/>
+                <w:b w:val="false"/>
+                <w:bCs w:val="false"/>
+                <w:i w:val="false"/>
+                <w:iCs w:val="false"/>
+                <w:color w:val="000000"/>
+                <w:sz w:val="18"/>
+                <w:szCs w:val="18"/>
+              </w:rPr>
+              <w:t xml:space="preserve">8 lessons × 40 minutes = 320 minutes total</w:t>
+            </w:r>
+          </w:p>
+        </w:tc>
+      </w:tr>
+      <w:tr>
+        <w:tc>
+          <w:tcPr>
+            <w:tcW w:type="dxa" w:w="3000"/>
+            <w:shd w:fill="D5E8F0" w:color="auto" w:val="clear"/>
+            <w:tcMar>
+              <w:top w:type="dxa" w:w="60"/>
+              <w:left w:type="dxa" w:w="120"/>
+              <w:bottom w:type="dxa" w:w="60"/>
+              <w:right w:type="dxa" w:w="120"/>
+            </w:tcMar>
+            <w:vAlign w:val="top"/>
+          </w:tcPr>
+          <w:p>
+            <w:pPr>
+              <w:spacing w:after="40" w:before="0"/>
+              <w:jc w:val="left"/>
+            </w:pPr>
+            <w:r>
+              <w:rPr>
+                <w:rFonts w:ascii="Arial" w:cs="Arial" w:eastAsia="Arial" w:hAnsi="Arial"/>
+                <w:b/>
+                <w:bCs/>
+                <w:i w:val="false"/>
+                <w:iCs w:val="false"/>
+                <w:color w:val="000000"/>
+                <w:sz w:val="18"/>
+                <w:szCs w:val="18"/>
+              </w:rPr>
+              <w:t xml:space="preserve">Sub-Strand Content</w:t>
+            </w:r>
+          </w:p>
+        </w:tc>
+        <w:tc>
+          <w:tcPr>
+            <w:tcW w:type="dxa" w:w="10680"/>
+            <w:shd w:fill="FFFFFF" w:color="auto" w:val="clear"/>
+            <w:tcMar>
+              <w:top w:type="dxa" w:w="60"/>
+              <w:left w:type="dxa" w:w="120"/>
+              <w:bottom w:type="dxa" w:w="60"/>
+              <w:right w:type="dxa" w:w="120"/>
+            </w:tcMar>
+            <w:vAlign w:val="top"/>
+          </w:tcPr>
+          <w:p>
+            <w:pPr>
+              <w:spacing w:after="30" w:before="0"/>
+              <w:ind w:left="360" w:hanging="180"/>
+              <w:jc w:val="left"/>
+            </w:pPr>
+            <w:r>
+              <w:rPr>
+                <w:rFonts w:ascii="Arial" w:cs="Arial" w:eastAsia="Arial" w:hAnsi="Arial"/>
+                <w:b w:val="false"/>
+                <w:bCs w:val="false"/>
+                <w:i w:val="false"/>
+                <w:iCs w:val="false"/>
+                <w:color w:val="000000"/>
+                <w:sz w:val="18"/>
+                <w:szCs w:val="18"/>
+              </w:rPr>
+              <w:t xml:space="preserve">–  Concept of growth and development in plants</w:t>
+            </w:r>
+          </w:p>
+          <w:p>
+            <w:pPr>
+              <w:spacing w:after="30" w:before="0"/>
+              <w:ind w:left="360" w:hanging="180"/>
+              <w:jc w:val="left"/>
+            </w:pPr>
+            <w:r>
+              <w:rPr>
+                <w:rFonts w:ascii="Arial" w:cs="Arial" w:eastAsia="Arial" w:hAnsi="Arial"/>
+                <w:b w:val="false"/>
+                <w:bCs w:val="false"/>
+                <w:i w:val="false"/>
+                <w:iCs w:val="false"/>
+                <w:color w:val="000000"/>
+                <w:sz w:val="18"/>
+                <w:szCs w:val="18"/>
+              </w:rPr>
+              <w:t xml:space="preserve">–  Seed dormancy</w:t>
+            </w:r>
+          </w:p>
+          <w:p>
+            <w:pPr>
+              <w:spacing w:after="30" w:before="0"/>
+              <w:ind w:left="360" w:hanging="180"/>
+              <w:jc w:val="left"/>
+            </w:pPr>
+            <w:r>
+              <w:rPr>
+                <w:rFonts w:ascii="Arial" w:cs="Arial" w:eastAsia="Arial" w:hAnsi="Arial"/>
+                <w:b w:val="false"/>
+                <w:bCs w:val="false"/>
+                <w:i w:val="false"/>
+                <w:iCs w:val="false"/>
+                <w:color w:val="000000"/>
+                <w:sz w:val="18"/>
+                <w:szCs w:val="18"/>
+              </w:rPr>
+              <w:t xml:space="preserve">–  Conditions necessary for germination</w:t>
+            </w:r>
+          </w:p>
+          <w:p>
+            <w:pPr>
+              <w:spacing w:after="30" w:before="0"/>
+              <w:ind w:left="360" w:hanging="180"/>
+              <w:jc w:val="left"/>
+            </w:pPr>
+            <w:r>
+              <w:rPr>
+                <w:rFonts w:ascii="Arial" w:cs="Arial" w:eastAsia="Arial" w:hAnsi="Arial"/>
+                <w:b w:val="false"/>
+                <w:bCs w:val="false"/>
+                <w:i w:val="false"/>
+                <w:iCs w:val="false"/>
+                <w:color w:val="000000"/>
+                <w:sz w:val="18"/>
+                <w:szCs w:val="18"/>
+              </w:rPr>
+              <w:t xml:space="preserve">–  Types of germination (epigeal and hypogeal)</w:t>
+            </w:r>
+          </w:p>
+          <w:p>
+            <w:pPr>
+              <w:spacing w:after="30" w:before="0"/>
+              <w:ind w:left="360" w:hanging="180"/>
+              <w:jc w:val="left"/>
+            </w:pPr>
+            <w:r>
+              <w:rPr>
+                <w:rFonts w:ascii="Arial" w:cs="Arial" w:eastAsia="Arial" w:hAnsi="Arial"/>
+                <w:b w:val="false"/>
+                <w:bCs w:val="false"/>
+                <w:i w:val="false"/>
+                <w:iCs w:val="false"/>
+                <w:color w:val="000000"/>
+                <w:sz w:val="18"/>
+                <w:szCs w:val="18"/>
+              </w:rPr>
+              <w:t xml:space="preserve">–  Primary and secondary growth in plants</w:t>
+            </w:r>
+          </w:p>
+          <w:p>
+            <w:pPr>
+              <w:spacing w:after="30" w:before="0"/>
+              <w:ind w:left="360" w:hanging="180"/>
+              <w:jc w:val="left"/>
+            </w:pPr>
+            <w:r>
+              <w:rPr>
+                <w:rFonts w:ascii="Arial" w:cs="Arial" w:eastAsia="Arial" w:hAnsi="Arial"/>
+                <w:b w:val="false"/>
+                <w:bCs w:val="false"/>
+                <w:i w:val="false"/>
+                <w:iCs w:val="false"/>
+                <w:color w:val="000000"/>
+                <w:sz w:val="18"/>
+                <w:szCs w:val="18"/>
+              </w:rPr>
+              <w:t xml:space="preserve">–  Role of growth hormones in plants</w:t>
+            </w:r>
+          </w:p>
+          <w:p>
+            <w:pPr>
+              <w:spacing w:after="30" w:before="0"/>
+              <w:ind w:left="360" w:hanging="180"/>
+              <w:jc w:val="left"/>
+            </w:pPr>
+            <w:r>
+              <w:rPr>
+                <w:rFonts w:ascii="Arial" w:cs="Arial" w:eastAsia="Arial" w:hAnsi="Arial"/>
+                <w:b w:val="false"/>
+                <w:bCs w:val="false"/>
+                <w:i w:val="false"/>
+                <w:iCs w:val="false"/>
+                <w:color w:val="000000"/>
+                <w:sz w:val="18"/>
+                <w:szCs w:val="18"/>
+              </w:rPr>
+              <w:t xml:space="preserve">–  Factors that contribute to growth and development in plants (water, temperature, light, nutrients)</w:t>
+            </w:r>
+          </w:p>
+        </w:tc>
+      </w:tr>
+      <w:tr>
+        <w:tc>
+          <w:tcPr>
+            <w:tcW w:type="dxa" w:w="3000"/>
+            <w:shd w:fill="D5E8F0" w:color="auto" w:val="clear"/>
+            <w:tcMar>
+              <w:top w:type="dxa" w:w="60"/>
+              <w:left w:type="dxa" w:w="120"/>
+              <w:bottom w:type="dxa" w:w="60"/>
+              <w:right w:type="dxa" w:w="120"/>
+            </w:tcMar>
+            <w:vAlign w:val="top"/>
+          </w:tcPr>
+          <w:p>
+            <w:pPr>
+              <w:spacing w:after="40" w:before="0"/>
+              <w:jc w:val="left"/>
+            </w:pPr>
+            <w:r>
+              <w:rPr>
+                <w:rFonts w:ascii="Arial" w:cs="Arial" w:eastAsia="Arial" w:hAnsi="Arial"/>
+                <w:b/>
+                <w:bCs/>
+                <w:i w:val="false"/>
+                <w:iCs w:val="false"/>
+                <w:color w:val="000000"/>
+                <w:sz w:val="18"/>
+                <w:szCs w:val="18"/>
+              </w:rPr>
+              <w:t xml:space="preserve">Learning Outcomes</w:t>
+            </w:r>
+          </w:p>
+        </w:tc>
+        <w:tc>
+          <w:tcPr>
+            <w:tcW w:type="dxa" w:w="10680"/>
+            <w:shd w:fill="FFFFFF" w:color="auto" w:val="clear"/>
+            <w:tcMar>
+              <w:top w:type="dxa" w:w="60"/>
+              <w:left w:type="dxa" w:w="120"/>
+              <w:bottom w:type="dxa" w:w="60"/>
+              <w:right w:type="dxa" w:w="120"/>
+            </w:tcMar>
+            <w:vAlign w:val="top"/>
+          </w:tcPr>
+          <w:p>
+            <w:pPr>
+              <w:spacing w:after="40" w:before="0"/>
+              <w:jc w:val="left"/>
+            </w:pPr>
+            <w:r>
+              <w:rPr>
+                <w:rFonts w:ascii="Arial" w:cs="Arial" w:eastAsia="Arial" w:hAnsi="Arial"/>
+                <w:b w:val="false"/>
+                <w:bCs w:val="false"/>
+                <w:i w:val="false"/>
+                <w:iCs w:val="false"/>
+                <w:color w:val="000000"/>
+                <w:sz w:val="18"/>
+                <w:szCs w:val="18"/>
+              </w:rPr>
+              <w:t xml:space="preserve">By the end of the sub-strand, the learner should be able to:</w:t>
+            </w:r>
+          </w:p>
+          <w:p>
+            <w:pPr>
+              <w:spacing w:after="40" w:before="0"/>
+              <w:jc w:val="left"/>
+            </w:pPr>
+            <w:r>
+              <w:rPr>
+                <w:rFonts w:ascii="Arial" w:cs="Arial" w:eastAsia="Arial" w:hAnsi="Arial"/>
+                <w:b w:val="false"/>
+                <w:bCs w:val="false"/>
+                <w:i w:val="false"/>
+                <w:iCs w:val="false"/>
+                <w:color w:val="000000"/>
+                <w:sz w:val="18"/>
+                <w:szCs w:val="18"/>
+              </w:rPr>
+              <w:t xml:space="preserve">a) explain the meaning of growth and development in plants,</w:t>
+            </w:r>
+          </w:p>
+          <w:p>
+            <w:pPr>
+              <w:spacing w:after="40" w:before="0"/>
+              <w:jc w:val="left"/>
+            </w:pPr>
+            <w:r>
+              <w:rPr>
+                <w:rFonts w:ascii="Arial" w:cs="Arial" w:eastAsia="Arial" w:hAnsi="Arial"/>
+                <w:b w:val="false"/>
+                <w:bCs w:val="false"/>
+                <w:i w:val="false"/>
+                <w:iCs w:val="false"/>
+                <w:color w:val="000000"/>
+                <w:sz w:val="18"/>
+                <w:szCs w:val="18"/>
+              </w:rPr>
+              <w:t xml:space="preserve">b) describe the causes of seed dormancy in plants,</w:t>
+            </w:r>
+          </w:p>
+          <w:p>
+            <w:pPr>
+              <w:spacing w:after="40" w:before="0"/>
+              <w:jc w:val="left"/>
+            </w:pPr>
+            <w:r>
+              <w:rPr>
+                <w:rFonts w:ascii="Arial" w:cs="Arial" w:eastAsia="Arial" w:hAnsi="Arial"/>
+                <w:b w:val="false"/>
+                <w:bCs w:val="false"/>
+                <w:i w:val="false"/>
+                <w:iCs w:val="false"/>
+                <w:color w:val="000000"/>
+                <w:sz w:val="18"/>
+                <w:szCs w:val="18"/>
+              </w:rPr>
+              <w:t xml:space="preserve">c) investigate the conditions necessary for germination,</w:t>
+            </w:r>
+          </w:p>
+          <w:p>
+            <w:pPr>
+              <w:spacing w:after="40" w:before="0"/>
+              <w:jc w:val="left"/>
+            </w:pPr>
+            <w:r>
+              <w:rPr>
+                <w:rFonts w:ascii="Arial" w:cs="Arial" w:eastAsia="Arial" w:hAnsi="Arial"/>
+                <w:b w:val="false"/>
+                <w:bCs w:val="false"/>
+                <w:i w:val="false"/>
+                <w:iCs w:val="false"/>
+                <w:color w:val="000000"/>
+                <w:sz w:val="18"/>
+                <w:szCs w:val="18"/>
+              </w:rPr>
+              <w:t xml:space="preserve">d) differentiate between epigeal and hypogeal germination,</w:t>
+            </w:r>
+          </w:p>
+          <w:p>
+            <w:pPr>
+              <w:spacing w:after="40" w:before="0"/>
+              <w:jc w:val="left"/>
+            </w:pPr>
+            <w:r>
+              <w:rPr>
+                <w:rFonts w:ascii="Arial" w:cs="Arial" w:eastAsia="Arial" w:hAnsi="Arial"/>
+                <w:b w:val="false"/>
+                <w:bCs w:val="false"/>
+                <w:i w:val="false"/>
+                <w:iCs w:val="false"/>
+                <w:color w:val="000000"/>
+                <w:sz w:val="18"/>
+                <w:szCs w:val="18"/>
+              </w:rPr>
+              <w:t xml:space="preserve">e) distinguish between primary and secondary growth in plants,</w:t>
+            </w:r>
+          </w:p>
+          <w:p>
+            <w:pPr>
+              <w:spacing w:after="40" w:before="0"/>
+              <w:jc w:val="left"/>
+            </w:pPr>
+            <w:r>
+              <w:rPr>
+                <w:rFonts w:ascii="Arial" w:cs="Arial" w:eastAsia="Arial" w:hAnsi="Arial"/>
+                <w:b w:val="false"/>
+                <w:bCs w:val="false"/>
+                <w:i w:val="false"/>
+                <w:iCs w:val="false"/>
+                <w:color w:val="000000"/>
+                <w:sz w:val="18"/>
+                <w:szCs w:val="18"/>
+              </w:rPr>
+              <w:t xml:space="preserve">f) describe factors that contribute to growth and development in plants,</w:t>
+            </w:r>
+          </w:p>
+          <w:p>
+            <w:pPr>
+              <w:spacing w:after="40" w:before="0"/>
+              <w:jc w:val="left"/>
+            </w:pPr>
+            <w:r>
+              <w:rPr>
+                <w:rFonts w:ascii="Arial" w:cs="Arial" w:eastAsia="Arial" w:hAnsi="Arial"/>
+                <w:b w:val="false"/>
+                <w:bCs w:val="false"/>
+                <w:i w:val="false"/>
+                <w:iCs w:val="false"/>
+                <w:color w:val="000000"/>
+                <w:sz w:val="18"/>
+                <w:szCs w:val="18"/>
+              </w:rPr>
+              <w:t xml:space="preserve">g) describe the role of growth hormones in plants,</w:t>
+            </w:r>
+          </w:p>
+          <w:p>
+            <w:pPr>
+              <w:spacing w:after="40" w:before="0"/>
+              <w:jc w:val="left"/>
+            </w:pPr>
+            <w:r>
+              <w:rPr>
+                <w:rFonts w:ascii="Arial" w:cs="Arial" w:eastAsia="Arial" w:hAnsi="Arial"/>
+                <w:b w:val="false"/>
+                <w:bCs w:val="false"/>
+                <w:i w:val="false"/>
+                <w:iCs w:val="false"/>
+                <w:color w:val="000000"/>
+                <w:sz w:val="18"/>
+                <w:szCs w:val="18"/>
+              </w:rPr>
+              <w:t xml:space="preserve">h) appreciate the concept of growth and development in plants.</w:t>
+            </w:r>
+          </w:p>
+        </w:tc>
+      </w:tr>
+      <w:tr>
+        <w:tc>
+          <w:tcPr>
+            <w:tcW w:type="dxa" w:w="3000"/>
+            <w:shd w:fill="D5E8F0" w:color="auto" w:val="clear"/>
+            <w:tcMar>
+              <w:top w:type="dxa" w:w="60"/>
+              <w:left w:type="dxa" w:w="120"/>
+              <w:bottom w:type="dxa" w:w="60"/>
+              <w:right w:type="dxa" w:w="120"/>
+            </w:tcMar>
+            <w:vAlign w:val="top"/>
+          </w:tcPr>
+          <w:p>
+            <w:pPr>
+              <w:spacing w:after="40" w:before="0"/>
+              <w:jc w:val="left"/>
+            </w:pPr>
+            <w:r>
+              <w:rPr>
+                <w:rFonts w:ascii="Arial" w:cs="Arial" w:eastAsia="Arial" w:hAnsi="Arial"/>
+                <w:b/>
+                <w:bCs/>
+                <w:i w:val="false"/>
+                <w:iCs w:val="false"/>
+                <w:color w:val="000000"/>
+                <w:sz w:val="18"/>
+                <w:szCs w:val="18"/>
+              </w:rPr>
+              <w:t xml:space="preserve">Core Competencies</w:t>
+            </w:r>
+          </w:p>
+        </w:tc>
+        <w:tc>
+          <w:tcPr>
+            <w:tcW w:type="dxa" w:w="10680"/>
+            <w:shd w:fill="FFFFFF" w:color="auto" w:val="clear"/>
+            <w:tcMar>
+              <w:top w:type="dxa" w:w="60"/>
+              <w:left w:type="dxa" w:w="120"/>
+              <w:bottom w:type="dxa" w:w="60"/>
+              <w:right w:type="dxa" w:w="120"/>
+            </w:tcMar>
+            <w:vAlign w:val="top"/>
+          </w:tcPr>
+          <w:p>
+            <w:pPr>
+              <w:spacing w:after="30" w:before="0"/>
+              <w:ind w:left="360" w:hanging="180"/>
+              <w:jc w:val="left"/>
+            </w:pPr>
+            <w:r>
+              <w:rPr>
+                <w:rFonts w:ascii="Arial" w:cs="Arial" w:eastAsia="Arial" w:hAnsi="Arial"/>
+                <w:b w:val="false"/>
+                <w:bCs w:val="false"/>
+                <w:i w:val="false"/>
+                <w:iCs w:val="false"/>
+                <w:color w:val="000000"/>
+                <w:sz w:val="18"/>
+                <w:szCs w:val="18"/>
+              </w:rPr>
+              <w:t xml:space="preserve">–  Communication and Collaboration: as the learner shares information gathered on differences between plant growth and development, discussing findings from germination experiments with peers in plenary.</w:t>
+            </w:r>
+          </w:p>
+          <w:p>
+            <w:pPr>
+              <w:spacing w:after="30" w:before="0"/>
+              <w:ind w:left="360" w:hanging="180"/>
+              <w:jc w:val="left"/>
+            </w:pPr>
+            <w:r>
+              <w:rPr>
+                <w:rFonts w:ascii="Arial" w:cs="Arial" w:eastAsia="Arial" w:hAnsi="Arial"/>
+                <w:b w:val="false"/>
+                <w:bCs w:val="false"/>
+                <w:i w:val="false"/>
+                <w:iCs w:val="false"/>
+                <w:color w:val="000000"/>
+                <w:sz w:val="18"/>
+                <w:szCs w:val="18"/>
+              </w:rPr>
+              <w:t xml:space="preserve">–  Self-efficacy: as the learner works on practical activities to investigate epigeal and hypogeal germination using locally available seeds such as maize (hypogeal) and beans (epigeal).</w:t>
+            </w:r>
+          </w:p>
+          <w:p>
+            <w:pPr>
+              <w:spacing w:after="30" w:before="0"/>
+              <w:ind w:left="360" w:hanging="180"/>
+              <w:jc w:val="left"/>
+            </w:pPr>
+            <w:r>
+              <w:rPr>
+                <w:rFonts w:ascii="Arial" w:cs="Arial" w:eastAsia="Arial" w:hAnsi="Arial"/>
+                <w:b w:val="false"/>
+                <w:bCs w:val="false"/>
+                <w:i w:val="false"/>
+                <w:iCs w:val="false"/>
+                <w:color w:val="000000"/>
+                <w:sz w:val="18"/>
+                <w:szCs w:val="18"/>
+              </w:rPr>
+              <w:t xml:space="preserve">–  Learning to Learn: as the learner reflects on the experiments investigating conditions necessary for germination and adjusts conclusions based on evidence gathered.</w:t>
+            </w:r>
+          </w:p>
+        </w:tc>
+      </w:tr>
+      <w:tr>
+        <w:tc>
+          <w:tcPr>
+            <w:tcW w:type="dxa" w:w="3000"/>
+            <w:shd w:fill="E2EFDA" w:color="auto" w:val="clear"/>
+            <w:tcMar>
+              <w:top w:type="dxa" w:w="60"/>
+              <w:left w:type="dxa" w:w="120"/>
+              <w:bottom w:type="dxa" w:w="60"/>
+              <w:right w:type="dxa" w:w="120"/>
+            </w:tcMar>
+            <w:vAlign w:val="top"/>
+          </w:tcPr>
+          <w:p>
+            <w:pPr>
+              <w:spacing w:after="40" w:before="0"/>
+              <w:jc w:val="left"/>
+            </w:pPr>
+            <w:r>
+              <w:rPr>
+                <w:rFonts w:ascii="Arial" w:cs="Arial" w:eastAsia="Arial" w:hAnsi="Arial"/>
+                <w:b/>
+                <w:bCs/>
+                <w:i w:val="false"/>
+                <w:iCs w:val="false"/>
+                <w:color w:val="000000"/>
+                <w:sz w:val="18"/>
+                <w:szCs w:val="18"/>
+              </w:rPr>
+              <w:t xml:space="preserve">Core Values</w:t>
+            </w:r>
+          </w:p>
+        </w:tc>
+        <w:tc>
+          <w:tcPr>
+            <w:tcW w:type="dxa" w:w="10680"/>
+            <w:shd w:fill="FFFFFF" w:color="auto" w:val="clear"/>
+            <w:tcMar>
+              <w:top w:type="dxa" w:w="60"/>
+              <w:left w:type="dxa" w:w="120"/>
+              <w:bottom w:type="dxa" w:w="60"/>
+              <w:right w:type="dxa" w:w="120"/>
+            </w:tcMar>
+            <w:vAlign w:val="top"/>
+          </w:tcPr>
+          <w:p>
+            <w:pPr>
+              <w:spacing w:after="30" w:before="0"/>
+              <w:ind w:left="360" w:hanging="180"/>
+              <w:jc w:val="left"/>
+            </w:pPr>
+            <w:r>
+              <w:rPr>
+                <w:rFonts w:ascii="Arial" w:cs="Arial" w:eastAsia="Arial" w:hAnsi="Arial"/>
+                <w:b w:val="false"/>
+                <w:bCs w:val="false"/>
+                <w:i w:val="false"/>
+                <w:iCs w:val="false"/>
+                <w:color w:val="000000"/>
+                <w:sz w:val="18"/>
+                <w:szCs w:val="18"/>
+              </w:rPr>
+              <w:t xml:space="preserve">–  Responsibility: Learner engages in assigned roles while working with others in the process of learning such as investigating conditions necessary for germination.</w:t>
+            </w:r>
+          </w:p>
+          <w:p>
+            <w:pPr>
+              <w:spacing w:after="30" w:before="0"/>
+              <w:ind w:left="360" w:hanging="180"/>
+              <w:jc w:val="left"/>
+            </w:pPr>
+            <w:r>
+              <w:rPr>
+                <w:rFonts w:ascii="Arial" w:cs="Arial" w:eastAsia="Arial" w:hAnsi="Arial"/>
+                <w:b w:val="false"/>
+                <w:bCs w:val="false"/>
+                <w:i w:val="false"/>
+                <w:iCs w:val="false"/>
+                <w:color w:val="000000"/>
+                <w:sz w:val="18"/>
+                <w:szCs w:val="18"/>
+              </w:rPr>
+              <w:t xml:space="preserve">–  Integrity: as the learner records and reports experimental observations honestly, without altering data from germination and growth investigations.</w:t>
+            </w:r>
+          </w:p>
+          <w:p>
+            <w:pPr>
+              <w:spacing w:after="30" w:before="0"/>
+              <w:ind w:left="360" w:hanging="180"/>
+              <w:jc w:val="left"/>
+            </w:pPr>
+            <w:r>
+              <w:rPr>
+                <w:rFonts w:ascii="Arial" w:cs="Arial" w:eastAsia="Arial" w:hAnsi="Arial"/>
+                <w:b w:val="false"/>
+                <w:bCs w:val="false"/>
+                <w:i w:val="false"/>
+                <w:iCs w:val="false"/>
+                <w:color w:val="000000"/>
+                <w:sz w:val="18"/>
+                <w:szCs w:val="18"/>
+              </w:rPr>
+              <w:t xml:space="preserve">–  Patriotism: as the learner connects knowledge of plant growth and development to improving crop yields and food security in Kenya (e.g., maize and bean farming in the Rift Valley).</w:t>
+            </w:r>
+          </w:p>
+        </w:tc>
+      </w:tr>
+      <w:tr>
+        <w:tc>
+          <w:tcPr>
+            <w:tcW w:type="dxa" w:w="3000"/>
+            <w:shd w:fill="D5E8F0" w:color="auto" w:val="clear"/>
+            <w:tcMar>
+              <w:top w:type="dxa" w:w="60"/>
+              <w:left w:type="dxa" w:w="120"/>
+              <w:bottom w:type="dxa" w:w="60"/>
+              <w:right w:type="dxa" w:w="120"/>
+            </w:tcMar>
+            <w:vAlign w:val="top"/>
+          </w:tcPr>
+          <w:p>
+            <w:pPr>
+              <w:spacing w:after="40" w:before="0"/>
+              <w:jc w:val="left"/>
+            </w:pPr>
+            <w:r>
+              <w:rPr>
+                <w:rFonts w:ascii="Arial" w:cs="Arial" w:eastAsia="Arial" w:hAnsi="Arial"/>
+                <w:b/>
+                <w:bCs/>
+                <w:i w:val="false"/>
+                <w:iCs w:val="false"/>
+                <w:color w:val="000000"/>
+                <w:sz w:val="18"/>
+                <w:szCs w:val="18"/>
+              </w:rPr>
+              <w:t xml:space="preserve">Science &amp; Engineering Practices</w:t>
+            </w:r>
+          </w:p>
+        </w:tc>
+        <w:tc>
+          <w:tcPr>
+            <w:tcW w:type="dxa" w:w="10680"/>
+            <w:shd w:fill="FFFFFF" w:color="auto" w:val="clear"/>
+            <w:tcMar>
+              <w:top w:type="dxa" w:w="60"/>
+              <w:left w:type="dxa" w:w="120"/>
+              <w:bottom w:type="dxa" w:w="60"/>
+              <w:right w:type="dxa" w:w="120"/>
+            </w:tcMar>
+            <w:vAlign w:val="top"/>
+          </w:tcPr>
+          <w:p>
+            <w:pPr>
+              <w:spacing w:after="30" w:before="0"/>
+              <w:ind w:left="360" w:hanging="180"/>
+              <w:jc w:val="left"/>
+            </w:pPr>
+            <w:r>
+              <w:rPr>
+                <w:rFonts w:ascii="Arial" w:cs="Arial" w:eastAsia="Arial" w:hAnsi="Arial"/>
+                <w:b w:val="false"/>
+                <w:bCs w:val="false"/>
+                <w:i w:val="false"/>
+                <w:iCs w:val="false"/>
+                <w:color w:val="000000"/>
+                <w:sz w:val="18"/>
+                <w:szCs w:val="18"/>
+              </w:rPr>
+              <w:t xml:space="preserve">–  Planning and Carrying Out Investigations: as the learner designs and conducts experiments to investigate conditions necessary for germination (water, air, warmth) and compares epigeal vs. hypogeal germination in maize and bean seeds.</w:t>
+            </w:r>
+          </w:p>
+          <w:p>
+            <w:pPr>
+              <w:spacing w:after="30" w:before="0"/>
+              <w:ind w:left="360" w:hanging="180"/>
+              <w:jc w:val="left"/>
+            </w:pPr>
+            <w:r>
+              <w:rPr>
+                <w:rFonts w:ascii="Arial" w:cs="Arial" w:eastAsia="Arial" w:hAnsi="Arial"/>
+                <w:b w:val="false"/>
+                <w:bCs w:val="false"/>
+                <w:i w:val="false"/>
+                <w:iCs w:val="false"/>
+                <w:color w:val="000000"/>
+                <w:sz w:val="18"/>
+                <w:szCs w:val="18"/>
+              </w:rPr>
+              <w:t xml:space="preserve">–  Analyzing and Interpreting Data: as the learner measures and records seedling growth over time, interprets results to distinguish primary from secondary growth, and draws evidence-based conclusions.</w:t>
+            </w:r>
+          </w:p>
+          <w:p>
+            <w:pPr>
+              <w:spacing w:after="30" w:before="0"/>
+              <w:ind w:left="360" w:hanging="180"/>
+              <w:jc w:val="left"/>
+            </w:pPr>
+            <w:r>
+              <w:rPr>
+                <w:rFonts w:ascii="Arial" w:cs="Arial" w:eastAsia="Arial" w:hAnsi="Arial"/>
+                <w:b w:val="false"/>
+                <w:bCs w:val="false"/>
+                <w:i w:val="false"/>
+                <w:iCs w:val="false"/>
+                <w:color w:val="000000"/>
+                <w:sz w:val="18"/>
+                <w:szCs w:val="18"/>
+              </w:rPr>
+              <w:t xml:space="preserve">–  Constructing Explanations: as the learner uses gathered evidence and knowledge of growth hormones (auxins, gibberellins) to explain observed plant growth patterns.</w:t>
+            </w:r>
+          </w:p>
+          <w:p>
+            <w:pPr>
+              <w:spacing w:after="30" w:before="0"/>
+              <w:ind w:left="360" w:hanging="180"/>
+              <w:jc w:val="left"/>
+            </w:pPr>
+            <w:r>
+              <w:rPr>
+                <w:rFonts w:ascii="Arial" w:cs="Arial" w:eastAsia="Arial" w:hAnsi="Arial"/>
+                <w:b w:val="false"/>
+                <w:bCs w:val="false"/>
+                <w:i w:val="false"/>
+                <w:iCs w:val="false"/>
+                <w:color w:val="000000"/>
+                <w:sz w:val="18"/>
+                <w:szCs w:val="18"/>
+              </w:rPr>
+              <w:t xml:space="preserve">–  Obtaining, Evaluating, and Communicating Information: as the learner uses digital and print media to research growth hormones and seed dormancy, then shares findings with peers using presentations.</w:t>
+            </w:r>
+          </w:p>
+        </w:tc>
+      </w:tr>
+      <w:tr>
+        <w:tc>
+          <w:tcPr>
+            <w:tcW w:type="dxa" w:w="3000"/>
+            <w:shd w:fill="FCE4D6" w:color="auto" w:val="clear"/>
+            <w:tcMar>
+              <w:top w:type="dxa" w:w="60"/>
+              <w:left w:type="dxa" w:w="120"/>
+              <w:bottom w:type="dxa" w:w="60"/>
+              <w:right w:type="dxa" w:w="120"/>
+            </w:tcMar>
+            <w:vAlign w:val="top"/>
+          </w:tcPr>
+          <w:p>
+            <w:pPr>
+              <w:spacing w:after="40" w:before="0"/>
+              <w:jc w:val="left"/>
+            </w:pPr>
+            <w:r>
+              <w:rPr>
+                <w:rFonts w:ascii="Arial" w:cs="Arial" w:eastAsia="Arial" w:hAnsi="Arial"/>
+                <w:b/>
+                <w:bCs/>
+                <w:i w:val="false"/>
+                <w:iCs w:val="false"/>
+                <w:color w:val="000000"/>
+                <w:sz w:val="18"/>
+                <w:szCs w:val="18"/>
+              </w:rPr>
+              <w:t xml:space="preserve">Pertinent &amp; Contemporary Issues (PCIs)</w:t>
+            </w:r>
+          </w:p>
+        </w:tc>
+        <w:tc>
+          <w:tcPr>
+            <w:tcW w:type="dxa" w:w="10680"/>
+            <w:shd w:fill="FFFFFF" w:color="auto" w:val="clear"/>
+            <w:tcMar>
+              <w:top w:type="dxa" w:w="60"/>
+              <w:left w:type="dxa" w:w="120"/>
+              <w:bottom w:type="dxa" w:w="60"/>
+              <w:right w:type="dxa" w:w="120"/>
+            </w:tcMar>
+            <w:vAlign w:val="top"/>
+          </w:tcPr>
+          <w:p>
+            <w:pPr>
+              <w:spacing w:after="30" w:before="0"/>
+              <w:ind w:left="360" w:hanging="180"/>
+              <w:jc w:val="left"/>
+            </w:pPr>
+            <w:r>
+              <w:rPr>
+                <w:rFonts w:ascii="Arial" w:cs="Arial" w:eastAsia="Arial" w:hAnsi="Arial"/>
+                <w:b w:val="false"/>
+                <w:bCs w:val="false"/>
+                <w:i w:val="false"/>
+                <w:iCs w:val="false"/>
+                <w:color w:val="000000"/>
+                <w:sz w:val="18"/>
+                <w:szCs w:val="18"/>
+              </w:rPr>
+              <w:t xml:space="preserve">–  Cyber Security: as the learner observes online safety when searching for information on growth and development of plants using digital devices.</w:t>
+            </w:r>
+          </w:p>
+          <w:p>
+            <w:pPr>
+              <w:spacing w:after="30" w:before="0"/>
+              <w:ind w:left="360" w:hanging="180"/>
+              <w:jc w:val="left"/>
+            </w:pPr>
+            <w:r>
+              <w:rPr>
+                <w:rFonts w:ascii="Arial" w:cs="Arial" w:eastAsia="Arial" w:hAnsi="Arial"/>
+                <w:b w:val="false"/>
+                <w:bCs w:val="false"/>
+                <w:i w:val="false"/>
+                <w:iCs w:val="false"/>
+                <w:color w:val="000000"/>
+                <w:sz w:val="18"/>
+                <w:szCs w:val="18"/>
+              </w:rPr>
+              <w:t xml:space="preserve">–  Environmental Issues: as the learner connects understanding of plant growth factors (water, nutrients, light) to sustainable farming practices and food security in Kenya.</w:t>
+            </w:r>
+          </w:p>
+          <w:p>
+            <w:pPr>
+              <w:spacing w:after="30" w:before="0"/>
+              <w:ind w:left="360" w:hanging="180"/>
+              <w:jc w:val="left"/>
+            </w:pPr>
+            <w:r>
+              <w:rPr>
+                <w:rFonts w:ascii="Arial" w:cs="Arial" w:eastAsia="Arial" w:hAnsi="Arial"/>
+                <w:b w:val="false"/>
+                <w:bCs w:val="false"/>
+                <w:i w:val="false"/>
+                <w:iCs w:val="false"/>
+                <w:color w:val="000000"/>
+                <w:sz w:val="18"/>
+                <w:szCs w:val="18"/>
+              </w:rPr>
+              <w:t xml:space="preserve">–  Financial Literacy: as the learner explores how knowledge of seed dormancy and germination conditions can improve subsistence and commercial crop production (e.g., maize, wheat, and tea farming in Kericho and the Rift Valley).</w:t>
+            </w:r>
+          </w:p>
+        </w:tc>
+      </w:tr>
+      <w:tr>
+        <w:tc>
+          <w:tcPr>
+            <w:tcW w:type="dxa" w:w="3000"/>
+            <w:shd w:fill="D9EEF1" w:color="auto" w:val="clear"/>
+            <w:tcMar>
+              <w:top w:type="dxa" w:w="60"/>
+              <w:left w:type="dxa" w:w="120"/>
+              <w:bottom w:type="dxa" w:w="60"/>
+              <w:right w:type="dxa" w:w="120"/>
+            </w:tcMar>
+            <w:vAlign w:val="top"/>
+          </w:tcPr>
+          <w:p>
+            <w:pPr>
+              <w:spacing w:after="40" w:before="0"/>
+              <w:jc w:val="left"/>
+            </w:pPr>
+            <w:r>
+              <w:rPr>
+                <w:rFonts w:ascii="Arial" w:cs="Arial" w:eastAsia="Arial" w:hAnsi="Arial"/>
+                <w:b/>
+                <w:bCs/>
+                <w:i w:val="false"/>
+                <w:iCs w:val="false"/>
+                <w:color w:val="000000"/>
+                <w:sz w:val="18"/>
+                <w:szCs w:val="18"/>
+              </w:rPr>
+              <w:t xml:space="preserve">Career Connections</w:t>
+            </w:r>
+          </w:p>
+        </w:tc>
+        <w:tc>
+          <w:tcPr>
+            <w:tcW w:type="dxa" w:w="10680"/>
+            <w:shd w:fill="FFFFFF" w:color="auto" w:val="clear"/>
+            <w:tcMar>
+              <w:top w:type="dxa" w:w="60"/>
+              <w:left w:type="dxa" w:w="120"/>
+              <w:bottom w:type="dxa" w:w="60"/>
+              <w:right w:type="dxa" w:w="120"/>
+            </w:tcMar>
+            <w:vAlign w:val="top"/>
+          </w:tcPr>
+          <w:p>
+            <w:pPr>
+              <w:spacing w:after="30" w:before="0"/>
+              <w:ind w:left="360" w:hanging="180"/>
+              <w:jc w:val="left"/>
+            </w:pPr>
+            <w:r>
+              <w:rPr>
+                <w:rFonts w:ascii="Arial" w:cs="Arial" w:eastAsia="Arial" w:hAnsi="Arial"/>
+                <w:b w:val="false"/>
+                <w:bCs w:val="false"/>
+                <w:i w:val="false"/>
+                <w:iCs w:val="false"/>
+                <w:color w:val="000000"/>
+                <w:sz w:val="18"/>
+                <w:szCs w:val="18"/>
+              </w:rPr>
+              <w:t xml:space="preserve">–  Agronomist / Crop Scientist: understanding plant growth, development, and hormones underpins careers in crop improvement and large-scale farming across Kenya's agricultural regions.</w:t>
+            </w:r>
+          </w:p>
+          <w:p>
+            <w:pPr>
+              <w:spacing w:after="30" w:before="0"/>
+              <w:ind w:left="360" w:hanging="180"/>
+              <w:jc w:val="left"/>
+            </w:pPr>
+            <w:r>
+              <w:rPr>
+                <w:rFonts w:ascii="Arial" w:cs="Arial" w:eastAsia="Arial" w:hAnsi="Arial"/>
+                <w:b w:val="false"/>
+                <w:bCs w:val="false"/>
+                <w:i w:val="false"/>
+                <w:iCs w:val="false"/>
+                <w:color w:val="000000"/>
+                <w:sz w:val="18"/>
+                <w:szCs w:val="18"/>
+              </w:rPr>
+              <w:t xml:space="preserve">–  Horticulturalist: knowledge of germination, primary and secondary growth, and growth hormones is essential for flower and vegetable farming, including Kenya's export horticulture sector in Naivasha and Thika.</w:t>
+            </w:r>
+          </w:p>
+          <w:p>
+            <w:pPr>
+              <w:spacing w:after="30" w:before="0"/>
+              <w:ind w:left="360" w:hanging="180"/>
+              <w:jc w:val="left"/>
+            </w:pPr>
+            <w:r>
+              <w:rPr>
+                <w:rFonts w:ascii="Arial" w:cs="Arial" w:eastAsia="Arial" w:hAnsi="Arial"/>
+                <w:b w:val="false"/>
+                <w:bCs w:val="false"/>
+                <w:i w:val="false"/>
+                <w:iCs w:val="false"/>
+                <w:color w:val="000000"/>
+                <w:sz w:val="18"/>
+                <w:szCs w:val="18"/>
+              </w:rPr>
+              <w:t xml:space="preserve">–  Botanist / Plant Biologist: investigating plant growth and development forms the foundation of botanical research and biodiversity conservation in national parks and forests.</w:t>
+            </w:r>
+          </w:p>
+          <w:p>
+            <w:pPr>
+              <w:spacing w:after="30" w:before="0"/>
+              <w:ind w:left="360" w:hanging="180"/>
+              <w:jc w:val="left"/>
+            </w:pPr>
+            <w:r>
+              <w:rPr>
+                <w:rFonts w:ascii="Arial" w:cs="Arial" w:eastAsia="Arial" w:hAnsi="Arial"/>
+                <w:b w:val="false"/>
+                <w:bCs w:val="false"/>
+                <w:i w:val="false"/>
+                <w:iCs w:val="false"/>
+                <w:color w:val="000000"/>
+                <w:sz w:val="18"/>
+                <w:szCs w:val="18"/>
+              </w:rPr>
+              <w:t xml:space="preserve">–  Seed Technologist: understanding seed dormancy and the conditions necessary for germination is directly applied in seed processing, storage, and quality testing industries.</w:t>
+            </w:r>
+          </w:p>
+          <w:p>
+            <w:pPr>
+              <w:spacing w:after="30" w:before="0"/>
+              <w:ind w:left="360" w:hanging="180"/>
+              <w:jc w:val="left"/>
+            </w:pPr>
+            <w:r>
+              <w:rPr>
+                <w:rFonts w:ascii="Arial" w:cs="Arial" w:eastAsia="Arial" w:hAnsi="Arial"/>
+                <w:b w:val="false"/>
+                <w:bCs w:val="false"/>
+                <w:i w:val="false"/>
+                <w:iCs w:val="false"/>
+                <w:color w:val="000000"/>
+                <w:sz w:val="18"/>
+                <w:szCs w:val="18"/>
+              </w:rPr>
+              <w:t xml:space="preserve">–  Agricultural Extension Officer: communicates knowledge of plant growth factors and germination to smallholder farmers to improve food crop yields across rural Kenya.</w:t>
+            </w:r>
+          </w:p>
+        </w:tc>
+      </w:tr>
+      <w:tr>
+        <w:tc>
+          <w:tcPr>
+            <w:tcW w:type="dxa" w:w="3000"/>
+            <w:shd w:fill="D5E8F0" w:color="auto" w:val="clear"/>
+            <w:tcMar>
+              <w:top w:type="dxa" w:w="60"/>
+              <w:left w:type="dxa" w:w="120"/>
+              <w:bottom w:type="dxa" w:w="60"/>
+              <w:right w:type="dxa" w:w="120"/>
+            </w:tcMar>
+            <w:vAlign w:val="top"/>
+          </w:tcPr>
+          <w:p>
+            <w:pPr>
+              <w:spacing w:after="40" w:before="0"/>
+              <w:jc w:val="left"/>
+            </w:pPr>
+            <w:r>
+              <w:rPr>
+                <w:rFonts w:ascii="Arial" w:cs="Arial" w:eastAsia="Arial" w:hAnsi="Arial"/>
+                <w:b/>
+                <w:bCs/>
+                <w:i w:val="false"/>
+                <w:iCs w:val="false"/>
+                <w:color w:val="000000"/>
+                <w:sz w:val="18"/>
+                <w:szCs w:val="18"/>
+              </w:rPr>
+              <w:t xml:space="preserve">Focus for Lessons</w:t>
+            </w:r>
+          </w:p>
+        </w:tc>
+        <w:tc>
+          <w:tcPr>
+            <w:tcW w:type="dxa" w:w="10680"/>
+            <w:shd w:fill="FFFFFF" w:color="auto" w:val="clear"/>
+            <w:tcMar>
+              <w:top w:type="dxa" w:w="60"/>
+              <w:left w:type="dxa" w:w="120"/>
+              <w:bottom w:type="dxa" w:w="60"/>
+              <w:right w:type="dxa" w:w="120"/>
+            </w:tcMar>
+            <w:vAlign w:val="top"/>
+          </w:tcPr>
+          <w:p>
+            <w:pPr>
+              <w:spacing w:after="40" w:before="0"/>
+              <w:jc w:val="left"/>
+            </w:pPr>
+            <w:r>
+              <w:rPr>
+                <w:rFonts w:ascii="Arial" w:cs="Arial" w:eastAsia="Arial" w:hAnsi="Arial"/>
+                <w:b w:val="false"/>
+                <w:bCs w:val="false"/>
+                <w:i w:val="false"/>
+                <w:iCs w:val="false"/>
+                <w:color w:val="000000"/>
+                <w:sz w:val="18"/>
+                <w:szCs w:val="18"/>
+              </w:rPr>
+              <w:t xml:space="preserve">This unit explores how plants grow and develop from seed germination through to secondary growth, anchored in the puzzling observation that identical maize and bean seeds planted at the same time and place can emerge, grow, and develop in strikingly different ways. Learners investigate seed dormancy, germination conditions, types of germination, growth hormones, and primary versus secondary growth through hands-on experiments using locally available seeds and plants. The unit emphasises evidence-based reasoning, collaborative inquiry, and connections to Kenyan agriculture and food security.</w:t>
+            </w:r>
+          </w:p>
+        </w:tc>
+      </w:tr>
+      <w:tr>
+        <w:tc>
+          <w:tcPr>
+            <w:tcW w:type="dxa" w:w="3000"/>
+            <w:shd w:fill="EAD1F5" w:color="auto" w:val="clear"/>
+            <w:tcMar>
+              <w:top w:type="dxa" w:w="60"/>
+              <w:left w:type="dxa" w:w="120"/>
+              <w:bottom w:type="dxa" w:w="60"/>
+              <w:right w:type="dxa" w:w="120"/>
+            </w:tcMar>
+            <w:vAlign w:val="top"/>
+          </w:tcPr>
+          <w:p>
+            <w:pPr>
+              <w:spacing w:after="40" w:before="0"/>
+              <w:jc w:val="left"/>
+            </w:pPr>
+            <w:r>
+              <w:rPr>
+                <w:rFonts w:ascii="Arial" w:cs="Arial" w:eastAsia="Arial" w:hAnsi="Arial"/>
+                <w:b/>
+                <w:bCs/>
+                <w:i w:val="false"/>
+                <w:iCs w:val="false"/>
+                <w:color w:val="000000"/>
+                <w:sz w:val="18"/>
+                <w:szCs w:val="18"/>
+              </w:rPr>
+              <w:t xml:space="preserve">Driving Question / Key Inquiry Questions</w:t>
+            </w:r>
+          </w:p>
+        </w:tc>
+        <w:tc>
+          <w:tcPr>
+            <w:tcW w:type="dxa" w:w="10680"/>
+            <w:shd w:fill="FFFFFF" w:color="auto" w:val="clear"/>
+            <w:tcMar>
+              <w:top w:type="dxa" w:w="60"/>
+              <w:left w:type="dxa" w:w="120"/>
+              <w:bottom w:type="dxa" w:w="60"/>
+              <w:right w:type="dxa" w:w="120"/>
+            </w:tcMar>
+            <w:vAlign w:val="top"/>
+          </w:tcPr>
+          <w:p>
+            <w:pPr>
+              <w:spacing w:after="40" w:before="0"/>
+              <w:jc w:val="left"/>
+            </w:pPr>
+            <w:r>
+              <w:rPr>
+                <w:rFonts w:ascii="Arial" w:cs="Arial" w:eastAsia="Arial" w:hAnsi="Arial"/>
+                <w:b w:val="false"/>
+                <w:bCs w:val="false"/>
+                <w:i w:val="false"/>
+                <w:iCs w:val="false"/>
+                <w:color w:val="000000"/>
+                <w:sz w:val="18"/>
+                <w:szCs w:val="18"/>
+              </w:rPr>
+              <w:t xml:space="preserve">DRIVING QUESTION: Why do seeds from the same garden grow and develop so differently, and what controls how a plant grows from a tiny seed into a tall tree or a flowering herb?</w:t>
+            </w:r>
+          </w:p>
+          <w:p>
+            <w:pPr>
+              <w:spacing w:after="40" w:before="0"/>
+              <w:jc w:val="left"/>
+            </w:pPr>
+            <w:r>
+              <w:rPr>
+                <w:rFonts w:ascii="Arial" w:cs="Arial" w:eastAsia="Arial" w:hAnsi="Arial"/>
+                <w:b w:val="false"/>
+                <w:bCs w:val="false"/>
+                <w:i w:val="false"/>
+                <w:iCs w:val="false"/>
+                <w:color w:val="000000"/>
+                <w:sz w:val="18"/>
+                <w:szCs w:val="18"/>
+              </w:rPr>
+              <w:t xml:space="preserve"/>
+            </w:r>
+          </w:p>
+          <w:p>
+            <w:pPr>
+              <w:spacing w:after="40" w:before="0"/>
+              <w:jc w:val="left"/>
+            </w:pPr>
+            <w:r>
+              <w:rPr>
+                <w:rFonts w:ascii="Arial" w:cs="Arial" w:eastAsia="Arial" w:hAnsi="Arial"/>
+                <w:b w:val="false"/>
+                <w:bCs w:val="false"/>
+                <w:i w:val="false"/>
+                <w:iCs w:val="false"/>
+                <w:color w:val="000000"/>
+                <w:sz w:val="18"/>
+                <w:szCs w:val="18"/>
+              </w:rPr>
+              <w:t xml:space="preserve">KICD KEY INQUIRY QUESTION:</w:t>
+            </w:r>
+          </w:p>
+          <w:p>
+            <w:pPr>
+              <w:spacing w:after="40" w:before="0"/>
+              <w:jc w:val="left"/>
+            </w:pPr>
+            <w:r>
+              <w:rPr>
+                <w:rFonts w:ascii="Arial" w:cs="Arial" w:eastAsia="Arial" w:hAnsi="Arial"/>
+                <w:b w:val="false"/>
+                <w:bCs w:val="false"/>
+                <w:i w:val="false"/>
+                <w:iCs w:val="false"/>
+                <w:color w:val="000000"/>
+                <w:sz w:val="18"/>
+                <w:szCs w:val="18"/>
+              </w:rPr>
+              <w:t xml:space="preserve">1. Why is the concept of growth in plants important?</w:t>
+            </w:r>
+          </w:p>
+        </w:tc>
+      </w:tr>
+      <w:tr>
+        <w:tc>
+          <w:tcPr>
+            <w:tcW w:type="dxa" w:w="3000"/>
+            <w:shd w:fill="EAD1F5" w:color="auto" w:val="clear"/>
+            <w:tcMar>
+              <w:top w:type="dxa" w:w="60"/>
+              <w:left w:type="dxa" w:w="120"/>
+              <w:bottom w:type="dxa" w:w="60"/>
+              <w:right w:type="dxa" w:w="120"/>
+            </w:tcMar>
+            <w:vAlign w:val="top"/>
+          </w:tcPr>
+          <w:p>
+            <w:pPr>
+              <w:spacing w:after="40" w:before="0"/>
+              <w:jc w:val="left"/>
+            </w:pPr>
+            <w:r>
+              <w:rPr>
+                <w:rFonts w:ascii="Arial" w:cs="Arial" w:eastAsia="Arial" w:hAnsi="Arial"/>
+                <w:b/>
+                <w:bCs/>
+                <w:i w:val="false"/>
+                <w:iCs w:val="false"/>
+                <w:color w:val="000000"/>
+                <w:sz w:val="18"/>
+                <w:szCs w:val="18"/>
+              </w:rPr>
+              <w:t xml:space="preserve">Anchoring Phenomenon</w:t>
+            </w:r>
+          </w:p>
+        </w:tc>
+        <w:tc>
+          <w:tcPr>
+            <w:tcW w:type="dxa" w:w="10680"/>
+            <w:shd w:fill="FFFFFF" w:color="auto" w:val="clear"/>
+            <w:tcMar>
+              <w:top w:type="dxa" w:w="60"/>
+              <w:left w:type="dxa" w:w="120"/>
+              <w:bottom w:type="dxa" w:w="60"/>
+              <w:right w:type="dxa" w:w="120"/>
+            </w:tcMar>
+            <w:vAlign w:val="top"/>
+          </w:tcPr>
+          <w:p>
+            <w:pPr>
+              <w:spacing w:after="40" w:before="0"/>
+              <w:jc w:val="left"/>
+            </w:pPr>
+            <w:r>
+              <w:rPr>
+                <w:rFonts w:ascii="Arial" w:cs="Arial" w:eastAsia="Arial" w:hAnsi="Arial"/>
+                <w:b w:val="false"/>
+                <w:bCs w:val="false"/>
+                <w:i w:val="false"/>
+                <w:iCs w:val="false"/>
+                <w:color w:val="000000"/>
+                <w:sz w:val="18"/>
+                <w:szCs w:val="18"/>
+              </w:rPr>
+              <w:t xml:space="preserve">A farmer in Kisumu plants two handfuls of seeds — one handful of maize and one handful of beans — in the same garden bed on the same day, using the same soil, and watering them equally. Within a week, striking differences are visible: the bean seedlings push their seed leaves (cotyledons) above the soil surface and unfurl into a distinct arch shape, while the maize seedlings shoot a single green spike straight upward with the seed remaining underground. As weeks pass, the bean plants grow taller and branch outward, while nearby mango and avocado trees — planted years earlier — show thickening, woody trunks and spreading canopies. Some seeds from a packet stored for two seasons fail to germinate at all, even when given water and warmth. Students observe these differences and are puzzled: Why do maize and bean seeds emerge so differently? Why do some seeds refuse to germinate even when given the right conditions? And why do some plants remain thin and herbaceous while others become thick and woody over time?</w:t>
+            </w:r>
+          </w:p>
+        </w:tc>
+      </w:tr>
+      <w:tr>
+        <w:tc>
+          <w:tcPr>
+            <w:tcW w:type="dxa" w:w="3000"/>
+            <w:shd w:fill="D9EEF1" w:color="auto" w:val="clear"/>
+            <w:tcMar>
+              <w:top w:type="dxa" w:w="60"/>
+              <w:left w:type="dxa" w:w="120"/>
+              <w:bottom w:type="dxa" w:w="60"/>
+              <w:right w:type="dxa" w:w="120"/>
+            </w:tcMar>
+            <w:vAlign w:val="top"/>
+          </w:tcPr>
+          <w:p>
+            <w:pPr>
+              <w:spacing w:after="40" w:before="0"/>
+              <w:jc w:val="left"/>
+            </w:pPr>
+            <w:r>
+              <w:rPr>
+                <w:rFonts w:ascii="Arial" w:cs="Arial" w:eastAsia="Arial" w:hAnsi="Arial"/>
+                <w:b/>
+                <w:bCs/>
+                <w:i w:val="false"/>
+                <w:iCs w:val="false"/>
+                <w:color w:val="000000"/>
+                <w:sz w:val="18"/>
+                <w:szCs w:val="18"/>
+              </w:rPr>
+              <w:t xml:space="preserve">Storyline Thread</w:t>
+            </w:r>
+          </w:p>
+        </w:tc>
+        <w:tc>
+          <w:tcPr>
+            <w:tcW w:type="dxa" w:w="10680"/>
+            <w:shd w:fill="FFFFFF" w:color="auto" w:val="clear"/>
+            <w:tcMar>
+              <w:top w:type="dxa" w:w="60"/>
+              <w:left w:type="dxa" w:w="120"/>
+              <w:bottom w:type="dxa" w:w="60"/>
+              <w:right w:type="dxa" w:w="120"/>
+            </w:tcMar>
+            <w:vAlign w:val="top"/>
+          </w:tcPr>
+          <w:p>
+            <w:pPr>
+              <w:spacing w:after="40" w:before="0"/>
+              <w:jc w:val="left"/>
+            </w:pPr>
+            <w:r>
+              <w:rPr>
+                <w:rFonts w:ascii="Arial" w:cs="Arial" w:eastAsia="Arial" w:hAnsi="Arial"/>
+                <w:b w:val="false"/>
+                <w:bCs w:val="false"/>
+                <w:i w:val="false"/>
+                <w:iCs w:val="false"/>
+                <w:color w:val="000000"/>
+                <w:sz w:val="18"/>
+                <w:szCs w:val="18"/>
+              </w:rPr>
+              <w:t xml:space="preserve">Lesson 1 — Noticing and Wondering (Anchoring Phenomenon + Predict Phase): Students observe the anchoring phenomenon — side-by-side germination of maize and bean seeds in transparent containers, plus photographs of a mango tree trunk cross-section and a wilted, dormant seed packet. Students record predictions about why the seeds look and behave differently, and co-construct an initial Driving Question Board (DQB) with "What we think we know" and "What we wonder" columns. Key vocabulary introduced: growth vs. development.</w:t>
+            </w:r>
+          </w:p>
+          <w:p>
+            <w:pPr>
+              <w:spacing w:after="40" w:before="0"/>
+              <w:jc w:val="left"/>
+            </w:pPr>
+            <w:r>
+              <w:rPr>
+                <w:rFonts w:ascii="Arial" w:cs="Arial" w:eastAsia="Arial" w:hAnsi="Arial"/>
+                <w:b w:val="false"/>
+                <w:bCs w:val="false"/>
+                <w:i w:val="false"/>
+                <w:iCs w:val="false"/>
+                <w:color w:val="000000"/>
+                <w:sz w:val="18"/>
+                <w:szCs w:val="18"/>
+              </w:rPr>
+              <w:t xml:space="preserve"/>
+            </w:r>
+          </w:p>
+          <w:p>
+            <w:pPr>
+              <w:spacing w:after="40" w:before="0"/>
+              <w:jc w:val="left"/>
+            </w:pPr>
+            <w:r>
+              <w:rPr>
+                <w:rFonts w:ascii="Arial" w:cs="Arial" w:eastAsia="Arial" w:hAnsi="Arial"/>
+                <w:b w:val="false"/>
+                <w:bCs w:val="false"/>
+                <w:i w:val="false"/>
+                <w:iCs w:val="false"/>
+                <w:color w:val="000000"/>
+                <w:sz w:val="18"/>
+                <w:szCs w:val="18"/>
+              </w:rPr>
+              <w:t xml:space="preserve">Lesson 2 — What Is Dormancy? (Seed Dormancy + Observe Phase): Students use print and digital media to investigate the causes of seed dormancy (hard seed coat, immature embryo, chemical inhibitors, unfavourable environmental conditions). They examine dormant and non-dormant seeds and discuss methods of breaking dormancy (scarification, stratification, soaking). Kenyan context: sorghum and bean seed storage by farmers in Kisumu and Turkana. Students update the DQB with new questions about why some seeds refuse to germinate.</w:t>
+            </w:r>
+          </w:p>
+          <w:p>
+            <w:pPr>
+              <w:spacing w:after="40" w:before="0"/>
+              <w:jc w:val="left"/>
+            </w:pPr>
+            <w:r>
+              <w:rPr>
+                <w:rFonts w:ascii="Arial" w:cs="Arial" w:eastAsia="Arial" w:hAnsi="Arial"/>
+                <w:b w:val="false"/>
+                <w:bCs w:val="false"/>
+                <w:i w:val="false"/>
+                <w:iCs w:val="false"/>
+                <w:color w:val="000000"/>
+                <w:sz w:val="18"/>
+                <w:szCs w:val="18"/>
+              </w:rPr>
+              <w:t xml:space="preserve"/>
+            </w:r>
+          </w:p>
+          <w:p>
+            <w:pPr>
+              <w:spacing w:after="40" w:before="0"/>
+              <w:jc w:val="left"/>
+            </w:pPr>
+            <w:r>
+              <w:rPr>
+                <w:rFonts w:ascii="Arial" w:cs="Arial" w:eastAsia="Arial" w:hAnsi="Arial"/>
+                <w:b w:val="false"/>
+                <w:bCs w:val="false"/>
+                <w:i w:val="false"/>
+                <w:iCs w:val="false"/>
+                <w:color w:val="000000"/>
+                <w:sz w:val="18"/>
+                <w:szCs w:val="18"/>
+              </w:rPr>
+              <w:t xml:space="preserve">Lesson 3 — What Does a Seed Need? (Conditions for Germination — Experiment): Students plan and carry out a structured experiment to investigate the conditions necessary for germination (water, air/oxygen, optimum temperature) using maize or bean seeds, setting up control and experimental groups. They record observations daily and begin an evidence table. NGSS SEP: Planning and Carrying Out Investigations. Students revisit predictions from Lesson 1 and note surprises.</w:t>
+            </w:r>
+          </w:p>
+          <w:p>
+            <w:pPr>
+              <w:spacing w:after="40" w:before="0"/>
+              <w:jc w:val="left"/>
+            </w:pPr>
+            <w:r>
+              <w:rPr>
+                <w:rFonts w:ascii="Arial" w:cs="Arial" w:eastAsia="Arial" w:hAnsi="Arial"/>
+                <w:b w:val="false"/>
+                <w:bCs w:val="false"/>
+                <w:i w:val="false"/>
+                <w:iCs w:val="false"/>
+                <w:color w:val="000000"/>
+                <w:sz w:val="18"/>
+                <w:szCs w:val="18"/>
+              </w:rPr>
+              <w:t xml:space="preserve"/>
+            </w:r>
+          </w:p>
+          <w:p>
+            <w:pPr>
+              <w:spacing w:after="40" w:before="0"/>
+              <w:jc w:val="left"/>
+            </w:pPr>
+            <w:r>
+              <w:rPr>
+                <w:rFonts w:ascii="Arial" w:cs="Arial" w:eastAsia="Arial" w:hAnsi="Arial"/>
+                <w:b w:val="false"/>
+                <w:bCs w:val="false"/>
+                <w:i w:val="false"/>
+                <w:iCs w:val="false"/>
+                <w:color w:val="000000"/>
+                <w:sz w:val="18"/>
+                <w:szCs w:val="18"/>
+              </w:rPr>
+              <w:t xml:space="preserve">Lesson 4 — Two Ways to Emerge (Types of Germination — Observe + Explain Phase): Students observe and compare epigeal germination (beans — cotyledons emerge above soil) and hypogeal germination (maize — cotyledons remain underground) using germinating seeds in transparent containers. They draw and label diagrams of each type, discuss differences in cotyledon position and function, and explain why the differences exist. Connection to the anchoring phenomenon: the Kisumu farmer's puzzling observation is now explained. DQB updated.</w:t>
+            </w:r>
+          </w:p>
+          <w:p>
+            <w:pPr>
+              <w:spacing w:after="40" w:before="0"/>
+              <w:jc w:val="left"/>
+            </w:pPr>
+            <w:r>
+              <w:rPr>
+                <w:rFonts w:ascii="Arial" w:cs="Arial" w:eastAsia="Arial" w:hAnsi="Arial"/>
+                <w:b w:val="false"/>
+                <w:bCs w:val="false"/>
+                <w:i w:val="false"/>
+                <w:iCs w:val="false"/>
+                <w:color w:val="000000"/>
+                <w:sz w:val="18"/>
+                <w:szCs w:val="18"/>
+              </w:rPr>
+              <w:t xml:space="preserve"/>
+            </w:r>
+          </w:p>
+          <w:p>
+            <w:pPr>
+              <w:spacing w:after="40" w:before="0"/>
+              <w:jc w:val="left"/>
+            </w:pPr>
+            <w:r>
+              <w:rPr>
+                <w:rFonts w:ascii="Arial" w:cs="Arial" w:eastAsia="Arial" w:hAnsi="Arial"/>
+                <w:b w:val="false"/>
+                <w:bCs w:val="false"/>
+                <w:i w:val="false"/>
+                <w:iCs w:val="false"/>
+                <w:color w:val="000000"/>
+                <w:sz w:val="18"/>
+                <w:szCs w:val="18"/>
+              </w:rPr>
+              <w:t xml:space="preserve">Lesson 5 — Getting Taller vs. Getting Thicker (Primary and Secondary Growth — Explain Phase): Students distinguish between primary growth (apical meristems — increase in length) and secondary growth (lateral meristems / cambium — increase in girth/width). They examine cross-sections of a herbaceous stem (sukuma wiki) vs. a woody stem (mango or avocado twig) and identify vascular cambium. Supporting phenomenon: the mango tree trunk that widens every year. Students build an initial explanatory model of how a tree trunk grows thicker.</w:t>
+            </w:r>
+          </w:p>
+          <w:p>
+            <w:pPr>
+              <w:spacing w:after="40" w:before="0"/>
+              <w:jc w:val="left"/>
+            </w:pPr>
+            <w:r>
+              <w:rPr>
+                <w:rFonts w:ascii="Arial" w:cs="Arial" w:eastAsia="Arial" w:hAnsi="Arial"/>
+                <w:b w:val="false"/>
+                <w:bCs w:val="false"/>
+                <w:i w:val="false"/>
+                <w:iCs w:val="false"/>
+                <w:color w:val="000000"/>
+                <w:sz w:val="18"/>
+                <w:szCs w:val="18"/>
+              </w:rPr>
+              <w:t xml:space="preserve"/>
+            </w:r>
+          </w:p>
+          <w:p>
+            <w:pPr>
+              <w:spacing w:after="40" w:before="0"/>
+              <w:jc w:val="left"/>
+            </w:pPr>
+            <w:r>
+              <w:rPr>
+                <w:rFonts w:ascii="Arial" w:cs="Arial" w:eastAsia="Arial" w:hAnsi="Arial"/>
+                <w:b w:val="false"/>
+                <w:bCs w:val="false"/>
+                <w:i w:val="false"/>
+                <w:iCs w:val="false"/>
+                <w:color w:val="000000"/>
+                <w:sz w:val="18"/>
+                <w:szCs w:val="18"/>
+              </w:rPr>
+              <w:t xml:space="preserve">Lesson 6 — Chemical Messengers in Plants (Growth Hormones — Observe + Explain Phase): Students use print and digital media to research the role of growth hormones — auxins (phototropism, apical dominance), gibberellins (stem elongation, seed germination), cytokinins (cell division), abscisic acid (dormancy), and ethylene (fruit ripening). They connect the spindly sukuma wiki in the dark (supporting phenomenon) to auxin redistribution. Students design a simple demonstration of phototropism using a potted seedling and a light source (if available). DQB updated with hormone connections.</w:t>
+            </w:r>
+          </w:p>
+          <w:p>
+            <w:pPr>
+              <w:spacing w:after="40" w:before="0"/>
+              <w:jc w:val="left"/>
+            </w:pPr>
+            <w:r>
+              <w:rPr>
+                <w:rFonts w:ascii="Arial" w:cs="Arial" w:eastAsia="Arial" w:hAnsi="Arial"/>
+                <w:b w:val="false"/>
+                <w:bCs w:val="false"/>
+                <w:i w:val="false"/>
+                <w:iCs w:val="false"/>
+                <w:color w:val="000000"/>
+                <w:sz w:val="18"/>
+                <w:szCs w:val="18"/>
+              </w:rPr>
+              <w:t xml:space="preserve"/>
+            </w:r>
+          </w:p>
+          <w:p>
+            <w:pPr>
+              <w:spacing w:after="40" w:before="0"/>
+              <w:jc w:val="left"/>
+            </w:pPr>
+            <w:r>
+              <w:rPr>
+                <w:rFonts w:ascii="Arial" w:cs="Arial" w:eastAsia="Arial" w:hAnsi="Arial"/>
+                <w:b w:val="false"/>
+                <w:bCs w:val="false"/>
+                <w:i w:val="false"/>
+                <w:iCs w:val="false"/>
+                <w:color w:val="000000"/>
+                <w:sz w:val="18"/>
+                <w:szCs w:val="18"/>
+              </w:rPr>
+              <w:t xml:space="preserve">Lesson 7 — Factors Favouring Growth (Environmental Factors + Model Building): Students investigate and discuss how water, temperature, light, and nutrients influence plant growth and development through a structured group activity. Each group analyses a case study of crop growth in different Kenyan regions (tea in Kericho — cool and wet; maize in the Rift Valley — warm with seasonal rain; mangroves in Mombasa — saline and humid). Groups present findings and the class builds a cumulative explanatory model connecting germination conditions, growth types, hormones, and environmental factors to the anchoring phenomenon.</w:t>
+            </w:r>
+          </w:p>
+          <w:p>
+            <w:pPr>
+              <w:spacing w:after="40" w:before="0"/>
+              <w:jc w:val="left"/>
+            </w:pPr>
+            <w:r>
+              <w:rPr>
+                <w:rFonts w:ascii="Arial" w:cs="Arial" w:eastAsia="Arial" w:hAnsi="Arial"/>
+                <w:b w:val="false"/>
+                <w:bCs w:val="false"/>
+                <w:i w:val="false"/>
+                <w:iCs w:val="false"/>
+                <w:color w:val="000000"/>
+                <w:sz w:val="18"/>
+                <w:szCs w:val="18"/>
+              </w:rPr>
+              <w:t xml:space="preserve"/>
+            </w:r>
+          </w:p>
+          <w:p>
+            <w:pPr>
+              <w:spacing w:after="40" w:before="0"/>
+              <w:jc w:val="left"/>
+            </w:pPr>
+            <w:r>
+              <w:rPr>
+                <w:rFonts w:ascii="Arial" w:cs="Arial" w:eastAsia="Arial" w:hAnsi="Arial"/>
+                <w:b w:val="false"/>
+                <w:bCs w:val="false"/>
+                <w:i w:val="false"/>
+                <w:iCs w:val="false"/>
+                <w:color w:val="000000"/>
+                <w:sz w:val="18"/>
+                <w:szCs w:val="18"/>
+              </w:rPr>
+              <w:t xml:space="preserve">Lesson 8 — Putting It All Together (Synthesis + Cumulative Model Revision + Assessment): Students revise their individual and class models to produce a complete, labelled explanatory diagram that traces a seed's journey from dormancy through germination, primary growth, secondary growth, and the influence of hormones and environmental factors. They revisit the DQB and mark all answered questions. A structured performance task asks students to explain in writing or orally: "A farmer in Nakuru notices her bean seedlings are growing tall and pale instead of short and bushy. Using what you know about plant growth and development, explain what might be happening and what she could do." Class closes by connecting learning to careers in agronomy, horticulture, and seed technology in Kenya.</w:t>
+            </w:r>
+          </w:p>
+        </w:tc>
+      </w:tr>
+      <w:tr>
+        <w:tc>
+          <w:tcPr>
+            <w:tcW w:type="dxa" w:w="3000"/>
+            <w:shd w:fill="EAD1F5" w:color="auto" w:val="clear"/>
+            <w:tcMar>
+              <w:top w:type="dxa" w:w="60"/>
+              <w:left w:type="dxa" w:w="120"/>
+              <w:bottom w:type="dxa" w:w="60"/>
+              <w:right w:type="dxa" w:w="120"/>
+            </w:tcMar>
+            <w:vAlign w:val="top"/>
+          </w:tcPr>
+          <w:p>
+            <w:pPr>
+              <w:spacing w:after="40" w:before="0"/>
+              <w:jc w:val="left"/>
+            </w:pPr>
+            <w:r>
+              <w:rPr>
+                <w:rFonts w:ascii="Arial" w:cs="Arial" w:eastAsia="Arial" w:hAnsi="Arial"/>
+                <w:b/>
+                <w:bCs/>
+                <w:i w:val="false"/>
+                <w:iCs w:val="false"/>
+                <w:color w:val="000000"/>
+                <w:sz w:val="18"/>
+                <w:szCs w:val="18"/>
+              </w:rPr>
+              <w:t xml:space="preserve">Supporting Phenomena</w:t>
+            </w:r>
+          </w:p>
+        </w:tc>
+        <w:tc>
+          <w:tcPr>
+            <w:tcW w:type="dxa" w:w="10680"/>
+            <w:shd w:fill="FFFFFF" w:color="auto" w:val="clear"/>
+            <w:tcMar>
+              <w:top w:type="dxa" w:w="60"/>
+              <w:left w:type="dxa" w:w="120"/>
+              <w:bottom w:type="dxa" w:w="60"/>
+              <w:right w:type="dxa" w:w="120"/>
+            </w:tcMar>
+            <w:vAlign w:val="top"/>
+          </w:tcPr>
+          <w:p>
+            <w:pPr>
+              <w:spacing w:after="30" w:before="0"/>
+              <w:ind w:left="360" w:hanging="180"/>
+              <w:jc w:val="left"/>
+            </w:pPr>
+            <w:r>
+              <w:rPr>
+                <w:rFonts w:ascii="Arial" w:cs="Arial" w:eastAsia="Arial" w:hAnsi="Arial"/>
+                <w:b w:val="false"/>
+                <w:bCs w:val="false"/>
+                <w:i w:val="false"/>
+                <w:iCs w:val="false"/>
+                <w:color w:val="000000"/>
+                <w:sz w:val="18"/>
+                <w:szCs w:val="18"/>
+              </w:rPr>
+              <w:t xml:space="preserve">–  A mango tree in a Mombasa homestead has a thick, woody trunk that widens each year, while a nearby tomato plant remains soft-stemmed and dies after one season — what causes this difference in growth pattern?</w:t>
+            </w:r>
+          </w:p>
+          <w:p>
+            <w:pPr>
+              <w:spacing w:after="30" w:before="0"/>
+              <w:ind w:left="360" w:hanging="180"/>
+              <w:jc w:val="left"/>
+            </w:pPr>
+            <w:r>
+              <w:rPr>
+                <w:rFonts w:ascii="Arial" w:cs="Arial" w:eastAsia="Arial" w:hAnsi="Arial"/>
+                <w:b w:val="false"/>
+                <w:bCs w:val="false"/>
+                <w:i w:val="false"/>
+                <w:iCs w:val="false"/>
+                <w:color w:val="000000"/>
+                <w:sz w:val="18"/>
+                <w:szCs w:val="18"/>
+              </w:rPr>
+              <w:t xml:space="preserve">–  A farmer in the Rift Valley stores sorghum seeds in a granary for six months; when planted, some germinate readily while others remain dormant for weeks — what determines whether a seed germinates or stays dormant?</w:t>
+            </w:r>
+          </w:p>
+          <w:p>
+            <w:pPr>
+              <w:spacing w:after="30" w:before="0"/>
+              <w:ind w:left="360" w:hanging="180"/>
+              <w:jc w:val="left"/>
+            </w:pPr>
+            <w:r>
+              <w:rPr>
+                <w:rFonts w:ascii="Arial" w:cs="Arial" w:eastAsia="Arial" w:hAnsi="Arial"/>
+                <w:b w:val="false"/>
+                <w:bCs w:val="false"/>
+                <w:i w:val="false"/>
+                <w:iCs w:val="false"/>
+                <w:color w:val="000000"/>
+                <w:sz w:val="18"/>
+                <w:szCs w:val="18"/>
+              </w:rPr>
+              <w:t xml:space="preserve">–  A young eucalyptus tree in Nairobi is cut near the base, yet new shoots sprout from the stump within weeks, growing rapidly upward — what internal signals drive this regrowth?</w:t>
+            </w:r>
+          </w:p>
+          <w:p>
+            <w:pPr>
+              <w:spacing w:after="30" w:before="0"/>
+              <w:ind w:left="360" w:hanging="180"/>
+              <w:jc w:val="left"/>
+            </w:pPr>
+            <w:r>
+              <w:rPr>
+                <w:rFonts w:ascii="Arial" w:cs="Arial" w:eastAsia="Arial" w:hAnsi="Arial"/>
+                <w:b w:val="false"/>
+                <w:bCs w:val="false"/>
+                <w:i w:val="false"/>
+                <w:iCs w:val="false"/>
+                <w:color w:val="000000"/>
+                <w:sz w:val="18"/>
+                <w:szCs w:val="18"/>
+              </w:rPr>
+              <w:t xml:space="preserve">–  Sukuma wiki (kale) seedlings grown in a dark room become tall, pale, and spindly, while those grown in sunlight are short, dark green, and sturdy — how does light influence the direction and quality of plant growth?</w:t>
+            </w:r>
+          </w:p>
+        </w:tc>
+      </w:tr>
+    </w:tbl>
+    <w:p>
+      <w:pPr>
+        <w:spacing w:after="120"/>
+      </w:pPr>
+      <w:r>
+        <w:t xml:space="preserve"/>
       </w:r>
     </w:p>
     <w:p>
@@ -150,7 +2263,7 @@
         </w:rPr>
         <w:t xml:space="preserve">© 2026 SeaVuria and ARES. This work is licensed under a </w:t>
       </w:r>
-      <w:hyperlink w:history="1" r:id="rIdvnyuvjt78io8tc1yynnrv">
+      <w:hyperlink w:history="1" r:id="rIdpbj1_kb1ucfz85hbmrcdb">
         <w:r>
           <w:rPr>
             <w:rFonts w:ascii="Arial" w:cs="Arial" w:eastAsia="Arial" w:hAnsi="Arial"/>
@@ -170,7 +2283,7 @@
         </w:rPr>
         <w:t xml:space="preserve"> (</w:t>
       </w:r>
-      <w:hyperlink w:history="1" r:id="rIdmts0j3oob57poqajsdlhr">
+      <w:hyperlink w:history="1" r:id="rIdu8nymphfy4zuwmgbop8th">
         <w:r>
           <w:rPr>
             <w:rFonts w:ascii="Arial" w:cs="Arial" w:eastAsia="Arial" w:hAnsi="Arial"/>
@@ -190,7 +2303,7 @@
         </w:rPr>
         <w:t xml:space="preserve">). To view a copy of this license, visit </w:t>
       </w:r>
-      <w:hyperlink w:history="1" r:id="rIdlx1btjsq4q7bmfwgrvrsn">
+      <w:hyperlink w:history="1" r:id="rIdvyy0vyh-tacucj9pr218r">
         <w:r>
           <w:rPr>
             <w:rFonts w:ascii="Arial" w:cs="Arial" w:eastAsia="Arial" w:hAnsi="Arial"/>
@@ -209,2119 +2322,6 @@
           <w:szCs w:val="17"/>
         </w:rPr>
         <w:t xml:space="preserve">. You are free to copy, redistribute, and adapt this material in any medium or format, provided appropriate credit is given and the material is not used for commercial purposes. KICD learning outcomes and curriculum designations reproduced here for alignment purposes remain the property of KICD and are not covered by this license. Linked external resources (e.g. CK-12, Khan Academy, PhET) are subject to their own licenses.</w:t>
-      </w:r>
-    </w:p>
-    <w:p>
-      <w:pPr>
-        <w:spacing w:after="120"/>
-      </w:pPr>
-      <w:r>
-        <w:t xml:space="preserve"/>
-      </w:r>
-    </w:p>
-    <w:tbl>
-      <w:tblPr>
-        <w:tblW w:type="dxa" w:w="13680"/>
-        <w:tblBorders>
-          <w:top w:val="single" w:color="AAAAAA" w:sz="4"/>
-          <w:left w:val="single" w:color="AAAAAA" w:sz="4"/>
-          <w:bottom w:val="single" w:color="AAAAAA" w:sz="4"/>
-          <w:right w:val="single" w:color="AAAAAA" w:sz="4"/>
-          <w:insideH w:val="single" w:color="auto" w:sz="4"/>
-          <w:insideV w:val="single" w:color="auto" w:sz="4"/>
-        </w:tblBorders>
-        <w:tblLayout w:type="fixed"/>
-      </w:tblPr>
-      <w:tblGrid>
-        <w:gridCol w:w="3000"/>
-        <w:gridCol w:w="10680"/>
-      </w:tblGrid>
-      <w:tr>
-        <w:tc>
-          <w:tcPr>
-            <w:tcW w:type="dxa" w:w="13680"/>
-            <w:gridSpan w:val="2"/>
-            <w:shd w:fill="1F3864" w:color="auto" w:val="clear"/>
-            <w:tcMar>
-              <w:top w:type="dxa" w:w="60"/>
-              <w:left w:type="dxa" w:w="120"/>
-              <w:bottom w:type="dxa" w:w="60"/>
-              <w:right w:type="dxa" w:w="120"/>
-            </w:tcMar>
-            <w:vAlign w:val="top"/>
-          </w:tcPr>
-          <w:p>
-            <w:pPr>
-              <w:spacing w:after="40" w:before="0"/>
-              <w:jc w:val="center"/>
-            </w:pPr>
-            <w:r>
-              <w:rPr>
-                <w:rFonts w:ascii="Arial" w:cs="Arial" w:eastAsia="Arial" w:hAnsi="Arial"/>
-                <w:b/>
-                <w:bCs/>
-                <w:i w:val="false"/>
-                <w:iCs w:val="false"/>
-                <w:color w:val="FFFFFF"/>
-                <w:sz w:val="22"/>
-                <w:szCs w:val="22"/>
-              </w:rPr>
-              <w:t xml:space="preserve">SUB-STRAND OVERVIEW</w:t>
-            </w:r>
-          </w:p>
-        </w:tc>
-      </w:tr>
-      <w:tr>
-        <w:tc>
-          <w:tcPr>
-            <w:tcW w:type="dxa" w:w="3000"/>
-            <w:shd w:fill="D5E8F0" w:color="auto" w:val="clear"/>
-            <w:tcMar>
-              <w:top w:type="dxa" w:w="60"/>
-              <w:left w:type="dxa" w:w="120"/>
-              <w:bottom w:type="dxa" w:w="60"/>
-              <w:right w:type="dxa" w:w="120"/>
-            </w:tcMar>
-            <w:vAlign w:val="top"/>
-          </w:tcPr>
-          <w:p>
-            <w:pPr>
-              <w:spacing w:after="40" w:before="0"/>
-              <w:jc w:val="left"/>
-            </w:pPr>
-            <w:r>
-              <w:rPr>
-                <w:rFonts w:ascii="Arial" w:cs="Arial" w:eastAsia="Arial" w:hAnsi="Arial"/>
-                <w:b/>
-                <w:bCs/>
-                <w:i w:val="false"/>
-                <w:iCs w:val="false"/>
-                <w:color w:val="000000"/>
-                <w:sz w:val="18"/>
-                <w:szCs w:val="18"/>
-              </w:rPr>
-              <w:t xml:space="preserve">Grade Level</w:t>
-            </w:r>
-          </w:p>
-        </w:tc>
-        <w:tc>
-          <w:tcPr>
-            <w:tcW w:type="dxa" w:w="10680"/>
-            <w:shd w:fill="FFFFFF" w:color="auto" w:val="clear"/>
-            <w:tcMar>
-              <w:top w:type="dxa" w:w="60"/>
-              <w:left w:type="dxa" w:w="120"/>
-              <w:bottom w:type="dxa" w:w="60"/>
-              <w:right w:type="dxa" w:w="120"/>
-            </w:tcMar>
-            <w:vAlign w:val="top"/>
-          </w:tcPr>
-          <w:p>
-            <w:pPr>
-              <w:spacing w:after="40" w:before="0"/>
-              <w:jc w:val="left"/>
-            </w:pPr>
-            <w:r>
-              <w:rPr>
-                <w:rFonts w:ascii="Arial" w:cs="Arial" w:eastAsia="Arial" w:hAnsi="Arial"/>
-                <w:b w:val="false"/>
-                <w:bCs w:val="false"/>
-                <w:i w:val="false"/>
-                <w:iCs w:val="false"/>
-                <w:color w:val="000000"/>
-                <w:sz w:val="18"/>
-                <w:szCs w:val="18"/>
-              </w:rPr>
-              <w:t xml:space="preserve">10</w:t>
-            </w:r>
-          </w:p>
-        </w:tc>
-      </w:tr>
-      <w:tr>
-        <w:tc>
-          <w:tcPr>
-            <w:tcW w:type="dxa" w:w="3000"/>
-            <w:shd w:fill="D5E8F0" w:color="auto" w:val="clear"/>
-            <w:tcMar>
-              <w:top w:type="dxa" w:w="60"/>
-              <w:left w:type="dxa" w:w="120"/>
-              <w:bottom w:type="dxa" w:w="60"/>
-              <w:right w:type="dxa" w:w="120"/>
-            </w:tcMar>
-            <w:vAlign w:val="top"/>
-          </w:tcPr>
-          <w:p>
-            <w:pPr>
-              <w:spacing w:after="40" w:before="0"/>
-              <w:jc w:val="left"/>
-            </w:pPr>
-            <w:r>
-              <w:rPr>
-                <w:rFonts w:ascii="Arial" w:cs="Arial" w:eastAsia="Arial" w:hAnsi="Arial"/>
-                <w:b/>
-                <w:bCs/>
-                <w:i w:val="false"/>
-                <w:iCs w:val="false"/>
-                <w:color w:val="000000"/>
-                <w:sz w:val="18"/>
-                <w:szCs w:val="18"/>
-              </w:rPr>
-              <w:t xml:space="preserve">Subject</w:t>
-            </w:r>
-          </w:p>
-        </w:tc>
-        <w:tc>
-          <w:tcPr>
-            <w:tcW w:type="dxa" w:w="10680"/>
-            <w:shd w:fill="FFFFFF" w:color="auto" w:val="clear"/>
-            <w:tcMar>
-              <w:top w:type="dxa" w:w="60"/>
-              <w:left w:type="dxa" w:w="120"/>
-              <w:bottom w:type="dxa" w:w="60"/>
-              <w:right w:type="dxa" w:w="120"/>
-            </w:tcMar>
-            <w:vAlign w:val="top"/>
-          </w:tcPr>
-          <w:p>
-            <w:pPr>
-              <w:spacing w:after="40" w:before="0"/>
-              <w:jc w:val="left"/>
-            </w:pPr>
-            <w:r>
-              <w:rPr>
-                <w:rFonts w:ascii="Arial" w:cs="Arial" w:eastAsia="Arial" w:hAnsi="Arial"/>
-                <w:b w:val="false"/>
-                <w:bCs w:val="false"/>
-                <w:i w:val="false"/>
-                <w:iCs w:val="false"/>
-                <w:color w:val="000000"/>
-                <w:sz w:val="18"/>
-                <w:szCs w:val="18"/>
-              </w:rPr>
-              <w:t xml:space="preserve">General Science</w:t>
-            </w:r>
-          </w:p>
-        </w:tc>
-      </w:tr>
-      <w:tr>
-        <w:tc>
-          <w:tcPr>
-            <w:tcW w:type="dxa" w:w="3000"/>
-            <w:shd w:fill="D5E8F0" w:color="auto" w:val="clear"/>
-            <w:tcMar>
-              <w:top w:type="dxa" w:w="60"/>
-              <w:left w:type="dxa" w:w="120"/>
-              <w:bottom w:type="dxa" w:w="60"/>
-              <w:right w:type="dxa" w:w="120"/>
-            </w:tcMar>
-            <w:vAlign w:val="top"/>
-          </w:tcPr>
-          <w:p>
-            <w:pPr>
-              <w:spacing w:after="40" w:before="0"/>
-              <w:jc w:val="left"/>
-            </w:pPr>
-            <w:r>
-              <w:rPr>
-                <w:rFonts w:ascii="Arial" w:cs="Arial" w:eastAsia="Arial" w:hAnsi="Arial"/>
-                <w:b/>
-                <w:bCs/>
-                <w:i w:val="false"/>
-                <w:iCs w:val="false"/>
-                <w:color w:val="000000"/>
-                <w:sz w:val="18"/>
-                <w:szCs w:val="18"/>
-              </w:rPr>
-              <w:t xml:space="preserve">Strand</w:t>
-            </w:r>
-          </w:p>
-        </w:tc>
-        <w:tc>
-          <w:tcPr>
-            <w:tcW w:type="dxa" w:w="10680"/>
-            <w:shd w:fill="FFFFFF" w:color="auto" w:val="clear"/>
-            <w:tcMar>
-              <w:top w:type="dxa" w:w="60"/>
-              <w:left w:type="dxa" w:w="120"/>
-              <w:bottom w:type="dxa" w:w="60"/>
-              <w:right w:type="dxa" w:w="120"/>
-            </w:tcMar>
-            <w:vAlign w:val="top"/>
-          </w:tcPr>
-          <w:p>
-            <w:pPr>
-              <w:spacing w:after="40" w:before="0"/>
-              <w:jc w:val="left"/>
-            </w:pPr>
-            <w:r>
-              <w:rPr>
-                <w:rFonts w:ascii="Arial" w:cs="Arial" w:eastAsia="Arial" w:hAnsi="Arial"/>
-                <w:b w:val="false"/>
-                <w:bCs w:val="false"/>
-                <w:i w:val="false"/>
-                <w:iCs w:val="false"/>
-                <w:color w:val="000000"/>
-                <w:sz w:val="18"/>
-                <w:szCs w:val="18"/>
-              </w:rPr>
-              <w:t xml:space="preserve">Strand 1.0: Life Science</w:t>
-            </w:r>
-          </w:p>
-        </w:tc>
-      </w:tr>
-      <w:tr>
-        <w:tc>
-          <w:tcPr>
-            <w:tcW w:type="dxa" w:w="3000"/>
-            <w:shd w:fill="D5E8F0" w:color="auto" w:val="clear"/>
-            <w:tcMar>
-              <w:top w:type="dxa" w:w="60"/>
-              <w:left w:type="dxa" w:w="120"/>
-              <w:bottom w:type="dxa" w:w="60"/>
-              <w:right w:type="dxa" w:w="120"/>
-            </w:tcMar>
-            <w:vAlign w:val="top"/>
-          </w:tcPr>
-          <w:p>
-            <w:pPr>
-              <w:spacing w:after="40" w:before="0"/>
-              <w:jc w:val="left"/>
-            </w:pPr>
-            <w:r>
-              <w:rPr>
-                <w:rFonts w:ascii="Arial" w:cs="Arial" w:eastAsia="Arial" w:hAnsi="Arial"/>
-                <w:b/>
-                <w:bCs/>
-                <w:i w:val="false"/>
-                <w:iCs w:val="false"/>
-                <w:color w:val="000000"/>
-                <w:sz w:val="18"/>
-                <w:szCs w:val="18"/>
-              </w:rPr>
-              <w:t xml:space="preserve">Sub-Strand</w:t>
-            </w:r>
-          </w:p>
-        </w:tc>
-        <w:tc>
-          <w:tcPr>
-            <w:tcW w:type="dxa" w:w="10680"/>
-            <w:shd w:fill="FFFFFF" w:color="auto" w:val="clear"/>
-            <w:tcMar>
-              <w:top w:type="dxa" w:w="60"/>
-              <w:left w:type="dxa" w:w="120"/>
-              <w:bottom w:type="dxa" w:w="60"/>
-              <w:right w:type="dxa" w:w="120"/>
-            </w:tcMar>
-            <w:vAlign w:val="top"/>
-          </w:tcPr>
-          <w:p>
-            <w:pPr>
-              <w:spacing w:after="40" w:before="0"/>
-              <w:jc w:val="left"/>
-            </w:pPr>
-            <w:r>
-              <w:rPr>
-                <w:rFonts w:ascii="Arial" w:cs="Arial" w:eastAsia="Arial" w:hAnsi="Arial"/>
-                <w:b w:val="false"/>
-                <w:bCs w:val="false"/>
-                <w:i w:val="false"/>
-                <w:iCs w:val="false"/>
-                <w:color w:val="000000"/>
-                <w:sz w:val="18"/>
-                <w:szCs w:val="18"/>
-              </w:rPr>
-              <w:t xml:space="preserve">Sub-Strand 1.6: Plant Growth and Development</w:t>
-            </w:r>
-          </w:p>
-        </w:tc>
-      </w:tr>
-      <w:tr>
-        <w:tc>
-          <w:tcPr>
-            <w:tcW w:type="dxa" w:w="3000"/>
-            <w:shd w:fill="D5E8F0" w:color="auto" w:val="clear"/>
-            <w:tcMar>
-              <w:top w:type="dxa" w:w="60"/>
-              <w:left w:type="dxa" w:w="120"/>
-              <w:bottom w:type="dxa" w:w="60"/>
-              <w:right w:type="dxa" w:w="120"/>
-            </w:tcMar>
-            <w:vAlign w:val="top"/>
-          </w:tcPr>
-          <w:p>
-            <w:pPr>
-              <w:spacing w:after="40" w:before="0"/>
-              <w:jc w:val="left"/>
-            </w:pPr>
-            <w:r>
-              <w:rPr>
-                <w:rFonts w:ascii="Arial" w:cs="Arial" w:eastAsia="Arial" w:hAnsi="Arial"/>
-                <w:b/>
-                <w:bCs/>
-                <w:i w:val="false"/>
-                <w:iCs w:val="false"/>
-                <w:color w:val="000000"/>
-                <w:sz w:val="18"/>
-                <w:szCs w:val="18"/>
-              </w:rPr>
-              <w:t xml:space="preserve">Total Duration</w:t>
-            </w:r>
-          </w:p>
-        </w:tc>
-        <w:tc>
-          <w:tcPr>
-            <w:tcW w:type="dxa" w:w="10680"/>
-            <w:shd w:fill="FFFFFF" w:color="auto" w:val="clear"/>
-            <w:tcMar>
-              <w:top w:type="dxa" w:w="60"/>
-              <w:left w:type="dxa" w:w="120"/>
-              <w:bottom w:type="dxa" w:w="60"/>
-              <w:right w:type="dxa" w:w="120"/>
-            </w:tcMar>
-            <w:vAlign w:val="top"/>
-          </w:tcPr>
-          <w:p>
-            <w:pPr>
-              <w:spacing w:after="40" w:before="0"/>
-              <w:jc w:val="left"/>
-            </w:pPr>
-            <w:r>
-              <w:rPr>
-                <w:rFonts w:ascii="Arial" w:cs="Arial" w:eastAsia="Arial" w:hAnsi="Arial"/>
-                <w:b w:val="false"/>
-                <w:bCs w:val="false"/>
-                <w:i w:val="false"/>
-                <w:iCs w:val="false"/>
-                <w:color w:val="000000"/>
-                <w:sz w:val="18"/>
-                <w:szCs w:val="18"/>
-              </w:rPr>
-              <w:t xml:space="preserve">8 lessons × 40 minutes = 320 minutes total</w:t>
-            </w:r>
-          </w:p>
-        </w:tc>
-      </w:tr>
-      <w:tr>
-        <w:tc>
-          <w:tcPr>
-            <w:tcW w:type="dxa" w:w="3000"/>
-            <w:shd w:fill="D5E8F0" w:color="auto" w:val="clear"/>
-            <w:tcMar>
-              <w:top w:type="dxa" w:w="60"/>
-              <w:left w:type="dxa" w:w="120"/>
-              <w:bottom w:type="dxa" w:w="60"/>
-              <w:right w:type="dxa" w:w="120"/>
-            </w:tcMar>
-            <w:vAlign w:val="top"/>
-          </w:tcPr>
-          <w:p>
-            <w:pPr>
-              <w:spacing w:after="40" w:before="0"/>
-              <w:jc w:val="left"/>
-            </w:pPr>
-            <w:r>
-              <w:rPr>
-                <w:rFonts w:ascii="Arial" w:cs="Arial" w:eastAsia="Arial" w:hAnsi="Arial"/>
-                <w:b/>
-                <w:bCs/>
-                <w:i w:val="false"/>
-                <w:iCs w:val="false"/>
-                <w:color w:val="000000"/>
-                <w:sz w:val="18"/>
-                <w:szCs w:val="18"/>
-              </w:rPr>
-              <w:t xml:space="preserve">Sub-Strand Content</w:t>
-            </w:r>
-          </w:p>
-        </w:tc>
-        <w:tc>
-          <w:tcPr>
-            <w:tcW w:type="dxa" w:w="10680"/>
-            <w:shd w:fill="FFFFFF" w:color="auto" w:val="clear"/>
-            <w:tcMar>
-              <w:top w:type="dxa" w:w="60"/>
-              <w:left w:type="dxa" w:w="120"/>
-              <w:bottom w:type="dxa" w:w="60"/>
-              <w:right w:type="dxa" w:w="120"/>
-            </w:tcMar>
-            <w:vAlign w:val="top"/>
-          </w:tcPr>
-          <w:p>
-            <w:pPr>
-              <w:spacing w:after="30" w:before="0"/>
-              <w:ind w:left="360" w:hanging="180"/>
-              <w:jc w:val="left"/>
-            </w:pPr>
-            <w:r>
-              <w:rPr>
-                <w:rFonts w:ascii="Arial" w:cs="Arial" w:eastAsia="Arial" w:hAnsi="Arial"/>
-                <w:b w:val="false"/>
-                <w:bCs w:val="false"/>
-                <w:i w:val="false"/>
-                <w:iCs w:val="false"/>
-                <w:color w:val="000000"/>
-                <w:sz w:val="18"/>
-                <w:szCs w:val="18"/>
-              </w:rPr>
-              <w:t xml:space="preserve">–  Concept of growth and development in plants</w:t>
-            </w:r>
-          </w:p>
-          <w:p>
-            <w:pPr>
-              <w:spacing w:after="30" w:before="0"/>
-              <w:ind w:left="360" w:hanging="180"/>
-              <w:jc w:val="left"/>
-            </w:pPr>
-            <w:r>
-              <w:rPr>
-                <w:rFonts w:ascii="Arial" w:cs="Arial" w:eastAsia="Arial" w:hAnsi="Arial"/>
-                <w:b w:val="false"/>
-                <w:bCs w:val="false"/>
-                <w:i w:val="false"/>
-                <w:iCs w:val="false"/>
-                <w:color w:val="000000"/>
-                <w:sz w:val="18"/>
-                <w:szCs w:val="18"/>
-              </w:rPr>
-              <w:t xml:space="preserve">–  Seed dormancy</w:t>
-            </w:r>
-          </w:p>
-          <w:p>
-            <w:pPr>
-              <w:spacing w:after="30" w:before="0"/>
-              <w:ind w:left="360" w:hanging="180"/>
-              <w:jc w:val="left"/>
-            </w:pPr>
-            <w:r>
-              <w:rPr>
-                <w:rFonts w:ascii="Arial" w:cs="Arial" w:eastAsia="Arial" w:hAnsi="Arial"/>
-                <w:b w:val="false"/>
-                <w:bCs w:val="false"/>
-                <w:i w:val="false"/>
-                <w:iCs w:val="false"/>
-                <w:color w:val="000000"/>
-                <w:sz w:val="18"/>
-                <w:szCs w:val="18"/>
-              </w:rPr>
-              <w:t xml:space="preserve">–  Conditions necessary for germination</w:t>
-            </w:r>
-          </w:p>
-          <w:p>
-            <w:pPr>
-              <w:spacing w:after="30" w:before="0"/>
-              <w:ind w:left="360" w:hanging="180"/>
-              <w:jc w:val="left"/>
-            </w:pPr>
-            <w:r>
-              <w:rPr>
-                <w:rFonts w:ascii="Arial" w:cs="Arial" w:eastAsia="Arial" w:hAnsi="Arial"/>
-                <w:b w:val="false"/>
-                <w:bCs w:val="false"/>
-                <w:i w:val="false"/>
-                <w:iCs w:val="false"/>
-                <w:color w:val="000000"/>
-                <w:sz w:val="18"/>
-                <w:szCs w:val="18"/>
-              </w:rPr>
-              <w:t xml:space="preserve">–  Types of germination (epigeal and hypogeal)</w:t>
-            </w:r>
-          </w:p>
-          <w:p>
-            <w:pPr>
-              <w:spacing w:after="30" w:before="0"/>
-              <w:ind w:left="360" w:hanging="180"/>
-              <w:jc w:val="left"/>
-            </w:pPr>
-            <w:r>
-              <w:rPr>
-                <w:rFonts w:ascii="Arial" w:cs="Arial" w:eastAsia="Arial" w:hAnsi="Arial"/>
-                <w:b w:val="false"/>
-                <w:bCs w:val="false"/>
-                <w:i w:val="false"/>
-                <w:iCs w:val="false"/>
-                <w:color w:val="000000"/>
-                <w:sz w:val="18"/>
-                <w:szCs w:val="18"/>
-              </w:rPr>
-              <w:t xml:space="preserve">–  Primary and secondary growth in plants</w:t>
-            </w:r>
-          </w:p>
-          <w:p>
-            <w:pPr>
-              <w:spacing w:after="30" w:before="0"/>
-              <w:ind w:left="360" w:hanging="180"/>
-              <w:jc w:val="left"/>
-            </w:pPr>
-            <w:r>
-              <w:rPr>
-                <w:rFonts w:ascii="Arial" w:cs="Arial" w:eastAsia="Arial" w:hAnsi="Arial"/>
-                <w:b w:val="false"/>
-                <w:bCs w:val="false"/>
-                <w:i w:val="false"/>
-                <w:iCs w:val="false"/>
-                <w:color w:val="000000"/>
-                <w:sz w:val="18"/>
-                <w:szCs w:val="18"/>
-              </w:rPr>
-              <w:t xml:space="preserve">–  Role of growth hormones in plants</w:t>
-            </w:r>
-          </w:p>
-          <w:p>
-            <w:pPr>
-              <w:spacing w:after="30" w:before="0"/>
-              <w:ind w:left="360" w:hanging="180"/>
-              <w:jc w:val="left"/>
-            </w:pPr>
-            <w:r>
-              <w:rPr>
-                <w:rFonts w:ascii="Arial" w:cs="Arial" w:eastAsia="Arial" w:hAnsi="Arial"/>
-                <w:b w:val="false"/>
-                <w:bCs w:val="false"/>
-                <w:i w:val="false"/>
-                <w:iCs w:val="false"/>
-                <w:color w:val="000000"/>
-                <w:sz w:val="18"/>
-                <w:szCs w:val="18"/>
-              </w:rPr>
-              <w:t xml:space="preserve">–  Factors that contribute to growth and development in plants (water, temperature, light, nutrients)</w:t>
-            </w:r>
-          </w:p>
-        </w:tc>
-      </w:tr>
-      <w:tr>
-        <w:tc>
-          <w:tcPr>
-            <w:tcW w:type="dxa" w:w="3000"/>
-            <w:shd w:fill="D5E8F0" w:color="auto" w:val="clear"/>
-            <w:tcMar>
-              <w:top w:type="dxa" w:w="60"/>
-              <w:left w:type="dxa" w:w="120"/>
-              <w:bottom w:type="dxa" w:w="60"/>
-              <w:right w:type="dxa" w:w="120"/>
-            </w:tcMar>
-            <w:vAlign w:val="top"/>
-          </w:tcPr>
-          <w:p>
-            <w:pPr>
-              <w:spacing w:after="40" w:before="0"/>
-              <w:jc w:val="left"/>
-            </w:pPr>
-            <w:r>
-              <w:rPr>
-                <w:rFonts w:ascii="Arial" w:cs="Arial" w:eastAsia="Arial" w:hAnsi="Arial"/>
-                <w:b/>
-                <w:bCs/>
-                <w:i w:val="false"/>
-                <w:iCs w:val="false"/>
-                <w:color w:val="000000"/>
-                <w:sz w:val="18"/>
-                <w:szCs w:val="18"/>
-              </w:rPr>
-              <w:t xml:space="preserve">Learning Outcomes</w:t>
-            </w:r>
-          </w:p>
-        </w:tc>
-        <w:tc>
-          <w:tcPr>
-            <w:tcW w:type="dxa" w:w="10680"/>
-            <w:shd w:fill="FFFFFF" w:color="auto" w:val="clear"/>
-            <w:tcMar>
-              <w:top w:type="dxa" w:w="60"/>
-              <w:left w:type="dxa" w:w="120"/>
-              <w:bottom w:type="dxa" w:w="60"/>
-              <w:right w:type="dxa" w:w="120"/>
-            </w:tcMar>
-            <w:vAlign w:val="top"/>
-          </w:tcPr>
-          <w:p>
-            <w:pPr>
-              <w:spacing w:after="40" w:before="0"/>
-              <w:jc w:val="left"/>
-            </w:pPr>
-            <w:r>
-              <w:rPr>
-                <w:rFonts w:ascii="Arial" w:cs="Arial" w:eastAsia="Arial" w:hAnsi="Arial"/>
-                <w:b w:val="false"/>
-                <w:bCs w:val="false"/>
-                <w:i w:val="false"/>
-                <w:iCs w:val="false"/>
-                <w:color w:val="000000"/>
-                <w:sz w:val="18"/>
-                <w:szCs w:val="18"/>
-              </w:rPr>
-              <w:t xml:space="preserve">By the end of the sub-strand, the learner should be able to:</w:t>
-            </w:r>
-          </w:p>
-          <w:p>
-            <w:pPr>
-              <w:spacing w:after="40" w:before="0"/>
-              <w:jc w:val="left"/>
-            </w:pPr>
-            <w:r>
-              <w:rPr>
-                <w:rFonts w:ascii="Arial" w:cs="Arial" w:eastAsia="Arial" w:hAnsi="Arial"/>
-                <w:b w:val="false"/>
-                <w:bCs w:val="false"/>
-                <w:i w:val="false"/>
-                <w:iCs w:val="false"/>
-                <w:color w:val="000000"/>
-                <w:sz w:val="18"/>
-                <w:szCs w:val="18"/>
-              </w:rPr>
-              <w:t xml:space="preserve">a) explain the meaning of growth and development in plants,</w:t>
-            </w:r>
-          </w:p>
-          <w:p>
-            <w:pPr>
-              <w:spacing w:after="40" w:before="0"/>
-              <w:jc w:val="left"/>
-            </w:pPr>
-            <w:r>
-              <w:rPr>
-                <w:rFonts w:ascii="Arial" w:cs="Arial" w:eastAsia="Arial" w:hAnsi="Arial"/>
-                <w:b w:val="false"/>
-                <w:bCs w:val="false"/>
-                <w:i w:val="false"/>
-                <w:iCs w:val="false"/>
-                <w:color w:val="000000"/>
-                <w:sz w:val="18"/>
-                <w:szCs w:val="18"/>
-              </w:rPr>
-              <w:t xml:space="preserve">b) describe the causes of seed dormancy in plants,</w:t>
-            </w:r>
-          </w:p>
-          <w:p>
-            <w:pPr>
-              <w:spacing w:after="40" w:before="0"/>
-              <w:jc w:val="left"/>
-            </w:pPr>
-            <w:r>
-              <w:rPr>
-                <w:rFonts w:ascii="Arial" w:cs="Arial" w:eastAsia="Arial" w:hAnsi="Arial"/>
-                <w:b w:val="false"/>
-                <w:bCs w:val="false"/>
-                <w:i w:val="false"/>
-                <w:iCs w:val="false"/>
-                <w:color w:val="000000"/>
-                <w:sz w:val="18"/>
-                <w:szCs w:val="18"/>
-              </w:rPr>
-              <w:t xml:space="preserve">c) investigate the conditions necessary for germination,</w:t>
-            </w:r>
-          </w:p>
-          <w:p>
-            <w:pPr>
-              <w:spacing w:after="40" w:before="0"/>
-              <w:jc w:val="left"/>
-            </w:pPr>
-            <w:r>
-              <w:rPr>
-                <w:rFonts w:ascii="Arial" w:cs="Arial" w:eastAsia="Arial" w:hAnsi="Arial"/>
-                <w:b w:val="false"/>
-                <w:bCs w:val="false"/>
-                <w:i w:val="false"/>
-                <w:iCs w:val="false"/>
-                <w:color w:val="000000"/>
-                <w:sz w:val="18"/>
-                <w:szCs w:val="18"/>
-              </w:rPr>
-              <w:t xml:space="preserve">d) differentiate between epigeal and hypogeal germination,</w:t>
-            </w:r>
-          </w:p>
-          <w:p>
-            <w:pPr>
-              <w:spacing w:after="40" w:before="0"/>
-              <w:jc w:val="left"/>
-            </w:pPr>
-            <w:r>
-              <w:rPr>
-                <w:rFonts w:ascii="Arial" w:cs="Arial" w:eastAsia="Arial" w:hAnsi="Arial"/>
-                <w:b w:val="false"/>
-                <w:bCs w:val="false"/>
-                <w:i w:val="false"/>
-                <w:iCs w:val="false"/>
-                <w:color w:val="000000"/>
-                <w:sz w:val="18"/>
-                <w:szCs w:val="18"/>
-              </w:rPr>
-              <w:t xml:space="preserve">e) distinguish between primary and secondary growth in plants,</w:t>
-            </w:r>
-          </w:p>
-          <w:p>
-            <w:pPr>
-              <w:spacing w:after="40" w:before="0"/>
-              <w:jc w:val="left"/>
-            </w:pPr>
-            <w:r>
-              <w:rPr>
-                <w:rFonts w:ascii="Arial" w:cs="Arial" w:eastAsia="Arial" w:hAnsi="Arial"/>
-                <w:b w:val="false"/>
-                <w:bCs w:val="false"/>
-                <w:i w:val="false"/>
-                <w:iCs w:val="false"/>
-                <w:color w:val="000000"/>
-                <w:sz w:val="18"/>
-                <w:szCs w:val="18"/>
-              </w:rPr>
-              <w:t xml:space="preserve">f) describe factors that contribute to growth and development in plants,</w:t>
-            </w:r>
-          </w:p>
-          <w:p>
-            <w:pPr>
-              <w:spacing w:after="40" w:before="0"/>
-              <w:jc w:val="left"/>
-            </w:pPr>
-            <w:r>
-              <w:rPr>
-                <w:rFonts w:ascii="Arial" w:cs="Arial" w:eastAsia="Arial" w:hAnsi="Arial"/>
-                <w:b w:val="false"/>
-                <w:bCs w:val="false"/>
-                <w:i w:val="false"/>
-                <w:iCs w:val="false"/>
-                <w:color w:val="000000"/>
-                <w:sz w:val="18"/>
-                <w:szCs w:val="18"/>
-              </w:rPr>
-              <w:t xml:space="preserve">g) describe the role of growth hormones in plants,</w:t>
-            </w:r>
-          </w:p>
-          <w:p>
-            <w:pPr>
-              <w:spacing w:after="40" w:before="0"/>
-              <w:jc w:val="left"/>
-            </w:pPr>
-            <w:r>
-              <w:rPr>
-                <w:rFonts w:ascii="Arial" w:cs="Arial" w:eastAsia="Arial" w:hAnsi="Arial"/>
-                <w:b w:val="false"/>
-                <w:bCs w:val="false"/>
-                <w:i w:val="false"/>
-                <w:iCs w:val="false"/>
-                <w:color w:val="000000"/>
-                <w:sz w:val="18"/>
-                <w:szCs w:val="18"/>
-              </w:rPr>
-              <w:t xml:space="preserve">h) appreciate the concept of growth and development in plants.</w:t>
-            </w:r>
-          </w:p>
-        </w:tc>
-      </w:tr>
-      <w:tr>
-        <w:tc>
-          <w:tcPr>
-            <w:tcW w:type="dxa" w:w="3000"/>
-            <w:shd w:fill="D5E8F0" w:color="auto" w:val="clear"/>
-            <w:tcMar>
-              <w:top w:type="dxa" w:w="60"/>
-              <w:left w:type="dxa" w:w="120"/>
-              <w:bottom w:type="dxa" w:w="60"/>
-              <w:right w:type="dxa" w:w="120"/>
-            </w:tcMar>
-            <w:vAlign w:val="top"/>
-          </w:tcPr>
-          <w:p>
-            <w:pPr>
-              <w:spacing w:after="40" w:before="0"/>
-              <w:jc w:val="left"/>
-            </w:pPr>
-            <w:r>
-              <w:rPr>
-                <w:rFonts w:ascii="Arial" w:cs="Arial" w:eastAsia="Arial" w:hAnsi="Arial"/>
-                <w:b/>
-                <w:bCs/>
-                <w:i w:val="false"/>
-                <w:iCs w:val="false"/>
-                <w:color w:val="000000"/>
-                <w:sz w:val="18"/>
-                <w:szCs w:val="18"/>
-              </w:rPr>
-              <w:t xml:space="preserve">Core Competencies</w:t>
-            </w:r>
-          </w:p>
-        </w:tc>
-        <w:tc>
-          <w:tcPr>
-            <w:tcW w:type="dxa" w:w="10680"/>
-            <w:shd w:fill="FFFFFF" w:color="auto" w:val="clear"/>
-            <w:tcMar>
-              <w:top w:type="dxa" w:w="60"/>
-              <w:left w:type="dxa" w:w="120"/>
-              <w:bottom w:type="dxa" w:w="60"/>
-              <w:right w:type="dxa" w:w="120"/>
-            </w:tcMar>
-            <w:vAlign w:val="top"/>
-          </w:tcPr>
-          <w:p>
-            <w:pPr>
-              <w:spacing w:after="30" w:before="0"/>
-              <w:ind w:left="360" w:hanging="180"/>
-              <w:jc w:val="left"/>
-            </w:pPr>
-            <w:r>
-              <w:rPr>
-                <w:rFonts w:ascii="Arial" w:cs="Arial" w:eastAsia="Arial" w:hAnsi="Arial"/>
-                <w:b w:val="false"/>
-                <w:bCs w:val="false"/>
-                <w:i w:val="false"/>
-                <w:iCs w:val="false"/>
-                <w:color w:val="000000"/>
-                <w:sz w:val="18"/>
-                <w:szCs w:val="18"/>
-              </w:rPr>
-              <w:t xml:space="preserve">–  Communication and Collaboration: as the learner shares information gathered on differences between plant growth and development, discussing findings from germination experiments with peers in plenary.</w:t>
-            </w:r>
-          </w:p>
-          <w:p>
-            <w:pPr>
-              <w:spacing w:after="30" w:before="0"/>
-              <w:ind w:left="360" w:hanging="180"/>
-              <w:jc w:val="left"/>
-            </w:pPr>
-            <w:r>
-              <w:rPr>
-                <w:rFonts w:ascii="Arial" w:cs="Arial" w:eastAsia="Arial" w:hAnsi="Arial"/>
-                <w:b w:val="false"/>
-                <w:bCs w:val="false"/>
-                <w:i w:val="false"/>
-                <w:iCs w:val="false"/>
-                <w:color w:val="000000"/>
-                <w:sz w:val="18"/>
-                <w:szCs w:val="18"/>
-              </w:rPr>
-              <w:t xml:space="preserve">–  Self-efficacy: as the learner works on practical activities to investigate epigeal and hypogeal germination using locally available seeds such as maize (hypogeal) and beans (epigeal).</w:t>
-            </w:r>
-          </w:p>
-          <w:p>
-            <w:pPr>
-              <w:spacing w:after="30" w:before="0"/>
-              <w:ind w:left="360" w:hanging="180"/>
-              <w:jc w:val="left"/>
-            </w:pPr>
-            <w:r>
-              <w:rPr>
-                <w:rFonts w:ascii="Arial" w:cs="Arial" w:eastAsia="Arial" w:hAnsi="Arial"/>
-                <w:b w:val="false"/>
-                <w:bCs w:val="false"/>
-                <w:i w:val="false"/>
-                <w:iCs w:val="false"/>
-                <w:color w:val="000000"/>
-                <w:sz w:val="18"/>
-                <w:szCs w:val="18"/>
-              </w:rPr>
-              <w:t xml:space="preserve">–  Learning to Learn: as the learner reflects on the experiments investigating conditions necessary for germination and adjusts conclusions based on evidence gathered.</w:t>
-            </w:r>
-          </w:p>
-        </w:tc>
-      </w:tr>
-      <w:tr>
-        <w:tc>
-          <w:tcPr>
-            <w:tcW w:type="dxa" w:w="3000"/>
-            <w:shd w:fill="E2EFDA" w:color="auto" w:val="clear"/>
-            <w:tcMar>
-              <w:top w:type="dxa" w:w="60"/>
-              <w:left w:type="dxa" w:w="120"/>
-              <w:bottom w:type="dxa" w:w="60"/>
-              <w:right w:type="dxa" w:w="120"/>
-            </w:tcMar>
-            <w:vAlign w:val="top"/>
-          </w:tcPr>
-          <w:p>
-            <w:pPr>
-              <w:spacing w:after="40" w:before="0"/>
-              <w:jc w:val="left"/>
-            </w:pPr>
-            <w:r>
-              <w:rPr>
-                <w:rFonts w:ascii="Arial" w:cs="Arial" w:eastAsia="Arial" w:hAnsi="Arial"/>
-                <w:b/>
-                <w:bCs/>
-                <w:i w:val="false"/>
-                <w:iCs w:val="false"/>
-                <w:color w:val="000000"/>
-                <w:sz w:val="18"/>
-                <w:szCs w:val="18"/>
-              </w:rPr>
-              <w:t xml:space="preserve">Core Values</w:t>
-            </w:r>
-          </w:p>
-        </w:tc>
-        <w:tc>
-          <w:tcPr>
-            <w:tcW w:type="dxa" w:w="10680"/>
-            <w:shd w:fill="FFFFFF" w:color="auto" w:val="clear"/>
-            <w:tcMar>
-              <w:top w:type="dxa" w:w="60"/>
-              <w:left w:type="dxa" w:w="120"/>
-              <w:bottom w:type="dxa" w:w="60"/>
-              <w:right w:type="dxa" w:w="120"/>
-            </w:tcMar>
-            <w:vAlign w:val="top"/>
-          </w:tcPr>
-          <w:p>
-            <w:pPr>
-              <w:spacing w:after="30" w:before="0"/>
-              <w:ind w:left="360" w:hanging="180"/>
-              <w:jc w:val="left"/>
-            </w:pPr>
-            <w:r>
-              <w:rPr>
-                <w:rFonts w:ascii="Arial" w:cs="Arial" w:eastAsia="Arial" w:hAnsi="Arial"/>
-                <w:b w:val="false"/>
-                <w:bCs w:val="false"/>
-                <w:i w:val="false"/>
-                <w:iCs w:val="false"/>
-                <w:color w:val="000000"/>
-                <w:sz w:val="18"/>
-                <w:szCs w:val="18"/>
-              </w:rPr>
-              <w:t xml:space="preserve">–  Responsibility: Learner engages in assigned roles while working with others in the process of learning such as investigating conditions necessary for germination.</w:t>
-            </w:r>
-          </w:p>
-          <w:p>
-            <w:pPr>
-              <w:spacing w:after="30" w:before="0"/>
-              <w:ind w:left="360" w:hanging="180"/>
-              <w:jc w:val="left"/>
-            </w:pPr>
-            <w:r>
-              <w:rPr>
-                <w:rFonts w:ascii="Arial" w:cs="Arial" w:eastAsia="Arial" w:hAnsi="Arial"/>
-                <w:b w:val="false"/>
-                <w:bCs w:val="false"/>
-                <w:i w:val="false"/>
-                <w:iCs w:val="false"/>
-                <w:color w:val="000000"/>
-                <w:sz w:val="18"/>
-                <w:szCs w:val="18"/>
-              </w:rPr>
-              <w:t xml:space="preserve">–  Integrity: as the learner records and reports experimental observations honestly, without altering data from germination and growth investigations.</w:t>
-            </w:r>
-          </w:p>
-          <w:p>
-            <w:pPr>
-              <w:spacing w:after="30" w:before="0"/>
-              <w:ind w:left="360" w:hanging="180"/>
-              <w:jc w:val="left"/>
-            </w:pPr>
-            <w:r>
-              <w:rPr>
-                <w:rFonts w:ascii="Arial" w:cs="Arial" w:eastAsia="Arial" w:hAnsi="Arial"/>
-                <w:b w:val="false"/>
-                <w:bCs w:val="false"/>
-                <w:i w:val="false"/>
-                <w:iCs w:val="false"/>
-                <w:color w:val="000000"/>
-                <w:sz w:val="18"/>
-                <w:szCs w:val="18"/>
-              </w:rPr>
-              <w:t xml:space="preserve">–  Patriotism: as the learner connects knowledge of plant growth and development to improving crop yields and food security in Kenya (e.g., maize and bean farming in the Rift Valley).</w:t>
-            </w:r>
-          </w:p>
-        </w:tc>
-      </w:tr>
-      <w:tr>
-        <w:tc>
-          <w:tcPr>
-            <w:tcW w:type="dxa" w:w="3000"/>
-            <w:shd w:fill="D5E8F0" w:color="auto" w:val="clear"/>
-            <w:tcMar>
-              <w:top w:type="dxa" w:w="60"/>
-              <w:left w:type="dxa" w:w="120"/>
-              <w:bottom w:type="dxa" w:w="60"/>
-              <w:right w:type="dxa" w:w="120"/>
-            </w:tcMar>
-            <w:vAlign w:val="top"/>
-          </w:tcPr>
-          <w:p>
-            <w:pPr>
-              <w:spacing w:after="40" w:before="0"/>
-              <w:jc w:val="left"/>
-            </w:pPr>
-            <w:r>
-              <w:rPr>
-                <w:rFonts w:ascii="Arial" w:cs="Arial" w:eastAsia="Arial" w:hAnsi="Arial"/>
-                <w:b/>
-                <w:bCs/>
-                <w:i w:val="false"/>
-                <w:iCs w:val="false"/>
-                <w:color w:val="000000"/>
-                <w:sz w:val="18"/>
-                <w:szCs w:val="18"/>
-              </w:rPr>
-              <w:t xml:space="preserve">Science &amp; Engineering Practices</w:t>
-            </w:r>
-          </w:p>
-        </w:tc>
-        <w:tc>
-          <w:tcPr>
-            <w:tcW w:type="dxa" w:w="10680"/>
-            <w:shd w:fill="FFFFFF" w:color="auto" w:val="clear"/>
-            <w:tcMar>
-              <w:top w:type="dxa" w:w="60"/>
-              <w:left w:type="dxa" w:w="120"/>
-              <w:bottom w:type="dxa" w:w="60"/>
-              <w:right w:type="dxa" w:w="120"/>
-            </w:tcMar>
-            <w:vAlign w:val="top"/>
-          </w:tcPr>
-          <w:p>
-            <w:pPr>
-              <w:spacing w:after="30" w:before="0"/>
-              <w:ind w:left="360" w:hanging="180"/>
-              <w:jc w:val="left"/>
-            </w:pPr>
-            <w:r>
-              <w:rPr>
-                <w:rFonts w:ascii="Arial" w:cs="Arial" w:eastAsia="Arial" w:hAnsi="Arial"/>
-                <w:b w:val="false"/>
-                <w:bCs w:val="false"/>
-                <w:i w:val="false"/>
-                <w:iCs w:val="false"/>
-                <w:color w:val="000000"/>
-                <w:sz w:val="18"/>
-                <w:szCs w:val="18"/>
-              </w:rPr>
-              <w:t xml:space="preserve">–  Planning and Carrying Out Investigations: as the learner designs and conducts experiments to investigate conditions necessary for germination (water, air, warmth) and compares epigeal vs. hypogeal germination in maize and bean seeds.</w:t>
-            </w:r>
-          </w:p>
-          <w:p>
-            <w:pPr>
-              <w:spacing w:after="30" w:before="0"/>
-              <w:ind w:left="360" w:hanging="180"/>
-              <w:jc w:val="left"/>
-            </w:pPr>
-            <w:r>
-              <w:rPr>
-                <w:rFonts w:ascii="Arial" w:cs="Arial" w:eastAsia="Arial" w:hAnsi="Arial"/>
-                <w:b w:val="false"/>
-                <w:bCs w:val="false"/>
-                <w:i w:val="false"/>
-                <w:iCs w:val="false"/>
-                <w:color w:val="000000"/>
-                <w:sz w:val="18"/>
-                <w:szCs w:val="18"/>
-              </w:rPr>
-              <w:t xml:space="preserve">–  Analyzing and Interpreting Data: as the learner measures and records seedling growth over time, interprets results to distinguish primary from secondary growth, and draws evidence-based conclusions.</w:t>
-            </w:r>
-          </w:p>
-          <w:p>
-            <w:pPr>
-              <w:spacing w:after="30" w:before="0"/>
-              <w:ind w:left="360" w:hanging="180"/>
-              <w:jc w:val="left"/>
-            </w:pPr>
-            <w:r>
-              <w:rPr>
-                <w:rFonts w:ascii="Arial" w:cs="Arial" w:eastAsia="Arial" w:hAnsi="Arial"/>
-                <w:b w:val="false"/>
-                <w:bCs w:val="false"/>
-                <w:i w:val="false"/>
-                <w:iCs w:val="false"/>
-                <w:color w:val="000000"/>
-                <w:sz w:val="18"/>
-                <w:szCs w:val="18"/>
-              </w:rPr>
-              <w:t xml:space="preserve">–  Constructing Explanations: as the learner uses gathered evidence and knowledge of growth hormones (auxins, gibberellins) to explain observed plant growth patterns.</w:t>
-            </w:r>
-          </w:p>
-          <w:p>
-            <w:pPr>
-              <w:spacing w:after="30" w:before="0"/>
-              <w:ind w:left="360" w:hanging="180"/>
-              <w:jc w:val="left"/>
-            </w:pPr>
-            <w:r>
-              <w:rPr>
-                <w:rFonts w:ascii="Arial" w:cs="Arial" w:eastAsia="Arial" w:hAnsi="Arial"/>
-                <w:b w:val="false"/>
-                <w:bCs w:val="false"/>
-                <w:i w:val="false"/>
-                <w:iCs w:val="false"/>
-                <w:color w:val="000000"/>
-                <w:sz w:val="18"/>
-                <w:szCs w:val="18"/>
-              </w:rPr>
-              <w:t xml:space="preserve">–  Obtaining, Evaluating, and Communicating Information: as the learner uses digital and print media to research growth hormones and seed dormancy, then shares findings with peers using presentations.</w:t>
-            </w:r>
-          </w:p>
-        </w:tc>
-      </w:tr>
-      <w:tr>
-        <w:tc>
-          <w:tcPr>
-            <w:tcW w:type="dxa" w:w="3000"/>
-            <w:shd w:fill="FCE4D6" w:color="auto" w:val="clear"/>
-            <w:tcMar>
-              <w:top w:type="dxa" w:w="60"/>
-              <w:left w:type="dxa" w:w="120"/>
-              <w:bottom w:type="dxa" w:w="60"/>
-              <w:right w:type="dxa" w:w="120"/>
-            </w:tcMar>
-            <w:vAlign w:val="top"/>
-          </w:tcPr>
-          <w:p>
-            <w:pPr>
-              <w:spacing w:after="40" w:before="0"/>
-              <w:jc w:val="left"/>
-            </w:pPr>
-            <w:r>
-              <w:rPr>
-                <w:rFonts w:ascii="Arial" w:cs="Arial" w:eastAsia="Arial" w:hAnsi="Arial"/>
-                <w:b/>
-                <w:bCs/>
-                <w:i w:val="false"/>
-                <w:iCs w:val="false"/>
-                <w:color w:val="000000"/>
-                <w:sz w:val="18"/>
-                <w:szCs w:val="18"/>
-              </w:rPr>
-              <w:t xml:space="preserve">Pertinent &amp; Contemporary Issues (PCIs)</w:t>
-            </w:r>
-          </w:p>
-        </w:tc>
-        <w:tc>
-          <w:tcPr>
-            <w:tcW w:type="dxa" w:w="10680"/>
-            <w:shd w:fill="FFFFFF" w:color="auto" w:val="clear"/>
-            <w:tcMar>
-              <w:top w:type="dxa" w:w="60"/>
-              <w:left w:type="dxa" w:w="120"/>
-              <w:bottom w:type="dxa" w:w="60"/>
-              <w:right w:type="dxa" w:w="120"/>
-            </w:tcMar>
-            <w:vAlign w:val="top"/>
-          </w:tcPr>
-          <w:p>
-            <w:pPr>
-              <w:spacing w:after="30" w:before="0"/>
-              <w:ind w:left="360" w:hanging="180"/>
-              <w:jc w:val="left"/>
-            </w:pPr>
-            <w:r>
-              <w:rPr>
-                <w:rFonts w:ascii="Arial" w:cs="Arial" w:eastAsia="Arial" w:hAnsi="Arial"/>
-                <w:b w:val="false"/>
-                <w:bCs w:val="false"/>
-                <w:i w:val="false"/>
-                <w:iCs w:val="false"/>
-                <w:color w:val="000000"/>
-                <w:sz w:val="18"/>
-                <w:szCs w:val="18"/>
-              </w:rPr>
-              <w:t xml:space="preserve">–  Cyber Security: as the learner observes online safety when searching for information on growth and development of plants using digital devices.</w:t>
-            </w:r>
-          </w:p>
-          <w:p>
-            <w:pPr>
-              <w:spacing w:after="30" w:before="0"/>
-              <w:ind w:left="360" w:hanging="180"/>
-              <w:jc w:val="left"/>
-            </w:pPr>
-            <w:r>
-              <w:rPr>
-                <w:rFonts w:ascii="Arial" w:cs="Arial" w:eastAsia="Arial" w:hAnsi="Arial"/>
-                <w:b w:val="false"/>
-                <w:bCs w:val="false"/>
-                <w:i w:val="false"/>
-                <w:iCs w:val="false"/>
-                <w:color w:val="000000"/>
-                <w:sz w:val="18"/>
-                <w:szCs w:val="18"/>
-              </w:rPr>
-              <w:t xml:space="preserve">–  Environmental Issues: as the learner connects understanding of plant growth factors (water, nutrients, light) to sustainable farming practices and food security in Kenya.</w:t>
-            </w:r>
-          </w:p>
-          <w:p>
-            <w:pPr>
-              <w:spacing w:after="30" w:before="0"/>
-              <w:ind w:left="360" w:hanging="180"/>
-              <w:jc w:val="left"/>
-            </w:pPr>
-            <w:r>
-              <w:rPr>
-                <w:rFonts w:ascii="Arial" w:cs="Arial" w:eastAsia="Arial" w:hAnsi="Arial"/>
-                <w:b w:val="false"/>
-                <w:bCs w:val="false"/>
-                <w:i w:val="false"/>
-                <w:iCs w:val="false"/>
-                <w:color w:val="000000"/>
-                <w:sz w:val="18"/>
-                <w:szCs w:val="18"/>
-              </w:rPr>
-              <w:t xml:space="preserve">–  Financial Literacy: as the learner explores how knowledge of seed dormancy and germination conditions can improve subsistence and commercial crop production (e.g., maize, wheat, and tea farming in Kericho and the Rift Valley).</w:t>
-            </w:r>
-          </w:p>
-        </w:tc>
-      </w:tr>
-      <w:tr>
-        <w:tc>
-          <w:tcPr>
-            <w:tcW w:type="dxa" w:w="3000"/>
-            <w:shd w:fill="D9EEF1" w:color="auto" w:val="clear"/>
-            <w:tcMar>
-              <w:top w:type="dxa" w:w="60"/>
-              <w:left w:type="dxa" w:w="120"/>
-              <w:bottom w:type="dxa" w:w="60"/>
-              <w:right w:type="dxa" w:w="120"/>
-            </w:tcMar>
-            <w:vAlign w:val="top"/>
-          </w:tcPr>
-          <w:p>
-            <w:pPr>
-              <w:spacing w:after="40" w:before="0"/>
-              <w:jc w:val="left"/>
-            </w:pPr>
-            <w:r>
-              <w:rPr>
-                <w:rFonts w:ascii="Arial" w:cs="Arial" w:eastAsia="Arial" w:hAnsi="Arial"/>
-                <w:b/>
-                <w:bCs/>
-                <w:i w:val="false"/>
-                <w:iCs w:val="false"/>
-                <w:color w:val="000000"/>
-                <w:sz w:val="18"/>
-                <w:szCs w:val="18"/>
-              </w:rPr>
-              <w:t xml:space="preserve">Career Connections</w:t>
-            </w:r>
-          </w:p>
-        </w:tc>
-        <w:tc>
-          <w:tcPr>
-            <w:tcW w:type="dxa" w:w="10680"/>
-            <w:shd w:fill="FFFFFF" w:color="auto" w:val="clear"/>
-            <w:tcMar>
-              <w:top w:type="dxa" w:w="60"/>
-              <w:left w:type="dxa" w:w="120"/>
-              <w:bottom w:type="dxa" w:w="60"/>
-              <w:right w:type="dxa" w:w="120"/>
-            </w:tcMar>
-            <w:vAlign w:val="top"/>
-          </w:tcPr>
-          <w:p>
-            <w:pPr>
-              <w:spacing w:after="30" w:before="0"/>
-              <w:ind w:left="360" w:hanging="180"/>
-              <w:jc w:val="left"/>
-            </w:pPr>
-            <w:r>
-              <w:rPr>
-                <w:rFonts w:ascii="Arial" w:cs="Arial" w:eastAsia="Arial" w:hAnsi="Arial"/>
-                <w:b w:val="false"/>
-                <w:bCs w:val="false"/>
-                <w:i w:val="false"/>
-                <w:iCs w:val="false"/>
-                <w:color w:val="000000"/>
-                <w:sz w:val="18"/>
-                <w:szCs w:val="18"/>
-              </w:rPr>
-              <w:t xml:space="preserve">–  Agronomist / Crop Scientist: understanding plant growth, development, and hormones underpins careers in crop improvement and large-scale farming across Kenya's agricultural regions.</w:t>
-            </w:r>
-          </w:p>
-          <w:p>
-            <w:pPr>
-              <w:spacing w:after="30" w:before="0"/>
-              <w:ind w:left="360" w:hanging="180"/>
-              <w:jc w:val="left"/>
-            </w:pPr>
-            <w:r>
-              <w:rPr>
-                <w:rFonts w:ascii="Arial" w:cs="Arial" w:eastAsia="Arial" w:hAnsi="Arial"/>
-                <w:b w:val="false"/>
-                <w:bCs w:val="false"/>
-                <w:i w:val="false"/>
-                <w:iCs w:val="false"/>
-                <w:color w:val="000000"/>
-                <w:sz w:val="18"/>
-                <w:szCs w:val="18"/>
-              </w:rPr>
-              <w:t xml:space="preserve">–  Horticulturalist: knowledge of germination, primary and secondary growth, and growth hormones is essential for flower and vegetable farming, including Kenya's export horticulture sector in Naivasha and Thika.</w:t>
-            </w:r>
-          </w:p>
-          <w:p>
-            <w:pPr>
-              <w:spacing w:after="30" w:before="0"/>
-              <w:ind w:left="360" w:hanging="180"/>
-              <w:jc w:val="left"/>
-            </w:pPr>
-            <w:r>
-              <w:rPr>
-                <w:rFonts w:ascii="Arial" w:cs="Arial" w:eastAsia="Arial" w:hAnsi="Arial"/>
-                <w:b w:val="false"/>
-                <w:bCs w:val="false"/>
-                <w:i w:val="false"/>
-                <w:iCs w:val="false"/>
-                <w:color w:val="000000"/>
-                <w:sz w:val="18"/>
-                <w:szCs w:val="18"/>
-              </w:rPr>
-              <w:t xml:space="preserve">–  Botanist / Plant Biologist: investigating plant growth and development forms the foundation of botanical research and biodiversity conservation in national parks and forests.</w:t>
-            </w:r>
-          </w:p>
-          <w:p>
-            <w:pPr>
-              <w:spacing w:after="30" w:before="0"/>
-              <w:ind w:left="360" w:hanging="180"/>
-              <w:jc w:val="left"/>
-            </w:pPr>
-            <w:r>
-              <w:rPr>
-                <w:rFonts w:ascii="Arial" w:cs="Arial" w:eastAsia="Arial" w:hAnsi="Arial"/>
-                <w:b w:val="false"/>
-                <w:bCs w:val="false"/>
-                <w:i w:val="false"/>
-                <w:iCs w:val="false"/>
-                <w:color w:val="000000"/>
-                <w:sz w:val="18"/>
-                <w:szCs w:val="18"/>
-              </w:rPr>
-              <w:t xml:space="preserve">–  Seed Technologist: understanding seed dormancy and the conditions necessary for germination is directly applied in seed processing, storage, and quality testing industries.</w:t>
-            </w:r>
-          </w:p>
-          <w:p>
-            <w:pPr>
-              <w:spacing w:after="30" w:before="0"/>
-              <w:ind w:left="360" w:hanging="180"/>
-              <w:jc w:val="left"/>
-            </w:pPr>
-            <w:r>
-              <w:rPr>
-                <w:rFonts w:ascii="Arial" w:cs="Arial" w:eastAsia="Arial" w:hAnsi="Arial"/>
-                <w:b w:val="false"/>
-                <w:bCs w:val="false"/>
-                <w:i w:val="false"/>
-                <w:iCs w:val="false"/>
-                <w:color w:val="000000"/>
-                <w:sz w:val="18"/>
-                <w:szCs w:val="18"/>
-              </w:rPr>
-              <w:t xml:space="preserve">–  Agricultural Extension Officer: communicates knowledge of plant growth factors and germination to smallholder farmers to improve food crop yields across rural Kenya.</w:t>
-            </w:r>
-          </w:p>
-        </w:tc>
-      </w:tr>
-      <w:tr>
-        <w:tc>
-          <w:tcPr>
-            <w:tcW w:type="dxa" w:w="3000"/>
-            <w:shd w:fill="D5E8F0" w:color="auto" w:val="clear"/>
-            <w:tcMar>
-              <w:top w:type="dxa" w:w="60"/>
-              <w:left w:type="dxa" w:w="120"/>
-              <w:bottom w:type="dxa" w:w="60"/>
-              <w:right w:type="dxa" w:w="120"/>
-            </w:tcMar>
-            <w:vAlign w:val="top"/>
-          </w:tcPr>
-          <w:p>
-            <w:pPr>
-              <w:spacing w:after="40" w:before="0"/>
-              <w:jc w:val="left"/>
-            </w:pPr>
-            <w:r>
-              <w:rPr>
-                <w:rFonts w:ascii="Arial" w:cs="Arial" w:eastAsia="Arial" w:hAnsi="Arial"/>
-                <w:b/>
-                <w:bCs/>
-                <w:i w:val="false"/>
-                <w:iCs w:val="false"/>
-                <w:color w:val="000000"/>
-                <w:sz w:val="18"/>
-                <w:szCs w:val="18"/>
-              </w:rPr>
-              <w:t xml:space="preserve">Focus for Lessons</w:t>
-            </w:r>
-          </w:p>
-        </w:tc>
-        <w:tc>
-          <w:tcPr>
-            <w:tcW w:type="dxa" w:w="10680"/>
-            <w:shd w:fill="FFFFFF" w:color="auto" w:val="clear"/>
-            <w:tcMar>
-              <w:top w:type="dxa" w:w="60"/>
-              <w:left w:type="dxa" w:w="120"/>
-              <w:bottom w:type="dxa" w:w="60"/>
-              <w:right w:type="dxa" w:w="120"/>
-            </w:tcMar>
-            <w:vAlign w:val="top"/>
-          </w:tcPr>
-          <w:p>
-            <w:pPr>
-              <w:spacing w:after="40" w:before="0"/>
-              <w:jc w:val="left"/>
-            </w:pPr>
-            <w:r>
-              <w:rPr>
-                <w:rFonts w:ascii="Arial" w:cs="Arial" w:eastAsia="Arial" w:hAnsi="Arial"/>
-                <w:b w:val="false"/>
-                <w:bCs w:val="false"/>
-                <w:i w:val="false"/>
-                <w:iCs w:val="false"/>
-                <w:color w:val="000000"/>
-                <w:sz w:val="18"/>
-                <w:szCs w:val="18"/>
-              </w:rPr>
-              <w:t xml:space="preserve">This unit explores how plants grow and develop from seed germination through to secondary growth, anchored in the puzzling observation that identical maize and bean seeds planted at the same time and place can emerge, grow, and develop in strikingly different ways. Learners investigate seed dormancy, germination conditions, types of germination, growth hormones, and primary versus secondary growth through hands-on experiments using locally available seeds and plants. The unit emphasises evidence-based reasoning, collaborative inquiry, and connections to Kenyan agriculture and food security.</w:t>
-            </w:r>
-          </w:p>
-        </w:tc>
-      </w:tr>
-      <w:tr>
-        <w:tc>
-          <w:tcPr>
-            <w:tcW w:type="dxa" w:w="3000"/>
-            <w:shd w:fill="EAD1F5" w:color="auto" w:val="clear"/>
-            <w:tcMar>
-              <w:top w:type="dxa" w:w="60"/>
-              <w:left w:type="dxa" w:w="120"/>
-              <w:bottom w:type="dxa" w:w="60"/>
-              <w:right w:type="dxa" w:w="120"/>
-            </w:tcMar>
-            <w:vAlign w:val="top"/>
-          </w:tcPr>
-          <w:p>
-            <w:pPr>
-              <w:spacing w:after="40" w:before="0"/>
-              <w:jc w:val="left"/>
-            </w:pPr>
-            <w:r>
-              <w:rPr>
-                <w:rFonts w:ascii="Arial" w:cs="Arial" w:eastAsia="Arial" w:hAnsi="Arial"/>
-                <w:b/>
-                <w:bCs/>
-                <w:i w:val="false"/>
-                <w:iCs w:val="false"/>
-                <w:color w:val="000000"/>
-                <w:sz w:val="18"/>
-                <w:szCs w:val="18"/>
-              </w:rPr>
-              <w:t xml:space="preserve">Driving Question / Key Inquiry Questions</w:t>
-            </w:r>
-          </w:p>
-        </w:tc>
-        <w:tc>
-          <w:tcPr>
-            <w:tcW w:type="dxa" w:w="10680"/>
-            <w:shd w:fill="FFFFFF" w:color="auto" w:val="clear"/>
-            <w:tcMar>
-              <w:top w:type="dxa" w:w="60"/>
-              <w:left w:type="dxa" w:w="120"/>
-              <w:bottom w:type="dxa" w:w="60"/>
-              <w:right w:type="dxa" w:w="120"/>
-            </w:tcMar>
-            <w:vAlign w:val="top"/>
-          </w:tcPr>
-          <w:p>
-            <w:pPr>
-              <w:spacing w:after="40" w:before="0"/>
-              <w:jc w:val="left"/>
-            </w:pPr>
-            <w:r>
-              <w:rPr>
-                <w:rFonts w:ascii="Arial" w:cs="Arial" w:eastAsia="Arial" w:hAnsi="Arial"/>
-                <w:b w:val="false"/>
-                <w:bCs w:val="false"/>
-                <w:i w:val="false"/>
-                <w:iCs w:val="false"/>
-                <w:color w:val="000000"/>
-                <w:sz w:val="18"/>
-                <w:szCs w:val="18"/>
-              </w:rPr>
-              <w:t xml:space="preserve">DRIVING QUESTION: Why do seeds from the same garden grow and develop so differently, and what controls how a plant grows from a tiny seed into a tall tree or a flowering herb?</w:t>
-            </w:r>
-          </w:p>
-          <w:p>
-            <w:pPr>
-              <w:spacing w:after="40" w:before="0"/>
-              <w:jc w:val="left"/>
-            </w:pPr>
-            <w:r>
-              <w:rPr>
-                <w:rFonts w:ascii="Arial" w:cs="Arial" w:eastAsia="Arial" w:hAnsi="Arial"/>
-                <w:b w:val="false"/>
-                <w:bCs w:val="false"/>
-                <w:i w:val="false"/>
-                <w:iCs w:val="false"/>
-                <w:color w:val="000000"/>
-                <w:sz w:val="18"/>
-                <w:szCs w:val="18"/>
-              </w:rPr>
-              <w:t xml:space="preserve"/>
-            </w:r>
-          </w:p>
-          <w:p>
-            <w:pPr>
-              <w:spacing w:after="40" w:before="0"/>
-              <w:jc w:val="left"/>
-            </w:pPr>
-            <w:r>
-              <w:rPr>
-                <w:rFonts w:ascii="Arial" w:cs="Arial" w:eastAsia="Arial" w:hAnsi="Arial"/>
-                <w:b w:val="false"/>
-                <w:bCs w:val="false"/>
-                <w:i w:val="false"/>
-                <w:iCs w:val="false"/>
-                <w:color w:val="000000"/>
-                <w:sz w:val="18"/>
-                <w:szCs w:val="18"/>
-              </w:rPr>
-              <w:t xml:space="preserve">KICD KEY INQUIRY QUESTION:</w:t>
-            </w:r>
-          </w:p>
-          <w:p>
-            <w:pPr>
-              <w:spacing w:after="40" w:before="0"/>
-              <w:jc w:val="left"/>
-            </w:pPr>
-            <w:r>
-              <w:rPr>
-                <w:rFonts w:ascii="Arial" w:cs="Arial" w:eastAsia="Arial" w:hAnsi="Arial"/>
-                <w:b w:val="false"/>
-                <w:bCs w:val="false"/>
-                <w:i w:val="false"/>
-                <w:iCs w:val="false"/>
-                <w:color w:val="000000"/>
-                <w:sz w:val="18"/>
-                <w:szCs w:val="18"/>
-              </w:rPr>
-              <w:t xml:space="preserve">1. Why is the concept of growth in plants important?</w:t>
-            </w:r>
-          </w:p>
-        </w:tc>
-      </w:tr>
-      <w:tr>
-        <w:tc>
-          <w:tcPr>
-            <w:tcW w:type="dxa" w:w="3000"/>
-            <w:shd w:fill="EAD1F5" w:color="auto" w:val="clear"/>
-            <w:tcMar>
-              <w:top w:type="dxa" w:w="60"/>
-              <w:left w:type="dxa" w:w="120"/>
-              <w:bottom w:type="dxa" w:w="60"/>
-              <w:right w:type="dxa" w:w="120"/>
-            </w:tcMar>
-            <w:vAlign w:val="top"/>
-          </w:tcPr>
-          <w:p>
-            <w:pPr>
-              <w:spacing w:after="40" w:before="0"/>
-              <w:jc w:val="left"/>
-            </w:pPr>
-            <w:r>
-              <w:rPr>
-                <w:rFonts w:ascii="Arial" w:cs="Arial" w:eastAsia="Arial" w:hAnsi="Arial"/>
-                <w:b/>
-                <w:bCs/>
-                <w:i w:val="false"/>
-                <w:iCs w:val="false"/>
-                <w:color w:val="000000"/>
-                <w:sz w:val="18"/>
-                <w:szCs w:val="18"/>
-              </w:rPr>
-              <w:t xml:space="preserve">Anchoring Phenomenon</w:t>
-            </w:r>
-          </w:p>
-        </w:tc>
-        <w:tc>
-          <w:tcPr>
-            <w:tcW w:type="dxa" w:w="10680"/>
-            <w:shd w:fill="FFFFFF" w:color="auto" w:val="clear"/>
-            <w:tcMar>
-              <w:top w:type="dxa" w:w="60"/>
-              <w:left w:type="dxa" w:w="120"/>
-              <w:bottom w:type="dxa" w:w="60"/>
-              <w:right w:type="dxa" w:w="120"/>
-            </w:tcMar>
-            <w:vAlign w:val="top"/>
-          </w:tcPr>
-          <w:p>
-            <w:pPr>
-              <w:spacing w:after="40" w:before="0"/>
-              <w:jc w:val="left"/>
-            </w:pPr>
-            <w:r>
-              <w:rPr>
-                <w:rFonts w:ascii="Arial" w:cs="Arial" w:eastAsia="Arial" w:hAnsi="Arial"/>
-                <w:b w:val="false"/>
-                <w:bCs w:val="false"/>
-                <w:i w:val="false"/>
-                <w:iCs w:val="false"/>
-                <w:color w:val="000000"/>
-                <w:sz w:val="18"/>
-                <w:szCs w:val="18"/>
-              </w:rPr>
-              <w:t xml:space="preserve">A farmer in Kisumu plants two handfuls of seeds — one handful of maize and one handful of beans — in the same garden bed on the same day, using the same soil, and watering them equally. Within a week, striking differences are visible: the bean seedlings push their seed leaves (cotyledons) above the soil surface and unfurl into a distinct arch shape, while the maize seedlings shoot a single green spike straight upward with the seed remaining underground. As weeks pass, the bean plants grow taller and branch outward, while nearby mango and avocado trees — planted years earlier — show thickening, woody trunks and spreading canopies. Some seeds from a packet stored for two seasons fail to germinate at all, even when given water and warmth. Students observe these differences and are puzzled: Why do maize and bean seeds emerge so differently? Why do some seeds refuse to germinate even when given the right conditions? And why do some plants remain thin and herbaceous while others become thick and woody over time?</w:t>
-            </w:r>
-          </w:p>
-        </w:tc>
-      </w:tr>
-      <w:tr>
-        <w:tc>
-          <w:tcPr>
-            <w:tcW w:type="dxa" w:w="3000"/>
-            <w:shd w:fill="D9EEF1" w:color="auto" w:val="clear"/>
-            <w:tcMar>
-              <w:top w:type="dxa" w:w="60"/>
-              <w:left w:type="dxa" w:w="120"/>
-              <w:bottom w:type="dxa" w:w="60"/>
-              <w:right w:type="dxa" w:w="120"/>
-            </w:tcMar>
-            <w:vAlign w:val="top"/>
-          </w:tcPr>
-          <w:p>
-            <w:pPr>
-              <w:spacing w:after="40" w:before="0"/>
-              <w:jc w:val="left"/>
-            </w:pPr>
-            <w:r>
-              <w:rPr>
-                <w:rFonts w:ascii="Arial" w:cs="Arial" w:eastAsia="Arial" w:hAnsi="Arial"/>
-                <w:b/>
-                <w:bCs/>
-                <w:i w:val="false"/>
-                <w:iCs w:val="false"/>
-                <w:color w:val="000000"/>
-                <w:sz w:val="18"/>
-                <w:szCs w:val="18"/>
-              </w:rPr>
-              <w:t xml:space="preserve">Storyline Thread</w:t>
-            </w:r>
-          </w:p>
-        </w:tc>
-        <w:tc>
-          <w:tcPr>
-            <w:tcW w:type="dxa" w:w="10680"/>
-            <w:shd w:fill="FFFFFF" w:color="auto" w:val="clear"/>
-            <w:tcMar>
-              <w:top w:type="dxa" w:w="60"/>
-              <w:left w:type="dxa" w:w="120"/>
-              <w:bottom w:type="dxa" w:w="60"/>
-              <w:right w:type="dxa" w:w="120"/>
-            </w:tcMar>
-            <w:vAlign w:val="top"/>
-          </w:tcPr>
-          <w:p>
-            <w:pPr>
-              <w:spacing w:after="40" w:before="0"/>
-              <w:jc w:val="left"/>
-            </w:pPr>
-            <w:r>
-              <w:rPr>
-                <w:rFonts w:ascii="Arial" w:cs="Arial" w:eastAsia="Arial" w:hAnsi="Arial"/>
-                <w:b w:val="false"/>
-                <w:bCs w:val="false"/>
-                <w:i w:val="false"/>
-                <w:iCs w:val="false"/>
-                <w:color w:val="000000"/>
-                <w:sz w:val="18"/>
-                <w:szCs w:val="18"/>
-              </w:rPr>
-              <w:t xml:space="preserve">Lesson 1 — Noticing and Wondering (Anchoring Phenomenon + Predict Phase): Students observe the anchoring phenomenon — side-by-side germination of maize and bean seeds in transparent containers, plus photographs of a mango tree trunk cross-section and a wilted, dormant seed packet. Students record predictions about why the seeds look and behave differently, and co-construct an initial Driving Question Board (DQB) with "What we think we know" and "What we wonder" columns. Key vocabulary introduced: growth vs. development.</w:t>
-            </w:r>
-          </w:p>
-          <w:p>
-            <w:pPr>
-              <w:spacing w:after="40" w:before="0"/>
-              <w:jc w:val="left"/>
-            </w:pPr>
-            <w:r>
-              <w:rPr>
-                <w:rFonts w:ascii="Arial" w:cs="Arial" w:eastAsia="Arial" w:hAnsi="Arial"/>
-                <w:b w:val="false"/>
-                <w:bCs w:val="false"/>
-                <w:i w:val="false"/>
-                <w:iCs w:val="false"/>
-                <w:color w:val="000000"/>
-                <w:sz w:val="18"/>
-                <w:szCs w:val="18"/>
-              </w:rPr>
-              <w:t xml:space="preserve"/>
-            </w:r>
-          </w:p>
-          <w:p>
-            <w:pPr>
-              <w:spacing w:after="40" w:before="0"/>
-              <w:jc w:val="left"/>
-            </w:pPr>
-            <w:r>
-              <w:rPr>
-                <w:rFonts w:ascii="Arial" w:cs="Arial" w:eastAsia="Arial" w:hAnsi="Arial"/>
-                <w:b w:val="false"/>
-                <w:bCs w:val="false"/>
-                <w:i w:val="false"/>
-                <w:iCs w:val="false"/>
-                <w:color w:val="000000"/>
-                <w:sz w:val="18"/>
-                <w:szCs w:val="18"/>
-              </w:rPr>
-              <w:t xml:space="preserve">Lesson 2 — What Is Dormancy? (Seed Dormancy + Observe Phase): Students use print and digital media to investigate the causes of seed dormancy (hard seed coat, immature embryo, chemical inhibitors, unfavourable environmental conditions). They examine dormant and non-dormant seeds and discuss methods of breaking dormancy (scarification, stratification, soaking). Kenyan context: sorghum and bean seed storage by farmers in Kisumu and Turkana. Students update the DQB with new questions about why some seeds refuse to germinate.</w:t>
-            </w:r>
-          </w:p>
-          <w:p>
-            <w:pPr>
-              <w:spacing w:after="40" w:before="0"/>
-              <w:jc w:val="left"/>
-            </w:pPr>
-            <w:r>
-              <w:rPr>
-                <w:rFonts w:ascii="Arial" w:cs="Arial" w:eastAsia="Arial" w:hAnsi="Arial"/>
-                <w:b w:val="false"/>
-                <w:bCs w:val="false"/>
-                <w:i w:val="false"/>
-                <w:iCs w:val="false"/>
-                <w:color w:val="000000"/>
-                <w:sz w:val="18"/>
-                <w:szCs w:val="18"/>
-              </w:rPr>
-              <w:t xml:space="preserve"/>
-            </w:r>
-          </w:p>
-          <w:p>
-            <w:pPr>
-              <w:spacing w:after="40" w:before="0"/>
-              <w:jc w:val="left"/>
-            </w:pPr>
-            <w:r>
-              <w:rPr>
-                <w:rFonts w:ascii="Arial" w:cs="Arial" w:eastAsia="Arial" w:hAnsi="Arial"/>
-                <w:b w:val="false"/>
-                <w:bCs w:val="false"/>
-                <w:i w:val="false"/>
-                <w:iCs w:val="false"/>
-                <w:color w:val="000000"/>
-                <w:sz w:val="18"/>
-                <w:szCs w:val="18"/>
-              </w:rPr>
-              <w:t xml:space="preserve">Lesson 3 — What Does a Seed Need? (Conditions for Germination — Experiment): Students plan and carry out a structured experiment to investigate the conditions necessary for germination (water, air/oxygen, optimum temperature) using maize or bean seeds, setting up control and experimental groups. They record observations daily and begin an evidence table. NGSS SEP: Planning and Carrying Out Investigations. Students revisit predictions from Lesson 1 and note surprises.</w:t>
-            </w:r>
-          </w:p>
-          <w:p>
-            <w:pPr>
-              <w:spacing w:after="40" w:before="0"/>
-              <w:jc w:val="left"/>
-            </w:pPr>
-            <w:r>
-              <w:rPr>
-                <w:rFonts w:ascii="Arial" w:cs="Arial" w:eastAsia="Arial" w:hAnsi="Arial"/>
-                <w:b w:val="false"/>
-                <w:bCs w:val="false"/>
-                <w:i w:val="false"/>
-                <w:iCs w:val="false"/>
-                <w:color w:val="000000"/>
-                <w:sz w:val="18"/>
-                <w:szCs w:val="18"/>
-              </w:rPr>
-              <w:t xml:space="preserve"/>
-            </w:r>
-          </w:p>
-          <w:p>
-            <w:pPr>
-              <w:spacing w:after="40" w:before="0"/>
-              <w:jc w:val="left"/>
-            </w:pPr>
-            <w:r>
-              <w:rPr>
-                <w:rFonts w:ascii="Arial" w:cs="Arial" w:eastAsia="Arial" w:hAnsi="Arial"/>
-                <w:b w:val="false"/>
-                <w:bCs w:val="false"/>
-                <w:i w:val="false"/>
-                <w:iCs w:val="false"/>
-                <w:color w:val="000000"/>
-                <w:sz w:val="18"/>
-                <w:szCs w:val="18"/>
-              </w:rPr>
-              <w:t xml:space="preserve">Lesson 4 — Two Ways to Emerge (Types of Germination — Observe + Explain Phase): Students observe and compare epigeal germination (beans — cotyledons emerge above soil) and hypogeal germination (maize — cotyledons remain underground) using germinating seeds in transparent containers. They draw and label diagrams of each type, discuss differences in cotyledon position and function, and explain why the differences exist. Connection to the anchoring phenomenon: the Kisumu farmer's puzzling observation is now explained. DQB updated.</w:t>
-            </w:r>
-          </w:p>
-          <w:p>
-            <w:pPr>
-              <w:spacing w:after="40" w:before="0"/>
-              <w:jc w:val="left"/>
-            </w:pPr>
-            <w:r>
-              <w:rPr>
-                <w:rFonts w:ascii="Arial" w:cs="Arial" w:eastAsia="Arial" w:hAnsi="Arial"/>
-                <w:b w:val="false"/>
-                <w:bCs w:val="false"/>
-                <w:i w:val="false"/>
-                <w:iCs w:val="false"/>
-                <w:color w:val="000000"/>
-                <w:sz w:val="18"/>
-                <w:szCs w:val="18"/>
-              </w:rPr>
-              <w:t xml:space="preserve"/>
-            </w:r>
-          </w:p>
-          <w:p>
-            <w:pPr>
-              <w:spacing w:after="40" w:before="0"/>
-              <w:jc w:val="left"/>
-            </w:pPr>
-            <w:r>
-              <w:rPr>
-                <w:rFonts w:ascii="Arial" w:cs="Arial" w:eastAsia="Arial" w:hAnsi="Arial"/>
-                <w:b w:val="false"/>
-                <w:bCs w:val="false"/>
-                <w:i w:val="false"/>
-                <w:iCs w:val="false"/>
-                <w:color w:val="000000"/>
-                <w:sz w:val="18"/>
-                <w:szCs w:val="18"/>
-              </w:rPr>
-              <w:t xml:space="preserve">Lesson 5 — Getting Taller vs. Getting Thicker (Primary and Secondary Growth — Explain Phase): Students distinguish between primary growth (apical meristems — increase in length) and secondary growth (lateral meristems / cambium — increase in girth/width). They examine cross-sections of a herbaceous stem (sukuma wiki) vs. a woody stem (mango or avocado twig) and identify vascular cambium. Supporting phenomenon: the mango tree trunk that widens every year. Students build an initial explanatory model of how a tree trunk grows thicker.</w:t>
-            </w:r>
-          </w:p>
-          <w:p>
-            <w:pPr>
-              <w:spacing w:after="40" w:before="0"/>
-              <w:jc w:val="left"/>
-            </w:pPr>
-            <w:r>
-              <w:rPr>
-                <w:rFonts w:ascii="Arial" w:cs="Arial" w:eastAsia="Arial" w:hAnsi="Arial"/>
-                <w:b w:val="false"/>
-                <w:bCs w:val="false"/>
-                <w:i w:val="false"/>
-                <w:iCs w:val="false"/>
-                <w:color w:val="000000"/>
-                <w:sz w:val="18"/>
-                <w:szCs w:val="18"/>
-              </w:rPr>
-              <w:t xml:space="preserve"/>
-            </w:r>
-          </w:p>
-          <w:p>
-            <w:pPr>
-              <w:spacing w:after="40" w:before="0"/>
-              <w:jc w:val="left"/>
-            </w:pPr>
-            <w:r>
-              <w:rPr>
-                <w:rFonts w:ascii="Arial" w:cs="Arial" w:eastAsia="Arial" w:hAnsi="Arial"/>
-                <w:b w:val="false"/>
-                <w:bCs w:val="false"/>
-                <w:i w:val="false"/>
-                <w:iCs w:val="false"/>
-                <w:color w:val="000000"/>
-                <w:sz w:val="18"/>
-                <w:szCs w:val="18"/>
-              </w:rPr>
-              <w:t xml:space="preserve">Lesson 6 — Chemical Messengers in Plants (Growth Hormones — Observe + Explain Phase): Students use print and digital media to research the role of growth hormones — auxins (phototropism, apical dominance), gibberellins (stem elongation, seed germination), cytokinins (cell division), abscisic acid (dormancy), and ethylene (fruit ripening). They connect the spindly sukuma wiki in the dark (supporting phenomenon) to auxin redistribution. Students design a simple demonstration of phototropism using a potted seedling and a light source (if available). DQB updated with hormone connections.</w:t>
-            </w:r>
-          </w:p>
-          <w:p>
-            <w:pPr>
-              <w:spacing w:after="40" w:before="0"/>
-              <w:jc w:val="left"/>
-            </w:pPr>
-            <w:r>
-              <w:rPr>
-                <w:rFonts w:ascii="Arial" w:cs="Arial" w:eastAsia="Arial" w:hAnsi="Arial"/>
-                <w:b w:val="false"/>
-                <w:bCs w:val="false"/>
-                <w:i w:val="false"/>
-                <w:iCs w:val="false"/>
-                <w:color w:val="000000"/>
-                <w:sz w:val="18"/>
-                <w:szCs w:val="18"/>
-              </w:rPr>
-              <w:t xml:space="preserve"/>
-            </w:r>
-          </w:p>
-          <w:p>
-            <w:pPr>
-              <w:spacing w:after="40" w:before="0"/>
-              <w:jc w:val="left"/>
-            </w:pPr>
-            <w:r>
-              <w:rPr>
-                <w:rFonts w:ascii="Arial" w:cs="Arial" w:eastAsia="Arial" w:hAnsi="Arial"/>
-                <w:b w:val="false"/>
-                <w:bCs w:val="false"/>
-                <w:i w:val="false"/>
-                <w:iCs w:val="false"/>
-                <w:color w:val="000000"/>
-                <w:sz w:val="18"/>
-                <w:szCs w:val="18"/>
-              </w:rPr>
-              <w:t xml:space="preserve">Lesson 7 — Factors Favouring Growth (Environmental Factors + Model Building): Students investigate and discuss how water, temperature, light, and nutrients influence plant growth and development through a structured group activity. Each group analyses a case study of crop growth in different Kenyan regions (tea in Kericho — cool and wet; maize in the Rift Valley — warm with seasonal rain; mangroves in Mombasa — saline and humid). Groups present findings and the class builds a cumulative explanatory model connecting germination conditions, growth types, hormones, and environmental factors to the anchoring phenomenon.</w:t>
-            </w:r>
-          </w:p>
-          <w:p>
-            <w:pPr>
-              <w:spacing w:after="40" w:before="0"/>
-              <w:jc w:val="left"/>
-            </w:pPr>
-            <w:r>
-              <w:rPr>
-                <w:rFonts w:ascii="Arial" w:cs="Arial" w:eastAsia="Arial" w:hAnsi="Arial"/>
-                <w:b w:val="false"/>
-                <w:bCs w:val="false"/>
-                <w:i w:val="false"/>
-                <w:iCs w:val="false"/>
-                <w:color w:val="000000"/>
-                <w:sz w:val="18"/>
-                <w:szCs w:val="18"/>
-              </w:rPr>
-              <w:t xml:space="preserve"/>
-            </w:r>
-          </w:p>
-          <w:p>
-            <w:pPr>
-              <w:spacing w:after="40" w:before="0"/>
-              <w:jc w:val="left"/>
-            </w:pPr>
-            <w:r>
-              <w:rPr>
-                <w:rFonts w:ascii="Arial" w:cs="Arial" w:eastAsia="Arial" w:hAnsi="Arial"/>
-                <w:b w:val="false"/>
-                <w:bCs w:val="false"/>
-                <w:i w:val="false"/>
-                <w:iCs w:val="false"/>
-                <w:color w:val="000000"/>
-                <w:sz w:val="18"/>
-                <w:szCs w:val="18"/>
-              </w:rPr>
-              <w:t xml:space="preserve">Lesson 8 — Putting It All Together (Synthesis + Cumulative Model Revision + Assessment): Students revise their individual and class models to produce a complete, labelled explanatory diagram that traces a seed's journey from dormancy through germination, primary growth, secondary growth, and the influence of hormones and environmental factors. They revisit the DQB and mark all answered questions. A structured performance task asks students to explain in writing or orally: "A farmer in Nakuru notices her bean seedlings are growing tall and pale instead of short and bushy. Using what you know about plant growth and development, explain what might be happening and what she could do." Class closes by connecting learning to careers in agronomy, horticulture, and seed technology in Kenya.</w:t>
-            </w:r>
-          </w:p>
-        </w:tc>
-      </w:tr>
-      <w:tr>
-        <w:tc>
-          <w:tcPr>
-            <w:tcW w:type="dxa" w:w="3000"/>
-            <w:shd w:fill="EAD1F5" w:color="auto" w:val="clear"/>
-            <w:tcMar>
-              <w:top w:type="dxa" w:w="60"/>
-              <w:left w:type="dxa" w:w="120"/>
-              <w:bottom w:type="dxa" w:w="60"/>
-              <w:right w:type="dxa" w:w="120"/>
-            </w:tcMar>
-            <w:vAlign w:val="top"/>
-          </w:tcPr>
-          <w:p>
-            <w:pPr>
-              <w:spacing w:after="40" w:before="0"/>
-              <w:jc w:val="left"/>
-            </w:pPr>
-            <w:r>
-              <w:rPr>
-                <w:rFonts w:ascii="Arial" w:cs="Arial" w:eastAsia="Arial" w:hAnsi="Arial"/>
-                <w:b/>
-                <w:bCs/>
-                <w:i w:val="false"/>
-                <w:iCs w:val="false"/>
-                <w:color w:val="000000"/>
-                <w:sz w:val="18"/>
-                <w:szCs w:val="18"/>
-              </w:rPr>
-              <w:t xml:space="preserve">Supporting Phenomena</w:t>
-            </w:r>
-          </w:p>
-        </w:tc>
-        <w:tc>
-          <w:tcPr>
-            <w:tcW w:type="dxa" w:w="10680"/>
-            <w:shd w:fill="FFFFFF" w:color="auto" w:val="clear"/>
-            <w:tcMar>
-              <w:top w:type="dxa" w:w="60"/>
-              <w:left w:type="dxa" w:w="120"/>
-              <w:bottom w:type="dxa" w:w="60"/>
-              <w:right w:type="dxa" w:w="120"/>
-            </w:tcMar>
-            <w:vAlign w:val="top"/>
-          </w:tcPr>
-          <w:p>
-            <w:pPr>
-              <w:spacing w:after="30" w:before="0"/>
-              <w:ind w:left="360" w:hanging="180"/>
-              <w:jc w:val="left"/>
-            </w:pPr>
-            <w:r>
-              <w:rPr>
-                <w:rFonts w:ascii="Arial" w:cs="Arial" w:eastAsia="Arial" w:hAnsi="Arial"/>
-                <w:b w:val="false"/>
-                <w:bCs w:val="false"/>
-                <w:i w:val="false"/>
-                <w:iCs w:val="false"/>
-                <w:color w:val="000000"/>
-                <w:sz w:val="18"/>
-                <w:szCs w:val="18"/>
-              </w:rPr>
-              <w:t xml:space="preserve">–  A mango tree in a Mombasa homestead has a thick, woody trunk that widens each year, while a nearby tomato plant remains soft-stemmed and dies after one season — what causes this difference in growth pattern?</w:t>
-            </w:r>
-          </w:p>
-          <w:p>
-            <w:pPr>
-              <w:spacing w:after="30" w:before="0"/>
-              <w:ind w:left="360" w:hanging="180"/>
-              <w:jc w:val="left"/>
-            </w:pPr>
-            <w:r>
-              <w:rPr>
-                <w:rFonts w:ascii="Arial" w:cs="Arial" w:eastAsia="Arial" w:hAnsi="Arial"/>
-                <w:b w:val="false"/>
-                <w:bCs w:val="false"/>
-                <w:i w:val="false"/>
-                <w:iCs w:val="false"/>
-                <w:color w:val="000000"/>
-                <w:sz w:val="18"/>
-                <w:szCs w:val="18"/>
-              </w:rPr>
-              <w:t xml:space="preserve">–  A farmer in the Rift Valley stores sorghum seeds in a granary for six months; when planted, some germinate readily while others remain dormant for weeks — what determines whether a seed germinates or stays dormant?</w:t>
-            </w:r>
-          </w:p>
-          <w:p>
-            <w:pPr>
-              <w:spacing w:after="30" w:before="0"/>
-              <w:ind w:left="360" w:hanging="180"/>
-              <w:jc w:val="left"/>
-            </w:pPr>
-            <w:r>
-              <w:rPr>
-                <w:rFonts w:ascii="Arial" w:cs="Arial" w:eastAsia="Arial" w:hAnsi="Arial"/>
-                <w:b w:val="false"/>
-                <w:bCs w:val="false"/>
-                <w:i w:val="false"/>
-                <w:iCs w:val="false"/>
-                <w:color w:val="000000"/>
-                <w:sz w:val="18"/>
-                <w:szCs w:val="18"/>
-              </w:rPr>
-              <w:t xml:space="preserve">–  A young eucalyptus tree in Nairobi is cut near the base, yet new shoots sprout from the stump within weeks, growing rapidly upward — what internal signals drive this regrowth?</w:t>
-            </w:r>
-          </w:p>
-          <w:p>
-            <w:pPr>
-              <w:spacing w:after="30" w:before="0"/>
-              <w:ind w:left="360" w:hanging="180"/>
-              <w:jc w:val="left"/>
-            </w:pPr>
-            <w:r>
-              <w:rPr>
-                <w:rFonts w:ascii="Arial" w:cs="Arial" w:eastAsia="Arial" w:hAnsi="Arial"/>
-                <w:b w:val="false"/>
-                <w:bCs w:val="false"/>
-                <w:i w:val="false"/>
-                <w:iCs w:val="false"/>
-                <w:color w:val="000000"/>
-                <w:sz w:val="18"/>
-                <w:szCs w:val="18"/>
-              </w:rPr>
-              <w:t xml:space="preserve">–  Sukuma wiki (kale) seedlings grown in a dark room become tall, pale, and spindly, while those grown in sunlight are short, dark green, and sturdy — how does light influence the direction and quality of plant growth?</w:t>
-            </w:r>
-          </w:p>
-        </w:tc>
-      </w:tr>
-    </w:tbl>
-    <w:p>
-      <w:pPr>
-        <w:spacing w:after="120"/>
-      </w:pPr>
-      <w:r>
-        <w:t xml:space="preserve"/>
       </w:r>
     </w:p>
     <w:p>
@@ -3332,7 +3332,7 @@
               <w:spacing w:after="10" w:before="0"/>
               <w:ind w:left="120"/>
             </w:pPr>
-            <w:hyperlink w:history="1" r:id="rId6k4btyyeucdfbraspbm0y">
+            <w:hyperlink w:history="1" r:id="rId1oeihlbd4e7tt9dahulna">
               <w:r>
                 <w:rPr>
                   <w:rFonts w:ascii="Arial" w:cs="Arial" w:eastAsia="Arial" w:hAnsi="Arial"/>
@@ -3392,7 +3392,7 @@
             <w:pPr>
               <w:spacing w:after="20" w:before="0"/>
             </w:pPr>
-            <w:hyperlink w:history="1" r:id="rIdf7h3wiavznswplyegldaf">
+            <w:hyperlink w:history="1" r:id="rIdrok9u6fzh1sjvjjokzov-">
               <w:r>
                 <w:rPr>
                   <w:rFonts w:ascii="Arial" w:cs="Arial" w:eastAsia="Arial" w:hAnsi="Arial"/>
@@ -3425,7 +3425,7 @@
               <w:spacing w:after="10" w:before="0"/>
               <w:ind w:left="120"/>
             </w:pPr>
-            <w:hyperlink w:history="1" r:id="rId3gllwwm64v_kmkd6fgdmu">
+            <w:hyperlink w:history="1" r:id="rIdplv-myyih_hambxb-_e_j">
               <w:r>
                 <w:rPr>
                   <w:rFonts w:ascii="Arial" w:cs="Arial" w:eastAsia="Arial" w:hAnsi="Arial"/>
@@ -3637,7 +3637,7 @@
               <w:spacing w:after="10" w:before="0"/>
               <w:ind w:left="120"/>
             </w:pPr>
-            <w:hyperlink w:history="1" r:id="rIdv8e5eaezay4xgx27e28sj">
+            <w:hyperlink w:history="1" r:id="rIdnre74betpnyuyt9-flm8w">
               <w:r>
                 <w:rPr>
                   <w:rFonts w:ascii="Arial" w:cs="Arial" w:eastAsia="Arial" w:hAnsi="Arial"/>
@@ -3697,7 +3697,7 @@
             <w:pPr>
               <w:spacing w:after="20" w:before="0"/>
             </w:pPr>
-            <w:hyperlink w:history="1" r:id="rIdhvi5oknqo6shwavcsllmc">
+            <w:hyperlink w:history="1" r:id="rIdodezxz_85-mder9rnq_7n">
               <w:r>
                 <w:rPr>
                   <w:rFonts w:ascii="Arial" w:cs="Arial" w:eastAsia="Arial" w:hAnsi="Arial"/>
@@ -3730,7 +3730,7 @@
               <w:spacing w:after="10" w:before="0"/>
               <w:ind w:left="120"/>
             </w:pPr>
-            <w:hyperlink w:history="1" r:id="rId4n1tx5bxxx_ydpekagngz">
+            <w:hyperlink w:history="1" r:id="rIdgygwem2lpgumeodbaswi2">
               <w:r>
                 <w:rPr>
                   <w:rFonts w:ascii="Arial" w:cs="Arial" w:eastAsia="Arial" w:hAnsi="Arial"/>
@@ -3942,7 +3942,7 @@
               <w:spacing w:after="10" w:before="0"/>
               <w:ind w:left="120"/>
             </w:pPr>
-            <w:hyperlink w:history="1" r:id="rIddigavlprtbr2lyi20g6ui">
+            <w:hyperlink w:history="1" r:id="rIdtx6uiwcfylbscoqwprpgh">
               <w:r>
                 <w:rPr>
                   <w:rFonts w:ascii="Arial" w:cs="Arial" w:eastAsia="Arial" w:hAnsi="Arial"/>
@@ -4002,7 +4002,7 @@
             <w:pPr>
               <w:spacing w:after="20" w:before="0"/>
             </w:pPr>
-            <w:hyperlink w:history="1" r:id="rIdoodjj9ywaypyoyxyvyn3j">
+            <w:hyperlink w:history="1" r:id="rIdzcoj4iqbmm7r-vyyj0m4g">
               <w:r>
                 <w:rPr>
                   <w:rFonts w:ascii="Arial" w:cs="Arial" w:eastAsia="Arial" w:hAnsi="Arial"/>
@@ -4035,7 +4035,7 @@
               <w:spacing w:after="10" w:before="0"/>
               <w:ind w:left="120"/>
             </w:pPr>
-            <w:hyperlink w:history="1" r:id="rIdwh5uuwhsmlbtjiiyjziph">
+            <w:hyperlink w:history="1" r:id="rId4zp-rkmaf86xrcat3buvs">
               <w:r>
                 <w:rPr>
                   <w:rFonts w:ascii="Arial" w:cs="Arial" w:eastAsia="Arial" w:hAnsi="Arial"/>
@@ -4247,7 +4247,7 @@
               <w:spacing w:after="10" w:before="0"/>
               <w:ind w:left="120"/>
             </w:pPr>
-            <w:hyperlink w:history="1" r:id="rIduhs800aihgv57ubth3yl7">
+            <w:hyperlink w:history="1" r:id="rIdys-ianzroxk4pge6scw1q">
               <w:r>
                 <w:rPr>
                   <w:rFonts w:ascii="Arial" w:cs="Arial" w:eastAsia="Arial" w:hAnsi="Arial"/>
@@ -4307,7 +4307,7 @@
             <w:pPr>
               <w:spacing w:after="20" w:before="0"/>
             </w:pPr>
-            <w:hyperlink w:history="1" r:id="rIdqzmpiourzyhuhv_w1rjvk">
+            <w:hyperlink w:history="1" r:id="rIdcqzqwdqkkefg5qyj6jgy5">
               <w:r>
                 <w:rPr>
                   <w:rFonts w:ascii="Arial" w:cs="Arial" w:eastAsia="Arial" w:hAnsi="Arial"/>
@@ -4340,7 +4340,7 @@
               <w:spacing w:after="10" w:before="0"/>
               <w:ind w:left="120"/>
             </w:pPr>
-            <w:hyperlink w:history="1" r:id="rIdf_ukzrz5r2lbndwqgz1-p">
+            <w:hyperlink w:history="1" r:id="rIdvmosrlnnct-tvin_lxart">
               <w:r>
                 <w:rPr>
                   <w:rFonts w:ascii="Arial" w:cs="Arial" w:eastAsia="Arial" w:hAnsi="Arial"/>
@@ -4552,7 +4552,7 @@
               <w:spacing w:after="10" w:before="0"/>
               <w:ind w:left="120"/>
             </w:pPr>
-            <w:hyperlink w:history="1" r:id="rIdhithn8eoqsocwomu9xxa0">
+            <w:hyperlink w:history="1" r:id="rIdggtvcehfxkqjswa2q99ue">
               <w:r>
                 <w:rPr>
                   <w:rFonts w:ascii="Arial" w:cs="Arial" w:eastAsia="Arial" w:hAnsi="Arial"/>
@@ -4612,7 +4612,7 @@
             <w:pPr>
               <w:spacing w:after="20" w:before="0"/>
             </w:pPr>
-            <w:hyperlink w:history="1" r:id="rIdwszomqhuxog3upk9f3rdu">
+            <w:hyperlink w:history="1" r:id="rIdc1m_6b6xo9skh0rxynkae">
               <w:r>
                 <w:rPr>
                   <w:rFonts w:ascii="Arial" w:cs="Arial" w:eastAsia="Arial" w:hAnsi="Arial"/>
@@ -4645,7 +4645,7 @@
               <w:spacing w:after="10" w:before="0"/>
               <w:ind w:left="120"/>
             </w:pPr>
-            <w:hyperlink w:history="1" r:id="rIdrkpd7yih7zshqcsmv2-yd">
+            <w:hyperlink w:history="1" r:id="rId4fy0mavyfk8bbct7cm3gc">
               <w:r>
                 <w:rPr>
                   <w:rFonts w:ascii="Arial" w:cs="Arial" w:eastAsia="Arial" w:hAnsi="Arial"/>
@@ -5157,7 +5157,7 @@
         </w:rPr>
         <w:t xml:space="preserve">© 2026 SeaVuria and ARES. Aligned with KICD objectives. Developed by SeaVuria; technical implementation by ARES (with AI assistance from Claude). Licensed under </w:t>
       </w:r>
-      <w:hyperlink w:history="1" r:id="rIdqlx50cyrlwcxh78tpjy88">
+      <w:hyperlink w:history="1" r:id="rIdvgusabx55vbmw6zr0_v_q">
         <w:r>
           <w:rPr>
             <w:rFonts w:ascii="Arial" w:cs="Arial" w:eastAsia="Arial" w:hAnsi="Arial"/>
@@ -5178,7 +5178,7 @@
         </w:rPr>
         <w:t xml:space="preserve"> (</w:t>
       </w:r>
-      <w:hyperlink w:history="1" r:id="rId3exm4bghbqju2ijbzfh8a">
+      <w:hyperlink w:history="1" r:id="rIdol0_sjgg1dvun8xolr0sw">
         <w:r>
           <w:rPr>
             <w:rFonts w:ascii="Arial" w:cs="Arial" w:eastAsia="Arial" w:hAnsi="Arial"/>
@@ -6191,7 +6191,7 @@
             <w:pPr>
               <w:spacing w:after="20" w:before="0"/>
             </w:pPr>
-            <w:hyperlink w:history="1" r:id="rIdep3esy1bvubw9oe19yv49">
+            <w:hyperlink w:history="1" r:id="rIdd2lbdk9erqkejhmejfk9v">
               <w:r>
                 <w:rPr>
                   <w:rFonts w:ascii="Arial" w:cs="Arial" w:eastAsia="Arial" w:hAnsi="Arial"/>
@@ -6224,7 +6224,7 @@
               <w:spacing w:after="10" w:before="0"/>
               <w:ind w:left="120"/>
             </w:pPr>
-            <w:hyperlink w:history="1" r:id="rIdwvdif7l_mesde1fniy2zd">
+            <w:hyperlink w:history="1" r:id="rIduh747aqzj7xvdvztt7svs">
               <w:r>
                 <w:rPr>
                   <w:rFonts w:ascii="Arial" w:cs="Arial" w:eastAsia="Arial" w:hAnsi="Arial"/>
@@ -6269,7 +6269,7 @@
             <w:pPr>
               <w:spacing w:after="20" w:before="0"/>
             </w:pPr>
-            <w:hyperlink w:history="1" r:id="rId16uvtmetegdk0mwtmyzvw">
+            <w:hyperlink w:history="1" r:id="rIdtjg9rcb6mqfduvw-hnse1">
               <w:r>
                 <w:rPr>
                   <w:rFonts w:ascii="Arial" w:cs="Arial" w:eastAsia="Arial" w:hAnsi="Arial"/>
@@ -6302,7 +6302,7 @@
               <w:spacing w:after="10" w:before="0"/>
               <w:ind w:left="120"/>
             </w:pPr>
-            <w:hyperlink w:history="1" r:id="rIdsdok_r0txegcczp5qsodb">
+            <w:hyperlink w:history="1" r:id="rId5quvybbqifvqt3hvdp5cu">
               <w:r>
                 <w:rPr>
                   <w:rFonts w:ascii="Arial" w:cs="Arial" w:eastAsia="Arial" w:hAnsi="Arial"/>
@@ -6497,7 +6497,7 @@
             <w:pPr>
               <w:spacing w:after="20" w:before="0"/>
             </w:pPr>
-            <w:hyperlink w:history="1" r:id="rIddnczupruhttlk0wsn54s0">
+            <w:hyperlink w:history="1" r:id="rIdi4tycfnhogtmldqbvkm2p">
               <w:r>
                 <w:rPr>
                   <w:rFonts w:ascii="Arial" w:cs="Arial" w:eastAsia="Arial" w:hAnsi="Arial"/>
@@ -6530,7 +6530,7 @@
               <w:spacing w:after="10" w:before="0"/>
               <w:ind w:left="120"/>
             </w:pPr>
-            <w:hyperlink w:history="1" r:id="rId-y42g9tvjaadr-ls8oqm1">
+            <w:hyperlink w:history="1" r:id="rId3xjvuceu5q8e8crevsyze">
               <w:r>
                 <w:rPr>
                   <w:rFonts w:ascii="Arial" w:cs="Arial" w:eastAsia="Arial" w:hAnsi="Arial"/>
@@ -6575,7 +6575,7 @@
             <w:pPr>
               <w:spacing w:after="20" w:before="0"/>
             </w:pPr>
-            <w:hyperlink w:history="1" r:id="rIdxvcdsbleimhykt7va_1sy">
+            <w:hyperlink w:history="1" r:id="rId2eip9fesizm9fnfhv9bia">
               <w:r>
                 <w:rPr>
                   <w:rFonts w:ascii="Arial" w:cs="Arial" w:eastAsia="Arial" w:hAnsi="Arial"/>
@@ -6608,7 +6608,7 @@
               <w:spacing w:after="10" w:before="0"/>
               <w:ind w:left="120"/>
             </w:pPr>
-            <w:hyperlink w:history="1" r:id="rId0gtbrreuxhxzt7p8lnx49">
+            <w:hyperlink w:history="1" r:id="rIdpm7ubtqps3uppfkrs0742">
               <w:r>
                 <w:rPr>
                   <w:rFonts w:ascii="Arial" w:cs="Arial" w:eastAsia="Arial" w:hAnsi="Arial"/>
@@ -6803,7 +6803,7 @@
             <w:pPr>
               <w:spacing w:after="20" w:before="0"/>
             </w:pPr>
-            <w:hyperlink w:history="1" r:id="rId-sohmdbuk1pfos9w-qrrn">
+            <w:hyperlink w:history="1" r:id="rIdh-tdfrk7aym1qge_jnpzf">
               <w:r>
                 <w:rPr>
                   <w:rFonts w:ascii="Arial" w:cs="Arial" w:eastAsia="Arial" w:hAnsi="Arial"/>
@@ -6836,7 +6836,7 @@
               <w:spacing w:after="10" w:before="0"/>
               <w:ind w:left="120"/>
             </w:pPr>
-            <w:hyperlink w:history="1" r:id="rIdedksy59efvjoaumzbjvqb">
+            <w:hyperlink w:history="1" r:id="rIdjksog8opiuocb114tbh0h">
               <w:r>
                 <w:rPr>
                   <w:rFonts w:ascii="Arial" w:cs="Arial" w:eastAsia="Arial" w:hAnsi="Arial"/>
@@ -6881,7 +6881,7 @@
             <w:pPr>
               <w:spacing w:after="20" w:before="0"/>
             </w:pPr>
-            <w:hyperlink w:history="1" r:id="rIdkibtsiosocwe9ot0s3dpp">
+            <w:hyperlink w:history="1" r:id="rIdjdq7ycwdelb4vujambsyc">
               <w:r>
                 <w:rPr>
                   <w:rFonts w:ascii="Arial" w:cs="Arial" w:eastAsia="Arial" w:hAnsi="Arial"/>
@@ -6914,7 +6914,7 @@
               <w:spacing w:after="10" w:before="0"/>
               <w:ind w:left="120"/>
             </w:pPr>
-            <w:hyperlink w:history="1" r:id="rIdepsay5xuvvy7hc1tqjrp6">
+            <w:hyperlink w:history="1" r:id="rIdzsi8q7_a3vwztwogtrasv">
               <w:r>
                 <w:rPr>
                   <w:rFonts w:ascii="Arial" w:cs="Arial" w:eastAsia="Arial" w:hAnsi="Arial"/>
@@ -7109,7 +7109,7 @@
             <w:pPr>
               <w:spacing w:after="20" w:before="0"/>
             </w:pPr>
-            <w:hyperlink w:history="1" r:id="rIdd7n8bfu1j6hocsvk8ydu7">
+            <w:hyperlink w:history="1" r:id="rId5xpz0ruof9fxlef6_z85e">
               <w:r>
                 <w:rPr>
                   <w:rFonts w:ascii="Arial" w:cs="Arial" w:eastAsia="Arial" w:hAnsi="Arial"/>
@@ -7142,7 +7142,7 @@
               <w:spacing w:after="10" w:before="0"/>
               <w:ind w:left="120"/>
             </w:pPr>
-            <w:hyperlink w:history="1" r:id="rIdg5cjghznyhsp9ugmw2tjp">
+            <w:hyperlink w:history="1" r:id="rIdk5dx9j7m45wzkqfy8sayw">
               <w:r>
                 <w:rPr>
                   <w:rFonts w:ascii="Arial" w:cs="Arial" w:eastAsia="Arial" w:hAnsi="Arial"/>
@@ -7187,7 +7187,7 @@
             <w:pPr>
               <w:spacing w:after="20" w:before="0"/>
             </w:pPr>
-            <w:hyperlink w:history="1" r:id="rId0wvbnhtm3rb-glg1cweuf">
+            <w:hyperlink w:history="1" r:id="rIdxu8ngqpdad3kwzh-ymsd1">
               <w:r>
                 <w:rPr>
                   <w:rFonts w:ascii="Arial" w:cs="Arial" w:eastAsia="Arial" w:hAnsi="Arial"/>
@@ -7220,7 +7220,7 @@
               <w:spacing w:after="10" w:before="0"/>
               <w:ind w:left="120"/>
             </w:pPr>
-            <w:hyperlink w:history="1" r:id="rIdyzxcxr9semxkewcswfcqm">
+            <w:hyperlink w:history="1" r:id="rIdbjncj2rt5rzxoelw8pvix">
               <w:r>
                 <w:rPr>
                   <w:rFonts w:ascii="Arial" w:cs="Arial" w:eastAsia="Arial" w:hAnsi="Arial"/>
@@ -7415,7 +7415,7 @@
             <w:pPr>
               <w:spacing w:after="20" w:before="0"/>
             </w:pPr>
-            <w:hyperlink w:history="1" r:id="rIdg-14iwsgmlpdikwqonzlm">
+            <w:hyperlink w:history="1" r:id="rIdbm7n7qjm0o-6tauxlomjb">
               <w:r>
                 <w:rPr>
                   <w:rFonts w:ascii="Arial" w:cs="Arial" w:eastAsia="Arial" w:hAnsi="Arial"/>
@@ -7448,7 +7448,7 @@
               <w:spacing w:after="10" w:before="0"/>
               <w:ind w:left="120"/>
             </w:pPr>
-            <w:hyperlink w:history="1" r:id="rId-bm-pnmaoreuuspu6vrmf">
+            <w:hyperlink w:history="1" r:id="rIda59rjzxsithebcrukqxvd">
               <w:r>
                 <w:rPr>
                   <w:rFonts w:ascii="Arial" w:cs="Arial" w:eastAsia="Arial" w:hAnsi="Arial"/>
@@ -7493,7 +7493,7 @@
             <w:pPr>
               <w:spacing w:after="20" w:before="0"/>
             </w:pPr>
-            <w:hyperlink w:history="1" r:id="rIdbwkpfb5stey_4vohf2cr6">
+            <w:hyperlink w:history="1" r:id="rIdbjdy6di9992nvgffvce7o">
               <w:r>
                 <w:rPr>
                   <w:rFonts w:ascii="Arial" w:cs="Arial" w:eastAsia="Arial" w:hAnsi="Arial"/>
@@ -7526,7 +7526,7 @@
               <w:spacing w:after="10" w:before="0"/>
               <w:ind w:left="120"/>
             </w:pPr>
-            <w:hyperlink w:history="1" r:id="rIdbnfe-aphh3twwzyrororg">
+            <w:hyperlink w:history="1" r:id="rIdofgivtdmbube7h9pgxw1e">
               <w:r>
                 <w:rPr>
                   <w:rFonts w:ascii="Arial" w:cs="Arial" w:eastAsia="Arial" w:hAnsi="Arial"/>
@@ -8038,7 +8038,7 @@
         </w:rPr>
         <w:t xml:space="preserve">© 2026 SeaVuria and ARES. Aligned with KICD objectives. Developed by SeaVuria; technical implementation by ARES (with AI assistance from Claude). Licensed under </w:t>
       </w:r>
-      <w:hyperlink w:history="1" r:id="rIde9shbv0tozjvinm_4rj-v">
+      <w:hyperlink w:history="1" r:id="rIdp3hxy488ie903vjt2orbh">
         <w:r>
           <w:rPr>
             <w:rFonts w:ascii="Arial" w:cs="Arial" w:eastAsia="Arial" w:hAnsi="Arial"/>
@@ -8059,7 +8059,7 @@
         </w:rPr>
         <w:t xml:space="preserve"> (</w:t>
       </w:r>
-      <w:hyperlink w:history="1" r:id="rId76u9eqlniurk73tmcupx-">
+      <w:hyperlink w:history="1" r:id="rId41ckuepff3quap0ldgr4h">
         <w:r>
           <w:rPr>
             <w:rFonts w:ascii="Arial" w:cs="Arial" w:eastAsia="Arial" w:hAnsi="Arial"/>
@@ -9072,7 +9072,7 @@
             <w:pPr>
               <w:spacing w:after="20" w:before="0"/>
             </w:pPr>
-            <w:hyperlink w:history="1" r:id="rIdefb2_7o6hnz1poacsklmt">
+            <w:hyperlink w:history="1" r:id="rIduw4xod1cbuwn9tus-8rmp">
               <w:r>
                 <w:rPr>
                   <w:rFonts w:ascii="Arial" w:cs="Arial" w:eastAsia="Arial" w:hAnsi="Arial"/>
@@ -9105,7 +9105,7 @@
               <w:spacing w:after="10" w:before="0"/>
               <w:ind w:left="120"/>
             </w:pPr>
-            <w:hyperlink w:history="1" r:id="rIdzyv69okkuuuaf5gvqt3jj">
+            <w:hyperlink w:history="1" r:id="rIdoyfk9fwrfb0gthbi9yjh7">
               <w:r>
                 <w:rPr>
                   <w:rFonts w:ascii="Arial" w:cs="Arial" w:eastAsia="Arial" w:hAnsi="Arial"/>
@@ -9150,7 +9150,7 @@
             <w:pPr>
               <w:spacing w:after="20" w:before="0"/>
             </w:pPr>
-            <w:hyperlink w:history="1" r:id="rIdnfwboxdpcbx8uy7gfgdp8">
+            <w:hyperlink w:history="1" r:id="rIdwxmcmraenbyveyc69gamx">
               <w:r>
                 <w:rPr>
                   <w:rFonts w:ascii="Arial" w:cs="Arial" w:eastAsia="Arial" w:hAnsi="Arial"/>
@@ -9183,7 +9183,7 @@
               <w:spacing w:after="10" w:before="0"/>
               <w:ind w:left="120"/>
             </w:pPr>
-            <w:hyperlink w:history="1" r:id="rIdrqqpy-wzbv8nep-giblhk">
+            <w:hyperlink w:history="1" r:id="rIduobehvw950xj-dwauyetq">
               <w:r>
                 <w:rPr>
                   <w:rFonts w:ascii="Arial" w:cs="Arial" w:eastAsia="Arial" w:hAnsi="Arial"/>
@@ -9378,7 +9378,7 @@
             <w:pPr>
               <w:spacing w:after="20" w:before="0"/>
             </w:pPr>
-            <w:hyperlink w:history="1" r:id="rIdkhlqkyqzfg8-ppc1topbg">
+            <w:hyperlink w:history="1" r:id="rIdknvvwqj1nl36pg2_fbpm6">
               <w:r>
                 <w:rPr>
                   <w:rFonts w:ascii="Arial" w:cs="Arial" w:eastAsia="Arial" w:hAnsi="Arial"/>
@@ -9411,7 +9411,7 @@
               <w:spacing w:after="10" w:before="0"/>
               <w:ind w:left="120"/>
             </w:pPr>
-            <w:hyperlink w:history="1" r:id="rIdinsy2icgbxttzuvsceh87">
+            <w:hyperlink w:history="1" r:id="rIdmkaf5riyeweb6ow-coulg">
               <w:r>
                 <w:rPr>
                   <w:rFonts w:ascii="Arial" w:cs="Arial" w:eastAsia="Arial" w:hAnsi="Arial"/>
@@ -9456,7 +9456,7 @@
             <w:pPr>
               <w:spacing w:after="20" w:before="0"/>
             </w:pPr>
-            <w:hyperlink w:history="1" r:id="rIdtseevem3qmz1job5hhtvh">
+            <w:hyperlink w:history="1" r:id="rIdv3sv5xeq0rr5usbnsn0t1">
               <w:r>
                 <w:rPr>
                   <w:rFonts w:ascii="Arial" w:cs="Arial" w:eastAsia="Arial" w:hAnsi="Arial"/>
@@ -9489,7 +9489,7 @@
               <w:spacing w:after="10" w:before="0"/>
               <w:ind w:left="120"/>
             </w:pPr>
-            <w:hyperlink w:history="1" r:id="rIdieqwxatiwx2wffnoofrgz">
+            <w:hyperlink w:history="1" r:id="rIdpzfvbhf1kpsynkldn3zeu">
               <w:r>
                 <w:rPr>
                   <w:rFonts w:ascii="Arial" w:cs="Arial" w:eastAsia="Arial" w:hAnsi="Arial"/>
@@ -9684,7 +9684,7 @@
             <w:pPr>
               <w:spacing w:after="20" w:before="0"/>
             </w:pPr>
-            <w:hyperlink w:history="1" r:id="rIdhelhsnpdseo9rpopgt-oe">
+            <w:hyperlink w:history="1" r:id="rIdf1wsiarifd9oq3rus7jjc">
               <w:r>
                 <w:rPr>
                   <w:rFonts w:ascii="Arial" w:cs="Arial" w:eastAsia="Arial" w:hAnsi="Arial"/>
@@ -9717,7 +9717,7 @@
               <w:spacing w:after="10" w:before="0"/>
               <w:ind w:left="120"/>
             </w:pPr>
-            <w:hyperlink w:history="1" r:id="rIdpmyfzg74vqk8zsdm971pf">
+            <w:hyperlink w:history="1" r:id="rIdbyuawdnxgygmcx0t5zmzr">
               <w:r>
                 <w:rPr>
                   <w:rFonts w:ascii="Arial" w:cs="Arial" w:eastAsia="Arial" w:hAnsi="Arial"/>
@@ -9762,7 +9762,7 @@
             <w:pPr>
               <w:spacing w:after="20" w:before="0"/>
             </w:pPr>
-            <w:hyperlink w:history="1" r:id="rIdn1nxmxbcknuqwnodeviaz">
+            <w:hyperlink w:history="1" r:id="rIdcvpg-3jlyjhoexofwwv7l">
               <w:r>
                 <w:rPr>
                   <w:rFonts w:ascii="Arial" w:cs="Arial" w:eastAsia="Arial" w:hAnsi="Arial"/>
@@ -9795,7 +9795,7 @@
               <w:spacing w:after="10" w:before="0"/>
               <w:ind w:left="120"/>
             </w:pPr>
-            <w:hyperlink w:history="1" r:id="rId_bpsde0orrl0aiwmfadse">
+            <w:hyperlink w:history="1" r:id="rId2mwiwcqzqetbtflhmjzc-">
               <w:r>
                 <w:rPr>
                   <w:rFonts w:ascii="Arial" w:cs="Arial" w:eastAsia="Arial" w:hAnsi="Arial"/>
@@ -9990,7 +9990,7 @@
             <w:pPr>
               <w:spacing w:after="20" w:before="0"/>
             </w:pPr>
-            <w:hyperlink w:history="1" r:id="rIddksxspbnoyd1kocrdbipq">
+            <w:hyperlink w:history="1" r:id="rIdwtsvrp4ovsssaaice5-_z">
               <w:r>
                 <w:rPr>
                   <w:rFonts w:ascii="Arial" w:cs="Arial" w:eastAsia="Arial" w:hAnsi="Arial"/>
@@ -10023,7 +10023,7 @@
               <w:spacing w:after="10" w:before="0"/>
               <w:ind w:left="120"/>
             </w:pPr>
-            <w:hyperlink w:history="1" r:id="rIdb5rk9xnyyqmaiecosj4z9">
+            <w:hyperlink w:history="1" r:id="rIdug3cyazmtetfikxp5aqlx">
               <w:r>
                 <w:rPr>
                   <w:rFonts w:ascii="Arial" w:cs="Arial" w:eastAsia="Arial" w:hAnsi="Arial"/>
@@ -10068,7 +10068,7 @@
             <w:pPr>
               <w:spacing w:after="20" w:before="0"/>
             </w:pPr>
-            <w:hyperlink w:history="1" r:id="rIdm_y2eul1toovyh441beyg">
+            <w:hyperlink w:history="1" r:id="rIdfyy8k2n9yrvazs36mdswe">
               <w:r>
                 <w:rPr>
                   <w:rFonts w:ascii="Arial" w:cs="Arial" w:eastAsia="Arial" w:hAnsi="Arial"/>
@@ -10101,7 +10101,7 @@
               <w:spacing w:after="10" w:before="0"/>
               <w:ind w:left="120"/>
             </w:pPr>
-            <w:hyperlink w:history="1" r:id="rIdja01c7vwpmja9uemc8ijv">
+            <w:hyperlink w:history="1" r:id="rIdszgoovcifgfpvpxhvjpnl">
               <w:r>
                 <w:rPr>
                   <w:rFonts w:ascii="Arial" w:cs="Arial" w:eastAsia="Arial" w:hAnsi="Arial"/>
@@ -10296,7 +10296,7 @@
             <w:pPr>
               <w:spacing w:after="20" w:before="0"/>
             </w:pPr>
-            <w:hyperlink w:history="1" r:id="rIdlnpwaaquawggxtj6lwzkm">
+            <w:hyperlink w:history="1" r:id="rIdpfvbgedg2o7muha4zmez9">
               <w:r>
                 <w:rPr>
                   <w:rFonts w:ascii="Arial" w:cs="Arial" w:eastAsia="Arial" w:hAnsi="Arial"/>
@@ -10329,7 +10329,7 @@
               <w:spacing w:after="10" w:before="0"/>
               <w:ind w:left="120"/>
             </w:pPr>
-            <w:hyperlink w:history="1" r:id="rIdkhflves5f1ku6zo2d-rwe">
+            <w:hyperlink w:history="1" r:id="rIdcjpkpieonxdgva0l6ritd">
               <w:r>
                 <w:rPr>
                   <w:rFonts w:ascii="Arial" w:cs="Arial" w:eastAsia="Arial" w:hAnsi="Arial"/>
@@ -10374,7 +10374,7 @@
             <w:pPr>
               <w:spacing w:after="20" w:before="0"/>
             </w:pPr>
-            <w:hyperlink w:history="1" r:id="rIdt5aohyggqgdvwr9nmybkv">
+            <w:hyperlink w:history="1" r:id="rIdhcptexodshalgaaiwindh">
               <w:r>
                 <w:rPr>
                   <w:rFonts w:ascii="Arial" w:cs="Arial" w:eastAsia="Arial" w:hAnsi="Arial"/>
@@ -10407,7 +10407,7 @@
               <w:spacing w:after="10" w:before="0"/>
               <w:ind w:left="120"/>
             </w:pPr>
-            <w:hyperlink w:history="1" r:id="rIdfwhrmj4pd_io0mf9evd6p">
+            <w:hyperlink w:history="1" r:id="rIdp8b6ql_1ympqazmyfjc51">
               <w:r>
                 <w:rPr>
                   <w:rFonts w:ascii="Arial" w:cs="Arial" w:eastAsia="Arial" w:hAnsi="Arial"/>
@@ -10919,7 +10919,7 @@
         </w:rPr>
         <w:t xml:space="preserve">© 2026 SeaVuria and ARES. Aligned with KICD objectives. Developed by SeaVuria; technical implementation by ARES (with AI assistance from Claude). Licensed under </w:t>
       </w:r>
-      <w:hyperlink w:history="1" r:id="rIdkh4vnnt94us0sepnaj62i">
+      <w:hyperlink w:history="1" r:id="rIdwv3ukdf-efekrxx33xwop">
         <w:r>
           <w:rPr>
             <w:rFonts w:ascii="Arial" w:cs="Arial" w:eastAsia="Arial" w:hAnsi="Arial"/>
@@ -10940,7 +10940,7 @@
         </w:rPr>
         <w:t xml:space="preserve"> (</w:t>
       </w:r>
-      <w:hyperlink w:history="1" r:id="rId9ywmftrlgn8uxyvzyahaj">
+      <w:hyperlink w:history="1" r:id="rIdvi_i9t7xqwejhp3igmmbl">
         <w:r>
           <w:rPr>
             <w:rFonts w:ascii="Arial" w:cs="Arial" w:eastAsia="Arial" w:hAnsi="Arial"/>
@@ -11953,7 +11953,7 @@
             <w:pPr>
               <w:spacing w:after="20" w:before="0"/>
             </w:pPr>
-            <w:hyperlink w:history="1" r:id="rIdzybgxhp1h7jd3xjzydgap">
+            <w:hyperlink w:history="1" r:id="rIdzc3fymwoi7uc4yiubvbak">
               <w:r>
                 <w:rPr>
                   <w:rFonts w:ascii="Arial" w:cs="Arial" w:eastAsia="Arial" w:hAnsi="Arial"/>
@@ -11986,7 +11986,7 @@
               <w:spacing w:after="10" w:before="0"/>
               <w:ind w:left="120"/>
             </w:pPr>
-            <w:hyperlink w:history="1" r:id="rIdxusq8s3qhk8s4f8ay3f6d">
+            <w:hyperlink w:history="1" r:id="rIdt9evzvfuekgawz-2tkljp">
               <w:r>
                 <w:rPr>
                   <w:rFonts w:ascii="Arial" w:cs="Arial" w:eastAsia="Arial" w:hAnsi="Arial"/>
@@ -12048,7 +12048,7 @@
               <w:spacing w:after="10" w:before="0"/>
               <w:ind w:left="120"/>
             </w:pPr>
-            <w:hyperlink w:history="1" r:id="rIdnny2ezsng4t221wakz8lj">
+            <w:hyperlink w:history="1" r:id="rIdf2kirg--lnfudocqkcgc9">
               <w:r>
                 <w:rPr>
                   <w:rFonts w:ascii="Arial" w:cs="Arial" w:eastAsia="Arial" w:hAnsi="Arial"/>
@@ -12258,7 +12258,7 @@
             <w:pPr>
               <w:spacing w:after="20" w:before="0"/>
             </w:pPr>
-            <w:hyperlink w:history="1" r:id="rIdzre4k9o-1lo4ggz-ylnfg">
+            <w:hyperlink w:history="1" r:id="rId_hckyqhcjesxhw4xt4znm">
               <w:r>
                 <w:rPr>
                   <w:rFonts w:ascii="Arial" w:cs="Arial" w:eastAsia="Arial" w:hAnsi="Arial"/>
@@ -12291,7 +12291,7 @@
               <w:spacing w:after="10" w:before="0"/>
               <w:ind w:left="120"/>
             </w:pPr>
-            <w:hyperlink w:history="1" r:id="rIdztzcr877fpjekxuavy-kt">
+            <w:hyperlink w:history="1" r:id="rIdfekhlgz-cekouab5kop-d">
               <w:r>
                 <w:rPr>
                   <w:rFonts w:ascii="Arial" w:cs="Arial" w:eastAsia="Arial" w:hAnsi="Arial"/>
@@ -12353,7 +12353,7 @@
               <w:spacing w:after="10" w:before="0"/>
               <w:ind w:left="120"/>
             </w:pPr>
-            <w:hyperlink w:history="1" r:id="rIdgnaggmytdpctwrhl0cjuo">
+            <w:hyperlink w:history="1" r:id="rIdzff9qyx0ihlciw1at4hco">
               <w:r>
                 <w:rPr>
                   <w:rFonts w:ascii="Arial" w:cs="Arial" w:eastAsia="Arial" w:hAnsi="Arial"/>
@@ -12563,7 +12563,7 @@
             <w:pPr>
               <w:spacing w:after="20" w:before="0"/>
             </w:pPr>
-            <w:hyperlink w:history="1" r:id="rIdpgurcfn2piegtb4xo2tbu">
+            <w:hyperlink w:history="1" r:id="rIdj205wlzi58hf5pyqehl6n">
               <w:r>
                 <w:rPr>
                   <w:rFonts w:ascii="Arial" w:cs="Arial" w:eastAsia="Arial" w:hAnsi="Arial"/>
@@ -12596,7 +12596,7 @@
               <w:spacing w:after="10" w:before="0"/>
               <w:ind w:left="120"/>
             </w:pPr>
-            <w:hyperlink w:history="1" r:id="rIdnv8oh4aux4njiv8gptqjg">
+            <w:hyperlink w:history="1" r:id="rIdkx5njnn6s021tzif_lbmk">
               <w:r>
                 <w:rPr>
                   <w:rFonts w:ascii="Arial" w:cs="Arial" w:eastAsia="Arial" w:hAnsi="Arial"/>
@@ -12658,7 +12658,7 @@
               <w:spacing w:after="10" w:before="0"/>
               <w:ind w:left="120"/>
             </w:pPr>
-            <w:hyperlink w:history="1" r:id="rIde6c2uj7puzjcs-vlun1oe">
+            <w:hyperlink w:history="1" r:id="rIdxvkuzfdzgpw6yv5slvqtn">
               <w:r>
                 <w:rPr>
                   <w:rFonts w:ascii="Arial" w:cs="Arial" w:eastAsia="Arial" w:hAnsi="Arial"/>
@@ -12868,7 +12868,7 @@
             <w:pPr>
               <w:spacing w:after="20" w:before="0"/>
             </w:pPr>
-            <w:hyperlink w:history="1" r:id="rIddbn8zcefvyepxcy9t5hdw">
+            <w:hyperlink w:history="1" r:id="rIdt3muanf3j19mx6vi_usex">
               <w:r>
                 <w:rPr>
                   <w:rFonts w:ascii="Arial" w:cs="Arial" w:eastAsia="Arial" w:hAnsi="Arial"/>
@@ -12901,7 +12901,7 @@
               <w:spacing w:after="10" w:before="0"/>
               <w:ind w:left="120"/>
             </w:pPr>
-            <w:hyperlink w:history="1" r:id="rIdc9jqtg3-tgm-lgfurvl41">
+            <w:hyperlink w:history="1" r:id="rIdly5xzefvownjdyyg1exi1">
               <w:r>
                 <w:rPr>
                   <w:rFonts w:ascii="Arial" w:cs="Arial" w:eastAsia="Arial" w:hAnsi="Arial"/>
@@ -12963,7 +12963,7 @@
               <w:spacing w:after="10" w:before="0"/>
               <w:ind w:left="120"/>
             </w:pPr>
-            <w:hyperlink w:history="1" r:id="rIdb1audcnzstmgboijx_hdp">
+            <w:hyperlink w:history="1" r:id="rIdykatjrmcmx-wtgfdjggkr">
               <w:r>
                 <w:rPr>
                   <w:rFonts w:ascii="Arial" w:cs="Arial" w:eastAsia="Arial" w:hAnsi="Arial"/>
@@ -13173,7 +13173,7 @@
             <w:pPr>
               <w:spacing w:after="20" w:before="0"/>
             </w:pPr>
-            <w:hyperlink w:history="1" r:id="rId_kpvjfp3y2m-dz9z3ccmm">
+            <w:hyperlink w:history="1" r:id="rIdmlf7chjm_pgmqg-d1_bcq">
               <w:r>
                 <w:rPr>
                   <w:rFonts w:ascii="Arial" w:cs="Arial" w:eastAsia="Arial" w:hAnsi="Arial"/>
@@ -13206,7 +13206,7 @@
               <w:spacing w:after="10" w:before="0"/>
               <w:ind w:left="120"/>
             </w:pPr>
-            <w:hyperlink w:history="1" r:id="rIdwvn7yewasvbfduvfcssvz">
+            <w:hyperlink w:history="1" r:id="rId_zimtblqccostvonhxx9t">
               <w:r>
                 <w:rPr>
                   <w:rFonts w:ascii="Arial" w:cs="Arial" w:eastAsia="Arial" w:hAnsi="Arial"/>
@@ -13268,7 +13268,7 @@
               <w:spacing w:after="10" w:before="0"/>
               <w:ind w:left="120"/>
             </w:pPr>
-            <w:hyperlink w:history="1" r:id="rIdyozuqc1q43vsezxymviq2">
+            <w:hyperlink w:history="1" r:id="rIdxbbbtmthhcl70wtl53jdv">
               <w:r>
                 <w:rPr>
                   <w:rFonts w:ascii="Arial" w:cs="Arial" w:eastAsia="Arial" w:hAnsi="Arial"/>
@@ -13795,7 +13795,7 @@
         </w:rPr>
         <w:t xml:space="preserve">© 2026 SeaVuria and ARES. Aligned with KICD objectives. Developed by SeaVuria; technical implementation by ARES (with AI assistance from Claude). Licensed under </w:t>
       </w:r>
-      <w:hyperlink w:history="1" r:id="rIdvwja3sy-dnw38qyzlr1za">
+      <w:hyperlink w:history="1" r:id="rIdjhrlrfpoitqg91niqdrau">
         <w:r>
           <w:rPr>
             <w:rFonts w:ascii="Arial" w:cs="Arial" w:eastAsia="Arial" w:hAnsi="Arial"/>
@@ -13816,7 +13816,7 @@
         </w:rPr>
         <w:t xml:space="preserve"> (</w:t>
       </w:r>
-      <w:hyperlink w:history="1" r:id="rIdbnquekvgf2fxnswp_tapz">
+      <w:hyperlink w:history="1" r:id="rIdo-xbw4h399rqe7uq1vxpb">
         <w:r>
           <w:rPr>
             <w:rFonts w:ascii="Arial" w:cs="Arial" w:eastAsia="Arial" w:hAnsi="Arial"/>
@@ -14846,7 +14846,7 @@
               <w:spacing w:after="10" w:before="0"/>
               <w:ind w:left="120"/>
             </w:pPr>
-            <w:hyperlink w:history="1" r:id="rIdzy1vvdwbma1etkxefldjw">
+            <w:hyperlink w:history="1" r:id="rIdmfd--txvzxcbdlgtqgi6a">
               <w:r>
                 <w:rPr>
                   <w:rFonts w:ascii="Arial" w:cs="Arial" w:eastAsia="Arial" w:hAnsi="Arial"/>
@@ -14923,7 +14923,7 @@
               <w:spacing w:after="10" w:before="0"/>
               <w:ind w:left="120"/>
             </w:pPr>
-            <w:hyperlink w:history="1" r:id="rIdfs-raodjuf9ocmvpzjmxc">
+            <w:hyperlink w:history="1" r:id="rIdd6eoqm1suvbed_aoitkef">
               <w:r>
                 <w:rPr>
                   <w:rFonts w:ascii="Arial" w:cs="Arial" w:eastAsia="Arial" w:hAnsi="Arial"/>
@@ -15150,7 +15150,7 @@
               <w:spacing w:after="10" w:before="0"/>
               <w:ind w:left="120"/>
             </w:pPr>
-            <w:hyperlink w:history="1" r:id="rIdgt9c1lohiogdr8u5t33wx">
+            <w:hyperlink w:history="1" r:id="rIdbg6wdbabxu3nofidbzoxj">
               <w:r>
                 <w:rPr>
                   <w:rFonts w:ascii="Arial" w:cs="Arial" w:eastAsia="Arial" w:hAnsi="Arial"/>
@@ -15227,7 +15227,7 @@
               <w:spacing w:after="10" w:before="0"/>
               <w:ind w:left="120"/>
             </w:pPr>
-            <w:hyperlink w:history="1" r:id="rIdl1qeevjzepol1ssudbqya">
+            <w:hyperlink w:history="1" r:id="rIdgbml5mzkarxaan1lnmcn-">
               <w:r>
                 <w:rPr>
                   <w:rFonts w:ascii="Arial" w:cs="Arial" w:eastAsia="Arial" w:hAnsi="Arial"/>
@@ -15454,7 +15454,7 @@
               <w:spacing w:after="10" w:before="0"/>
               <w:ind w:left="120"/>
             </w:pPr>
-            <w:hyperlink w:history="1" r:id="rIdzhez7oioqkcbxmqywmvzc">
+            <w:hyperlink w:history="1" r:id="rIdcwmn-a_zzs7phz0lmd-kz">
               <w:r>
                 <w:rPr>
                   <w:rFonts w:ascii="Arial" w:cs="Arial" w:eastAsia="Arial" w:hAnsi="Arial"/>
@@ -15531,7 +15531,7 @@
               <w:spacing w:after="10" w:before="0"/>
               <w:ind w:left="120"/>
             </w:pPr>
-            <w:hyperlink w:history="1" r:id="rIddxpvrav1lqatdaiwlaurb">
+            <w:hyperlink w:history="1" r:id="rIdop6cm39_aojzzfyrnjttc">
               <w:r>
                 <w:rPr>
                   <w:rFonts w:ascii="Arial" w:cs="Arial" w:eastAsia="Arial" w:hAnsi="Arial"/>
@@ -15758,7 +15758,7 @@
               <w:spacing w:after="10" w:before="0"/>
               <w:ind w:left="120"/>
             </w:pPr>
-            <w:hyperlink w:history="1" r:id="rIdz826oqyvsjrdqn0lwxrdg">
+            <w:hyperlink w:history="1" r:id="rIdasvreszyfydnhjjx8nzqh">
               <w:r>
                 <w:rPr>
                   <w:rFonts w:ascii="Arial" w:cs="Arial" w:eastAsia="Arial" w:hAnsi="Arial"/>
@@ -15835,7 +15835,7 @@
               <w:spacing w:after="10" w:before="0"/>
               <w:ind w:left="120"/>
             </w:pPr>
-            <w:hyperlink w:history="1" r:id="rIdko7kgnxeplbyi8bwnztm7">
+            <w:hyperlink w:history="1" r:id="rIdxuwa-tsotiepykxnealts">
               <w:r>
                 <w:rPr>
                   <w:rFonts w:ascii="Arial" w:cs="Arial" w:eastAsia="Arial" w:hAnsi="Arial"/>
@@ -16062,7 +16062,7 @@
               <w:spacing w:after="10" w:before="0"/>
               <w:ind w:left="120"/>
             </w:pPr>
-            <w:hyperlink w:history="1" r:id="rIdbjwhvklxh5xqivpt1fzbe">
+            <w:hyperlink w:history="1" r:id="rIddcratwhcimiolh_cih00l">
               <w:r>
                 <w:rPr>
                   <w:rFonts w:ascii="Arial" w:cs="Arial" w:eastAsia="Arial" w:hAnsi="Arial"/>
@@ -16139,7 +16139,7 @@
               <w:spacing w:after="10" w:before="0"/>
               <w:ind w:left="120"/>
             </w:pPr>
-            <w:hyperlink w:history="1" r:id="rIdhpggjusjlfwoyp5gpfnwl">
+            <w:hyperlink w:history="1" r:id="rIdniwsrew5l7riqdwwfsqmg">
               <w:r>
                 <w:rPr>
                   <w:rFonts w:ascii="Arial" w:cs="Arial" w:eastAsia="Arial" w:hAnsi="Arial"/>
@@ -16666,7 +16666,7 @@
         </w:rPr>
         <w:t xml:space="preserve">© 2026 SeaVuria and ARES. Aligned with KICD objectives. Developed by SeaVuria; technical implementation by ARES (with AI assistance from Claude). Licensed under </w:t>
       </w:r>
-      <w:hyperlink w:history="1" r:id="rIdd7dd8sfmfpstg2uwqqqou">
+      <w:hyperlink w:history="1" r:id="rIdqe6ywbkcu48jd9ds7c0h1">
         <w:r>
           <w:rPr>
             <w:rFonts w:ascii="Arial" w:cs="Arial" w:eastAsia="Arial" w:hAnsi="Arial"/>
@@ -16687,7 +16687,7 @@
         </w:rPr>
         <w:t xml:space="preserve"> (</w:t>
       </w:r>
-      <w:hyperlink w:history="1" r:id="rIdfbzvbkjwtwujtbm68yaa5">
+      <w:hyperlink w:history="1" r:id="rIdx5q0jcxxc9luacb4n2qvb">
         <w:r>
           <w:rPr>
             <w:rFonts w:ascii="Arial" w:cs="Arial" w:eastAsia="Arial" w:hAnsi="Arial"/>
@@ -17700,7 +17700,7 @@
             <w:pPr>
               <w:spacing w:after="20" w:before="0"/>
             </w:pPr>
-            <w:hyperlink w:history="1" r:id="rIdiiyxa1nnkke8uq-sombj6">
+            <w:hyperlink w:history="1" r:id="rIdgm1yqnep_4xgcpwmocm7v">
               <w:r>
                 <w:rPr>
                   <w:rFonts w:ascii="Arial" w:cs="Arial" w:eastAsia="Arial" w:hAnsi="Arial"/>
@@ -17733,7 +17733,7 @@
               <w:spacing w:after="10" w:before="0"/>
               <w:ind w:left="120"/>
             </w:pPr>
-            <w:hyperlink w:history="1" r:id="rIdncteeliflvl58vmaitn4z">
+            <w:hyperlink w:history="1" r:id="rIdnzdw3lgo8l8verchdk0zu">
               <w:r>
                 <w:rPr>
                   <w:rFonts w:ascii="Arial" w:cs="Arial" w:eastAsia="Arial" w:hAnsi="Arial"/>
@@ -17778,7 +17778,7 @@
             <w:pPr>
               <w:spacing w:after="20" w:before="0"/>
             </w:pPr>
-            <w:hyperlink w:history="1" r:id="rIdfpingzafwfjv5dkqx8inq">
+            <w:hyperlink w:history="1" r:id="rIdcs7wzs-ymm63luqxbrdzu">
               <w:r>
                 <w:rPr>
                   <w:rFonts w:ascii="Arial" w:cs="Arial" w:eastAsia="Arial" w:hAnsi="Arial"/>
@@ -17811,7 +17811,7 @@
               <w:spacing w:after="10" w:before="0"/>
               <w:ind w:left="120"/>
             </w:pPr>
-            <w:hyperlink w:history="1" r:id="rIdt7iwlsccg46weit3bijyp">
+            <w:hyperlink w:history="1" r:id="rIdhs5wp_f2rdrndextkinnk">
               <w:r>
                 <w:rPr>
                   <w:rFonts w:ascii="Arial" w:cs="Arial" w:eastAsia="Arial" w:hAnsi="Arial"/>
@@ -18006,7 +18006,7 @@
             <w:pPr>
               <w:spacing w:after="20" w:before="0"/>
             </w:pPr>
-            <w:hyperlink w:history="1" r:id="rIdsq7qwndz2sgpbs_r_jqu3">
+            <w:hyperlink w:history="1" r:id="rIdplymmuzxxkzkrhkp4zcox">
               <w:r>
                 <w:rPr>
                   <w:rFonts w:ascii="Arial" w:cs="Arial" w:eastAsia="Arial" w:hAnsi="Arial"/>
@@ -18039,7 +18039,7 @@
               <w:spacing w:after="10" w:before="0"/>
               <w:ind w:left="120"/>
             </w:pPr>
-            <w:hyperlink w:history="1" r:id="rIdrchnvuqf7brvclxbmgmzy">
+            <w:hyperlink w:history="1" r:id="rIdpkl9dsfdosyquvzgnjhul">
               <w:r>
                 <w:rPr>
                   <w:rFonts w:ascii="Arial" w:cs="Arial" w:eastAsia="Arial" w:hAnsi="Arial"/>
@@ -18084,7 +18084,7 @@
             <w:pPr>
               <w:spacing w:after="20" w:before="0"/>
             </w:pPr>
-            <w:hyperlink w:history="1" r:id="rIdnm9avduivm7z9veabdn3s">
+            <w:hyperlink w:history="1" r:id="rIdypeprgdhcerca6i7fiz4h">
               <w:r>
                 <w:rPr>
                   <w:rFonts w:ascii="Arial" w:cs="Arial" w:eastAsia="Arial" w:hAnsi="Arial"/>
@@ -18117,7 +18117,7 @@
               <w:spacing w:after="10" w:before="0"/>
               <w:ind w:left="120"/>
             </w:pPr>
-            <w:hyperlink w:history="1" r:id="rIdv4yrupc4yigokk0jeljho">
+            <w:hyperlink w:history="1" r:id="rIdgselvdyqbfcx6sxnaiwme">
               <w:r>
                 <w:rPr>
                   <w:rFonts w:ascii="Arial" w:cs="Arial" w:eastAsia="Arial" w:hAnsi="Arial"/>
@@ -18312,7 +18312,7 @@
             <w:pPr>
               <w:spacing w:after="20" w:before="0"/>
             </w:pPr>
-            <w:hyperlink w:history="1" r:id="rIdfy2nvilt7jhm2axsaodhd">
+            <w:hyperlink w:history="1" r:id="rIdrqgv6gdotzxe5rp_b5leo">
               <w:r>
                 <w:rPr>
                   <w:rFonts w:ascii="Arial" w:cs="Arial" w:eastAsia="Arial" w:hAnsi="Arial"/>
@@ -18345,7 +18345,7 @@
               <w:spacing w:after="10" w:before="0"/>
               <w:ind w:left="120"/>
             </w:pPr>
-            <w:hyperlink w:history="1" r:id="rIdt77durvjdhz0vgbt2utso">
+            <w:hyperlink w:history="1" r:id="rIdgfoynkbklcihrxhbfn5yq">
               <w:r>
                 <w:rPr>
                   <w:rFonts w:ascii="Arial" w:cs="Arial" w:eastAsia="Arial" w:hAnsi="Arial"/>
@@ -18390,7 +18390,7 @@
             <w:pPr>
               <w:spacing w:after="20" w:before="0"/>
             </w:pPr>
-            <w:hyperlink w:history="1" r:id="rIdx_jywyro3ufae9xyttdql">
+            <w:hyperlink w:history="1" r:id="rIdgwvu7-t-x1zugvat40d1m">
               <w:r>
                 <w:rPr>
                   <w:rFonts w:ascii="Arial" w:cs="Arial" w:eastAsia="Arial" w:hAnsi="Arial"/>
@@ -18423,7 +18423,7 @@
               <w:spacing w:after="10" w:before="0"/>
               <w:ind w:left="120"/>
             </w:pPr>
-            <w:hyperlink w:history="1" r:id="rIdm42cn1fydannsmf5u7sud">
+            <w:hyperlink w:history="1" r:id="rIdvb4tjmtyi2fmk5cuqzplz">
               <w:r>
                 <w:rPr>
                   <w:rFonts w:ascii="Arial" w:cs="Arial" w:eastAsia="Arial" w:hAnsi="Arial"/>
@@ -18618,7 +18618,7 @@
             <w:pPr>
               <w:spacing w:after="20" w:before="0"/>
             </w:pPr>
-            <w:hyperlink w:history="1" r:id="rIdntq1odybh_eqnztnvxmoy">
+            <w:hyperlink w:history="1" r:id="rIdpeo9t2mx0yliyg6oon13y">
               <w:r>
                 <w:rPr>
                   <w:rFonts w:ascii="Arial" w:cs="Arial" w:eastAsia="Arial" w:hAnsi="Arial"/>
@@ -18651,7 +18651,7 @@
               <w:spacing w:after="10" w:before="0"/>
               <w:ind w:left="120"/>
             </w:pPr>
-            <w:hyperlink w:history="1" r:id="rIdfavy2oxnxqkrsktpzig5l">
+            <w:hyperlink w:history="1" r:id="rIddkqar1nfu8i4uwesegvq4">
               <w:r>
                 <w:rPr>
                   <w:rFonts w:ascii="Arial" w:cs="Arial" w:eastAsia="Arial" w:hAnsi="Arial"/>
@@ -18696,7 +18696,7 @@
             <w:pPr>
               <w:spacing w:after="20" w:before="0"/>
             </w:pPr>
-            <w:hyperlink w:history="1" r:id="rIdnkclbgbnsyajtbavmku96">
+            <w:hyperlink w:history="1" r:id="rIdjb3knnzc-sxbecu1pvdzr">
               <w:r>
                 <w:rPr>
                   <w:rFonts w:ascii="Arial" w:cs="Arial" w:eastAsia="Arial" w:hAnsi="Arial"/>
@@ -18729,7 +18729,7 @@
               <w:spacing w:after="10" w:before="0"/>
               <w:ind w:left="120"/>
             </w:pPr>
-            <w:hyperlink w:history="1" r:id="rIdxxc6eypb7f8ry5xpmkkzm">
+            <w:hyperlink w:history="1" r:id="rIdjniu6gcew5xbr9l9qaiks">
               <w:r>
                 <w:rPr>
                   <w:rFonts w:ascii="Arial" w:cs="Arial" w:eastAsia="Arial" w:hAnsi="Arial"/>
@@ -18924,7 +18924,7 @@
             <w:pPr>
               <w:spacing w:after="20" w:before="0"/>
             </w:pPr>
-            <w:hyperlink w:history="1" r:id="rId9ofpsic-51vwmjghuftr0">
+            <w:hyperlink w:history="1" r:id="rIded81wloltunvafhrzovvy">
               <w:r>
                 <w:rPr>
                   <w:rFonts w:ascii="Arial" w:cs="Arial" w:eastAsia="Arial" w:hAnsi="Arial"/>
@@ -18957,7 +18957,7 @@
               <w:spacing w:after="10" w:before="0"/>
               <w:ind w:left="120"/>
             </w:pPr>
-            <w:hyperlink w:history="1" r:id="rIdg7371algnbjiixzsi5_ry">
+            <w:hyperlink w:history="1" r:id="rIdoxj7xqzwg-bkdhhumzozb">
               <w:r>
                 <w:rPr>
                   <w:rFonts w:ascii="Arial" w:cs="Arial" w:eastAsia="Arial" w:hAnsi="Arial"/>
@@ -19002,7 +19002,7 @@
             <w:pPr>
               <w:spacing w:after="20" w:before="0"/>
             </w:pPr>
-            <w:hyperlink w:history="1" r:id="rIdpakc0kv-zxfymnjoip6gu">
+            <w:hyperlink w:history="1" r:id="rIdhpdnew_wi19jyisrybkwt">
               <w:r>
                 <w:rPr>
                   <w:rFonts w:ascii="Arial" w:cs="Arial" w:eastAsia="Arial" w:hAnsi="Arial"/>
@@ -19035,7 +19035,7 @@
               <w:spacing w:after="10" w:before="0"/>
               <w:ind w:left="120"/>
             </w:pPr>
-            <w:hyperlink w:history="1" r:id="rId4oyuxee3xmhjxz8xgr0wj">
+            <w:hyperlink w:history="1" r:id="rIdyqocfo5nhfwjxyexaotzk">
               <w:r>
                 <w:rPr>
                   <w:rFonts w:ascii="Arial" w:cs="Arial" w:eastAsia="Arial" w:hAnsi="Arial"/>
@@ -19547,7 +19547,7 @@
         </w:rPr>
         <w:t xml:space="preserve">© 2026 SeaVuria and ARES. Aligned with KICD objectives. Developed by SeaVuria; technical implementation by ARES (with AI assistance from Claude). Licensed under </w:t>
       </w:r>
-      <w:hyperlink w:history="1" r:id="rIdqlf93waa-zqryjcukrfwz">
+      <w:hyperlink w:history="1" r:id="rIdfccsvulp3qpwpmn4etasf">
         <w:r>
           <w:rPr>
             <w:rFonts w:ascii="Arial" w:cs="Arial" w:eastAsia="Arial" w:hAnsi="Arial"/>
@@ -19568,7 +19568,7 @@
         </w:rPr>
         <w:t xml:space="preserve"> (</w:t>
       </w:r>
-      <w:hyperlink w:history="1" r:id="rIdjdw68dzzgbd0yrdy3hkcv">
+      <w:hyperlink w:history="1" r:id="rIdsiigmpi2chgjqthzu1jzm">
         <w:r>
           <w:rPr>
             <w:rFonts w:ascii="Arial" w:cs="Arial" w:eastAsia="Arial" w:hAnsi="Arial"/>
@@ -20581,7 +20581,7 @@
             <w:pPr>
               <w:spacing w:after="20" w:before="0"/>
             </w:pPr>
-            <w:hyperlink w:history="1" r:id="rId4ti-63exqmlnoiyk-oezb">
+            <w:hyperlink w:history="1" r:id="rIdcfmofk-ifegujuoemputx">
               <w:r>
                 <w:rPr>
                   <w:rFonts w:ascii="Arial" w:cs="Arial" w:eastAsia="Arial" w:hAnsi="Arial"/>
@@ -20614,7 +20614,7 @@
               <w:spacing w:after="10" w:before="0"/>
               <w:ind w:left="120"/>
             </w:pPr>
-            <w:hyperlink w:history="1" r:id="rIdetatvjwt9snolj6dma4nd">
+            <w:hyperlink w:history="1" r:id="rIdzjnjiqwp6irz7jcfhvixc">
               <w:r>
                 <w:rPr>
                   <w:rFonts w:ascii="Arial" w:cs="Arial" w:eastAsia="Arial" w:hAnsi="Arial"/>
@@ -20659,7 +20659,7 @@
             <w:pPr>
               <w:spacing w:after="20" w:before="0"/>
             </w:pPr>
-            <w:hyperlink w:history="1" r:id="rId2niwgoflntsu6hhdiccl1">
+            <w:hyperlink w:history="1" r:id="rIdwbbwjoh_iq_5etst-8woh">
               <w:r>
                 <w:rPr>
                   <w:rFonts w:ascii="Arial" w:cs="Arial" w:eastAsia="Arial" w:hAnsi="Arial"/>
@@ -20692,7 +20692,7 @@
               <w:spacing w:after="10" w:before="0"/>
               <w:ind w:left="120"/>
             </w:pPr>
-            <w:hyperlink w:history="1" r:id="rIdl9kqhweqjj2jwmeenf3gq">
+            <w:hyperlink w:history="1" r:id="rId3waprggce_rhouolas66q">
               <w:r>
                 <w:rPr>
                   <w:rFonts w:ascii="Arial" w:cs="Arial" w:eastAsia="Arial" w:hAnsi="Arial"/>
@@ -20887,7 +20887,7 @@
             <w:pPr>
               <w:spacing w:after="20" w:before="0"/>
             </w:pPr>
-            <w:hyperlink w:history="1" r:id="rId8l2s0fvvlxa6uu_fi2rzc">
+            <w:hyperlink w:history="1" r:id="rIdqa7qnlbm_3wjiie4bp1zf">
               <w:r>
                 <w:rPr>
                   <w:rFonts w:ascii="Arial" w:cs="Arial" w:eastAsia="Arial" w:hAnsi="Arial"/>
@@ -20920,7 +20920,7 @@
               <w:spacing w:after="10" w:before="0"/>
               <w:ind w:left="120"/>
             </w:pPr>
-            <w:hyperlink w:history="1" r:id="rIdgtu4c2l85puwtdhshys2f">
+            <w:hyperlink w:history="1" r:id="rId6vipe-cfvzrdxujzabxey">
               <w:r>
                 <w:rPr>
                   <w:rFonts w:ascii="Arial" w:cs="Arial" w:eastAsia="Arial" w:hAnsi="Arial"/>
@@ -20965,7 +20965,7 @@
             <w:pPr>
               <w:spacing w:after="20" w:before="0"/>
             </w:pPr>
-            <w:hyperlink w:history="1" r:id="rIdi9ivq57wvhqkhm5cvptjm">
+            <w:hyperlink w:history="1" r:id="rIdmqqjvoiiyfeocj_k6jcmc">
               <w:r>
                 <w:rPr>
                   <w:rFonts w:ascii="Arial" w:cs="Arial" w:eastAsia="Arial" w:hAnsi="Arial"/>
@@ -20998,7 +20998,7 @@
               <w:spacing w:after="10" w:before="0"/>
               <w:ind w:left="120"/>
             </w:pPr>
-            <w:hyperlink w:history="1" r:id="rIdvyyxhp7_iru0ea549mdcv">
+            <w:hyperlink w:history="1" r:id="rId3wwn_f6mpxm7svo6bk0oq">
               <w:r>
                 <w:rPr>
                   <w:rFonts w:ascii="Arial" w:cs="Arial" w:eastAsia="Arial" w:hAnsi="Arial"/>
@@ -21193,7 +21193,7 @@
             <w:pPr>
               <w:spacing w:after="20" w:before="0"/>
             </w:pPr>
-            <w:hyperlink w:history="1" r:id="rIdisn-qgbmcndqrevw7j9ba">
+            <w:hyperlink w:history="1" r:id="rId2az2igmni3guirkaneho8">
               <w:r>
                 <w:rPr>
                   <w:rFonts w:ascii="Arial" w:cs="Arial" w:eastAsia="Arial" w:hAnsi="Arial"/>
@@ -21226,7 +21226,7 @@
               <w:spacing w:after="10" w:before="0"/>
               <w:ind w:left="120"/>
             </w:pPr>
-            <w:hyperlink w:history="1" r:id="rId_5wgtc6qtwttssxoz8jxf">
+            <w:hyperlink w:history="1" r:id="rId9qxnqai7inyduzzb4ksbu">
               <w:r>
                 <w:rPr>
                   <w:rFonts w:ascii="Arial" w:cs="Arial" w:eastAsia="Arial" w:hAnsi="Arial"/>
@@ -21271,7 +21271,7 @@
             <w:pPr>
               <w:spacing w:after="20" w:before="0"/>
             </w:pPr>
-            <w:hyperlink w:history="1" r:id="rId5kh4aetgnavcwdi_8_-vt">
+            <w:hyperlink w:history="1" r:id="rIdp7hpgpt4xxfubgocgjmdb">
               <w:r>
                 <w:rPr>
                   <w:rFonts w:ascii="Arial" w:cs="Arial" w:eastAsia="Arial" w:hAnsi="Arial"/>
@@ -21304,7 +21304,7 @@
               <w:spacing w:after="10" w:before="0"/>
               <w:ind w:left="120"/>
             </w:pPr>
-            <w:hyperlink w:history="1" r:id="rIdghr2n42col-1sy12joxrk">
+            <w:hyperlink w:history="1" r:id="rIdqaxybhnpseutmay5a0duh">
               <w:r>
                 <w:rPr>
                   <w:rFonts w:ascii="Arial" w:cs="Arial" w:eastAsia="Arial" w:hAnsi="Arial"/>
@@ -21499,7 +21499,7 @@
             <w:pPr>
               <w:spacing w:after="20" w:before="0"/>
             </w:pPr>
-            <w:hyperlink w:history="1" r:id="rIdjhhybfaecbr-bnp5jiqod">
+            <w:hyperlink w:history="1" r:id="rIdrt3xwaw1gqs2dzcxwqq6h">
               <w:r>
                 <w:rPr>
                   <w:rFonts w:ascii="Arial" w:cs="Arial" w:eastAsia="Arial" w:hAnsi="Arial"/>
@@ -21532,7 +21532,7 @@
               <w:spacing w:after="10" w:before="0"/>
               <w:ind w:left="120"/>
             </w:pPr>
-            <w:hyperlink w:history="1" r:id="rIdm2vy3jkverpqkibp1utrh">
+            <w:hyperlink w:history="1" r:id="rIdfbh310wcfezzapgc9fofm">
               <w:r>
                 <w:rPr>
                   <w:rFonts w:ascii="Arial" w:cs="Arial" w:eastAsia="Arial" w:hAnsi="Arial"/>
@@ -21577,7 +21577,7 @@
             <w:pPr>
               <w:spacing w:after="20" w:before="0"/>
             </w:pPr>
-            <w:hyperlink w:history="1" r:id="rIdb35dgpzqxkvphjacnmutq">
+            <w:hyperlink w:history="1" r:id="rIdioiqdunqn7070hkme7j-h">
               <w:r>
                 <w:rPr>
                   <w:rFonts w:ascii="Arial" w:cs="Arial" w:eastAsia="Arial" w:hAnsi="Arial"/>
@@ -21610,7 +21610,7 @@
               <w:spacing w:after="10" w:before="0"/>
               <w:ind w:left="120"/>
             </w:pPr>
-            <w:hyperlink w:history="1" r:id="rIdnxo5kpmfxbhua_mimcjpx">
+            <w:hyperlink w:history="1" r:id="rId_rbljvxu8mjdbauqrs4xi">
               <w:r>
                 <w:rPr>
                   <w:rFonts w:ascii="Arial" w:cs="Arial" w:eastAsia="Arial" w:hAnsi="Arial"/>
@@ -21805,7 +21805,7 @@
             <w:pPr>
               <w:spacing w:after="20" w:before="0"/>
             </w:pPr>
-            <w:hyperlink w:history="1" r:id="rIdnxvqzavsipor43brykf8b">
+            <w:hyperlink w:history="1" r:id="rId0p2y-n3xyml3xrpa4vuyt">
               <w:r>
                 <w:rPr>
                   <w:rFonts w:ascii="Arial" w:cs="Arial" w:eastAsia="Arial" w:hAnsi="Arial"/>
@@ -21838,7 +21838,7 @@
               <w:spacing w:after="10" w:before="0"/>
               <w:ind w:left="120"/>
             </w:pPr>
-            <w:hyperlink w:history="1" r:id="rIdps4rwgwcarzyhrgarzbxo">
+            <w:hyperlink w:history="1" r:id="rId-xjt4jrsv4a0thpwssaln">
               <w:r>
                 <w:rPr>
                   <w:rFonts w:ascii="Arial" w:cs="Arial" w:eastAsia="Arial" w:hAnsi="Arial"/>
@@ -21883,7 +21883,7 @@
             <w:pPr>
               <w:spacing w:after="20" w:before="0"/>
             </w:pPr>
-            <w:hyperlink w:history="1" r:id="rId2zngaxln_vv-twnl1x9ln">
+            <w:hyperlink w:history="1" r:id="rIdzpyhrfsuxydwayoaquzsy">
               <w:r>
                 <w:rPr>
                   <w:rFonts w:ascii="Arial" w:cs="Arial" w:eastAsia="Arial" w:hAnsi="Arial"/>
@@ -21916,7 +21916,7 @@
               <w:spacing w:after="10" w:before="0"/>
               <w:ind w:left="120"/>
             </w:pPr>
-            <w:hyperlink w:history="1" r:id="rIduq9rxyrbjnzc3keih437h">
+            <w:hyperlink w:history="1" r:id="rIdrobcz_fz7lgohvbshocp9">
               <w:r>
                 <w:rPr>
                   <w:rFonts w:ascii="Arial" w:cs="Arial" w:eastAsia="Arial" w:hAnsi="Arial"/>
@@ -22428,7 +22428,7 @@
         </w:rPr>
         <w:t xml:space="preserve">© 2026 SeaVuria and ARES. Aligned with KICD objectives. Developed by SeaVuria; technical implementation by ARES (with AI assistance from Claude). Licensed under </w:t>
       </w:r>
-      <w:hyperlink w:history="1" r:id="rIdt4p6sj_dwmjeln8cva8n7">
+      <w:hyperlink w:history="1" r:id="rIdcjzotpf0jxou-e43xk8mx">
         <w:r>
           <w:rPr>
             <w:rFonts w:ascii="Arial" w:cs="Arial" w:eastAsia="Arial" w:hAnsi="Arial"/>
@@ -22449,7 +22449,7 @@
         </w:rPr>
         <w:t xml:space="preserve"> (</w:t>
       </w:r>
-      <w:hyperlink w:history="1" r:id="rIdbdjs0oabtecijb2gwjyz7">
+      <w:hyperlink w:history="1" r:id="rIdyottk4epekm6jndmmcgqu">
         <w:r>
           <w:rPr>
             <w:rFonts w:ascii="Arial" w:cs="Arial" w:eastAsia="Arial" w:hAnsi="Arial"/>
@@ -23479,7 +23479,7 @@
               <w:spacing w:after="10" w:before="0"/>
               <w:ind w:left="120"/>
             </w:pPr>
-            <w:hyperlink w:history="1" r:id="rIdzf4vakcoczxyrqwskk1qz">
+            <w:hyperlink w:history="1" r:id="rId972ud-vwrfamr-gypvukb">
               <w:r>
                 <w:rPr>
                   <w:rFonts w:ascii="Arial" w:cs="Arial" w:eastAsia="Arial" w:hAnsi="Arial"/>
@@ -23539,7 +23539,7 @@
             <w:pPr>
               <w:spacing w:after="20" w:before="0"/>
             </w:pPr>
-            <w:hyperlink w:history="1" r:id="rIdvjpv77s9yc1jdtjodl1k1">
+            <w:hyperlink w:history="1" r:id="rIdi2gjlooe5kvi138u3npee">
               <w:r>
                 <w:rPr>
                   <w:rFonts w:ascii="Arial" w:cs="Arial" w:eastAsia="Arial" w:hAnsi="Arial"/>
@@ -23572,7 +23572,7 @@
               <w:spacing w:after="10" w:before="0"/>
               <w:ind w:left="120"/>
             </w:pPr>
-            <w:hyperlink w:history="1" r:id="rIdk_xldg50ztaap2gag7mu4">
+            <w:hyperlink w:history="1" r:id="rIdmr6q_p9di2itafidii9cy">
               <w:r>
                 <w:rPr>
                   <w:rFonts w:ascii="Arial" w:cs="Arial" w:eastAsia="Arial" w:hAnsi="Arial"/>
@@ -23784,7 +23784,7 @@
               <w:spacing w:after="10" w:before="0"/>
               <w:ind w:left="120"/>
             </w:pPr>
-            <w:hyperlink w:history="1" r:id="rIdkcpsdlrbwm5i0rvqwwc-3">
+            <w:hyperlink w:history="1" r:id="rIdz2hb29hk3bse0we8nzkie">
               <w:r>
                 <w:rPr>
                   <w:rFonts w:ascii="Arial" w:cs="Arial" w:eastAsia="Arial" w:hAnsi="Arial"/>
@@ -23844,7 +23844,7 @@
             <w:pPr>
               <w:spacing w:after="20" w:before="0"/>
             </w:pPr>
-            <w:hyperlink w:history="1" r:id="rIdqpkpbhva0cz09lizmdht_">
+            <w:hyperlink w:history="1" r:id="rIdqsxk4hlous1pomtexfsn4">
               <w:r>
                 <w:rPr>
                   <w:rFonts w:ascii="Arial" w:cs="Arial" w:eastAsia="Arial" w:hAnsi="Arial"/>
@@ -23877,7 +23877,7 @@
               <w:spacing w:after="10" w:before="0"/>
               <w:ind w:left="120"/>
             </w:pPr>
-            <w:hyperlink w:history="1" r:id="rIdhw6iudr4l9anfjd0_zhwy">
+            <w:hyperlink w:history="1" r:id="rIdd79yrhpqw2lyzwftoe3w5">
               <w:r>
                 <w:rPr>
                   <w:rFonts w:ascii="Arial" w:cs="Arial" w:eastAsia="Arial" w:hAnsi="Arial"/>
@@ -24089,7 +24089,7 @@
               <w:spacing w:after="10" w:before="0"/>
               <w:ind w:left="120"/>
             </w:pPr>
-            <w:hyperlink w:history="1" r:id="rIdf9z7nmksqqbd9ok781apg">
+            <w:hyperlink w:history="1" r:id="rIdsgwjdcqixqhz1fzmylrmj">
               <w:r>
                 <w:rPr>
                   <w:rFonts w:ascii="Arial" w:cs="Arial" w:eastAsia="Arial" w:hAnsi="Arial"/>
@@ -24149,7 +24149,7 @@
             <w:pPr>
               <w:spacing w:after="20" w:before="0"/>
             </w:pPr>
-            <w:hyperlink w:history="1" r:id="rId3gg3l0l49ymkguiia5bqz">
+            <w:hyperlink w:history="1" r:id="rId0cpn9mgyuzi39zj3oc8dl">
               <w:r>
                 <w:rPr>
                   <w:rFonts w:ascii="Arial" w:cs="Arial" w:eastAsia="Arial" w:hAnsi="Arial"/>
@@ -24182,7 +24182,7 @@
               <w:spacing w:after="10" w:before="0"/>
               <w:ind w:left="120"/>
             </w:pPr>
-            <w:hyperlink w:history="1" r:id="rIdhzttjq4knliv-5lntqppo">
+            <w:hyperlink w:history="1" r:id="rIdzqpuvhiepgip_fnu336bu">
               <w:r>
                 <w:rPr>
                   <w:rFonts w:ascii="Arial" w:cs="Arial" w:eastAsia="Arial" w:hAnsi="Arial"/>
@@ -24394,7 +24394,7 @@
               <w:spacing w:after="10" w:before="0"/>
               <w:ind w:left="120"/>
             </w:pPr>
-            <w:hyperlink w:history="1" r:id="rIdkrj4ur2m6gch5jzs0z61b">
+            <w:hyperlink w:history="1" r:id="rIdky7pfxvrrzjki07k0nb-d">
               <w:r>
                 <w:rPr>
                   <w:rFonts w:ascii="Arial" w:cs="Arial" w:eastAsia="Arial" w:hAnsi="Arial"/>
@@ -24454,7 +24454,7 @@
             <w:pPr>
               <w:spacing w:after="20" w:before="0"/>
             </w:pPr>
-            <w:hyperlink w:history="1" r:id="rIdr6uowdq8pbj-wzg7wma-b">
+            <w:hyperlink w:history="1" r:id="rIdzvvk8d9guly6yqbjmqvss">
               <w:r>
                 <w:rPr>
                   <w:rFonts w:ascii="Arial" w:cs="Arial" w:eastAsia="Arial" w:hAnsi="Arial"/>
@@ -24487,7 +24487,7 @@
               <w:spacing w:after="10" w:before="0"/>
               <w:ind w:left="120"/>
             </w:pPr>
-            <w:hyperlink w:history="1" r:id="rIdzmmezot2scvi_9ohdcpok">
+            <w:hyperlink w:history="1" r:id="rIdeejvgrxtdwhgwgtx9xj7h">
               <w:r>
                 <w:rPr>
                   <w:rFonts w:ascii="Arial" w:cs="Arial" w:eastAsia="Arial" w:hAnsi="Arial"/>
@@ -24699,7 +24699,7 @@
               <w:spacing w:after="10" w:before="0"/>
               <w:ind w:left="120"/>
             </w:pPr>
-            <w:hyperlink w:history="1" r:id="rIdu1uhy_5ehfjjywjobq8cf">
+            <w:hyperlink w:history="1" r:id="rIdvjj-s9luofo0ujndmsowo">
               <w:r>
                 <w:rPr>
                   <w:rFonts w:ascii="Arial" w:cs="Arial" w:eastAsia="Arial" w:hAnsi="Arial"/>
@@ -24759,7 +24759,7 @@
             <w:pPr>
               <w:spacing w:after="20" w:before="0"/>
             </w:pPr>
-            <w:hyperlink w:history="1" r:id="rId6u8sblvo4ckickjtwikvf">
+            <w:hyperlink w:history="1" r:id="rId8z-vstu2kbzvzxudet_zq">
               <w:r>
                 <w:rPr>
                   <w:rFonts w:ascii="Arial" w:cs="Arial" w:eastAsia="Arial" w:hAnsi="Arial"/>
@@ -24792,7 +24792,7 @@
               <w:spacing w:after="10" w:before="0"/>
               <w:ind w:left="120"/>
             </w:pPr>
-            <w:hyperlink w:history="1" r:id="rIdbwlznncoucotzx8vdrqks">
+            <w:hyperlink w:history="1" r:id="rIdyp_d-fw2xfk3iimwfyaij">
               <w:r>
                 <w:rPr>
                   <w:rFonts w:ascii="Arial" w:cs="Arial" w:eastAsia="Arial" w:hAnsi="Arial"/>
@@ -25304,7 +25304,7 @@
         </w:rPr>
         <w:t xml:space="preserve">© 2026 SeaVuria and ARES. Aligned with KICD objectives. Developed by SeaVuria; technical implementation by ARES (with AI assistance from Claude). Licensed under </w:t>
       </w:r>
-      <w:hyperlink w:history="1" r:id="rIdr50lyvb7bb5x4eeuaoq3y">
+      <w:hyperlink w:history="1" r:id="rIdz69ixyir0fqdrhs9qqlry">
         <w:r>
           <w:rPr>
             <w:rFonts w:ascii="Arial" w:cs="Arial" w:eastAsia="Arial" w:hAnsi="Arial"/>
@@ -25325,7 +25325,7 @@
         </w:rPr>
         <w:t xml:space="preserve"> (</w:t>
       </w:r>
-      <w:hyperlink w:history="1" r:id="rIdr9gjbnqpisygkowbohhn0">
+      <w:hyperlink w:history="1" r:id="rIdzidevryiluioi6gzxd0fg">
         <w:r>
           <w:rPr>
             <w:rFonts w:ascii="Arial" w:cs="Arial" w:eastAsia="Arial" w:hAnsi="Arial"/>

--- a/data/outputs/v2/General_Science/SS1.6_Plant_Growth_and_Development/General_Science_Plant_Growth_and_Development_CBE_LessonSequence.docx
+++ b/data/outputs/v2/General_Science/SS1.6_Plant_Growth_and_Development/General_Science_Plant_Growth_and_Development_CBE_LessonSequence.docx
@@ -2263,7 +2263,7 @@
         </w:rPr>
         <w:t xml:space="preserve">© 2026 SeaVuria and ARES. This work is licensed under a </w:t>
       </w:r>
-      <w:hyperlink w:history="1" r:id="rIdpbj1_kb1ucfz85hbmrcdb">
+      <w:hyperlink w:history="1" r:id="rIdvdijujvdxvn5imasqvwbw">
         <w:r>
           <w:rPr>
             <w:rFonts w:ascii="Arial" w:cs="Arial" w:eastAsia="Arial" w:hAnsi="Arial"/>
@@ -2283,7 +2283,7 @@
         </w:rPr>
         <w:t xml:space="preserve"> (</w:t>
       </w:r>
-      <w:hyperlink w:history="1" r:id="rIdu8nymphfy4zuwmgbop8th">
+      <w:hyperlink w:history="1" r:id="rId57ho6tbhaipfkr-cb_gxj">
         <w:r>
           <w:rPr>
             <w:rFonts w:ascii="Arial" w:cs="Arial" w:eastAsia="Arial" w:hAnsi="Arial"/>
@@ -2303,7 +2303,7 @@
         </w:rPr>
         <w:t xml:space="preserve">). To view a copy of this license, visit </w:t>
       </w:r>
-      <w:hyperlink w:history="1" r:id="rIdvyy0vyh-tacucj9pr218r">
+      <w:hyperlink w:history="1" r:id="rIdeax0nndejvdrnz6q5rthy">
         <w:r>
           <w:rPr>
             <w:rFonts w:ascii="Arial" w:cs="Arial" w:eastAsia="Arial" w:hAnsi="Arial"/>
@@ -3332,7 +3332,7 @@
               <w:spacing w:after="10" w:before="0"/>
               <w:ind w:left="120"/>
             </w:pPr>
-            <w:hyperlink w:history="1" r:id="rId1oeihlbd4e7tt9dahulna">
+            <w:hyperlink w:history="1" r:id="rIdzwyflrplict7rfvgrwitf">
               <w:r>
                 <w:rPr>
                   <w:rFonts w:ascii="Arial" w:cs="Arial" w:eastAsia="Arial" w:hAnsi="Arial"/>
@@ -3392,7 +3392,7 @@
             <w:pPr>
               <w:spacing w:after="20" w:before="0"/>
             </w:pPr>
-            <w:hyperlink w:history="1" r:id="rIdrok9u6fzh1sjvjjokzov-">
+            <w:hyperlink w:history="1" r:id="rId3-vmr6hwgdryvuclqa8jw">
               <w:r>
                 <w:rPr>
                   <w:rFonts w:ascii="Arial" w:cs="Arial" w:eastAsia="Arial" w:hAnsi="Arial"/>
@@ -3407,6 +3407,22 @@
           </w:p>
           <w:p>
             <w:pPr>
+              <w:spacing w:after="20" w:before="0"/>
+            </w:pPr>
+            <w:r>
+              <w:rPr>
+                <w:rFonts w:ascii="Arial" w:cs="Arial" w:eastAsia="Arial" w:hAnsi="Arial"/>
+                <w:i/>
+                <w:iCs/>
+                <w:color w:val="595959"/>
+                <w:sz w:val="16"/>
+                <w:szCs w:val="16"/>
+              </w:rPr>
+              <w:t xml:space="preserve">Related topic: not an exact match for this lesson.</w:t>
+            </w:r>
+          </w:p>
+          <w:p>
+            <w:pPr>
               <w:spacing w:after="10" w:before="0"/>
               <w:ind w:left="120"/>
             </w:pPr>
@@ -3425,7 +3441,7 @@
               <w:spacing w:after="10" w:before="0"/>
               <w:ind w:left="120"/>
             </w:pPr>
-            <w:hyperlink w:history="1" r:id="rIdplv-myyih_hambxb-_e_j">
+            <w:hyperlink w:history="1" r:id="rIdq2qfuezck22pbueunnyx-">
               <w:r>
                 <w:rPr>
                   <w:rFonts w:ascii="Arial" w:cs="Arial" w:eastAsia="Arial" w:hAnsi="Arial"/>
@@ -3637,7 +3653,7 @@
               <w:spacing w:after="10" w:before="0"/>
               <w:ind w:left="120"/>
             </w:pPr>
-            <w:hyperlink w:history="1" r:id="rIdnre74betpnyuyt9-flm8w">
+            <w:hyperlink w:history="1" r:id="rIdpwidagqhlwljaffwsjlrx">
               <w:r>
                 <w:rPr>
                   <w:rFonts w:ascii="Arial" w:cs="Arial" w:eastAsia="Arial" w:hAnsi="Arial"/>
@@ -3697,7 +3713,7 @@
             <w:pPr>
               <w:spacing w:after="20" w:before="0"/>
             </w:pPr>
-            <w:hyperlink w:history="1" r:id="rIdodezxz_85-mder9rnq_7n">
+            <w:hyperlink w:history="1" r:id="rIdmnzhecx_zi4_ttuebtw9u">
               <w:r>
                 <w:rPr>
                   <w:rFonts w:ascii="Arial" w:cs="Arial" w:eastAsia="Arial" w:hAnsi="Arial"/>
@@ -3712,6 +3728,22 @@
           </w:p>
           <w:p>
             <w:pPr>
+              <w:spacing w:after="20" w:before="0"/>
+            </w:pPr>
+            <w:r>
+              <w:rPr>
+                <w:rFonts w:ascii="Arial" w:cs="Arial" w:eastAsia="Arial" w:hAnsi="Arial"/>
+                <w:i/>
+                <w:iCs/>
+                <w:color w:val="595959"/>
+                <w:sz w:val="16"/>
+                <w:szCs w:val="16"/>
+              </w:rPr>
+              <w:t xml:space="preserve">Related topic: not an exact match for this lesson.</w:t>
+            </w:r>
+          </w:p>
+          <w:p>
+            <w:pPr>
               <w:spacing w:after="10" w:before="0"/>
               <w:ind w:left="120"/>
             </w:pPr>
@@ -3730,7 +3762,7 @@
               <w:spacing w:after="10" w:before="0"/>
               <w:ind w:left="120"/>
             </w:pPr>
-            <w:hyperlink w:history="1" r:id="rIdgygwem2lpgumeodbaswi2">
+            <w:hyperlink w:history="1" r:id="rId3z7vli631lkzeuz8xhaw-">
               <w:r>
                 <w:rPr>
                   <w:rFonts w:ascii="Arial" w:cs="Arial" w:eastAsia="Arial" w:hAnsi="Arial"/>
@@ -3942,7 +3974,7 @@
               <w:spacing w:after="10" w:before="0"/>
               <w:ind w:left="120"/>
             </w:pPr>
-            <w:hyperlink w:history="1" r:id="rIdtx6uiwcfylbscoqwprpgh">
+            <w:hyperlink w:history="1" r:id="rId5i-kcgsktaywv_0fsb4iu">
               <w:r>
                 <w:rPr>
                   <w:rFonts w:ascii="Arial" w:cs="Arial" w:eastAsia="Arial" w:hAnsi="Arial"/>
@@ -4002,7 +4034,7 @@
             <w:pPr>
               <w:spacing w:after="20" w:before="0"/>
             </w:pPr>
-            <w:hyperlink w:history="1" r:id="rIdzcoj4iqbmm7r-vyyj0m4g">
+            <w:hyperlink w:history="1" r:id="rIdgvwxqqci9osfx5ggagliq">
               <w:r>
                 <w:rPr>
                   <w:rFonts w:ascii="Arial" w:cs="Arial" w:eastAsia="Arial" w:hAnsi="Arial"/>
@@ -4017,6 +4049,22 @@
           </w:p>
           <w:p>
             <w:pPr>
+              <w:spacing w:after="20" w:before="0"/>
+            </w:pPr>
+            <w:r>
+              <w:rPr>
+                <w:rFonts w:ascii="Arial" w:cs="Arial" w:eastAsia="Arial" w:hAnsi="Arial"/>
+                <w:i/>
+                <w:iCs/>
+                <w:color w:val="595959"/>
+                <w:sz w:val="16"/>
+                <w:szCs w:val="16"/>
+              </w:rPr>
+              <w:t xml:space="preserve">Related topic: not an exact match for this lesson.</w:t>
+            </w:r>
+          </w:p>
+          <w:p>
+            <w:pPr>
               <w:spacing w:after="10" w:before="0"/>
               <w:ind w:left="120"/>
             </w:pPr>
@@ -4035,7 +4083,7 @@
               <w:spacing w:after="10" w:before="0"/>
               <w:ind w:left="120"/>
             </w:pPr>
-            <w:hyperlink w:history="1" r:id="rId4zp-rkmaf86xrcat3buvs">
+            <w:hyperlink w:history="1" r:id="rIdhe8jxssra7khz2qrvoqiz">
               <w:r>
                 <w:rPr>
                   <w:rFonts w:ascii="Arial" w:cs="Arial" w:eastAsia="Arial" w:hAnsi="Arial"/>
@@ -4247,7 +4295,7 @@
               <w:spacing w:after="10" w:before="0"/>
               <w:ind w:left="120"/>
             </w:pPr>
-            <w:hyperlink w:history="1" r:id="rIdys-ianzroxk4pge6scw1q">
+            <w:hyperlink w:history="1" r:id="rIdozwk5-zwcmpuw6isunu9h">
               <w:r>
                 <w:rPr>
                   <w:rFonts w:ascii="Arial" w:cs="Arial" w:eastAsia="Arial" w:hAnsi="Arial"/>
@@ -4307,7 +4355,7 @@
             <w:pPr>
               <w:spacing w:after="20" w:before="0"/>
             </w:pPr>
-            <w:hyperlink w:history="1" r:id="rIdcqzqwdqkkefg5qyj6jgy5">
+            <w:hyperlink w:history="1" r:id="rIdjbpacf3kdkwhtn9_pg4k7">
               <w:r>
                 <w:rPr>
                   <w:rFonts w:ascii="Arial" w:cs="Arial" w:eastAsia="Arial" w:hAnsi="Arial"/>
@@ -4322,6 +4370,22 @@
           </w:p>
           <w:p>
             <w:pPr>
+              <w:spacing w:after="20" w:before="0"/>
+            </w:pPr>
+            <w:r>
+              <w:rPr>
+                <w:rFonts w:ascii="Arial" w:cs="Arial" w:eastAsia="Arial" w:hAnsi="Arial"/>
+                <w:i/>
+                <w:iCs/>
+                <w:color w:val="595959"/>
+                <w:sz w:val="16"/>
+                <w:szCs w:val="16"/>
+              </w:rPr>
+              <w:t xml:space="preserve">Related topic: not an exact match for this lesson.</w:t>
+            </w:r>
+          </w:p>
+          <w:p>
+            <w:pPr>
               <w:spacing w:after="10" w:before="0"/>
               <w:ind w:left="120"/>
             </w:pPr>
@@ -4340,7 +4404,7 @@
               <w:spacing w:after="10" w:before="0"/>
               <w:ind w:left="120"/>
             </w:pPr>
-            <w:hyperlink w:history="1" r:id="rIdvmosrlnnct-tvin_lxart">
+            <w:hyperlink w:history="1" r:id="rIdla12cteah1qv7zsdzqb2z">
               <w:r>
                 <w:rPr>
                   <w:rFonts w:ascii="Arial" w:cs="Arial" w:eastAsia="Arial" w:hAnsi="Arial"/>
@@ -4552,7 +4616,7 @@
               <w:spacing w:after="10" w:before="0"/>
               <w:ind w:left="120"/>
             </w:pPr>
-            <w:hyperlink w:history="1" r:id="rIdggtvcehfxkqjswa2q99ue">
+            <w:hyperlink w:history="1" r:id="rIdhlo7optfwkuafnr7tguaz">
               <w:r>
                 <w:rPr>
                   <w:rFonts w:ascii="Arial" w:cs="Arial" w:eastAsia="Arial" w:hAnsi="Arial"/>
@@ -4612,7 +4676,7 @@
             <w:pPr>
               <w:spacing w:after="20" w:before="0"/>
             </w:pPr>
-            <w:hyperlink w:history="1" r:id="rIdc1m_6b6xo9skh0rxynkae">
+            <w:hyperlink w:history="1" r:id="rIdqljknw8ul-fsem3iwdvsw">
               <w:r>
                 <w:rPr>
                   <w:rFonts w:ascii="Arial" w:cs="Arial" w:eastAsia="Arial" w:hAnsi="Arial"/>
@@ -4627,6 +4691,22 @@
           </w:p>
           <w:p>
             <w:pPr>
+              <w:spacing w:after="20" w:before="0"/>
+            </w:pPr>
+            <w:r>
+              <w:rPr>
+                <w:rFonts w:ascii="Arial" w:cs="Arial" w:eastAsia="Arial" w:hAnsi="Arial"/>
+                <w:i/>
+                <w:iCs/>
+                <w:color w:val="595959"/>
+                <w:sz w:val="16"/>
+                <w:szCs w:val="16"/>
+              </w:rPr>
+              <w:t xml:space="preserve">Related topic: not an exact match for this lesson.</w:t>
+            </w:r>
+          </w:p>
+          <w:p>
+            <w:pPr>
               <w:spacing w:after="10" w:before="0"/>
               <w:ind w:left="120"/>
             </w:pPr>
@@ -4645,7 +4725,7 @@
               <w:spacing w:after="10" w:before="0"/>
               <w:ind w:left="120"/>
             </w:pPr>
-            <w:hyperlink w:history="1" r:id="rId4fy0mavyfk8bbct7cm3gc">
+            <w:hyperlink w:history="1" r:id="rIdr-u1_hxnukafmfmzxqg5l">
               <w:r>
                 <w:rPr>
                   <w:rFonts w:ascii="Arial" w:cs="Arial" w:eastAsia="Arial" w:hAnsi="Arial"/>
@@ -5157,7 +5237,7 @@
         </w:rPr>
         <w:t xml:space="preserve">© 2026 SeaVuria and ARES. Aligned with KICD objectives. Developed by SeaVuria; technical implementation by ARES (with AI assistance from Claude). Licensed under </w:t>
       </w:r>
-      <w:hyperlink w:history="1" r:id="rIdvgusabx55vbmw6zr0_v_q">
+      <w:hyperlink w:history="1" r:id="rIdmewcolwaymw_9u9r_f8qw">
         <w:r>
           <w:rPr>
             <w:rFonts w:ascii="Arial" w:cs="Arial" w:eastAsia="Arial" w:hAnsi="Arial"/>
@@ -5178,7 +5258,7 @@
         </w:rPr>
         <w:t xml:space="preserve"> (</w:t>
       </w:r>
-      <w:hyperlink w:history="1" r:id="rIdol0_sjgg1dvun8xolr0sw">
+      <w:hyperlink w:history="1" r:id="rIdivntn8fpeq1p75sfwdoxw">
         <w:r>
           <w:rPr>
             <w:rFonts w:ascii="Arial" w:cs="Arial" w:eastAsia="Arial" w:hAnsi="Arial"/>
@@ -6191,40 +6271,24 @@
             <w:pPr>
               <w:spacing w:after="20" w:before="0"/>
             </w:pPr>
-            <w:hyperlink w:history="1" r:id="rIdd2lbdk9erqkejhmejfk9v">
-              <w:r>
-                <w:rPr>
-                  <w:rFonts w:ascii="Arial" w:cs="Arial" w:eastAsia="Arial" w:hAnsi="Arial"/>
-                  <w:color w:val="2E75B6"/>
-                  <w:sz w:val="16"/>
-                  <w:szCs w:val="16"/>
-                  <w:u w:val="single" w:color="2E75B6"/>
-                </w:rPr>
-                <w:t xml:space="preserve">Human fertilization and early development</w:t>
-              </w:r>
-            </w:hyperlink>
+            <w:r>
+              <w:rPr>
+                <w:rFonts w:ascii="Arial" w:cs="Arial" w:eastAsia="Arial" w:hAnsi="Arial"/>
+                <w:i/>
+                <w:iCs/>
+                <w:color w:val="595959"/>
+                <w:sz w:val="16"/>
+                <w:szCs w:val="16"/>
+              </w:rPr>
+              <w:t xml:space="preserve">No closely matching video in the ARES library for this activity.</w:t>
+            </w:r>
           </w:p>
           <w:p>
             <w:pPr>
               <w:spacing w:after="10" w:before="0"/>
               <w:ind w:left="120"/>
             </w:pPr>
-            <w:r>
-              <w:rPr>
-                <w:rFonts w:ascii="Arial" w:cs="Arial" w:eastAsia="Arial" w:hAnsi="Arial"/>
-                <w:color w:val="595959"/>
-                <w:sz w:val="14"/>
-                <w:szCs w:val="14"/>
-              </w:rPr>
-              <w:t xml:space="preserve">Source: Khan Academy (English - US curriculum)</w:t>
-            </w:r>
-          </w:p>
-          <w:p>
-            <w:pPr>
-              <w:spacing w:after="10" w:before="0"/>
-              <w:ind w:left="120"/>
-            </w:pPr>
-            <w:hyperlink w:history="1" r:id="rIduh747aqzj7xvdvztt7svs">
+            <w:hyperlink w:history="1" r:id="rId4ckwdyu00-_i3axm_b_bd">
               <w:r>
                 <w:rPr>
                   <w:rFonts w:ascii="Arial" w:cs="Arial" w:eastAsia="Arial" w:hAnsi="Arial"/>
@@ -6233,9 +6297,24 @@
                   <w:szCs w:val="14"/>
                   <w:u w:val="single" w:color="595959"/>
                 </w:rPr>
-                <w:t xml:space="preserve">🔍 Search ARES for similar videos</w:t>
+                <w:t xml:space="preserve">🔍 Search ARES for videos</w:t>
               </w:r>
             </w:hyperlink>
+          </w:p>
+          <w:p>
+            <w:pPr>
+              <w:spacing w:after="10" w:before="0"/>
+              <w:ind w:left="120"/>
+            </w:pPr>
+            <w:r>
+              <w:rPr>
+                <w:rFonts w:ascii="Arial" w:cs="Arial" w:eastAsia="Arial" w:hAnsi="Arial"/>
+                <w:color w:val="595959"/>
+                <w:sz w:val="14"/>
+                <w:szCs w:val="14"/>
+              </w:rPr>
+              <w:t xml:space="preserve">Search terms: plant growth development seed</w:t>
+            </w:r>
           </w:p>
           <w:p>
             <w:pPr>
@@ -6269,7 +6348,7 @@
             <w:pPr>
               <w:spacing w:after="20" w:before="0"/>
             </w:pPr>
-            <w:hyperlink w:history="1" r:id="rIdtjg9rcb6mqfduvw-hnse1">
+            <w:hyperlink w:history="1" r:id="rIdvtlsxbkf_smcw2m2g48sy">
               <w:r>
                 <w:rPr>
                   <w:rFonts w:ascii="Arial" w:cs="Arial" w:eastAsia="Arial" w:hAnsi="Arial"/>
@@ -6284,6 +6363,22 @@
           </w:p>
           <w:p>
             <w:pPr>
+              <w:spacing w:after="20" w:before="0"/>
+            </w:pPr>
+            <w:r>
+              <w:rPr>
+                <w:rFonts w:ascii="Arial" w:cs="Arial" w:eastAsia="Arial" w:hAnsi="Arial"/>
+                <w:i/>
+                <w:iCs/>
+                <w:color w:val="595959"/>
+                <w:sz w:val="16"/>
+                <w:szCs w:val="16"/>
+              </w:rPr>
+              <w:t xml:space="preserve">Related topic: not an exact match for this lesson.</w:t>
+            </w:r>
+          </w:p>
+          <w:p>
+            <w:pPr>
               <w:spacing w:after="10" w:before="0"/>
               <w:ind w:left="120"/>
             </w:pPr>
@@ -6302,7 +6397,7 @@
               <w:spacing w:after="10" w:before="0"/>
               <w:ind w:left="120"/>
             </w:pPr>
-            <w:hyperlink w:history="1" r:id="rId5quvybbqifvqt3hvdp5cu">
+            <w:hyperlink w:history="1" r:id="rIdofobldjoaj7castismc5v">
               <w:r>
                 <w:rPr>
                   <w:rFonts w:ascii="Arial" w:cs="Arial" w:eastAsia="Arial" w:hAnsi="Arial"/>
@@ -6497,7 +6592,84 @@
             <w:pPr>
               <w:spacing w:after="20" w:before="0"/>
             </w:pPr>
-            <w:hyperlink w:history="1" r:id="rIdi4tycfnhogtmldqbvkm2p">
+            <w:r>
+              <w:rPr>
+                <w:rFonts w:ascii="Arial" w:cs="Arial" w:eastAsia="Arial" w:hAnsi="Arial"/>
+                <w:i/>
+                <w:iCs/>
+                <w:color w:val="595959"/>
+                <w:sz w:val="16"/>
+                <w:szCs w:val="16"/>
+              </w:rPr>
+              <w:t xml:space="preserve">No closely matching video in the ARES library for this activity.</w:t>
+            </w:r>
+          </w:p>
+          <w:p>
+            <w:pPr>
+              <w:spacing w:after="10" w:before="0"/>
+              <w:ind w:left="120"/>
+            </w:pPr>
+            <w:hyperlink w:history="1" r:id="rId8hl5tcsrrh4-xqnspyjlm">
+              <w:r>
+                <w:rPr>
+                  <w:rFonts w:ascii="Arial" w:cs="Arial" w:eastAsia="Arial" w:hAnsi="Arial"/>
+                  <w:color w:val="595959"/>
+                  <w:sz w:val="14"/>
+                  <w:szCs w:val="14"/>
+                  <w:u w:val="single" w:color="595959"/>
+                </w:rPr>
+                <w:t xml:space="preserve">🔍 Search ARES for videos</w:t>
+              </w:r>
+            </w:hyperlink>
+          </w:p>
+          <w:p>
+            <w:pPr>
+              <w:spacing w:after="10" w:before="0"/>
+              <w:ind w:left="120"/>
+            </w:pPr>
+            <w:r>
+              <w:rPr>
+                <w:rFonts w:ascii="Arial" w:cs="Arial" w:eastAsia="Arial" w:hAnsi="Arial"/>
+                <w:color w:val="595959"/>
+                <w:sz w:val="14"/>
+                <w:szCs w:val="14"/>
+              </w:rPr>
+              <w:t xml:space="preserve">Search terms: plant growth development seed</w:t>
+            </w:r>
+          </w:p>
+          <w:p>
+            <w:pPr>
+              <w:spacing w:after="40" w:before="0"/>
+            </w:pPr>
+            <w:r>
+              <w:rPr>
+                <w:sz w:val="14"/>
+                <w:szCs w:val="14"/>
+              </w:rPr>
+              <w:t xml:space="preserve"/>
+            </w:r>
+          </w:p>
+          <w:p>
+            <w:pPr>
+              <w:spacing w:after="20" w:before="0"/>
+            </w:pPr>
+            <w:r>
+              <w:rPr>
+                <w:rFonts w:ascii="Arial" w:cs="Arial" w:eastAsia="Arial" w:hAnsi="Arial"/>
+                <w:b/>
+                <w:bCs/>
+                <w:color w:val="1F3864"/>
+                <w:sz w:val="16"/>
+                <w:szCs w:val="16"/>
+              </w:rPr>
+              <w:t xml:space="preserve">📖 HTML:</w:t>
+            </w:r>
+          </w:p>
+          <w:p>
+            <w:pPr>
+              <w:spacing w:after="20" w:before="0"/>
+            </w:pPr>
+            <w:hyperlink w:history="1" r:id="rIdbmsuxyt05u10u7t87szft">
               <w:r>
                 <w:rPr>
                   <w:rFonts w:ascii="Arial" w:cs="Arial" w:eastAsia="Arial" w:hAnsi="Arial"/>
@@ -6506,9 +6678,25 @@
                   <w:szCs w:val="16"/>
                   <w:u w:val="single" w:color="2E75B6"/>
                 </w:rPr>
-                <w:t xml:space="preserve">Human fertilization and early development</w:t>
+                <w:t xml:space="preserve">Seed Dormancy and Germination - Advanced (Flexbook)</w:t>
               </w:r>
             </w:hyperlink>
+          </w:p>
+          <w:p>
+            <w:pPr>
+              <w:spacing w:after="20" w:before="0"/>
+            </w:pPr>
+            <w:r>
+              <w:rPr>
+                <w:rFonts w:ascii="Arial" w:cs="Arial" w:eastAsia="Arial" w:hAnsi="Arial"/>
+                <w:i/>
+                <w:iCs/>
+                <w:color w:val="595959"/>
+                <w:sz w:val="16"/>
+                <w:szCs w:val="16"/>
+              </w:rPr>
+              <w:t xml:space="preserve">Related topic: not an exact match for this lesson.</w:t>
+            </w:r>
           </w:p>
           <w:p>
             <w:pPr>
@@ -6522,7 +6710,7 @@
                 <w:sz w:val="14"/>
                 <w:szCs w:val="14"/>
               </w:rPr>
-              <w:t xml:space="preserve">Source: Khan Academy (English - US curriculum)</w:t>
+              <w:t xml:space="preserve">Source: CK-12</w:t>
             </w:r>
           </w:p>
           <w:p>
@@ -6530,85 +6718,7 @@
               <w:spacing w:after="10" w:before="0"/>
               <w:ind w:left="120"/>
             </w:pPr>
-            <w:hyperlink w:history="1" r:id="rId3xjvuceu5q8e8crevsyze">
-              <w:r>
-                <w:rPr>
-                  <w:rFonts w:ascii="Arial" w:cs="Arial" w:eastAsia="Arial" w:hAnsi="Arial"/>
-                  <w:color w:val="595959"/>
-                  <w:sz w:val="14"/>
-                  <w:szCs w:val="14"/>
-                  <w:u w:val="single" w:color="595959"/>
-                </w:rPr>
-                <w:t xml:space="preserve">🔍 Search ARES for similar videos</w:t>
-              </w:r>
-            </w:hyperlink>
-          </w:p>
-          <w:p>
-            <w:pPr>
-              <w:spacing w:after="40" w:before="0"/>
-            </w:pPr>
-            <w:r>
-              <w:rPr>
-                <w:sz w:val="14"/>
-                <w:szCs w:val="14"/>
-              </w:rPr>
-              <w:t xml:space="preserve"/>
-            </w:r>
-          </w:p>
-          <w:p>
-            <w:pPr>
-              <w:spacing w:after="20" w:before="0"/>
-            </w:pPr>
-            <w:r>
-              <w:rPr>
-                <w:rFonts w:ascii="Arial" w:cs="Arial" w:eastAsia="Arial" w:hAnsi="Arial"/>
-                <w:b/>
-                <w:bCs/>
-                <w:color w:val="1F3864"/>
-                <w:sz w:val="16"/>
-                <w:szCs w:val="16"/>
-              </w:rPr>
-              <w:t xml:space="preserve">📖 EXERCISE:</w:t>
-            </w:r>
-          </w:p>
-          <w:p>
-            <w:pPr>
-              <w:spacing w:after="20" w:before="0"/>
-            </w:pPr>
-            <w:hyperlink w:history="1" r:id="rId2eip9fesizm9fnfhv9bia">
-              <w:r>
-                <w:rPr>
-                  <w:rFonts w:ascii="Arial" w:cs="Arial" w:eastAsia="Arial" w:hAnsi="Arial"/>
-                  <w:color w:val="2E75B6"/>
-                  <w:sz w:val="16"/>
-                  <w:szCs w:val="16"/>
-                  <w:u w:val="single" w:color="2E75B6"/>
-                </w:rPr>
-                <w:t xml:space="preserve">Embryo Growth and Development Practice</w:t>
-              </w:r>
-            </w:hyperlink>
-          </w:p>
-          <w:p>
-            <w:pPr>
-              <w:spacing w:after="10" w:before="0"/>
-              <w:ind w:left="120"/>
-            </w:pPr>
-            <w:r>
-              <w:rPr>
-                <w:rFonts w:ascii="Arial" w:cs="Arial" w:eastAsia="Arial" w:hAnsi="Arial"/>
-                <w:color w:val="595959"/>
-                <w:sz w:val="14"/>
-                <w:szCs w:val="14"/>
-              </w:rPr>
-              <w:t xml:space="preserve">Source: CK-12</w:t>
-            </w:r>
-          </w:p>
-          <w:p>
-            <w:pPr>
-              <w:spacing w:after="10" w:before="0"/>
-              <w:ind w:left="120"/>
-            </w:pPr>
-            <w:hyperlink w:history="1" r:id="rIdpm7ubtqps3uppfkrs0742">
+            <w:hyperlink w:history="1" r:id="rIdp4s3th3tuvriyhq0yvxak">
               <w:r>
                 <w:rPr>
                   <w:rFonts w:ascii="Arial" w:cs="Arial" w:eastAsia="Arial" w:hAnsi="Arial"/>
@@ -6803,40 +6913,24 @@
             <w:pPr>
               <w:spacing w:after="20" w:before="0"/>
             </w:pPr>
-            <w:hyperlink w:history="1" r:id="rIdh-tdfrk7aym1qge_jnpzf">
-              <w:r>
-                <w:rPr>
-                  <w:rFonts w:ascii="Arial" w:cs="Arial" w:eastAsia="Arial" w:hAnsi="Arial"/>
-                  <w:color w:val="2E75B6"/>
-                  <w:sz w:val="16"/>
-                  <w:szCs w:val="16"/>
-                  <w:u w:val="single" w:color="2E75B6"/>
-                </w:rPr>
-                <w:t xml:space="preserve">Human fertilization and early development</w:t>
-              </w:r>
-            </w:hyperlink>
+            <w:r>
+              <w:rPr>
+                <w:rFonts w:ascii="Arial" w:cs="Arial" w:eastAsia="Arial" w:hAnsi="Arial"/>
+                <w:i/>
+                <w:iCs/>
+                <w:color w:val="595959"/>
+                <w:sz w:val="16"/>
+                <w:szCs w:val="16"/>
+              </w:rPr>
+              <w:t xml:space="preserve">No closely matching video in the ARES library for this activity.</w:t>
+            </w:r>
           </w:p>
           <w:p>
             <w:pPr>
               <w:spacing w:after="10" w:before="0"/>
               <w:ind w:left="120"/>
             </w:pPr>
-            <w:r>
-              <w:rPr>
-                <w:rFonts w:ascii="Arial" w:cs="Arial" w:eastAsia="Arial" w:hAnsi="Arial"/>
-                <w:color w:val="595959"/>
-                <w:sz w:val="14"/>
-                <w:szCs w:val="14"/>
-              </w:rPr>
-              <w:t xml:space="preserve">Source: Khan Academy (English - US curriculum)</w:t>
-            </w:r>
-          </w:p>
-          <w:p>
-            <w:pPr>
-              <w:spacing w:after="10" w:before="0"/>
-              <w:ind w:left="120"/>
-            </w:pPr>
-            <w:hyperlink w:history="1" r:id="rIdjksog8opiuocb114tbh0h">
+            <w:hyperlink w:history="1" r:id="rIdjslicvd1vmqrfvwbwnlc-">
               <w:r>
                 <w:rPr>
                   <w:rFonts w:ascii="Arial" w:cs="Arial" w:eastAsia="Arial" w:hAnsi="Arial"/>
@@ -6845,9 +6939,24 @@
                   <w:szCs w:val="14"/>
                   <w:u w:val="single" w:color="595959"/>
                 </w:rPr>
-                <w:t xml:space="preserve">🔍 Search ARES for similar videos</w:t>
+                <w:t xml:space="preserve">🔍 Search ARES for videos</w:t>
               </w:r>
             </w:hyperlink>
+          </w:p>
+          <w:p>
+            <w:pPr>
+              <w:spacing w:after="10" w:before="0"/>
+              <w:ind w:left="120"/>
+            </w:pPr>
+            <w:r>
+              <w:rPr>
+                <w:rFonts w:ascii="Arial" w:cs="Arial" w:eastAsia="Arial" w:hAnsi="Arial"/>
+                <w:color w:val="595959"/>
+                <w:sz w:val="14"/>
+                <w:szCs w:val="14"/>
+              </w:rPr>
+              <w:t xml:space="preserve">Search terms: plant growth development seed</w:t>
+            </w:r>
           </w:p>
           <w:p>
             <w:pPr>
@@ -6881,7 +6990,7 @@
             <w:pPr>
               <w:spacing w:after="20" w:before="0"/>
             </w:pPr>
-            <w:hyperlink w:history="1" r:id="rIdjdq7ycwdelb4vujambsyc">
+            <w:hyperlink w:history="1" r:id="rIdo-pilecd9uawxwhyk3ufs">
               <w:r>
                 <w:rPr>
                   <w:rFonts w:ascii="Arial" w:cs="Arial" w:eastAsia="Arial" w:hAnsi="Arial"/>
@@ -6896,6 +7005,22 @@
           </w:p>
           <w:p>
             <w:pPr>
+              <w:spacing w:after="20" w:before="0"/>
+            </w:pPr>
+            <w:r>
+              <w:rPr>
+                <w:rFonts w:ascii="Arial" w:cs="Arial" w:eastAsia="Arial" w:hAnsi="Arial"/>
+                <w:i/>
+                <w:iCs/>
+                <w:color w:val="595959"/>
+                <w:sz w:val="16"/>
+                <w:szCs w:val="16"/>
+              </w:rPr>
+              <w:t xml:space="preserve">Related topic: not an exact match for this lesson.</w:t>
+            </w:r>
+          </w:p>
+          <w:p>
+            <w:pPr>
               <w:spacing w:after="10" w:before="0"/>
               <w:ind w:left="120"/>
             </w:pPr>
@@ -6914,7 +7039,7 @@
               <w:spacing w:after="10" w:before="0"/>
               <w:ind w:left="120"/>
             </w:pPr>
-            <w:hyperlink w:history="1" r:id="rIdzsi8q7_a3vwztwogtrasv">
+            <w:hyperlink w:history="1" r:id="rId4ljjdjept5untq0zuxtgm">
               <w:r>
                 <w:rPr>
                   <w:rFonts w:ascii="Arial" w:cs="Arial" w:eastAsia="Arial" w:hAnsi="Arial"/>
@@ -7109,40 +7234,24 @@
             <w:pPr>
               <w:spacing w:after="20" w:before="0"/>
             </w:pPr>
-            <w:hyperlink w:history="1" r:id="rId5xpz0ruof9fxlef6_z85e">
-              <w:r>
-                <w:rPr>
-                  <w:rFonts w:ascii="Arial" w:cs="Arial" w:eastAsia="Arial" w:hAnsi="Arial"/>
-                  <w:color w:val="2E75B6"/>
-                  <w:sz w:val="16"/>
-                  <w:szCs w:val="16"/>
-                  <w:u w:val="single" w:color="2E75B6"/>
-                </w:rPr>
-                <w:t xml:space="preserve">Human fertilization and early development</w:t>
-              </w:r>
-            </w:hyperlink>
+            <w:r>
+              <w:rPr>
+                <w:rFonts w:ascii="Arial" w:cs="Arial" w:eastAsia="Arial" w:hAnsi="Arial"/>
+                <w:i/>
+                <w:iCs/>
+                <w:color w:val="595959"/>
+                <w:sz w:val="16"/>
+                <w:szCs w:val="16"/>
+              </w:rPr>
+              <w:t xml:space="preserve">No closely matching video in the ARES library for this activity.</w:t>
+            </w:r>
           </w:p>
           <w:p>
             <w:pPr>
               <w:spacing w:after="10" w:before="0"/>
               <w:ind w:left="120"/>
             </w:pPr>
-            <w:r>
-              <w:rPr>
-                <w:rFonts w:ascii="Arial" w:cs="Arial" w:eastAsia="Arial" w:hAnsi="Arial"/>
-                <w:color w:val="595959"/>
-                <w:sz w:val="14"/>
-                <w:szCs w:val="14"/>
-              </w:rPr>
-              <w:t xml:space="preserve">Source: Khan Academy (English - US curriculum)</w:t>
-            </w:r>
-          </w:p>
-          <w:p>
-            <w:pPr>
-              <w:spacing w:after="10" w:before="0"/>
-              <w:ind w:left="120"/>
-            </w:pPr>
-            <w:hyperlink w:history="1" r:id="rIdk5dx9j7m45wzkqfy8sayw">
+            <w:hyperlink w:history="1" r:id="rIdir18bkhwhniuyrryqujrs">
               <w:r>
                 <w:rPr>
                   <w:rFonts w:ascii="Arial" w:cs="Arial" w:eastAsia="Arial" w:hAnsi="Arial"/>
@@ -7151,9 +7260,24 @@
                   <w:szCs w:val="14"/>
                   <w:u w:val="single" w:color="595959"/>
                 </w:rPr>
-                <w:t xml:space="preserve">🔍 Search ARES for similar videos</w:t>
+                <w:t xml:space="preserve">🔍 Search ARES for videos</w:t>
               </w:r>
             </w:hyperlink>
+          </w:p>
+          <w:p>
+            <w:pPr>
+              <w:spacing w:after="10" w:before="0"/>
+              <w:ind w:left="120"/>
+            </w:pPr>
+            <w:r>
+              <w:rPr>
+                <w:rFonts w:ascii="Arial" w:cs="Arial" w:eastAsia="Arial" w:hAnsi="Arial"/>
+                <w:color w:val="595959"/>
+                <w:sz w:val="14"/>
+                <w:szCs w:val="14"/>
+              </w:rPr>
+              <w:t xml:space="preserve">Search terms: plant growth development seed</w:t>
+            </w:r>
           </w:p>
           <w:p>
             <w:pPr>
@@ -7187,7 +7311,7 @@
             <w:pPr>
               <w:spacing w:after="20" w:before="0"/>
             </w:pPr>
-            <w:hyperlink w:history="1" r:id="rIdxu8ngqpdad3kwzh-ymsd1">
+            <w:hyperlink w:history="1" r:id="rIdlkdlfprf22oshzzn7ggmi">
               <w:r>
                 <w:rPr>
                   <w:rFonts w:ascii="Arial" w:cs="Arial" w:eastAsia="Arial" w:hAnsi="Arial"/>
@@ -7202,6 +7326,22 @@
           </w:p>
           <w:p>
             <w:pPr>
+              <w:spacing w:after="20" w:before="0"/>
+            </w:pPr>
+            <w:r>
+              <w:rPr>
+                <w:rFonts w:ascii="Arial" w:cs="Arial" w:eastAsia="Arial" w:hAnsi="Arial"/>
+                <w:i/>
+                <w:iCs/>
+                <w:color w:val="595959"/>
+                <w:sz w:val="16"/>
+                <w:szCs w:val="16"/>
+              </w:rPr>
+              <w:t xml:space="preserve">Related topic: not an exact match for this lesson.</w:t>
+            </w:r>
+          </w:p>
+          <w:p>
+            <w:pPr>
               <w:spacing w:after="10" w:before="0"/>
               <w:ind w:left="120"/>
             </w:pPr>
@@ -7220,7 +7360,7 @@
               <w:spacing w:after="10" w:before="0"/>
               <w:ind w:left="120"/>
             </w:pPr>
-            <w:hyperlink w:history="1" r:id="rIdbjncj2rt5rzxoelw8pvix">
+            <w:hyperlink w:history="1" r:id="rIdps236cb1vdcgoommrluzr">
               <w:r>
                 <w:rPr>
                   <w:rFonts w:ascii="Arial" w:cs="Arial" w:eastAsia="Arial" w:hAnsi="Arial"/>
@@ -7415,40 +7555,24 @@
             <w:pPr>
               <w:spacing w:after="20" w:before="0"/>
             </w:pPr>
-            <w:hyperlink w:history="1" r:id="rIdbm7n7qjm0o-6tauxlomjb">
-              <w:r>
-                <w:rPr>
-                  <w:rFonts w:ascii="Arial" w:cs="Arial" w:eastAsia="Arial" w:hAnsi="Arial"/>
-                  <w:color w:val="2E75B6"/>
-                  <w:sz w:val="16"/>
-                  <w:szCs w:val="16"/>
-                  <w:u w:val="single" w:color="2E75B6"/>
-                </w:rPr>
-                <w:t xml:space="preserve">Human fertilization and early development</w:t>
-              </w:r>
-            </w:hyperlink>
+            <w:r>
+              <w:rPr>
+                <w:rFonts w:ascii="Arial" w:cs="Arial" w:eastAsia="Arial" w:hAnsi="Arial"/>
+                <w:i/>
+                <w:iCs/>
+                <w:color w:val="595959"/>
+                <w:sz w:val="16"/>
+                <w:szCs w:val="16"/>
+              </w:rPr>
+              <w:t xml:space="preserve">No closely matching video in the ARES library for this activity.</w:t>
+            </w:r>
           </w:p>
           <w:p>
             <w:pPr>
               <w:spacing w:after="10" w:before="0"/>
               <w:ind w:left="120"/>
             </w:pPr>
-            <w:r>
-              <w:rPr>
-                <w:rFonts w:ascii="Arial" w:cs="Arial" w:eastAsia="Arial" w:hAnsi="Arial"/>
-                <w:color w:val="595959"/>
-                <w:sz w:val="14"/>
-                <w:szCs w:val="14"/>
-              </w:rPr>
-              <w:t xml:space="preserve">Source: Khan Academy (English - US curriculum)</w:t>
-            </w:r>
-          </w:p>
-          <w:p>
-            <w:pPr>
-              <w:spacing w:after="10" w:before="0"/>
-              <w:ind w:left="120"/>
-            </w:pPr>
-            <w:hyperlink w:history="1" r:id="rIda59rjzxsithebcrukqxvd">
+            <w:hyperlink w:history="1" r:id="rIdrls-gds5p8bap4hlaghsp">
               <w:r>
                 <w:rPr>
                   <w:rFonts w:ascii="Arial" w:cs="Arial" w:eastAsia="Arial" w:hAnsi="Arial"/>
@@ -7457,9 +7581,24 @@
                   <w:szCs w:val="14"/>
                   <w:u w:val="single" w:color="595959"/>
                 </w:rPr>
-                <w:t xml:space="preserve">🔍 Search ARES for similar videos</w:t>
+                <w:t xml:space="preserve">🔍 Search ARES for videos</w:t>
               </w:r>
             </w:hyperlink>
+          </w:p>
+          <w:p>
+            <w:pPr>
+              <w:spacing w:after="10" w:before="0"/>
+              <w:ind w:left="120"/>
+            </w:pPr>
+            <w:r>
+              <w:rPr>
+                <w:rFonts w:ascii="Arial" w:cs="Arial" w:eastAsia="Arial" w:hAnsi="Arial"/>
+                <w:color w:val="595959"/>
+                <w:sz w:val="14"/>
+                <w:szCs w:val="14"/>
+              </w:rPr>
+              <w:t xml:space="preserve">Search terms: plant growth development seed</w:t>
+            </w:r>
           </w:p>
           <w:p>
             <w:pPr>
@@ -7493,7 +7632,7 @@
             <w:pPr>
               <w:spacing w:after="20" w:before="0"/>
             </w:pPr>
-            <w:hyperlink w:history="1" r:id="rIdbjdy6di9992nvgffvce7o">
+            <w:hyperlink w:history="1" r:id="rIdl_eer5e4gijdqfr_yoxyq">
               <w:r>
                 <w:rPr>
                   <w:rFonts w:ascii="Arial" w:cs="Arial" w:eastAsia="Arial" w:hAnsi="Arial"/>
@@ -7508,6 +7647,22 @@
           </w:p>
           <w:p>
             <w:pPr>
+              <w:spacing w:after="20" w:before="0"/>
+            </w:pPr>
+            <w:r>
+              <w:rPr>
+                <w:rFonts w:ascii="Arial" w:cs="Arial" w:eastAsia="Arial" w:hAnsi="Arial"/>
+                <w:i/>
+                <w:iCs/>
+                <w:color w:val="595959"/>
+                <w:sz w:val="16"/>
+                <w:szCs w:val="16"/>
+              </w:rPr>
+              <w:t xml:space="preserve">Related topic: not an exact match for this lesson.</w:t>
+            </w:r>
+          </w:p>
+          <w:p>
+            <w:pPr>
               <w:spacing w:after="10" w:before="0"/>
               <w:ind w:left="120"/>
             </w:pPr>
@@ -7526,7 +7681,7 @@
               <w:spacing w:after="10" w:before="0"/>
               <w:ind w:left="120"/>
             </w:pPr>
-            <w:hyperlink w:history="1" r:id="rIdofgivtdmbube7h9pgxw1e">
+            <w:hyperlink w:history="1" r:id="rIdb8dbtba4fyypeqdgtzyko">
               <w:r>
                 <w:rPr>
                   <w:rFonts w:ascii="Arial" w:cs="Arial" w:eastAsia="Arial" w:hAnsi="Arial"/>
@@ -8038,7 +8193,7 @@
         </w:rPr>
         <w:t xml:space="preserve">© 2026 SeaVuria and ARES. Aligned with KICD objectives. Developed by SeaVuria; technical implementation by ARES (with AI assistance from Claude). Licensed under </w:t>
       </w:r>
-      <w:hyperlink w:history="1" r:id="rIdp3hxy488ie903vjt2orbh">
+      <w:hyperlink w:history="1" r:id="rIdalyjkh764bwdzpucvqqq6">
         <w:r>
           <w:rPr>
             <w:rFonts w:ascii="Arial" w:cs="Arial" w:eastAsia="Arial" w:hAnsi="Arial"/>
@@ -8059,7 +8214,7 @@
         </w:rPr>
         <w:t xml:space="preserve"> (</w:t>
       </w:r>
-      <w:hyperlink w:history="1" r:id="rId41ckuepff3quap0ldgr4h">
+      <w:hyperlink w:history="1" r:id="rIdte1vol1kn7gjy9jxj30xo">
         <w:r>
           <w:rPr>
             <w:rFonts w:ascii="Arial" w:cs="Arial" w:eastAsia="Arial" w:hAnsi="Arial"/>
@@ -9072,7 +9227,7 @@
             <w:pPr>
               <w:spacing w:after="20" w:before="0"/>
             </w:pPr>
-            <w:hyperlink w:history="1" r:id="rIduw4xod1cbuwn9tus-8rmp">
+            <w:hyperlink w:history="1" r:id="rIdtfeyilestxcrea7kpiy8e">
               <w:r>
                 <w:rPr>
                   <w:rFonts w:ascii="Arial" w:cs="Arial" w:eastAsia="Arial" w:hAnsi="Arial"/>
@@ -9105,7 +9260,7 @@
               <w:spacing w:after="10" w:before="0"/>
               <w:ind w:left="120"/>
             </w:pPr>
-            <w:hyperlink w:history="1" r:id="rIdoyfk9fwrfb0gthbi9yjh7">
+            <w:hyperlink w:history="1" r:id="rIdxxkjchdmodjbfvklrfek5">
               <w:r>
                 <w:rPr>
                   <w:rFonts w:ascii="Arial" w:cs="Arial" w:eastAsia="Arial" w:hAnsi="Arial"/>
@@ -9150,7 +9305,7 @@
             <w:pPr>
               <w:spacing w:after="20" w:before="0"/>
             </w:pPr>
-            <w:hyperlink w:history="1" r:id="rIdwxmcmraenbyveyc69gamx">
+            <w:hyperlink w:history="1" r:id="rIdkl6gbgrsnotrogpeqg_wa">
               <w:r>
                 <w:rPr>
                   <w:rFonts w:ascii="Arial" w:cs="Arial" w:eastAsia="Arial" w:hAnsi="Arial"/>
@@ -9165,6 +9320,22 @@
           </w:p>
           <w:p>
             <w:pPr>
+              <w:spacing w:after="20" w:before="0"/>
+            </w:pPr>
+            <w:r>
+              <w:rPr>
+                <w:rFonts w:ascii="Arial" w:cs="Arial" w:eastAsia="Arial" w:hAnsi="Arial"/>
+                <w:i/>
+                <w:iCs/>
+                <w:color w:val="595959"/>
+                <w:sz w:val="16"/>
+                <w:szCs w:val="16"/>
+              </w:rPr>
+              <w:t xml:space="preserve">Related topic: not an exact match for this lesson.</w:t>
+            </w:r>
+          </w:p>
+          <w:p>
+            <w:pPr>
               <w:spacing w:after="10" w:before="0"/>
               <w:ind w:left="120"/>
             </w:pPr>
@@ -9183,7 +9354,7 @@
               <w:spacing w:after="10" w:before="0"/>
               <w:ind w:left="120"/>
             </w:pPr>
-            <w:hyperlink w:history="1" r:id="rIduobehvw950xj-dwauyetq">
+            <w:hyperlink w:history="1" r:id="rId8cnufcmcnh3r_tu3r3ghm">
               <w:r>
                 <w:rPr>
                   <w:rFonts w:ascii="Arial" w:cs="Arial" w:eastAsia="Arial" w:hAnsi="Arial"/>
@@ -9378,7 +9549,7 @@
             <w:pPr>
               <w:spacing w:after="20" w:before="0"/>
             </w:pPr>
-            <w:hyperlink w:history="1" r:id="rIdknvvwqj1nl36pg2_fbpm6">
+            <w:hyperlink w:history="1" r:id="rIdcr9t6r7t_chwjltqrer_l">
               <w:r>
                 <w:rPr>
                   <w:rFonts w:ascii="Arial" w:cs="Arial" w:eastAsia="Arial" w:hAnsi="Arial"/>
@@ -9387,7 +9558,7 @@
                   <w:szCs w:val="16"/>
                   <w:u w:val="single" w:color="2E75B6"/>
                 </w:rPr>
-                <w:t xml:space="preserve">Resources and population growth</w:t>
+                <w:t xml:space="preserve">Introduction to experiment design</w:t>
               </w:r>
             </w:hyperlink>
           </w:p>
@@ -9411,7 +9582,7 @@
               <w:spacing w:after="10" w:before="0"/>
               <w:ind w:left="120"/>
             </w:pPr>
-            <w:hyperlink w:history="1" r:id="rIdmkaf5riyeweb6ow-coulg">
+            <w:hyperlink w:history="1" r:id="rIdr6zj7nrfcefxpcc6wnsrj">
               <w:r>
                 <w:rPr>
                   <w:rFonts w:ascii="Arial" w:cs="Arial" w:eastAsia="Arial" w:hAnsi="Arial"/>
@@ -9456,7 +9627,7 @@
             <w:pPr>
               <w:spacing w:after="20" w:before="0"/>
             </w:pPr>
-            <w:hyperlink w:history="1" r:id="rIdv3sv5xeq0rr5usbnsn0t1">
+            <w:hyperlink w:history="1" r:id="rIdhqj_2i81i-toqluqijdmz">
               <w:r>
                 <w:rPr>
                   <w:rFonts w:ascii="Arial" w:cs="Arial" w:eastAsia="Arial" w:hAnsi="Arial"/>
@@ -9471,6 +9642,22 @@
           </w:p>
           <w:p>
             <w:pPr>
+              <w:spacing w:after="20" w:before="0"/>
+            </w:pPr>
+            <w:r>
+              <w:rPr>
+                <w:rFonts w:ascii="Arial" w:cs="Arial" w:eastAsia="Arial" w:hAnsi="Arial"/>
+                <w:i/>
+                <w:iCs/>
+                <w:color w:val="595959"/>
+                <w:sz w:val="16"/>
+                <w:szCs w:val="16"/>
+              </w:rPr>
+              <w:t xml:space="preserve">Related topic: not an exact match for this lesson.</w:t>
+            </w:r>
+          </w:p>
+          <w:p>
+            <w:pPr>
               <w:spacing w:after="10" w:before="0"/>
               <w:ind w:left="120"/>
             </w:pPr>
@@ -9489,7 +9676,7 @@
               <w:spacing w:after="10" w:before="0"/>
               <w:ind w:left="120"/>
             </w:pPr>
-            <w:hyperlink w:history="1" r:id="rIdpzfvbhf1kpsynkldn3zeu">
+            <w:hyperlink w:history="1" r:id="rIdsybw1asdpcx0ztvlwd-ij">
               <w:r>
                 <w:rPr>
                   <w:rFonts w:ascii="Arial" w:cs="Arial" w:eastAsia="Arial" w:hAnsi="Arial"/>
@@ -9684,7 +9871,7 @@
             <w:pPr>
               <w:spacing w:after="20" w:before="0"/>
             </w:pPr>
-            <w:hyperlink w:history="1" r:id="rIdf1wsiarifd9oq3rus7jjc">
+            <w:hyperlink w:history="1" r:id="rIdr42ydjd0akxfz57mn6xkm">
               <w:r>
                 <w:rPr>
                   <w:rFonts w:ascii="Arial" w:cs="Arial" w:eastAsia="Arial" w:hAnsi="Arial"/>
@@ -9693,9 +9880,25 @@
                   <w:szCs w:val="16"/>
                   <w:u w:val="single" w:color="2E75B6"/>
                 </w:rPr>
-                <w:t xml:space="preserve">Evaluating expressions with variables: temperature</w:t>
+                <w:t xml:space="preserve">Organism growth and the environment</w:t>
               </w:r>
             </w:hyperlink>
+          </w:p>
+          <w:p>
+            <w:pPr>
+              <w:spacing w:after="20" w:before="0"/>
+            </w:pPr>
+            <w:r>
+              <w:rPr>
+                <w:rFonts w:ascii="Arial" w:cs="Arial" w:eastAsia="Arial" w:hAnsi="Arial"/>
+                <w:i/>
+                <w:iCs/>
+                <w:color w:val="595959"/>
+                <w:sz w:val="16"/>
+                <w:szCs w:val="16"/>
+              </w:rPr>
+              <w:t xml:space="preserve">Related topic: not an exact match for this lesson.</w:t>
+            </w:r>
           </w:p>
           <w:p>
             <w:pPr>
@@ -9717,7 +9920,7 @@
               <w:spacing w:after="10" w:before="0"/>
               <w:ind w:left="120"/>
             </w:pPr>
-            <w:hyperlink w:history="1" r:id="rIdbyuawdnxgygmcx0t5zmzr">
+            <w:hyperlink w:history="1" r:id="rIdhiiilt0nvo4xygwfpgkdl">
               <w:r>
                 <w:rPr>
                   <w:rFonts w:ascii="Arial" w:cs="Arial" w:eastAsia="Arial" w:hAnsi="Arial"/>
@@ -9762,7 +9965,7 @@
             <w:pPr>
               <w:spacing w:after="20" w:before="0"/>
             </w:pPr>
-            <w:hyperlink w:history="1" r:id="rIdcvpg-3jlyjhoexofwwv7l">
+            <w:hyperlink w:history="1" r:id="rId2kdqoeyf1_zprc6dxhr41">
               <w:r>
                 <w:rPr>
                   <w:rFonts w:ascii="Arial" w:cs="Arial" w:eastAsia="Arial" w:hAnsi="Arial"/>
@@ -9777,6 +9980,22 @@
           </w:p>
           <w:p>
             <w:pPr>
+              <w:spacing w:after="20" w:before="0"/>
+            </w:pPr>
+            <w:r>
+              <w:rPr>
+                <w:rFonts w:ascii="Arial" w:cs="Arial" w:eastAsia="Arial" w:hAnsi="Arial"/>
+                <w:i/>
+                <w:iCs/>
+                <w:color w:val="595959"/>
+                <w:sz w:val="16"/>
+                <w:szCs w:val="16"/>
+              </w:rPr>
+              <w:t xml:space="preserve">Related topic: not an exact match for this lesson.</w:t>
+            </w:r>
+          </w:p>
+          <w:p>
+            <w:pPr>
               <w:spacing w:after="10" w:before="0"/>
               <w:ind w:left="120"/>
             </w:pPr>
@@ -9795,7 +10014,7 @@
               <w:spacing w:after="10" w:before="0"/>
               <w:ind w:left="120"/>
             </w:pPr>
-            <w:hyperlink w:history="1" r:id="rId2mwiwcqzqetbtflhmjzc-">
+            <w:hyperlink w:history="1" r:id="rId2g_rlc5l5sjrapclibmll">
               <w:r>
                 <w:rPr>
                   <w:rFonts w:ascii="Arial" w:cs="Arial" w:eastAsia="Arial" w:hAnsi="Arial"/>
@@ -9990,7 +10209,7 @@
             <w:pPr>
               <w:spacing w:after="20" w:before="0"/>
             </w:pPr>
-            <w:hyperlink w:history="1" r:id="rIdwtsvrp4ovsssaaice5-_z">
+            <w:hyperlink w:history="1" r:id="rIdwjvwmzmnyu-wylb7cheda">
               <w:r>
                 <w:rPr>
                   <w:rFonts w:ascii="Arial" w:cs="Arial" w:eastAsia="Arial" w:hAnsi="Arial"/>
@@ -9999,9 +10218,25 @@
                   <w:szCs w:val="16"/>
                   <w:u w:val="single" w:color="2E75B6"/>
                 </w:rPr>
-                <w:t xml:space="preserve">Photosynthesis in organisms</w:t>
+                <w:t xml:space="preserve">Photosynthesis</w:t>
               </w:r>
             </w:hyperlink>
+          </w:p>
+          <w:p>
+            <w:pPr>
+              <w:spacing w:after="20" w:before="0"/>
+            </w:pPr>
+            <w:r>
+              <w:rPr>
+                <w:rFonts w:ascii="Arial" w:cs="Arial" w:eastAsia="Arial" w:hAnsi="Arial"/>
+                <w:i/>
+                <w:iCs/>
+                <w:color w:val="595959"/>
+                <w:sz w:val="16"/>
+                <w:szCs w:val="16"/>
+              </w:rPr>
+              <w:t xml:space="preserve">Related topic: not an exact match for this lesson.</w:t>
+            </w:r>
           </w:p>
           <w:p>
             <w:pPr>
@@ -10023,7 +10258,7 @@
               <w:spacing w:after="10" w:before="0"/>
               <w:ind w:left="120"/>
             </w:pPr>
-            <w:hyperlink w:history="1" r:id="rIdug3cyazmtetfikxp5aqlx">
+            <w:hyperlink w:history="1" r:id="rId7hq70lfp4npgohr0lxjd-">
               <w:r>
                 <w:rPr>
                   <w:rFonts w:ascii="Arial" w:cs="Arial" w:eastAsia="Arial" w:hAnsi="Arial"/>
@@ -10068,7 +10303,7 @@
             <w:pPr>
               <w:spacing w:after="20" w:before="0"/>
             </w:pPr>
-            <w:hyperlink w:history="1" r:id="rIdfyy8k2n9yrvazs36mdswe">
+            <w:hyperlink w:history="1" r:id="rId7q-dnhd0bisfyw2ott3f9">
               <w:r>
                 <w:rPr>
                   <w:rFonts w:ascii="Arial" w:cs="Arial" w:eastAsia="Arial" w:hAnsi="Arial"/>
@@ -10083,6 +10318,22 @@
           </w:p>
           <w:p>
             <w:pPr>
+              <w:spacing w:after="20" w:before="0"/>
+            </w:pPr>
+            <w:r>
+              <w:rPr>
+                <w:rFonts w:ascii="Arial" w:cs="Arial" w:eastAsia="Arial" w:hAnsi="Arial"/>
+                <w:i/>
+                <w:iCs/>
+                <w:color w:val="595959"/>
+                <w:sz w:val="16"/>
+                <w:szCs w:val="16"/>
+              </w:rPr>
+              <w:t xml:space="preserve">Related topic: not an exact match for this lesson.</w:t>
+            </w:r>
+          </w:p>
+          <w:p>
+            <w:pPr>
               <w:spacing w:after="10" w:before="0"/>
               <w:ind w:left="120"/>
             </w:pPr>
@@ -10101,7 +10352,7 @@
               <w:spacing w:after="10" w:before="0"/>
               <w:ind w:left="120"/>
             </w:pPr>
-            <w:hyperlink w:history="1" r:id="rIdszgoovcifgfpvpxhvjpnl">
+            <w:hyperlink w:history="1" r:id="rIddkl9c2kpwja2sn02g8ret">
               <w:r>
                 <w:rPr>
                   <w:rFonts w:ascii="Arial" w:cs="Arial" w:eastAsia="Arial" w:hAnsi="Arial"/>
@@ -10296,7 +10547,7 @@
             <w:pPr>
               <w:spacing w:after="20" w:before="0"/>
             </w:pPr>
-            <w:hyperlink w:history="1" r:id="rIdpfvbgedg2o7muha4zmez9">
+            <w:hyperlink w:history="1" r:id="rId9bdlq8fyawdgc7p4rlvlp">
               <w:r>
                 <w:rPr>
                   <w:rFonts w:ascii="Arial" w:cs="Arial" w:eastAsia="Arial" w:hAnsi="Arial"/>
@@ -10305,7 +10556,7 @@
                   <w:szCs w:val="16"/>
                   <w:u w:val="single" w:color="2E75B6"/>
                 </w:rPr>
-                <w:t xml:space="preserve">Photosynthesis in ecosystems</w:t>
+                <w:t xml:space="preserve">Introduction to experiment design</w:t>
               </w:r>
             </w:hyperlink>
           </w:p>
@@ -10329,7 +10580,7 @@
               <w:spacing w:after="10" w:before="0"/>
               <w:ind w:left="120"/>
             </w:pPr>
-            <w:hyperlink w:history="1" r:id="rIdcjpkpieonxdgva0l6ritd">
+            <w:hyperlink w:history="1" r:id="rIdkgh1qab3ojnhq8ejev-ej">
               <w:r>
                 <w:rPr>
                   <w:rFonts w:ascii="Arial" w:cs="Arial" w:eastAsia="Arial" w:hAnsi="Arial"/>
@@ -10374,7 +10625,7 @@
             <w:pPr>
               <w:spacing w:after="20" w:before="0"/>
             </w:pPr>
-            <w:hyperlink w:history="1" r:id="rIdhcptexodshalgaaiwindh">
+            <w:hyperlink w:history="1" r:id="rIderd3gyo4ib9nmblgunikz">
               <w:r>
                 <w:rPr>
                   <w:rFonts w:ascii="Arial" w:cs="Arial" w:eastAsia="Arial" w:hAnsi="Arial"/>
@@ -10389,6 +10640,22 @@
           </w:p>
           <w:p>
             <w:pPr>
+              <w:spacing w:after="20" w:before="0"/>
+            </w:pPr>
+            <w:r>
+              <w:rPr>
+                <w:rFonts w:ascii="Arial" w:cs="Arial" w:eastAsia="Arial" w:hAnsi="Arial"/>
+                <w:i/>
+                <w:iCs/>
+                <w:color w:val="595959"/>
+                <w:sz w:val="16"/>
+                <w:szCs w:val="16"/>
+              </w:rPr>
+              <w:t xml:space="preserve">Related topic: not an exact match for this lesson.</w:t>
+            </w:r>
+          </w:p>
+          <w:p>
+            <w:pPr>
               <w:spacing w:after="10" w:before="0"/>
               <w:ind w:left="120"/>
             </w:pPr>
@@ -10407,7 +10674,7 @@
               <w:spacing w:after="10" w:before="0"/>
               <w:ind w:left="120"/>
             </w:pPr>
-            <w:hyperlink w:history="1" r:id="rIdp8b6ql_1ympqazmyfjc51">
+            <w:hyperlink w:history="1" r:id="rIdenlcistsdyimkf5hwoafd">
               <w:r>
                 <w:rPr>
                   <w:rFonts w:ascii="Arial" w:cs="Arial" w:eastAsia="Arial" w:hAnsi="Arial"/>
@@ -10919,7 +11186,7 @@
         </w:rPr>
         <w:t xml:space="preserve">© 2026 SeaVuria and ARES. Aligned with KICD objectives. Developed by SeaVuria; technical implementation by ARES (with AI assistance from Claude). Licensed under </w:t>
       </w:r>
-      <w:hyperlink w:history="1" r:id="rIdwv3ukdf-efekrxx33xwop">
+      <w:hyperlink w:history="1" r:id="rIdkfuy_hcvscucpyii6nqjm">
         <w:r>
           <w:rPr>
             <w:rFonts w:ascii="Arial" w:cs="Arial" w:eastAsia="Arial" w:hAnsi="Arial"/>
@@ -10940,7 +11207,7 @@
         </w:rPr>
         <w:t xml:space="preserve"> (</w:t>
       </w:r>
-      <w:hyperlink w:history="1" r:id="rIdvi_i9t7xqwejhp3igmmbl">
+      <w:hyperlink w:history="1" r:id="rId2heu9-nbx4lihdqwfzegi">
         <w:r>
           <w:rPr>
             <w:rFonts w:ascii="Arial" w:cs="Arial" w:eastAsia="Arial" w:hAnsi="Arial"/>
@@ -11953,40 +12220,24 @@
             <w:pPr>
               <w:spacing w:after="20" w:before="0"/>
             </w:pPr>
-            <w:hyperlink w:history="1" r:id="rIdzc3fymwoi7uc4yiubvbak">
-              <w:r>
-                <w:rPr>
-                  <w:rFonts w:ascii="Arial" w:cs="Arial" w:eastAsia="Arial" w:hAnsi="Arial"/>
-                  <w:color w:val="2E75B6"/>
-                  <w:sz w:val="16"/>
-                  <w:szCs w:val="16"/>
-                  <w:u w:val="single" w:color="2E75B6"/>
-                </w:rPr>
-                <w:t xml:space="preserve">Contextualization of the development of Islam</w:t>
-              </w:r>
-            </w:hyperlink>
+            <w:r>
+              <w:rPr>
+                <w:rFonts w:ascii="Arial" w:cs="Arial" w:eastAsia="Arial" w:hAnsi="Arial"/>
+                <w:i/>
+                <w:iCs/>
+                <w:color w:val="595959"/>
+                <w:sz w:val="16"/>
+                <w:szCs w:val="16"/>
+              </w:rPr>
+              <w:t xml:space="preserve">No closely matching video in the ARES library for this activity.</w:t>
+            </w:r>
           </w:p>
           <w:p>
             <w:pPr>
               <w:spacing w:after="10" w:before="0"/>
               <w:ind w:left="120"/>
             </w:pPr>
-            <w:r>
-              <w:rPr>
-                <w:rFonts w:ascii="Arial" w:cs="Arial" w:eastAsia="Arial" w:hAnsi="Arial"/>
-                <w:color w:val="595959"/>
-                <w:sz w:val="14"/>
-                <w:szCs w:val="14"/>
-              </w:rPr>
-              <w:t xml:space="preserve">Source: Khan Academy (English - US curriculum)</w:t>
-            </w:r>
-          </w:p>
-          <w:p>
-            <w:pPr>
-              <w:spacing w:after="10" w:before="0"/>
-              <w:ind w:left="120"/>
-            </w:pPr>
-            <w:hyperlink w:history="1" r:id="rIdt9evzvfuekgawz-2tkljp">
+            <w:hyperlink w:history="1" r:id="rIdq1po9s_ekae52he3rvkdb">
               <w:r>
                 <w:rPr>
                   <w:rFonts w:ascii="Arial" w:cs="Arial" w:eastAsia="Arial" w:hAnsi="Arial"/>
@@ -11995,9 +12246,24 @@
                   <w:szCs w:val="14"/>
                   <w:u w:val="single" w:color="595959"/>
                 </w:rPr>
-                <w:t xml:space="preserve">🔍 Search ARES for similar videos</w:t>
+                <w:t xml:space="preserve">🔍 Search ARES for videos</w:t>
               </w:r>
             </w:hyperlink>
+          </w:p>
+          <w:p>
+            <w:pPr>
+              <w:spacing w:after="10" w:before="0"/>
+              <w:ind w:left="120"/>
+            </w:pPr>
+            <w:r>
+              <w:rPr>
+                <w:rFonts w:ascii="Arial" w:cs="Arial" w:eastAsia="Arial" w:hAnsi="Arial"/>
+                <w:color w:val="595959"/>
+                <w:sz w:val="14"/>
+                <w:szCs w:val="14"/>
+              </w:rPr>
+              <w:t xml:space="preserve">Search terms: plant growth development epigeal</w:t>
+            </w:r>
           </w:p>
           <w:p>
             <w:pPr>
@@ -12048,7 +12314,7 @@
               <w:spacing w:after="10" w:before="0"/>
               <w:ind w:left="120"/>
             </w:pPr>
-            <w:hyperlink w:history="1" r:id="rIdf2kirg--lnfudocqkcgc9">
+            <w:hyperlink w:history="1" r:id="rIdozgdpe99eiacyeqcrsgid">
               <w:r>
                 <w:rPr>
                   <w:rFonts w:ascii="Arial" w:cs="Arial" w:eastAsia="Arial" w:hAnsi="Arial"/>
@@ -12258,40 +12524,24 @@
             <w:pPr>
               <w:spacing w:after="20" w:before="0"/>
             </w:pPr>
-            <w:hyperlink w:history="1" r:id="rId_hckyqhcjesxhw4xt4znm">
-              <w:r>
-                <w:rPr>
-                  <w:rFonts w:ascii="Arial" w:cs="Arial" w:eastAsia="Arial" w:hAnsi="Arial"/>
-                  <w:color w:val="2E75B6"/>
-                  <w:sz w:val="16"/>
-                  <w:szCs w:val="16"/>
-                  <w:u w:val="single" w:color="2E75B6"/>
-                </w:rPr>
-                <w:t xml:space="preserve">Contextualization of the development of Islam</w:t>
-              </w:r>
-            </w:hyperlink>
+            <w:r>
+              <w:rPr>
+                <w:rFonts w:ascii="Arial" w:cs="Arial" w:eastAsia="Arial" w:hAnsi="Arial"/>
+                <w:i/>
+                <w:iCs/>
+                <w:color w:val="595959"/>
+                <w:sz w:val="16"/>
+                <w:szCs w:val="16"/>
+              </w:rPr>
+              <w:t xml:space="preserve">No closely matching video in the ARES library for this activity.</w:t>
+            </w:r>
           </w:p>
           <w:p>
             <w:pPr>
               <w:spacing w:after="10" w:before="0"/>
               <w:ind w:left="120"/>
             </w:pPr>
-            <w:r>
-              <w:rPr>
-                <w:rFonts w:ascii="Arial" w:cs="Arial" w:eastAsia="Arial" w:hAnsi="Arial"/>
-                <w:color w:val="595959"/>
-                <w:sz w:val="14"/>
-                <w:szCs w:val="14"/>
-              </w:rPr>
-              <w:t xml:space="preserve">Source: Khan Academy (English - US curriculum)</w:t>
-            </w:r>
-          </w:p>
-          <w:p>
-            <w:pPr>
-              <w:spacing w:after="10" w:before="0"/>
-              <w:ind w:left="120"/>
-            </w:pPr>
-            <w:hyperlink w:history="1" r:id="rIdfekhlgz-cekouab5kop-d">
+            <w:hyperlink w:history="1" r:id="rIda-0dtgruhd3jgcytez6pn">
               <w:r>
                 <w:rPr>
                   <w:rFonts w:ascii="Arial" w:cs="Arial" w:eastAsia="Arial" w:hAnsi="Arial"/>
@@ -12300,9 +12550,24 @@
                   <w:szCs w:val="14"/>
                   <w:u w:val="single" w:color="595959"/>
                 </w:rPr>
-                <w:t xml:space="preserve">🔍 Search ARES for similar videos</w:t>
+                <w:t xml:space="preserve">🔍 Search ARES for videos</w:t>
               </w:r>
             </w:hyperlink>
+          </w:p>
+          <w:p>
+            <w:pPr>
+              <w:spacing w:after="10" w:before="0"/>
+              <w:ind w:left="120"/>
+            </w:pPr>
+            <w:r>
+              <w:rPr>
+                <w:rFonts w:ascii="Arial" w:cs="Arial" w:eastAsia="Arial" w:hAnsi="Arial"/>
+                <w:color w:val="595959"/>
+                <w:sz w:val="14"/>
+                <w:szCs w:val="14"/>
+              </w:rPr>
+              <w:t xml:space="preserve">Search terms: plant growth development epigeal</w:t>
+            </w:r>
           </w:p>
           <w:p>
             <w:pPr>
@@ -12353,7 +12618,7 @@
               <w:spacing w:after="10" w:before="0"/>
               <w:ind w:left="120"/>
             </w:pPr>
-            <w:hyperlink w:history="1" r:id="rIdzff9qyx0ihlciw1at4hco">
+            <w:hyperlink w:history="1" r:id="rId4wqrhojoydnvbciy9suhu">
               <w:r>
                 <w:rPr>
                   <w:rFonts w:ascii="Arial" w:cs="Arial" w:eastAsia="Arial" w:hAnsi="Arial"/>
@@ -12563,40 +12828,24 @@
             <w:pPr>
               <w:spacing w:after="20" w:before="0"/>
             </w:pPr>
-            <w:hyperlink w:history="1" r:id="rIdj205wlzi58hf5pyqehl6n">
-              <w:r>
-                <w:rPr>
-                  <w:rFonts w:ascii="Arial" w:cs="Arial" w:eastAsia="Arial" w:hAnsi="Arial"/>
-                  <w:color w:val="2E75B6"/>
-                  <w:sz w:val="16"/>
-                  <w:szCs w:val="16"/>
-                  <w:u w:val="single" w:color="2E75B6"/>
-                </w:rPr>
-                <w:t xml:space="preserve">Contextualization of the development of Islam</w:t>
-              </w:r>
-            </w:hyperlink>
+            <w:r>
+              <w:rPr>
+                <w:rFonts w:ascii="Arial" w:cs="Arial" w:eastAsia="Arial" w:hAnsi="Arial"/>
+                <w:i/>
+                <w:iCs/>
+                <w:color w:val="595959"/>
+                <w:sz w:val="16"/>
+                <w:szCs w:val="16"/>
+              </w:rPr>
+              <w:t xml:space="preserve">No closely matching video in the ARES library for this activity.</w:t>
+            </w:r>
           </w:p>
           <w:p>
             <w:pPr>
               <w:spacing w:after="10" w:before="0"/>
               <w:ind w:left="120"/>
             </w:pPr>
-            <w:r>
-              <w:rPr>
-                <w:rFonts w:ascii="Arial" w:cs="Arial" w:eastAsia="Arial" w:hAnsi="Arial"/>
-                <w:color w:val="595959"/>
-                <w:sz w:val="14"/>
-                <w:szCs w:val="14"/>
-              </w:rPr>
-              <w:t xml:space="preserve">Source: Khan Academy (English - US curriculum)</w:t>
-            </w:r>
-          </w:p>
-          <w:p>
-            <w:pPr>
-              <w:spacing w:after="10" w:before="0"/>
-              <w:ind w:left="120"/>
-            </w:pPr>
-            <w:hyperlink w:history="1" r:id="rIdkx5njnn6s021tzif_lbmk">
+            <w:hyperlink w:history="1" r:id="rId9oct-tel9e8oxymdszlg7">
               <w:r>
                 <w:rPr>
                   <w:rFonts w:ascii="Arial" w:cs="Arial" w:eastAsia="Arial" w:hAnsi="Arial"/>
@@ -12605,9 +12854,24 @@
                   <w:szCs w:val="14"/>
                   <w:u w:val="single" w:color="595959"/>
                 </w:rPr>
-                <w:t xml:space="preserve">🔍 Search ARES for similar videos</w:t>
+                <w:t xml:space="preserve">🔍 Search ARES for videos</w:t>
               </w:r>
             </w:hyperlink>
+          </w:p>
+          <w:p>
+            <w:pPr>
+              <w:spacing w:after="10" w:before="0"/>
+              <w:ind w:left="120"/>
+            </w:pPr>
+            <w:r>
+              <w:rPr>
+                <w:rFonts w:ascii="Arial" w:cs="Arial" w:eastAsia="Arial" w:hAnsi="Arial"/>
+                <w:color w:val="595959"/>
+                <w:sz w:val="14"/>
+                <w:szCs w:val="14"/>
+              </w:rPr>
+              <w:t xml:space="preserve">Search terms: plant growth development epigeal</w:t>
+            </w:r>
           </w:p>
           <w:p>
             <w:pPr>
@@ -12658,7 +12922,7 @@
               <w:spacing w:after="10" w:before="0"/>
               <w:ind w:left="120"/>
             </w:pPr>
-            <w:hyperlink w:history="1" r:id="rIdxvkuzfdzgpw6yv5slvqtn">
+            <w:hyperlink w:history="1" r:id="rId7pzumm_sdjuf4jzw3-yfn">
               <w:r>
                 <w:rPr>
                   <w:rFonts w:ascii="Arial" w:cs="Arial" w:eastAsia="Arial" w:hAnsi="Arial"/>
@@ -12868,40 +13132,24 @@
             <w:pPr>
               <w:spacing w:after="20" w:before="0"/>
             </w:pPr>
-            <w:hyperlink w:history="1" r:id="rIdt3muanf3j19mx6vi_usex">
-              <w:r>
-                <w:rPr>
-                  <w:rFonts w:ascii="Arial" w:cs="Arial" w:eastAsia="Arial" w:hAnsi="Arial"/>
-                  <w:color w:val="2E75B6"/>
-                  <w:sz w:val="16"/>
-                  <w:szCs w:val="16"/>
-                  <w:u w:val="single" w:color="2E75B6"/>
-                </w:rPr>
-                <w:t xml:space="preserve">Contextualization of the development of Islam</w:t>
-              </w:r>
-            </w:hyperlink>
+            <w:r>
+              <w:rPr>
+                <w:rFonts w:ascii="Arial" w:cs="Arial" w:eastAsia="Arial" w:hAnsi="Arial"/>
+                <w:i/>
+                <w:iCs/>
+                <w:color w:val="595959"/>
+                <w:sz w:val="16"/>
+                <w:szCs w:val="16"/>
+              </w:rPr>
+              <w:t xml:space="preserve">No closely matching video in the ARES library for this activity.</w:t>
+            </w:r>
           </w:p>
           <w:p>
             <w:pPr>
               <w:spacing w:after="10" w:before="0"/>
               <w:ind w:left="120"/>
             </w:pPr>
-            <w:r>
-              <w:rPr>
-                <w:rFonts w:ascii="Arial" w:cs="Arial" w:eastAsia="Arial" w:hAnsi="Arial"/>
-                <w:color w:val="595959"/>
-                <w:sz w:val="14"/>
-                <w:szCs w:val="14"/>
-              </w:rPr>
-              <w:t xml:space="preserve">Source: Khan Academy (English - US curriculum)</w:t>
-            </w:r>
-          </w:p>
-          <w:p>
-            <w:pPr>
-              <w:spacing w:after="10" w:before="0"/>
-              <w:ind w:left="120"/>
-            </w:pPr>
-            <w:hyperlink w:history="1" r:id="rIdly5xzefvownjdyyg1exi1">
+            <w:hyperlink w:history="1" r:id="rIdy851aemjb4i2xea1cnhiq">
               <w:r>
                 <w:rPr>
                   <w:rFonts w:ascii="Arial" w:cs="Arial" w:eastAsia="Arial" w:hAnsi="Arial"/>
@@ -12910,9 +13158,24 @@
                   <w:szCs w:val="14"/>
                   <w:u w:val="single" w:color="595959"/>
                 </w:rPr>
-                <w:t xml:space="preserve">🔍 Search ARES for similar videos</w:t>
+                <w:t xml:space="preserve">🔍 Search ARES for videos</w:t>
               </w:r>
             </w:hyperlink>
+          </w:p>
+          <w:p>
+            <w:pPr>
+              <w:spacing w:after="10" w:before="0"/>
+              <w:ind w:left="120"/>
+            </w:pPr>
+            <w:r>
+              <w:rPr>
+                <w:rFonts w:ascii="Arial" w:cs="Arial" w:eastAsia="Arial" w:hAnsi="Arial"/>
+                <w:color w:val="595959"/>
+                <w:sz w:val="14"/>
+                <w:szCs w:val="14"/>
+              </w:rPr>
+              <w:t xml:space="preserve">Search terms: plant growth development epigeal</w:t>
+            </w:r>
           </w:p>
           <w:p>
             <w:pPr>
@@ -12963,7 +13226,7 @@
               <w:spacing w:after="10" w:before="0"/>
               <w:ind w:left="120"/>
             </w:pPr>
-            <w:hyperlink w:history="1" r:id="rIdykatjrmcmx-wtgfdjggkr">
+            <w:hyperlink w:history="1" r:id="rIdjwoab-fwqx-nhhpsjhoc1">
               <w:r>
                 <w:rPr>
                   <w:rFonts w:ascii="Arial" w:cs="Arial" w:eastAsia="Arial" w:hAnsi="Arial"/>
@@ -13173,40 +13436,24 @@
             <w:pPr>
               <w:spacing w:after="20" w:before="0"/>
             </w:pPr>
-            <w:hyperlink w:history="1" r:id="rIdmlf7chjm_pgmqg-d1_bcq">
-              <w:r>
-                <w:rPr>
-                  <w:rFonts w:ascii="Arial" w:cs="Arial" w:eastAsia="Arial" w:hAnsi="Arial"/>
-                  <w:color w:val="2E75B6"/>
-                  <w:sz w:val="16"/>
-                  <w:szCs w:val="16"/>
-                  <w:u w:val="single" w:color="2E75B6"/>
-                </w:rPr>
-                <w:t xml:space="preserve">Contextualization of the development of Islam</w:t>
-              </w:r>
-            </w:hyperlink>
+            <w:r>
+              <w:rPr>
+                <w:rFonts w:ascii="Arial" w:cs="Arial" w:eastAsia="Arial" w:hAnsi="Arial"/>
+                <w:i/>
+                <w:iCs/>
+                <w:color w:val="595959"/>
+                <w:sz w:val="16"/>
+                <w:szCs w:val="16"/>
+              </w:rPr>
+              <w:t xml:space="preserve">No closely matching video in the ARES library for this activity.</w:t>
+            </w:r>
           </w:p>
           <w:p>
             <w:pPr>
               <w:spacing w:after="10" w:before="0"/>
               <w:ind w:left="120"/>
             </w:pPr>
-            <w:r>
-              <w:rPr>
-                <w:rFonts w:ascii="Arial" w:cs="Arial" w:eastAsia="Arial" w:hAnsi="Arial"/>
-                <w:color w:val="595959"/>
-                <w:sz w:val="14"/>
-                <w:szCs w:val="14"/>
-              </w:rPr>
-              <w:t xml:space="preserve">Source: Khan Academy (English - US curriculum)</w:t>
-            </w:r>
-          </w:p>
-          <w:p>
-            <w:pPr>
-              <w:spacing w:after="10" w:before="0"/>
-              <w:ind w:left="120"/>
-            </w:pPr>
-            <w:hyperlink w:history="1" r:id="rId_zimtblqccostvonhxx9t">
+            <w:hyperlink w:history="1" r:id="rIdgi4o45noanxfmsvrl0frp">
               <w:r>
                 <w:rPr>
                   <w:rFonts w:ascii="Arial" w:cs="Arial" w:eastAsia="Arial" w:hAnsi="Arial"/>
@@ -13215,9 +13462,24 @@
                   <w:szCs w:val="14"/>
                   <w:u w:val="single" w:color="595959"/>
                 </w:rPr>
-                <w:t xml:space="preserve">🔍 Search ARES for similar videos</w:t>
+                <w:t xml:space="preserve">🔍 Search ARES for videos</w:t>
               </w:r>
             </w:hyperlink>
+          </w:p>
+          <w:p>
+            <w:pPr>
+              <w:spacing w:after="10" w:before="0"/>
+              <w:ind w:left="120"/>
+            </w:pPr>
+            <w:r>
+              <w:rPr>
+                <w:rFonts w:ascii="Arial" w:cs="Arial" w:eastAsia="Arial" w:hAnsi="Arial"/>
+                <w:color w:val="595959"/>
+                <w:sz w:val="14"/>
+                <w:szCs w:val="14"/>
+              </w:rPr>
+              <w:t xml:space="preserve">Search terms: plant growth development epigeal</w:t>
+            </w:r>
           </w:p>
           <w:p>
             <w:pPr>
@@ -13268,7 +13530,7 @@
               <w:spacing w:after="10" w:before="0"/>
               <w:ind w:left="120"/>
             </w:pPr>
-            <w:hyperlink w:history="1" r:id="rIdxbbbtmthhcl70wtl53jdv">
+            <w:hyperlink w:history="1" r:id="rIdchmeui3_uj6soujrc4ue2">
               <w:r>
                 <w:rPr>
                   <w:rFonts w:ascii="Arial" w:cs="Arial" w:eastAsia="Arial" w:hAnsi="Arial"/>
@@ -13795,7 +14057,7 @@
         </w:rPr>
         <w:t xml:space="preserve">© 2026 SeaVuria and ARES. Aligned with KICD objectives. Developed by SeaVuria; technical implementation by ARES (with AI assistance from Claude). Licensed under </w:t>
       </w:r>
-      <w:hyperlink w:history="1" r:id="rIdjhrlrfpoitqg91niqdrau">
+      <w:hyperlink w:history="1" r:id="rIdd7d1alyk35xgwi_lzlrfv">
         <w:r>
           <w:rPr>
             <w:rFonts w:ascii="Arial" w:cs="Arial" w:eastAsia="Arial" w:hAnsi="Arial"/>
@@ -13816,7 +14078,7 @@
         </w:rPr>
         <w:t xml:space="preserve"> (</w:t>
       </w:r>
-      <w:hyperlink w:history="1" r:id="rIdo-xbw4h399rqe7uq1vxpb">
+      <w:hyperlink w:history="1" r:id="rIds3duvxxhnl3scxjtp0i5w">
         <w:r>
           <w:rPr>
             <w:rFonts w:ascii="Arial" w:cs="Arial" w:eastAsia="Arial" w:hAnsi="Arial"/>
@@ -14846,7 +15108,7 @@
               <w:spacing w:after="10" w:before="0"/>
               <w:ind w:left="120"/>
             </w:pPr>
-            <w:hyperlink w:history="1" r:id="rIdmfd--txvzxcbdlgtqgi6a">
+            <w:hyperlink w:history="1" r:id="rIdza79cwwt1k7j0iwer_ybu">
               <w:r>
                 <w:rPr>
                   <w:rFonts w:ascii="Arial" w:cs="Arial" w:eastAsia="Arial" w:hAnsi="Arial"/>
@@ -14923,7 +15185,7 @@
               <w:spacing w:after="10" w:before="0"/>
               <w:ind w:left="120"/>
             </w:pPr>
-            <w:hyperlink w:history="1" r:id="rIdd6eoqm1suvbed_aoitkef">
+            <w:hyperlink w:history="1" r:id="rIdqcs1nagj2tswcdvwlgiqn">
               <w:r>
                 <w:rPr>
                   <w:rFonts w:ascii="Arial" w:cs="Arial" w:eastAsia="Arial" w:hAnsi="Arial"/>
@@ -15150,7 +15412,7 @@
               <w:spacing w:after="10" w:before="0"/>
               <w:ind w:left="120"/>
             </w:pPr>
-            <w:hyperlink w:history="1" r:id="rIdbg6wdbabxu3nofidbzoxj">
+            <w:hyperlink w:history="1" r:id="rIdrxqxaqhcolyj4peoqkrir">
               <w:r>
                 <w:rPr>
                   <w:rFonts w:ascii="Arial" w:cs="Arial" w:eastAsia="Arial" w:hAnsi="Arial"/>
@@ -15227,7 +15489,7 @@
               <w:spacing w:after="10" w:before="0"/>
               <w:ind w:left="120"/>
             </w:pPr>
-            <w:hyperlink w:history="1" r:id="rIdgbml5mzkarxaan1lnmcn-">
+            <w:hyperlink w:history="1" r:id="rIdbfik5trczrbzbqa6jfnuc">
               <w:r>
                 <w:rPr>
                   <w:rFonts w:ascii="Arial" w:cs="Arial" w:eastAsia="Arial" w:hAnsi="Arial"/>
@@ -15454,7 +15716,7 @@
               <w:spacing w:after="10" w:before="0"/>
               <w:ind w:left="120"/>
             </w:pPr>
-            <w:hyperlink w:history="1" r:id="rIdcwmn-a_zzs7phz0lmd-kz">
+            <w:hyperlink w:history="1" r:id="rIdog72z8it4vk_04t0ktq91">
               <w:r>
                 <w:rPr>
                   <w:rFonts w:ascii="Arial" w:cs="Arial" w:eastAsia="Arial" w:hAnsi="Arial"/>
@@ -15531,7 +15793,7 @@
               <w:spacing w:after="10" w:before="0"/>
               <w:ind w:left="120"/>
             </w:pPr>
-            <w:hyperlink w:history="1" r:id="rIdop6cm39_aojzzfyrnjttc">
+            <w:hyperlink w:history="1" r:id="rIdvwqay7flxbqjt1b38xrtx">
               <w:r>
                 <w:rPr>
                   <w:rFonts w:ascii="Arial" w:cs="Arial" w:eastAsia="Arial" w:hAnsi="Arial"/>
@@ -15758,7 +16020,7 @@
               <w:spacing w:after="10" w:before="0"/>
               <w:ind w:left="120"/>
             </w:pPr>
-            <w:hyperlink w:history="1" r:id="rIdasvreszyfydnhjjx8nzqh">
+            <w:hyperlink w:history="1" r:id="rIdqmdt2dqqehhpxezlqfdvk">
               <w:r>
                 <w:rPr>
                   <w:rFonts w:ascii="Arial" w:cs="Arial" w:eastAsia="Arial" w:hAnsi="Arial"/>
@@ -15835,7 +16097,7 @@
               <w:spacing w:after="10" w:before="0"/>
               <w:ind w:left="120"/>
             </w:pPr>
-            <w:hyperlink w:history="1" r:id="rIdxuwa-tsotiepykxnealts">
+            <w:hyperlink w:history="1" r:id="rId_v1-ju7h4wxoj1y6dxr3s">
               <w:r>
                 <w:rPr>
                   <w:rFonts w:ascii="Arial" w:cs="Arial" w:eastAsia="Arial" w:hAnsi="Arial"/>
@@ -16062,7 +16324,7 @@
               <w:spacing w:after="10" w:before="0"/>
               <w:ind w:left="120"/>
             </w:pPr>
-            <w:hyperlink w:history="1" r:id="rIddcratwhcimiolh_cih00l">
+            <w:hyperlink w:history="1" r:id="rId4gg4ry7r5b1akkz2gx5pa">
               <w:r>
                 <w:rPr>
                   <w:rFonts w:ascii="Arial" w:cs="Arial" w:eastAsia="Arial" w:hAnsi="Arial"/>
@@ -16139,7 +16401,7 @@
               <w:spacing w:after="10" w:before="0"/>
               <w:ind w:left="120"/>
             </w:pPr>
-            <w:hyperlink w:history="1" r:id="rIdniwsrew5l7riqdwwfsqmg">
+            <w:hyperlink w:history="1" r:id="rId5al4jttok9htkb_zkxpjj">
               <w:r>
                 <w:rPr>
                   <w:rFonts w:ascii="Arial" w:cs="Arial" w:eastAsia="Arial" w:hAnsi="Arial"/>
@@ -16666,7 +16928,7 @@
         </w:rPr>
         <w:t xml:space="preserve">© 2026 SeaVuria and ARES. Aligned with KICD objectives. Developed by SeaVuria; technical implementation by ARES (with AI assistance from Claude). Licensed under </w:t>
       </w:r>
-      <w:hyperlink w:history="1" r:id="rIdqe6ywbkcu48jd9ds7c0h1">
+      <w:hyperlink w:history="1" r:id="rIdkfpl4dxmqygyerwrajcpi">
         <w:r>
           <w:rPr>
             <w:rFonts w:ascii="Arial" w:cs="Arial" w:eastAsia="Arial" w:hAnsi="Arial"/>
@@ -16687,7 +16949,7 @@
         </w:rPr>
         <w:t xml:space="preserve"> (</w:t>
       </w:r>
-      <w:hyperlink w:history="1" r:id="rIdx5q0jcxxc9luacb4n2qvb">
+      <w:hyperlink w:history="1" r:id="rIdrqxqu3nhopn3boo3qlwbr">
         <w:r>
           <w:rPr>
             <w:rFonts w:ascii="Arial" w:cs="Arial" w:eastAsia="Arial" w:hAnsi="Arial"/>
@@ -17700,7 +17962,7 @@
             <w:pPr>
               <w:spacing w:after="20" w:before="0"/>
             </w:pPr>
-            <w:hyperlink w:history="1" r:id="rIdgm1yqnep_4xgcpwmocm7v">
+            <w:hyperlink w:history="1" r:id="rIdbew_5d6gicbx1wwmylkh9">
               <w:r>
                 <w:rPr>
                   <w:rFonts w:ascii="Arial" w:cs="Arial" w:eastAsia="Arial" w:hAnsi="Arial"/>
@@ -17733,7 +17995,7 @@
               <w:spacing w:after="10" w:before="0"/>
               <w:ind w:left="120"/>
             </w:pPr>
-            <w:hyperlink w:history="1" r:id="rIdnzdw3lgo8l8verchdk0zu">
+            <w:hyperlink w:history="1" r:id="rIdhprig8gmrd3xwkgglvq5k">
               <w:r>
                 <w:rPr>
                   <w:rFonts w:ascii="Arial" w:cs="Arial" w:eastAsia="Arial" w:hAnsi="Arial"/>
@@ -17778,7 +18040,7 @@
             <w:pPr>
               <w:spacing w:after="20" w:before="0"/>
             </w:pPr>
-            <w:hyperlink w:history="1" r:id="rIdcs7wzs-ymm63luqxbrdzu">
+            <w:hyperlink w:history="1" r:id="rId151wqkwu2_fxjsfegaqlo">
               <w:r>
                 <w:rPr>
                   <w:rFonts w:ascii="Arial" w:cs="Arial" w:eastAsia="Arial" w:hAnsi="Arial"/>
@@ -17793,6 +18055,22 @@
           </w:p>
           <w:p>
             <w:pPr>
+              <w:spacing w:after="20" w:before="0"/>
+            </w:pPr>
+            <w:r>
+              <w:rPr>
+                <w:rFonts w:ascii="Arial" w:cs="Arial" w:eastAsia="Arial" w:hAnsi="Arial"/>
+                <w:i/>
+                <w:iCs/>
+                <w:color w:val="595959"/>
+                <w:sz w:val="16"/>
+                <w:szCs w:val="16"/>
+              </w:rPr>
+              <w:t xml:space="preserve">Related topic: not an exact match for this lesson.</w:t>
+            </w:r>
+          </w:p>
+          <w:p>
+            <w:pPr>
               <w:spacing w:after="10" w:before="0"/>
               <w:ind w:left="120"/>
             </w:pPr>
@@ -17811,7 +18089,7 @@
               <w:spacing w:after="10" w:before="0"/>
               <w:ind w:left="120"/>
             </w:pPr>
-            <w:hyperlink w:history="1" r:id="rIdhs5wp_f2rdrndextkinnk">
+            <w:hyperlink w:history="1" r:id="rIdi_ldx7-nbve7c_9euu3ln">
               <w:r>
                 <w:rPr>
                   <w:rFonts w:ascii="Arial" w:cs="Arial" w:eastAsia="Arial" w:hAnsi="Arial"/>
@@ -18006,7 +18284,7 @@
             <w:pPr>
               <w:spacing w:after="20" w:before="0"/>
             </w:pPr>
-            <w:hyperlink w:history="1" r:id="rIdplymmuzxxkzkrhkp4zcox">
+            <w:hyperlink w:history="1" r:id="rIdtrymf2avgv_nvcxu8lgec">
               <w:r>
                 <w:rPr>
                   <w:rFonts w:ascii="Arial" w:cs="Arial" w:eastAsia="Arial" w:hAnsi="Arial"/>
@@ -18039,7 +18317,7 @@
               <w:spacing w:after="10" w:before="0"/>
               <w:ind w:left="120"/>
             </w:pPr>
-            <w:hyperlink w:history="1" r:id="rIdpkl9dsfdosyquvzgnjhul">
+            <w:hyperlink w:history="1" r:id="rId5viujzyuprcnjdm9kii5h">
               <w:r>
                 <w:rPr>
                   <w:rFonts w:ascii="Arial" w:cs="Arial" w:eastAsia="Arial" w:hAnsi="Arial"/>
@@ -18084,7 +18362,7 @@
             <w:pPr>
               <w:spacing w:after="20" w:before="0"/>
             </w:pPr>
-            <w:hyperlink w:history="1" r:id="rIdypeprgdhcerca6i7fiz4h">
+            <w:hyperlink w:history="1" r:id="rId7aj9gurhb3x3pbesf7cge">
               <w:r>
                 <w:rPr>
                   <w:rFonts w:ascii="Arial" w:cs="Arial" w:eastAsia="Arial" w:hAnsi="Arial"/>
@@ -18099,6 +18377,22 @@
           </w:p>
           <w:p>
             <w:pPr>
+              <w:spacing w:after="20" w:before="0"/>
+            </w:pPr>
+            <w:r>
+              <w:rPr>
+                <w:rFonts w:ascii="Arial" w:cs="Arial" w:eastAsia="Arial" w:hAnsi="Arial"/>
+                <w:i/>
+                <w:iCs/>
+                <w:color w:val="595959"/>
+                <w:sz w:val="16"/>
+                <w:szCs w:val="16"/>
+              </w:rPr>
+              <w:t xml:space="preserve">Related topic: not an exact match for this lesson.</w:t>
+            </w:r>
+          </w:p>
+          <w:p>
+            <w:pPr>
               <w:spacing w:after="10" w:before="0"/>
               <w:ind w:left="120"/>
             </w:pPr>
@@ -18117,7 +18411,7 @@
               <w:spacing w:after="10" w:before="0"/>
               <w:ind w:left="120"/>
             </w:pPr>
-            <w:hyperlink w:history="1" r:id="rIdgselvdyqbfcx6sxnaiwme">
+            <w:hyperlink w:history="1" r:id="rIdctthqmwxpjw6y7ua7jtsz">
               <w:r>
                 <w:rPr>
                   <w:rFonts w:ascii="Arial" w:cs="Arial" w:eastAsia="Arial" w:hAnsi="Arial"/>
@@ -18312,7 +18606,7 @@
             <w:pPr>
               <w:spacing w:after="20" w:before="0"/>
             </w:pPr>
-            <w:hyperlink w:history="1" r:id="rIdrqgv6gdotzxe5rp_b5leo">
+            <w:hyperlink w:history="1" r:id="rIdbf33oksifdcxtzdoqidec">
               <w:r>
                 <w:rPr>
                   <w:rFonts w:ascii="Arial" w:cs="Arial" w:eastAsia="Arial" w:hAnsi="Arial"/>
@@ -18345,7 +18639,7 @@
               <w:spacing w:after="10" w:before="0"/>
               <w:ind w:left="120"/>
             </w:pPr>
-            <w:hyperlink w:history="1" r:id="rIdgfoynkbklcihrxhbfn5yq">
+            <w:hyperlink w:history="1" r:id="rIdtxafzbuhllp5nwaudewuc">
               <w:r>
                 <w:rPr>
                   <w:rFonts w:ascii="Arial" w:cs="Arial" w:eastAsia="Arial" w:hAnsi="Arial"/>
@@ -18390,7 +18684,7 @@
             <w:pPr>
               <w:spacing w:after="20" w:before="0"/>
             </w:pPr>
-            <w:hyperlink w:history="1" r:id="rIdgwvu7-t-x1zugvat40d1m">
+            <w:hyperlink w:history="1" r:id="rIdsusecnqutulew2fumssye">
               <w:r>
                 <w:rPr>
                   <w:rFonts w:ascii="Arial" w:cs="Arial" w:eastAsia="Arial" w:hAnsi="Arial"/>
@@ -18405,6 +18699,22 @@
           </w:p>
           <w:p>
             <w:pPr>
+              <w:spacing w:after="20" w:before="0"/>
+            </w:pPr>
+            <w:r>
+              <w:rPr>
+                <w:rFonts w:ascii="Arial" w:cs="Arial" w:eastAsia="Arial" w:hAnsi="Arial"/>
+                <w:i/>
+                <w:iCs/>
+                <w:color w:val="595959"/>
+                <w:sz w:val="16"/>
+                <w:szCs w:val="16"/>
+              </w:rPr>
+              <w:t xml:space="preserve">Related topic: not an exact match for this lesson.</w:t>
+            </w:r>
+          </w:p>
+          <w:p>
+            <w:pPr>
               <w:spacing w:after="10" w:before="0"/>
               <w:ind w:left="120"/>
             </w:pPr>
@@ -18423,7 +18733,7 @@
               <w:spacing w:after="10" w:before="0"/>
               <w:ind w:left="120"/>
             </w:pPr>
-            <w:hyperlink w:history="1" r:id="rIdvb4tjmtyi2fmk5cuqzplz">
+            <w:hyperlink w:history="1" r:id="rIdi6cvytpudrjexypdffld4">
               <w:r>
                 <w:rPr>
                   <w:rFonts w:ascii="Arial" w:cs="Arial" w:eastAsia="Arial" w:hAnsi="Arial"/>
@@ -18618,7 +18928,7 @@
             <w:pPr>
               <w:spacing w:after="20" w:before="0"/>
             </w:pPr>
-            <w:hyperlink w:history="1" r:id="rIdpeo9t2mx0yliyg6oon13y">
+            <w:hyperlink w:history="1" r:id="rIdbsam7weikg3eoqm2qpfkc">
               <w:r>
                 <w:rPr>
                   <w:rFonts w:ascii="Arial" w:cs="Arial" w:eastAsia="Arial" w:hAnsi="Arial"/>
@@ -18651,7 +18961,7 @@
               <w:spacing w:after="10" w:before="0"/>
               <w:ind w:left="120"/>
             </w:pPr>
-            <w:hyperlink w:history="1" r:id="rIddkqar1nfu8i4uwesegvq4">
+            <w:hyperlink w:history="1" r:id="rIdapery27xjrzpjxlfgbngz">
               <w:r>
                 <w:rPr>
                   <w:rFonts w:ascii="Arial" w:cs="Arial" w:eastAsia="Arial" w:hAnsi="Arial"/>
@@ -18696,7 +19006,7 @@
             <w:pPr>
               <w:spacing w:after="20" w:before="0"/>
             </w:pPr>
-            <w:hyperlink w:history="1" r:id="rIdjb3knnzc-sxbecu1pvdzr">
+            <w:hyperlink w:history="1" r:id="rIdzip7pfc67rjkh-ltsjaeu">
               <w:r>
                 <w:rPr>
                   <w:rFonts w:ascii="Arial" w:cs="Arial" w:eastAsia="Arial" w:hAnsi="Arial"/>
@@ -18711,6 +19021,22 @@
           </w:p>
           <w:p>
             <w:pPr>
+              <w:spacing w:after="20" w:before="0"/>
+            </w:pPr>
+            <w:r>
+              <w:rPr>
+                <w:rFonts w:ascii="Arial" w:cs="Arial" w:eastAsia="Arial" w:hAnsi="Arial"/>
+                <w:i/>
+                <w:iCs/>
+                <w:color w:val="595959"/>
+                <w:sz w:val="16"/>
+                <w:szCs w:val="16"/>
+              </w:rPr>
+              <w:t xml:space="preserve">Related topic: not an exact match for this lesson.</w:t>
+            </w:r>
+          </w:p>
+          <w:p>
+            <w:pPr>
               <w:spacing w:after="10" w:before="0"/>
               <w:ind w:left="120"/>
             </w:pPr>
@@ -18729,7 +19055,7 @@
               <w:spacing w:after="10" w:before="0"/>
               <w:ind w:left="120"/>
             </w:pPr>
-            <w:hyperlink w:history="1" r:id="rIdjniu6gcew5xbr9l9qaiks">
+            <w:hyperlink w:history="1" r:id="rIduqzinfdmzsuyfzzuji2sz">
               <w:r>
                 <w:rPr>
                   <w:rFonts w:ascii="Arial" w:cs="Arial" w:eastAsia="Arial" w:hAnsi="Arial"/>
@@ -18924,7 +19250,7 @@
             <w:pPr>
               <w:spacing w:after="20" w:before="0"/>
             </w:pPr>
-            <w:hyperlink w:history="1" r:id="rIded81wloltunvafhrzovvy">
+            <w:hyperlink w:history="1" r:id="rId-agjftd6emyfsdpbwqjyh">
               <w:r>
                 <w:rPr>
                   <w:rFonts w:ascii="Arial" w:cs="Arial" w:eastAsia="Arial" w:hAnsi="Arial"/>
@@ -18957,7 +19283,7 @@
               <w:spacing w:after="10" w:before="0"/>
               <w:ind w:left="120"/>
             </w:pPr>
-            <w:hyperlink w:history="1" r:id="rIdoxj7xqzwg-bkdhhumzozb">
+            <w:hyperlink w:history="1" r:id="rIdrtgzb52av-on8983fdrcu">
               <w:r>
                 <w:rPr>
                   <w:rFonts w:ascii="Arial" w:cs="Arial" w:eastAsia="Arial" w:hAnsi="Arial"/>
@@ -19002,7 +19328,7 @@
             <w:pPr>
               <w:spacing w:after="20" w:before="0"/>
             </w:pPr>
-            <w:hyperlink w:history="1" r:id="rIdhpdnew_wi19jyisrybkwt">
+            <w:hyperlink w:history="1" r:id="rIdoxjn6i4nrnqzbvbo6r8v5">
               <w:r>
                 <w:rPr>
                   <w:rFonts w:ascii="Arial" w:cs="Arial" w:eastAsia="Arial" w:hAnsi="Arial"/>
@@ -19017,6 +19343,22 @@
           </w:p>
           <w:p>
             <w:pPr>
+              <w:spacing w:after="20" w:before="0"/>
+            </w:pPr>
+            <w:r>
+              <w:rPr>
+                <w:rFonts w:ascii="Arial" w:cs="Arial" w:eastAsia="Arial" w:hAnsi="Arial"/>
+                <w:i/>
+                <w:iCs/>
+                <w:color w:val="595959"/>
+                <w:sz w:val="16"/>
+                <w:szCs w:val="16"/>
+              </w:rPr>
+              <w:t xml:space="preserve">Related topic: not an exact match for this lesson.</w:t>
+            </w:r>
+          </w:p>
+          <w:p>
+            <w:pPr>
               <w:spacing w:after="10" w:before="0"/>
               <w:ind w:left="120"/>
             </w:pPr>
@@ -19035,7 +19377,7 @@
               <w:spacing w:after="10" w:before="0"/>
               <w:ind w:left="120"/>
             </w:pPr>
-            <w:hyperlink w:history="1" r:id="rIdyqocfo5nhfwjxyexaotzk">
+            <w:hyperlink w:history="1" r:id="rIdhq6_epjlx5_zdqp7t2otp">
               <w:r>
                 <w:rPr>
                   <w:rFonts w:ascii="Arial" w:cs="Arial" w:eastAsia="Arial" w:hAnsi="Arial"/>
@@ -19547,7 +19889,7 @@
         </w:rPr>
         <w:t xml:space="preserve">© 2026 SeaVuria and ARES. Aligned with KICD objectives. Developed by SeaVuria; technical implementation by ARES (with AI assistance from Claude). Licensed under </w:t>
       </w:r>
-      <w:hyperlink w:history="1" r:id="rIdfccsvulp3qpwpmn4etasf">
+      <w:hyperlink w:history="1" r:id="rIdorwmqkrv7er2t0himcon_">
         <w:r>
           <w:rPr>
             <w:rFonts w:ascii="Arial" w:cs="Arial" w:eastAsia="Arial" w:hAnsi="Arial"/>
@@ -19568,7 +19910,7 @@
         </w:rPr>
         <w:t xml:space="preserve"> (</w:t>
       </w:r>
-      <w:hyperlink w:history="1" r:id="rIdsiigmpi2chgjqthzu1jzm">
+      <w:hyperlink w:history="1" r:id="rId9yfitridnehpkietasxa3">
         <w:r>
           <w:rPr>
             <w:rFonts w:ascii="Arial" w:cs="Arial" w:eastAsia="Arial" w:hAnsi="Arial"/>
@@ -20581,7 +20923,651 @@
             <w:pPr>
               <w:spacing w:after="20" w:before="0"/>
             </w:pPr>
-            <w:hyperlink w:history="1" r:id="rIdcfmofk-ifegujuoemputx">
+            <w:hyperlink w:history="1" r:id="rIdmqix5qfzgtwndgi_tkpc5">
+              <w:r>
+                <w:rPr>
+                  <w:rFonts w:ascii="Arial" w:cs="Arial" w:eastAsia="Arial" w:hAnsi="Arial"/>
+                  <w:color w:val="2E75B6"/>
+                  <w:sz w:val="16"/>
+                  <w:szCs w:val="16"/>
+                  <w:u w:val="single" w:color="2E75B6"/>
+                </w:rPr>
+                <w:t xml:space="preserve">Organism growth and the environment</w:t>
+              </w:r>
+            </w:hyperlink>
+          </w:p>
+          <w:p>
+            <w:pPr>
+              <w:spacing w:after="10" w:before="0"/>
+              <w:ind w:left="120"/>
+            </w:pPr>
+            <w:r>
+              <w:rPr>
+                <w:rFonts w:ascii="Arial" w:cs="Arial" w:eastAsia="Arial" w:hAnsi="Arial"/>
+                <w:color w:val="595959"/>
+                <w:sz w:val="14"/>
+                <w:szCs w:val="14"/>
+              </w:rPr>
+              <w:t xml:space="preserve">Source: Khan Academy (English - US curriculum)</w:t>
+            </w:r>
+          </w:p>
+          <w:p>
+            <w:pPr>
+              <w:spacing w:after="10" w:before="0"/>
+              <w:ind w:left="120"/>
+            </w:pPr>
+            <w:hyperlink w:history="1" r:id="rIdmm57hvyozs7ny7_luut6o">
+              <w:r>
+                <w:rPr>
+                  <w:rFonts w:ascii="Arial" w:cs="Arial" w:eastAsia="Arial" w:hAnsi="Arial"/>
+                  <w:color w:val="595959"/>
+                  <w:sz w:val="14"/>
+                  <w:szCs w:val="14"/>
+                  <w:u w:val="single" w:color="595959"/>
+                </w:rPr>
+                <w:t xml:space="preserve">🔍 Search ARES for similar videos</w:t>
+              </w:r>
+            </w:hyperlink>
+          </w:p>
+          <w:p>
+            <w:pPr>
+              <w:spacing w:after="40" w:before="0"/>
+            </w:pPr>
+            <w:r>
+              <w:rPr>
+                <w:sz w:val="14"/>
+                <w:szCs w:val="14"/>
+              </w:rPr>
+              <w:t xml:space="preserve"/>
+            </w:r>
+          </w:p>
+          <w:p>
+            <w:pPr>
+              <w:spacing w:after="20" w:before="0"/>
+            </w:pPr>
+            <w:r>
+              <w:rPr>
+                <w:rFonts w:ascii="Arial" w:cs="Arial" w:eastAsia="Arial" w:hAnsi="Arial"/>
+                <w:b/>
+                <w:bCs/>
+                <w:color w:val="1F3864"/>
+                <w:sz w:val="16"/>
+                <w:szCs w:val="16"/>
+              </w:rPr>
+              <w:t xml:space="preserve">📖 H5P:</w:t>
+            </w:r>
+          </w:p>
+          <w:p>
+            <w:pPr>
+              <w:spacing w:after="20" w:before="0"/>
+            </w:pPr>
+            <w:hyperlink w:history="1" r:id="rIdgtej4nmt78nt2-1hx6vtm">
+              <w:r>
+                <w:rPr>
+                  <w:rFonts w:ascii="Arial" w:cs="Arial" w:eastAsia="Arial" w:hAnsi="Arial"/>
+                  <w:color w:val="2E75B6"/>
+                  <w:sz w:val="16"/>
+                  <w:szCs w:val="16"/>
+                  <w:u w:val="single" w:color="2E75B6"/>
+                </w:rPr>
+                <w:t xml:space="preserve">Tra's Red Bean Plant</w:t>
+              </w:r>
+            </w:hyperlink>
+          </w:p>
+          <w:p>
+            <w:pPr>
+              <w:spacing w:after="20" w:before="0"/>
+            </w:pPr>
+            <w:r>
+              <w:rPr>
+                <w:rFonts w:ascii="Arial" w:cs="Arial" w:eastAsia="Arial" w:hAnsi="Arial"/>
+                <w:i/>
+                <w:iCs/>
+                <w:color w:val="595959"/>
+                <w:sz w:val="16"/>
+                <w:szCs w:val="16"/>
+              </w:rPr>
+              <w:t xml:space="preserve">Related topic: not an exact match for this lesson.</w:t>
+            </w:r>
+          </w:p>
+          <w:p>
+            <w:pPr>
+              <w:spacing w:after="10" w:before="0"/>
+              <w:ind w:left="120"/>
+            </w:pPr>
+            <w:r>
+              <w:rPr>
+                <w:rFonts w:ascii="Arial" w:cs="Arial" w:eastAsia="Arial" w:hAnsi="Arial"/>
+                <w:color w:val="595959"/>
+                <w:sz w:val="14"/>
+                <w:szCs w:val="14"/>
+              </w:rPr>
+              <w:t xml:space="preserve">Source: Global Digital Library - Book Catalog</w:t>
+            </w:r>
+          </w:p>
+          <w:p>
+            <w:pPr>
+              <w:spacing w:after="10" w:before="0"/>
+              <w:ind w:left="120"/>
+            </w:pPr>
+            <w:hyperlink w:history="1" r:id="rIddggpzkw9sffb7kuc082dt">
+              <w:r>
+                <w:rPr>
+                  <w:rFonts w:ascii="Arial" w:cs="Arial" w:eastAsia="Arial" w:hAnsi="Arial"/>
+                  <w:color w:val="595959"/>
+                  <w:sz w:val="14"/>
+                  <w:szCs w:val="14"/>
+                  <w:u w:val="single" w:color="595959"/>
+                </w:rPr>
+                <w:t xml:space="preserve">🔍 Search ARES for similar readings</w:t>
+              </w:r>
+            </w:hyperlink>
+          </w:p>
+        </w:tc>
+        <w:tc>
+          <w:tcPr>
+            <w:tcW w:type="dxa" w:w="3040"/>
+            <w:shd w:fill="FFFFFF" w:color="auto" w:val="clear"/>
+            <w:tcMar>
+              <w:top w:type="dxa" w:w="60"/>
+              <w:left w:type="dxa" w:w="120"/>
+              <w:bottom w:type="dxa" w:w="60"/>
+              <w:right w:type="dxa" w:w="120"/>
+            </w:tcMar>
+            <w:vAlign w:val="top"/>
+          </w:tcPr>
+          <w:p>
+            <w:pPr>
+              <w:spacing w:after="40" w:before="0"/>
+              <w:jc w:val="left"/>
+            </w:pPr>
+            <w:r>
+              <w:rPr>
+                <w:rFonts w:ascii="Arial" w:cs="Arial" w:eastAsia="Arial" w:hAnsi="Arial"/>
+                <w:b w:val="false"/>
+                <w:bCs w:val="false"/>
+                <w:i w:val="false"/>
+                <w:iCs w:val="false"/>
+                <w:color w:val="000000"/>
+                <w:sz w:val="18"/>
+                <w:szCs w:val="18"/>
+              </w:rPr>
+              <w:t xml:space="preserve">Students begin seated. The teacher displays or reads aloud three short descriptions on the board: (1) Tea plants in Kericho grow slowly, have dense dark-green leaves, and thrive at altitudes above 1500 m in cool, misty conditions. (2) Maize in the Rift Valley grows quickly during the long rains, is planted in open fields with full sun, and yellows when nitrogen is scarce. (3) Mangrove trees in Mombasa grow in salty tidal water, have thick waxy leaves, and develop prop roots that stick out of the mud. The teacher asks: 'Before we investigate these plants properly, write down in your notebook: which ONE environmental factor do you think is MOST important for each crop, and WHY?' Students write silently for 2 minutes. The teacher then asks three volunteers — one per scenario — to share their prediction. The teacher does NOT evaluate predictions at this stage but records them visibly on a corner of the board under the heading 'Our Predictions.'</w:t>
+            </w:r>
+          </w:p>
+        </w:tc>
+        <w:tc>
+          <w:tcPr>
+            <w:tcW w:type="dxa" w:w="3040"/>
+            <w:shd w:fill="F2F2F2" w:color="auto" w:val="clear"/>
+            <w:tcMar>
+              <w:top w:type="dxa" w:w="60"/>
+              <w:left w:type="dxa" w:w="120"/>
+              <w:bottom w:type="dxa" w:w="60"/>
+              <w:right w:type="dxa" w:w="120"/>
+            </w:tcMar>
+            <w:vAlign w:val="top"/>
+          </w:tcPr>
+          <w:p>
+            <w:pPr>
+              <w:spacing w:after="40" w:before="0"/>
+              <w:jc w:val="left"/>
+            </w:pPr>
+            <w:r>
+              <w:rPr>
+                <w:rFonts w:ascii="Arial" w:cs="Arial" w:eastAsia="Arial" w:hAnsi="Arial"/>
+                <w:b w:val="false"/>
+                <w:bCs w:val="false"/>
+                <w:i w:val="false"/>
+                <w:iCs w:val="false"/>
+                <w:color w:val="000000"/>
+                <w:sz w:val="18"/>
+                <w:szCs w:val="18"/>
+              </w:rPr>
+              <w:t xml:space="preserve">Teacher reads each description clearly and points to a map of Kenya showing Kericho, the Rift Valley, and Mombasa so students have geographic context. Teacher says: 'You have seen these regions on maps and perhaps heard of them. Use what you already know about Kenya and what we have been learning about plant growth to make your best prediction. There is no wrong answer right now — we are thinking scientists.' Teacher gives 2 minutes of silent writing time and enforces quiet so all students engage independently. After sharing, teacher says: 'Hold those predictions. Let us see what the evidence says.' WAIT TIME: After asking each student to share, teacher waits 5 seconds before prompting or moving on, allowing the student to complete their thought.</w:t>
+            </w:r>
+          </w:p>
+        </w:tc>
+        <w:tc>
+          <w:tcPr>
+            <w:tcW w:type="dxa" w:w="3040"/>
+            <w:shd w:fill="FFFFFF" w:color="auto" w:val="clear"/>
+            <w:tcMar>
+              <w:top w:type="dxa" w:w="60"/>
+              <w:left w:type="dxa" w:w="120"/>
+              <w:bottom w:type="dxa" w:w="60"/>
+              <w:right w:type="dxa" w:w="120"/>
+            </w:tcMar>
+            <w:vAlign w:val="top"/>
+          </w:tcPr>
+          <w:p>
+            <w:pPr>
+              <w:spacing w:after="40" w:before="0"/>
+              <w:jc w:val="left"/>
+            </w:pPr>
+            <w:r>
+              <w:rPr>
+                <w:rFonts w:ascii="Arial" w:cs="Arial" w:eastAsia="Arial" w:hAnsi="Arial"/>
+                <w:b w:val="false"/>
+                <w:bCs w:val="false"/>
+                <w:i w:val="false"/>
+                <w:iCs w:val="false"/>
+                <w:color w:val="000000"/>
+                <w:sz w:val="18"/>
+                <w:szCs w:val="18"/>
+              </w:rPr>
+              <w:t xml:space="preserve">Activating prior knowledge through prediction connects new environmental content to students existing understanding of germination conditions from Lesson 3 and hormones from Lesson 6. Anchoring predictions on the board creates accountability — students will return to them during the Explain Phase to assess accuracy.</w:t>
+            </w:r>
+          </w:p>
+        </w:tc>
+        <w:tc>
+          <w:tcPr>
+            <w:tcW w:type="dxa" w:w="3040"/>
+            <w:shd w:fill="F2F2F2" w:color="auto" w:val="clear"/>
+            <w:tcMar>
+              <w:top w:type="dxa" w:w="60"/>
+              <w:left w:type="dxa" w:w="120"/>
+              <w:bottom w:type="dxa" w:w="60"/>
+              <w:right w:type="dxa" w:w="120"/>
+            </w:tcMar>
+            <w:vAlign w:val="top"/>
+          </w:tcPr>
+          <w:p>
+            <w:pPr>
+              <w:spacing w:after="40" w:before="0"/>
+              <w:jc w:val="left"/>
+            </w:pPr>
+            <w:r>
+              <w:rPr>
+                <w:rFonts w:ascii="Arial" w:cs="Arial" w:eastAsia="Arial" w:hAnsi="Arial"/>
+                <w:b w:val="false"/>
+                <w:bCs w:val="false"/>
+                <w:i w:val="false"/>
+                <w:iCs w:val="false"/>
+                <w:color w:val="000000"/>
+                <w:sz w:val="18"/>
+                <w:szCs w:val="18"/>
+              </w:rPr>
+              <w:t xml:space="preserve">Teacher listens to verbal predictions and scans written notes to check whether students are drawing on prior sub-strand concepts (for example, referencing water as a germination requirement from Lesson 3, or temperature affecting hormone activity from Lesson 6). If students only give surface-level answers such as 'water is important for all plants,' teacher probes: 'Can you connect that to something specific we learned about how water affects a plant cell or a seed?'</w:t>
+            </w:r>
+          </w:p>
+        </w:tc>
+      </w:tr>
+      <w:tr>
+        <w:tc>
+          <w:tcPr>
+            <w:tcW w:type="dxa" w:w="1520"/>
+            <w:shd w:fill="D9EEF1" w:color="auto" w:val="clear"/>
+            <w:tcMar>
+              <w:top w:type="dxa" w:w="60"/>
+              <w:left w:type="dxa" w:w="120"/>
+              <w:bottom w:type="dxa" w:w="60"/>
+              <w:right w:type="dxa" w:w="120"/>
+            </w:tcMar>
+            <w:vAlign w:val="top"/>
+          </w:tcPr>
+          <w:p>
+            <w:pPr>
+              <w:spacing w:after="40" w:before="0"/>
+              <w:jc w:val="left"/>
+            </w:pPr>
+            <w:r>
+              <w:rPr>
+                <w:rFonts w:ascii="Arial" w:cs="Arial" w:eastAsia="Arial" w:hAnsi="Arial"/>
+                <w:b/>
+                <w:bCs/>
+                <w:i w:val="false"/>
+                <w:iCs w:val="false"/>
+                <w:color w:val="000000"/>
+                <w:sz w:val="18"/>
+                <w:szCs w:val="18"/>
+              </w:rPr>
+              <w:t xml:space="preserve">Observe Phase</w:t>
+            </w:r>
+          </w:p>
+          <w:p>
+            <w:pPr>
+              <w:spacing w:after="20" w:before="0"/>
+            </w:pPr>
+            <w:r>
+              <w:rPr>
+                <w:rFonts w:ascii="Arial" w:cs="Arial" w:eastAsia="Arial" w:hAnsi="Arial"/>
+                <w:b/>
+                <w:bCs/>
+                <w:color w:val="1F3864"/>
+                <w:sz w:val="16"/>
+                <w:szCs w:val="16"/>
+              </w:rPr>
+              <w:t xml:space="preserve">📹 VIDEO:</w:t>
+            </w:r>
+          </w:p>
+          <w:p>
+            <w:pPr>
+              <w:spacing w:after="20" w:before="0"/>
+            </w:pPr>
+            <w:hyperlink w:history="1" r:id="rIduesrnwtf3q4behbkbtzr4">
+              <w:r>
+                <w:rPr>
+                  <w:rFonts w:ascii="Arial" w:cs="Arial" w:eastAsia="Arial" w:hAnsi="Arial"/>
+                  <w:color w:val="2E75B6"/>
+                  <w:sz w:val="16"/>
+                  <w:szCs w:val="16"/>
+                  <w:u w:val="single" w:color="2E75B6"/>
+                </w:rPr>
+                <w:t xml:space="preserve">Organism growth and the environment</w:t>
+              </w:r>
+            </w:hyperlink>
+          </w:p>
+          <w:p>
+            <w:pPr>
+              <w:spacing w:after="10" w:before="0"/>
+              <w:ind w:left="120"/>
+            </w:pPr>
+            <w:r>
+              <w:rPr>
+                <w:rFonts w:ascii="Arial" w:cs="Arial" w:eastAsia="Arial" w:hAnsi="Arial"/>
+                <w:color w:val="595959"/>
+                <w:sz w:val="14"/>
+                <w:szCs w:val="14"/>
+              </w:rPr>
+              <w:t xml:space="preserve">Source: Khan Academy (English - US curriculum)</w:t>
+            </w:r>
+          </w:p>
+          <w:p>
+            <w:pPr>
+              <w:spacing w:after="10" w:before="0"/>
+              <w:ind w:left="120"/>
+            </w:pPr>
+            <w:hyperlink w:history="1" r:id="rIdtshmikihyhaw7fqemgtln">
+              <w:r>
+                <w:rPr>
+                  <w:rFonts w:ascii="Arial" w:cs="Arial" w:eastAsia="Arial" w:hAnsi="Arial"/>
+                  <w:color w:val="595959"/>
+                  <w:sz w:val="14"/>
+                  <w:szCs w:val="14"/>
+                  <w:u w:val="single" w:color="595959"/>
+                </w:rPr>
+                <w:t xml:space="preserve">🔍 Search ARES for similar videos</w:t>
+              </w:r>
+            </w:hyperlink>
+          </w:p>
+          <w:p>
+            <w:pPr>
+              <w:spacing w:after="40" w:before="0"/>
+            </w:pPr>
+            <w:r>
+              <w:rPr>
+                <w:sz w:val="14"/>
+                <w:szCs w:val="14"/>
+              </w:rPr>
+              <w:t xml:space="preserve"/>
+            </w:r>
+          </w:p>
+          <w:p>
+            <w:pPr>
+              <w:spacing w:after="20" w:before="0"/>
+            </w:pPr>
+            <w:r>
+              <w:rPr>
+                <w:rFonts w:ascii="Arial" w:cs="Arial" w:eastAsia="Arial" w:hAnsi="Arial"/>
+                <w:b/>
+                <w:bCs/>
+                <w:color w:val="1F3864"/>
+                <w:sz w:val="16"/>
+                <w:szCs w:val="16"/>
+              </w:rPr>
+              <w:t xml:space="preserve">📖 EXERCISE:</w:t>
+            </w:r>
+          </w:p>
+          <w:p>
+            <w:pPr>
+              <w:spacing w:after="20" w:before="0"/>
+            </w:pPr>
+            <w:hyperlink w:history="1" r:id="rIdwslfa7x8gymnw5h5ag8xr">
+              <w:r>
+                <w:rPr>
+                  <w:rFonts w:ascii="Arial" w:cs="Arial" w:eastAsia="Arial" w:hAnsi="Arial"/>
+                  <w:color w:val="2E75B6"/>
+                  <w:sz w:val="16"/>
+                  <w:szCs w:val="16"/>
+                  <w:u w:val="single" w:color="2E75B6"/>
+                </w:rPr>
+                <w:t xml:space="preserve">The light-dependent reactions</w:t>
+              </w:r>
+            </w:hyperlink>
+          </w:p>
+          <w:p>
+            <w:pPr>
+              <w:spacing w:after="20" w:before="0"/>
+            </w:pPr>
+            <w:r>
+              <w:rPr>
+                <w:rFonts w:ascii="Arial" w:cs="Arial" w:eastAsia="Arial" w:hAnsi="Arial"/>
+                <w:i/>
+                <w:iCs/>
+                <w:color w:val="595959"/>
+                <w:sz w:val="16"/>
+                <w:szCs w:val="16"/>
+              </w:rPr>
+              <w:t xml:space="preserve">Related topic: not an exact match for this lesson.</w:t>
+            </w:r>
+          </w:p>
+          <w:p>
+            <w:pPr>
+              <w:spacing w:after="10" w:before="0"/>
+              <w:ind w:left="120"/>
+            </w:pPr>
+            <w:r>
+              <w:rPr>
+                <w:rFonts w:ascii="Arial" w:cs="Arial" w:eastAsia="Arial" w:hAnsi="Arial"/>
+                <w:color w:val="595959"/>
+                <w:sz w:val="14"/>
+                <w:szCs w:val="14"/>
+              </w:rPr>
+              <w:t xml:space="preserve">Source: Khan Academy (English - US curriculum)</w:t>
+            </w:r>
+          </w:p>
+          <w:p>
+            <w:pPr>
+              <w:spacing w:after="10" w:before="0"/>
+              <w:ind w:left="120"/>
+            </w:pPr>
+            <w:hyperlink w:history="1" r:id="rIdopp9yimyqo1o2xmwl6zjm">
+              <w:r>
+                <w:rPr>
+                  <w:rFonts w:ascii="Arial" w:cs="Arial" w:eastAsia="Arial" w:hAnsi="Arial"/>
+                  <w:color w:val="595959"/>
+                  <w:sz w:val="14"/>
+                  <w:szCs w:val="14"/>
+                  <w:u w:val="single" w:color="595959"/>
+                </w:rPr>
+                <w:t xml:space="preserve">🔍 Search ARES for similar readings</w:t>
+              </w:r>
+            </w:hyperlink>
+          </w:p>
+        </w:tc>
+        <w:tc>
+          <w:tcPr>
+            <w:tcW w:type="dxa" w:w="3040"/>
+            <w:shd w:fill="FFFFFF" w:color="auto" w:val="clear"/>
+            <w:tcMar>
+              <w:top w:type="dxa" w:w="60"/>
+              <w:left w:type="dxa" w:w="120"/>
+              <w:bottom w:type="dxa" w:w="60"/>
+              <w:right w:type="dxa" w:w="120"/>
+            </w:tcMar>
+            <w:vAlign w:val="top"/>
+          </w:tcPr>
+          <w:p>
+            <w:pPr>
+              <w:spacing w:after="40" w:before="0"/>
+              <w:jc w:val="left"/>
+            </w:pPr>
+            <w:r>
+              <w:rPr>
+                <w:rFonts w:ascii="Arial" w:cs="Arial" w:eastAsia="Arial" w:hAnsi="Arial"/>
+                <w:b w:val="false"/>
+                <w:bCs w:val="false"/>
+                <w:i w:val="false"/>
+                <w:iCs w:val="false"/>
+                <w:color w:val="000000"/>
+                <w:sz w:val="18"/>
+                <w:szCs w:val="18"/>
+              </w:rPr>
+              <w:t xml:space="preserve">Students form three groups. Each group receives a Case Study Card (one side contains descriptive text and data; the other side contains 3 to 4 guiding questions). Group A — Tea in Kericho: The card describes how tea is grown at 1500 to 2700 m altitude, mean temperatures of 14 to 26 degrees Celsius, annual rainfall of 1200 to 1400 mm, shade trees used to diffuse light, and how tea bushes are pruned to maintain lateral growth. Guiding questions include: Which factor do you think limits tea growth at lower, hotter altitudes? How does pruning relate to what we learned about apical dominance? Group B — Maize in the Rift Valley: The card describes how maize requires 18 to 30 degrees Celsius, full sun for photosynthesis, well-drained soils with nitrogen and phosphorus, and how yellow leaves in maize often signal nitrogen deficiency. Guiding questions include: What happens to photosynthesis and growth if maize is planted too close together and shaded? How does water availability link to the germination conditions we tested in Lesson 3? Group C — Mangroves in Mombasa: The card describes how mangroves tolerate salt through special root structures, have thick cuticles to reduce water loss despite being surrounded by water, produce prop roots to access oxygen in anaerobic mud, and grow slowly with dense secondary growth. Guiding questions include: Why might nutrient levels in tidal mud affect mangrove height? How does secondary growth (from Lesson 5) help mangroves survive physical stress from tides? Students read, discuss within their group, and record key findings in a table with columns: Environmental Factor — How It Affects Growth — Connection to Previous Lessons.</w:t>
+            </w:r>
+          </w:p>
+        </w:tc>
+        <w:tc>
+          <w:tcPr>
+            <w:tcW w:type="dxa" w:w="3040"/>
+            <w:shd w:fill="F2F2F2" w:color="auto" w:val="clear"/>
+            <w:tcMar>
+              <w:top w:type="dxa" w:w="60"/>
+              <w:left w:type="dxa" w:w="120"/>
+              <w:bottom w:type="dxa" w:w="60"/>
+              <w:right w:type="dxa" w:w="120"/>
+            </w:tcMar>
+            <w:vAlign w:val="top"/>
+          </w:tcPr>
+          <w:p>
+            <w:pPr>
+              <w:spacing w:after="40" w:before="0"/>
+              <w:jc w:val="left"/>
+            </w:pPr>
+            <w:r>
+              <w:rPr>
+                <w:rFonts w:ascii="Arial" w:cs="Arial" w:eastAsia="Arial" w:hAnsi="Arial"/>
+                <w:b w:val="false"/>
+                <w:bCs w:val="false"/>
+                <w:i w:val="false"/>
+                <w:iCs w:val="false"/>
+                <w:color w:val="000000"/>
+                <w:sz w:val="18"/>
+                <w:szCs w:val="18"/>
+              </w:rPr>
+              <w:t xml:space="preserve">Teacher circulates to each group during the 10-minute group work period. For Group A, if students are stuck on the pruning-apical dominance connection, teacher says: 'Think back to Lesson 6 — when the apical bud is removed, which hormone balance changes and what starts to grow?' For Group B, if students mention nitrogen without explaining the mechanism, teacher says: 'Nitrogen is in amino acids and chlorophyll — what does that mean for the rate of cell division and leaf colour?' For Group C, if students are puzzled by salt and water loss, teacher says: 'Can a plant take up water by osmosis if the outside water is saltier than the cell sap? What does that do to the plant?' WAIT TIME: After each probing question, teacher steps back and waits 8 seconds, allowing the group to discuss before answering. Teacher does not answer for them.</w:t>
+            </w:r>
+          </w:p>
+        </w:tc>
+        <w:tc>
+          <w:tcPr>
+            <w:tcW w:type="dxa" w:w="3040"/>
+            <w:shd w:fill="FFFFFF" w:color="auto" w:val="clear"/>
+            <w:tcMar>
+              <w:top w:type="dxa" w:w="60"/>
+              <w:left w:type="dxa" w:w="120"/>
+              <w:bottom w:type="dxa" w:w="60"/>
+              <w:right w:type="dxa" w:w="120"/>
+            </w:tcMar>
+            <w:vAlign w:val="top"/>
+          </w:tcPr>
+          <w:p>
+            <w:pPr>
+              <w:spacing w:after="40" w:before="0"/>
+              <w:jc w:val="left"/>
+            </w:pPr>
+            <w:r>
+              <w:rPr>
+                <w:rFonts w:ascii="Arial" w:cs="Arial" w:eastAsia="Arial" w:hAnsi="Arial"/>
+                <w:b w:val="false"/>
+                <w:bCs w:val="false"/>
+                <w:i w:val="false"/>
+                <w:iCs w:val="false"/>
+                <w:color w:val="000000"/>
+                <w:sz w:val="18"/>
+                <w:szCs w:val="18"/>
+              </w:rPr>
+              <w:t xml:space="preserve">The case study card structure (text plus guiding questions plus evidence table) scaffolds structured inquiry. The guiding questions are deliberately written to force connections to prior lessons, ensuring this is not isolated factual recall but integrative sensemaking. The three Kenyan contexts are chosen to represent diversity across the country — highland, savanna, and coastal — making the lesson culturally and geographically relevant.</w:t>
+            </w:r>
+          </w:p>
+        </w:tc>
+        <w:tc>
+          <w:tcPr>
+            <w:tcW w:type="dxa" w:w="3040"/>
+            <w:shd w:fill="F2F2F2" w:color="auto" w:val="clear"/>
+            <w:tcMar>
+              <w:top w:type="dxa" w:w="60"/>
+              <w:left w:type="dxa" w:w="120"/>
+              <w:bottom w:type="dxa" w:w="60"/>
+              <w:right w:type="dxa" w:w="120"/>
+            </w:tcMar>
+            <w:vAlign w:val="top"/>
+          </w:tcPr>
+          <w:p>
+            <w:pPr>
+              <w:spacing w:after="40" w:before="0"/>
+              <w:jc w:val="left"/>
+            </w:pPr>
+            <w:r>
+              <w:rPr>
+                <w:rFonts w:ascii="Arial" w:cs="Arial" w:eastAsia="Arial" w:hAnsi="Arial"/>
+                <w:b w:val="false"/>
+                <w:bCs w:val="false"/>
+                <w:i w:val="false"/>
+                <w:iCs w:val="false"/>
+                <w:color w:val="000000"/>
+                <w:sz w:val="18"/>
+                <w:szCs w:val="18"/>
+              </w:rPr>
+              <w:t xml:space="preserve">Teacher checks each group's evidence table for accuracy and depth of connections. A strong response for Group B might read: 'Nitrogen — needed for chlorophyll production — without it, leaves turn yellow and photosynthesis slows, reducing sugar supply for cell division and growth. Connected to Lesson 5: less sugar means less material for secondary growth.' A weak response would read: 'Nitrogen is important for maize.' Teacher uses this to calibrate the level of support during the Explain Phase presentations.</w:t>
+            </w:r>
+          </w:p>
+        </w:tc>
+      </w:tr>
+      <w:tr>
+        <w:tc>
+          <w:tcPr>
+            <w:tcW w:type="dxa" w:w="1520"/>
+            <w:shd w:fill="E2EFDA" w:color="auto" w:val="clear"/>
+            <w:tcMar>
+              <w:top w:type="dxa" w:w="60"/>
+              <w:left w:type="dxa" w:w="120"/>
+              <w:bottom w:type="dxa" w:w="60"/>
+              <w:right w:type="dxa" w:w="120"/>
+            </w:tcMar>
+            <w:vAlign w:val="top"/>
+          </w:tcPr>
+          <w:p>
+            <w:pPr>
+              <w:spacing w:after="40" w:before="0"/>
+              <w:jc w:val="left"/>
+            </w:pPr>
+            <w:r>
+              <w:rPr>
+                <w:rFonts w:ascii="Arial" w:cs="Arial" w:eastAsia="Arial" w:hAnsi="Arial"/>
+                <w:b/>
+                <w:bCs/>
+                <w:i w:val="false"/>
+                <w:iCs w:val="false"/>
+                <w:color w:val="000000"/>
+                <w:sz w:val="18"/>
+                <w:szCs w:val="18"/>
+              </w:rPr>
+              <w:t xml:space="preserve">Explain Phase</w:t>
+            </w:r>
+          </w:p>
+          <w:p>
+            <w:pPr>
+              <w:spacing w:after="20" w:before="0"/>
+            </w:pPr>
+            <w:r>
+              <w:rPr>
+                <w:rFonts w:ascii="Arial" w:cs="Arial" w:eastAsia="Arial" w:hAnsi="Arial"/>
+                <w:b/>
+                <w:bCs/>
+                <w:color w:val="1F3864"/>
+                <w:sz w:val="16"/>
+                <w:szCs w:val="16"/>
+              </w:rPr>
+              <w:t xml:space="preserve">📹 VIDEO:</w:t>
+            </w:r>
+          </w:p>
+          <w:p>
+            <w:pPr>
+              <w:spacing w:after="20" w:before="0"/>
+            </w:pPr>
+            <w:hyperlink w:history="1" r:id="rIdajay6so5-azkyzaswazkd">
               <w:r>
                 <w:rPr>
                   <w:rFonts w:ascii="Arial" w:cs="Arial" w:eastAsia="Arial" w:hAnsi="Arial"/>
@@ -20596,6 +21582,22 @@
           </w:p>
           <w:p>
             <w:pPr>
+              <w:spacing w:after="20" w:before="0"/>
+            </w:pPr>
+            <w:r>
+              <w:rPr>
+                <w:rFonts w:ascii="Arial" w:cs="Arial" w:eastAsia="Arial" w:hAnsi="Arial"/>
+                <w:i/>
+                <w:iCs/>
+                <w:color w:val="595959"/>
+                <w:sz w:val="16"/>
+                <w:szCs w:val="16"/>
+              </w:rPr>
+              <w:t xml:space="preserve">Related topic: not an exact match for this lesson.</w:t>
+            </w:r>
+          </w:p>
+          <w:p>
+            <w:pPr>
               <w:spacing w:after="10" w:before="0"/>
               <w:ind w:left="120"/>
             </w:pPr>
@@ -20614,7 +21616,7 @@
               <w:spacing w:after="10" w:before="0"/>
               <w:ind w:left="120"/>
             </w:pPr>
-            <w:hyperlink w:history="1" r:id="rIdzjnjiqwp6irz7jcfhvixc">
+            <w:hyperlink w:history="1" r:id="rIdm4isr0sdqkrfaylb56fa0">
               <w:r>
                 <w:rPr>
                   <w:rFonts w:ascii="Arial" w:cs="Arial" w:eastAsia="Arial" w:hAnsi="Arial"/>
@@ -20652,14 +21654,14 @@
                 <w:sz w:val="16"/>
                 <w:szCs w:val="16"/>
               </w:rPr>
-              <w:t xml:space="preserve">📖 H5P:</w:t>
+              <w:t xml:space="preserve">📖 HTML:</w:t>
             </w:r>
           </w:p>
           <w:p>
             <w:pPr>
               <w:spacing w:after="20" w:before="0"/>
             </w:pPr>
-            <w:hyperlink w:history="1" r:id="rIdwbbwjoh_iq_5etst-8woh">
+            <w:hyperlink w:history="1" r:id="rIdt4aeq3bncdzgbgjpjcip3">
               <w:r>
                 <w:rPr>
                   <w:rFonts w:ascii="Arial" w:cs="Arial" w:eastAsia="Arial" w:hAnsi="Arial"/>
@@ -20668,9 +21670,25 @@
                   <w:szCs w:val="16"/>
                   <w:u w:val="single" w:color="2E75B6"/>
                 </w:rPr>
-                <w:t xml:space="preserve">Lights in the Water</w:t>
+                <w:t xml:space="preserve">Diffusion</w:t>
               </w:r>
             </w:hyperlink>
+          </w:p>
+          <w:p>
+            <w:pPr>
+              <w:spacing w:after="20" w:before="0"/>
+            </w:pPr>
+            <w:r>
+              <w:rPr>
+                <w:rFonts w:ascii="Arial" w:cs="Arial" w:eastAsia="Arial" w:hAnsi="Arial"/>
+                <w:i/>
+                <w:iCs/>
+                <w:color w:val="595959"/>
+                <w:sz w:val="16"/>
+                <w:szCs w:val="16"/>
+              </w:rPr>
+              <w:t xml:space="preserve">Related topic: not an exact match for this lesson.</w:t>
+            </w:r>
           </w:p>
           <w:p>
             <w:pPr>
@@ -20684,7 +21702,7 @@
                 <w:sz w:val="14"/>
                 <w:szCs w:val="14"/>
               </w:rPr>
-              <w:t xml:space="preserve">Source: Global Digital Library - Book Catalog</w:t>
+              <w:t xml:space="preserve">Source: PhET Interactive Simulations (English)</w:t>
             </w:r>
           </w:p>
           <w:p>
@@ -20692,7 +21710,7 @@
               <w:spacing w:after="10" w:before="0"/>
               <w:ind w:left="120"/>
             </w:pPr>
-            <w:hyperlink w:history="1" r:id="rId3waprggce_rhouolas66q">
+            <w:hyperlink w:history="1" r:id="rIdui-tfp7geyd2egzuvlrg6">
               <w:r>
                 <w:rPr>
                   <w:rFonts w:ascii="Arial" w:cs="Arial" w:eastAsia="Arial" w:hAnsi="Arial"/>
@@ -20734,7 +21752,7 @@
                 <w:sz w:val="18"/>
                 <w:szCs w:val="18"/>
               </w:rPr>
-              <w:t xml:space="preserve">Students begin seated. The teacher displays or reads aloud three short descriptions on the board: (1) Tea plants in Kericho grow slowly, have dense dark-green leaves, and thrive at altitudes above 1500 m in cool, misty conditions. (2) Maize in the Rift Valley grows quickly during the long rains, is planted in open fields with full sun, and yellows when nitrogen is scarce. (3) Mangrove trees in Mombasa grow in salty tidal water, have thick waxy leaves, and develop prop roots that stick out of the mud. The teacher asks: 'Before we investigate these plants properly, write down in your notebook: which ONE environmental factor do you think is MOST important for each crop, and WHY?' Students write silently for 2 minutes. The teacher then asks three volunteers — one per scenario — to share their prediction. The teacher does NOT evaluate predictions at this stage but records them visibly on a corner of the board under the heading 'Our Predictions.'</w:t>
+              <w:t xml:space="preserve">Each group appoints a spokesperson who presents their case study findings to the class in 2 minutes. During each presentation, students from the other two groups listen and record one new thing they learned and one question they still have. After all three presentations, the teacher facilitates a whole-class discussion using three synthesis questions written on the board: (1) Which environmental factor appeared in ALL THREE case studies, even in different ways? (2) Which factor surprised you most — why does it matter so much? (3) How do any of these environmental factors work THROUGH the hormones we studied in Lesson 6? Students discuss in pairs for 1 minute before sharing whole-class. The teacher records key points in a summary column on the board next to the earlier predictions, and students compare: Were our predictions correct? What did we miss?</w:t>
             </w:r>
           </w:p>
         </w:tc>
@@ -20766,7 +21784,7 @@
                 <w:sz w:val="18"/>
                 <w:szCs w:val="18"/>
               </w:rPr>
-              <w:t xml:space="preserve">Teacher reads each description clearly and points to a map of Kenya showing Kericho, the Rift Valley, and Mombasa so students have geographic context. Teacher says: 'You have seen these regions on maps and perhaps heard of them. Use what you already know about Kenya and what we have been learning about plant growth to make your best prediction. There is no wrong answer right now — we are thinking scientists.' Teacher gives 2 minutes of silent writing time and enforces quiet so all students engage independently. After sharing, teacher says: 'Hold those predictions. Let us see what the evidence says.' WAIT TIME: After asking each student to share, teacher waits 5 seconds before prompting or moving on, allowing the student to complete their thought.</w:t>
+              <w:t xml:space="preserve">Teacher manages time: 2 minutes per group presentation plus 30 seconds for one clarifying question from the audience. Teacher models a clarifying question for the first group to demonstrate the norm: 'You said tea grows better in cool temperatures — can you say more about what happens to the enzyme reactions involved in photosynthesis when it gets too hot?' After all presentations, teacher says: 'Now look at our predictions from the beginning of the lesson. With your partner, decide: which prediction was most accurate, and which one needs the biggest revision? You have 60 seconds.' After sharing, teacher says: 'This is exactly what scientists do — they predict, investigate, and then revise. Your revised thinking is MORE scientific than your first guess, not less.' WAIT TIME: After posting the three synthesis questions, teacher waits 10 seconds in silence before asking pairs to discuss, giving students time to read and process all three questions before talking.</w:t>
             </w:r>
           </w:p>
         </w:tc>
@@ -20798,7 +21816,7 @@
                 <w:sz w:val="18"/>
                 <w:szCs w:val="18"/>
               </w:rPr>
-              <w:t xml:space="preserve">Activating prior knowledge through prediction connects new environmental content to students existing understanding of germination conditions from Lesson 3 and hormones from Lesson 6. Anchoring predictions on the board creates accountability — students will return to them during the Explain Phase to assess accuracy.</w:t>
+              <w:t xml:space="preserve">Presentation followed by peer note-taking develops scientific communication skills and active listening. The three synthesis questions are specifically designed to force integration: question 1 surfaces water as universal; question 2 generates debate and reasoning; question 3 explicitly links to Lesson 6 hormones, building the explanatory chain. Comparing predictions to findings closes the predict-observe-explain loop and builds metacognitive awareness.</w:t>
             </w:r>
           </w:p>
         </w:tc>
@@ -20830,7 +21848,7 @@
                 <w:sz w:val="18"/>
                 <w:szCs w:val="18"/>
               </w:rPr>
-              <w:t xml:space="preserve">Teacher listens to verbal predictions and scans written notes to check whether students are drawing on prior sub-strand concepts (for example, referencing water as a germination requirement from Lesson 3, or temperature affecting hormone activity from Lesson 6). If students only give surface-level answers such as 'water is important for all plants,' teacher probes: 'Can you connect that to something specific we learned about how water affects a plant cell or a seed?'</w:t>
+              <w:t xml:space="preserve">Teacher listens for whether students can articulate a mechanistic connection between an environmental factor and a plant process — not just correlation. For example, a surface-level response would be: 'Light is important for all three.' A mechanistic response would be: 'Without enough light, plants cannot produce enough sugar through photosynthesis, so cell division and elongation slow down, and auxin redistribution during phototropism would cause bending toward any available light source.' Teacher notes which students are making mechanistic connections and which are still at descriptive level, to target support in Lesson 8 synthesis.</w:t>
             </w:r>
           </w:p>
         </w:tc>
@@ -20839,32 +21857,32 @@
         <w:tc>
           <w:tcPr>
             <w:tcW w:type="dxa" w:w="1520"/>
-            <w:shd w:fill="D9EEF1" w:color="auto" w:val="clear"/>
-            <w:tcMar>
-              <w:top w:type="dxa" w:w="60"/>
-              <w:left w:type="dxa" w:w="120"/>
-              <w:bottom w:type="dxa" w:w="60"/>
-              <w:right w:type="dxa" w:w="120"/>
-            </w:tcMar>
-            <w:vAlign w:val="top"/>
-          </w:tcPr>
-          <w:p>
-            <w:pPr>
-              <w:spacing w:after="40" w:before="0"/>
-              <w:jc w:val="left"/>
-            </w:pPr>
-            <w:r>
-              <w:rPr>
-                <w:rFonts w:ascii="Arial" w:cs="Arial" w:eastAsia="Arial" w:hAnsi="Arial"/>
-                <w:b/>
-                <w:bCs/>
-                <w:i w:val="false"/>
-                <w:iCs w:val="false"/>
-                <w:color w:val="000000"/>
-                <w:sz w:val="18"/>
-                <w:szCs w:val="18"/>
-              </w:rPr>
-              <w:t xml:space="preserve">Observe Phase</w:t>
+            <w:shd w:fill="FCE4D6" w:color="auto" w:val="clear"/>
+            <w:tcMar>
+              <w:top w:type="dxa" w:w="60"/>
+              <w:left w:type="dxa" w:w="120"/>
+              <w:bottom w:type="dxa" w:w="60"/>
+              <w:right w:type="dxa" w:w="120"/>
+            </w:tcMar>
+            <w:vAlign w:val="top"/>
+          </w:tcPr>
+          <w:p>
+            <w:pPr>
+              <w:spacing w:after="40" w:before="0"/>
+              <w:jc w:val="left"/>
+            </w:pPr>
+            <w:r>
+              <w:rPr>
+                <w:rFonts w:ascii="Arial" w:cs="Arial" w:eastAsia="Arial" w:hAnsi="Arial"/>
+                <w:b/>
+                <w:bCs/>
+                <w:i w:val="false"/>
+                <w:iCs w:val="false"/>
+                <w:color w:val="000000"/>
+                <w:sz w:val="18"/>
+                <w:szCs w:val="18"/>
+              </w:rPr>
+              <w:t xml:space="preserve">Driving Question Board (DQB) Creation</w:t>
             </w:r>
           </w:p>
           <w:p>
@@ -20887,7 +21905,7 @@
             <w:pPr>
               <w:spacing w:after="20" w:before="0"/>
             </w:pPr>
-            <w:hyperlink w:history="1" r:id="rIdqa7qnlbm_3wjiie4bp1zf">
+            <w:hyperlink w:history="1" r:id="rIdmn1wxsmfaytunsepdnqnp">
               <w:r>
                 <w:rPr>
                   <w:rFonts w:ascii="Arial" w:cs="Arial" w:eastAsia="Arial" w:hAnsi="Arial"/>
@@ -20902,6 +21920,22 @@
           </w:p>
           <w:p>
             <w:pPr>
+              <w:spacing w:after="20" w:before="0"/>
+            </w:pPr>
+            <w:r>
+              <w:rPr>
+                <w:rFonts w:ascii="Arial" w:cs="Arial" w:eastAsia="Arial" w:hAnsi="Arial"/>
+                <w:i/>
+                <w:iCs/>
+                <w:color w:val="595959"/>
+                <w:sz w:val="16"/>
+                <w:szCs w:val="16"/>
+              </w:rPr>
+              <w:t xml:space="preserve">Related topic: not an exact match for this lesson.</w:t>
+            </w:r>
+          </w:p>
+          <w:p>
+            <w:pPr>
               <w:spacing w:after="10" w:before="0"/>
               <w:ind w:left="120"/>
             </w:pPr>
@@ -20920,7 +21954,7 @@
               <w:spacing w:after="10" w:before="0"/>
               <w:ind w:left="120"/>
             </w:pPr>
-            <w:hyperlink w:history="1" r:id="rId6vipe-cfvzrdxujzabxey">
+            <w:hyperlink w:history="1" r:id="rIdwcor5blq1enyvj3a00j6a">
               <w:r>
                 <w:rPr>
                   <w:rFonts w:ascii="Arial" w:cs="Arial" w:eastAsia="Arial" w:hAnsi="Arial"/>
@@ -20958,14 +21992,14 @@
                 <w:sz w:val="16"/>
                 <w:szCs w:val="16"/>
               </w:rPr>
-              <w:t xml:space="preserve">📖 HTML:</w:t>
+              <w:t xml:space="preserve">📖 H5P:</w:t>
             </w:r>
           </w:p>
           <w:p>
             <w:pPr>
               <w:spacing w:after="20" w:before="0"/>
             </w:pPr>
-            <w:hyperlink w:history="1" r:id="rIdmqqjvoiiyfeocj_k6jcmc">
+            <w:hyperlink w:history="1" r:id="rId1dsxyohfwyfzm9ebmivyo">
               <w:r>
                 <w:rPr>
                   <w:rFonts w:ascii="Arial" w:cs="Arial" w:eastAsia="Arial" w:hAnsi="Arial"/>
@@ -20974,9 +22008,25 @@
                   <w:szCs w:val="16"/>
                   <w:u w:val="single" w:color="2E75B6"/>
                 </w:rPr>
-                <w:t xml:space="preserve">How Temperature Influences Solubility (Flexbook)</w:t>
+                <w:t xml:space="preserve">Tra's Red Bean Plant</w:t>
               </w:r>
             </w:hyperlink>
+          </w:p>
+          <w:p>
+            <w:pPr>
+              <w:spacing w:after="20" w:before="0"/>
+            </w:pPr>
+            <w:r>
+              <w:rPr>
+                <w:rFonts w:ascii="Arial" w:cs="Arial" w:eastAsia="Arial" w:hAnsi="Arial"/>
+                <w:i/>
+                <w:iCs/>
+                <w:color w:val="595959"/>
+                <w:sz w:val="16"/>
+                <w:szCs w:val="16"/>
+              </w:rPr>
+              <w:t xml:space="preserve">Related topic: not an exact match for this lesson.</w:t>
+            </w:r>
           </w:p>
           <w:p>
             <w:pPr>
@@ -20990,7 +22040,7 @@
                 <w:sz w:val="14"/>
                 <w:szCs w:val="14"/>
               </w:rPr>
-              <w:t xml:space="preserve">Source: CK-12</w:t>
+              <w:t xml:space="preserve">Source: Global Digital Library - Book Catalog</w:t>
             </w:r>
           </w:p>
           <w:p>
@@ -20998,7 +22048,7 @@
               <w:spacing w:after="10" w:before="0"/>
               <w:ind w:left="120"/>
             </w:pPr>
-            <w:hyperlink w:history="1" r:id="rId3wwn_f6mpxm7svo6bk0oq">
+            <w:hyperlink w:history="1" r:id="rIdqpmcxwaxn3yi9vmrpr3sf">
               <w:r>
                 <w:rPr>
                   <w:rFonts w:ascii="Arial" w:cs="Arial" w:eastAsia="Arial" w:hAnsi="Arial"/>
@@ -21040,7 +22090,7 @@
                 <w:sz w:val="18"/>
                 <w:szCs w:val="18"/>
               </w:rPr>
-              <w:t xml:space="preserve">Students form three groups. Each group receives a Case Study Card (one side contains descriptive text and data; the other side contains 3 to 4 guiding questions). Group A — Tea in Kericho: The card describes how tea is grown at 1500 to 2700 m altitude, mean temperatures of 14 to 26 degrees Celsius, annual rainfall of 1200 to 1400 mm, shade trees used to diffuse light, and how tea bushes are pruned to maintain lateral growth. Guiding questions include: Which factor do you think limits tea growth at lower, hotter altitudes? How does pruning relate to what we learned about apical dominance? Group B — Maize in the Rift Valley: The card describes how maize requires 18 to 30 degrees Celsius, full sun for photosynthesis, well-drained soils with nitrogen and phosphorus, and how yellow leaves in maize often signal nitrogen deficiency. Guiding questions include: What happens to photosynthesis and growth if maize is planted too close together and shaded? How does water availability link to the germination conditions we tested in Lesson 3? Group C — Mangroves in Mombasa: The card describes how mangroves tolerate salt through special root structures, have thick cuticles to reduce water loss despite being surrounded by water, produce prop roots to access oxygen in anaerobic mud, and grow slowly with dense secondary growth. Guiding questions include: Why might nutrient levels in tidal mud affect mangrove height? How does secondary growth (from Lesson 5) help mangroves survive physical stress from tides? Students read, discuss within their group, and record key findings in a table with columns: Environmental Factor — How It Affects Growth — Connection to Previous Lessons.</w:t>
+              <w:t xml:space="preserve">The teacher directs students to return to the class Driving Question Board displayed at the front. The teacher reads aloud the original Driving Question: 'Why do seeds from the same garden grow and develop so differently, and what controls how a plant grows from a tiny seed into a tall tree or a flowering herb?' Students are given sticky notes (or asked to write in their notebooks if sticky notes are unavailable). Each student writes one answer or partial answer they can NOW give to the Driving Question — something they could not have said before today or before this unit. Students post or read their responses. The teacher then asks: 'Are there any NEW questions this lesson has raised that we have not yet answered?' Students share. Teacher marks already-answered questions on the DQB with a tick and adds new questions. The teacher highlights one unanswered or partially answered question to signal what Lesson 8 will resolve: 'We still need to put ALL of this together into one complete explanation. That is what our final lesson will do.'</w:t>
             </w:r>
           </w:p>
         </w:tc>
@@ -21072,7 +22122,7 @@
                 <w:sz w:val="18"/>
                 <w:szCs w:val="18"/>
               </w:rPr>
-              <w:t xml:space="preserve">Teacher circulates to each group during the 10-minute group work period. For Group A, if students are stuck on the pruning-apical dominance connection, teacher says: 'Think back to Lesson 6 — when the apical bud is removed, which hormone balance changes and what starts to grow?' For Group B, if students mention nitrogen without explaining the mechanism, teacher says: 'Nitrogen is in amino acids and chlorophyll — what does that mean for the rate of cell division and leaf colour?' For Group C, if students are puzzled by salt and water loss, teacher says: 'Can a plant take up water by osmosis if the outside water is saltier than the cell sap? What does that do to the plant?' WAIT TIME: After each probing question, teacher steps back and waits 8 seconds, allowing the group to discuss before answering. Teacher does not answer for them.</w:t>
+              <w:t xml:space="preserve">Teacher points to specific sticky notes or written entries from Lessons 1 and 2 on the DQB and reads them aloud: 'In Lesson 1 someone wrote: Why do some plants get big and woody while others stay small? Can someone now give an answer to that using what we know from Lessons 5, 6, and 7?' Teacher pauses and selects a student. After the student answers, teacher asks: 'Does anyone want to add to or challenge that explanation?' This models scientific discourse. Teacher then says: 'By next lesson, every question on this board should have at least a beginning of an answer. Look at what is still unanswered and think about what we still need.' WAIT TIME: After asking students to write their DQB response on their sticky note, teacher waits 90 seconds in complete silence to allow all students to write a substantive response before posting.</w:t>
             </w:r>
           </w:p>
         </w:tc>
@@ -21104,7 +22154,7 @@
                 <w:sz w:val="18"/>
                 <w:szCs w:val="18"/>
               </w:rPr>
-              <w:t xml:space="preserve">The case study card structure (text plus guiding questions plus evidence table) scaffolds structured inquiry. The guiding questions are deliberately written to force connections to prior lessons, ensuring this is not isolated factual recall but integrative sensemaking. The three Kenyan contexts are chosen to represent diversity across the country — highland, savanna, and coastal — making the lesson culturally and geographically relevant.</w:t>
+              <w:t xml:space="preserve">The DQB serves as a visible, cumulative record of the class inquiry journey. Returning to it in every lesson builds coherence across the eight-lesson sequence and helps students experience science as a progressive explanation-building process. Ticking off answered questions gives students a concrete sense of intellectual progress, which supports motivation and metacognition.</w:t>
             </w:r>
           </w:p>
         </w:tc>
@@ -21136,7 +22186,7 @@
                 <w:sz w:val="18"/>
                 <w:szCs w:val="18"/>
               </w:rPr>
-              <w:t xml:space="preserve">Teacher checks each group's evidence table for accuracy and depth of connections. A strong response for Group B might read: 'Nitrogen — needed for chlorophyll production — without it, leaves turn yellow and photosynthesis slows, reducing sugar supply for cell division and growth. Connected to Lesson 5: less sugar means less material for secondary growth.' A weak response would read: 'Nitrogen is important for maize.' Teacher uses this to calibrate the level of support during the Explain Phase presentations.</w:t>
+              <w:t xml:space="preserve">Teacher reads student DQB entries to assess the sophistication of explanations. A high-quality entry might read: 'Environmental factors like water and light work through hormones like auxins and gibberellins to control how fast and in which direction a plant grows — this is why the Kisumu farmer sees different results even from the same garden.' A low-quality entry would read: 'Plants need water and sunlight.' Teacher uses these entries to identify students who need additional scaffolding during the model-building phase and in Lesson 8.</w:t>
             </w:r>
           </w:p>
         </w:tc>
@@ -21145,32 +22195,32 @@
         <w:tc>
           <w:tcPr>
             <w:tcW w:type="dxa" w:w="1520"/>
-            <w:shd w:fill="E2EFDA" w:color="auto" w:val="clear"/>
-            <w:tcMar>
-              <w:top w:type="dxa" w:w="60"/>
-              <w:left w:type="dxa" w:w="120"/>
-              <w:bottom w:type="dxa" w:w="60"/>
-              <w:right w:type="dxa" w:w="120"/>
-            </w:tcMar>
-            <w:vAlign w:val="top"/>
-          </w:tcPr>
-          <w:p>
-            <w:pPr>
-              <w:spacing w:after="40" w:before="0"/>
-              <w:jc w:val="left"/>
-            </w:pPr>
-            <w:r>
-              <w:rPr>
-                <w:rFonts w:ascii="Arial" w:cs="Arial" w:eastAsia="Arial" w:hAnsi="Arial"/>
-                <w:b/>
-                <w:bCs/>
-                <w:i w:val="false"/>
-                <w:iCs w:val="false"/>
-                <w:color w:val="000000"/>
-                <w:sz w:val="18"/>
-                <w:szCs w:val="18"/>
-              </w:rPr>
-              <w:t xml:space="preserve">Explain Phase</w:t>
+            <w:shd w:fill="D5E8F0" w:color="auto" w:val="clear"/>
+            <w:tcMar>
+              <w:top w:type="dxa" w:w="60"/>
+              <w:left w:type="dxa" w:w="120"/>
+              <w:bottom w:type="dxa" w:w="60"/>
+              <w:right w:type="dxa" w:w="120"/>
+            </w:tcMar>
+            <w:vAlign w:val="top"/>
+          </w:tcPr>
+          <w:p>
+            <w:pPr>
+              <w:spacing w:after="40" w:before="0"/>
+              <w:jc w:val="left"/>
+            </w:pPr>
+            <w:r>
+              <w:rPr>
+                <w:rFonts w:ascii="Arial" w:cs="Arial" w:eastAsia="Arial" w:hAnsi="Arial"/>
+                <w:b/>
+                <w:bCs/>
+                <w:i w:val="false"/>
+                <w:iCs w:val="false"/>
+                <w:color w:val="000000"/>
+                <w:sz w:val="18"/>
+                <w:szCs w:val="18"/>
+              </w:rPr>
+              <w:t xml:space="preserve">Model Building Phase</w:t>
             </w:r>
           </w:p>
           <w:p>
@@ -21193,7 +22243,7 @@
             <w:pPr>
               <w:spacing w:after="20" w:before="0"/>
             </w:pPr>
-            <w:hyperlink w:history="1" r:id="rId2az2igmni3guirkaneho8">
+            <w:hyperlink w:history="1" r:id="rIdybtx60dec74lgb4c_2mg9">
               <w:r>
                 <w:rPr>
                   <w:rFonts w:ascii="Arial" w:cs="Arial" w:eastAsia="Arial" w:hAnsi="Arial"/>
@@ -21208,6 +22258,22 @@
           </w:p>
           <w:p>
             <w:pPr>
+              <w:spacing w:after="20" w:before="0"/>
+            </w:pPr>
+            <w:r>
+              <w:rPr>
+                <w:rFonts w:ascii="Arial" w:cs="Arial" w:eastAsia="Arial" w:hAnsi="Arial"/>
+                <w:i/>
+                <w:iCs/>
+                <w:color w:val="595959"/>
+                <w:sz w:val="16"/>
+                <w:szCs w:val="16"/>
+              </w:rPr>
+              <w:t xml:space="preserve">Related topic: not an exact match for this lesson.</w:t>
+            </w:r>
+          </w:p>
+          <w:p>
+            <w:pPr>
               <w:spacing w:after="10" w:before="0"/>
               <w:ind w:left="120"/>
             </w:pPr>
@@ -21226,7 +22292,7 @@
               <w:spacing w:after="10" w:before="0"/>
               <w:ind w:left="120"/>
             </w:pPr>
-            <w:hyperlink w:history="1" r:id="rId9qxnqai7inyduzzb4ksbu">
+            <w:hyperlink w:history="1" r:id="rIdfmkzn0yspb_gi0w3duwvs">
               <w:r>
                 <w:rPr>
                   <w:rFonts w:ascii="Arial" w:cs="Arial" w:eastAsia="Arial" w:hAnsi="Arial"/>
@@ -21264,14 +22330,14 @@
                 <w:sz w:val="16"/>
                 <w:szCs w:val="16"/>
               </w:rPr>
-              <w:t xml:space="preserve">📖 HTML:</w:t>
+              <w:t xml:space="preserve">📖 EXERCISE:</w:t>
             </w:r>
           </w:p>
           <w:p>
             <w:pPr>
               <w:spacing w:after="20" w:before="0"/>
             </w:pPr>
-            <w:hyperlink w:history="1" r:id="rIdp7hpgpt4xxfubgocgjmdb">
+            <w:hyperlink w:history="1" r:id="rId6enny4tfvanh0eldbkutk">
               <w:r>
                 <w:rPr>
                   <w:rFonts w:ascii="Arial" w:cs="Arial" w:eastAsia="Arial" w:hAnsi="Arial"/>
@@ -21280,9 +22346,25 @@
                   <w:szCs w:val="16"/>
                   <w:u w:val="single" w:color="2E75B6"/>
                 </w:rPr>
-                <w:t xml:space="preserve">Light Reactions of Photosynthesis (Flexbook)</w:t>
+                <w:t xml:space="preserve">The light-dependent reactions</w:t>
               </w:r>
             </w:hyperlink>
+          </w:p>
+          <w:p>
+            <w:pPr>
+              <w:spacing w:after="20" w:before="0"/>
+            </w:pPr>
+            <w:r>
+              <w:rPr>
+                <w:rFonts w:ascii="Arial" w:cs="Arial" w:eastAsia="Arial" w:hAnsi="Arial"/>
+                <w:i/>
+                <w:iCs/>
+                <w:color w:val="595959"/>
+                <w:sz w:val="16"/>
+                <w:szCs w:val="16"/>
+              </w:rPr>
+              <w:t xml:space="preserve">Related topic: not an exact match for this lesson.</w:t>
+            </w:r>
           </w:p>
           <w:p>
             <w:pPr>
@@ -21296,7 +22378,7 @@
                 <w:sz w:val="14"/>
                 <w:szCs w:val="14"/>
               </w:rPr>
-              <w:t xml:space="preserve">Source: CK-12</w:t>
+              <w:t xml:space="preserve">Source: Khan Academy (English - US curriculum)</w:t>
             </w:r>
           </w:p>
           <w:p>
@@ -21304,619 +22386,7 @@
               <w:spacing w:after="10" w:before="0"/>
               <w:ind w:left="120"/>
             </w:pPr>
-            <w:hyperlink w:history="1" r:id="rIdqaxybhnpseutmay5a0duh">
-              <w:r>
-                <w:rPr>
-                  <w:rFonts w:ascii="Arial" w:cs="Arial" w:eastAsia="Arial" w:hAnsi="Arial"/>
-                  <w:color w:val="595959"/>
-                  <w:sz w:val="14"/>
-                  <w:szCs w:val="14"/>
-                  <w:u w:val="single" w:color="595959"/>
-                </w:rPr>
-                <w:t xml:space="preserve">🔍 Search ARES for similar readings</w:t>
-              </w:r>
-            </w:hyperlink>
-          </w:p>
-        </w:tc>
-        <w:tc>
-          <w:tcPr>
-            <w:tcW w:type="dxa" w:w="3040"/>
-            <w:shd w:fill="FFFFFF" w:color="auto" w:val="clear"/>
-            <w:tcMar>
-              <w:top w:type="dxa" w:w="60"/>
-              <w:left w:type="dxa" w:w="120"/>
-              <w:bottom w:type="dxa" w:w="60"/>
-              <w:right w:type="dxa" w:w="120"/>
-            </w:tcMar>
-            <w:vAlign w:val="top"/>
-          </w:tcPr>
-          <w:p>
-            <w:pPr>
-              <w:spacing w:after="40" w:before="0"/>
-              <w:jc w:val="left"/>
-            </w:pPr>
-            <w:r>
-              <w:rPr>
-                <w:rFonts w:ascii="Arial" w:cs="Arial" w:eastAsia="Arial" w:hAnsi="Arial"/>
-                <w:b w:val="false"/>
-                <w:bCs w:val="false"/>
-                <w:i w:val="false"/>
-                <w:iCs w:val="false"/>
-                <w:color w:val="000000"/>
-                <w:sz w:val="18"/>
-                <w:szCs w:val="18"/>
-              </w:rPr>
-              <w:t xml:space="preserve">Each group appoints a spokesperson who presents their case study findings to the class in 2 minutes. During each presentation, students from the other two groups listen and record one new thing they learned and one question they still have. After all three presentations, the teacher facilitates a whole-class discussion using three synthesis questions written on the board: (1) Which environmental factor appeared in ALL THREE case studies, even in different ways? (2) Which factor surprised you most — why does it matter so much? (3) How do any of these environmental factors work THROUGH the hormones we studied in Lesson 6? Students discuss in pairs for 1 minute before sharing whole-class. The teacher records key points in a summary column on the board next to the earlier predictions, and students compare: Were our predictions correct? What did we miss?</w:t>
-            </w:r>
-          </w:p>
-        </w:tc>
-        <w:tc>
-          <w:tcPr>
-            <w:tcW w:type="dxa" w:w="3040"/>
-            <w:shd w:fill="F2F2F2" w:color="auto" w:val="clear"/>
-            <w:tcMar>
-              <w:top w:type="dxa" w:w="60"/>
-              <w:left w:type="dxa" w:w="120"/>
-              <w:bottom w:type="dxa" w:w="60"/>
-              <w:right w:type="dxa" w:w="120"/>
-            </w:tcMar>
-            <w:vAlign w:val="top"/>
-          </w:tcPr>
-          <w:p>
-            <w:pPr>
-              <w:spacing w:after="40" w:before="0"/>
-              <w:jc w:val="left"/>
-            </w:pPr>
-            <w:r>
-              <w:rPr>
-                <w:rFonts w:ascii="Arial" w:cs="Arial" w:eastAsia="Arial" w:hAnsi="Arial"/>
-                <w:b w:val="false"/>
-                <w:bCs w:val="false"/>
-                <w:i w:val="false"/>
-                <w:iCs w:val="false"/>
-                <w:color w:val="000000"/>
-                <w:sz w:val="18"/>
-                <w:szCs w:val="18"/>
-              </w:rPr>
-              <w:t xml:space="preserve">Teacher manages time: 2 minutes per group presentation plus 30 seconds for one clarifying question from the audience. Teacher models a clarifying question for the first group to demonstrate the norm: 'You said tea grows better in cool temperatures — can you say more about what happens to the enzyme reactions involved in photosynthesis when it gets too hot?' After all presentations, teacher says: 'Now look at our predictions from the beginning of the lesson. With your partner, decide: which prediction was most accurate, and which one needs the biggest revision? You have 60 seconds.' After sharing, teacher says: 'This is exactly what scientists do — they predict, investigate, and then revise. Your revised thinking is MORE scientific than your first guess, not less.' WAIT TIME: After posting the three synthesis questions, teacher waits 10 seconds in silence before asking pairs to discuss, giving students time to read and process all three questions before talking.</w:t>
-            </w:r>
-          </w:p>
-        </w:tc>
-        <w:tc>
-          <w:tcPr>
-            <w:tcW w:type="dxa" w:w="3040"/>
-            <w:shd w:fill="FFFFFF" w:color="auto" w:val="clear"/>
-            <w:tcMar>
-              <w:top w:type="dxa" w:w="60"/>
-              <w:left w:type="dxa" w:w="120"/>
-              <w:bottom w:type="dxa" w:w="60"/>
-              <w:right w:type="dxa" w:w="120"/>
-            </w:tcMar>
-            <w:vAlign w:val="top"/>
-          </w:tcPr>
-          <w:p>
-            <w:pPr>
-              <w:spacing w:after="40" w:before="0"/>
-              <w:jc w:val="left"/>
-            </w:pPr>
-            <w:r>
-              <w:rPr>
-                <w:rFonts w:ascii="Arial" w:cs="Arial" w:eastAsia="Arial" w:hAnsi="Arial"/>
-                <w:b w:val="false"/>
-                <w:bCs w:val="false"/>
-                <w:i w:val="false"/>
-                <w:iCs w:val="false"/>
-                <w:color w:val="000000"/>
-                <w:sz w:val="18"/>
-                <w:szCs w:val="18"/>
-              </w:rPr>
-              <w:t xml:space="preserve">Presentation followed by peer note-taking develops scientific communication skills and active listening. The three synthesis questions are specifically designed to force integration: question 1 surfaces water as universal; question 2 generates debate and reasoning; question 3 explicitly links to Lesson 6 hormones, building the explanatory chain. Comparing predictions to findings closes the predict-observe-explain loop and builds metacognitive awareness.</w:t>
-            </w:r>
-          </w:p>
-        </w:tc>
-        <w:tc>
-          <w:tcPr>
-            <w:tcW w:type="dxa" w:w="3040"/>
-            <w:shd w:fill="F2F2F2" w:color="auto" w:val="clear"/>
-            <w:tcMar>
-              <w:top w:type="dxa" w:w="60"/>
-              <w:left w:type="dxa" w:w="120"/>
-              <w:bottom w:type="dxa" w:w="60"/>
-              <w:right w:type="dxa" w:w="120"/>
-            </w:tcMar>
-            <w:vAlign w:val="top"/>
-          </w:tcPr>
-          <w:p>
-            <w:pPr>
-              <w:spacing w:after="40" w:before="0"/>
-              <w:jc w:val="left"/>
-            </w:pPr>
-            <w:r>
-              <w:rPr>
-                <w:rFonts w:ascii="Arial" w:cs="Arial" w:eastAsia="Arial" w:hAnsi="Arial"/>
-                <w:b w:val="false"/>
-                <w:bCs w:val="false"/>
-                <w:i w:val="false"/>
-                <w:iCs w:val="false"/>
-                <w:color w:val="000000"/>
-                <w:sz w:val="18"/>
-                <w:szCs w:val="18"/>
-              </w:rPr>
-              <w:t xml:space="preserve">Teacher listens for whether students can articulate a mechanistic connection between an environmental factor and a plant process — not just correlation. For example, a surface-level response would be: 'Light is important for all three.' A mechanistic response would be: 'Without enough light, plants cannot produce enough sugar through photosynthesis, so cell division and elongation slow down, and auxin redistribution during phototropism would cause bending toward any available light source.' Teacher notes which students are making mechanistic connections and which are still at descriptive level, to target support in Lesson 8 synthesis.</w:t>
-            </w:r>
-          </w:p>
-        </w:tc>
-      </w:tr>
-      <w:tr>
-        <w:tc>
-          <w:tcPr>
-            <w:tcW w:type="dxa" w:w="1520"/>
-            <w:shd w:fill="FCE4D6" w:color="auto" w:val="clear"/>
-            <w:tcMar>
-              <w:top w:type="dxa" w:w="60"/>
-              <w:left w:type="dxa" w:w="120"/>
-              <w:bottom w:type="dxa" w:w="60"/>
-              <w:right w:type="dxa" w:w="120"/>
-            </w:tcMar>
-            <w:vAlign w:val="top"/>
-          </w:tcPr>
-          <w:p>
-            <w:pPr>
-              <w:spacing w:after="40" w:before="0"/>
-              <w:jc w:val="left"/>
-            </w:pPr>
-            <w:r>
-              <w:rPr>
-                <w:rFonts w:ascii="Arial" w:cs="Arial" w:eastAsia="Arial" w:hAnsi="Arial"/>
-                <w:b/>
-                <w:bCs/>
-                <w:i w:val="false"/>
-                <w:iCs w:val="false"/>
-                <w:color w:val="000000"/>
-                <w:sz w:val="18"/>
-                <w:szCs w:val="18"/>
-              </w:rPr>
-              <w:t xml:space="preserve">Driving Question Board (DQB) Creation</w:t>
-            </w:r>
-          </w:p>
-          <w:p>
-            <w:pPr>
-              <w:spacing w:after="20" w:before="0"/>
-            </w:pPr>
-            <w:r>
-              <w:rPr>
-                <w:rFonts w:ascii="Arial" w:cs="Arial" w:eastAsia="Arial" w:hAnsi="Arial"/>
-                <w:b/>
-                <w:bCs/>
-                <w:color w:val="1F3864"/>
-                <w:sz w:val="16"/>
-                <w:szCs w:val="16"/>
-              </w:rPr>
-              <w:t xml:space="preserve">📹 VIDEO:</w:t>
-            </w:r>
-          </w:p>
-          <w:p>
-            <w:pPr>
-              <w:spacing w:after="20" w:before="0"/>
-            </w:pPr>
-            <w:hyperlink w:history="1" r:id="rIdrt3xwaw1gqs2dzcxwqq6h">
-              <w:r>
-                <w:rPr>
-                  <w:rFonts w:ascii="Arial" w:cs="Arial" w:eastAsia="Arial" w:hAnsi="Arial"/>
-                  <w:color w:val="2E75B6"/>
-                  <w:sz w:val="16"/>
-                  <w:szCs w:val="16"/>
-                  <w:u w:val="single" w:color="2E75B6"/>
-                </w:rPr>
-                <w:t xml:space="preserve">Native American societies before contact</w:t>
-              </w:r>
-            </w:hyperlink>
-          </w:p>
-          <w:p>
-            <w:pPr>
-              <w:spacing w:after="10" w:before="0"/>
-              <w:ind w:left="120"/>
-            </w:pPr>
-            <w:r>
-              <w:rPr>
-                <w:rFonts w:ascii="Arial" w:cs="Arial" w:eastAsia="Arial" w:hAnsi="Arial"/>
-                <w:color w:val="595959"/>
-                <w:sz w:val="14"/>
-                <w:szCs w:val="14"/>
-              </w:rPr>
-              <w:t xml:space="preserve">Source: Khan Academy (English - US curriculum)</w:t>
-            </w:r>
-          </w:p>
-          <w:p>
-            <w:pPr>
-              <w:spacing w:after="10" w:before="0"/>
-              <w:ind w:left="120"/>
-            </w:pPr>
-            <w:hyperlink w:history="1" r:id="rIdfbh310wcfezzapgc9fofm">
-              <w:r>
-                <w:rPr>
-                  <w:rFonts w:ascii="Arial" w:cs="Arial" w:eastAsia="Arial" w:hAnsi="Arial"/>
-                  <w:color w:val="595959"/>
-                  <w:sz w:val="14"/>
-                  <w:szCs w:val="14"/>
-                  <w:u w:val="single" w:color="595959"/>
-                </w:rPr>
-                <w:t xml:space="preserve">🔍 Search ARES for similar videos</w:t>
-              </w:r>
-            </w:hyperlink>
-          </w:p>
-          <w:p>
-            <w:pPr>
-              <w:spacing w:after="40" w:before="0"/>
-            </w:pPr>
-            <w:r>
-              <w:rPr>
-                <w:sz w:val="14"/>
-                <w:szCs w:val="14"/>
-              </w:rPr>
-              <w:t xml:space="preserve"/>
-            </w:r>
-          </w:p>
-          <w:p>
-            <w:pPr>
-              <w:spacing w:after="20" w:before="0"/>
-            </w:pPr>
-            <w:r>
-              <w:rPr>
-                <w:rFonts w:ascii="Arial" w:cs="Arial" w:eastAsia="Arial" w:hAnsi="Arial"/>
-                <w:b/>
-                <w:bCs/>
-                <w:color w:val="1F3864"/>
-                <w:sz w:val="16"/>
-                <w:szCs w:val="16"/>
-              </w:rPr>
-              <w:t xml:space="preserve">📖 EXERCISE:</w:t>
-            </w:r>
-          </w:p>
-          <w:p>
-            <w:pPr>
-              <w:spacing w:after="20" w:before="0"/>
-            </w:pPr>
-            <w:hyperlink w:history="1" r:id="rIdioiqdunqn7070hkme7j-h">
-              <w:r>
-                <w:rPr>
-                  <w:rFonts w:ascii="Arial" w:cs="Arial" w:eastAsia="Arial" w:hAnsi="Arial"/>
-                  <w:color w:val="2E75B6"/>
-                  <w:sz w:val="16"/>
-                  <w:szCs w:val="16"/>
-                  <w:u w:val="single" w:color="2E75B6"/>
-                </w:rPr>
-                <w:t xml:space="preserve">Light Reactions of Photosynthesis Practice</w:t>
-              </w:r>
-            </w:hyperlink>
-          </w:p>
-          <w:p>
-            <w:pPr>
-              <w:spacing w:after="10" w:before="0"/>
-              <w:ind w:left="120"/>
-            </w:pPr>
-            <w:r>
-              <w:rPr>
-                <w:rFonts w:ascii="Arial" w:cs="Arial" w:eastAsia="Arial" w:hAnsi="Arial"/>
-                <w:color w:val="595959"/>
-                <w:sz w:val="14"/>
-                <w:szCs w:val="14"/>
-              </w:rPr>
-              <w:t xml:space="preserve">Source: CK-12</w:t>
-            </w:r>
-          </w:p>
-          <w:p>
-            <w:pPr>
-              <w:spacing w:after="10" w:before="0"/>
-              <w:ind w:left="120"/>
-            </w:pPr>
-            <w:hyperlink w:history="1" r:id="rId_rbljvxu8mjdbauqrs4xi">
-              <w:r>
-                <w:rPr>
-                  <w:rFonts w:ascii="Arial" w:cs="Arial" w:eastAsia="Arial" w:hAnsi="Arial"/>
-                  <w:color w:val="595959"/>
-                  <w:sz w:val="14"/>
-                  <w:szCs w:val="14"/>
-                  <w:u w:val="single" w:color="595959"/>
-                </w:rPr>
-                <w:t xml:space="preserve">🔍 Search ARES for similar readings</w:t>
-              </w:r>
-            </w:hyperlink>
-          </w:p>
-        </w:tc>
-        <w:tc>
-          <w:tcPr>
-            <w:tcW w:type="dxa" w:w="3040"/>
-            <w:shd w:fill="FFFFFF" w:color="auto" w:val="clear"/>
-            <w:tcMar>
-              <w:top w:type="dxa" w:w="60"/>
-              <w:left w:type="dxa" w:w="120"/>
-              <w:bottom w:type="dxa" w:w="60"/>
-              <w:right w:type="dxa" w:w="120"/>
-            </w:tcMar>
-            <w:vAlign w:val="top"/>
-          </w:tcPr>
-          <w:p>
-            <w:pPr>
-              <w:spacing w:after="40" w:before="0"/>
-              <w:jc w:val="left"/>
-            </w:pPr>
-            <w:r>
-              <w:rPr>
-                <w:rFonts w:ascii="Arial" w:cs="Arial" w:eastAsia="Arial" w:hAnsi="Arial"/>
-                <w:b w:val="false"/>
-                <w:bCs w:val="false"/>
-                <w:i w:val="false"/>
-                <w:iCs w:val="false"/>
-                <w:color w:val="000000"/>
-                <w:sz w:val="18"/>
-                <w:szCs w:val="18"/>
-              </w:rPr>
-              <w:t xml:space="preserve">The teacher directs students to return to the class Driving Question Board displayed at the front. The teacher reads aloud the original Driving Question: 'Why do seeds from the same garden grow and develop so differently, and what controls how a plant grows from a tiny seed into a tall tree or a flowering herb?' Students are given sticky notes (or asked to write in their notebooks if sticky notes are unavailable). Each student writes one answer or partial answer they can NOW give to the Driving Question — something they could not have said before today or before this unit. Students post or read their responses. The teacher then asks: 'Are there any NEW questions this lesson has raised that we have not yet answered?' Students share. Teacher marks already-answered questions on the DQB with a tick and adds new questions. The teacher highlights one unanswered or partially answered question to signal what Lesson 8 will resolve: 'We still need to put ALL of this together into one complete explanation. That is what our final lesson will do.'</w:t>
-            </w:r>
-          </w:p>
-        </w:tc>
-        <w:tc>
-          <w:tcPr>
-            <w:tcW w:type="dxa" w:w="3040"/>
-            <w:shd w:fill="F2F2F2" w:color="auto" w:val="clear"/>
-            <w:tcMar>
-              <w:top w:type="dxa" w:w="60"/>
-              <w:left w:type="dxa" w:w="120"/>
-              <w:bottom w:type="dxa" w:w="60"/>
-              <w:right w:type="dxa" w:w="120"/>
-            </w:tcMar>
-            <w:vAlign w:val="top"/>
-          </w:tcPr>
-          <w:p>
-            <w:pPr>
-              <w:spacing w:after="40" w:before="0"/>
-              <w:jc w:val="left"/>
-            </w:pPr>
-            <w:r>
-              <w:rPr>
-                <w:rFonts w:ascii="Arial" w:cs="Arial" w:eastAsia="Arial" w:hAnsi="Arial"/>
-                <w:b w:val="false"/>
-                <w:bCs w:val="false"/>
-                <w:i w:val="false"/>
-                <w:iCs w:val="false"/>
-                <w:color w:val="000000"/>
-                <w:sz w:val="18"/>
-                <w:szCs w:val="18"/>
-              </w:rPr>
-              <w:t xml:space="preserve">Teacher points to specific sticky notes or written entries from Lessons 1 and 2 on the DQB and reads them aloud: 'In Lesson 1 someone wrote: Why do some plants get big and woody while others stay small? Can someone now give an answer to that using what we know from Lessons 5, 6, and 7?' Teacher pauses and selects a student. After the student answers, teacher asks: 'Does anyone want to add to or challenge that explanation?' This models scientific discourse. Teacher then says: 'By next lesson, every question on this board should have at least a beginning of an answer. Look at what is still unanswered and think about what we still need.' WAIT TIME: After asking students to write their DQB response on their sticky note, teacher waits 90 seconds in complete silence to allow all students to write a substantive response before posting.</w:t>
-            </w:r>
-          </w:p>
-        </w:tc>
-        <w:tc>
-          <w:tcPr>
-            <w:tcW w:type="dxa" w:w="3040"/>
-            <w:shd w:fill="FFFFFF" w:color="auto" w:val="clear"/>
-            <w:tcMar>
-              <w:top w:type="dxa" w:w="60"/>
-              <w:left w:type="dxa" w:w="120"/>
-              <w:bottom w:type="dxa" w:w="60"/>
-              <w:right w:type="dxa" w:w="120"/>
-            </w:tcMar>
-            <w:vAlign w:val="top"/>
-          </w:tcPr>
-          <w:p>
-            <w:pPr>
-              <w:spacing w:after="40" w:before="0"/>
-              <w:jc w:val="left"/>
-            </w:pPr>
-            <w:r>
-              <w:rPr>
-                <w:rFonts w:ascii="Arial" w:cs="Arial" w:eastAsia="Arial" w:hAnsi="Arial"/>
-                <w:b w:val="false"/>
-                <w:bCs w:val="false"/>
-                <w:i w:val="false"/>
-                <w:iCs w:val="false"/>
-                <w:color w:val="000000"/>
-                <w:sz w:val="18"/>
-                <w:szCs w:val="18"/>
-              </w:rPr>
-              <w:t xml:space="preserve">The DQB serves as a visible, cumulative record of the class inquiry journey. Returning to it in every lesson builds coherence across the eight-lesson sequence and helps students experience science as a progressive explanation-building process. Ticking off answered questions gives students a concrete sense of intellectual progress, which supports motivation and metacognition.</w:t>
-            </w:r>
-          </w:p>
-        </w:tc>
-        <w:tc>
-          <w:tcPr>
-            <w:tcW w:type="dxa" w:w="3040"/>
-            <w:shd w:fill="F2F2F2" w:color="auto" w:val="clear"/>
-            <w:tcMar>
-              <w:top w:type="dxa" w:w="60"/>
-              <w:left w:type="dxa" w:w="120"/>
-              <w:bottom w:type="dxa" w:w="60"/>
-              <w:right w:type="dxa" w:w="120"/>
-            </w:tcMar>
-            <w:vAlign w:val="top"/>
-          </w:tcPr>
-          <w:p>
-            <w:pPr>
-              <w:spacing w:after="40" w:before="0"/>
-              <w:jc w:val="left"/>
-            </w:pPr>
-            <w:r>
-              <w:rPr>
-                <w:rFonts w:ascii="Arial" w:cs="Arial" w:eastAsia="Arial" w:hAnsi="Arial"/>
-                <w:b w:val="false"/>
-                <w:bCs w:val="false"/>
-                <w:i w:val="false"/>
-                <w:iCs w:val="false"/>
-                <w:color w:val="000000"/>
-                <w:sz w:val="18"/>
-                <w:szCs w:val="18"/>
-              </w:rPr>
-              <w:t xml:space="preserve">Teacher reads student DQB entries to assess the sophistication of explanations. A high-quality entry might read: 'Environmental factors like water and light work through hormones like auxins and gibberellins to control how fast and in which direction a plant grows — this is why the Kisumu farmer sees different results even from the same garden.' A low-quality entry would read: 'Plants need water and sunlight.' Teacher uses these entries to identify students who need additional scaffolding during the model-building phase and in Lesson 8.</w:t>
-            </w:r>
-          </w:p>
-        </w:tc>
-      </w:tr>
-      <w:tr>
-        <w:tc>
-          <w:tcPr>
-            <w:tcW w:type="dxa" w:w="1520"/>
-            <w:shd w:fill="D5E8F0" w:color="auto" w:val="clear"/>
-            <w:tcMar>
-              <w:top w:type="dxa" w:w="60"/>
-              <w:left w:type="dxa" w:w="120"/>
-              <w:bottom w:type="dxa" w:w="60"/>
-              <w:right w:type="dxa" w:w="120"/>
-            </w:tcMar>
-            <w:vAlign w:val="top"/>
-          </w:tcPr>
-          <w:p>
-            <w:pPr>
-              <w:spacing w:after="40" w:before="0"/>
-              <w:jc w:val="left"/>
-            </w:pPr>
-            <w:r>
-              <w:rPr>
-                <w:rFonts w:ascii="Arial" w:cs="Arial" w:eastAsia="Arial" w:hAnsi="Arial"/>
-                <w:b/>
-                <w:bCs/>
-                <w:i w:val="false"/>
-                <w:iCs w:val="false"/>
-                <w:color w:val="000000"/>
-                <w:sz w:val="18"/>
-                <w:szCs w:val="18"/>
-              </w:rPr>
-              <w:t xml:space="preserve">Model Building Phase</w:t>
-            </w:r>
-          </w:p>
-          <w:p>
-            <w:pPr>
-              <w:spacing w:after="20" w:before="0"/>
-            </w:pPr>
-            <w:r>
-              <w:rPr>
-                <w:rFonts w:ascii="Arial" w:cs="Arial" w:eastAsia="Arial" w:hAnsi="Arial"/>
-                <w:b/>
-                <w:bCs/>
-                <w:color w:val="1F3864"/>
-                <w:sz w:val="16"/>
-                <w:szCs w:val="16"/>
-              </w:rPr>
-              <w:t xml:space="preserve">📹 VIDEO:</w:t>
-            </w:r>
-          </w:p>
-          <w:p>
-            <w:pPr>
-              <w:spacing w:after="20" w:before="0"/>
-            </w:pPr>
-            <w:hyperlink w:history="1" r:id="rId0p2y-n3xyml3xrpa4vuyt">
-              <w:r>
-                <w:rPr>
-                  <w:rFonts w:ascii="Arial" w:cs="Arial" w:eastAsia="Arial" w:hAnsi="Arial"/>
-                  <w:color w:val="2E75B6"/>
-                  <w:sz w:val="16"/>
-                  <w:szCs w:val="16"/>
-                  <w:u w:val="single" w:color="2E75B6"/>
-                </w:rPr>
-                <w:t xml:space="preserve">Photosynthesis in organisms</w:t>
-              </w:r>
-            </w:hyperlink>
-          </w:p>
-          <w:p>
-            <w:pPr>
-              <w:spacing w:after="10" w:before="0"/>
-              <w:ind w:left="120"/>
-            </w:pPr>
-            <w:r>
-              <w:rPr>
-                <w:rFonts w:ascii="Arial" w:cs="Arial" w:eastAsia="Arial" w:hAnsi="Arial"/>
-                <w:color w:val="595959"/>
-                <w:sz w:val="14"/>
-                <w:szCs w:val="14"/>
-              </w:rPr>
-              <w:t xml:space="preserve">Source: Khan Academy (English - US curriculum)</w:t>
-            </w:r>
-          </w:p>
-          <w:p>
-            <w:pPr>
-              <w:spacing w:after="10" w:before="0"/>
-              <w:ind w:left="120"/>
-            </w:pPr>
-            <w:hyperlink w:history="1" r:id="rId-xjt4jrsv4a0thpwssaln">
-              <w:r>
-                <w:rPr>
-                  <w:rFonts w:ascii="Arial" w:cs="Arial" w:eastAsia="Arial" w:hAnsi="Arial"/>
-                  <w:color w:val="595959"/>
-                  <w:sz w:val="14"/>
-                  <w:szCs w:val="14"/>
-                  <w:u w:val="single" w:color="595959"/>
-                </w:rPr>
-                <w:t xml:space="preserve">🔍 Search ARES for similar videos</w:t>
-              </w:r>
-            </w:hyperlink>
-          </w:p>
-          <w:p>
-            <w:pPr>
-              <w:spacing w:after="40" w:before="0"/>
-            </w:pPr>
-            <w:r>
-              <w:rPr>
-                <w:sz w:val="14"/>
-                <w:szCs w:val="14"/>
-              </w:rPr>
-              <w:t xml:space="preserve"/>
-            </w:r>
-          </w:p>
-          <w:p>
-            <w:pPr>
-              <w:spacing w:after="20" w:before="0"/>
-            </w:pPr>
-            <w:r>
-              <w:rPr>
-                <w:rFonts w:ascii="Arial" w:cs="Arial" w:eastAsia="Arial" w:hAnsi="Arial"/>
-                <w:b/>
-                <w:bCs/>
-                <w:color w:val="1F3864"/>
-                <w:sz w:val="16"/>
-                <w:szCs w:val="16"/>
-              </w:rPr>
-              <w:t xml:space="preserve">📖 H5P:</w:t>
-            </w:r>
-          </w:p>
-          <w:p>
-            <w:pPr>
-              <w:spacing w:after="20" w:before="0"/>
-            </w:pPr>
-            <w:hyperlink w:history="1" r:id="rIdzpyhrfsuxydwayoaquzsy">
-              <w:r>
-                <w:rPr>
-                  <w:rFonts w:ascii="Arial" w:cs="Arial" w:eastAsia="Arial" w:hAnsi="Arial"/>
-                  <w:color w:val="2E75B6"/>
-                  <w:sz w:val="16"/>
-                  <w:szCs w:val="16"/>
-                  <w:u w:val="single" w:color="2E75B6"/>
-                </w:rPr>
-                <w:t xml:space="preserve">Tra's Red Bean Plant</w:t>
-              </w:r>
-            </w:hyperlink>
-          </w:p>
-          <w:p>
-            <w:pPr>
-              <w:spacing w:after="10" w:before="0"/>
-              <w:ind w:left="120"/>
-            </w:pPr>
-            <w:r>
-              <w:rPr>
-                <w:rFonts w:ascii="Arial" w:cs="Arial" w:eastAsia="Arial" w:hAnsi="Arial"/>
-                <w:color w:val="595959"/>
-                <w:sz w:val="14"/>
-                <w:szCs w:val="14"/>
-              </w:rPr>
-              <w:t xml:space="preserve">Source: Global Digital Library - Book Catalog</w:t>
-            </w:r>
-          </w:p>
-          <w:p>
-            <w:pPr>
-              <w:spacing w:after="10" w:before="0"/>
-              <w:ind w:left="120"/>
-            </w:pPr>
-            <w:hyperlink w:history="1" r:id="rIdrobcz_fz7lgohvbshocp9">
+            <w:hyperlink w:history="1" r:id="rIdgu9qm5ihxb_maglqkqrjr">
               <w:r>
                 <w:rPr>
                   <w:rFonts w:ascii="Arial" w:cs="Arial" w:eastAsia="Arial" w:hAnsi="Arial"/>
@@ -22428,7 +22898,7 @@
         </w:rPr>
         <w:t xml:space="preserve">© 2026 SeaVuria and ARES. Aligned with KICD objectives. Developed by SeaVuria; technical implementation by ARES (with AI assistance from Claude). Licensed under </w:t>
       </w:r>
-      <w:hyperlink w:history="1" r:id="rIdcjzotpf0jxou-e43xk8mx">
+      <w:hyperlink w:history="1" r:id="rIdzsx438fgp1kpb63ntevwm">
         <w:r>
           <w:rPr>
             <w:rFonts w:ascii="Arial" w:cs="Arial" w:eastAsia="Arial" w:hAnsi="Arial"/>
@@ -22449,7 +22919,7 @@
         </w:rPr>
         <w:t xml:space="preserve"> (</w:t>
       </w:r>
-      <w:hyperlink w:history="1" r:id="rIdyottk4epekm6jndmmcgqu">
+      <w:hyperlink w:history="1" r:id="rId6sjlpb-cyov5yuapta74u">
         <w:r>
           <w:rPr>
             <w:rFonts w:ascii="Arial" w:cs="Arial" w:eastAsia="Arial" w:hAnsi="Arial"/>
@@ -23479,7 +23949,7 @@
               <w:spacing w:after="10" w:before="0"/>
               <w:ind w:left="120"/>
             </w:pPr>
-            <w:hyperlink w:history="1" r:id="rId972ud-vwrfamr-gypvukb">
+            <w:hyperlink w:history="1" r:id="rIdwsb5n5o-dpx5wim4qbzz1">
               <w:r>
                 <w:rPr>
                   <w:rFonts w:ascii="Arial" w:cs="Arial" w:eastAsia="Arial" w:hAnsi="Arial"/>
@@ -23539,7 +24009,7 @@
             <w:pPr>
               <w:spacing w:after="20" w:before="0"/>
             </w:pPr>
-            <w:hyperlink w:history="1" r:id="rIdi2gjlooe5kvi138u3npee">
+            <w:hyperlink w:history="1" r:id="rIdmg6swqppdoeat94yh1jpj">
               <w:r>
                 <w:rPr>
                   <w:rFonts w:ascii="Arial" w:cs="Arial" w:eastAsia="Arial" w:hAnsi="Arial"/>
@@ -23554,6 +24024,22 @@
           </w:p>
           <w:p>
             <w:pPr>
+              <w:spacing w:after="20" w:before="0"/>
+            </w:pPr>
+            <w:r>
+              <w:rPr>
+                <w:rFonts w:ascii="Arial" w:cs="Arial" w:eastAsia="Arial" w:hAnsi="Arial"/>
+                <w:i/>
+                <w:iCs/>
+                <w:color w:val="595959"/>
+                <w:sz w:val="16"/>
+                <w:szCs w:val="16"/>
+              </w:rPr>
+              <w:t xml:space="preserve">Related topic: not an exact match for this lesson.</w:t>
+            </w:r>
+          </w:p>
+          <w:p>
+            <w:pPr>
               <w:spacing w:after="10" w:before="0"/>
               <w:ind w:left="120"/>
             </w:pPr>
@@ -23572,7 +24058,7 @@
               <w:spacing w:after="10" w:before="0"/>
               <w:ind w:left="120"/>
             </w:pPr>
-            <w:hyperlink w:history="1" r:id="rIdmr6q_p9di2itafidii9cy">
+            <w:hyperlink w:history="1" r:id="rIdfexmw8f9e7qxfgfmz9gwf">
               <w:r>
                 <w:rPr>
                   <w:rFonts w:ascii="Arial" w:cs="Arial" w:eastAsia="Arial" w:hAnsi="Arial"/>
@@ -23784,7 +24270,7 @@
               <w:spacing w:after="10" w:before="0"/>
               <w:ind w:left="120"/>
             </w:pPr>
-            <w:hyperlink w:history="1" r:id="rIdz2hb29hk3bse0we8nzkie">
+            <w:hyperlink w:history="1" r:id="rIdfh2pb7sknqcr8tcnc1oqw">
               <w:r>
                 <w:rPr>
                   <w:rFonts w:ascii="Arial" w:cs="Arial" w:eastAsia="Arial" w:hAnsi="Arial"/>
@@ -23844,7 +24330,7 @@
             <w:pPr>
               <w:spacing w:after="20" w:before="0"/>
             </w:pPr>
-            <w:hyperlink w:history="1" r:id="rIdqsxk4hlous1pomtexfsn4">
+            <w:hyperlink w:history="1" r:id="rIdozmohqslhttxuh1rblg5d">
               <w:r>
                 <w:rPr>
                   <w:rFonts w:ascii="Arial" w:cs="Arial" w:eastAsia="Arial" w:hAnsi="Arial"/>
@@ -23859,6 +24345,22 @@
           </w:p>
           <w:p>
             <w:pPr>
+              <w:spacing w:after="20" w:before="0"/>
+            </w:pPr>
+            <w:r>
+              <w:rPr>
+                <w:rFonts w:ascii="Arial" w:cs="Arial" w:eastAsia="Arial" w:hAnsi="Arial"/>
+                <w:i/>
+                <w:iCs/>
+                <w:color w:val="595959"/>
+                <w:sz w:val="16"/>
+                <w:szCs w:val="16"/>
+              </w:rPr>
+              <w:t xml:space="preserve">Related topic: not an exact match for this lesson.</w:t>
+            </w:r>
+          </w:p>
+          <w:p>
+            <w:pPr>
               <w:spacing w:after="10" w:before="0"/>
               <w:ind w:left="120"/>
             </w:pPr>
@@ -23877,7 +24379,7 @@
               <w:spacing w:after="10" w:before="0"/>
               <w:ind w:left="120"/>
             </w:pPr>
-            <w:hyperlink w:history="1" r:id="rIdd79yrhpqw2lyzwftoe3w5">
+            <w:hyperlink w:history="1" r:id="rIdrl1o1ioqz2mv-ekd84zcd">
               <w:r>
                 <w:rPr>
                   <w:rFonts w:ascii="Arial" w:cs="Arial" w:eastAsia="Arial" w:hAnsi="Arial"/>
@@ -24089,7 +24591,7 @@
               <w:spacing w:after="10" w:before="0"/>
               <w:ind w:left="120"/>
             </w:pPr>
-            <w:hyperlink w:history="1" r:id="rIdsgwjdcqixqhz1fzmylrmj">
+            <w:hyperlink w:history="1" r:id="rIdz9bzgjmqfpqncqtv0d8nt">
               <w:r>
                 <w:rPr>
                   <w:rFonts w:ascii="Arial" w:cs="Arial" w:eastAsia="Arial" w:hAnsi="Arial"/>
@@ -24149,7 +24651,7 @@
             <w:pPr>
               <w:spacing w:after="20" w:before="0"/>
             </w:pPr>
-            <w:hyperlink w:history="1" r:id="rId0cpn9mgyuzi39zj3oc8dl">
+            <w:hyperlink w:history="1" r:id="rId13acuhhywb0r7mhib_xd8">
               <w:r>
                 <w:rPr>
                   <w:rFonts w:ascii="Arial" w:cs="Arial" w:eastAsia="Arial" w:hAnsi="Arial"/>
@@ -24164,6 +24666,22 @@
           </w:p>
           <w:p>
             <w:pPr>
+              <w:spacing w:after="20" w:before="0"/>
+            </w:pPr>
+            <w:r>
+              <w:rPr>
+                <w:rFonts w:ascii="Arial" w:cs="Arial" w:eastAsia="Arial" w:hAnsi="Arial"/>
+                <w:i/>
+                <w:iCs/>
+                <w:color w:val="595959"/>
+                <w:sz w:val="16"/>
+                <w:szCs w:val="16"/>
+              </w:rPr>
+              <w:t xml:space="preserve">Related topic: not an exact match for this lesson.</w:t>
+            </w:r>
+          </w:p>
+          <w:p>
+            <w:pPr>
               <w:spacing w:after="10" w:before="0"/>
               <w:ind w:left="120"/>
             </w:pPr>
@@ -24182,7 +24700,7 @@
               <w:spacing w:after="10" w:before="0"/>
               <w:ind w:left="120"/>
             </w:pPr>
-            <w:hyperlink w:history="1" r:id="rIdzqpuvhiepgip_fnu336bu">
+            <w:hyperlink w:history="1" r:id="rIdlknapuro_vxrsxp2an-ow">
               <w:r>
                 <w:rPr>
                   <w:rFonts w:ascii="Arial" w:cs="Arial" w:eastAsia="Arial" w:hAnsi="Arial"/>
@@ -24394,7 +24912,7 @@
               <w:spacing w:after="10" w:before="0"/>
               <w:ind w:left="120"/>
             </w:pPr>
-            <w:hyperlink w:history="1" r:id="rIdky7pfxvrrzjki07k0nb-d">
+            <w:hyperlink w:history="1" r:id="rIdih1kr5qdcbwu1s8kq4eti">
               <w:r>
                 <w:rPr>
                   <w:rFonts w:ascii="Arial" w:cs="Arial" w:eastAsia="Arial" w:hAnsi="Arial"/>
@@ -24454,7 +24972,7 @@
             <w:pPr>
               <w:spacing w:after="20" w:before="0"/>
             </w:pPr>
-            <w:hyperlink w:history="1" r:id="rIdzvvk8d9guly6yqbjmqvss">
+            <w:hyperlink w:history="1" r:id="rIdroiub-jhbwoi6gzcsyktz">
               <w:r>
                 <w:rPr>
                   <w:rFonts w:ascii="Arial" w:cs="Arial" w:eastAsia="Arial" w:hAnsi="Arial"/>
@@ -24469,6 +24987,22 @@
           </w:p>
           <w:p>
             <w:pPr>
+              <w:spacing w:after="20" w:before="0"/>
+            </w:pPr>
+            <w:r>
+              <w:rPr>
+                <w:rFonts w:ascii="Arial" w:cs="Arial" w:eastAsia="Arial" w:hAnsi="Arial"/>
+                <w:i/>
+                <w:iCs/>
+                <w:color w:val="595959"/>
+                <w:sz w:val="16"/>
+                <w:szCs w:val="16"/>
+              </w:rPr>
+              <w:t xml:space="preserve">Related topic: not an exact match for this lesson.</w:t>
+            </w:r>
+          </w:p>
+          <w:p>
+            <w:pPr>
               <w:spacing w:after="10" w:before="0"/>
               <w:ind w:left="120"/>
             </w:pPr>
@@ -24487,7 +25021,7 @@
               <w:spacing w:after="10" w:before="0"/>
               <w:ind w:left="120"/>
             </w:pPr>
-            <w:hyperlink w:history="1" r:id="rIdeejvgrxtdwhgwgtx9xj7h">
+            <w:hyperlink w:history="1" r:id="rIdsej7fhhj-rq-_54-lbyn1">
               <w:r>
                 <w:rPr>
                   <w:rFonts w:ascii="Arial" w:cs="Arial" w:eastAsia="Arial" w:hAnsi="Arial"/>
@@ -24699,7 +25233,7 @@
               <w:spacing w:after="10" w:before="0"/>
               <w:ind w:left="120"/>
             </w:pPr>
-            <w:hyperlink w:history="1" r:id="rIdvjj-s9luofo0ujndmsowo">
+            <w:hyperlink w:history="1" r:id="rIdzqtnriegp92ljwbuu-9nv">
               <w:r>
                 <w:rPr>
                   <w:rFonts w:ascii="Arial" w:cs="Arial" w:eastAsia="Arial" w:hAnsi="Arial"/>
@@ -24759,7 +25293,7 @@
             <w:pPr>
               <w:spacing w:after="20" w:before="0"/>
             </w:pPr>
-            <w:hyperlink w:history="1" r:id="rId8z-vstu2kbzvzxudet_zq">
+            <w:hyperlink w:history="1" r:id="rId0vtxjoh2lpjsdbqpms6_x">
               <w:r>
                 <w:rPr>
                   <w:rFonts w:ascii="Arial" w:cs="Arial" w:eastAsia="Arial" w:hAnsi="Arial"/>
@@ -24774,6 +25308,22 @@
           </w:p>
           <w:p>
             <w:pPr>
+              <w:spacing w:after="20" w:before="0"/>
+            </w:pPr>
+            <w:r>
+              <w:rPr>
+                <w:rFonts w:ascii="Arial" w:cs="Arial" w:eastAsia="Arial" w:hAnsi="Arial"/>
+                <w:i/>
+                <w:iCs/>
+                <w:color w:val="595959"/>
+                <w:sz w:val="16"/>
+                <w:szCs w:val="16"/>
+              </w:rPr>
+              <w:t xml:space="preserve">Related topic: not an exact match for this lesson.</w:t>
+            </w:r>
+          </w:p>
+          <w:p>
+            <w:pPr>
               <w:spacing w:after="10" w:before="0"/>
               <w:ind w:left="120"/>
             </w:pPr>
@@ -24792,7 +25342,7 @@
               <w:spacing w:after="10" w:before="0"/>
               <w:ind w:left="120"/>
             </w:pPr>
-            <w:hyperlink w:history="1" r:id="rIdyp_d-fw2xfk3iimwfyaij">
+            <w:hyperlink w:history="1" r:id="rIdvtpp_ypstwtsduyoi62m6">
               <w:r>
                 <w:rPr>
                   <w:rFonts w:ascii="Arial" w:cs="Arial" w:eastAsia="Arial" w:hAnsi="Arial"/>
@@ -25304,7 +25854,7 @@
         </w:rPr>
         <w:t xml:space="preserve">© 2026 SeaVuria and ARES. Aligned with KICD objectives. Developed by SeaVuria; technical implementation by ARES (with AI assistance from Claude). Licensed under </w:t>
       </w:r>
-      <w:hyperlink w:history="1" r:id="rIdz69ixyir0fqdrhs9qqlry">
+      <w:hyperlink w:history="1" r:id="rIdx7tk0qw-2nzv4ywicosfv">
         <w:r>
           <w:rPr>
             <w:rFonts w:ascii="Arial" w:cs="Arial" w:eastAsia="Arial" w:hAnsi="Arial"/>
@@ -25325,7 +25875,7 @@
         </w:rPr>
         <w:t xml:space="preserve"> (</w:t>
       </w:r>
-      <w:hyperlink w:history="1" r:id="rIdzidevryiluioi6gzxd0fg">
+      <w:hyperlink w:history="1" r:id="rIdmljcbzut9q-g4m3lifedw">
         <w:r>
           <w:rPr>
             <w:rFonts w:ascii="Arial" w:cs="Arial" w:eastAsia="Arial" w:hAnsi="Arial"/>

--- a/data/outputs/v2/General_Science/SS1.6_Plant_Growth_and_Development/General_Science_Plant_Growth_and_Development_CBE_LessonSequence.docx
+++ b/data/outputs/v2/General_Science/SS1.6_Plant_Growth_and_Development/General_Science_Plant_Growth_and_Development_CBE_LessonSequence.docx
@@ -2263,7 +2263,7 @@
         </w:rPr>
         <w:t xml:space="preserve">© 2026 SeaVuria and ARES. This work is licensed under a </w:t>
       </w:r>
-      <w:hyperlink w:history="1" r:id="rIdvdijujvdxvn5imasqvwbw">
+      <w:hyperlink w:history="1" r:id="rIdcfa2_acmqukah2wwu7r1p">
         <w:r>
           <w:rPr>
             <w:rFonts w:ascii="Arial" w:cs="Arial" w:eastAsia="Arial" w:hAnsi="Arial"/>
@@ -2283,7 +2283,7 @@
         </w:rPr>
         <w:t xml:space="preserve"> (</w:t>
       </w:r>
-      <w:hyperlink w:history="1" r:id="rId57ho6tbhaipfkr-cb_gxj">
+      <w:hyperlink w:history="1" r:id="rId8qtmg2b7ao7dits8habme">
         <w:r>
           <w:rPr>
             <w:rFonts w:ascii="Arial" w:cs="Arial" w:eastAsia="Arial" w:hAnsi="Arial"/>
@@ -2303,7 +2303,7 @@
         </w:rPr>
         <w:t xml:space="preserve">). To view a copy of this license, visit </w:t>
       </w:r>
-      <w:hyperlink w:history="1" r:id="rIdeax0nndejvdrnz6q5rthy">
+      <w:hyperlink w:history="1" r:id="rIdddu4hxdamx0xovru001py">
         <w:r>
           <w:rPr>
             <w:rFonts w:ascii="Arial" w:cs="Arial" w:eastAsia="Arial" w:hAnsi="Arial"/>
@@ -3332,7 +3332,7 @@
               <w:spacing w:after="10" w:before="0"/>
               <w:ind w:left="120"/>
             </w:pPr>
-            <w:hyperlink w:history="1" r:id="rIdzwyflrplict7rfvgrwitf">
+            <w:hyperlink w:history="1" r:id="rIdaouu2c41_sogy_skipxlq">
               <w:r>
                 <w:rPr>
                   <w:rFonts w:ascii="Arial" w:cs="Arial" w:eastAsia="Arial" w:hAnsi="Arial"/>
@@ -3392,7 +3392,7 @@
             <w:pPr>
               <w:spacing w:after="20" w:before="0"/>
             </w:pPr>
-            <w:hyperlink w:history="1" r:id="rId3-vmr6hwgdryvuclqa8jw">
+            <w:hyperlink w:history="1" r:id="rIdpbvvegtjycfrb3cthndj9">
               <w:r>
                 <w:rPr>
                   <w:rFonts w:ascii="Arial" w:cs="Arial" w:eastAsia="Arial" w:hAnsi="Arial"/>
@@ -3441,7 +3441,7 @@
               <w:spacing w:after="10" w:before="0"/>
               <w:ind w:left="120"/>
             </w:pPr>
-            <w:hyperlink w:history="1" r:id="rIdq2qfuezck22pbueunnyx-">
+            <w:hyperlink w:history="1" r:id="rIdwxzddlojhszjscingcddz">
               <w:r>
                 <w:rPr>
                   <w:rFonts w:ascii="Arial" w:cs="Arial" w:eastAsia="Arial" w:hAnsi="Arial"/>
@@ -3653,7 +3653,7 @@
               <w:spacing w:after="10" w:before="0"/>
               <w:ind w:left="120"/>
             </w:pPr>
-            <w:hyperlink w:history="1" r:id="rIdpwidagqhlwljaffwsjlrx">
+            <w:hyperlink w:history="1" r:id="rIdu8vcdrldhr7gcve1vict7">
               <w:r>
                 <w:rPr>
                   <w:rFonts w:ascii="Arial" w:cs="Arial" w:eastAsia="Arial" w:hAnsi="Arial"/>
@@ -3713,7 +3713,7 @@
             <w:pPr>
               <w:spacing w:after="20" w:before="0"/>
             </w:pPr>
-            <w:hyperlink w:history="1" r:id="rIdmnzhecx_zi4_ttuebtw9u">
+            <w:hyperlink w:history="1" r:id="rId4sbh5wjdfxt7gicpdulm8">
               <w:r>
                 <w:rPr>
                   <w:rFonts w:ascii="Arial" w:cs="Arial" w:eastAsia="Arial" w:hAnsi="Arial"/>
@@ -3762,7 +3762,7 @@
               <w:spacing w:after="10" w:before="0"/>
               <w:ind w:left="120"/>
             </w:pPr>
-            <w:hyperlink w:history="1" r:id="rId3z7vli631lkzeuz8xhaw-">
+            <w:hyperlink w:history="1" r:id="rIdm97-cegoy2rr7774j7rr9">
               <w:r>
                 <w:rPr>
                   <w:rFonts w:ascii="Arial" w:cs="Arial" w:eastAsia="Arial" w:hAnsi="Arial"/>
@@ -3974,7 +3974,7 @@
               <w:spacing w:after="10" w:before="0"/>
               <w:ind w:left="120"/>
             </w:pPr>
-            <w:hyperlink w:history="1" r:id="rId5i-kcgsktaywv_0fsb4iu">
+            <w:hyperlink w:history="1" r:id="rId5i2s84gjlt903mfded7wx">
               <w:r>
                 <w:rPr>
                   <w:rFonts w:ascii="Arial" w:cs="Arial" w:eastAsia="Arial" w:hAnsi="Arial"/>
@@ -4034,7 +4034,7 @@
             <w:pPr>
               <w:spacing w:after="20" w:before="0"/>
             </w:pPr>
-            <w:hyperlink w:history="1" r:id="rIdgvwxqqci9osfx5ggagliq">
+            <w:hyperlink w:history="1" r:id="rIdpxtkyhemecc54jwpa8ouj">
               <w:r>
                 <w:rPr>
                   <w:rFonts w:ascii="Arial" w:cs="Arial" w:eastAsia="Arial" w:hAnsi="Arial"/>
@@ -4083,7 +4083,7 @@
               <w:spacing w:after="10" w:before="0"/>
               <w:ind w:left="120"/>
             </w:pPr>
-            <w:hyperlink w:history="1" r:id="rIdhe8jxssra7khz2qrvoqiz">
+            <w:hyperlink w:history="1" r:id="rIdermxoe_ckmqyzjslsjch8">
               <w:r>
                 <w:rPr>
                   <w:rFonts w:ascii="Arial" w:cs="Arial" w:eastAsia="Arial" w:hAnsi="Arial"/>
@@ -4295,7 +4295,7 @@
               <w:spacing w:after="10" w:before="0"/>
               <w:ind w:left="120"/>
             </w:pPr>
-            <w:hyperlink w:history="1" r:id="rIdozwk5-zwcmpuw6isunu9h">
+            <w:hyperlink w:history="1" r:id="rIdamwxpknqccgqhnqct3wl8">
               <w:r>
                 <w:rPr>
                   <w:rFonts w:ascii="Arial" w:cs="Arial" w:eastAsia="Arial" w:hAnsi="Arial"/>
@@ -4355,7 +4355,7 @@
             <w:pPr>
               <w:spacing w:after="20" w:before="0"/>
             </w:pPr>
-            <w:hyperlink w:history="1" r:id="rIdjbpacf3kdkwhtn9_pg4k7">
+            <w:hyperlink w:history="1" r:id="rIdz0vrouitklq2ftwln-vom">
               <w:r>
                 <w:rPr>
                   <w:rFonts w:ascii="Arial" w:cs="Arial" w:eastAsia="Arial" w:hAnsi="Arial"/>
@@ -4404,7 +4404,7 @@
               <w:spacing w:after="10" w:before="0"/>
               <w:ind w:left="120"/>
             </w:pPr>
-            <w:hyperlink w:history="1" r:id="rIdla12cteah1qv7zsdzqb2z">
+            <w:hyperlink w:history="1" r:id="rId2cidov-pwdashuzot1mep">
               <w:r>
                 <w:rPr>
                   <w:rFonts w:ascii="Arial" w:cs="Arial" w:eastAsia="Arial" w:hAnsi="Arial"/>
@@ -4616,7 +4616,7 @@
               <w:spacing w:after="10" w:before="0"/>
               <w:ind w:left="120"/>
             </w:pPr>
-            <w:hyperlink w:history="1" r:id="rIdhlo7optfwkuafnr7tguaz">
+            <w:hyperlink w:history="1" r:id="rId0nivstjyyocy_gjxthja4">
               <w:r>
                 <w:rPr>
                   <w:rFonts w:ascii="Arial" w:cs="Arial" w:eastAsia="Arial" w:hAnsi="Arial"/>
@@ -4676,7 +4676,7 @@
             <w:pPr>
               <w:spacing w:after="20" w:before="0"/>
             </w:pPr>
-            <w:hyperlink w:history="1" r:id="rIdqljknw8ul-fsem3iwdvsw">
+            <w:hyperlink w:history="1" r:id="rIdydbn5ftjh7eucjreochmp">
               <w:r>
                 <w:rPr>
                   <w:rFonts w:ascii="Arial" w:cs="Arial" w:eastAsia="Arial" w:hAnsi="Arial"/>
@@ -4725,7 +4725,7 @@
               <w:spacing w:after="10" w:before="0"/>
               <w:ind w:left="120"/>
             </w:pPr>
-            <w:hyperlink w:history="1" r:id="rIdr-u1_hxnukafmfmzxqg5l">
+            <w:hyperlink w:history="1" r:id="rIdwwwmxfnirr74emts_rnkr">
               <w:r>
                 <w:rPr>
                   <w:rFonts w:ascii="Arial" w:cs="Arial" w:eastAsia="Arial" w:hAnsi="Arial"/>
@@ -5237,7 +5237,7 @@
         </w:rPr>
         <w:t xml:space="preserve">© 2026 SeaVuria and ARES. Aligned with KICD objectives. Developed by SeaVuria; technical implementation by ARES (with AI assistance from Claude). Licensed under </w:t>
       </w:r>
-      <w:hyperlink w:history="1" r:id="rIdmewcolwaymw_9u9r_f8qw">
+      <w:hyperlink w:history="1" r:id="rIds4gqpiuzcnn7ammd6mi5o">
         <w:r>
           <w:rPr>
             <w:rFonts w:ascii="Arial" w:cs="Arial" w:eastAsia="Arial" w:hAnsi="Arial"/>
@@ -5258,7 +5258,7 @@
         </w:rPr>
         <w:t xml:space="preserve"> (</w:t>
       </w:r>
-      <w:hyperlink w:history="1" r:id="rIdivntn8fpeq1p75sfwdoxw">
+      <w:hyperlink w:history="1" r:id="rId4kudgtrufpj1gl0mxc35j">
         <w:r>
           <w:rPr>
             <w:rFonts w:ascii="Arial" w:cs="Arial" w:eastAsia="Arial" w:hAnsi="Arial"/>
@@ -6288,7 +6288,7 @@
               <w:spacing w:after="10" w:before="0"/>
               <w:ind w:left="120"/>
             </w:pPr>
-            <w:hyperlink w:history="1" r:id="rId4ckwdyu00-_i3axm_b_bd">
+            <w:hyperlink w:history="1" r:id="rIdf-q8tihjare5htxwe2tc0">
               <w:r>
                 <w:rPr>
                   <w:rFonts w:ascii="Arial" w:cs="Arial" w:eastAsia="Arial" w:hAnsi="Arial"/>
@@ -6348,7 +6348,7 @@
             <w:pPr>
               <w:spacing w:after="20" w:before="0"/>
             </w:pPr>
-            <w:hyperlink w:history="1" r:id="rIdvtlsxbkf_smcw2m2g48sy">
+            <w:hyperlink w:history="1" r:id="rIdkast4yrwxhks5kbzj7nqo">
               <w:r>
                 <w:rPr>
                   <w:rFonts w:ascii="Arial" w:cs="Arial" w:eastAsia="Arial" w:hAnsi="Arial"/>
@@ -6397,7 +6397,7 @@
               <w:spacing w:after="10" w:before="0"/>
               <w:ind w:left="120"/>
             </w:pPr>
-            <w:hyperlink w:history="1" r:id="rIdofobldjoaj7castismc5v">
+            <w:hyperlink w:history="1" r:id="rIdyuefpoqt1twsxj3gxyob7">
               <w:r>
                 <w:rPr>
                   <w:rFonts w:ascii="Arial" w:cs="Arial" w:eastAsia="Arial" w:hAnsi="Arial"/>
@@ -6609,7 +6609,7 @@
               <w:spacing w:after="10" w:before="0"/>
               <w:ind w:left="120"/>
             </w:pPr>
-            <w:hyperlink w:history="1" r:id="rId8hl5tcsrrh4-xqnspyjlm">
+            <w:hyperlink w:history="1" r:id="rIducn-5okebm5d2e6wglm1m">
               <w:r>
                 <w:rPr>
                   <w:rFonts w:ascii="Arial" w:cs="Arial" w:eastAsia="Arial" w:hAnsi="Arial"/>
@@ -6669,7 +6669,7 @@
             <w:pPr>
               <w:spacing w:after="20" w:before="0"/>
             </w:pPr>
-            <w:hyperlink w:history="1" r:id="rIdbmsuxyt05u10u7t87szft">
+            <w:hyperlink w:history="1" r:id="rId7nh80edtd1cfqfyrxixi2">
               <w:r>
                 <w:rPr>
                   <w:rFonts w:ascii="Arial" w:cs="Arial" w:eastAsia="Arial" w:hAnsi="Arial"/>
@@ -6718,7 +6718,7 @@
               <w:spacing w:after="10" w:before="0"/>
               <w:ind w:left="120"/>
             </w:pPr>
-            <w:hyperlink w:history="1" r:id="rIdp4s3th3tuvriyhq0yvxak">
+            <w:hyperlink w:history="1" r:id="rIdib7cw7ktekzuxjh0khrd-">
               <w:r>
                 <w:rPr>
                   <w:rFonts w:ascii="Arial" w:cs="Arial" w:eastAsia="Arial" w:hAnsi="Arial"/>
@@ -6930,7 +6930,7 @@
               <w:spacing w:after="10" w:before="0"/>
               <w:ind w:left="120"/>
             </w:pPr>
-            <w:hyperlink w:history="1" r:id="rIdjslicvd1vmqrfvwbwnlc-">
+            <w:hyperlink w:history="1" r:id="rIdl24mtyb2uni6zhirycc_p">
               <w:r>
                 <w:rPr>
                   <w:rFonts w:ascii="Arial" w:cs="Arial" w:eastAsia="Arial" w:hAnsi="Arial"/>
@@ -6990,7 +6990,7 @@
             <w:pPr>
               <w:spacing w:after="20" w:before="0"/>
             </w:pPr>
-            <w:hyperlink w:history="1" r:id="rIdo-pilecd9uawxwhyk3ufs">
+            <w:hyperlink w:history="1" r:id="rIdfetq4h5zps_d_wupgzzri">
               <w:r>
                 <w:rPr>
                   <w:rFonts w:ascii="Arial" w:cs="Arial" w:eastAsia="Arial" w:hAnsi="Arial"/>
@@ -7039,7 +7039,7 @@
               <w:spacing w:after="10" w:before="0"/>
               <w:ind w:left="120"/>
             </w:pPr>
-            <w:hyperlink w:history="1" r:id="rId4ljjdjept5untq0zuxtgm">
+            <w:hyperlink w:history="1" r:id="rIdg8o0rjmod4dfjchjcaity">
               <w:r>
                 <w:rPr>
                   <w:rFonts w:ascii="Arial" w:cs="Arial" w:eastAsia="Arial" w:hAnsi="Arial"/>
@@ -7251,7 +7251,7 @@
               <w:spacing w:after="10" w:before="0"/>
               <w:ind w:left="120"/>
             </w:pPr>
-            <w:hyperlink w:history="1" r:id="rIdir18bkhwhniuyrryqujrs">
+            <w:hyperlink w:history="1" r:id="rIdae9zbl3rvufetpm4jvkvj">
               <w:r>
                 <w:rPr>
                   <w:rFonts w:ascii="Arial" w:cs="Arial" w:eastAsia="Arial" w:hAnsi="Arial"/>
@@ -7311,7 +7311,7 @@
             <w:pPr>
               <w:spacing w:after="20" w:before="0"/>
             </w:pPr>
-            <w:hyperlink w:history="1" r:id="rIdlkdlfprf22oshzzn7ggmi">
+            <w:hyperlink w:history="1" r:id="rIdxoptnclwow_8x0tlx6jdn">
               <w:r>
                 <w:rPr>
                   <w:rFonts w:ascii="Arial" w:cs="Arial" w:eastAsia="Arial" w:hAnsi="Arial"/>
@@ -7360,7 +7360,7 @@
               <w:spacing w:after="10" w:before="0"/>
               <w:ind w:left="120"/>
             </w:pPr>
-            <w:hyperlink w:history="1" r:id="rIdps236cb1vdcgoommrluzr">
+            <w:hyperlink w:history="1" r:id="rIdt_qeovyaizzh-nvt3a47z">
               <w:r>
                 <w:rPr>
                   <w:rFonts w:ascii="Arial" w:cs="Arial" w:eastAsia="Arial" w:hAnsi="Arial"/>
@@ -7572,7 +7572,7 @@
               <w:spacing w:after="10" w:before="0"/>
               <w:ind w:left="120"/>
             </w:pPr>
-            <w:hyperlink w:history="1" r:id="rIdrls-gds5p8bap4hlaghsp">
+            <w:hyperlink w:history="1" r:id="rIdhfqwu4fst21qjs_arnkey">
               <w:r>
                 <w:rPr>
                   <w:rFonts w:ascii="Arial" w:cs="Arial" w:eastAsia="Arial" w:hAnsi="Arial"/>
@@ -7632,7 +7632,7 @@
             <w:pPr>
               <w:spacing w:after="20" w:before="0"/>
             </w:pPr>
-            <w:hyperlink w:history="1" r:id="rIdl_eer5e4gijdqfr_yoxyq">
+            <w:hyperlink w:history="1" r:id="rIdz1xatz3s2mtwsuog1igmd">
               <w:r>
                 <w:rPr>
                   <w:rFonts w:ascii="Arial" w:cs="Arial" w:eastAsia="Arial" w:hAnsi="Arial"/>
@@ -7681,7 +7681,7 @@
               <w:spacing w:after="10" w:before="0"/>
               <w:ind w:left="120"/>
             </w:pPr>
-            <w:hyperlink w:history="1" r:id="rIdb8dbtba4fyypeqdgtzyko">
+            <w:hyperlink w:history="1" r:id="rIdkc18g1rlo_dzicrxqhla-">
               <w:r>
                 <w:rPr>
                   <w:rFonts w:ascii="Arial" w:cs="Arial" w:eastAsia="Arial" w:hAnsi="Arial"/>
@@ -8193,7 +8193,7 @@
         </w:rPr>
         <w:t xml:space="preserve">© 2026 SeaVuria and ARES. Aligned with KICD objectives. Developed by SeaVuria; technical implementation by ARES (with AI assistance from Claude). Licensed under </w:t>
       </w:r>
-      <w:hyperlink w:history="1" r:id="rIdalyjkh764bwdzpucvqqq6">
+      <w:hyperlink w:history="1" r:id="rId46xvlbz5r0ytnmwp6fggp">
         <w:r>
           <w:rPr>
             <w:rFonts w:ascii="Arial" w:cs="Arial" w:eastAsia="Arial" w:hAnsi="Arial"/>
@@ -8214,7 +8214,7 @@
         </w:rPr>
         <w:t xml:space="preserve"> (</w:t>
       </w:r>
-      <w:hyperlink w:history="1" r:id="rIdte1vol1kn7gjy9jxj30xo">
+      <w:hyperlink w:history="1" r:id="rIdsboljj5bxlz6fq5mif__y">
         <w:r>
           <w:rPr>
             <w:rFonts w:ascii="Arial" w:cs="Arial" w:eastAsia="Arial" w:hAnsi="Arial"/>
@@ -9227,7 +9227,7 @@
             <w:pPr>
               <w:spacing w:after="20" w:before="0"/>
             </w:pPr>
-            <w:hyperlink w:history="1" r:id="rIdtfeyilestxcrea7kpiy8e">
+            <w:hyperlink w:history="1" r:id="rIdvs4wr7pvekcxfjhw3idiw">
               <w:r>
                 <w:rPr>
                   <w:rFonts w:ascii="Arial" w:cs="Arial" w:eastAsia="Arial" w:hAnsi="Arial"/>
@@ -9260,7 +9260,7 @@
               <w:spacing w:after="10" w:before="0"/>
               <w:ind w:left="120"/>
             </w:pPr>
-            <w:hyperlink w:history="1" r:id="rIdxxkjchdmodjbfvklrfek5">
+            <w:hyperlink w:history="1" r:id="rIdz1gnzmxjtjizgpv7hm9qw">
               <w:r>
                 <w:rPr>
                   <w:rFonts w:ascii="Arial" w:cs="Arial" w:eastAsia="Arial" w:hAnsi="Arial"/>
@@ -9305,7 +9305,7 @@
             <w:pPr>
               <w:spacing w:after="20" w:before="0"/>
             </w:pPr>
-            <w:hyperlink w:history="1" r:id="rIdkl6gbgrsnotrogpeqg_wa">
+            <w:hyperlink w:history="1" r:id="rIdrm-k6ibfhr7hox3viupd2">
               <w:r>
                 <w:rPr>
                   <w:rFonts w:ascii="Arial" w:cs="Arial" w:eastAsia="Arial" w:hAnsi="Arial"/>
@@ -9354,7 +9354,7 @@
               <w:spacing w:after="10" w:before="0"/>
               <w:ind w:left="120"/>
             </w:pPr>
-            <w:hyperlink w:history="1" r:id="rId8cnufcmcnh3r_tu3r3ghm">
+            <w:hyperlink w:history="1" r:id="rIdo1t7tz-ldkd9blfcoawfu">
               <w:r>
                 <w:rPr>
                   <w:rFonts w:ascii="Arial" w:cs="Arial" w:eastAsia="Arial" w:hAnsi="Arial"/>
@@ -9428,7 +9428,7 @@
                 <w:sz w:val="18"/>
                 <w:szCs w:val="18"/>
               </w:rPr>
-              <w:t xml:space="preserve">Display the Lesson 1 DQB column What we think we know. Say: Last week we learned that some seeds stay dormant because of a hard coat, chemical inhibitors, or bad conditions. Today we are going to test: what exact conditions does a seed actually need to WAKE UP and start growing? Give students 2 minutes to reread their Lesson 1 predictions silently. Then say: Turn to your partner and share one prediction you made in Lesson 1 that you still believe and one you are now less sure about. Allow 2 minutes of partner talk. Call on three pairs. Then say: I am now going to give you a new scenario. The Kisumu farmer has four cups of maize seeds. Write your prediction for each cup before we plan the experiment together. WAIT TIME: After posing the cup scenario, wait a full 60 seconds of silent writing before asking anyone to share. This protects thinking time for all learners.</w:t>
+              <w:t xml:space="preserve">Display the Lesson 1 DQB column What we think we know. Say: In Lesson 2 we learned that some seeds stay dormant because of a hard coat, chemical inhibitors, or bad conditions. Today we are going to test: what exact conditions does a seed actually need to WAKE UP and start growing? Give students 2 minutes to reread their Lesson 1 predictions silently. Then say: Turn to your partner and share one prediction you made in Lesson 1 that you still believe and one you are now less sure about. Allow 2 minutes of partner talk. Call on three pairs. Then say: I am now going to give you a new scenario. The Kisumu farmer has four cups of maize seeds. Write your prediction for each cup before we plan the experiment together. WAIT TIME: After posing the cup scenario, wait a full 60 seconds of silent writing before asking anyone to share. This protects thinking time for all learners.</w:t>
             </w:r>
           </w:p>
         </w:tc>
@@ -9549,7 +9549,7 @@
             <w:pPr>
               <w:spacing w:after="20" w:before="0"/>
             </w:pPr>
-            <w:hyperlink w:history="1" r:id="rIdcr9t6r7t_chwjltqrer_l">
+            <w:hyperlink w:history="1" r:id="rIdohh4ssl1ka2tgfr0cb6cm">
               <w:r>
                 <w:rPr>
                   <w:rFonts w:ascii="Arial" w:cs="Arial" w:eastAsia="Arial" w:hAnsi="Arial"/>
@@ -9582,7 +9582,7 @@
               <w:spacing w:after="10" w:before="0"/>
               <w:ind w:left="120"/>
             </w:pPr>
-            <w:hyperlink w:history="1" r:id="rIdr6zj7nrfcefxpcc6wnsrj">
+            <w:hyperlink w:history="1" r:id="rIdmtg1dfl7pzfnhf8-u9myu">
               <w:r>
                 <w:rPr>
                   <w:rFonts w:ascii="Arial" w:cs="Arial" w:eastAsia="Arial" w:hAnsi="Arial"/>
@@ -9627,7 +9627,7 @@
             <w:pPr>
               <w:spacing w:after="20" w:before="0"/>
             </w:pPr>
-            <w:hyperlink w:history="1" r:id="rIdhqj_2i81i-toqluqijdmz">
+            <w:hyperlink w:history="1" r:id="rIds2sfbkfoceejhgnagrqpo">
               <w:r>
                 <w:rPr>
                   <w:rFonts w:ascii="Arial" w:cs="Arial" w:eastAsia="Arial" w:hAnsi="Arial"/>
@@ -9676,7 +9676,7 @@
               <w:spacing w:after="10" w:before="0"/>
               <w:ind w:left="120"/>
             </w:pPr>
-            <w:hyperlink w:history="1" r:id="rIdsybw1asdpcx0ztvlwd-ij">
+            <w:hyperlink w:history="1" r:id="rIddoagm_ntpnhhi96vrorvp">
               <w:r>
                 <w:rPr>
                   <w:rFonts w:ascii="Arial" w:cs="Arial" w:eastAsia="Arial" w:hAnsi="Arial"/>
@@ -9871,7 +9871,7 @@
             <w:pPr>
               <w:spacing w:after="20" w:before="0"/>
             </w:pPr>
-            <w:hyperlink w:history="1" r:id="rIdr42ydjd0akxfz57mn6xkm">
+            <w:hyperlink w:history="1" r:id="rId8_r9wrnze0vptdwfnjw8c">
               <w:r>
                 <w:rPr>
                   <w:rFonts w:ascii="Arial" w:cs="Arial" w:eastAsia="Arial" w:hAnsi="Arial"/>
@@ -9920,7 +9920,7 @@
               <w:spacing w:after="10" w:before="0"/>
               <w:ind w:left="120"/>
             </w:pPr>
-            <w:hyperlink w:history="1" r:id="rIdhiiilt0nvo4xygwfpgkdl">
+            <w:hyperlink w:history="1" r:id="rIdt6vgz9cl3aivwtaiylat9">
               <w:r>
                 <w:rPr>
                   <w:rFonts w:ascii="Arial" w:cs="Arial" w:eastAsia="Arial" w:hAnsi="Arial"/>
@@ -9965,7 +9965,7 @@
             <w:pPr>
               <w:spacing w:after="20" w:before="0"/>
             </w:pPr>
-            <w:hyperlink w:history="1" r:id="rId2kdqoeyf1_zprc6dxhr41">
+            <w:hyperlink w:history="1" r:id="rIdsxeylu4_gipqhowlh5bsl">
               <w:r>
                 <w:rPr>
                   <w:rFonts w:ascii="Arial" w:cs="Arial" w:eastAsia="Arial" w:hAnsi="Arial"/>
@@ -10014,7 +10014,7 @@
               <w:spacing w:after="10" w:before="0"/>
               <w:ind w:left="120"/>
             </w:pPr>
-            <w:hyperlink w:history="1" r:id="rId2g_rlc5l5sjrapclibmll">
+            <w:hyperlink w:history="1" r:id="rIdke9z4gl4pgzhqrkzj3hrw">
               <w:r>
                 <w:rPr>
                   <w:rFonts w:ascii="Arial" w:cs="Arial" w:eastAsia="Arial" w:hAnsi="Arial"/>
@@ -10056,7 +10056,7 @@
                 <w:sz w:val="18"/>
                 <w:szCs w:val="18"/>
               </w:rPr>
-              <w:t xml:space="preserve">After set-up, groups pause to discuss and write a brief scientific explanation connecting today's experiment to prior knowledge from Lessons 1 and 2. The teacher poses three explain prompts on the board: (1) Based on what you already know, explain WHY you predict Cup B seeds will not germinate. Use the word imbibition or water uptake in your answer. (2) We learned in Lesson 2 that abscisic acid keeps seeds dormant. Which cup condition might be similar to how abscisic acid works, and why? (3) The Kisumu farmer stored bean seeds for two seasons in a dry tin. Using today's experiment, explain why those seeds did not germinate in the tin. Students write responses individually for 4 minutes, then compare answers within the group. Groups share one insight with the class. The teacher uses student responses to build a class explanation on the board connecting the three conditions (water, oxygen, temperature) to the cellular processes that start germination: water triggers imbibition which activates enzymes; oxygen supports aerobic respiration to release energy for cell division; optimum temperature ensures enzyme activity is at its peak.</w:t>
+              <w:t xml:space="preserve">After set-up, groups pause to discuss and write a brief scientific explanation connecting today's experiment to prior knowledge from Lessons 1 and 2. The teacher poses three explain prompts on the board: (1) Based on what you already know, explain WHY you predict Cup B seeds will not germinate. Use the word imbibition or water uptake in your answer. (2) We learned in Lesson 2 that abscisic acid keeps seeds dormant. Which cup condition might be similar to how abscisic acid works, and why? (3) The Kisumu farmer stored bean seeds for two seasons in a dry gourd. Using today's experiment, explain why those seeds did not germinate in the gourd. Students write responses individually for 4 minutes, then compare answers within the group. Groups share one insight with the class. The teacher uses student responses to build a class explanation on the board connecting the three conditions (water, oxygen, temperature) to the cellular processes that start germination: water triggers imbibition which activates enzymes; oxygen supports aerobic respiration to release energy for cell division; optimum temperature ensures enzyme activity is at its peak.</w:t>
             </w:r>
           </w:p>
         </w:tc>
@@ -10152,7 +10152,7 @@
                 <w:sz w:val="18"/>
                 <w:szCs w:val="18"/>
               </w:rPr>
-              <w:t xml:space="preserve">Circulate during the 4 minutes of individual writing. Specifically check: does the student connect water to enzyme activation or cell expansion (imbibition)? Does the student connect oxygen to respiration and energy release? Does the student connect the dry tin storage to the No Water condition in their experiment? Students who write only one-word answers (seeds need water to grow) need a prompt such as: Can you explain what water actually does inside the seed after it soaks in? This reveals depth of understanding beyond recall.</w:t>
+              <w:t xml:space="preserve">Circulate during the 4 minutes of individual writing. Specifically check: does the student connect water to enzyme activation or cell expansion (imbibition)? Does the student connect oxygen to respiration and energy release? Does the student connect the dry gourd storage to the No Water condition in their experiment? Students who write only one-word answers (seeds need water to grow) need a prompt such as: Can you explain what water actually does inside the seed after it soaks in? This reveals depth of understanding beyond recall.</w:t>
             </w:r>
           </w:p>
         </w:tc>
@@ -10209,7 +10209,7 @@
             <w:pPr>
               <w:spacing w:after="20" w:before="0"/>
             </w:pPr>
-            <w:hyperlink w:history="1" r:id="rIdwjvwmzmnyu-wylb7cheda">
+            <w:hyperlink w:history="1" r:id="rIdggerz14wvkbyabq9jtxg6">
               <w:r>
                 <w:rPr>
                   <w:rFonts w:ascii="Arial" w:cs="Arial" w:eastAsia="Arial" w:hAnsi="Arial"/>
@@ -10258,7 +10258,7 @@
               <w:spacing w:after="10" w:before="0"/>
               <w:ind w:left="120"/>
             </w:pPr>
-            <w:hyperlink w:history="1" r:id="rId7hq70lfp4npgohr0lxjd-">
+            <w:hyperlink w:history="1" r:id="rIddur4wgbjdwyo8fgrv8f8f">
               <w:r>
                 <w:rPr>
                   <w:rFonts w:ascii="Arial" w:cs="Arial" w:eastAsia="Arial" w:hAnsi="Arial"/>
@@ -10303,7 +10303,7 @@
             <w:pPr>
               <w:spacing w:after="20" w:before="0"/>
             </w:pPr>
-            <w:hyperlink w:history="1" r:id="rId7q-dnhd0bisfyw2ott3f9">
+            <w:hyperlink w:history="1" r:id="rIdbjx2pho2-cjvl2di3tkhf">
               <w:r>
                 <w:rPr>
                   <w:rFonts w:ascii="Arial" w:cs="Arial" w:eastAsia="Arial" w:hAnsi="Arial"/>
@@ -10352,7 +10352,7 @@
               <w:spacing w:after="10" w:before="0"/>
               <w:ind w:left="120"/>
             </w:pPr>
-            <w:hyperlink w:history="1" r:id="rIddkl9c2kpwja2sn02g8ret">
+            <w:hyperlink w:history="1" r:id="rIddwbkflcvyublegurdwto4">
               <w:r>
                 <w:rPr>
                   <w:rFonts w:ascii="Arial" w:cs="Arial" w:eastAsia="Arial" w:hAnsi="Arial"/>
@@ -10547,7 +10547,7 @@
             <w:pPr>
               <w:spacing w:after="20" w:before="0"/>
             </w:pPr>
-            <w:hyperlink w:history="1" r:id="rId9bdlq8fyawdgc7p4rlvlp">
+            <w:hyperlink w:history="1" r:id="rIdbqyaulksp8yqp5clvfix2">
               <w:r>
                 <w:rPr>
                   <w:rFonts w:ascii="Arial" w:cs="Arial" w:eastAsia="Arial" w:hAnsi="Arial"/>
@@ -10580,7 +10580,7 @@
               <w:spacing w:after="10" w:before="0"/>
               <w:ind w:left="120"/>
             </w:pPr>
-            <w:hyperlink w:history="1" r:id="rIdkgh1qab3ojnhq8ejev-ej">
+            <w:hyperlink w:history="1" r:id="rIdbroetdbtu1ltnmfbkkczk">
               <w:r>
                 <w:rPr>
                   <w:rFonts w:ascii="Arial" w:cs="Arial" w:eastAsia="Arial" w:hAnsi="Arial"/>
@@ -10625,7 +10625,7 @@
             <w:pPr>
               <w:spacing w:after="20" w:before="0"/>
             </w:pPr>
-            <w:hyperlink w:history="1" r:id="rIderd3gyo4ib9nmblgunikz">
+            <w:hyperlink w:history="1" r:id="rIdoulyfgeyc4ubndctchn86">
               <w:r>
                 <w:rPr>
                   <w:rFonts w:ascii="Arial" w:cs="Arial" w:eastAsia="Arial" w:hAnsi="Arial"/>
@@ -10674,7 +10674,7 @@
               <w:spacing w:after="10" w:before="0"/>
               <w:ind w:left="120"/>
             </w:pPr>
-            <w:hyperlink w:history="1" r:id="rIdenlcistsdyimkf5hwoafd">
+            <w:hyperlink w:history="1" r:id="rIdout9lsbd0akos79wmwogp">
               <w:r>
                 <w:rPr>
                   <w:rFonts w:ascii="Arial" w:cs="Arial" w:eastAsia="Arial" w:hAnsi="Arial"/>
@@ -11098,7 +11098,7 @@
                 <w:sz w:val="18"/>
                 <w:szCs w:val="18"/>
               </w:rPr>
-              <w:t xml:space="preserve">We learned that three conditions are essential for germination: water (which triggers imbibition and enzyme activation), oxygen (which powers aerobic respiration to release energy for cell growth), and optimum temperature (which ensures enzyme activity is efficient). We connected these conditions to the Kisumu farmer is garden: her seeds had water, air, and warmth, which is why most germinated. We also connected the No Water cup to the dry tin storage from Lesson 2 — seeds in dry conditions cannot begin germination regardless of other factors.</w:t>
+              <w:t xml:space="preserve">We learned that three conditions are essential for germination: water (which triggers imbibition and enzyme activation), oxygen (which powers aerobic respiration to release energy for cell growth), and optimum temperature (which ensures enzyme activity is efficient). We connected these conditions to the Kisumu farmer is garden: her seeds had water, air, and warmth, which is why most germinated. We also connected the No Water cup to the dry gourd storage from Lesson 2 — seeds in dry conditions cannot begin germination regardless of other factors.</w:t>
             </w:r>
           </w:p>
         </w:tc>
@@ -11186,7 +11186,7 @@
         </w:rPr>
         <w:t xml:space="preserve">© 2026 SeaVuria and ARES. Aligned with KICD objectives. Developed by SeaVuria; technical implementation by ARES (with AI assistance from Claude). Licensed under </w:t>
       </w:r>
-      <w:hyperlink w:history="1" r:id="rIdkfuy_hcvscucpyii6nqjm">
+      <w:hyperlink w:history="1" r:id="rIdo3gopb6ilme_pzxw5u8j2">
         <w:r>
           <w:rPr>
             <w:rFonts w:ascii="Arial" w:cs="Arial" w:eastAsia="Arial" w:hAnsi="Arial"/>
@@ -11207,7 +11207,7 @@
         </w:rPr>
         <w:t xml:space="preserve"> (</w:t>
       </w:r>
-      <w:hyperlink w:history="1" r:id="rId2heu9-nbx4lihdqwfzegi">
+      <w:hyperlink w:history="1" r:id="rIdc8mwo2lfom9urmsqgefjl">
         <w:r>
           <w:rPr>
             <w:rFonts w:ascii="Arial" w:cs="Arial" w:eastAsia="Arial" w:hAnsi="Arial"/>
@@ -12237,7 +12237,7 @@
               <w:spacing w:after="10" w:before="0"/>
               <w:ind w:left="120"/>
             </w:pPr>
-            <w:hyperlink w:history="1" r:id="rIdq1po9s_ekae52he3rvkdb">
+            <w:hyperlink w:history="1" r:id="rId1kr0_w31udpla-yxmehnn">
               <w:r>
                 <w:rPr>
                   <w:rFonts w:ascii="Arial" w:cs="Arial" w:eastAsia="Arial" w:hAnsi="Arial"/>
@@ -12314,7 +12314,7 @@
               <w:spacing w:after="10" w:before="0"/>
               <w:ind w:left="120"/>
             </w:pPr>
-            <w:hyperlink w:history="1" r:id="rIdozgdpe99eiacyeqcrsgid">
+            <w:hyperlink w:history="1" r:id="rId-5ksjenukoxowjnnoxdte">
               <w:r>
                 <w:rPr>
                   <w:rFonts w:ascii="Arial" w:cs="Arial" w:eastAsia="Arial" w:hAnsi="Arial"/>
@@ -12541,7 +12541,7 @@
               <w:spacing w:after="10" w:before="0"/>
               <w:ind w:left="120"/>
             </w:pPr>
-            <w:hyperlink w:history="1" r:id="rIda-0dtgruhd3jgcytez6pn">
+            <w:hyperlink w:history="1" r:id="rId7vlm_r_bezgbboy1czhh6">
               <w:r>
                 <w:rPr>
                   <w:rFonts w:ascii="Arial" w:cs="Arial" w:eastAsia="Arial" w:hAnsi="Arial"/>
@@ -12618,7 +12618,7 @@
               <w:spacing w:after="10" w:before="0"/>
               <w:ind w:left="120"/>
             </w:pPr>
-            <w:hyperlink w:history="1" r:id="rId4wqrhojoydnvbciy9suhu">
+            <w:hyperlink w:history="1" r:id="rId9__fsidicly0j9_hj80d_">
               <w:r>
                 <w:rPr>
                   <w:rFonts w:ascii="Arial" w:cs="Arial" w:eastAsia="Arial" w:hAnsi="Arial"/>
@@ -12845,7 +12845,7 @@
               <w:spacing w:after="10" w:before="0"/>
               <w:ind w:left="120"/>
             </w:pPr>
-            <w:hyperlink w:history="1" r:id="rId9oct-tel9e8oxymdszlg7">
+            <w:hyperlink w:history="1" r:id="rIdqieuxt3jac5bdfauypihq">
               <w:r>
                 <w:rPr>
                   <w:rFonts w:ascii="Arial" w:cs="Arial" w:eastAsia="Arial" w:hAnsi="Arial"/>
@@ -12922,7 +12922,7 @@
               <w:spacing w:after="10" w:before="0"/>
               <w:ind w:left="120"/>
             </w:pPr>
-            <w:hyperlink w:history="1" r:id="rId7pzumm_sdjuf4jzw3-yfn">
+            <w:hyperlink w:history="1" r:id="rIdspdpu7hvjqitht1z3yzpw">
               <w:r>
                 <w:rPr>
                   <w:rFonts w:ascii="Arial" w:cs="Arial" w:eastAsia="Arial" w:hAnsi="Arial"/>
@@ -13149,7 +13149,7 @@
               <w:spacing w:after="10" w:before="0"/>
               <w:ind w:left="120"/>
             </w:pPr>
-            <w:hyperlink w:history="1" r:id="rIdy851aemjb4i2xea1cnhiq">
+            <w:hyperlink w:history="1" r:id="rId_xjis-o7esmbokk990rkq">
               <w:r>
                 <w:rPr>
                   <w:rFonts w:ascii="Arial" w:cs="Arial" w:eastAsia="Arial" w:hAnsi="Arial"/>
@@ -13226,7 +13226,7 @@
               <w:spacing w:after="10" w:before="0"/>
               <w:ind w:left="120"/>
             </w:pPr>
-            <w:hyperlink w:history="1" r:id="rIdjwoab-fwqx-nhhpsjhoc1">
+            <w:hyperlink w:history="1" r:id="rIduv6ri486odpegoubqxuwn">
               <w:r>
                 <w:rPr>
                   <w:rFonts w:ascii="Arial" w:cs="Arial" w:eastAsia="Arial" w:hAnsi="Arial"/>
@@ -13453,7 +13453,7 @@
               <w:spacing w:after="10" w:before="0"/>
               <w:ind w:left="120"/>
             </w:pPr>
-            <w:hyperlink w:history="1" r:id="rIdgi4o45noanxfmsvrl0frp">
+            <w:hyperlink w:history="1" r:id="rIdoxh3pynkvrzqiisuot23t">
               <w:r>
                 <w:rPr>
                   <w:rFonts w:ascii="Arial" w:cs="Arial" w:eastAsia="Arial" w:hAnsi="Arial"/>
@@ -13530,7 +13530,7 @@
               <w:spacing w:after="10" w:before="0"/>
               <w:ind w:left="120"/>
             </w:pPr>
-            <w:hyperlink w:history="1" r:id="rIdchmeui3_uj6soujrc4ue2">
+            <w:hyperlink w:history="1" r:id="rIdemmolde7h4t_2jwxkdx9n">
               <w:r>
                 <w:rPr>
                   <w:rFonts w:ascii="Arial" w:cs="Arial" w:eastAsia="Arial" w:hAnsi="Arial"/>
@@ -14057,7 +14057,7 @@
         </w:rPr>
         <w:t xml:space="preserve">© 2026 SeaVuria and ARES. Aligned with KICD objectives. Developed by SeaVuria; technical implementation by ARES (with AI assistance from Claude). Licensed under </w:t>
       </w:r>
-      <w:hyperlink w:history="1" r:id="rIdd7d1alyk35xgwi_lzlrfv">
+      <w:hyperlink w:history="1" r:id="rId4tvm3tczuqsmaqioqhrrm">
         <w:r>
           <w:rPr>
             <w:rFonts w:ascii="Arial" w:cs="Arial" w:eastAsia="Arial" w:hAnsi="Arial"/>
@@ -14078,7 +14078,7 @@
         </w:rPr>
         <w:t xml:space="preserve"> (</w:t>
       </w:r>
-      <w:hyperlink w:history="1" r:id="rIds3duvxxhnl3scxjtp0i5w">
+      <w:hyperlink w:history="1" r:id="rIdsutshrs5pleojz10huuzt">
         <w:r>
           <w:rPr>
             <w:rFonts w:ascii="Arial" w:cs="Arial" w:eastAsia="Arial" w:hAnsi="Arial"/>
@@ -15108,7 +15108,7 @@
               <w:spacing w:after="10" w:before="0"/>
               <w:ind w:left="120"/>
             </w:pPr>
-            <w:hyperlink w:history="1" r:id="rIdza79cwwt1k7j0iwer_ybu">
+            <w:hyperlink w:history="1" r:id="rIdtegt09vvlqtsj0eouyiu2">
               <w:r>
                 <w:rPr>
                   <w:rFonts w:ascii="Arial" w:cs="Arial" w:eastAsia="Arial" w:hAnsi="Arial"/>
@@ -15185,7 +15185,7 @@
               <w:spacing w:after="10" w:before="0"/>
               <w:ind w:left="120"/>
             </w:pPr>
-            <w:hyperlink w:history="1" r:id="rIdqcs1nagj2tswcdvwlgiqn">
+            <w:hyperlink w:history="1" r:id="rIdkv2ceuknm9co86hho4qdn">
               <w:r>
                 <w:rPr>
                   <w:rFonts w:ascii="Arial" w:cs="Arial" w:eastAsia="Arial" w:hAnsi="Arial"/>
@@ -15412,7 +15412,7 @@
               <w:spacing w:after="10" w:before="0"/>
               <w:ind w:left="120"/>
             </w:pPr>
-            <w:hyperlink w:history="1" r:id="rIdrxqxaqhcolyj4peoqkrir">
+            <w:hyperlink w:history="1" r:id="rIdxb-kvymwqkigrevybmoek">
               <w:r>
                 <w:rPr>
                   <w:rFonts w:ascii="Arial" w:cs="Arial" w:eastAsia="Arial" w:hAnsi="Arial"/>
@@ -15489,7 +15489,7 @@
               <w:spacing w:after="10" w:before="0"/>
               <w:ind w:left="120"/>
             </w:pPr>
-            <w:hyperlink w:history="1" r:id="rIdbfik5trczrbzbqa6jfnuc">
+            <w:hyperlink w:history="1" r:id="rIdqriyvxe5qebbzduejvg_2">
               <w:r>
                 <w:rPr>
                   <w:rFonts w:ascii="Arial" w:cs="Arial" w:eastAsia="Arial" w:hAnsi="Arial"/>
@@ -15716,7 +15716,7 @@
               <w:spacing w:after="10" w:before="0"/>
               <w:ind w:left="120"/>
             </w:pPr>
-            <w:hyperlink w:history="1" r:id="rIdog72z8it4vk_04t0ktq91">
+            <w:hyperlink w:history="1" r:id="rIdmgyb_yhxiatcfmoht3z5d">
               <w:r>
                 <w:rPr>
                   <w:rFonts w:ascii="Arial" w:cs="Arial" w:eastAsia="Arial" w:hAnsi="Arial"/>
@@ -15793,7 +15793,7 @@
               <w:spacing w:after="10" w:before="0"/>
               <w:ind w:left="120"/>
             </w:pPr>
-            <w:hyperlink w:history="1" r:id="rIdvwqay7flxbqjt1b38xrtx">
+            <w:hyperlink w:history="1" r:id="rIdnzgcuxfxlr8feb-3qbacx">
               <w:r>
                 <w:rPr>
                   <w:rFonts w:ascii="Arial" w:cs="Arial" w:eastAsia="Arial" w:hAnsi="Arial"/>
@@ -16020,7 +16020,7 @@
               <w:spacing w:after="10" w:before="0"/>
               <w:ind w:left="120"/>
             </w:pPr>
-            <w:hyperlink w:history="1" r:id="rIdqmdt2dqqehhpxezlqfdvk">
+            <w:hyperlink w:history="1" r:id="rIdohons5bgziaskfox7_paw">
               <w:r>
                 <w:rPr>
                   <w:rFonts w:ascii="Arial" w:cs="Arial" w:eastAsia="Arial" w:hAnsi="Arial"/>
@@ -16097,7 +16097,7 @@
               <w:spacing w:after="10" w:before="0"/>
               <w:ind w:left="120"/>
             </w:pPr>
-            <w:hyperlink w:history="1" r:id="rId_v1-ju7h4wxoj1y6dxr3s">
+            <w:hyperlink w:history="1" r:id="rId0yxovus7hucdkbzkdht9x">
               <w:r>
                 <w:rPr>
                   <w:rFonts w:ascii="Arial" w:cs="Arial" w:eastAsia="Arial" w:hAnsi="Arial"/>
@@ -16324,7 +16324,7 @@
               <w:spacing w:after="10" w:before="0"/>
               <w:ind w:left="120"/>
             </w:pPr>
-            <w:hyperlink w:history="1" r:id="rId4gg4ry7r5b1akkz2gx5pa">
+            <w:hyperlink w:history="1" r:id="rIdmnfey2ujbar5m6vxnsd2p">
               <w:r>
                 <w:rPr>
                   <w:rFonts w:ascii="Arial" w:cs="Arial" w:eastAsia="Arial" w:hAnsi="Arial"/>
@@ -16401,7 +16401,7 @@
               <w:spacing w:after="10" w:before="0"/>
               <w:ind w:left="120"/>
             </w:pPr>
-            <w:hyperlink w:history="1" r:id="rId5al4jttok9htkb_zkxpjj">
+            <w:hyperlink w:history="1" r:id="rId630jeet8er4dfgpia2ane">
               <w:r>
                 <w:rPr>
                   <w:rFonts w:ascii="Arial" w:cs="Arial" w:eastAsia="Arial" w:hAnsi="Arial"/>
@@ -16928,7 +16928,7 @@
         </w:rPr>
         <w:t xml:space="preserve">© 2026 SeaVuria and ARES. Aligned with KICD objectives. Developed by SeaVuria; technical implementation by ARES (with AI assistance from Claude). Licensed under </w:t>
       </w:r>
-      <w:hyperlink w:history="1" r:id="rIdkfpl4dxmqygyerwrajcpi">
+      <w:hyperlink w:history="1" r:id="rIdfvd-a_kepchxw0j1q7eei">
         <w:r>
           <w:rPr>
             <w:rFonts w:ascii="Arial" w:cs="Arial" w:eastAsia="Arial" w:hAnsi="Arial"/>
@@ -16949,7 +16949,7 @@
         </w:rPr>
         <w:t xml:space="preserve"> (</w:t>
       </w:r>
-      <w:hyperlink w:history="1" r:id="rIdrqxqu3nhopn3boo3qlwbr">
+      <w:hyperlink w:history="1" r:id="rIdvb0nzt7m6hjb5i2wa_icz">
         <w:r>
           <w:rPr>
             <w:rFonts w:ascii="Arial" w:cs="Arial" w:eastAsia="Arial" w:hAnsi="Arial"/>
@@ -17962,7 +17962,7 @@
             <w:pPr>
               <w:spacing w:after="20" w:before="0"/>
             </w:pPr>
-            <w:hyperlink w:history="1" r:id="rIdbew_5d6gicbx1wwmylkh9">
+            <w:hyperlink w:history="1" r:id="rIdulbwsnf6qt12plonifukv">
               <w:r>
                 <w:rPr>
                   <w:rFonts w:ascii="Arial" w:cs="Arial" w:eastAsia="Arial" w:hAnsi="Arial"/>
@@ -17995,7 +17995,7 @@
               <w:spacing w:after="10" w:before="0"/>
               <w:ind w:left="120"/>
             </w:pPr>
-            <w:hyperlink w:history="1" r:id="rIdhprig8gmrd3xwkgglvq5k">
+            <w:hyperlink w:history="1" r:id="rId2s4_lz13dlw7qcy1i6-j7">
               <w:r>
                 <w:rPr>
                   <w:rFonts w:ascii="Arial" w:cs="Arial" w:eastAsia="Arial" w:hAnsi="Arial"/>
@@ -18040,7 +18040,7 @@
             <w:pPr>
               <w:spacing w:after="20" w:before="0"/>
             </w:pPr>
-            <w:hyperlink w:history="1" r:id="rId151wqkwu2_fxjsfegaqlo">
+            <w:hyperlink w:history="1" r:id="rIdwabgst6tdsrag_ib232o3">
               <w:r>
                 <w:rPr>
                   <w:rFonts w:ascii="Arial" w:cs="Arial" w:eastAsia="Arial" w:hAnsi="Arial"/>
@@ -18089,7 +18089,7 @@
               <w:spacing w:after="10" w:before="0"/>
               <w:ind w:left="120"/>
             </w:pPr>
-            <w:hyperlink w:history="1" r:id="rIdi_ldx7-nbve7c_9euu3ln">
+            <w:hyperlink w:history="1" r:id="rIdcffggopnqf-k8viyfipl7">
               <w:r>
                 <w:rPr>
                   <w:rFonts w:ascii="Arial" w:cs="Arial" w:eastAsia="Arial" w:hAnsi="Arial"/>
@@ -18284,7 +18284,7 @@
             <w:pPr>
               <w:spacing w:after="20" w:before="0"/>
             </w:pPr>
-            <w:hyperlink w:history="1" r:id="rIdtrymf2avgv_nvcxu8lgec">
+            <w:hyperlink w:history="1" r:id="rIdq9yfx5drbbpk4qu2qlz6y">
               <w:r>
                 <w:rPr>
                   <w:rFonts w:ascii="Arial" w:cs="Arial" w:eastAsia="Arial" w:hAnsi="Arial"/>
@@ -18317,7 +18317,7 @@
               <w:spacing w:after="10" w:before="0"/>
               <w:ind w:left="120"/>
             </w:pPr>
-            <w:hyperlink w:history="1" r:id="rId5viujzyuprcnjdm9kii5h">
+            <w:hyperlink w:history="1" r:id="rIdqg62ug7cyeokfrlajlaog">
               <w:r>
                 <w:rPr>
                   <w:rFonts w:ascii="Arial" w:cs="Arial" w:eastAsia="Arial" w:hAnsi="Arial"/>
@@ -18362,7 +18362,7 @@
             <w:pPr>
               <w:spacing w:after="20" w:before="0"/>
             </w:pPr>
-            <w:hyperlink w:history="1" r:id="rId7aj9gurhb3x3pbesf7cge">
+            <w:hyperlink w:history="1" r:id="rIdez-cde7_k_zypg8nitnvz">
               <w:r>
                 <w:rPr>
                   <w:rFonts w:ascii="Arial" w:cs="Arial" w:eastAsia="Arial" w:hAnsi="Arial"/>
@@ -18411,7 +18411,7 @@
               <w:spacing w:after="10" w:before="0"/>
               <w:ind w:left="120"/>
             </w:pPr>
-            <w:hyperlink w:history="1" r:id="rIdctthqmwxpjw6y7ua7jtsz">
+            <w:hyperlink w:history="1" r:id="rIdpcn84qksr8wqi8g2blusf">
               <w:r>
                 <w:rPr>
                   <w:rFonts w:ascii="Arial" w:cs="Arial" w:eastAsia="Arial" w:hAnsi="Arial"/>
@@ -18606,7 +18606,7 @@
             <w:pPr>
               <w:spacing w:after="20" w:before="0"/>
             </w:pPr>
-            <w:hyperlink w:history="1" r:id="rIdbf33oksifdcxtzdoqidec">
+            <w:hyperlink w:history="1" r:id="rId_j-appkzqao32_zbydx1q">
               <w:r>
                 <w:rPr>
                   <w:rFonts w:ascii="Arial" w:cs="Arial" w:eastAsia="Arial" w:hAnsi="Arial"/>
@@ -18639,7 +18639,7 @@
               <w:spacing w:after="10" w:before="0"/>
               <w:ind w:left="120"/>
             </w:pPr>
-            <w:hyperlink w:history="1" r:id="rIdtxafzbuhllp5nwaudewuc">
+            <w:hyperlink w:history="1" r:id="rIdsj-_mpuyr8vyihkt5fihz">
               <w:r>
                 <w:rPr>
                   <w:rFonts w:ascii="Arial" w:cs="Arial" w:eastAsia="Arial" w:hAnsi="Arial"/>
@@ -18684,7 +18684,7 @@
             <w:pPr>
               <w:spacing w:after="20" w:before="0"/>
             </w:pPr>
-            <w:hyperlink w:history="1" r:id="rIdsusecnqutulew2fumssye">
+            <w:hyperlink w:history="1" r:id="rIdzlj7es9qs_0iinpcapkze">
               <w:r>
                 <w:rPr>
                   <w:rFonts w:ascii="Arial" w:cs="Arial" w:eastAsia="Arial" w:hAnsi="Arial"/>
@@ -18733,7 +18733,7 @@
               <w:spacing w:after="10" w:before="0"/>
               <w:ind w:left="120"/>
             </w:pPr>
-            <w:hyperlink w:history="1" r:id="rIdi6cvytpudrjexypdffld4">
+            <w:hyperlink w:history="1" r:id="rIdwmk1gcehq4o5bgboiwhng">
               <w:r>
                 <w:rPr>
                   <w:rFonts w:ascii="Arial" w:cs="Arial" w:eastAsia="Arial" w:hAnsi="Arial"/>
@@ -18928,7 +18928,7 @@
             <w:pPr>
               <w:spacing w:after="20" w:before="0"/>
             </w:pPr>
-            <w:hyperlink w:history="1" r:id="rIdbsam7weikg3eoqm2qpfkc">
+            <w:hyperlink w:history="1" r:id="rIdxijnprjkuqriiaqywimli">
               <w:r>
                 <w:rPr>
                   <w:rFonts w:ascii="Arial" w:cs="Arial" w:eastAsia="Arial" w:hAnsi="Arial"/>
@@ -18961,7 +18961,7 @@
               <w:spacing w:after="10" w:before="0"/>
               <w:ind w:left="120"/>
             </w:pPr>
-            <w:hyperlink w:history="1" r:id="rIdapery27xjrzpjxlfgbngz">
+            <w:hyperlink w:history="1" r:id="rIdvhbuicqfwfh6e4wpdwfcc">
               <w:r>
                 <w:rPr>
                   <w:rFonts w:ascii="Arial" w:cs="Arial" w:eastAsia="Arial" w:hAnsi="Arial"/>
@@ -19006,7 +19006,7 @@
             <w:pPr>
               <w:spacing w:after="20" w:before="0"/>
             </w:pPr>
-            <w:hyperlink w:history="1" r:id="rIdzip7pfc67rjkh-ltsjaeu">
+            <w:hyperlink w:history="1" r:id="rIddc113dtfd-jjcn9cgocqj">
               <w:r>
                 <w:rPr>
                   <w:rFonts w:ascii="Arial" w:cs="Arial" w:eastAsia="Arial" w:hAnsi="Arial"/>
@@ -19055,7 +19055,7 @@
               <w:spacing w:after="10" w:before="0"/>
               <w:ind w:left="120"/>
             </w:pPr>
-            <w:hyperlink w:history="1" r:id="rIduqzinfdmzsuyfzzuji2sz">
+            <w:hyperlink w:history="1" r:id="rIdt7hw_66m9fw9ehqlflosy">
               <w:r>
                 <w:rPr>
                   <w:rFonts w:ascii="Arial" w:cs="Arial" w:eastAsia="Arial" w:hAnsi="Arial"/>
@@ -19250,7 +19250,7 @@
             <w:pPr>
               <w:spacing w:after="20" w:before="0"/>
             </w:pPr>
-            <w:hyperlink w:history="1" r:id="rId-agjftd6emyfsdpbwqjyh">
+            <w:hyperlink w:history="1" r:id="rIdh915yl2y98_armsduuiu-">
               <w:r>
                 <w:rPr>
                   <w:rFonts w:ascii="Arial" w:cs="Arial" w:eastAsia="Arial" w:hAnsi="Arial"/>
@@ -19283,7 +19283,7 @@
               <w:spacing w:after="10" w:before="0"/>
               <w:ind w:left="120"/>
             </w:pPr>
-            <w:hyperlink w:history="1" r:id="rIdrtgzb52av-on8983fdrcu">
+            <w:hyperlink w:history="1" r:id="rIdaef2rr7gw-rt0buj353er">
               <w:r>
                 <w:rPr>
                   <w:rFonts w:ascii="Arial" w:cs="Arial" w:eastAsia="Arial" w:hAnsi="Arial"/>
@@ -19328,7 +19328,7 @@
             <w:pPr>
               <w:spacing w:after="20" w:before="0"/>
             </w:pPr>
-            <w:hyperlink w:history="1" r:id="rIdoxjn6i4nrnqzbvbo6r8v5">
+            <w:hyperlink w:history="1" r:id="rIddysglbbfgktmiilxnrpi_">
               <w:r>
                 <w:rPr>
                   <w:rFonts w:ascii="Arial" w:cs="Arial" w:eastAsia="Arial" w:hAnsi="Arial"/>
@@ -19377,7 +19377,7 @@
               <w:spacing w:after="10" w:before="0"/>
               <w:ind w:left="120"/>
             </w:pPr>
-            <w:hyperlink w:history="1" r:id="rIdhq6_epjlx5_zdqp7t2otp">
+            <w:hyperlink w:history="1" r:id="rId2jiojfuuk019t8kijyrw_">
               <w:r>
                 <w:rPr>
                   <w:rFonts w:ascii="Arial" w:cs="Arial" w:eastAsia="Arial" w:hAnsi="Arial"/>
@@ -19889,7 +19889,7 @@
         </w:rPr>
         <w:t xml:space="preserve">© 2026 SeaVuria and ARES. Aligned with KICD objectives. Developed by SeaVuria; technical implementation by ARES (with AI assistance from Claude). Licensed under </w:t>
       </w:r>
-      <w:hyperlink w:history="1" r:id="rIdorwmqkrv7er2t0himcon_">
+      <w:hyperlink w:history="1" r:id="rId54ev7heogfjxhabzmgbwj">
         <w:r>
           <w:rPr>
             <w:rFonts w:ascii="Arial" w:cs="Arial" w:eastAsia="Arial" w:hAnsi="Arial"/>
@@ -19910,7 +19910,7 @@
         </w:rPr>
         <w:t xml:space="preserve"> (</w:t>
       </w:r>
-      <w:hyperlink w:history="1" r:id="rId9yfitridnehpkietasxa3">
+      <w:hyperlink w:history="1" r:id="rIdeqrrgo7symxz9zh0pyadc">
         <w:r>
           <w:rPr>
             <w:rFonts w:ascii="Arial" w:cs="Arial" w:eastAsia="Arial" w:hAnsi="Arial"/>
@@ -20923,7 +20923,7 @@
             <w:pPr>
               <w:spacing w:after="20" w:before="0"/>
             </w:pPr>
-            <w:hyperlink w:history="1" r:id="rIdmqix5qfzgtwndgi_tkpc5">
+            <w:hyperlink w:history="1" r:id="rIdkkvwj4gqaxt91g3diqn8x">
               <w:r>
                 <w:rPr>
                   <w:rFonts w:ascii="Arial" w:cs="Arial" w:eastAsia="Arial" w:hAnsi="Arial"/>
@@ -20956,7 +20956,7 @@
               <w:spacing w:after="10" w:before="0"/>
               <w:ind w:left="120"/>
             </w:pPr>
-            <w:hyperlink w:history="1" r:id="rIdmm57hvyozs7ny7_luut6o">
+            <w:hyperlink w:history="1" r:id="rIdmsna_d2jytcimmocbrszo">
               <w:r>
                 <w:rPr>
                   <w:rFonts w:ascii="Arial" w:cs="Arial" w:eastAsia="Arial" w:hAnsi="Arial"/>
@@ -21001,7 +21001,7 @@
             <w:pPr>
               <w:spacing w:after="20" w:before="0"/>
             </w:pPr>
-            <w:hyperlink w:history="1" r:id="rIdgtej4nmt78nt2-1hx6vtm">
+            <w:hyperlink w:history="1" r:id="rIdfq9tdyuif9wfhk_zsw0fq">
               <w:r>
                 <w:rPr>
                   <w:rFonts w:ascii="Arial" w:cs="Arial" w:eastAsia="Arial" w:hAnsi="Arial"/>
@@ -21050,7 +21050,7 @@
               <w:spacing w:after="10" w:before="0"/>
               <w:ind w:left="120"/>
             </w:pPr>
-            <w:hyperlink w:history="1" r:id="rIddggpzkw9sffb7kuc082dt">
+            <w:hyperlink w:history="1" r:id="rIdmx6qcep3md50dlhqjelxm">
               <w:r>
                 <w:rPr>
                   <w:rFonts w:ascii="Arial" w:cs="Arial" w:eastAsia="Arial" w:hAnsi="Arial"/>
@@ -21245,7 +21245,7 @@
             <w:pPr>
               <w:spacing w:after="20" w:before="0"/>
             </w:pPr>
-            <w:hyperlink w:history="1" r:id="rIduesrnwtf3q4behbkbtzr4">
+            <w:hyperlink w:history="1" r:id="rIdnhr5e7h_chmisg4d2jsfk">
               <w:r>
                 <w:rPr>
                   <w:rFonts w:ascii="Arial" w:cs="Arial" w:eastAsia="Arial" w:hAnsi="Arial"/>
@@ -21278,7 +21278,7 @@
               <w:spacing w:after="10" w:before="0"/>
               <w:ind w:left="120"/>
             </w:pPr>
-            <w:hyperlink w:history="1" r:id="rIdtshmikihyhaw7fqemgtln">
+            <w:hyperlink w:history="1" r:id="rIdynxaew-valkfmktmar0gw">
               <w:r>
                 <w:rPr>
                   <w:rFonts w:ascii="Arial" w:cs="Arial" w:eastAsia="Arial" w:hAnsi="Arial"/>
@@ -21323,7 +21323,7 @@
             <w:pPr>
               <w:spacing w:after="20" w:before="0"/>
             </w:pPr>
-            <w:hyperlink w:history="1" r:id="rIdwslfa7x8gymnw5h5ag8xr">
+            <w:hyperlink w:history="1" r:id="rId6boaeaagkjbl_vjko9zub">
               <w:r>
                 <w:rPr>
                   <w:rFonts w:ascii="Arial" w:cs="Arial" w:eastAsia="Arial" w:hAnsi="Arial"/>
@@ -21372,7 +21372,7 @@
               <w:spacing w:after="10" w:before="0"/>
               <w:ind w:left="120"/>
             </w:pPr>
-            <w:hyperlink w:history="1" r:id="rIdopp9yimyqo1o2xmwl6zjm">
+            <w:hyperlink w:history="1" r:id="rIdd6jmwpctxcim40sfqidpn">
               <w:r>
                 <w:rPr>
                   <w:rFonts w:ascii="Arial" w:cs="Arial" w:eastAsia="Arial" w:hAnsi="Arial"/>
@@ -21567,7 +21567,7 @@
             <w:pPr>
               <w:spacing w:after="20" w:before="0"/>
             </w:pPr>
-            <w:hyperlink w:history="1" r:id="rIdajay6so5-azkyzaswazkd">
+            <w:hyperlink w:history="1" r:id="rIdaf7picip4ybtmx8ubqtud">
               <w:r>
                 <w:rPr>
                   <w:rFonts w:ascii="Arial" w:cs="Arial" w:eastAsia="Arial" w:hAnsi="Arial"/>
@@ -21616,7 +21616,7 @@
               <w:spacing w:after="10" w:before="0"/>
               <w:ind w:left="120"/>
             </w:pPr>
-            <w:hyperlink w:history="1" r:id="rIdm4isr0sdqkrfaylb56fa0">
+            <w:hyperlink w:history="1" r:id="rIdi82zw7wumc1ra2pskxgjq">
               <w:r>
                 <w:rPr>
                   <w:rFonts w:ascii="Arial" w:cs="Arial" w:eastAsia="Arial" w:hAnsi="Arial"/>
@@ -21661,7 +21661,7 @@
             <w:pPr>
               <w:spacing w:after="20" w:before="0"/>
             </w:pPr>
-            <w:hyperlink w:history="1" r:id="rIdt4aeq3bncdzgbgjpjcip3">
+            <w:hyperlink w:history="1" r:id="rIdqzhqgac3knj_zj5zahvyq">
               <w:r>
                 <w:rPr>
                   <w:rFonts w:ascii="Arial" w:cs="Arial" w:eastAsia="Arial" w:hAnsi="Arial"/>
@@ -21710,7 +21710,7 @@
               <w:spacing w:after="10" w:before="0"/>
               <w:ind w:left="120"/>
             </w:pPr>
-            <w:hyperlink w:history="1" r:id="rIdui-tfp7geyd2egzuvlrg6">
+            <w:hyperlink w:history="1" r:id="rIdni8vymurewrtkbk3y43f5">
               <w:r>
                 <w:rPr>
                   <w:rFonts w:ascii="Arial" w:cs="Arial" w:eastAsia="Arial" w:hAnsi="Arial"/>
@@ -21905,7 +21905,7 @@
             <w:pPr>
               <w:spacing w:after="20" w:before="0"/>
             </w:pPr>
-            <w:hyperlink w:history="1" r:id="rIdmn1wxsmfaytunsepdnqnp">
+            <w:hyperlink w:history="1" r:id="rIdj3oqhjgqugkl80ts_ds0n">
               <w:r>
                 <w:rPr>
                   <w:rFonts w:ascii="Arial" w:cs="Arial" w:eastAsia="Arial" w:hAnsi="Arial"/>
@@ -21954,7 +21954,7 @@
               <w:spacing w:after="10" w:before="0"/>
               <w:ind w:left="120"/>
             </w:pPr>
-            <w:hyperlink w:history="1" r:id="rIdwcor5blq1enyvj3a00j6a">
+            <w:hyperlink w:history="1" r:id="rIdcsiqtgc670vg0cykwfy19">
               <w:r>
                 <w:rPr>
                   <w:rFonts w:ascii="Arial" w:cs="Arial" w:eastAsia="Arial" w:hAnsi="Arial"/>
@@ -21999,7 +21999,7 @@
             <w:pPr>
               <w:spacing w:after="20" w:before="0"/>
             </w:pPr>
-            <w:hyperlink w:history="1" r:id="rId1dsxyohfwyfzm9ebmivyo">
+            <w:hyperlink w:history="1" r:id="rId9v3lohx4wx3wi7hvuvqnk">
               <w:r>
                 <w:rPr>
                   <w:rFonts w:ascii="Arial" w:cs="Arial" w:eastAsia="Arial" w:hAnsi="Arial"/>
@@ -22048,7 +22048,7 @@
               <w:spacing w:after="10" w:before="0"/>
               <w:ind w:left="120"/>
             </w:pPr>
-            <w:hyperlink w:history="1" r:id="rIdqpmcxwaxn3yi9vmrpr3sf">
+            <w:hyperlink w:history="1" r:id="rId-gvabbaq4yz1nhruv04ec">
               <w:r>
                 <w:rPr>
                   <w:rFonts w:ascii="Arial" w:cs="Arial" w:eastAsia="Arial" w:hAnsi="Arial"/>
@@ -22243,7 +22243,7 @@
             <w:pPr>
               <w:spacing w:after="20" w:before="0"/>
             </w:pPr>
-            <w:hyperlink w:history="1" r:id="rIdybtx60dec74lgb4c_2mg9">
+            <w:hyperlink w:history="1" r:id="rIdc2f_8eyyt5k1p6lszahba">
               <w:r>
                 <w:rPr>
                   <w:rFonts w:ascii="Arial" w:cs="Arial" w:eastAsia="Arial" w:hAnsi="Arial"/>
@@ -22292,7 +22292,7 @@
               <w:spacing w:after="10" w:before="0"/>
               <w:ind w:left="120"/>
             </w:pPr>
-            <w:hyperlink w:history="1" r:id="rIdfmkzn0yspb_gi0w3duwvs">
+            <w:hyperlink w:history="1" r:id="rIdmqtdr-ye8ravzc-lev6cb">
               <w:r>
                 <w:rPr>
                   <w:rFonts w:ascii="Arial" w:cs="Arial" w:eastAsia="Arial" w:hAnsi="Arial"/>
@@ -22337,7 +22337,7 @@
             <w:pPr>
               <w:spacing w:after="20" w:before="0"/>
             </w:pPr>
-            <w:hyperlink w:history="1" r:id="rId6enny4tfvanh0eldbkutk">
+            <w:hyperlink w:history="1" r:id="rIdah9zzx2hsz7chywoo08ov">
               <w:r>
                 <w:rPr>
                   <w:rFonts w:ascii="Arial" w:cs="Arial" w:eastAsia="Arial" w:hAnsi="Arial"/>
@@ -22386,7 +22386,7 @@
               <w:spacing w:after="10" w:before="0"/>
               <w:ind w:left="120"/>
             </w:pPr>
-            <w:hyperlink w:history="1" r:id="rIdgu9qm5ihxb_maglqkqrjr">
+            <w:hyperlink w:history="1" r:id="rIdq9qncpmb-e167x7mkmj4j">
               <w:r>
                 <w:rPr>
                   <w:rFonts w:ascii="Arial" w:cs="Arial" w:eastAsia="Arial" w:hAnsi="Arial"/>
@@ -22898,7 +22898,7 @@
         </w:rPr>
         <w:t xml:space="preserve">© 2026 SeaVuria and ARES. Aligned with KICD objectives. Developed by SeaVuria; technical implementation by ARES (with AI assistance from Claude). Licensed under </w:t>
       </w:r>
-      <w:hyperlink w:history="1" r:id="rIdzsx438fgp1kpb63ntevwm">
+      <w:hyperlink w:history="1" r:id="rIdqzchakvkdptspthlamr_g">
         <w:r>
           <w:rPr>
             <w:rFonts w:ascii="Arial" w:cs="Arial" w:eastAsia="Arial" w:hAnsi="Arial"/>
@@ -22919,7 +22919,7 @@
         </w:rPr>
         <w:t xml:space="preserve"> (</w:t>
       </w:r>
-      <w:hyperlink w:history="1" r:id="rId6sjlpb-cyov5yuapta74u">
+      <w:hyperlink w:history="1" r:id="rIdgu1j9itle1sbxednszzo0">
         <w:r>
           <w:rPr>
             <w:rFonts w:ascii="Arial" w:cs="Arial" w:eastAsia="Arial" w:hAnsi="Arial"/>
@@ -23949,7 +23949,7 @@
               <w:spacing w:after="10" w:before="0"/>
               <w:ind w:left="120"/>
             </w:pPr>
-            <w:hyperlink w:history="1" r:id="rIdwsb5n5o-dpx5wim4qbzz1">
+            <w:hyperlink w:history="1" r:id="rIdzfhhj85krp6rv96moly8x">
               <w:r>
                 <w:rPr>
                   <w:rFonts w:ascii="Arial" w:cs="Arial" w:eastAsia="Arial" w:hAnsi="Arial"/>
@@ -24009,7 +24009,7 @@
             <w:pPr>
               <w:spacing w:after="20" w:before="0"/>
             </w:pPr>
-            <w:hyperlink w:history="1" r:id="rIdmg6swqppdoeat94yh1jpj">
+            <w:hyperlink w:history="1" r:id="rIdsyajqjsbr9-itpbevf384">
               <w:r>
                 <w:rPr>
                   <w:rFonts w:ascii="Arial" w:cs="Arial" w:eastAsia="Arial" w:hAnsi="Arial"/>
@@ -24058,7 +24058,7 @@
               <w:spacing w:after="10" w:before="0"/>
               <w:ind w:left="120"/>
             </w:pPr>
-            <w:hyperlink w:history="1" r:id="rIdfexmw8f9e7qxfgfmz9gwf">
+            <w:hyperlink w:history="1" r:id="rIdbmp1rf0t0sh6wm6utvlsp">
               <w:r>
                 <w:rPr>
                   <w:rFonts w:ascii="Arial" w:cs="Arial" w:eastAsia="Arial" w:hAnsi="Arial"/>
@@ -24270,7 +24270,7 @@
               <w:spacing w:after="10" w:before="0"/>
               <w:ind w:left="120"/>
             </w:pPr>
-            <w:hyperlink w:history="1" r:id="rIdfh2pb7sknqcr8tcnc1oqw">
+            <w:hyperlink w:history="1" r:id="rIdryjie5p1pjfi1iefrydn-">
               <w:r>
                 <w:rPr>
                   <w:rFonts w:ascii="Arial" w:cs="Arial" w:eastAsia="Arial" w:hAnsi="Arial"/>
@@ -24330,7 +24330,7 @@
             <w:pPr>
               <w:spacing w:after="20" w:before="0"/>
             </w:pPr>
-            <w:hyperlink w:history="1" r:id="rIdozmohqslhttxuh1rblg5d">
+            <w:hyperlink w:history="1" r:id="rId67uwwx7yabqp3oggmgmo6">
               <w:r>
                 <w:rPr>
                   <w:rFonts w:ascii="Arial" w:cs="Arial" w:eastAsia="Arial" w:hAnsi="Arial"/>
@@ -24379,7 +24379,7 @@
               <w:spacing w:after="10" w:before="0"/>
               <w:ind w:left="120"/>
             </w:pPr>
-            <w:hyperlink w:history="1" r:id="rIdrl1o1ioqz2mv-ekd84zcd">
+            <w:hyperlink w:history="1" r:id="rIdxftnd5htthqlrxusrgvfm">
               <w:r>
                 <w:rPr>
                   <w:rFonts w:ascii="Arial" w:cs="Arial" w:eastAsia="Arial" w:hAnsi="Arial"/>
@@ -24591,7 +24591,7 @@
               <w:spacing w:after="10" w:before="0"/>
               <w:ind w:left="120"/>
             </w:pPr>
-            <w:hyperlink w:history="1" r:id="rIdz9bzgjmqfpqncqtv0d8nt">
+            <w:hyperlink w:history="1" r:id="rIdnarrt3wigcgjmwy8wyfzt">
               <w:r>
                 <w:rPr>
                   <w:rFonts w:ascii="Arial" w:cs="Arial" w:eastAsia="Arial" w:hAnsi="Arial"/>
@@ -24651,7 +24651,7 @@
             <w:pPr>
               <w:spacing w:after="20" w:before="0"/>
             </w:pPr>
-            <w:hyperlink w:history="1" r:id="rId13acuhhywb0r7mhib_xd8">
+            <w:hyperlink w:history="1" r:id="rId287ttggtev-hkpbcchw8x">
               <w:r>
                 <w:rPr>
                   <w:rFonts w:ascii="Arial" w:cs="Arial" w:eastAsia="Arial" w:hAnsi="Arial"/>
@@ -24700,7 +24700,7 @@
               <w:spacing w:after="10" w:before="0"/>
               <w:ind w:left="120"/>
             </w:pPr>
-            <w:hyperlink w:history="1" r:id="rIdlknapuro_vxrsxp2an-ow">
+            <w:hyperlink w:history="1" r:id="rIdlzookbcsx2dirqlc5zqh4">
               <w:r>
                 <w:rPr>
                   <w:rFonts w:ascii="Arial" w:cs="Arial" w:eastAsia="Arial" w:hAnsi="Arial"/>
@@ -24912,7 +24912,7 @@
               <w:spacing w:after="10" w:before="0"/>
               <w:ind w:left="120"/>
             </w:pPr>
-            <w:hyperlink w:history="1" r:id="rIdih1kr5qdcbwu1s8kq4eti">
+            <w:hyperlink w:history="1" r:id="rId4tziof0w3kqowb8fsou7j">
               <w:r>
                 <w:rPr>
                   <w:rFonts w:ascii="Arial" w:cs="Arial" w:eastAsia="Arial" w:hAnsi="Arial"/>
@@ -24972,7 +24972,7 @@
             <w:pPr>
               <w:spacing w:after="20" w:before="0"/>
             </w:pPr>
-            <w:hyperlink w:history="1" r:id="rIdroiub-jhbwoi6gzcsyktz">
+            <w:hyperlink w:history="1" r:id="rIdwwo-jhbisdtoeksrcmbnq">
               <w:r>
                 <w:rPr>
                   <w:rFonts w:ascii="Arial" w:cs="Arial" w:eastAsia="Arial" w:hAnsi="Arial"/>
@@ -25021,7 +25021,7 @@
               <w:spacing w:after="10" w:before="0"/>
               <w:ind w:left="120"/>
             </w:pPr>
-            <w:hyperlink w:history="1" r:id="rIdsej7fhhj-rq-_54-lbyn1">
+            <w:hyperlink w:history="1" r:id="rIdownxmwzmg2n2bg8nmmxl5">
               <w:r>
                 <w:rPr>
                   <w:rFonts w:ascii="Arial" w:cs="Arial" w:eastAsia="Arial" w:hAnsi="Arial"/>
@@ -25233,7 +25233,7 @@
               <w:spacing w:after="10" w:before="0"/>
               <w:ind w:left="120"/>
             </w:pPr>
-            <w:hyperlink w:history="1" r:id="rIdzqtnriegp92ljwbuu-9nv">
+            <w:hyperlink w:history="1" r:id="rId4r1q3uvmtdgvawmzzrtto">
               <w:r>
                 <w:rPr>
                   <w:rFonts w:ascii="Arial" w:cs="Arial" w:eastAsia="Arial" w:hAnsi="Arial"/>
@@ -25293,7 +25293,7 @@
             <w:pPr>
               <w:spacing w:after="20" w:before="0"/>
             </w:pPr>
-            <w:hyperlink w:history="1" r:id="rId0vtxjoh2lpjsdbqpms6_x">
+            <w:hyperlink w:history="1" r:id="rIdrhtlmc-kvmwoq_kmzpaji">
               <w:r>
                 <w:rPr>
                   <w:rFonts w:ascii="Arial" w:cs="Arial" w:eastAsia="Arial" w:hAnsi="Arial"/>
@@ -25342,7 +25342,7 @@
               <w:spacing w:after="10" w:before="0"/>
               <w:ind w:left="120"/>
             </w:pPr>
-            <w:hyperlink w:history="1" r:id="rIdvtpp_ypstwtsduyoi62m6">
+            <w:hyperlink w:history="1" r:id="rIddqe5xnmn_4bg9kehswzfb">
               <w:r>
                 <w:rPr>
                   <w:rFonts w:ascii="Arial" w:cs="Arial" w:eastAsia="Arial" w:hAnsi="Arial"/>
@@ -25854,7 +25854,7 @@
         </w:rPr>
         <w:t xml:space="preserve">© 2026 SeaVuria and ARES. Aligned with KICD objectives. Developed by SeaVuria; technical implementation by ARES (with AI assistance from Claude). Licensed under </w:t>
       </w:r>
-      <w:hyperlink w:history="1" r:id="rIdx7tk0qw-2nzv4ywicosfv">
+      <w:hyperlink w:history="1" r:id="rIdnh1qa5hxagf3gokxtca7a">
         <w:r>
           <w:rPr>
             <w:rFonts w:ascii="Arial" w:cs="Arial" w:eastAsia="Arial" w:hAnsi="Arial"/>
@@ -25875,7 +25875,7 @@
         </w:rPr>
         <w:t xml:space="preserve"> (</w:t>
       </w:r>
-      <w:hyperlink w:history="1" r:id="rIdmljcbzut9q-g4m3lifedw">
+      <w:hyperlink w:history="1" r:id="rIdxbweisdrhqe6yylgrxn1y">
         <w:r>
           <w:rPr>
             <w:rFonts w:ascii="Arial" w:cs="Arial" w:eastAsia="Arial" w:hAnsi="Arial"/>

--- a/data/outputs/v2/General_Science/SS1.6_Plant_Growth_and_Development/General_Science_Plant_Growth_and_Development_CBE_LessonSequence.docx
+++ b/data/outputs/v2/General_Science/SS1.6_Plant_Growth_and_Development/General_Science_Plant_Growth_and_Development_CBE_LessonSequence.docx
@@ -2263,7 +2263,7 @@
         </w:rPr>
         <w:t xml:space="preserve">© 2026 SeaVuria and ARES. This work is licensed under a </w:t>
       </w:r>
-      <w:hyperlink w:history="1" r:id="rIdcfa2_acmqukah2wwu7r1p">
+      <w:hyperlink w:history="1" r:id="rId4cjgb10nljq5bnzykmr85">
         <w:r>
           <w:rPr>
             <w:rFonts w:ascii="Arial" w:cs="Arial" w:eastAsia="Arial" w:hAnsi="Arial"/>
@@ -2283,7 +2283,7 @@
         </w:rPr>
         <w:t xml:space="preserve"> (</w:t>
       </w:r>
-      <w:hyperlink w:history="1" r:id="rId8qtmg2b7ao7dits8habme">
+      <w:hyperlink w:history="1" r:id="rIdo7ozm4flrmyat7hsbhsvn">
         <w:r>
           <w:rPr>
             <w:rFonts w:ascii="Arial" w:cs="Arial" w:eastAsia="Arial" w:hAnsi="Arial"/>
@@ -2303,7 +2303,7 @@
         </w:rPr>
         <w:t xml:space="preserve">). To view a copy of this license, visit </w:t>
       </w:r>
-      <w:hyperlink w:history="1" r:id="rIdddu4hxdamx0xovru001py">
+      <w:hyperlink w:history="1" r:id="rIdjx4k8h_2ajdgg5aidrupo">
         <w:r>
           <w:rPr>
             <w:rFonts w:ascii="Arial" w:cs="Arial" w:eastAsia="Arial" w:hAnsi="Arial"/>
@@ -3332,7 +3332,7 @@
               <w:spacing w:after="10" w:before="0"/>
               <w:ind w:left="120"/>
             </w:pPr>
-            <w:hyperlink w:history="1" r:id="rIdaouu2c41_sogy_skipxlq">
+            <w:hyperlink w:history="1" r:id="rIdvnfhcmualdffid3k-kjow">
               <w:r>
                 <w:rPr>
                   <w:rFonts w:ascii="Arial" w:cs="Arial" w:eastAsia="Arial" w:hAnsi="Arial"/>
@@ -3392,7 +3392,7 @@
             <w:pPr>
               <w:spacing w:after="20" w:before="0"/>
             </w:pPr>
-            <w:hyperlink w:history="1" r:id="rIdpbvvegtjycfrb3cthndj9">
+            <w:hyperlink w:history="1" r:id="rIdz7x9fqpqsrzkifm9bpbto">
               <w:r>
                 <w:rPr>
                   <w:rFonts w:ascii="Arial" w:cs="Arial" w:eastAsia="Arial" w:hAnsi="Arial"/>
@@ -3441,7 +3441,7 @@
               <w:spacing w:after="10" w:before="0"/>
               <w:ind w:left="120"/>
             </w:pPr>
-            <w:hyperlink w:history="1" r:id="rIdwxzddlojhszjscingcddz">
+            <w:hyperlink w:history="1" r:id="rIdxfcxhu102hbfnkx7obbfg">
               <w:r>
                 <w:rPr>
                   <w:rFonts w:ascii="Arial" w:cs="Arial" w:eastAsia="Arial" w:hAnsi="Arial"/>
@@ -3653,7 +3653,7 @@
               <w:spacing w:after="10" w:before="0"/>
               <w:ind w:left="120"/>
             </w:pPr>
-            <w:hyperlink w:history="1" r:id="rIdu8vcdrldhr7gcve1vict7">
+            <w:hyperlink w:history="1" r:id="rId4pizuxs9qgtbjfk6vw6gw">
               <w:r>
                 <w:rPr>
                   <w:rFonts w:ascii="Arial" w:cs="Arial" w:eastAsia="Arial" w:hAnsi="Arial"/>
@@ -3713,7 +3713,7 @@
             <w:pPr>
               <w:spacing w:after="20" w:before="0"/>
             </w:pPr>
-            <w:hyperlink w:history="1" r:id="rId4sbh5wjdfxt7gicpdulm8">
+            <w:hyperlink w:history="1" r:id="rIdjf9kh_ohtg1zeigmvyfaz">
               <w:r>
                 <w:rPr>
                   <w:rFonts w:ascii="Arial" w:cs="Arial" w:eastAsia="Arial" w:hAnsi="Arial"/>
@@ -3762,7 +3762,7 @@
               <w:spacing w:after="10" w:before="0"/>
               <w:ind w:left="120"/>
             </w:pPr>
-            <w:hyperlink w:history="1" r:id="rIdm97-cegoy2rr7774j7rr9">
+            <w:hyperlink w:history="1" r:id="rIdxp8vold57_amexnkw6aef">
               <w:r>
                 <w:rPr>
                   <w:rFonts w:ascii="Arial" w:cs="Arial" w:eastAsia="Arial" w:hAnsi="Arial"/>
@@ -3974,7 +3974,7 @@
               <w:spacing w:after="10" w:before="0"/>
               <w:ind w:left="120"/>
             </w:pPr>
-            <w:hyperlink w:history="1" r:id="rId5i2s84gjlt903mfded7wx">
+            <w:hyperlink w:history="1" r:id="rIdz5f3gific3demhsabbzcw">
               <w:r>
                 <w:rPr>
                   <w:rFonts w:ascii="Arial" w:cs="Arial" w:eastAsia="Arial" w:hAnsi="Arial"/>
@@ -4034,7 +4034,7 @@
             <w:pPr>
               <w:spacing w:after="20" w:before="0"/>
             </w:pPr>
-            <w:hyperlink w:history="1" r:id="rIdpxtkyhemecc54jwpa8ouj">
+            <w:hyperlink w:history="1" r:id="rId6--gnpa3vwbgbppy4f1dm">
               <w:r>
                 <w:rPr>
                   <w:rFonts w:ascii="Arial" w:cs="Arial" w:eastAsia="Arial" w:hAnsi="Arial"/>
@@ -4083,7 +4083,7 @@
               <w:spacing w:after="10" w:before="0"/>
               <w:ind w:left="120"/>
             </w:pPr>
-            <w:hyperlink w:history="1" r:id="rIdermxoe_ckmqyzjslsjch8">
+            <w:hyperlink w:history="1" r:id="rIdmn4lpl5wj-fvj05wizlv6">
               <w:r>
                 <w:rPr>
                   <w:rFonts w:ascii="Arial" w:cs="Arial" w:eastAsia="Arial" w:hAnsi="Arial"/>
@@ -4295,7 +4295,7 @@
               <w:spacing w:after="10" w:before="0"/>
               <w:ind w:left="120"/>
             </w:pPr>
-            <w:hyperlink w:history="1" r:id="rIdamwxpknqccgqhnqct3wl8">
+            <w:hyperlink w:history="1" r:id="rIddxcy5x0v_rmulgwmgiwo0">
               <w:r>
                 <w:rPr>
                   <w:rFonts w:ascii="Arial" w:cs="Arial" w:eastAsia="Arial" w:hAnsi="Arial"/>
@@ -4355,7 +4355,7 @@
             <w:pPr>
               <w:spacing w:after="20" w:before="0"/>
             </w:pPr>
-            <w:hyperlink w:history="1" r:id="rIdz0vrouitklq2ftwln-vom">
+            <w:hyperlink w:history="1" r:id="rIdhtpgucxrioecsmua9jjhj">
               <w:r>
                 <w:rPr>
                   <w:rFonts w:ascii="Arial" w:cs="Arial" w:eastAsia="Arial" w:hAnsi="Arial"/>
@@ -4404,7 +4404,7 @@
               <w:spacing w:after="10" w:before="0"/>
               <w:ind w:left="120"/>
             </w:pPr>
-            <w:hyperlink w:history="1" r:id="rId2cidov-pwdashuzot1mep">
+            <w:hyperlink w:history="1" r:id="rIdgsl5w7fbd0vt7pdrnsmky">
               <w:r>
                 <w:rPr>
                   <w:rFonts w:ascii="Arial" w:cs="Arial" w:eastAsia="Arial" w:hAnsi="Arial"/>
@@ -4616,7 +4616,7 @@
               <w:spacing w:after="10" w:before="0"/>
               <w:ind w:left="120"/>
             </w:pPr>
-            <w:hyperlink w:history="1" r:id="rId0nivstjyyocy_gjxthja4">
+            <w:hyperlink w:history="1" r:id="rIdwsmeestx5vtrl28ah5rn7">
               <w:r>
                 <w:rPr>
                   <w:rFonts w:ascii="Arial" w:cs="Arial" w:eastAsia="Arial" w:hAnsi="Arial"/>
@@ -4676,7 +4676,7 @@
             <w:pPr>
               <w:spacing w:after="20" w:before="0"/>
             </w:pPr>
-            <w:hyperlink w:history="1" r:id="rIdydbn5ftjh7eucjreochmp">
+            <w:hyperlink w:history="1" r:id="rIdaurabph5deqgyrarkjcdd">
               <w:r>
                 <w:rPr>
                   <w:rFonts w:ascii="Arial" w:cs="Arial" w:eastAsia="Arial" w:hAnsi="Arial"/>
@@ -4725,7 +4725,7 @@
               <w:spacing w:after="10" w:before="0"/>
               <w:ind w:left="120"/>
             </w:pPr>
-            <w:hyperlink w:history="1" r:id="rIdwwwmxfnirr74emts_rnkr">
+            <w:hyperlink w:history="1" r:id="rIdyjjipwjravyfrpy-ii3iv">
               <w:r>
                 <w:rPr>
                   <w:rFonts w:ascii="Arial" w:cs="Arial" w:eastAsia="Arial" w:hAnsi="Arial"/>
@@ -5237,7 +5237,7 @@
         </w:rPr>
         <w:t xml:space="preserve">© 2026 SeaVuria and ARES. Aligned with KICD objectives. Developed by SeaVuria; technical implementation by ARES (with AI assistance from Claude). Licensed under </w:t>
       </w:r>
-      <w:hyperlink w:history="1" r:id="rIds4gqpiuzcnn7ammd6mi5o">
+      <w:hyperlink w:history="1" r:id="rIdjqijcjfkorljpp1dvty3e">
         <w:r>
           <w:rPr>
             <w:rFonts w:ascii="Arial" w:cs="Arial" w:eastAsia="Arial" w:hAnsi="Arial"/>
@@ -5258,7 +5258,7 @@
         </w:rPr>
         <w:t xml:space="preserve"> (</w:t>
       </w:r>
-      <w:hyperlink w:history="1" r:id="rId4kudgtrufpj1gl0mxc35j">
+      <w:hyperlink w:history="1" r:id="rIddri1cgsm6jdo7tcgkvib3">
         <w:r>
           <w:rPr>
             <w:rFonts w:ascii="Arial" w:cs="Arial" w:eastAsia="Arial" w:hAnsi="Arial"/>
@@ -6288,7 +6288,7 @@
               <w:spacing w:after="10" w:before="0"/>
               <w:ind w:left="120"/>
             </w:pPr>
-            <w:hyperlink w:history="1" r:id="rIdf-q8tihjare5htxwe2tc0">
+            <w:hyperlink w:history="1" r:id="rIdnyy4untidr9ppd3xqtf-c">
               <w:r>
                 <w:rPr>
                   <w:rFonts w:ascii="Arial" w:cs="Arial" w:eastAsia="Arial" w:hAnsi="Arial"/>
@@ -6348,7 +6348,7 @@
             <w:pPr>
               <w:spacing w:after="20" w:before="0"/>
             </w:pPr>
-            <w:hyperlink w:history="1" r:id="rIdkast4yrwxhks5kbzj7nqo">
+            <w:hyperlink w:history="1" r:id="rIdyd4184gc5dg2w_62zo8mb">
               <w:r>
                 <w:rPr>
                   <w:rFonts w:ascii="Arial" w:cs="Arial" w:eastAsia="Arial" w:hAnsi="Arial"/>
@@ -6397,7 +6397,7 @@
               <w:spacing w:after="10" w:before="0"/>
               <w:ind w:left="120"/>
             </w:pPr>
-            <w:hyperlink w:history="1" r:id="rIdyuefpoqt1twsxj3gxyob7">
+            <w:hyperlink w:history="1" r:id="rIdwvi8f_wsbne9zbelsoslo">
               <w:r>
                 <w:rPr>
                   <w:rFonts w:ascii="Arial" w:cs="Arial" w:eastAsia="Arial" w:hAnsi="Arial"/>
@@ -6609,7 +6609,7 @@
               <w:spacing w:after="10" w:before="0"/>
               <w:ind w:left="120"/>
             </w:pPr>
-            <w:hyperlink w:history="1" r:id="rIducn-5okebm5d2e6wglm1m">
+            <w:hyperlink w:history="1" r:id="rIdshyz_2bsf4u9iyyjdfphs">
               <w:r>
                 <w:rPr>
                   <w:rFonts w:ascii="Arial" w:cs="Arial" w:eastAsia="Arial" w:hAnsi="Arial"/>
@@ -6669,7 +6669,7 @@
             <w:pPr>
               <w:spacing w:after="20" w:before="0"/>
             </w:pPr>
-            <w:hyperlink w:history="1" r:id="rId7nh80edtd1cfqfyrxixi2">
+            <w:hyperlink w:history="1" r:id="rId2owi0btkanb6ie88kypfd">
               <w:r>
                 <w:rPr>
                   <w:rFonts w:ascii="Arial" w:cs="Arial" w:eastAsia="Arial" w:hAnsi="Arial"/>
@@ -6718,7 +6718,7 @@
               <w:spacing w:after="10" w:before="0"/>
               <w:ind w:left="120"/>
             </w:pPr>
-            <w:hyperlink w:history="1" r:id="rIdib7cw7ktekzuxjh0khrd-">
+            <w:hyperlink w:history="1" r:id="rIdg3eojqymubyfx0ibq3odt">
               <w:r>
                 <w:rPr>
                   <w:rFonts w:ascii="Arial" w:cs="Arial" w:eastAsia="Arial" w:hAnsi="Arial"/>
@@ -6930,7 +6930,7 @@
               <w:spacing w:after="10" w:before="0"/>
               <w:ind w:left="120"/>
             </w:pPr>
-            <w:hyperlink w:history="1" r:id="rIdl24mtyb2uni6zhirycc_p">
+            <w:hyperlink w:history="1" r:id="rId2jn7djsmylwbrc015n7tc">
               <w:r>
                 <w:rPr>
                   <w:rFonts w:ascii="Arial" w:cs="Arial" w:eastAsia="Arial" w:hAnsi="Arial"/>
@@ -6990,7 +6990,7 @@
             <w:pPr>
               <w:spacing w:after="20" w:before="0"/>
             </w:pPr>
-            <w:hyperlink w:history="1" r:id="rIdfetq4h5zps_d_wupgzzri">
+            <w:hyperlink w:history="1" r:id="rIdv2fskwlbnn-arsguahpkp">
               <w:r>
                 <w:rPr>
                   <w:rFonts w:ascii="Arial" w:cs="Arial" w:eastAsia="Arial" w:hAnsi="Arial"/>
@@ -7039,7 +7039,7 @@
               <w:spacing w:after="10" w:before="0"/>
               <w:ind w:left="120"/>
             </w:pPr>
-            <w:hyperlink w:history="1" r:id="rIdg8o0rjmod4dfjchjcaity">
+            <w:hyperlink w:history="1" r:id="rIdz71rr07ghcl_fwqcdw4an">
               <w:r>
                 <w:rPr>
                   <w:rFonts w:ascii="Arial" w:cs="Arial" w:eastAsia="Arial" w:hAnsi="Arial"/>
@@ -7251,7 +7251,7 @@
               <w:spacing w:after="10" w:before="0"/>
               <w:ind w:left="120"/>
             </w:pPr>
-            <w:hyperlink w:history="1" r:id="rIdae9zbl3rvufetpm4jvkvj">
+            <w:hyperlink w:history="1" r:id="rIdmghxeodsvakhypzwzwupn">
               <w:r>
                 <w:rPr>
                   <w:rFonts w:ascii="Arial" w:cs="Arial" w:eastAsia="Arial" w:hAnsi="Arial"/>
@@ -7311,7 +7311,7 @@
             <w:pPr>
               <w:spacing w:after="20" w:before="0"/>
             </w:pPr>
-            <w:hyperlink w:history="1" r:id="rIdxoptnclwow_8x0tlx6jdn">
+            <w:hyperlink w:history="1" r:id="rIdfpog1hr4sghkefivoecwu">
               <w:r>
                 <w:rPr>
                   <w:rFonts w:ascii="Arial" w:cs="Arial" w:eastAsia="Arial" w:hAnsi="Arial"/>
@@ -7360,7 +7360,7 @@
               <w:spacing w:after="10" w:before="0"/>
               <w:ind w:left="120"/>
             </w:pPr>
-            <w:hyperlink w:history="1" r:id="rIdt_qeovyaizzh-nvt3a47z">
+            <w:hyperlink w:history="1" r:id="rIdbzdq5tm-omjr4bn3qqo_v">
               <w:r>
                 <w:rPr>
                   <w:rFonts w:ascii="Arial" w:cs="Arial" w:eastAsia="Arial" w:hAnsi="Arial"/>
@@ -7572,7 +7572,7 @@
               <w:spacing w:after="10" w:before="0"/>
               <w:ind w:left="120"/>
             </w:pPr>
-            <w:hyperlink w:history="1" r:id="rIdhfqwu4fst21qjs_arnkey">
+            <w:hyperlink w:history="1" r:id="rId1biixhfhkhucbxf8w-pdo">
               <w:r>
                 <w:rPr>
                   <w:rFonts w:ascii="Arial" w:cs="Arial" w:eastAsia="Arial" w:hAnsi="Arial"/>
@@ -7632,7 +7632,7 @@
             <w:pPr>
               <w:spacing w:after="20" w:before="0"/>
             </w:pPr>
-            <w:hyperlink w:history="1" r:id="rIdz1xatz3s2mtwsuog1igmd">
+            <w:hyperlink w:history="1" r:id="rIdr42yhvvd7sofgilpvf7uc">
               <w:r>
                 <w:rPr>
                   <w:rFonts w:ascii="Arial" w:cs="Arial" w:eastAsia="Arial" w:hAnsi="Arial"/>
@@ -7681,7 +7681,7 @@
               <w:spacing w:after="10" w:before="0"/>
               <w:ind w:left="120"/>
             </w:pPr>
-            <w:hyperlink w:history="1" r:id="rIdkc18g1rlo_dzicrxqhla-">
+            <w:hyperlink w:history="1" r:id="rIdq0gf14atul8-dtbueflnb">
               <w:r>
                 <w:rPr>
                   <w:rFonts w:ascii="Arial" w:cs="Arial" w:eastAsia="Arial" w:hAnsi="Arial"/>
@@ -8193,7 +8193,7 @@
         </w:rPr>
         <w:t xml:space="preserve">© 2026 SeaVuria and ARES. Aligned with KICD objectives. Developed by SeaVuria; technical implementation by ARES (with AI assistance from Claude). Licensed under </w:t>
       </w:r>
-      <w:hyperlink w:history="1" r:id="rId46xvlbz5r0ytnmwp6fggp">
+      <w:hyperlink w:history="1" r:id="rIdtbseccxvpvnlkmnwjhce_">
         <w:r>
           <w:rPr>
             <w:rFonts w:ascii="Arial" w:cs="Arial" w:eastAsia="Arial" w:hAnsi="Arial"/>
@@ -8214,7 +8214,7 @@
         </w:rPr>
         <w:t xml:space="preserve"> (</w:t>
       </w:r>
-      <w:hyperlink w:history="1" r:id="rIdsboljj5bxlz6fq5mif__y">
+      <w:hyperlink w:history="1" r:id="rIdnx0ahnotba7ktshe-acnq">
         <w:r>
           <w:rPr>
             <w:rFonts w:ascii="Arial" w:cs="Arial" w:eastAsia="Arial" w:hAnsi="Arial"/>
@@ -9227,7 +9227,7 @@
             <w:pPr>
               <w:spacing w:after="20" w:before="0"/>
             </w:pPr>
-            <w:hyperlink w:history="1" r:id="rIdvs4wr7pvekcxfjhw3idiw">
+            <w:hyperlink w:history="1" r:id="rIdxqueq8zlcas2ciuopzpar">
               <w:r>
                 <w:rPr>
                   <w:rFonts w:ascii="Arial" w:cs="Arial" w:eastAsia="Arial" w:hAnsi="Arial"/>
@@ -9260,7 +9260,7 @@
               <w:spacing w:after="10" w:before="0"/>
               <w:ind w:left="120"/>
             </w:pPr>
-            <w:hyperlink w:history="1" r:id="rIdz1gnzmxjtjizgpv7hm9qw">
+            <w:hyperlink w:history="1" r:id="rIdzzhs9hgsewybztkjs_g5y">
               <w:r>
                 <w:rPr>
                   <w:rFonts w:ascii="Arial" w:cs="Arial" w:eastAsia="Arial" w:hAnsi="Arial"/>
@@ -9305,7 +9305,7 @@
             <w:pPr>
               <w:spacing w:after="20" w:before="0"/>
             </w:pPr>
-            <w:hyperlink w:history="1" r:id="rIdrm-k6ibfhr7hox3viupd2">
+            <w:hyperlink w:history="1" r:id="rId7ydeoudyz7wloicuw8jwx">
               <w:r>
                 <w:rPr>
                   <w:rFonts w:ascii="Arial" w:cs="Arial" w:eastAsia="Arial" w:hAnsi="Arial"/>
@@ -9354,7 +9354,7 @@
               <w:spacing w:after="10" w:before="0"/>
               <w:ind w:left="120"/>
             </w:pPr>
-            <w:hyperlink w:history="1" r:id="rIdo1t7tz-ldkd9blfcoawfu">
+            <w:hyperlink w:history="1" r:id="rId6lkmon65perjmrxpl4yhi">
               <w:r>
                 <w:rPr>
                   <w:rFonts w:ascii="Arial" w:cs="Arial" w:eastAsia="Arial" w:hAnsi="Arial"/>
@@ -9549,7 +9549,7 @@
             <w:pPr>
               <w:spacing w:after="20" w:before="0"/>
             </w:pPr>
-            <w:hyperlink w:history="1" r:id="rIdohh4ssl1ka2tgfr0cb6cm">
+            <w:hyperlink w:history="1" r:id="rId_qegt0vqrc4yljdzfleg6">
               <w:r>
                 <w:rPr>
                   <w:rFonts w:ascii="Arial" w:cs="Arial" w:eastAsia="Arial" w:hAnsi="Arial"/>
@@ -9582,7 +9582,7 @@
               <w:spacing w:after="10" w:before="0"/>
               <w:ind w:left="120"/>
             </w:pPr>
-            <w:hyperlink w:history="1" r:id="rIdmtg1dfl7pzfnhf8-u9myu">
+            <w:hyperlink w:history="1" r:id="rIdk-elrloqowokkpnlsfjff">
               <w:r>
                 <w:rPr>
                   <w:rFonts w:ascii="Arial" w:cs="Arial" w:eastAsia="Arial" w:hAnsi="Arial"/>
@@ -9627,7 +9627,7 @@
             <w:pPr>
               <w:spacing w:after="20" w:before="0"/>
             </w:pPr>
-            <w:hyperlink w:history="1" r:id="rIds2sfbkfoceejhgnagrqpo">
+            <w:hyperlink w:history="1" r:id="rIdjcnrwzfdenktp5ltshdeu">
               <w:r>
                 <w:rPr>
                   <w:rFonts w:ascii="Arial" w:cs="Arial" w:eastAsia="Arial" w:hAnsi="Arial"/>
@@ -9676,7 +9676,7 @@
               <w:spacing w:after="10" w:before="0"/>
               <w:ind w:left="120"/>
             </w:pPr>
-            <w:hyperlink w:history="1" r:id="rIddoagm_ntpnhhi96vrorvp">
+            <w:hyperlink w:history="1" r:id="rIdmk_hb50law5e8zl18kk3_">
               <w:r>
                 <w:rPr>
                   <w:rFonts w:ascii="Arial" w:cs="Arial" w:eastAsia="Arial" w:hAnsi="Arial"/>
@@ -9871,7 +9871,7 @@
             <w:pPr>
               <w:spacing w:after="20" w:before="0"/>
             </w:pPr>
-            <w:hyperlink w:history="1" r:id="rId8_r9wrnze0vptdwfnjw8c">
+            <w:hyperlink w:history="1" r:id="rIdvqqun92gqus-wctvrsby-">
               <w:r>
                 <w:rPr>
                   <w:rFonts w:ascii="Arial" w:cs="Arial" w:eastAsia="Arial" w:hAnsi="Arial"/>
@@ -9920,7 +9920,7 @@
               <w:spacing w:after="10" w:before="0"/>
               <w:ind w:left="120"/>
             </w:pPr>
-            <w:hyperlink w:history="1" r:id="rIdt6vgz9cl3aivwtaiylat9">
+            <w:hyperlink w:history="1" r:id="rIdqwgag1gv61uvhi_ldk2v6">
               <w:r>
                 <w:rPr>
                   <w:rFonts w:ascii="Arial" w:cs="Arial" w:eastAsia="Arial" w:hAnsi="Arial"/>
@@ -9965,7 +9965,7 @@
             <w:pPr>
               <w:spacing w:after="20" w:before="0"/>
             </w:pPr>
-            <w:hyperlink w:history="1" r:id="rIdsxeylu4_gipqhowlh5bsl">
+            <w:hyperlink w:history="1" r:id="rIdughj68raz56kur-8zggec">
               <w:r>
                 <w:rPr>
                   <w:rFonts w:ascii="Arial" w:cs="Arial" w:eastAsia="Arial" w:hAnsi="Arial"/>
@@ -10014,7 +10014,7 @@
               <w:spacing w:after="10" w:before="0"/>
               <w:ind w:left="120"/>
             </w:pPr>
-            <w:hyperlink w:history="1" r:id="rIdke9z4gl4pgzhqrkzj3hrw">
+            <w:hyperlink w:history="1" r:id="rIdeaha1knllfsbafswthuei">
               <w:r>
                 <w:rPr>
                   <w:rFonts w:ascii="Arial" w:cs="Arial" w:eastAsia="Arial" w:hAnsi="Arial"/>
@@ -10209,7 +10209,7 @@
             <w:pPr>
               <w:spacing w:after="20" w:before="0"/>
             </w:pPr>
-            <w:hyperlink w:history="1" r:id="rIdggerz14wvkbyabq9jtxg6">
+            <w:hyperlink w:history="1" r:id="rIdcw-agd8xzbpxo25zymeac">
               <w:r>
                 <w:rPr>
                   <w:rFonts w:ascii="Arial" w:cs="Arial" w:eastAsia="Arial" w:hAnsi="Arial"/>
@@ -10258,7 +10258,7 @@
               <w:spacing w:after="10" w:before="0"/>
               <w:ind w:left="120"/>
             </w:pPr>
-            <w:hyperlink w:history="1" r:id="rIddur4wgbjdwyo8fgrv8f8f">
+            <w:hyperlink w:history="1" r:id="rIdu9xoafhpzt6tu_n4rsjjf">
               <w:r>
                 <w:rPr>
                   <w:rFonts w:ascii="Arial" w:cs="Arial" w:eastAsia="Arial" w:hAnsi="Arial"/>
@@ -10303,7 +10303,7 @@
             <w:pPr>
               <w:spacing w:after="20" w:before="0"/>
             </w:pPr>
-            <w:hyperlink w:history="1" r:id="rIdbjx2pho2-cjvl2di3tkhf">
+            <w:hyperlink w:history="1" r:id="rIdlzhhgoffhqj9-yyfozgat">
               <w:r>
                 <w:rPr>
                   <w:rFonts w:ascii="Arial" w:cs="Arial" w:eastAsia="Arial" w:hAnsi="Arial"/>
@@ -10352,7 +10352,7 @@
               <w:spacing w:after="10" w:before="0"/>
               <w:ind w:left="120"/>
             </w:pPr>
-            <w:hyperlink w:history="1" r:id="rIddwbkflcvyublegurdwto4">
+            <w:hyperlink w:history="1" r:id="rIdwpkieolm5x6qvz0gv5o4t">
               <w:r>
                 <w:rPr>
                   <w:rFonts w:ascii="Arial" w:cs="Arial" w:eastAsia="Arial" w:hAnsi="Arial"/>
@@ -10547,7 +10547,7 @@
             <w:pPr>
               <w:spacing w:after="20" w:before="0"/>
             </w:pPr>
-            <w:hyperlink w:history="1" r:id="rIdbqyaulksp8yqp5clvfix2">
+            <w:hyperlink w:history="1" r:id="rId1ni10vruhskqn2kp-a4g6">
               <w:r>
                 <w:rPr>
                   <w:rFonts w:ascii="Arial" w:cs="Arial" w:eastAsia="Arial" w:hAnsi="Arial"/>
@@ -10580,7 +10580,7 @@
               <w:spacing w:after="10" w:before="0"/>
               <w:ind w:left="120"/>
             </w:pPr>
-            <w:hyperlink w:history="1" r:id="rIdbroetdbtu1ltnmfbkkczk">
+            <w:hyperlink w:history="1" r:id="rIdzdg8d3u7dttp97xh8jcbc">
               <w:r>
                 <w:rPr>
                   <w:rFonts w:ascii="Arial" w:cs="Arial" w:eastAsia="Arial" w:hAnsi="Arial"/>
@@ -10625,7 +10625,7 @@
             <w:pPr>
               <w:spacing w:after="20" w:before="0"/>
             </w:pPr>
-            <w:hyperlink w:history="1" r:id="rIdoulyfgeyc4ubndctchn86">
+            <w:hyperlink w:history="1" r:id="rIdq3h0hndunnyldfi4obiex">
               <w:r>
                 <w:rPr>
                   <w:rFonts w:ascii="Arial" w:cs="Arial" w:eastAsia="Arial" w:hAnsi="Arial"/>
@@ -10674,7 +10674,7 @@
               <w:spacing w:after="10" w:before="0"/>
               <w:ind w:left="120"/>
             </w:pPr>
-            <w:hyperlink w:history="1" r:id="rIdout9lsbd0akos79wmwogp">
+            <w:hyperlink w:history="1" r:id="rIdrzgtcbx2aoin4pr6uwnbe">
               <w:r>
                 <w:rPr>
                   <w:rFonts w:ascii="Arial" w:cs="Arial" w:eastAsia="Arial" w:hAnsi="Arial"/>
@@ -11186,7 +11186,7 @@
         </w:rPr>
         <w:t xml:space="preserve">© 2026 SeaVuria and ARES. Aligned with KICD objectives. Developed by SeaVuria; technical implementation by ARES (with AI assistance from Claude). Licensed under </w:t>
       </w:r>
-      <w:hyperlink w:history="1" r:id="rIdo3gopb6ilme_pzxw5u8j2">
+      <w:hyperlink w:history="1" r:id="rIdz5bkjxhllzhq0i_cm2pwa">
         <w:r>
           <w:rPr>
             <w:rFonts w:ascii="Arial" w:cs="Arial" w:eastAsia="Arial" w:hAnsi="Arial"/>
@@ -11207,7 +11207,7 @@
         </w:rPr>
         <w:t xml:space="preserve"> (</w:t>
       </w:r>
-      <w:hyperlink w:history="1" r:id="rIdc8mwo2lfom9urmsqgefjl">
+      <w:hyperlink w:history="1" r:id="rIdfy2te4ard6htx-eofutwd">
         <w:r>
           <w:rPr>
             <w:rFonts w:ascii="Arial" w:cs="Arial" w:eastAsia="Arial" w:hAnsi="Arial"/>
@@ -12237,7 +12237,7 @@
               <w:spacing w:after="10" w:before="0"/>
               <w:ind w:left="120"/>
             </w:pPr>
-            <w:hyperlink w:history="1" r:id="rId1kr0_w31udpla-yxmehnn">
+            <w:hyperlink w:history="1" r:id="rIdfysnfc3wpj1mxtnylczlm">
               <w:r>
                 <w:rPr>
                   <w:rFonts w:ascii="Arial" w:cs="Arial" w:eastAsia="Arial" w:hAnsi="Arial"/>
@@ -12314,7 +12314,7 @@
               <w:spacing w:after="10" w:before="0"/>
               <w:ind w:left="120"/>
             </w:pPr>
-            <w:hyperlink w:history="1" r:id="rId-5ksjenukoxowjnnoxdte">
+            <w:hyperlink w:history="1" r:id="rIdcaqd_7vrkjiiwtx_tx3ss">
               <w:r>
                 <w:rPr>
                   <w:rFonts w:ascii="Arial" w:cs="Arial" w:eastAsia="Arial" w:hAnsi="Arial"/>
@@ -12541,7 +12541,7 @@
               <w:spacing w:after="10" w:before="0"/>
               <w:ind w:left="120"/>
             </w:pPr>
-            <w:hyperlink w:history="1" r:id="rId7vlm_r_bezgbboy1czhh6">
+            <w:hyperlink w:history="1" r:id="rIdxm-pda-m2dadju5va6jon">
               <w:r>
                 <w:rPr>
                   <w:rFonts w:ascii="Arial" w:cs="Arial" w:eastAsia="Arial" w:hAnsi="Arial"/>
@@ -12618,7 +12618,7 @@
               <w:spacing w:after="10" w:before="0"/>
               <w:ind w:left="120"/>
             </w:pPr>
-            <w:hyperlink w:history="1" r:id="rId9__fsidicly0j9_hj80d_">
+            <w:hyperlink w:history="1" r:id="rIdbife1gpyiuy-sawbvebwd">
               <w:r>
                 <w:rPr>
                   <w:rFonts w:ascii="Arial" w:cs="Arial" w:eastAsia="Arial" w:hAnsi="Arial"/>
@@ -12845,7 +12845,7 @@
               <w:spacing w:after="10" w:before="0"/>
               <w:ind w:left="120"/>
             </w:pPr>
-            <w:hyperlink w:history="1" r:id="rIdqieuxt3jac5bdfauypihq">
+            <w:hyperlink w:history="1" r:id="rIdjkm7n6r3cq2ft_yhzmev3">
               <w:r>
                 <w:rPr>
                   <w:rFonts w:ascii="Arial" w:cs="Arial" w:eastAsia="Arial" w:hAnsi="Arial"/>
@@ -12922,7 +12922,7 @@
               <w:spacing w:after="10" w:before="0"/>
               <w:ind w:left="120"/>
             </w:pPr>
-            <w:hyperlink w:history="1" r:id="rIdspdpu7hvjqitht1z3yzpw">
+            <w:hyperlink w:history="1" r:id="rIdawqj-8v3ljeixkttx2iwh">
               <w:r>
                 <w:rPr>
                   <w:rFonts w:ascii="Arial" w:cs="Arial" w:eastAsia="Arial" w:hAnsi="Arial"/>
@@ -13149,7 +13149,7 @@
               <w:spacing w:after="10" w:before="0"/>
               <w:ind w:left="120"/>
             </w:pPr>
-            <w:hyperlink w:history="1" r:id="rId_xjis-o7esmbokk990rkq">
+            <w:hyperlink w:history="1" r:id="rIdx79hne6nbkehi6ylcscjb">
               <w:r>
                 <w:rPr>
                   <w:rFonts w:ascii="Arial" w:cs="Arial" w:eastAsia="Arial" w:hAnsi="Arial"/>
@@ -13226,7 +13226,7 @@
               <w:spacing w:after="10" w:before="0"/>
               <w:ind w:left="120"/>
             </w:pPr>
-            <w:hyperlink w:history="1" r:id="rIduv6ri486odpegoubqxuwn">
+            <w:hyperlink w:history="1" r:id="rIdcsdmqa5ypqohjjg9jfghu">
               <w:r>
                 <w:rPr>
                   <w:rFonts w:ascii="Arial" w:cs="Arial" w:eastAsia="Arial" w:hAnsi="Arial"/>
@@ -13453,7 +13453,7 @@
               <w:spacing w:after="10" w:before="0"/>
               <w:ind w:left="120"/>
             </w:pPr>
-            <w:hyperlink w:history="1" r:id="rIdoxh3pynkvrzqiisuot23t">
+            <w:hyperlink w:history="1" r:id="rIdhgajpe3gozskmtmx1w6k_">
               <w:r>
                 <w:rPr>
                   <w:rFonts w:ascii="Arial" w:cs="Arial" w:eastAsia="Arial" w:hAnsi="Arial"/>
@@ -13530,7 +13530,7 @@
               <w:spacing w:after="10" w:before="0"/>
               <w:ind w:left="120"/>
             </w:pPr>
-            <w:hyperlink w:history="1" r:id="rIdemmolde7h4t_2jwxkdx9n">
+            <w:hyperlink w:history="1" r:id="rIdzoebrmv3k1chop_kn7j6w">
               <w:r>
                 <w:rPr>
                   <w:rFonts w:ascii="Arial" w:cs="Arial" w:eastAsia="Arial" w:hAnsi="Arial"/>
@@ -14057,7 +14057,7 @@
         </w:rPr>
         <w:t xml:space="preserve">© 2026 SeaVuria and ARES. Aligned with KICD objectives. Developed by SeaVuria; technical implementation by ARES (with AI assistance from Claude). Licensed under </w:t>
       </w:r>
-      <w:hyperlink w:history="1" r:id="rId4tvm3tczuqsmaqioqhrrm">
+      <w:hyperlink w:history="1" r:id="rIdlpvygjxow6elntnhwbjo9">
         <w:r>
           <w:rPr>
             <w:rFonts w:ascii="Arial" w:cs="Arial" w:eastAsia="Arial" w:hAnsi="Arial"/>
@@ -14078,7 +14078,7 @@
         </w:rPr>
         <w:t xml:space="preserve"> (</w:t>
       </w:r>
-      <w:hyperlink w:history="1" r:id="rIdsutshrs5pleojz10huuzt">
+      <w:hyperlink w:history="1" r:id="rIdk3tengb24n9yygedwck2v">
         <w:r>
           <w:rPr>
             <w:rFonts w:ascii="Arial" w:cs="Arial" w:eastAsia="Arial" w:hAnsi="Arial"/>
@@ -15108,7 +15108,7 @@
               <w:spacing w:after="10" w:before="0"/>
               <w:ind w:left="120"/>
             </w:pPr>
-            <w:hyperlink w:history="1" r:id="rIdtegt09vvlqtsj0eouyiu2">
+            <w:hyperlink w:history="1" r:id="rIdortdi-ewu2je2bte7dmyw">
               <w:r>
                 <w:rPr>
                   <w:rFonts w:ascii="Arial" w:cs="Arial" w:eastAsia="Arial" w:hAnsi="Arial"/>
@@ -15185,7 +15185,7 @@
               <w:spacing w:after="10" w:before="0"/>
               <w:ind w:left="120"/>
             </w:pPr>
-            <w:hyperlink w:history="1" r:id="rIdkv2ceuknm9co86hho4qdn">
+            <w:hyperlink w:history="1" r:id="rIdnh28vxg9svdevhnwrmlxi">
               <w:r>
                 <w:rPr>
                   <w:rFonts w:ascii="Arial" w:cs="Arial" w:eastAsia="Arial" w:hAnsi="Arial"/>
@@ -15412,7 +15412,7 @@
               <w:spacing w:after="10" w:before="0"/>
               <w:ind w:left="120"/>
             </w:pPr>
-            <w:hyperlink w:history="1" r:id="rIdxb-kvymwqkigrevybmoek">
+            <w:hyperlink w:history="1" r:id="rIdjdamje2mf-qkcykfcueie">
               <w:r>
                 <w:rPr>
                   <w:rFonts w:ascii="Arial" w:cs="Arial" w:eastAsia="Arial" w:hAnsi="Arial"/>
@@ -15489,7 +15489,7 @@
               <w:spacing w:after="10" w:before="0"/>
               <w:ind w:left="120"/>
             </w:pPr>
-            <w:hyperlink w:history="1" r:id="rIdqriyvxe5qebbzduejvg_2">
+            <w:hyperlink w:history="1" r:id="rIdkdmfuj54xpzgncd7cwghe">
               <w:r>
                 <w:rPr>
                   <w:rFonts w:ascii="Arial" w:cs="Arial" w:eastAsia="Arial" w:hAnsi="Arial"/>
@@ -15716,7 +15716,7 @@
               <w:spacing w:after="10" w:before="0"/>
               <w:ind w:left="120"/>
             </w:pPr>
-            <w:hyperlink w:history="1" r:id="rIdmgyb_yhxiatcfmoht3z5d">
+            <w:hyperlink w:history="1" r:id="rIdwklelh1qvrg4r1t2wn0bw">
               <w:r>
                 <w:rPr>
                   <w:rFonts w:ascii="Arial" w:cs="Arial" w:eastAsia="Arial" w:hAnsi="Arial"/>
@@ -15793,7 +15793,7 @@
               <w:spacing w:after="10" w:before="0"/>
               <w:ind w:left="120"/>
             </w:pPr>
-            <w:hyperlink w:history="1" r:id="rIdnzgcuxfxlr8feb-3qbacx">
+            <w:hyperlink w:history="1" r:id="rIdb_mlwqxzijorkznazrdfr">
               <w:r>
                 <w:rPr>
                   <w:rFonts w:ascii="Arial" w:cs="Arial" w:eastAsia="Arial" w:hAnsi="Arial"/>
@@ -16020,7 +16020,7 @@
               <w:spacing w:after="10" w:before="0"/>
               <w:ind w:left="120"/>
             </w:pPr>
-            <w:hyperlink w:history="1" r:id="rIdohons5bgziaskfox7_paw">
+            <w:hyperlink w:history="1" r:id="rIdszebaz7j5e6s3igazhboi">
               <w:r>
                 <w:rPr>
                   <w:rFonts w:ascii="Arial" w:cs="Arial" w:eastAsia="Arial" w:hAnsi="Arial"/>
@@ -16097,7 +16097,7 @@
               <w:spacing w:after="10" w:before="0"/>
               <w:ind w:left="120"/>
             </w:pPr>
-            <w:hyperlink w:history="1" r:id="rId0yxovus7hucdkbzkdht9x">
+            <w:hyperlink w:history="1" r:id="rIdcs3q8hvepivdxiuonwx3i">
               <w:r>
                 <w:rPr>
                   <w:rFonts w:ascii="Arial" w:cs="Arial" w:eastAsia="Arial" w:hAnsi="Arial"/>
@@ -16324,7 +16324,7 @@
               <w:spacing w:after="10" w:before="0"/>
               <w:ind w:left="120"/>
             </w:pPr>
-            <w:hyperlink w:history="1" r:id="rIdmnfey2ujbar5m6vxnsd2p">
+            <w:hyperlink w:history="1" r:id="rIdzyebkqf68tkd54fod4k2p">
               <w:r>
                 <w:rPr>
                   <w:rFonts w:ascii="Arial" w:cs="Arial" w:eastAsia="Arial" w:hAnsi="Arial"/>
@@ -16401,7 +16401,7 @@
               <w:spacing w:after="10" w:before="0"/>
               <w:ind w:left="120"/>
             </w:pPr>
-            <w:hyperlink w:history="1" r:id="rId630jeet8er4dfgpia2ane">
+            <w:hyperlink w:history="1" r:id="rIdkxon9de-pumhmow8nepdm">
               <w:r>
                 <w:rPr>
                   <w:rFonts w:ascii="Arial" w:cs="Arial" w:eastAsia="Arial" w:hAnsi="Arial"/>
@@ -16928,7 +16928,7 @@
         </w:rPr>
         <w:t xml:space="preserve">© 2026 SeaVuria and ARES. Aligned with KICD objectives. Developed by SeaVuria; technical implementation by ARES (with AI assistance from Claude). Licensed under </w:t>
       </w:r>
-      <w:hyperlink w:history="1" r:id="rIdfvd-a_kepchxw0j1q7eei">
+      <w:hyperlink w:history="1" r:id="rIdxfyyb7b8lb3nbkespdw6t">
         <w:r>
           <w:rPr>
             <w:rFonts w:ascii="Arial" w:cs="Arial" w:eastAsia="Arial" w:hAnsi="Arial"/>
@@ -16949,7 +16949,7 @@
         </w:rPr>
         <w:t xml:space="preserve"> (</w:t>
       </w:r>
-      <w:hyperlink w:history="1" r:id="rIdvb0nzt7m6hjb5i2wa_icz">
+      <w:hyperlink w:history="1" r:id="rId_06blsoomxrzr9vuqjxru">
         <w:r>
           <w:rPr>
             <w:rFonts w:ascii="Arial" w:cs="Arial" w:eastAsia="Arial" w:hAnsi="Arial"/>
@@ -17962,7 +17962,7 @@
             <w:pPr>
               <w:spacing w:after="20" w:before="0"/>
             </w:pPr>
-            <w:hyperlink w:history="1" r:id="rIdulbwsnf6qt12plonifukv">
+            <w:hyperlink w:history="1" r:id="rIdq5qdaaqa0bmdx0d2snjgb">
               <w:r>
                 <w:rPr>
                   <w:rFonts w:ascii="Arial" w:cs="Arial" w:eastAsia="Arial" w:hAnsi="Arial"/>
@@ -17995,7 +17995,7 @@
               <w:spacing w:after="10" w:before="0"/>
               <w:ind w:left="120"/>
             </w:pPr>
-            <w:hyperlink w:history="1" r:id="rId2s4_lz13dlw7qcy1i6-j7">
+            <w:hyperlink w:history="1" r:id="rIdczmuczxmgsn2chdte686t">
               <w:r>
                 <w:rPr>
                   <w:rFonts w:ascii="Arial" w:cs="Arial" w:eastAsia="Arial" w:hAnsi="Arial"/>
@@ -18040,7 +18040,7 @@
             <w:pPr>
               <w:spacing w:after="20" w:before="0"/>
             </w:pPr>
-            <w:hyperlink w:history="1" r:id="rIdwabgst6tdsrag_ib232o3">
+            <w:hyperlink w:history="1" r:id="rId_ozl_zznxc92lob0zeob2">
               <w:r>
                 <w:rPr>
                   <w:rFonts w:ascii="Arial" w:cs="Arial" w:eastAsia="Arial" w:hAnsi="Arial"/>
@@ -18089,7 +18089,7 @@
               <w:spacing w:after="10" w:before="0"/>
               <w:ind w:left="120"/>
             </w:pPr>
-            <w:hyperlink w:history="1" r:id="rIdcffggopnqf-k8viyfipl7">
+            <w:hyperlink w:history="1" r:id="rId9oahe4k3j03veac-qwog2">
               <w:r>
                 <w:rPr>
                   <w:rFonts w:ascii="Arial" w:cs="Arial" w:eastAsia="Arial" w:hAnsi="Arial"/>
@@ -18284,7 +18284,7 @@
             <w:pPr>
               <w:spacing w:after="20" w:before="0"/>
             </w:pPr>
-            <w:hyperlink w:history="1" r:id="rIdq9yfx5drbbpk4qu2qlz6y">
+            <w:hyperlink w:history="1" r:id="rIdc6jws-hik5inp4khalhyu">
               <w:r>
                 <w:rPr>
                   <w:rFonts w:ascii="Arial" w:cs="Arial" w:eastAsia="Arial" w:hAnsi="Arial"/>
@@ -18317,7 +18317,7 @@
               <w:spacing w:after="10" w:before="0"/>
               <w:ind w:left="120"/>
             </w:pPr>
-            <w:hyperlink w:history="1" r:id="rIdqg62ug7cyeokfrlajlaog">
+            <w:hyperlink w:history="1" r:id="rIdjipp5fnrxcmxmf87u-t0l">
               <w:r>
                 <w:rPr>
                   <w:rFonts w:ascii="Arial" w:cs="Arial" w:eastAsia="Arial" w:hAnsi="Arial"/>
@@ -18362,7 +18362,7 @@
             <w:pPr>
               <w:spacing w:after="20" w:before="0"/>
             </w:pPr>
-            <w:hyperlink w:history="1" r:id="rIdez-cde7_k_zypg8nitnvz">
+            <w:hyperlink w:history="1" r:id="rIddqxmjoc6hui3g4jnl8vmk">
               <w:r>
                 <w:rPr>
                   <w:rFonts w:ascii="Arial" w:cs="Arial" w:eastAsia="Arial" w:hAnsi="Arial"/>
@@ -18411,7 +18411,7 @@
               <w:spacing w:after="10" w:before="0"/>
               <w:ind w:left="120"/>
             </w:pPr>
-            <w:hyperlink w:history="1" r:id="rIdpcn84qksr8wqi8g2blusf">
+            <w:hyperlink w:history="1" r:id="rIdagtymhjvvv9egwwkwgpsl">
               <w:r>
                 <w:rPr>
                   <w:rFonts w:ascii="Arial" w:cs="Arial" w:eastAsia="Arial" w:hAnsi="Arial"/>
@@ -18606,7 +18606,7 @@
             <w:pPr>
               <w:spacing w:after="20" w:before="0"/>
             </w:pPr>
-            <w:hyperlink w:history="1" r:id="rId_j-appkzqao32_zbydx1q">
+            <w:hyperlink w:history="1" r:id="rId7tyywr-tk13vwmlbye1s3">
               <w:r>
                 <w:rPr>
                   <w:rFonts w:ascii="Arial" w:cs="Arial" w:eastAsia="Arial" w:hAnsi="Arial"/>
@@ -18639,7 +18639,7 @@
               <w:spacing w:after="10" w:before="0"/>
               <w:ind w:left="120"/>
             </w:pPr>
-            <w:hyperlink w:history="1" r:id="rIdsj-_mpuyr8vyihkt5fihz">
+            <w:hyperlink w:history="1" r:id="rIdqpe9ja3nmna8air-zjbi_">
               <w:r>
                 <w:rPr>
                   <w:rFonts w:ascii="Arial" w:cs="Arial" w:eastAsia="Arial" w:hAnsi="Arial"/>
@@ -18684,7 +18684,7 @@
             <w:pPr>
               <w:spacing w:after="20" w:before="0"/>
             </w:pPr>
-            <w:hyperlink w:history="1" r:id="rIdzlj7es9qs_0iinpcapkze">
+            <w:hyperlink w:history="1" r:id="rId7vxjced8k3qcodk5-nhso">
               <w:r>
                 <w:rPr>
                   <w:rFonts w:ascii="Arial" w:cs="Arial" w:eastAsia="Arial" w:hAnsi="Arial"/>
@@ -18733,7 +18733,7 @@
               <w:spacing w:after="10" w:before="0"/>
               <w:ind w:left="120"/>
             </w:pPr>
-            <w:hyperlink w:history="1" r:id="rIdwmk1gcehq4o5bgboiwhng">
+            <w:hyperlink w:history="1" r:id="rIdt1oqd6y-s6igtb9hdixy7">
               <w:r>
                 <w:rPr>
                   <w:rFonts w:ascii="Arial" w:cs="Arial" w:eastAsia="Arial" w:hAnsi="Arial"/>
@@ -18928,7 +18928,7 @@
             <w:pPr>
               <w:spacing w:after="20" w:before="0"/>
             </w:pPr>
-            <w:hyperlink w:history="1" r:id="rIdxijnprjkuqriiaqywimli">
+            <w:hyperlink w:history="1" r:id="rIdjninz1kynx8ijcv4cz7co">
               <w:r>
                 <w:rPr>
                   <w:rFonts w:ascii="Arial" w:cs="Arial" w:eastAsia="Arial" w:hAnsi="Arial"/>
@@ -18961,7 +18961,7 @@
               <w:spacing w:after="10" w:before="0"/>
               <w:ind w:left="120"/>
             </w:pPr>
-            <w:hyperlink w:history="1" r:id="rIdvhbuicqfwfh6e4wpdwfcc">
+            <w:hyperlink w:history="1" r:id="rIdywen5dpszp07-4gy4xdxc">
               <w:r>
                 <w:rPr>
                   <w:rFonts w:ascii="Arial" w:cs="Arial" w:eastAsia="Arial" w:hAnsi="Arial"/>
@@ -19006,7 +19006,7 @@
             <w:pPr>
               <w:spacing w:after="20" w:before="0"/>
             </w:pPr>
-            <w:hyperlink w:history="1" r:id="rIddc113dtfd-jjcn9cgocqj">
+            <w:hyperlink w:history="1" r:id="rId12fgasurxyk75dktarctu">
               <w:r>
                 <w:rPr>
                   <w:rFonts w:ascii="Arial" w:cs="Arial" w:eastAsia="Arial" w:hAnsi="Arial"/>
@@ -19055,7 +19055,7 @@
               <w:spacing w:after="10" w:before="0"/>
               <w:ind w:left="120"/>
             </w:pPr>
-            <w:hyperlink w:history="1" r:id="rIdt7hw_66m9fw9ehqlflosy">
+            <w:hyperlink w:history="1" r:id="rIdi83-idvsmb6nglwk2yup4">
               <w:r>
                 <w:rPr>
                   <w:rFonts w:ascii="Arial" w:cs="Arial" w:eastAsia="Arial" w:hAnsi="Arial"/>
@@ -19250,7 +19250,7 @@
             <w:pPr>
               <w:spacing w:after="20" w:before="0"/>
             </w:pPr>
-            <w:hyperlink w:history="1" r:id="rIdh915yl2y98_armsduuiu-">
+            <w:hyperlink w:history="1" r:id="rId-cxxhjmq6bhxzo9aylf4h">
               <w:r>
                 <w:rPr>
                   <w:rFonts w:ascii="Arial" w:cs="Arial" w:eastAsia="Arial" w:hAnsi="Arial"/>
@@ -19283,7 +19283,7 @@
               <w:spacing w:after="10" w:before="0"/>
               <w:ind w:left="120"/>
             </w:pPr>
-            <w:hyperlink w:history="1" r:id="rIdaef2rr7gw-rt0buj353er">
+            <w:hyperlink w:history="1" r:id="rIdzh2ptriczgmio1bh2z17u">
               <w:r>
                 <w:rPr>
                   <w:rFonts w:ascii="Arial" w:cs="Arial" w:eastAsia="Arial" w:hAnsi="Arial"/>
@@ -19328,7 +19328,7 @@
             <w:pPr>
               <w:spacing w:after="20" w:before="0"/>
             </w:pPr>
-            <w:hyperlink w:history="1" r:id="rIddysglbbfgktmiilxnrpi_">
+            <w:hyperlink w:history="1" r:id="rIdprbhg8ofrofsfj2tchtpt">
               <w:r>
                 <w:rPr>
                   <w:rFonts w:ascii="Arial" w:cs="Arial" w:eastAsia="Arial" w:hAnsi="Arial"/>
@@ -19377,7 +19377,7 @@
               <w:spacing w:after="10" w:before="0"/>
               <w:ind w:left="120"/>
             </w:pPr>
-            <w:hyperlink w:history="1" r:id="rId2jiojfuuk019t8kijyrw_">
+            <w:hyperlink w:history="1" r:id="rIdcnbwjncyd83wmnx0sncuz">
               <w:r>
                 <w:rPr>
                   <w:rFonts w:ascii="Arial" w:cs="Arial" w:eastAsia="Arial" w:hAnsi="Arial"/>
@@ -19889,7 +19889,7 @@
         </w:rPr>
         <w:t xml:space="preserve">© 2026 SeaVuria and ARES. Aligned with KICD objectives. Developed by SeaVuria; technical implementation by ARES (with AI assistance from Claude). Licensed under </w:t>
       </w:r>
-      <w:hyperlink w:history="1" r:id="rId54ev7heogfjxhabzmgbwj">
+      <w:hyperlink w:history="1" r:id="rId13ygl3wdeckou_7wfndhm">
         <w:r>
           <w:rPr>
             <w:rFonts w:ascii="Arial" w:cs="Arial" w:eastAsia="Arial" w:hAnsi="Arial"/>
@@ -19910,7 +19910,7 @@
         </w:rPr>
         <w:t xml:space="preserve"> (</w:t>
       </w:r>
-      <w:hyperlink w:history="1" r:id="rIdeqrrgo7symxz9zh0pyadc">
+      <w:hyperlink w:history="1" r:id="rIdoqiqlu3yt57ucmlpf-zxh">
         <w:r>
           <w:rPr>
             <w:rFonts w:ascii="Arial" w:cs="Arial" w:eastAsia="Arial" w:hAnsi="Arial"/>
@@ -20923,7 +20923,7 @@
             <w:pPr>
               <w:spacing w:after="20" w:before="0"/>
             </w:pPr>
-            <w:hyperlink w:history="1" r:id="rIdkkvwj4gqaxt91g3diqn8x">
+            <w:hyperlink w:history="1" r:id="rIdlc4k7b_istzi8vtq12np6">
               <w:r>
                 <w:rPr>
                   <w:rFonts w:ascii="Arial" w:cs="Arial" w:eastAsia="Arial" w:hAnsi="Arial"/>
@@ -20956,7 +20956,7 @@
               <w:spacing w:after="10" w:before="0"/>
               <w:ind w:left="120"/>
             </w:pPr>
-            <w:hyperlink w:history="1" r:id="rIdmsna_d2jytcimmocbrszo">
+            <w:hyperlink w:history="1" r:id="rIdl6adoxwc4nc-cgpxcllrk">
               <w:r>
                 <w:rPr>
                   <w:rFonts w:ascii="Arial" w:cs="Arial" w:eastAsia="Arial" w:hAnsi="Arial"/>
@@ -21001,7 +21001,7 @@
             <w:pPr>
               <w:spacing w:after="20" w:before="0"/>
             </w:pPr>
-            <w:hyperlink w:history="1" r:id="rIdfq9tdyuif9wfhk_zsw0fq">
+            <w:hyperlink w:history="1" r:id="rIdj7vfivyxegh-zjs1ujdl8">
               <w:r>
                 <w:rPr>
                   <w:rFonts w:ascii="Arial" w:cs="Arial" w:eastAsia="Arial" w:hAnsi="Arial"/>
@@ -21050,7 +21050,7 @@
               <w:spacing w:after="10" w:before="0"/>
               <w:ind w:left="120"/>
             </w:pPr>
-            <w:hyperlink w:history="1" r:id="rIdmx6qcep3md50dlhqjelxm">
+            <w:hyperlink w:history="1" r:id="rIdau804ikc30pdn2h0s-2b7">
               <w:r>
                 <w:rPr>
                   <w:rFonts w:ascii="Arial" w:cs="Arial" w:eastAsia="Arial" w:hAnsi="Arial"/>
@@ -21245,7 +21245,7 @@
             <w:pPr>
               <w:spacing w:after="20" w:before="0"/>
             </w:pPr>
-            <w:hyperlink w:history="1" r:id="rIdnhr5e7h_chmisg4d2jsfk">
+            <w:hyperlink w:history="1" r:id="rIdnyanf7c134efl1khn42wv">
               <w:r>
                 <w:rPr>
                   <w:rFonts w:ascii="Arial" w:cs="Arial" w:eastAsia="Arial" w:hAnsi="Arial"/>
@@ -21278,7 +21278,7 @@
               <w:spacing w:after="10" w:before="0"/>
               <w:ind w:left="120"/>
             </w:pPr>
-            <w:hyperlink w:history="1" r:id="rIdynxaew-valkfmktmar0gw">
+            <w:hyperlink w:history="1" r:id="rIdjoqugles-qa-_12icblnd">
               <w:r>
                 <w:rPr>
                   <w:rFonts w:ascii="Arial" w:cs="Arial" w:eastAsia="Arial" w:hAnsi="Arial"/>
@@ -21323,7 +21323,7 @@
             <w:pPr>
               <w:spacing w:after="20" w:before="0"/>
             </w:pPr>
-            <w:hyperlink w:history="1" r:id="rId6boaeaagkjbl_vjko9zub">
+            <w:hyperlink w:history="1" r:id="rId1pfnsu4wr9alyvqoyp3gd">
               <w:r>
                 <w:rPr>
                   <w:rFonts w:ascii="Arial" w:cs="Arial" w:eastAsia="Arial" w:hAnsi="Arial"/>
@@ -21372,7 +21372,7 @@
               <w:spacing w:after="10" w:before="0"/>
               <w:ind w:left="120"/>
             </w:pPr>
-            <w:hyperlink w:history="1" r:id="rIdd6jmwpctxcim40sfqidpn">
+            <w:hyperlink w:history="1" r:id="rIdebhbnm773duuvqznuvdbx">
               <w:r>
                 <w:rPr>
                   <w:rFonts w:ascii="Arial" w:cs="Arial" w:eastAsia="Arial" w:hAnsi="Arial"/>
@@ -21567,7 +21567,7 @@
             <w:pPr>
               <w:spacing w:after="20" w:before="0"/>
             </w:pPr>
-            <w:hyperlink w:history="1" r:id="rIdaf7picip4ybtmx8ubqtud">
+            <w:hyperlink w:history="1" r:id="rIdtlzjt3ghxvsgyl_gn8tmy">
               <w:r>
                 <w:rPr>
                   <w:rFonts w:ascii="Arial" w:cs="Arial" w:eastAsia="Arial" w:hAnsi="Arial"/>
@@ -21616,7 +21616,7 @@
               <w:spacing w:after="10" w:before="0"/>
               <w:ind w:left="120"/>
             </w:pPr>
-            <w:hyperlink w:history="1" r:id="rIdi82zw7wumc1ra2pskxgjq">
+            <w:hyperlink w:history="1" r:id="rIdtcp8serrk9y-pwdscxr7z">
               <w:r>
                 <w:rPr>
                   <w:rFonts w:ascii="Arial" w:cs="Arial" w:eastAsia="Arial" w:hAnsi="Arial"/>
@@ -21661,7 +21661,7 @@
             <w:pPr>
               <w:spacing w:after="20" w:before="0"/>
             </w:pPr>
-            <w:hyperlink w:history="1" r:id="rIdqzhqgac3knj_zj5zahvyq">
+            <w:hyperlink w:history="1" r:id="rIdl60gkdwezebboucqylhx3">
               <w:r>
                 <w:rPr>
                   <w:rFonts w:ascii="Arial" w:cs="Arial" w:eastAsia="Arial" w:hAnsi="Arial"/>
@@ -21710,7 +21710,7 @@
               <w:spacing w:after="10" w:before="0"/>
               <w:ind w:left="120"/>
             </w:pPr>
-            <w:hyperlink w:history="1" r:id="rIdni8vymurewrtkbk3y43f5">
+            <w:hyperlink w:history="1" r:id="rIdi-eerhfn9o5wwfgu12zce">
               <w:r>
                 <w:rPr>
                   <w:rFonts w:ascii="Arial" w:cs="Arial" w:eastAsia="Arial" w:hAnsi="Arial"/>
@@ -21905,7 +21905,7 @@
             <w:pPr>
               <w:spacing w:after="20" w:before="0"/>
             </w:pPr>
-            <w:hyperlink w:history="1" r:id="rIdj3oqhjgqugkl80ts_ds0n">
+            <w:hyperlink w:history="1" r:id="rIdm6ysa0bqusxl1i4ropef_">
               <w:r>
                 <w:rPr>
                   <w:rFonts w:ascii="Arial" w:cs="Arial" w:eastAsia="Arial" w:hAnsi="Arial"/>
@@ -21954,7 +21954,7 @@
               <w:spacing w:after="10" w:before="0"/>
               <w:ind w:left="120"/>
             </w:pPr>
-            <w:hyperlink w:history="1" r:id="rIdcsiqtgc670vg0cykwfy19">
+            <w:hyperlink w:history="1" r:id="rIdkhgcr8-4rcikdjnmqcal6">
               <w:r>
                 <w:rPr>
                   <w:rFonts w:ascii="Arial" w:cs="Arial" w:eastAsia="Arial" w:hAnsi="Arial"/>
@@ -21999,7 +21999,7 @@
             <w:pPr>
               <w:spacing w:after="20" w:before="0"/>
             </w:pPr>
-            <w:hyperlink w:history="1" r:id="rId9v3lohx4wx3wi7hvuvqnk">
+            <w:hyperlink w:history="1" r:id="rIdtyawkkya41tygrent2x_s">
               <w:r>
                 <w:rPr>
                   <w:rFonts w:ascii="Arial" w:cs="Arial" w:eastAsia="Arial" w:hAnsi="Arial"/>
@@ -22048,7 +22048,7 @@
               <w:spacing w:after="10" w:before="0"/>
               <w:ind w:left="120"/>
             </w:pPr>
-            <w:hyperlink w:history="1" r:id="rId-gvabbaq4yz1nhruv04ec">
+            <w:hyperlink w:history="1" r:id="rId8ohp6wrm0bu3lrhjoqnd9">
               <w:r>
                 <w:rPr>
                   <w:rFonts w:ascii="Arial" w:cs="Arial" w:eastAsia="Arial" w:hAnsi="Arial"/>
@@ -22243,7 +22243,7 @@
             <w:pPr>
               <w:spacing w:after="20" w:before="0"/>
             </w:pPr>
-            <w:hyperlink w:history="1" r:id="rIdc2f_8eyyt5k1p6lszahba">
+            <w:hyperlink w:history="1" r:id="rIdc8-jmpxnlawakzc1e6b7e">
               <w:r>
                 <w:rPr>
                   <w:rFonts w:ascii="Arial" w:cs="Arial" w:eastAsia="Arial" w:hAnsi="Arial"/>
@@ -22292,7 +22292,7 @@
               <w:spacing w:after="10" w:before="0"/>
               <w:ind w:left="120"/>
             </w:pPr>
-            <w:hyperlink w:history="1" r:id="rIdmqtdr-ye8ravzc-lev6cb">
+            <w:hyperlink w:history="1" r:id="rId9cxzpf7vztzooaeysujo9">
               <w:r>
                 <w:rPr>
                   <w:rFonts w:ascii="Arial" w:cs="Arial" w:eastAsia="Arial" w:hAnsi="Arial"/>
@@ -22337,7 +22337,7 @@
             <w:pPr>
               <w:spacing w:after="20" w:before="0"/>
             </w:pPr>
-            <w:hyperlink w:history="1" r:id="rIdah9zzx2hsz7chywoo08ov">
+            <w:hyperlink w:history="1" r:id="rId2jiv7cj0pozh_10zpchv1">
               <w:r>
                 <w:rPr>
                   <w:rFonts w:ascii="Arial" w:cs="Arial" w:eastAsia="Arial" w:hAnsi="Arial"/>
@@ -22386,7 +22386,7 @@
               <w:spacing w:after="10" w:before="0"/>
               <w:ind w:left="120"/>
             </w:pPr>
-            <w:hyperlink w:history="1" r:id="rIdq9qncpmb-e167x7mkmj4j">
+            <w:hyperlink w:history="1" r:id="rIdonajy6pqlgb84g4l2_deg">
               <w:r>
                 <w:rPr>
                   <w:rFonts w:ascii="Arial" w:cs="Arial" w:eastAsia="Arial" w:hAnsi="Arial"/>
@@ -22898,7 +22898,7 @@
         </w:rPr>
         <w:t xml:space="preserve">© 2026 SeaVuria and ARES. Aligned with KICD objectives. Developed by SeaVuria; technical implementation by ARES (with AI assistance from Claude). Licensed under </w:t>
       </w:r>
-      <w:hyperlink w:history="1" r:id="rIdqzchakvkdptspthlamr_g">
+      <w:hyperlink w:history="1" r:id="rIdbx_pednot6zjstzbpeliz">
         <w:r>
           <w:rPr>
             <w:rFonts w:ascii="Arial" w:cs="Arial" w:eastAsia="Arial" w:hAnsi="Arial"/>
@@ -22919,7 +22919,7 @@
         </w:rPr>
         <w:t xml:space="preserve"> (</w:t>
       </w:r>
-      <w:hyperlink w:history="1" r:id="rIdgu1j9itle1sbxednszzo0">
+      <w:hyperlink w:history="1" r:id="rIdcwm3khawhyx74b9qjocxw">
         <w:r>
           <w:rPr>
             <w:rFonts w:ascii="Arial" w:cs="Arial" w:eastAsia="Arial" w:hAnsi="Arial"/>
@@ -23949,7 +23949,7 @@
               <w:spacing w:after="10" w:before="0"/>
               <w:ind w:left="120"/>
             </w:pPr>
-            <w:hyperlink w:history="1" r:id="rIdzfhhj85krp6rv96moly8x">
+            <w:hyperlink w:history="1" r:id="rIdqi3bhpzopvnogge6rkb24">
               <w:r>
                 <w:rPr>
                   <w:rFonts w:ascii="Arial" w:cs="Arial" w:eastAsia="Arial" w:hAnsi="Arial"/>
@@ -24009,7 +24009,7 @@
             <w:pPr>
               <w:spacing w:after="20" w:before="0"/>
             </w:pPr>
-            <w:hyperlink w:history="1" r:id="rIdsyajqjsbr9-itpbevf384">
+            <w:hyperlink w:history="1" r:id="rIdnmi5f7c3pkloehmp76tpm">
               <w:r>
                 <w:rPr>
                   <w:rFonts w:ascii="Arial" w:cs="Arial" w:eastAsia="Arial" w:hAnsi="Arial"/>
@@ -24058,7 +24058,7 @@
               <w:spacing w:after="10" w:before="0"/>
               <w:ind w:left="120"/>
             </w:pPr>
-            <w:hyperlink w:history="1" r:id="rIdbmp1rf0t0sh6wm6utvlsp">
+            <w:hyperlink w:history="1" r:id="rIdzx48yux_hmsbdzbt5iway">
               <w:r>
                 <w:rPr>
                   <w:rFonts w:ascii="Arial" w:cs="Arial" w:eastAsia="Arial" w:hAnsi="Arial"/>
@@ -24270,7 +24270,7 @@
               <w:spacing w:after="10" w:before="0"/>
               <w:ind w:left="120"/>
             </w:pPr>
-            <w:hyperlink w:history="1" r:id="rIdryjie5p1pjfi1iefrydn-">
+            <w:hyperlink w:history="1" r:id="rIdlbcjernwgp5b7um11ag4n">
               <w:r>
                 <w:rPr>
                   <w:rFonts w:ascii="Arial" w:cs="Arial" w:eastAsia="Arial" w:hAnsi="Arial"/>
@@ -24330,7 +24330,7 @@
             <w:pPr>
               <w:spacing w:after="20" w:before="0"/>
             </w:pPr>
-            <w:hyperlink w:history="1" r:id="rId67uwwx7yabqp3oggmgmo6">
+            <w:hyperlink w:history="1" r:id="rId_n4kjhwhlmzreikdr9ww8">
               <w:r>
                 <w:rPr>
                   <w:rFonts w:ascii="Arial" w:cs="Arial" w:eastAsia="Arial" w:hAnsi="Arial"/>
@@ -24379,7 +24379,7 @@
               <w:spacing w:after="10" w:before="0"/>
               <w:ind w:left="120"/>
             </w:pPr>
-            <w:hyperlink w:history="1" r:id="rIdxftnd5htthqlrxusrgvfm">
+            <w:hyperlink w:history="1" r:id="rId_yhfemakg74n7eylawrsi">
               <w:r>
                 <w:rPr>
                   <w:rFonts w:ascii="Arial" w:cs="Arial" w:eastAsia="Arial" w:hAnsi="Arial"/>
@@ -24591,7 +24591,7 @@
               <w:spacing w:after="10" w:before="0"/>
               <w:ind w:left="120"/>
             </w:pPr>
-            <w:hyperlink w:history="1" r:id="rIdnarrt3wigcgjmwy8wyfzt">
+            <w:hyperlink w:history="1" r:id="rIdjixdc-px8wn2nkaqwllbk">
               <w:r>
                 <w:rPr>
                   <w:rFonts w:ascii="Arial" w:cs="Arial" w:eastAsia="Arial" w:hAnsi="Arial"/>
@@ -24651,7 +24651,7 @@
             <w:pPr>
               <w:spacing w:after="20" w:before="0"/>
             </w:pPr>
-            <w:hyperlink w:history="1" r:id="rId287ttggtev-hkpbcchw8x">
+            <w:hyperlink w:history="1" r:id="rIdbiadilkfbysrf9law18or">
               <w:r>
                 <w:rPr>
                   <w:rFonts w:ascii="Arial" w:cs="Arial" w:eastAsia="Arial" w:hAnsi="Arial"/>
@@ -24700,7 +24700,7 @@
               <w:spacing w:after="10" w:before="0"/>
               <w:ind w:left="120"/>
             </w:pPr>
-            <w:hyperlink w:history="1" r:id="rIdlzookbcsx2dirqlc5zqh4">
+            <w:hyperlink w:history="1" r:id="rIdgwvmuzhyo7ymplxgxjofs">
               <w:r>
                 <w:rPr>
                   <w:rFonts w:ascii="Arial" w:cs="Arial" w:eastAsia="Arial" w:hAnsi="Arial"/>
@@ -24912,7 +24912,7 @@
               <w:spacing w:after="10" w:before="0"/>
               <w:ind w:left="120"/>
             </w:pPr>
-            <w:hyperlink w:history="1" r:id="rId4tziof0w3kqowb8fsou7j">
+            <w:hyperlink w:history="1" r:id="rId7ocvc5wbbepovaqsgriks">
               <w:r>
                 <w:rPr>
                   <w:rFonts w:ascii="Arial" w:cs="Arial" w:eastAsia="Arial" w:hAnsi="Arial"/>
@@ -24972,7 +24972,7 @@
             <w:pPr>
               <w:spacing w:after="20" w:before="0"/>
             </w:pPr>
-            <w:hyperlink w:history="1" r:id="rIdwwo-jhbisdtoeksrcmbnq">
+            <w:hyperlink w:history="1" r:id="rIdip6tw3vha0czgsuaahjpp">
               <w:r>
                 <w:rPr>
                   <w:rFonts w:ascii="Arial" w:cs="Arial" w:eastAsia="Arial" w:hAnsi="Arial"/>
@@ -25021,7 +25021,7 @@
               <w:spacing w:after="10" w:before="0"/>
               <w:ind w:left="120"/>
             </w:pPr>
-            <w:hyperlink w:history="1" r:id="rIdownxmwzmg2n2bg8nmmxl5">
+            <w:hyperlink w:history="1" r:id="rId4_smuspas5vqahvc9a8lg">
               <w:r>
                 <w:rPr>
                   <w:rFonts w:ascii="Arial" w:cs="Arial" w:eastAsia="Arial" w:hAnsi="Arial"/>
@@ -25233,7 +25233,7 @@
               <w:spacing w:after="10" w:before="0"/>
               <w:ind w:left="120"/>
             </w:pPr>
-            <w:hyperlink w:history="1" r:id="rId4r1q3uvmtdgvawmzzrtto">
+            <w:hyperlink w:history="1" r:id="rId-mkwczgej3b9yiow9vpoz">
               <w:r>
                 <w:rPr>
                   <w:rFonts w:ascii="Arial" w:cs="Arial" w:eastAsia="Arial" w:hAnsi="Arial"/>
@@ -25293,7 +25293,7 @@
             <w:pPr>
               <w:spacing w:after="20" w:before="0"/>
             </w:pPr>
-            <w:hyperlink w:history="1" r:id="rIdrhtlmc-kvmwoq_kmzpaji">
+            <w:hyperlink w:history="1" r:id="rId3eqnuaxsjbon8h9rs3p_i">
               <w:r>
                 <w:rPr>
                   <w:rFonts w:ascii="Arial" w:cs="Arial" w:eastAsia="Arial" w:hAnsi="Arial"/>
@@ -25342,7 +25342,7 @@
               <w:spacing w:after="10" w:before="0"/>
               <w:ind w:left="120"/>
             </w:pPr>
-            <w:hyperlink w:history="1" r:id="rIddqe5xnmn_4bg9kehswzfb">
+            <w:hyperlink w:history="1" r:id="rIdt0hwkdfo_tkay6wvludy-">
               <w:r>
                 <w:rPr>
                   <w:rFonts w:ascii="Arial" w:cs="Arial" w:eastAsia="Arial" w:hAnsi="Arial"/>
@@ -25854,7 +25854,7 @@
         </w:rPr>
         <w:t xml:space="preserve">© 2026 SeaVuria and ARES. Aligned with KICD objectives. Developed by SeaVuria; technical implementation by ARES (with AI assistance from Claude). Licensed under </w:t>
       </w:r>
-      <w:hyperlink w:history="1" r:id="rIdnh1qa5hxagf3gokxtca7a">
+      <w:hyperlink w:history="1" r:id="rIdnn2oamjkokancig7mijhy">
         <w:r>
           <w:rPr>
             <w:rFonts w:ascii="Arial" w:cs="Arial" w:eastAsia="Arial" w:hAnsi="Arial"/>
@@ -25875,7 +25875,7 @@
         </w:rPr>
         <w:t xml:space="preserve"> (</w:t>
       </w:r>
-      <w:hyperlink w:history="1" r:id="rIdxbweisdrhqe6yylgrxn1y">
+      <w:hyperlink w:history="1" r:id="rIdv7jsnrdgfihwkyfyz1aev">
         <w:r>
           <w:rPr>
             <w:rFonts w:ascii="Arial" w:cs="Arial" w:eastAsia="Arial" w:hAnsi="Arial"/>

--- a/data/outputs/v2/General_Science/SS1.6_Plant_Growth_and_Development/General_Science_Plant_Growth_and_Development_CBE_LessonSequence.docx
+++ b/data/outputs/v2/General_Science/SS1.6_Plant_Growth_and_Development/General_Science_Plant_Growth_and_Development_CBE_LessonSequence.docx
@@ -2263,7 +2263,7 @@
         </w:rPr>
         <w:t xml:space="preserve">© 2026 SeaVuria and ARES. This work is licensed under a </w:t>
       </w:r>
-      <w:hyperlink w:history="1" r:id="rId4cjgb10nljq5bnzykmr85">
+      <w:hyperlink w:history="1" r:id="rIdkukor5eccd3ln68xf7iia">
         <w:r>
           <w:rPr>
             <w:rFonts w:ascii="Arial" w:cs="Arial" w:eastAsia="Arial" w:hAnsi="Arial"/>
@@ -2283,7 +2283,7 @@
         </w:rPr>
         <w:t xml:space="preserve"> (</w:t>
       </w:r>
-      <w:hyperlink w:history="1" r:id="rIdo7ozm4flrmyat7hsbhsvn">
+      <w:hyperlink w:history="1" r:id="rId7jjb084u680enqx4dcvbu">
         <w:r>
           <w:rPr>
             <w:rFonts w:ascii="Arial" w:cs="Arial" w:eastAsia="Arial" w:hAnsi="Arial"/>
@@ -2303,7 +2303,7 @@
         </w:rPr>
         <w:t xml:space="preserve">). To view a copy of this license, visit </w:t>
       </w:r>
-      <w:hyperlink w:history="1" r:id="rIdjx4k8h_2ajdgg5aidrupo">
+      <w:hyperlink w:history="1" r:id="rId7_wxajbdubuoxlfswu-ff">
         <w:r>
           <w:rPr>
             <w:rFonts w:ascii="Arial" w:cs="Arial" w:eastAsia="Arial" w:hAnsi="Arial"/>
@@ -3332,7 +3332,7 @@
               <w:spacing w:after="10" w:before="0"/>
               <w:ind w:left="120"/>
             </w:pPr>
-            <w:hyperlink w:history="1" r:id="rIdvnfhcmualdffid3k-kjow">
+            <w:hyperlink w:history="1" r:id="rIdrsvohe9nmr1_hbsvtzkdg">
               <w:r>
                 <w:rPr>
                   <w:rFonts w:ascii="Arial" w:cs="Arial" w:eastAsia="Arial" w:hAnsi="Arial"/>
@@ -3392,7 +3392,7 @@
             <w:pPr>
               <w:spacing w:after="20" w:before="0"/>
             </w:pPr>
-            <w:hyperlink w:history="1" r:id="rIdz7x9fqpqsrzkifm9bpbto">
+            <w:hyperlink w:history="1" r:id="rIdggj0vq96dh2pxqsgcotmh">
               <w:r>
                 <w:rPr>
                   <w:rFonts w:ascii="Arial" w:cs="Arial" w:eastAsia="Arial" w:hAnsi="Arial"/>
@@ -3441,7 +3441,7 @@
               <w:spacing w:after="10" w:before="0"/>
               <w:ind w:left="120"/>
             </w:pPr>
-            <w:hyperlink w:history="1" r:id="rIdxfcxhu102hbfnkx7obbfg">
+            <w:hyperlink w:history="1" r:id="rId0bysufs_u7no9jrnwo1ac">
               <w:r>
                 <w:rPr>
                   <w:rFonts w:ascii="Arial" w:cs="Arial" w:eastAsia="Arial" w:hAnsi="Arial"/>
@@ -3653,7 +3653,7 @@
               <w:spacing w:after="10" w:before="0"/>
               <w:ind w:left="120"/>
             </w:pPr>
-            <w:hyperlink w:history="1" r:id="rId4pizuxs9qgtbjfk6vw6gw">
+            <w:hyperlink w:history="1" r:id="rIdeckuea6i9ar_nvxa3hzrf">
               <w:r>
                 <w:rPr>
                   <w:rFonts w:ascii="Arial" w:cs="Arial" w:eastAsia="Arial" w:hAnsi="Arial"/>
@@ -3713,7 +3713,7 @@
             <w:pPr>
               <w:spacing w:after="20" w:before="0"/>
             </w:pPr>
-            <w:hyperlink w:history="1" r:id="rIdjf9kh_ohtg1zeigmvyfaz">
+            <w:hyperlink w:history="1" r:id="rIdokrrbzbp4cyjwbno34cjg">
               <w:r>
                 <w:rPr>
                   <w:rFonts w:ascii="Arial" w:cs="Arial" w:eastAsia="Arial" w:hAnsi="Arial"/>
@@ -3762,7 +3762,7 @@
               <w:spacing w:after="10" w:before="0"/>
               <w:ind w:left="120"/>
             </w:pPr>
-            <w:hyperlink w:history="1" r:id="rIdxp8vold57_amexnkw6aef">
+            <w:hyperlink w:history="1" r:id="rIdw520gw0ib1v2ajaumnduv">
               <w:r>
                 <w:rPr>
                   <w:rFonts w:ascii="Arial" w:cs="Arial" w:eastAsia="Arial" w:hAnsi="Arial"/>
@@ -3974,7 +3974,7 @@
               <w:spacing w:after="10" w:before="0"/>
               <w:ind w:left="120"/>
             </w:pPr>
-            <w:hyperlink w:history="1" r:id="rIdz5f3gific3demhsabbzcw">
+            <w:hyperlink w:history="1" r:id="rIdj5k0dakouscyfpowklu8e">
               <w:r>
                 <w:rPr>
                   <w:rFonts w:ascii="Arial" w:cs="Arial" w:eastAsia="Arial" w:hAnsi="Arial"/>
@@ -4034,7 +4034,7 @@
             <w:pPr>
               <w:spacing w:after="20" w:before="0"/>
             </w:pPr>
-            <w:hyperlink w:history="1" r:id="rId6--gnpa3vwbgbppy4f1dm">
+            <w:hyperlink w:history="1" r:id="rIdzxyz-_b278j_twcxibfg9">
               <w:r>
                 <w:rPr>
                   <w:rFonts w:ascii="Arial" w:cs="Arial" w:eastAsia="Arial" w:hAnsi="Arial"/>
@@ -4083,7 +4083,7 @@
               <w:spacing w:after="10" w:before="0"/>
               <w:ind w:left="120"/>
             </w:pPr>
-            <w:hyperlink w:history="1" r:id="rIdmn4lpl5wj-fvj05wizlv6">
+            <w:hyperlink w:history="1" r:id="rId35tbnuk5ucsjn1hpyq4rt">
               <w:r>
                 <w:rPr>
                   <w:rFonts w:ascii="Arial" w:cs="Arial" w:eastAsia="Arial" w:hAnsi="Arial"/>
@@ -4295,7 +4295,7 @@
               <w:spacing w:after="10" w:before="0"/>
               <w:ind w:left="120"/>
             </w:pPr>
-            <w:hyperlink w:history="1" r:id="rIddxcy5x0v_rmulgwmgiwo0">
+            <w:hyperlink w:history="1" r:id="rIdp0t_jmx71jtmiuov52j0f">
               <w:r>
                 <w:rPr>
                   <w:rFonts w:ascii="Arial" w:cs="Arial" w:eastAsia="Arial" w:hAnsi="Arial"/>
@@ -4355,7 +4355,7 @@
             <w:pPr>
               <w:spacing w:after="20" w:before="0"/>
             </w:pPr>
-            <w:hyperlink w:history="1" r:id="rIdhtpgucxrioecsmua9jjhj">
+            <w:hyperlink w:history="1" r:id="rIdutnamik_i_4doajg-ofmw">
               <w:r>
                 <w:rPr>
                   <w:rFonts w:ascii="Arial" w:cs="Arial" w:eastAsia="Arial" w:hAnsi="Arial"/>
@@ -4404,7 +4404,7 @@
               <w:spacing w:after="10" w:before="0"/>
               <w:ind w:left="120"/>
             </w:pPr>
-            <w:hyperlink w:history="1" r:id="rIdgsl5w7fbd0vt7pdrnsmky">
+            <w:hyperlink w:history="1" r:id="rIdsbjuuyhzcwctxnnnp5vuo">
               <w:r>
                 <w:rPr>
                   <w:rFonts w:ascii="Arial" w:cs="Arial" w:eastAsia="Arial" w:hAnsi="Arial"/>
@@ -4616,7 +4616,7 @@
               <w:spacing w:after="10" w:before="0"/>
               <w:ind w:left="120"/>
             </w:pPr>
-            <w:hyperlink w:history="1" r:id="rIdwsmeestx5vtrl28ah5rn7">
+            <w:hyperlink w:history="1" r:id="rIdc16vi74jkezp6t59rhxk6">
               <w:r>
                 <w:rPr>
                   <w:rFonts w:ascii="Arial" w:cs="Arial" w:eastAsia="Arial" w:hAnsi="Arial"/>
@@ -4676,7 +4676,7 @@
             <w:pPr>
               <w:spacing w:after="20" w:before="0"/>
             </w:pPr>
-            <w:hyperlink w:history="1" r:id="rIdaurabph5deqgyrarkjcdd">
+            <w:hyperlink w:history="1" r:id="rId3ld9ph0o0j-7os23a6khc">
               <w:r>
                 <w:rPr>
                   <w:rFonts w:ascii="Arial" w:cs="Arial" w:eastAsia="Arial" w:hAnsi="Arial"/>
@@ -4725,7 +4725,7 @@
               <w:spacing w:after="10" w:before="0"/>
               <w:ind w:left="120"/>
             </w:pPr>
-            <w:hyperlink w:history="1" r:id="rIdyjjipwjravyfrpy-ii3iv">
+            <w:hyperlink w:history="1" r:id="rId1luyoeuezxcm_u3aftaqd">
               <w:r>
                 <w:rPr>
                   <w:rFonts w:ascii="Arial" w:cs="Arial" w:eastAsia="Arial" w:hAnsi="Arial"/>
@@ -5237,7 +5237,7 @@
         </w:rPr>
         <w:t xml:space="preserve">© 2026 SeaVuria and ARES. Aligned with KICD objectives. Developed by SeaVuria; technical implementation by ARES (with AI assistance from Claude). Licensed under </w:t>
       </w:r>
-      <w:hyperlink w:history="1" r:id="rIdjqijcjfkorljpp1dvty3e">
+      <w:hyperlink w:history="1" r:id="rId42bcmzc1qecb2zd7iph8o">
         <w:r>
           <w:rPr>
             <w:rFonts w:ascii="Arial" w:cs="Arial" w:eastAsia="Arial" w:hAnsi="Arial"/>
@@ -5258,7 +5258,7 @@
         </w:rPr>
         <w:t xml:space="preserve"> (</w:t>
       </w:r>
-      <w:hyperlink w:history="1" r:id="rIddri1cgsm6jdo7tcgkvib3">
+      <w:hyperlink w:history="1" r:id="rIdpnwzevlhoy8nyjp5klhoy">
         <w:r>
           <w:rPr>
             <w:rFonts w:ascii="Arial" w:cs="Arial" w:eastAsia="Arial" w:hAnsi="Arial"/>
@@ -6288,7 +6288,7 @@
               <w:spacing w:after="10" w:before="0"/>
               <w:ind w:left="120"/>
             </w:pPr>
-            <w:hyperlink w:history="1" r:id="rIdnyy4untidr9ppd3xqtf-c">
+            <w:hyperlink w:history="1" r:id="rId1xreaewh2glw4gevfftex">
               <w:r>
                 <w:rPr>
                   <w:rFonts w:ascii="Arial" w:cs="Arial" w:eastAsia="Arial" w:hAnsi="Arial"/>
@@ -6348,7 +6348,7 @@
             <w:pPr>
               <w:spacing w:after="20" w:before="0"/>
             </w:pPr>
-            <w:hyperlink w:history="1" r:id="rIdyd4184gc5dg2w_62zo8mb">
+            <w:hyperlink w:history="1" r:id="rId-zs-e3cwketytuj650n_v">
               <w:r>
                 <w:rPr>
                   <w:rFonts w:ascii="Arial" w:cs="Arial" w:eastAsia="Arial" w:hAnsi="Arial"/>
@@ -6397,7 +6397,7 @@
               <w:spacing w:after="10" w:before="0"/>
               <w:ind w:left="120"/>
             </w:pPr>
-            <w:hyperlink w:history="1" r:id="rIdwvi8f_wsbne9zbelsoslo">
+            <w:hyperlink w:history="1" r:id="rIdeozis175mct1stuitsozu">
               <w:r>
                 <w:rPr>
                   <w:rFonts w:ascii="Arial" w:cs="Arial" w:eastAsia="Arial" w:hAnsi="Arial"/>
@@ -6609,7 +6609,7 @@
               <w:spacing w:after="10" w:before="0"/>
               <w:ind w:left="120"/>
             </w:pPr>
-            <w:hyperlink w:history="1" r:id="rIdshyz_2bsf4u9iyyjdfphs">
+            <w:hyperlink w:history="1" r:id="rIdctki93ba2pl_25mn5k0ls">
               <w:r>
                 <w:rPr>
                   <w:rFonts w:ascii="Arial" w:cs="Arial" w:eastAsia="Arial" w:hAnsi="Arial"/>
@@ -6669,7 +6669,7 @@
             <w:pPr>
               <w:spacing w:after="20" w:before="0"/>
             </w:pPr>
-            <w:hyperlink w:history="1" r:id="rId2owi0btkanb6ie88kypfd">
+            <w:hyperlink w:history="1" r:id="rIdfo8qqhexhbory7nrsntp2">
               <w:r>
                 <w:rPr>
                   <w:rFonts w:ascii="Arial" w:cs="Arial" w:eastAsia="Arial" w:hAnsi="Arial"/>
@@ -6718,7 +6718,7 @@
               <w:spacing w:after="10" w:before="0"/>
               <w:ind w:left="120"/>
             </w:pPr>
-            <w:hyperlink w:history="1" r:id="rIdg3eojqymubyfx0ibq3odt">
+            <w:hyperlink w:history="1" r:id="rIdgfs6yrhhjmmvrw2xvykj-">
               <w:r>
                 <w:rPr>
                   <w:rFonts w:ascii="Arial" w:cs="Arial" w:eastAsia="Arial" w:hAnsi="Arial"/>
@@ -6930,7 +6930,7 @@
               <w:spacing w:after="10" w:before="0"/>
               <w:ind w:left="120"/>
             </w:pPr>
-            <w:hyperlink w:history="1" r:id="rId2jn7djsmylwbrc015n7tc">
+            <w:hyperlink w:history="1" r:id="rIdlbavkvbnxw7slrmp8hpbr">
               <w:r>
                 <w:rPr>
                   <w:rFonts w:ascii="Arial" w:cs="Arial" w:eastAsia="Arial" w:hAnsi="Arial"/>
@@ -6990,7 +6990,7 @@
             <w:pPr>
               <w:spacing w:after="20" w:before="0"/>
             </w:pPr>
-            <w:hyperlink w:history="1" r:id="rIdv2fskwlbnn-arsguahpkp">
+            <w:hyperlink w:history="1" r:id="rId7vzircaru5ko7wjbsvjee">
               <w:r>
                 <w:rPr>
                   <w:rFonts w:ascii="Arial" w:cs="Arial" w:eastAsia="Arial" w:hAnsi="Arial"/>
@@ -7039,7 +7039,7 @@
               <w:spacing w:after="10" w:before="0"/>
               <w:ind w:left="120"/>
             </w:pPr>
-            <w:hyperlink w:history="1" r:id="rIdz71rr07ghcl_fwqcdw4an">
+            <w:hyperlink w:history="1" r:id="rIdb5ih_5m5-utqslu2zpyrs">
               <w:r>
                 <w:rPr>
                   <w:rFonts w:ascii="Arial" w:cs="Arial" w:eastAsia="Arial" w:hAnsi="Arial"/>
@@ -7251,7 +7251,7 @@
               <w:spacing w:after="10" w:before="0"/>
               <w:ind w:left="120"/>
             </w:pPr>
-            <w:hyperlink w:history="1" r:id="rIdmghxeodsvakhypzwzwupn">
+            <w:hyperlink w:history="1" r:id="rIdqqjhf6ojydlnlvko_9jh9">
               <w:r>
                 <w:rPr>
                   <w:rFonts w:ascii="Arial" w:cs="Arial" w:eastAsia="Arial" w:hAnsi="Arial"/>
@@ -7311,7 +7311,7 @@
             <w:pPr>
               <w:spacing w:after="20" w:before="0"/>
             </w:pPr>
-            <w:hyperlink w:history="1" r:id="rIdfpog1hr4sghkefivoecwu">
+            <w:hyperlink w:history="1" r:id="rIdlpsqpk0p07f_ujdrr0ozw">
               <w:r>
                 <w:rPr>
                   <w:rFonts w:ascii="Arial" w:cs="Arial" w:eastAsia="Arial" w:hAnsi="Arial"/>
@@ -7360,7 +7360,7 @@
               <w:spacing w:after="10" w:before="0"/>
               <w:ind w:left="120"/>
             </w:pPr>
-            <w:hyperlink w:history="1" r:id="rIdbzdq5tm-omjr4bn3qqo_v">
+            <w:hyperlink w:history="1" r:id="rIdxu_z4aagnj0nm8lp9bs5s">
               <w:r>
                 <w:rPr>
                   <w:rFonts w:ascii="Arial" w:cs="Arial" w:eastAsia="Arial" w:hAnsi="Arial"/>
@@ -7572,7 +7572,7 @@
               <w:spacing w:after="10" w:before="0"/>
               <w:ind w:left="120"/>
             </w:pPr>
-            <w:hyperlink w:history="1" r:id="rId1biixhfhkhucbxf8w-pdo">
+            <w:hyperlink w:history="1" r:id="rIddzgo0xzvinwmb1m1plqjp">
               <w:r>
                 <w:rPr>
                   <w:rFonts w:ascii="Arial" w:cs="Arial" w:eastAsia="Arial" w:hAnsi="Arial"/>
@@ -7632,7 +7632,7 @@
             <w:pPr>
               <w:spacing w:after="20" w:before="0"/>
             </w:pPr>
-            <w:hyperlink w:history="1" r:id="rIdr42yhvvd7sofgilpvf7uc">
+            <w:hyperlink w:history="1" r:id="rIdva8vtmt7yw_febmud94dq">
               <w:r>
                 <w:rPr>
                   <w:rFonts w:ascii="Arial" w:cs="Arial" w:eastAsia="Arial" w:hAnsi="Arial"/>
@@ -7681,7 +7681,7 @@
               <w:spacing w:after="10" w:before="0"/>
               <w:ind w:left="120"/>
             </w:pPr>
-            <w:hyperlink w:history="1" r:id="rIdq0gf14atul8-dtbueflnb">
+            <w:hyperlink w:history="1" r:id="rIdpd6kzygihgwkokybh_xc_">
               <w:r>
                 <w:rPr>
                   <w:rFonts w:ascii="Arial" w:cs="Arial" w:eastAsia="Arial" w:hAnsi="Arial"/>
@@ -8193,7 +8193,7 @@
         </w:rPr>
         <w:t xml:space="preserve">© 2026 SeaVuria and ARES. Aligned with KICD objectives. Developed by SeaVuria; technical implementation by ARES (with AI assistance from Claude). Licensed under </w:t>
       </w:r>
-      <w:hyperlink w:history="1" r:id="rIdtbseccxvpvnlkmnwjhce_">
+      <w:hyperlink w:history="1" r:id="rIdautbon3o3kllr6mhzv__-">
         <w:r>
           <w:rPr>
             <w:rFonts w:ascii="Arial" w:cs="Arial" w:eastAsia="Arial" w:hAnsi="Arial"/>
@@ -8214,7 +8214,7 @@
         </w:rPr>
         <w:t xml:space="preserve"> (</w:t>
       </w:r>
-      <w:hyperlink w:history="1" r:id="rIdnx0ahnotba7ktshe-acnq">
+      <w:hyperlink w:history="1" r:id="rIddqpuwtbhe6yqdk2bkh_tc">
         <w:r>
           <w:rPr>
             <w:rFonts w:ascii="Arial" w:cs="Arial" w:eastAsia="Arial" w:hAnsi="Arial"/>
@@ -9227,7 +9227,7 @@
             <w:pPr>
               <w:spacing w:after="20" w:before="0"/>
             </w:pPr>
-            <w:hyperlink w:history="1" r:id="rIdxqueq8zlcas2ciuopzpar">
+            <w:hyperlink w:history="1" r:id="rIdpbjvidoub3h7i2e--ywoz">
               <w:r>
                 <w:rPr>
                   <w:rFonts w:ascii="Arial" w:cs="Arial" w:eastAsia="Arial" w:hAnsi="Arial"/>
@@ -9260,7 +9260,7 @@
               <w:spacing w:after="10" w:before="0"/>
               <w:ind w:left="120"/>
             </w:pPr>
-            <w:hyperlink w:history="1" r:id="rIdzzhs9hgsewybztkjs_g5y">
+            <w:hyperlink w:history="1" r:id="rIdne9kwubzghslq6aywecup">
               <w:r>
                 <w:rPr>
                   <w:rFonts w:ascii="Arial" w:cs="Arial" w:eastAsia="Arial" w:hAnsi="Arial"/>
@@ -9305,7 +9305,7 @@
             <w:pPr>
               <w:spacing w:after="20" w:before="0"/>
             </w:pPr>
-            <w:hyperlink w:history="1" r:id="rId7ydeoudyz7wloicuw8jwx">
+            <w:hyperlink w:history="1" r:id="rIdlounc3dw4efq79gchvenb">
               <w:r>
                 <w:rPr>
                   <w:rFonts w:ascii="Arial" w:cs="Arial" w:eastAsia="Arial" w:hAnsi="Arial"/>
@@ -9354,7 +9354,7 @@
               <w:spacing w:after="10" w:before="0"/>
               <w:ind w:left="120"/>
             </w:pPr>
-            <w:hyperlink w:history="1" r:id="rId6lkmon65perjmrxpl4yhi">
+            <w:hyperlink w:history="1" r:id="rIdlr_f5ecomikxsb7ldsv3o">
               <w:r>
                 <w:rPr>
                   <w:rFonts w:ascii="Arial" w:cs="Arial" w:eastAsia="Arial" w:hAnsi="Arial"/>
@@ -9549,7 +9549,7 @@
             <w:pPr>
               <w:spacing w:after="20" w:before="0"/>
             </w:pPr>
-            <w:hyperlink w:history="1" r:id="rId_qegt0vqrc4yljdzfleg6">
+            <w:hyperlink w:history="1" r:id="rIdwk3lgvusvw4-rgn1fguqt">
               <w:r>
                 <w:rPr>
                   <w:rFonts w:ascii="Arial" w:cs="Arial" w:eastAsia="Arial" w:hAnsi="Arial"/>
@@ -9582,7 +9582,7 @@
               <w:spacing w:after="10" w:before="0"/>
               <w:ind w:left="120"/>
             </w:pPr>
-            <w:hyperlink w:history="1" r:id="rIdk-elrloqowokkpnlsfjff">
+            <w:hyperlink w:history="1" r:id="rIdibagejsyqmcrmcc-7ynwu">
               <w:r>
                 <w:rPr>
                   <w:rFonts w:ascii="Arial" w:cs="Arial" w:eastAsia="Arial" w:hAnsi="Arial"/>
@@ -9627,7 +9627,7 @@
             <w:pPr>
               <w:spacing w:after="20" w:before="0"/>
             </w:pPr>
-            <w:hyperlink w:history="1" r:id="rIdjcnrwzfdenktp5ltshdeu">
+            <w:hyperlink w:history="1" r:id="rIdhcg2aaoihv0kbezeze2ty">
               <w:r>
                 <w:rPr>
                   <w:rFonts w:ascii="Arial" w:cs="Arial" w:eastAsia="Arial" w:hAnsi="Arial"/>
@@ -9676,7 +9676,7 @@
               <w:spacing w:after="10" w:before="0"/>
               <w:ind w:left="120"/>
             </w:pPr>
-            <w:hyperlink w:history="1" r:id="rIdmk_hb50law5e8zl18kk3_">
+            <w:hyperlink w:history="1" r:id="rId_qbyf765bdvqvg3nnp8ev">
               <w:r>
                 <w:rPr>
                   <w:rFonts w:ascii="Arial" w:cs="Arial" w:eastAsia="Arial" w:hAnsi="Arial"/>
@@ -9871,7 +9871,7 @@
             <w:pPr>
               <w:spacing w:after="20" w:before="0"/>
             </w:pPr>
-            <w:hyperlink w:history="1" r:id="rIdvqqun92gqus-wctvrsby-">
+            <w:hyperlink w:history="1" r:id="rIdmctumvo63_28owkt2pc1d">
               <w:r>
                 <w:rPr>
                   <w:rFonts w:ascii="Arial" w:cs="Arial" w:eastAsia="Arial" w:hAnsi="Arial"/>
@@ -9920,7 +9920,7 @@
               <w:spacing w:after="10" w:before="0"/>
               <w:ind w:left="120"/>
             </w:pPr>
-            <w:hyperlink w:history="1" r:id="rIdqwgag1gv61uvhi_ldk2v6">
+            <w:hyperlink w:history="1" r:id="rIdk0wgzenbcbbremrjpyibc">
               <w:r>
                 <w:rPr>
                   <w:rFonts w:ascii="Arial" w:cs="Arial" w:eastAsia="Arial" w:hAnsi="Arial"/>
@@ -9965,7 +9965,7 @@
             <w:pPr>
               <w:spacing w:after="20" w:before="0"/>
             </w:pPr>
-            <w:hyperlink w:history="1" r:id="rIdughj68raz56kur-8zggec">
+            <w:hyperlink w:history="1" r:id="rId66ynddubwbq7iffvdrxij">
               <w:r>
                 <w:rPr>
                   <w:rFonts w:ascii="Arial" w:cs="Arial" w:eastAsia="Arial" w:hAnsi="Arial"/>
@@ -10014,7 +10014,7 @@
               <w:spacing w:after="10" w:before="0"/>
               <w:ind w:left="120"/>
             </w:pPr>
-            <w:hyperlink w:history="1" r:id="rIdeaha1knllfsbafswthuei">
+            <w:hyperlink w:history="1" r:id="rIdefd28_vqbmnbirntzh2gf">
               <w:r>
                 <w:rPr>
                   <w:rFonts w:ascii="Arial" w:cs="Arial" w:eastAsia="Arial" w:hAnsi="Arial"/>
@@ -10209,7 +10209,7 @@
             <w:pPr>
               <w:spacing w:after="20" w:before="0"/>
             </w:pPr>
-            <w:hyperlink w:history="1" r:id="rIdcw-agd8xzbpxo25zymeac">
+            <w:hyperlink w:history="1" r:id="rIdcwzqlgp5fnavnj01dvgfz">
               <w:r>
                 <w:rPr>
                   <w:rFonts w:ascii="Arial" w:cs="Arial" w:eastAsia="Arial" w:hAnsi="Arial"/>
@@ -10258,7 +10258,7 @@
               <w:spacing w:after="10" w:before="0"/>
               <w:ind w:left="120"/>
             </w:pPr>
-            <w:hyperlink w:history="1" r:id="rIdu9xoafhpzt6tu_n4rsjjf">
+            <w:hyperlink w:history="1" r:id="rIdfbsfsvxlvw2hbdhhi2t3n">
               <w:r>
                 <w:rPr>
                   <w:rFonts w:ascii="Arial" w:cs="Arial" w:eastAsia="Arial" w:hAnsi="Arial"/>
@@ -10303,7 +10303,7 @@
             <w:pPr>
               <w:spacing w:after="20" w:before="0"/>
             </w:pPr>
-            <w:hyperlink w:history="1" r:id="rIdlzhhgoffhqj9-yyfozgat">
+            <w:hyperlink w:history="1" r:id="rIdiosd-1m6h5vqsz3avnduj">
               <w:r>
                 <w:rPr>
                   <w:rFonts w:ascii="Arial" w:cs="Arial" w:eastAsia="Arial" w:hAnsi="Arial"/>
@@ -10352,7 +10352,7 @@
               <w:spacing w:after="10" w:before="0"/>
               <w:ind w:left="120"/>
             </w:pPr>
-            <w:hyperlink w:history="1" r:id="rIdwpkieolm5x6qvz0gv5o4t">
+            <w:hyperlink w:history="1" r:id="rIdr2abatsj4qrj5heppvxlw">
               <w:r>
                 <w:rPr>
                   <w:rFonts w:ascii="Arial" w:cs="Arial" w:eastAsia="Arial" w:hAnsi="Arial"/>
@@ -10547,7 +10547,7 @@
             <w:pPr>
               <w:spacing w:after="20" w:before="0"/>
             </w:pPr>
-            <w:hyperlink w:history="1" r:id="rId1ni10vruhskqn2kp-a4g6">
+            <w:hyperlink w:history="1" r:id="rId9nlyude6ij2gn4hptq70l">
               <w:r>
                 <w:rPr>
                   <w:rFonts w:ascii="Arial" w:cs="Arial" w:eastAsia="Arial" w:hAnsi="Arial"/>
@@ -10580,7 +10580,7 @@
               <w:spacing w:after="10" w:before="0"/>
               <w:ind w:left="120"/>
             </w:pPr>
-            <w:hyperlink w:history="1" r:id="rIdzdg8d3u7dttp97xh8jcbc">
+            <w:hyperlink w:history="1" r:id="rIdrumrcpfww9vzmgfttb1uw">
               <w:r>
                 <w:rPr>
                   <w:rFonts w:ascii="Arial" w:cs="Arial" w:eastAsia="Arial" w:hAnsi="Arial"/>
@@ -10625,7 +10625,7 @@
             <w:pPr>
               <w:spacing w:after="20" w:before="0"/>
             </w:pPr>
-            <w:hyperlink w:history="1" r:id="rIdq3h0hndunnyldfi4obiex">
+            <w:hyperlink w:history="1" r:id="rIdob43z1psok48_-iqsf51q">
               <w:r>
                 <w:rPr>
                   <w:rFonts w:ascii="Arial" w:cs="Arial" w:eastAsia="Arial" w:hAnsi="Arial"/>
@@ -10674,7 +10674,7 @@
               <w:spacing w:after="10" w:before="0"/>
               <w:ind w:left="120"/>
             </w:pPr>
-            <w:hyperlink w:history="1" r:id="rIdrzgtcbx2aoin4pr6uwnbe">
+            <w:hyperlink w:history="1" r:id="rIdy62il8jezyc2c4vx6zfr4">
               <w:r>
                 <w:rPr>
                   <w:rFonts w:ascii="Arial" w:cs="Arial" w:eastAsia="Arial" w:hAnsi="Arial"/>
@@ -11186,7 +11186,7 @@
         </w:rPr>
         <w:t xml:space="preserve">© 2026 SeaVuria and ARES. Aligned with KICD objectives. Developed by SeaVuria; technical implementation by ARES (with AI assistance from Claude). Licensed under </w:t>
       </w:r>
-      <w:hyperlink w:history="1" r:id="rIdz5bkjxhllzhq0i_cm2pwa">
+      <w:hyperlink w:history="1" r:id="rIdr2owjhyixcrfsdrywvfmx">
         <w:r>
           <w:rPr>
             <w:rFonts w:ascii="Arial" w:cs="Arial" w:eastAsia="Arial" w:hAnsi="Arial"/>
@@ -11207,7 +11207,7 @@
         </w:rPr>
         <w:t xml:space="preserve"> (</w:t>
       </w:r>
-      <w:hyperlink w:history="1" r:id="rIdfy2te4ard6htx-eofutwd">
+      <w:hyperlink w:history="1" r:id="rId6fkiruxh1fycwquzr_yy3">
         <w:r>
           <w:rPr>
             <w:rFonts w:ascii="Arial" w:cs="Arial" w:eastAsia="Arial" w:hAnsi="Arial"/>
@@ -12237,7 +12237,7 @@
               <w:spacing w:after="10" w:before="0"/>
               <w:ind w:left="120"/>
             </w:pPr>
-            <w:hyperlink w:history="1" r:id="rIdfysnfc3wpj1mxtnylczlm">
+            <w:hyperlink w:history="1" r:id="rIdtijm5s6lyuy28qicdnipy">
               <w:r>
                 <w:rPr>
                   <w:rFonts w:ascii="Arial" w:cs="Arial" w:eastAsia="Arial" w:hAnsi="Arial"/>
@@ -12314,7 +12314,7 @@
               <w:spacing w:after="10" w:before="0"/>
               <w:ind w:left="120"/>
             </w:pPr>
-            <w:hyperlink w:history="1" r:id="rIdcaqd_7vrkjiiwtx_tx3ss">
+            <w:hyperlink w:history="1" r:id="rIdt5puk-xrskzgt_nfl59lu">
               <w:r>
                 <w:rPr>
                   <w:rFonts w:ascii="Arial" w:cs="Arial" w:eastAsia="Arial" w:hAnsi="Arial"/>
@@ -12541,7 +12541,7 @@
               <w:spacing w:after="10" w:before="0"/>
               <w:ind w:left="120"/>
             </w:pPr>
-            <w:hyperlink w:history="1" r:id="rIdxm-pda-m2dadju5va6jon">
+            <w:hyperlink w:history="1" r:id="rIdkbhk-ohsqaivtf7euplzt">
               <w:r>
                 <w:rPr>
                   <w:rFonts w:ascii="Arial" w:cs="Arial" w:eastAsia="Arial" w:hAnsi="Arial"/>
@@ -12618,7 +12618,7 @@
               <w:spacing w:after="10" w:before="0"/>
               <w:ind w:left="120"/>
             </w:pPr>
-            <w:hyperlink w:history="1" r:id="rIdbife1gpyiuy-sawbvebwd">
+            <w:hyperlink w:history="1" r:id="rIdjgf6lf_uwpgnthjgxn63p">
               <w:r>
                 <w:rPr>
                   <w:rFonts w:ascii="Arial" w:cs="Arial" w:eastAsia="Arial" w:hAnsi="Arial"/>
@@ -12845,7 +12845,7 @@
               <w:spacing w:after="10" w:before="0"/>
               <w:ind w:left="120"/>
             </w:pPr>
-            <w:hyperlink w:history="1" r:id="rIdjkm7n6r3cq2ft_yhzmev3">
+            <w:hyperlink w:history="1" r:id="rIddfxv4i7uvjgjmgk6yvpo2">
               <w:r>
                 <w:rPr>
                   <w:rFonts w:ascii="Arial" w:cs="Arial" w:eastAsia="Arial" w:hAnsi="Arial"/>
@@ -12922,7 +12922,7 @@
               <w:spacing w:after="10" w:before="0"/>
               <w:ind w:left="120"/>
             </w:pPr>
-            <w:hyperlink w:history="1" r:id="rIdawqj-8v3ljeixkttx2iwh">
+            <w:hyperlink w:history="1" r:id="rIdwreqy5fedw1_2i8umtc2d">
               <w:r>
                 <w:rPr>
                   <w:rFonts w:ascii="Arial" w:cs="Arial" w:eastAsia="Arial" w:hAnsi="Arial"/>
@@ -13149,7 +13149,7 @@
               <w:spacing w:after="10" w:before="0"/>
               <w:ind w:left="120"/>
             </w:pPr>
-            <w:hyperlink w:history="1" r:id="rIdx79hne6nbkehi6ylcscjb">
+            <w:hyperlink w:history="1" r:id="rId93bsxfij9eiy3yepxbvyb">
               <w:r>
                 <w:rPr>
                   <w:rFonts w:ascii="Arial" w:cs="Arial" w:eastAsia="Arial" w:hAnsi="Arial"/>
@@ -13226,7 +13226,7 @@
               <w:spacing w:after="10" w:before="0"/>
               <w:ind w:left="120"/>
             </w:pPr>
-            <w:hyperlink w:history="1" r:id="rIdcsdmqa5ypqohjjg9jfghu">
+            <w:hyperlink w:history="1" r:id="rIdlvwqncwqgj9maog_kgih6">
               <w:r>
                 <w:rPr>
                   <w:rFonts w:ascii="Arial" w:cs="Arial" w:eastAsia="Arial" w:hAnsi="Arial"/>
@@ -13453,7 +13453,7 @@
               <w:spacing w:after="10" w:before="0"/>
               <w:ind w:left="120"/>
             </w:pPr>
-            <w:hyperlink w:history="1" r:id="rIdhgajpe3gozskmtmx1w6k_">
+            <w:hyperlink w:history="1" r:id="rIdzi58owcp73dfwjpvx7hbe">
               <w:r>
                 <w:rPr>
                   <w:rFonts w:ascii="Arial" w:cs="Arial" w:eastAsia="Arial" w:hAnsi="Arial"/>
@@ -13530,7 +13530,7 @@
               <w:spacing w:after="10" w:before="0"/>
               <w:ind w:left="120"/>
             </w:pPr>
-            <w:hyperlink w:history="1" r:id="rIdzoebrmv3k1chop_kn7j6w">
+            <w:hyperlink w:history="1" r:id="rId53kn3gnzvju1nh2xmttnh">
               <w:r>
                 <w:rPr>
                   <w:rFonts w:ascii="Arial" w:cs="Arial" w:eastAsia="Arial" w:hAnsi="Arial"/>
@@ -14057,7 +14057,7 @@
         </w:rPr>
         <w:t xml:space="preserve">© 2026 SeaVuria and ARES. Aligned with KICD objectives. Developed by SeaVuria; technical implementation by ARES (with AI assistance from Claude). Licensed under </w:t>
       </w:r>
-      <w:hyperlink w:history="1" r:id="rIdlpvygjxow6elntnhwbjo9">
+      <w:hyperlink w:history="1" r:id="rIdblpxstdkmxvqv-b7lnjzf">
         <w:r>
           <w:rPr>
             <w:rFonts w:ascii="Arial" w:cs="Arial" w:eastAsia="Arial" w:hAnsi="Arial"/>
@@ -14078,7 +14078,7 @@
         </w:rPr>
         <w:t xml:space="preserve"> (</w:t>
       </w:r>
-      <w:hyperlink w:history="1" r:id="rIdk3tengb24n9yygedwck2v">
+      <w:hyperlink w:history="1" r:id="rIddwdh6seu9ztfglt-xokfh">
         <w:r>
           <w:rPr>
             <w:rFonts w:ascii="Arial" w:cs="Arial" w:eastAsia="Arial" w:hAnsi="Arial"/>
@@ -15108,7 +15108,7 @@
               <w:spacing w:after="10" w:before="0"/>
               <w:ind w:left="120"/>
             </w:pPr>
-            <w:hyperlink w:history="1" r:id="rIdortdi-ewu2je2bte7dmyw">
+            <w:hyperlink w:history="1" r:id="rIdv-cgfcwhklojq0_iyygum">
               <w:r>
                 <w:rPr>
                   <w:rFonts w:ascii="Arial" w:cs="Arial" w:eastAsia="Arial" w:hAnsi="Arial"/>
@@ -15185,7 +15185,7 @@
               <w:spacing w:after="10" w:before="0"/>
               <w:ind w:left="120"/>
             </w:pPr>
-            <w:hyperlink w:history="1" r:id="rIdnh28vxg9svdevhnwrmlxi">
+            <w:hyperlink w:history="1" r:id="rIdizpzd6xydwpei8v_6mvo4">
               <w:r>
                 <w:rPr>
                   <w:rFonts w:ascii="Arial" w:cs="Arial" w:eastAsia="Arial" w:hAnsi="Arial"/>
@@ -15412,7 +15412,7 @@
               <w:spacing w:after="10" w:before="0"/>
               <w:ind w:left="120"/>
             </w:pPr>
-            <w:hyperlink w:history="1" r:id="rIdjdamje2mf-qkcykfcueie">
+            <w:hyperlink w:history="1" r:id="rIdyfz5zre_bpggikomdqq31">
               <w:r>
                 <w:rPr>
                   <w:rFonts w:ascii="Arial" w:cs="Arial" w:eastAsia="Arial" w:hAnsi="Arial"/>
@@ -15489,7 +15489,7 @@
               <w:spacing w:after="10" w:before="0"/>
               <w:ind w:left="120"/>
             </w:pPr>
-            <w:hyperlink w:history="1" r:id="rIdkdmfuj54xpzgncd7cwghe">
+            <w:hyperlink w:history="1" r:id="rId4yvp8vcq1mpyh4qasrlob">
               <w:r>
                 <w:rPr>
                   <w:rFonts w:ascii="Arial" w:cs="Arial" w:eastAsia="Arial" w:hAnsi="Arial"/>
@@ -15716,7 +15716,7 @@
               <w:spacing w:after="10" w:before="0"/>
               <w:ind w:left="120"/>
             </w:pPr>
-            <w:hyperlink w:history="1" r:id="rIdwklelh1qvrg4r1t2wn0bw">
+            <w:hyperlink w:history="1" r:id="rIdwvxii0qcb1_1imd_fm3jw">
               <w:r>
                 <w:rPr>
                   <w:rFonts w:ascii="Arial" w:cs="Arial" w:eastAsia="Arial" w:hAnsi="Arial"/>
@@ -15793,7 +15793,7 @@
               <w:spacing w:after="10" w:before="0"/>
               <w:ind w:left="120"/>
             </w:pPr>
-            <w:hyperlink w:history="1" r:id="rIdb_mlwqxzijorkznazrdfr">
+            <w:hyperlink w:history="1" r:id="rIdgi-yc2qj_j3dpvinq6ttw">
               <w:r>
                 <w:rPr>
                   <w:rFonts w:ascii="Arial" w:cs="Arial" w:eastAsia="Arial" w:hAnsi="Arial"/>
@@ -16020,7 +16020,7 @@
               <w:spacing w:after="10" w:before="0"/>
               <w:ind w:left="120"/>
             </w:pPr>
-            <w:hyperlink w:history="1" r:id="rIdszebaz7j5e6s3igazhboi">
+            <w:hyperlink w:history="1" r:id="rIdpyzbrhdvchmrr_vgqkqev">
               <w:r>
                 <w:rPr>
                   <w:rFonts w:ascii="Arial" w:cs="Arial" w:eastAsia="Arial" w:hAnsi="Arial"/>
@@ -16097,7 +16097,7 @@
               <w:spacing w:after="10" w:before="0"/>
               <w:ind w:left="120"/>
             </w:pPr>
-            <w:hyperlink w:history="1" r:id="rIdcs3q8hvepivdxiuonwx3i">
+            <w:hyperlink w:history="1" r:id="rIditv-ymucrnyoppcv-zxoe">
               <w:r>
                 <w:rPr>
                   <w:rFonts w:ascii="Arial" w:cs="Arial" w:eastAsia="Arial" w:hAnsi="Arial"/>
@@ -16324,7 +16324,7 @@
               <w:spacing w:after="10" w:before="0"/>
               <w:ind w:left="120"/>
             </w:pPr>
-            <w:hyperlink w:history="1" r:id="rIdzyebkqf68tkd54fod4k2p">
+            <w:hyperlink w:history="1" r:id="rIdybhzrvcmo9jk554rk6ite">
               <w:r>
                 <w:rPr>
                   <w:rFonts w:ascii="Arial" w:cs="Arial" w:eastAsia="Arial" w:hAnsi="Arial"/>
@@ -16401,7 +16401,7 @@
               <w:spacing w:after="10" w:before="0"/>
               <w:ind w:left="120"/>
             </w:pPr>
-            <w:hyperlink w:history="1" r:id="rIdkxon9de-pumhmow8nepdm">
+            <w:hyperlink w:history="1" r:id="rId9lyzd1rl4wb5nnujgd609">
               <w:r>
                 <w:rPr>
                   <w:rFonts w:ascii="Arial" w:cs="Arial" w:eastAsia="Arial" w:hAnsi="Arial"/>
@@ -16928,7 +16928,7 @@
         </w:rPr>
         <w:t xml:space="preserve">© 2026 SeaVuria and ARES. Aligned with KICD objectives. Developed by SeaVuria; technical implementation by ARES (with AI assistance from Claude). Licensed under </w:t>
       </w:r>
-      <w:hyperlink w:history="1" r:id="rIdxfyyb7b8lb3nbkespdw6t">
+      <w:hyperlink w:history="1" r:id="rIdyvwtfn4odjvgz-ab2mxeg">
         <w:r>
           <w:rPr>
             <w:rFonts w:ascii="Arial" w:cs="Arial" w:eastAsia="Arial" w:hAnsi="Arial"/>
@@ -16949,7 +16949,7 @@
         </w:rPr>
         <w:t xml:space="preserve"> (</w:t>
       </w:r>
-      <w:hyperlink w:history="1" r:id="rId_06blsoomxrzr9vuqjxru">
+      <w:hyperlink w:history="1" r:id="rIdv1u_twuwcd_n9qr3q4nox">
         <w:r>
           <w:rPr>
             <w:rFonts w:ascii="Arial" w:cs="Arial" w:eastAsia="Arial" w:hAnsi="Arial"/>
@@ -17962,7 +17962,7 @@
             <w:pPr>
               <w:spacing w:after="20" w:before="0"/>
             </w:pPr>
-            <w:hyperlink w:history="1" r:id="rIdq5qdaaqa0bmdx0d2snjgb">
+            <w:hyperlink w:history="1" r:id="rIdw-gtt-ijpsiexkvuxnj_v">
               <w:r>
                 <w:rPr>
                   <w:rFonts w:ascii="Arial" w:cs="Arial" w:eastAsia="Arial" w:hAnsi="Arial"/>
@@ -17995,7 +17995,7 @@
               <w:spacing w:after="10" w:before="0"/>
               <w:ind w:left="120"/>
             </w:pPr>
-            <w:hyperlink w:history="1" r:id="rIdczmuczxmgsn2chdte686t">
+            <w:hyperlink w:history="1" r:id="rIde5w1d-qxz-ny7mu3dj9kb">
               <w:r>
                 <w:rPr>
                   <w:rFonts w:ascii="Arial" w:cs="Arial" w:eastAsia="Arial" w:hAnsi="Arial"/>
@@ -18040,7 +18040,7 @@
             <w:pPr>
               <w:spacing w:after="20" w:before="0"/>
             </w:pPr>
-            <w:hyperlink w:history="1" r:id="rId_ozl_zznxc92lob0zeob2">
+            <w:hyperlink w:history="1" r:id="rIdozbxtiypfwcmukulvmb8w">
               <w:r>
                 <w:rPr>
                   <w:rFonts w:ascii="Arial" w:cs="Arial" w:eastAsia="Arial" w:hAnsi="Arial"/>
@@ -18089,7 +18089,7 @@
               <w:spacing w:after="10" w:before="0"/>
               <w:ind w:left="120"/>
             </w:pPr>
-            <w:hyperlink w:history="1" r:id="rId9oahe4k3j03veac-qwog2">
+            <w:hyperlink w:history="1" r:id="rIdpe4t7k1opdy-jwzphjs7u">
               <w:r>
                 <w:rPr>
                   <w:rFonts w:ascii="Arial" w:cs="Arial" w:eastAsia="Arial" w:hAnsi="Arial"/>
@@ -18284,7 +18284,7 @@
             <w:pPr>
               <w:spacing w:after="20" w:before="0"/>
             </w:pPr>
-            <w:hyperlink w:history="1" r:id="rIdc6jws-hik5inp4khalhyu">
+            <w:hyperlink w:history="1" r:id="rIdlxnejk5tanv706zkhfkbj">
               <w:r>
                 <w:rPr>
                   <w:rFonts w:ascii="Arial" w:cs="Arial" w:eastAsia="Arial" w:hAnsi="Arial"/>
@@ -18317,7 +18317,7 @@
               <w:spacing w:after="10" w:before="0"/>
               <w:ind w:left="120"/>
             </w:pPr>
-            <w:hyperlink w:history="1" r:id="rIdjipp5fnrxcmxmf87u-t0l">
+            <w:hyperlink w:history="1" r:id="rIdl-nz9yn5lpt4vrgbdz5sh">
               <w:r>
                 <w:rPr>
                   <w:rFonts w:ascii="Arial" w:cs="Arial" w:eastAsia="Arial" w:hAnsi="Arial"/>
@@ -18362,7 +18362,7 @@
             <w:pPr>
               <w:spacing w:after="20" w:before="0"/>
             </w:pPr>
-            <w:hyperlink w:history="1" r:id="rIddqxmjoc6hui3g4jnl8vmk">
+            <w:hyperlink w:history="1" r:id="rIdv9q4ivnqqymgxfrrfx4iw">
               <w:r>
                 <w:rPr>
                   <w:rFonts w:ascii="Arial" w:cs="Arial" w:eastAsia="Arial" w:hAnsi="Arial"/>
@@ -18411,7 +18411,7 @@
               <w:spacing w:after="10" w:before="0"/>
               <w:ind w:left="120"/>
             </w:pPr>
-            <w:hyperlink w:history="1" r:id="rIdagtymhjvvv9egwwkwgpsl">
+            <w:hyperlink w:history="1" r:id="rIdndzcxsq3xv2ov3elmdqbs">
               <w:r>
                 <w:rPr>
                   <w:rFonts w:ascii="Arial" w:cs="Arial" w:eastAsia="Arial" w:hAnsi="Arial"/>
@@ -18606,7 +18606,7 @@
             <w:pPr>
               <w:spacing w:after="20" w:before="0"/>
             </w:pPr>
-            <w:hyperlink w:history="1" r:id="rId7tyywr-tk13vwmlbye1s3">
+            <w:hyperlink w:history="1" r:id="rId-dmcqrz-aa3bjanybrdho">
               <w:r>
                 <w:rPr>
                   <w:rFonts w:ascii="Arial" w:cs="Arial" w:eastAsia="Arial" w:hAnsi="Arial"/>
@@ -18639,7 +18639,7 @@
               <w:spacing w:after="10" w:before="0"/>
               <w:ind w:left="120"/>
             </w:pPr>
-            <w:hyperlink w:history="1" r:id="rIdqpe9ja3nmna8air-zjbi_">
+            <w:hyperlink w:history="1" r:id="rIdwuj_txr94womgqotet77r">
               <w:r>
                 <w:rPr>
                   <w:rFonts w:ascii="Arial" w:cs="Arial" w:eastAsia="Arial" w:hAnsi="Arial"/>
@@ -18684,7 +18684,7 @@
             <w:pPr>
               <w:spacing w:after="20" w:before="0"/>
             </w:pPr>
-            <w:hyperlink w:history="1" r:id="rId7vxjced8k3qcodk5-nhso">
+            <w:hyperlink w:history="1" r:id="rIduuohumn82k38dobnumsj4">
               <w:r>
                 <w:rPr>
                   <w:rFonts w:ascii="Arial" w:cs="Arial" w:eastAsia="Arial" w:hAnsi="Arial"/>
@@ -18733,7 +18733,7 @@
               <w:spacing w:after="10" w:before="0"/>
               <w:ind w:left="120"/>
             </w:pPr>
-            <w:hyperlink w:history="1" r:id="rIdt1oqd6y-s6igtb9hdixy7">
+            <w:hyperlink w:history="1" r:id="rId9rfjfd2ndfc6scyci6x-9">
               <w:r>
                 <w:rPr>
                   <w:rFonts w:ascii="Arial" w:cs="Arial" w:eastAsia="Arial" w:hAnsi="Arial"/>
@@ -18928,7 +18928,7 @@
             <w:pPr>
               <w:spacing w:after="20" w:before="0"/>
             </w:pPr>
-            <w:hyperlink w:history="1" r:id="rIdjninz1kynx8ijcv4cz7co">
+            <w:hyperlink w:history="1" r:id="rIdrejjy0x1cgoa7ga04_6vt">
               <w:r>
                 <w:rPr>
                   <w:rFonts w:ascii="Arial" w:cs="Arial" w:eastAsia="Arial" w:hAnsi="Arial"/>
@@ -18961,7 +18961,7 @@
               <w:spacing w:after="10" w:before="0"/>
               <w:ind w:left="120"/>
             </w:pPr>
-            <w:hyperlink w:history="1" r:id="rIdywen5dpszp07-4gy4xdxc">
+            <w:hyperlink w:history="1" r:id="rIdrki1iidzrsqdcyxofzk6z">
               <w:r>
                 <w:rPr>
                   <w:rFonts w:ascii="Arial" w:cs="Arial" w:eastAsia="Arial" w:hAnsi="Arial"/>
@@ -19006,7 +19006,7 @@
             <w:pPr>
               <w:spacing w:after="20" w:before="0"/>
             </w:pPr>
-            <w:hyperlink w:history="1" r:id="rId12fgasurxyk75dktarctu">
+            <w:hyperlink w:history="1" r:id="rId7oi2btuzytvambrgvhfnn">
               <w:r>
                 <w:rPr>
                   <w:rFonts w:ascii="Arial" w:cs="Arial" w:eastAsia="Arial" w:hAnsi="Arial"/>
@@ -19055,7 +19055,7 @@
               <w:spacing w:after="10" w:before="0"/>
               <w:ind w:left="120"/>
             </w:pPr>
-            <w:hyperlink w:history="1" r:id="rIdi83-idvsmb6nglwk2yup4">
+            <w:hyperlink w:history="1" r:id="rIdylwn2fbn4khwn1uja1dm-">
               <w:r>
                 <w:rPr>
                   <w:rFonts w:ascii="Arial" w:cs="Arial" w:eastAsia="Arial" w:hAnsi="Arial"/>
@@ -19250,7 +19250,7 @@
             <w:pPr>
               <w:spacing w:after="20" w:before="0"/>
             </w:pPr>
-            <w:hyperlink w:history="1" r:id="rId-cxxhjmq6bhxzo9aylf4h">
+            <w:hyperlink w:history="1" r:id="rIdl1jyd4fuc39hhfgckgzvs">
               <w:r>
                 <w:rPr>
                   <w:rFonts w:ascii="Arial" w:cs="Arial" w:eastAsia="Arial" w:hAnsi="Arial"/>
@@ -19283,7 +19283,7 @@
               <w:spacing w:after="10" w:before="0"/>
               <w:ind w:left="120"/>
             </w:pPr>
-            <w:hyperlink w:history="1" r:id="rIdzh2ptriczgmio1bh2z17u">
+            <w:hyperlink w:history="1" r:id="rIdwxayoj_dufprxqlu1mcia">
               <w:r>
                 <w:rPr>
                   <w:rFonts w:ascii="Arial" w:cs="Arial" w:eastAsia="Arial" w:hAnsi="Arial"/>
@@ -19328,7 +19328,7 @@
             <w:pPr>
               <w:spacing w:after="20" w:before="0"/>
             </w:pPr>
-            <w:hyperlink w:history="1" r:id="rIdprbhg8ofrofsfj2tchtpt">
+            <w:hyperlink w:history="1" r:id="rIdjnec9uzsxgcnbzrbg3w_z">
               <w:r>
                 <w:rPr>
                   <w:rFonts w:ascii="Arial" w:cs="Arial" w:eastAsia="Arial" w:hAnsi="Arial"/>
@@ -19377,7 +19377,7 @@
               <w:spacing w:after="10" w:before="0"/>
               <w:ind w:left="120"/>
             </w:pPr>
-            <w:hyperlink w:history="1" r:id="rIdcnbwjncyd83wmnx0sncuz">
+            <w:hyperlink w:history="1" r:id="rIdqt_csiocssw8knudsgvm8">
               <w:r>
                 <w:rPr>
                   <w:rFonts w:ascii="Arial" w:cs="Arial" w:eastAsia="Arial" w:hAnsi="Arial"/>
@@ -19889,7 +19889,7 @@
         </w:rPr>
         <w:t xml:space="preserve">© 2026 SeaVuria and ARES. Aligned with KICD objectives. Developed by SeaVuria; technical implementation by ARES (with AI assistance from Claude). Licensed under </w:t>
       </w:r>
-      <w:hyperlink w:history="1" r:id="rId13ygl3wdeckou_7wfndhm">
+      <w:hyperlink w:history="1" r:id="rIdwjuc2qmpeshgqe1zmthtp">
         <w:r>
           <w:rPr>
             <w:rFonts w:ascii="Arial" w:cs="Arial" w:eastAsia="Arial" w:hAnsi="Arial"/>
@@ -19910,7 +19910,7 @@
         </w:rPr>
         <w:t xml:space="preserve"> (</w:t>
       </w:r>
-      <w:hyperlink w:history="1" r:id="rIdoqiqlu3yt57ucmlpf-zxh">
+      <w:hyperlink w:history="1" r:id="rId7oihpgrxx5vcm97bkan1f">
         <w:r>
           <w:rPr>
             <w:rFonts w:ascii="Arial" w:cs="Arial" w:eastAsia="Arial" w:hAnsi="Arial"/>
@@ -20923,7 +20923,7 @@
             <w:pPr>
               <w:spacing w:after="20" w:before="0"/>
             </w:pPr>
-            <w:hyperlink w:history="1" r:id="rIdlc4k7b_istzi8vtq12np6">
+            <w:hyperlink w:history="1" r:id="rIdow-e0tuprutzi4hfa0iqp">
               <w:r>
                 <w:rPr>
                   <w:rFonts w:ascii="Arial" w:cs="Arial" w:eastAsia="Arial" w:hAnsi="Arial"/>
@@ -20956,7 +20956,7 @@
               <w:spacing w:after="10" w:before="0"/>
               <w:ind w:left="120"/>
             </w:pPr>
-            <w:hyperlink w:history="1" r:id="rIdl6adoxwc4nc-cgpxcllrk">
+            <w:hyperlink w:history="1" r:id="rIdldcdil0ccw2nbsljrnvlr">
               <w:r>
                 <w:rPr>
                   <w:rFonts w:ascii="Arial" w:cs="Arial" w:eastAsia="Arial" w:hAnsi="Arial"/>
@@ -21001,7 +21001,7 @@
             <w:pPr>
               <w:spacing w:after="20" w:before="0"/>
             </w:pPr>
-            <w:hyperlink w:history="1" r:id="rIdj7vfivyxegh-zjs1ujdl8">
+            <w:hyperlink w:history="1" r:id="rIdc0_dlmwbfi9p0p3q-puac">
               <w:r>
                 <w:rPr>
                   <w:rFonts w:ascii="Arial" w:cs="Arial" w:eastAsia="Arial" w:hAnsi="Arial"/>
@@ -21050,7 +21050,7 @@
               <w:spacing w:after="10" w:before="0"/>
               <w:ind w:left="120"/>
             </w:pPr>
-            <w:hyperlink w:history="1" r:id="rIdau804ikc30pdn2h0s-2b7">
+            <w:hyperlink w:history="1" r:id="rId5qabr4pwxcm5tfg3io8fs">
               <w:r>
                 <w:rPr>
                   <w:rFonts w:ascii="Arial" w:cs="Arial" w:eastAsia="Arial" w:hAnsi="Arial"/>
@@ -21245,7 +21245,7 @@
             <w:pPr>
               <w:spacing w:after="20" w:before="0"/>
             </w:pPr>
-            <w:hyperlink w:history="1" r:id="rIdnyanf7c134efl1khn42wv">
+            <w:hyperlink w:history="1" r:id="rIdcqsipdxovclupd2zh2r4t">
               <w:r>
                 <w:rPr>
                   <w:rFonts w:ascii="Arial" w:cs="Arial" w:eastAsia="Arial" w:hAnsi="Arial"/>
@@ -21278,7 +21278,7 @@
               <w:spacing w:after="10" w:before="0"/>
               <w:ind w:left="120"/>
             </w:pPr>
-            <w:hyperlink w:history="1" r:id="rIdjoqugles-qa-_12icblnd">
+            <w:hyperlink w:history="1" r:id="rId-xnrrcjfbbpwzros_k0jk">
               <w:r>
                 <w:rPr>
                   <w:rFonts w:ascii="Arial" w:cs="Arial" w:eastAsia="Arial" w:hAnsi="Arial"/>
@@ -21323,7 +21323,7 @@
             <w:pPr>
               <w:spacing w:after="20" w:before="0"/>
             </w:pPr>
-            <w:hyperlink w:history="1" r:id="rId1pfnsu4wr9alyvqoyp3gd">
+            <w:hyperlink w:history="1" r:id="rIdnehgwn5jdjqbvgvgmsrzb">
               <w:r>
                 <w:rPr>
                   <w:rFonts w:ascii="Arial" w:cs="Arial" w:eastAsia="Arial" w:hAnsi="Arial"/>
@@ -21372,7 +21372,7 @@
               <w:spacing w:after="10" w:before="0"/>
               <w:ind w:left="120"/>
             </w:pPr>
-            <w:hyperlink w:history="1" r:id="rIdebhbnm773duuvqznuvdbx">
+            <w:hyperlink w:history="1" r:id="rIdo4qcgsi71y2e6sbxftghz">
               <w:r>
                 <w:rPr>
                   <w:rFonts w:ascii="Arial" w:cs="Arial" w:eastAsia="Arial" w:hAnsi="Arial"/>
@@ -21567,7 +21567,7 @@
             <w:pPr>
               <w:spacing w:after="20" w:before="0"/>
             </w:pPr>
-            <w:hyperlink w:history="1" r:id="rIdtlzjt3ghxvsgyl_gn8tmy">
+            <w:hyperlink w:history="1" r:id="rIdjvfege21vs8gwolt2oxbq">
               <w:r>
                 <w:rPr>
                   <w:rFonts w:ascii="Arial" w:cs="Arial" w:eastAsia="Arial" w:hAnsi="Arial"/>
@@ -21616,7 +21616,7 @@
               <w:spacing w:after="10" w:before="0"/>
               <w:ind w:left="120"/>
             </w:pPr>
-            <w:hyperlink w:history="1" r:id="rIdtcp8serrk9y-pwdscxr7z">
+            <w:hyperlink w:history="1" r:id="rIdelz8or83wwnxtohhkp_wy">
               <w:r>
                 <w:rPr>
                   <w:rFonts w:ascii="Arial" w:cs="Arial" w:eastAsia="Arial" w:hAnsi="Arial"/>
@@ -21661,7 +21661,7 @@
             <w:pPr>
               <w:spacing w:after="20" w:before="0"/>
             </w:pPr>
-            <w:hyperlink w:history="1" r:id="rIdl60gkdwezebboucqylhx3">
+            <w:hyperlink w:history="1" r:id="rIde_yg0l8mt4ruujokxzpib">
               <w:r>
                 <w:rPr>
                   <w:rFonts w:ascii="Arial" w:cs="Arial" w:eastAsia="Arial" w:hAnsi="Arial"/>
@@ -21710,7 +21710,7 @@
               <w:spacing w:after="10" w:before="0"/>
               <w:ind w:left="120"/>
             </w:pPr>
-            <w:hyperlink w:history="1" r:id="rIdi-eerhfn9o5wwfgu12zce">
+            <w:hyperlink w:history="1" r:id="rIdlequqzu2tzvce0bpklcgw">
               <w:r>
                 <w:rPr>
                   <w:rFonts w:ascii="Arial" w:cs="Arial" w:eastAsia="Arial" w:hAnsi="Arial"/>
@@ -21905,7 +21905,7 @@
             <w:pPr>
               <w:spacing w:after="20" w:before="0"/>
             </w:pPr>
-            <w:hyperlink w:history="1" r:id="rIdm6ysa0bqusxl1i4ropef_">
+            <w:hyperlink w:history="1" r:id="rId6aki8kdvcnh2i_vp0kpjc">
               <w:r>
                 <w:rPr>
                   <w:rFonts w:ascii="Arial" w:cs="Arial" w:eastAsia="Arial" w:hAnsi="Arial"/>
@@ -21954,7 +21954,7 @@
               <w:spacing w:after="10" w:before="0"/>
               <w:ind w:left="120"/>
             </w:pPr>
-            <w:hyperlink w:history="1" r:id="rIdkhgcr8-4rcikdjnmqcal6">
+            <w:hyperlink w:history="1" r:id="rIdqdnmgofbacwvr4imq1k15">
               <w:r>
                 <w:rPr>
                   <w:rFonts w:ascii="Arial" w:cs="Arial" w:eastAsia="Arial" w:hAnsi="Arial"/>
@@ -21999,7 +21999,7 @@
             <w:pPr>
               <w:spacing w:after="20" w:before="0"/>
             </w:pPr>
-            <w:hyperlink w:history="1" r:id="rIdtyawkkya41tygrent2x_s">
+            <w:hyperlink w:history="1" r:id="rIdhog-2qrpbcx1hu0wthnb5">
               <w:r>
                 <w:rPr>
                   <w:rFonts w:ascii="Arial" w:cs="Arial" w:eastAsia="Arial" w:hAnsi="Arial"/>
@@ -22048,7 +22048,7 @@
               <w:spacing w:after="10" w:before="0"/>
               <w:ind w:left="120"/>
             </w:pPr>
-            <w:hyperlink w:history="1" r:id="rId8ohp6wrm0bu3lrhjoqnd9">
+            <w:hyperlink w:history="1" r:id="rIdgvflrgnquiyiysg7ze1ib">
               <w:r>
                 <w:rPr>
                   <w:rFonts w:ascii="Arial" w:cs="Arial" w:eastAsia="Arial" w:hAnsi="Arial"/>
@@ -22243,7 +22243,7 @@
             <w:pPr>
               <w:spacing w:after="20" w:before="0"/>
             </w:pPr>
-            <w:hyperlink w:history="1" r:id="rIdc8-jmpxnlawakzc1e6b7e">
+            <w:hyperlink w:history="1" r:id="rIdwhce0tqkhyz2mcedwrl_i">
               <w:r>
                 <w:rPr>
                   <w:rFonts w:ascii="Arial" w:cs="Arial" w:eastAsia="Arial" w:hAnsi="Arial"/>
@@ -22292,7 +22292,7 @@
               <w:spacing w:after="10" w:before="0"/>
               <w:ind w:left="120"/>
             </w:pPr>
-            <w:hyperlink w:history="1" r:id="rId9cxzpf7vztzooaeysujo9">
+            <w:hyperlink w:history="1" r:id="rIdz2l-b3kg-t_brscsbuubf">
               <w:r>
                 <w:rPr>
                   <w:rFonts w:ascii="Arial" w:cs="Arial" w:eastAsia="Arial" w:hAnsi="Arial"/>
@@ -22337,7 +22337,7 @@
             <w:pPr>
               <w:spacing w:after="20" w:before="0"/>
             </w:pPr>
-            <w:hyperlink w:history="1" r:id="rId2jiv7cj0pozh_10zpchv1">
+            <w:hyperlink w:history="1" r:id="rId3smrz5mxhkicm-fc_zddv">
               <w:r>
                 <w:rPr>
                   <w:rFonts w:ascii="Arial" w:cs="Arial" w:eastAsia="Arial" w:hAnsi="Arial"/>
@@ -22386,7 +22386,7 @@
               <w:spacing w:after="10" w:before="0"/>
               <w:ind w:left="120"/>
             </w:pPr>
-            <w:hyperlink w:history="1" r:id="rIdonajy6pqlgb84g4l2_deg">
+            <w:hyperlink w:history="1" r:id="rIdswwyw6y0iobdtjbyh7bui">
               <w:r>
                 <w:rPr>
                   <w:rFonts w:ascii="Arial" w:cs="Arial" w:eastAsia="Arial" w:hAnsi="Arial"/>
@@ -22898,7 +22898,7 @@
         </w:rPr>
         <w:t xml:space="preserve">© 2026 SeaVuria and ARES. Aligned with KICD objectives. Developed by SeaVuria; technical implementation by ARES (with AI assistance from Claude). Licensed under </w:t>
       </w:r>
-      <w:hyperlink w:history="1" r:id="rIdbx_pednot6zjstzbpeliz">
+      <w:hyperlink w:history="1" r:id="rIdcy30mxyjvchxygrbdgvor">
         <w:r>
           <w:rPr>
             <w:rFonts w:ascii="Arial" w:cs="Arial" w:eastAsia="Arial" w:hAnsi="Arial"/>
@@ -22919,7 +22919,7 @@
         </w:rPr>
         <w:t xml:space="preserve"> (</w:t>
       </w:r>
-      <w:hyperlink w:history="1" r:id="rIdcwm3khawhyx74b9qjocxw">
+      <w:hyperlink w:history="1" r:id="rId_p4vuln6ybi1dgec2lo6d">
         <w:r>
           <w:rPr>
             <w:rFonts w:ascii="Arial" w:cs="Arial" w:eastAsia="Arial" w:hAnsi="Arial"/>
@@ -23949,7 +23949,7 @@
               <w:spacing w:after="10" w:before="0"/>
               <w:ind w:left="120"/>
             </w:pPr>
-            <w:hyperlink w:history="1" r:id="rIdqi3bhpzopvnogge6rkb24">
+            <w:hyperlink w:history="1" r:id="rIdovuq7mnroi2jreupztiuz">
               <w:r>
                 <w:rPr>
                   <w:rFonts w:ascii="Arial" w:cs="Arial" w:eastAsia="Arial" w:hAnsi="Arial"/>
@@ -24009,7 +24009,7 @@
             <w:pPr>
               <w:spacing w:after="20" w:before="0"/>
             </w:pPr>
-            <w:hyperlink w:history="1" r:id="rIdnmi5f7c3pkloehmp76tpm">
+            <w:hyperlink w:history="1" r:id="rId95vldq8jdlp4iicswiet9">
               <w:r>
                 <w:rPr>
                   <w:rFonts w:ascii="Arial" w:cs="Arial" w:eastAsia="Arial" w:hAnsi="Arial"/>
@@ -24058,7 +24058,7 @@
               <w:spacing w:after="10" w:before="0"/>
               <w:ind w:left="120"/>
             </w:pPr>
-            <w:hyperlink w:history="1" r:id="rIdzx48yux_hmsbdzbt5iway">
+            <w:hyperlink w:history="1" r:id="rIdmxwcbj1pj8bem1nolh0gf">
               <w:r>
                 <w:rPr>
                   <w:rFonts w:ascii="Arial" w:cs="Arial" w:eastAsia="Arial" w:hAnsi="Arial"/>
@@ -24270,7 +24270,7 @@
               <w:spacing w:after="10" w:before="0"/>
               <w:ind w:left="120"/>
             </w:pPr>
-            <w:hyperlink w:history="1" r:id="rIdlbcjernwgp5b7um11ag4n">
+            <w:hyperlink w:history="1" r:id="rIdqipeah6bsb3woxulo7qcq">
               <w:r>
                 <w:rPr>
                   <w:rFonts w:ascii="Arial" w:cs="Arial" w:eastAsia="Arial" w:hAnsi="Arial"/>
@@ -24330,7 +24330,7 @@
             <w:pPr>
               <w:spacing w:after="20" w:before="0"/>
             </w:pPr>
-            <w:hyperlink w:history="1" r:id="rId_n4kjhwhlmzreikdr9ww8">
+            <w:hyperlink w:history="1" r:id="rIdmdldln4tn25jshbjcd_vl">
               <w:r>
                 <w:rPr>
                   <w:rFonts w:ascii="Arial" w:cs="Arial" w:eastAsia="Arial" w:hAnsi="Arial"/>
@@ -24379,7 +24379,7 @@
               <w:spacing w:after="10" w:before="0"/>
               <w:ind w:left="120"/>
             </w:pPr>
-            <w:hyperlink w:history="1" r:id="rId_yhfemakg74n7eylawrsi">
+            <w:hyperlink w:history="1" r:id="rIdz4cxwtuv0aw9swehpxarh">
               <w:r>
                 <w:rPr>
                   <w:rFonts w:ascii="Arial" w:cs="Arial" w:eastAsia="Arial" w:hAnsi="Arial"/>
@@ -24591,7 +24591,7 @@
               <w:spacing w:after="10" w:before="0"/>
               <w:ind w:left="120"/>
             </w:pPr>
-            <w:hyperlink w:history="1" r:id="rIdjixdc-px8wn2nkaqwllbk">
+            <w:hyperlink w:history="1" r:id="rIdl_8ausqb400g4dnhd43lk">
               <w:r>
                 <w:rPr>
                   <w:rFonts w:ascii="Arial" w:cs="Arial" w:eastAsia="Arial" w:hAnsi="Arial"/>
@@ -24651,7 +24651,7 @@
             <w:pPr>
               <w:spacing w:after="20" w:before="0"/>
             </w:pPr>
-            <w:hyperlink w:history="1" r:id="rIdbiadilkfbysrf9law18or">
+            <w:hyperlink w:history="1" r:id="rIdi2cx-vxb1-wudmqpmkk45">
               <w:r>
                 <w:rPr>
                   <w:rFonts w:ascii="Arial" w:cs="Arial" w:eastAsia="Arial" w:hAnsi="Arial"/>
@@ -24700,7 +24700,7 @@
               <w:spacing w:after="10" w:before="0"/>
               <w:ind w:left="120"/>
             </w:pPr>
-            <w:hyperlink w:history="1" r:id="rIdgwvmuzhyo7ymplxgxjofs">
+            <w:hyperlink w:history="1" r:id="rIdrehvdjobgk5esh4j6vf6q">
               <w:r>
                 <w:rPr>
                   <w:rFonts w:ascii="Arial" w:cs="Arial" w:eastAsia="Arial" w:hAnsi="Arial"/>
@@ -24912,7 +24912,7 @@
               <w:spacing w:after="10" w:before="0"/>
               <w:ind w:left="120"/>
             </w:pPr>
-            <w:hyperlink w:history="1" r:id="rId7ocvc5wbbepovaqsgriks">
+            <w:hyperlink w:history="1" r:id="rIdwgtfav4yfvqhgr4k9k6ij">
               <w:r>
                 <w:rPr>
                   <w:rFonts w:ascii="Arial" w:cs="Arial" w:eastAsia="Arial" w:hAnsi="Arial"/>
@@ -24972,7 +24972,7 @@
             <w:pPr>
               <w:spacing w:after="20" w:before="0"/>
             </w:pPr>
-            <w:hyperlink w:history="1" r:id="rIdip6tw3vha0czgsuaahjpp">
+            <w:hyperlink w:history="1" r:id="rId5nk8lc9xkzrg89ucbof51">
               <w:r>
                 <w:rPr>
                   <w:rFonts w:ascii="Arial" w:cs="Arial" w:eastAsia="Arial" w:hAnsi="Arial"/>
@@ -25021,7 +25021,7 @@
               <w:spacing w:after="10" w:before="0"/>
               <w:ind w:left="120"/>
             </w:pPr>
-            <w:hyperlink w:history="1" r:id="rId4_smuspas5vqahvc9a8lg">
+            <w:hyperlink w:history="1" r:id="rIdvgqy1xbq-9wjusqeulwps">
               <w:r>
                 <w:rPr>
                   <w:rFonts w:ascii="Arial" w:cs="Arial" w:eastAsia="Arial" w:hAnsi="Arial"/>
@@ -25233,7 +25233,7 @@
               <w:spacing w:after="10" w:before="0"/>
               <w:ind w:left="120"/>
             </w:pPr>
-            <w:hyperlink w:history="1" r:id="rId-mkwczgej3b9yiow9vpoz">
+            <w:hyperlink w:history="1" r:id="rIdymcfatvju6uuphn3zqj1a">
               <w:r>
                 <w:rPr>
                   <w:rFonts w:ascii="Arial" w:cs="Arial" w:eastAsia="Arial" w:hAnsi="Arial"/>
@@ -25293,7 +25293,7 @@
             <w:pPr>
               <w:spacing w:after="20" w:before="0"/>
             </w:pPr>
-            <w:hyperlink w:history="1" r:id="rId3eqnuaxsjbon8h9rs3p_i">
+            <w:hyperlink w:history="1" r:id="rId9t0w8_tir6frbbj2etnex">
               <w:r>
                 <w:rPr>
                   <w:rFonts w:ascii="Arial" w:cs="Arial" w:eastAsia="Arial" w:hAnsi="Arial"/>
@@ -25342,7 +25342,7 @@
               <w:spacing w:after="10" w:before="0"/>
               <w:ind w:left="120"/>
             </w:pPr>
-            <w:hyperlink w:history="1" r:id="rIdt0hwkdfo_tkay6wvludy-">
+            <w:hyperlink w:history="1" r:id="rIdbmv6shlbqtngth-cqgjhk">
               <w:r>
                 <w:rPr>
                   <w:rFonts w:ascii="Arial" w:cs="Arial" w:eastAsia="Arial" w:hAnsi="Arial"/>
@@ -25854,7 +25854,7 @@
         </w:rPr>
         <w:t xml:space="preserve">© 2026 SeaVuria and ARES. Aligned with KICD objectives. Developed by SeaVuria; technical implementation by ARES (with AI assistance from Claude). Licensed under </w:t>
       </w:r>
-      <w:hyperlink w:history="1" r:id="rIdnn2oamjkokancig7mijhy">
+      <w:hyperlink w:history="1" r:id="rIdlj_md9yzrd-fwxqgbqjut">
         <w:r>
           <w:rPr>
             <w:rFonts w:ascii="Arial" w:cs="Arial" w:eastAsia="Arial" w:hAnsi="Arial"/>
@@ -25875,7 +25875,7 @@
         </w:rPr>
         <w:t xml:space="preserve"> (</w:t>
       </w:r>
-      <w:hyperlink w:history="1" r:id="rIdv7jsnrdgfihwkyfyz1aev">
+      <w:hyperlink w:history="1" r:id="rIddnrdel1p39mxqiyhczn-p">
         <w:r>
           <w:rPr>
             <w:rFonts w:ascii="Arial" w:cs="Arial" w:eastAsia="Arial" w:hAnsi="Arial"/>

--- a/data/outputs/v2/General_Science/SS1.6_Plant_Growth_and_Development/General_Science_Plant_Growth_and_Development_CBE_LessonSequence.docx
+++ b/data/outputs/v2/General_Science/SS1.6_Plant_Growth_and_Development/General_Science_Plant_Growth_and_Development_CBE_LessonSequence.docx
@@ -2263,7 +2263,7 @@
         </w:rPr>
         <w:t xml:space="preserve">© 2026 SeaVuria and ARES. This work is licensed under a </w:t>
       </w:r>
-      <w:hyperlink w:history="1" r:id="rIdkukor5eccd3ln68xf7iia">
+      <w:hyperlink w:history="1" r:id="rId3ddiaqdkknwme2piul4ls">
         <w:r>
           <w:rPr>
             <w:rFonts w:ascii="Arial" w:cs="Arial" w:eastAsia="Arial" w:hAnsi="Arial"/>
@@ -2283,7 +2283,7 @@
         </w:rPr>
         <w:t xml:space="preserve"> (</w:t>
       </w:r>
-      <w:hyperlink w:history="1" r:id="rId7jjb084u680enqx4dcvbu">
+      <w:hyperlink w:history="1" r:id="rIdvxjqruipphww46x98mb6m">
         <w:r>
           <w:rPr>
             <w:rFonts w:ascii="Arial" w:cs="Arial" w:eastAsia="Arial" w:hAnsi="Arial"/>
@@ -2303,7 +2303,7 @@
         </w:rPr>
         <w:t xml:space="preserve">). To view a copy of this license, visit </w:t>
       </w:r>
-      <w:hyperlink w:history="1" r:id="rId7_wxajbdubuoxlfswu-ff">
+      <w:hyperlink w:history="1" r:id="rIdfmiw6bvhsuxgji1ygf1nb">
         <w:r>
           <w:rPr>
             <w:rFonts w:ascii="Arial" w:cs="Arial" w:eastAsia="Arial" w:hAnsi="Arial"/>
@@ -3332,7 +3332,7 @@
               <w:spacing w:after="10" w:before="0"/>
               <w:ind w:left="120"/>
             </w:pPr>
-            <w:hyperlink w:history="1" r:id="rIdrsvohe9nmr1_hbsvtzkdg">
+            <w:hyperlink w:history="1" r:id="rIdr7aehydyjztg7ax6ugmjj">
               <w:r>
                 <w:rPr>
                   <w:rFonts w:ascii="Arial" w:cs="Arial" w:eastAsia="Arial" w:hAnsi="Arial"/>
@@ -3392,7 +3392,7 @@
             <w:pPr>
               <w:spacing w:after="20" w:before="0"/>
             </w:pPr>
-            <w:hyperlink w:history="1" r:id="rIdggj0vq96dh2pxqsgcotmh">
+            <w:hyperlink w:history="1" r:id="rIdbjycevigokd2bus42o7p6">
               <w:r>
                 <w:rPr>
                   <w:rFonts w:ascii="Arial" w:cs="Arial" w:eastAsia="Arial" w:hAnsi="Arial"/>
@@ -3441,7 +3441,7 @@
               <w:spacing w:after="10" w:before="0"/>
               <w:ind w:left="120"/>
             </w:pPr>
-            <w:hyperlink w:history="1" r:id="rId0bysufs_u7no9jrnwo1ac">
+            <w:hyperlink w:history="1" r:id="rIdo2_c-wz5o3f-ucvuul-au">
               <w:r>
                 <w:rPr>
                   <w:rFonts w:ascii="Arial" w:cs="Arial" w:eastAsia="Arial" w:hAnsi="Arial"/>
@@ -3653,7 +3653,7 @@
               <w:spacing w:after="10" w:before="0"/>
               <w:ind w:left="120"/>
             </w:pPr>
-            <w:hyperlink w:history="1" r:id="rIdeckuea6i9ar_nvxa3hzrf">
+            <w:hyperlink w:history="1" r:id="rId4t30rwrrvg69waru4o6st">
               <w:r>
                 <w:rPr>
                   <w:rFonts w:ascii="Arial" w:cs="Arial" w:eastAsia="Arial" w:hAnsi="Arial"/>
@@ -3713,7 +3713,7 @@
             <w:pPr>
               <w:spacing w:after="20" w:before="0"/>
             </w:pPr>
-            <w:hyperlink w:history="1" r:id="rIdokrrbzbp4cyjwbno34cjg">
+            <w:hyperlink w:history="1" r:id="rIdci2ewc7_emuggnrbugcns">
               <w:r>
                 <w:rPr>
                   <w:rFonts w:ascii="Arial" w:cs="Arial" w:eastAsia="Arial" w:hAnsi="Arial"/>
@@ -3762,7 +3762,7 @@
               <w:spacing w:after="10" w:before="0"/>
               <w:ind w:left="120"/>
             </w:pPr>
-            <w:hyperlink w:history="1" r:id="rIdw520gw0ib1v2ajaumnduv">
+            <w:hyperlink w:history="1" r:id="rIdlyzt8u6zl-hdr6nokalfg">
               <w:r>
                 <w:rPr>
                   <w:rFonts w:ascii="Arial" w:cs="Arial" w:eastAsia="Arial" w:hAnsi="Arial"/>
@@ -3974,7 +3974,7 @@
               <w:spacing w:after="10" w:before="0"/>
               <w:ind w:left="120"/>
             </w:pPr>
-            <w:hyperlink w:history="1" r:id="rIdj5k0dakouscyfpowklu8e">
+            <w:hyperlink w:history="1" r:id="rIdhsjnusykm1n2yiy6ur3yg">
               <w:r>
                 <w:rPr>
                   <w:rFonts w:ascii="Arial" w:cs="Arial" w:eastAsia="Arial" w:hAnsi="Arial"/>
@@ -4034,7 +4034,7 @@
             <w:pPr>
               <w:spacing w:after="20" w:before="0"/>
             </w:pPr>
-            <w:hyperlink w:history="1" r:id="rIdzxyz-_b278j_twcxibfg9">
+            <w:hyperlink w:history="1" r:id="rId6npubfl4z5pyumm9qdnly">
               <w:r>
                 <w:rPr>
                   <w:rFonts w:ascii="Arial" w:cs="Arial" w:eastAsia="Arial" w:hAnsi="Arial"/>
@@ -4083,7 +4083,7 @@
               <w:spacing w:after="10" w:before="0"/>
               <w:ind w:left="120"/>
             </w:pPr>
-            <w:hyperlink w:history="1" r:id="rId35tbnuk5ucsjn1hpyq4rt">
+            <w:hyperlink w:history="1" r:id="rIdljwb4wutos0xmuky7wooy">
               <w:r>
                 <w:rPr>
                   <w:rFonts w:ascii="Arial" w:cs="Arial" w:eastAsia="Arial" w:hAnsi="Arial"/>
@@ -4295,7 +4295,7 @@
               <w:spacing w:after="10" w:before="0"/>
               <w:ind w:left="120"/>
             </w:pPr>
-            <w:hyperlink w:history="1" r:id="rIdp0t_jmx71jtmiuov52j0f">
+            <w:hyperlink w:history="1" r:id="rId12syqtfmzytgfrhhwbgz7">
               <w:r>
                 <w:rPr>
                   <w:rFonts w:ascii="Arial" w:cs="Arial" w:eastAsia="Arial" w:hAnsi="Arial"/>
@@ -4355,7 +4355,7 @@
             <w:pPr>
               <w:spacing w:after="20" w:before="0"/>
             </w:pPr>
-            <w:hyperlink w:history="1" r:id="rIdutnamik_i_4doajg-ofmw">
+            <w:hyperlink w:history="1" r:id="rIdjnpbrbvd-cwp68gzlewqs">
               <w:r>
                 <w:rPr>
                   <w:rFonts w:ascii="Arial" w:cs="Arial" w:eastAsia="Arial" w:hAnsi="Arial"/>
@@ -4404,7 +4404,7 @@
               <w:spacing w:after="10" w:before="0"/>
               <w:ind w:left="120"/>
             </w:pPr>
-            <w:hyperlink w:history="1" r:id="rIdsbjuuyhzcwctxnnnp5vuo">
+            <w:hyperlink w:history="1" r:id="rIdpgpuq-iqnokk8dw8uxyms">
               <w:r>
                 <w:rPr>
                   <w:rFonts w:ascii="Arial" w:cs="Arial" w:eastAsia="Arial" w:hAnsi="Arial"/>
@@ -4616,7 +4616,7 @@
               <w:spacing w:after="10" w:before="0"/>
               <w:ind w:left="120"/>
             </w:pPr>
-            <w:hyperlink w:history="1" r:id="rIdc16vi74jkezp6t59rhxk6">
+            <w:hyperlink w:history="1" r:id="rIdkmiqnzaxjg6utzs8acqsp">
               <w:r>
                 <w:rPr>
                   <w:rFonts w:ascii="Arial" w:cs="Arial" w:eastAsia="Arial" w:hAnsi="Arial"/>
@@ -4676,7 +4676,7 @@
             <w:pPr>
               <w:spacing w:after="20" w:before="0"/>
             </w:pPr>
-            <w:hyperlink w:history="1" r:id="rId3ld9ph0o0j-7os23a6khc">
+            <w:hyperlink w:history="1" r:id="rIda3svjfuenxdyyzcmotdfp">
               <w:r>
                 <w:rPr>
                   <w:rFonts w:ascii="Arial" w:cs="Arial" w:eastAsia="Arial" w:hAnsi="Arial"/>
@@ -4725,7 +4725,7 @@
               <w:spacing w:after="10" w:before="0"/>
               <w:ind w:left="120"/>
             </w:pPr>
-            <w:hyperlink w:history="1" r:id="rId1luyoeuezxcm_u3aftaqd">
+            <w:hyperlink w:history="1" r:id="rIdg148d3wzw-dykeokati9d">
               <w:r>
                 <w:rPr>
                   <w:rFonts w:ascii="Arial" w:cs="Arial" w:eastAsia="Arial" w:hAnsi="Arial"/>
@@ -5237,7 +5237,7 @@
         </w:rPr>
         <w:t xml:space="preserve">© 2026 SeaVuria and ARES. Aligned with KICD objectives. Developed by SeaVuria; technical implementation by ARES (with AI assistance from Claude). Licensed under </w:t>
       </w:r>
-      <w:hyperlink w:history="1" r:id="rId42bcmzc1qecb2zd7iph8o">
+      <w:hyperlink w:history="1" r:id="rIdfitzfc_vgdp6ebxcsxvdl">
         <w:r>
           <w:rPr>
             <w:rFonts w:ascii="Arial" w:cs="Arial" w:eastAsia="Arial" w:hAnsi="Arial"/>
@@ -5258,7 +5258,7 @@
         </w:rPr>
         <w:t xml:space="preserve"> (</w:t>
       </w:r>
-      <w:hyperlink w:history="1" r:id="rIdpnwzevlhoy8nyjp5klhoy">
+      <w:hyperlink w:history="1" r:id="rIdvkajhnxl4mbr_6d3t-0yd">
         <w:r>
           <w:rPr>
             <w:rFonts w:ascii="Arial" w:cs="Arial" w:eastAsia="Arial" w:hAnsi="Arial"/>
@@ -6288,7 +6288,7 @@
               <w:spacing w:after="10" w:before="0"/>
               <w:ind w:left="120"/>
             </w:pPr>
-            <w:hyperlink w:history="1" r:id="rId1xreaewh2glw4gevfftex">
+            <w:hyperlink w:history="1" r:id="rIdllqdi3azmq9f8qkyrqgss">
               <w:r>
                 <w:rPr>
                   <w:rFonts w:ascii="Arial" w:cs="Arial" w:eastAsia="Arial" w:hAnsi="Arial"/>
@@ -6348,7 +6348,7 @@
             <w:pPr>
               <w:spacing w:after="20" w:before="0"/>
             </w:pPr>
-            <w:hyperlink w:history="1" r:id="rId-zs-e3cwketytuj650n_v">
+            <w:hyperlink w:history="1" r:id="rIdnk3v3qjgyhwe90pxnqqim">
               <w:r>
                 <w:rPr>
                   <w:rFonts w:ascii="Arial" w:cs="Arial" w:eastAsia="Arial" w:hAnsi="Arial"/>
@@ -6397,7 +6397,7 @@
               <w:spacing w:after="10" w:before="0"/>
               <w:ind w:left="120"/>
             </w:pPr>
-            <w:hyperlink w:history="1" r:id="rIdeozis175mct1stuitsozu">
+            <w:hyperlink w:history="1" r:id="rIdlcx990ehykusqvbiv73f-">
               <w:r>
                 <w:rPr>
                   <w:rFonts w:ascii="Arial" w:cs="Arial" w:eastAsia="Arial" w:hAnsi="Arial"/>
@@ -6609,7 +6609,7 @@
               <w:spacing w:after="10" w:before="0"/>
               <w:ind w:left="120"/>
             </w:pPr>
-            <w:hyperlink w:history="1" r:id="rIdctki93ba2pl_25mn5k0ls">
+            <w:hyperlink w:history="1" r:id="rIdocsg7keffunwqvtgmum59">
               <w:r>
                 <w:rPr>
                   <w:rFonts w:ascii="Arial" w:cs="Arial" w:eastAsia="Arial" w:hAnsi="Arial"/>
@@ -6669,7 +6669,7 @@
             <w:pPr>
               <w:spacing w:after="20" w:before="0"/>
             </w:pPr>
-            <w:hyperlink w:history="1" r:id="rIdfo8qqhexhbory7nrsntp2">
+            <w:hyperlink w:history="1" r:id="rIdgtrajv6po8bayej01m6zs">
               <w:r>
                 <w:rPr>
                   <w:rFonts w:ascii="Arial" w:cs="Arial" w:eastAsia="Arial" w:hAnsi="Arial"/>
@@ -6718,7 +6718,7 @@
               <w:spacing w:after="10" w:before="0"/>
               <w:ind w:left="120"/>
             </w:pPr>
-            <w:hyperlink w:history="1" r:id="rIdgfs6yrhhjmmvrw2xvykj-">
+            <w:hyperlink w:history="1" r:id="rIdi7jtw7djle9fviuf8ives">
               <w:r>
                 <w:rPr>
                   <w:rFonts w:ascii="Arial" w:cs="Arial" w:eastAsia="Arial" w:hAnsi="Arial"/>
@@ -6930,7 +6930,7 @@
               <w:spacing w:after="10" w:before="0"/>
               <w:ind w:left="120"/>
             </w:pPr>
-            <w:hyperlink w:history="1" r:id="rIdlbavkvbnxw7slrmp8hpbr">
+            <w:hyperlink w:history="1" r:id="rIdmutkn2uyvfeci9ozlteyg">
               <w:r>
                 <w:rPr>
                   <w:rFonts w:ascii="Arial" w:cs="Arial" w:eastAsia="Arial" w:hAnsi="Arial"/>
@@ -6990,7 +6990,7 @@
             <w:pPr>
               <w:spacing w:after="20" w:before="0"/>
             </w:pPr>
-            <w:hyperlink w:history="1" r:id="rId7vzircaru5ko7wjbsvjee">
+            <w:hyperlink w:history="1" r:id="rIdcsnq7r_0kalmg2xi43dcs">
               <w:r>
                 <w:rPr>
                   <w:rFonts w:ascii="Arial" w:cs="Arial" w:eastAsia="Arial" w:hAnsi="Arial"/>
@@ -7039,7 +7039,7 @@
               <w:spacing w:after="10" w:before="0"/>
               <w:ind w:left="120"/>
             </w:pPr>
-            <w:hyperlink w:history="1" r:id="rIdb5ih_5m5-utqslu2zpyrs">
+            <w:hyperlink w:history="1" r:id="rIdkrujwhpo6p9wo8qzjw0in">
               <w:r>
                 <w:rPr>
                   <w:rFonts w:ascii="Arial" w:cs="Arial" w:eastAsia="Arial" w:hAnsi="Arial"/>
@@ -7251,7 +7251,7 @@
               <w:spacing w:after="10" w:before="0"/>
               <w:ind w:left="120"/>
             </w:pPr>
-            <w:hyperlink w:history="1" r:id="rIdqqjhf6ojydlnlvko_9jh9">
+            <w:hyperlink w:history="1" r:id="rIdlf8cpfmhdxgph3yainkmd">
               <w:r>
                 <w:rPr>
                   <w:rFonts w:ascii="Arial" w:cs="Arial" w:eastAsia="Arial" w:hAnsi="Arial"/>
@@ -7311,7 +7311,7 @@
             <w:pPr>
               <w:spacing w:after="20" w:before="0"/>
             </w:pPr>
-            <w:hyperlink w:history="1" r:id="rIdlpsqpk0p07f_ujdrr0ozw">
+            <w:hyperlink w:history="1" r:id="rIdcpi-j-5zc4tbwatudbrgk">
               <w:r>
                 <w:rPr>
                   <w:rFonts w:ascii="Arial" w:cs="Arial" w:eastAsia="Arial" w:hAnsi="Arial"/>
@@ -7360,7 +7360,7 @@
               <w:spacing w:after="10" w:before="0"/>
               <w:ind w:left="120"/>
             </w:pPr>
-            <w:hyperlink w:history="1" r:id="rIdxu_z4aagnj0nm8lp9bs5s">
+            <w:hyperlink w:history="1" r:id="rIdifjrmcgglnnu57dingehw">
               <w:r>
                 <w:rPr>
                   <w:rFonts w:ascii="Arial" w:cs="Arial" w:eastAsia="Arial" w:hAnsi="Arial"/>
@@ -7572,7 +7572,7 @@
               <w:spacing w:after="10" w:before="0"/>
               <w:ind w:left="120"/>
             </w:pPr>
-            <w:hyperlink w:history="1" r:id="rIddzgo0xzvinwmb1m1plqjp">
+            <w:hyperlink w:history="1" r:id="rId-pjosleakb5q6jb6omhz_">
               <w:r>
                 <w:rPr>
                   <w:rFonts w:ascii="Arial" w:cs="Arial" w:eastAsia="Arial" w:hAnsi="Arial"/>
@@ -7632,7 +7632,7 @@
             <w:pPr>
               <w:spacing w:after="20" w:before="0"/>
             </w:pPr>
-            <w:hyperlink w:history="1" r:id="rIdva8vtmt7yw_febmud94dq">
+            <w:hyperlink w:history="1" r:id="rIdoc4jpote3-xxawchs36c3">
               <w:r>
                 <w:rPr>
                   <w:rFonts w:ascii="Arial" w:cs="Arial" w:eastAsia="Arial" w:hAnsi="Arial"/>
@@ -7681,7 +7681,7 @@
               <w:spacing w:after="10" w:before="0"/>
               <w:ind w:left="120"/>
             </w:pPr>
-            <w:hyperlink w:history="1" r:id="rIdpd6kzygihgwkokybh_xc_">
+            <w:hyperlink w:history="1" r:id="rIdsaxqhqfrelcacjlrxejfl">
               <w:r>
                 <w:rPr>
                   <w:rFonts w:ascii="Arial" w:cs="Arial" w:eastAsia="Arial" w:hAnsi="Arial"/>
@@ -8193,7 +8193,7 @@
         </w:rPr>
         <w:t xml:space="preserve">© 2026 SeaVuria and ARES. Aligned with KICD objectives. Developed by SeaVuria; technical implementation by ARES (with AI assistance from Claude). Licensed under </w:t>
       </w:r>
-      <w:hyperlink w:history="1" r:id="rIdautbon3o3kllr6mhzv__-">
+      <w:hyperlink w:history="1" r:id="rIdxwrqiqqk3xey4jao2xbca">
         <w:r>
           <w:rPr>
             <w:rFonts w:ascii="Arial" w:cs="Arial" w:eastAsia="Arial" w:hAnsi="Arial"/>
@@ -8214,7 +8214,7 @@
         </w:rPr>
         <w:t xml:space="preserve"> (</w:t>
       </w:r>
-      <w:hyperlink w:history="1" r:id="rIddqpuwtbhe6yqdk2bkh_tc">
+      <w:hyperlink w:history="1" r:id="rId0sf9zd_std5pifdr5kp3z">
         <w:r>
           <w:rPr>
             <w:rFonts w:ascii="Arial" w:cs="Arial" w:eastAsia="Arial" w:hAnsi="Arial"/>
@@ -9227,7 +9227,7 @@
             <w:pPr>
               <w:spacing w:after="20" w:before="0"/>
             </w:pPr>
-            <w:hyperlink w:history="1" r:id="rIdpbjvidoub3h7i2e--ywoz">
+            <w:hyperlink w:history="1" r:id="rIdw6mzaakuki6zqdi06k08b">
               <w:r>
                 <w:rPr>
                   <w:rFonts w:ascii="Arial" w:cs="Arial" w:eastAsia="Arial" w:hAnsi="Arial"/>
@@ -9260,7 +9260,7 @@
               <w:spacing w:after="10" w:before="0"/>
               <w:ind w:left="120"/>
             </w:pPr>
-            <w:hyperlink w:history="1" r:id="rIdne9kwubzghslq6aywecup">
+            <w:hyperlink w:history="1" r:id="rIdmp9-v8ytvljeewbarj8a8">
               <w:r>
                 <w:rPr>
                   <w:rFonts w:ascii="Arial" w:cs="Arial" w:eastAsia="Arial" w:hAnsi="Arial"/>
@@ -9305,7 +9305,7 @@
             <w:pPr>
               <w:spacing w:after="20" w:before="0"/>
             </w:pPr>
-            <w:hyperlink w:history="1" r:id="rIdlounc3dw4efq79gchvenb">
+            <w:hyperlink w:history="1" r:id="rIdmn9qqzicgjeaolob5xm8_">
               <w:r>
                 <w:rPr>
                   <w:rFonts w:ascii="Arial" w:cs="Arial" w:eastAsia="Arial" w:hAnsi="Arial"/>
@@ -9354,7 +9354,7 @@
               <w:spacing w:after="10" w:before="0"/>
               <w:ind w:left="120"/>
             </w:pPr>
-            <w:hyperlink w:history="1" r:id="rIdlr_f5ecomikxsb7ldsv3o">
+            <w:hyperlink w:history="1" r:id="rIddivtxxiesxognz9ulwumo">
               <w:r>
                 <w:rPr>
                   <w:rFonts w:ascii="Arial" w:cs="Arial" w:eastAsia="Arial" w:hAnsi="Arial"/>
@@ -9549,7 +9549,7 @@
             <w:pPr>
               <w:spacing w:after="20" w:before="0"/>
             </w:pPr>
-            <w:hyperlink w:history="1" r:id="rIdwk3lgvusvw4-rgn1fguqt">
+            <w:hyperlink w:history="1" r:id="rId2lejfizezln-wo4o2ruyo">
               <w:r>
                 <w:rPr>
                   <w:rFonts w:ascii="Arial" w:cs="Arial" w:eastAsia="Arial" w:hAnsi="Arial"/>
@@ -9582,7 +9582,7 @@
               <w:spacing w:after="10" w:before="0"/>
               <w:ind w:left="120"/>
             </w:pPr>
-            <w:hyperlink w:history="1" r:id="rIdibagejsyqmcrmcc-7ynwu">
+            <w:hyperlink w:history="1" r:id="rIdfrlb4gv7akdm008nqr-_b">
               <w:r>
                 <w:rPr>
                   <w:rFonts w:ascii="Arial" w:cs="Arial" w:eastAsia="Arial" w:hAnsi="Arial"/>
@@ -9627,7 +9627,7 @@
             <w:pPr>
               <w:spacing w:after="20" w:before="0"/>
             </w:pPr>
-            <w:hyperlink w:history="1" r:id="rIdhcg2aaoihv0kbezeze2ty">
+            <w:hyperlink w:history="1" r:id="rIdp4i4d362lyul0gkpd251e">
               <w:r>
                 <w:rPr>
                   <w:rFonts w:ascii="Arial" w:cs="Arial" w:eastAsia="Arial" w:hAnsi="Arial"/>
@@ -9676,7 +9676,7 @@
               <w:spacing w:after="10" w:before="0"/>
               <w:ind w:left="120"/>
             </w:pPr>
-            <w:hyperlink w:history="1" r:id="rId_qbyf765bdvqvg3nnp8ev">
+            <w:hyperlink w:history="1" r:id="rIdi0e5djl2pciordinxtn6s">
               <w:r>
                 <w:rPr>
                   <w:rFonts w:ascii="Arial" w:cs="Arial" w:eastAsia="Arial" w:hAnsi="Arial"/>
@@ -9871,7 +9871,7 @@
             <w:pPr>
               <w:spacing w:after="20" w:before="0"/>
             </w:pPr>
-            <w:hyperlink w:history="1" r:id="rIdmctumvo63_28owkt2pc1d">
+            <w:hyperlink w:history="1" r:id="rId0svea3pj3wfgnl0vik26c">
               <w:r>
                 <w:rPr>
                   <w:rFonts w:ascii="Arial" w:cs="Arial" w:eastAsia="Arial" w:hAnsi="Arial"/>
@@ -9920,7 +9920,7 @@
               <w:spacing w:after="10" w:before="0"/>
               <w:ind w:left="120"/>
             </w:pPr>
-            <w:hyperlink w:history="1" r:id="rIdk0wgzenbcbbremrjpyibc">
+            <w:hyperlink w:history="1" r:id="rIdpb9arnjmgq9cjkw9mfnkn">
               <w:r>
                 <w:rPr>
                   <w:rFonts w:ascii="Arial" w:cs="Arial" w:eastAsia="Arial" w:hAnsi="Arial"/>
@@ -9965,7 +9965,7 @@
             <w:pPr>
               <w:spacing w:after="20" w:before="0"/>
             </w:pPr>
-            <w:hyperlink w:history="1" r:id="rId66ynddubwbq7iffvdrxij">
+            <w:hyperlink w:history="1" r:id="rId5rcbu7gmgdzghr2ykmbll">
               <w:r>
                 <w:rPr>
                   <w:rFonts w:ascii="Arial" w:cs="Arial" w:eastAsia="Arial" w:hAnsi="Arial"/>
@@ -10014,7 +10014,7 @@
               <w:spacing w:after="10" w:before="0"/>
               <w:ind w:left="120"/>
             </w:pPr>
-            <w:hyperlink w:history="1" r:id="rIdefd28_vqbmnbirntzh2gf">
+            <w:hyperlink w:history="1" r:id="rIdkivlzmjwgux-rgsrnt-kx">
               <w:r>
                 <w:rPr>
                   <w:rFonts w:ascii="Arial" w:cs="Arial" w:eastAsia="Arial" w:hAnsi="Arial"/>
@@ -10209,7 +10209,7 @@
             <w:pPr>
               <w:spacing w:after="20" w:before="0"/>
             </w:pPr>
-            <w:hyperlink w:history="1" r:id="rIdcwzqlgp5fnavnj01dvgfz">
+            <w:hyperlink w:history="1" r:id="rIdxdnmcy1jdeomvjolzop-n">
               <w:r>
                 <w:rPr>
                   <w:rFonts w:ascii="Arial" w:cs="Arial" w:eastAsia="Arial" w:hAnsi="Arial"/>
@@ -10258,7 +10258,7 @@
               <w:spacing w:after="10" w:before="0"/>
               <w:ind w:left="120"/>
             </w:pPr>
-            <w:hyperlink w:history="1" r:id="rIdfbsfsvxlvw2hbdhhi2t3n">
+            <w:hyperlink w:history="1" r:id="rIdle4yylhqsb4r-xhfssflq">
               <w:r>
                 <w:rPr>
                   <w:rFonts w:ascii="Arial" w:cs="Arial" w:eastAsia="Arial" w:hAnsi="Arial"/>
@@ -10303,7 +10303,7 @@
             <w:pPr>
               <w:spacing w:after="20" w:before="0"/>
             </w:pPr>
-            <w:hyperlink w:history="1" r:id="rIdiosd-1m6h5vqsz3avnduj">
+            <w:hyperlink w:history="1" r:id="rIdfcty7z0csmioxekes_u8a">
               <w:r>
                 <w:rPr>
                   <w:rFonts w:ascii="Arial" w:cs="Arial" w:eastAsia="Arial" w:hAnsi="Arial"/>
@@ -10352,7 +10352,7 @@
               <w:spacing w:after="10" w:before="0"/>
               <w:ind w:left="120"/>
             </w:pPr>
-            <w:hyperlink w:history="1" r:id="rIdr2abatsj4qrj5heppvxlw">
+            <w:hyperlink w:history="1" r:id="rIdtgliib5zlcfsvwso9l-_4">
               <w:r>
                 <w:rPr>
                   <w:rFonts w:ascii="Arial" w:cs="Arial" w:eastAsia="Arial" w:hAnsi="Arial"/>
@@ -10547,7 +10547,7 @@
             <w:pPr>
               <w:spacing w:after="20" w:before="0"/>
             </w:pPr>
-            <w:hyperlink w:history="1" r:id="rId9nlyude6ij2gn4hptq70l">
+            <w:hyperlink w:history="1" r:id="rId52er02wwooiojepiirdpk">
               <w:r>
                 <w:rPr>
                   <w:rFonts w:ascii="Arial" w:cs="Arial" w:eastAsia="Arial" w:hAnsi="Arial"/>
@@ -10580,7 +10580,7 @@
               <w:spacing w:after="10" w:before="0"/>
               <w:ind w:left="120"/>
             </w:pPr>
-            <w:hyperlink w:history="1" r:id="rIdrumrcpfww9vzmgfttb1uw">
+            <w:hyperlink w:history="1" r:id="rIdouhniqajzdqqzs235e_u4">
               <w:r>
                 <w:rPr>
                   <w:rFonts w:ascii="Arial" w:cs="Arial" w:eastAsia="Arial" w:hAnsi="Arial"/>
@@ -10625,7 +10625,7 @@
             <w:pPr>
               <w:spacing w:after="20" w:before="0"/>
             </w:pPr>
-            <w:hyperlink w:history="1" r:id="rIdob43z1psok48_-iqsf51q">
+            <w:hyperlink w:history="1" r:id="rIdieanfkvz_ooycr6wbw7z-">
               <w:r>
                 <w:rPr>
                   <w:rFonts w:ascii="Arial" w:cs="Arial" w:eastAsia="Arial" w:hAnsi="Arial"/>
@@ -10674,7 +10674,7 @@
               <w:spacing w:after="10" w:before="0"/>
               <w:ind w:left="120"/>
             </w:pPr>
-            <w:hyperlink w:history="1" r:id="rIdy62il8jezyc2c4vx6zfr4">
+            <w:hyperlink w:history="1" r:id="rIdr4u9a7qekyobcgns_zmlj">
               <w:r>
                 <w:rPr>
                   <w:rFonts w:ascii="Arial" w:cs="Arial" w:eastAsia="Arial" w:hAnsi="Arial"/>
@@ -11186,7 +11186,7 @@
         </w:rPr>
         <w:t xml:space="preserve">© 2026 SeaVuria and ARES. Aligned with KICD objectives. Developed by SeaVuria; technical implementation by ARES (with AI assistance from Claude). Licensed under </w:t>
       </w:r>
-      <w:hyperlink w:history="1" r:id="rIdr2owjhyixcrfsdrywvfmx">
+      <w:hyperlink w:history="1" r:id="rIdatbmhcko4bbr4um7khn46">
         <w:r>
           <w:rPr>
             <w:rFonts w:ascii="Arial" w:cs="Arial" w:eastAsia="Arial" w:hAnsi="Arial"/>
@@ -11207,7 +11207,7 @@
         </w:rPr>
         <w:t xml:space="preserve"> (</w:t>
       </w:r>
-      <w:hyperlink w:history="1" r:id="rId6fkiruxh1fycwquzr_yy3">
+      <w:hyperlink w:history="1" r:id="rIdss69t2la2nrwkgqm4e89s">
         <w:r>
           <w:rPr>
             <w:rFonts w:ascii="Arial" w:cs="Arial" w:eastAsia="Arial" w:hAnsi="Arial"/>
@@ -12237,7 +12237,7 @@
               <w:spacing w:after="10" w:before="0"/>
               <w:ind w:left="120"/>
             </w:pPr>
-            <w:hyperlink w:history="1" r:id="rIdtijm5s6lyuy28qicdnipy">
+            <w:hyperlink w:history="1" r:id="rIdll6-lotpsk4a9rt3adibb">
               <w:r>
                 <w:rPr>
                   <w:rFonts w:ascii="Arial" w:cs="Arial" w:eastAsia="Arial" w:hAnsi="Arial"/>
@@ -12314,7 +12314,7 @@
               <w:spacing w:after="10" w:before="0"/>
               <w:ind w:left="120"/>
             </w:pPr>
-            <w:hyperlink w:history="1" r:id="rIdt5puk-xrskzgt_nfl59lu">
+            <w:hyperlink w:history="1" r:id="rId6dwyn_ycxyt0b-4momedr">
               <w:r>
                 <w:rPr>
                   <w:rFonts w:ascii="Arial" w:cs="Arial" w:eastAsia="Arial" w:hAnsi="Arial"/>
@@ -12541,7 +12541,7 @@
               <w:spacing w:after="10" w:before="0"/>
               <w:ind w:left="120"/>
             </w:pPr>
-            <w:hyperlink w:history="1" r:id="rIdkbhk-ohsqaivtf7euplzt">
+            <w:hyperlink w:history="1" r:id="rId-o5nneattjuvqtbe1h0o5">
               <w:r>
                 <w:rPr>
                   <w:rFonts w:ascii="Arial" w:cs="Arial" w:eastAsia="Arial" w:hAnsi="Arial"/>
@@ -12618,7 +12618,7 @@
               <w:spacing w:after="10" w:before="0"/>
               <w:ind w:left="120"/>
             </w:pPr>
-            <w:hyperlink w:history="1" r:id="rIdjgf6lf_uwpgnthjgxn63p">
+            <w:hyperlink w:history="1" r:id="rIdfw4rqhwaahijkhbymnlc6">
               <w:r>
                 <w:rPr>
                   <w:rFonts w:ascii="Arial" w:cs="Arial" w:eastAsia="Arial" w:hAnsi="Arial"/>
@@ -12845,7 +12845,7 @@
               <w:spacing w:after="10" w:before="0"/>
               <w:ind w:left="120"/>
             </w:pPr>
-            <w:hyperlink w:history="1" r:id="rIddfxv4i7uvjgjmgk6yvpo2">
+            <w:hyperlink w:history="1" r:id="rIdolsitgngzthpmnzag1aip">
               <w:r>
                 <w:rPr>
                   <w:rFonts w:ascii="Arial" w:cs="Arial" w:eastAsia="Arial" w:hAnsi="Arial"/>
@@ -12922,7 +12922,7 @@
               <w:spacing w:after="10" w:before="0"/>
               <w:ind w:left="120"/>
             </w:pPr>
-            <w:hyperlink w:history="1" r:id="rIdwreqy5fedw1_2i8umtc2d">
+            <w:hyperlink w:history="1" r:id="rIdka3s31zitwd08akf0hrwo">
               <w:r>
                 <w:rPr>
                   <w:rFonts w:ascii="Arial" w:cs="Arial" w:eastAsia="Arial" w:hAnsi="Arial"/>
@@ -13149,7 +13149,7 @@
               <w:spacing w:after="10" w:before="0"/>
               <w:ind w:left="120"/>
             </w:pPr>
-            <w:hyperlink w:history="1" r:id="rId93bsxfij9eiy3yepxbvyb">
+            <w:hyperlink w:history="1" r:id="rIdxjjiqwjsouqjjwvc-f7eb">
               <w:r>
                 <w:rPr>
                   <w:rFonts w:ascii="Arial" w:cs="Arial" w:eastAsia="Arial" w:hAnsi="Arial"/>
@@ -13226,7 +13226,7 @@
               <w:spacing w:after="10" w:before="0"/>
               <w:ind w:left="120"/>
             </w:pPr>
-            <w:hyperlink w:history="1" r:id="rIdlvwqncwqgj9maog_kgih6">
+            <w:hyperlink w:history="1" r:id="rIdwasjry8p0mr7wm1xjkgeo">
               <w:r>
                 <w:rPr>
                   <w:rFonts w:ascii="Arial" w:cs="Arial" w:eastAsia="Arial" w:hAnsi="Arial"/>
@@ -13453,7 +13453,7 @@
               <w:spacing w:after="10" w:before="0"/>
               <w:ind w:left="120"/>
             </w:pPr>
-            <w:hyperlink w:history="1" r:id="rIdzi58owcp73dfwjpvx7hbe">
+            <w:hyperlink w:history="1" r:id="rIdsgetcyjwbweyo7tkje3gi">
               <w:r>
                 <w:rPr>
                   <w:rFonts w:ascii="Arial" w:cs="Arial" w:eastAsia="Arial" w:hAnsi="Arial"/>
@@ -13530,7 +13530,7 @@
               <w:spacing w:after="10" w:before="0"/>
               <w:ind w:left="120"/>
             </w:pPr>
-            <w:hyperlink w:history="1" r:id="rId53kn3gnzvju1nh2xmttnh">
+            <w:hyperlink w:history="1" r:id="rIdepsbhshv9yb-4q5du8pqv">
               <w:r>
                 <w:rPr>
                   <w:rFonts w:ascii="Arial" w:cs="Arial" w:eastAsia="Arial" w:hAnsi="Arial"/>
@@ -14057,7 +14057,7 @@
         </w:rPr>
         <w:t xml:space="preserve">© 2026 SeaVuria and ARES. Aligned with KICD objectives. Developed by SeaVuria; technical implementation by ARES (with AI assistance from Claude). Licensed under </w:t>
       </w:r>
-      <w:hyperlink w:history="1" r:id="rIdblpxstdkmxvqv-b7lnjzf">
+      <w:hyperlink w:history="1" r:id="rIdfiwht5ypcnmcaheax3ivn">
         <w:r>
           <w:rPr>
             <w:rFonts w:ascii="Arial" w:cs="Arial" w:eastAsia="Arial" w:hAnsi="Arial"/>
@@ -14078,7 +14078,7 @@
         </w:rPr>
         <w:t xml:space="preserve"> (</w:t>
       </w:r>
-      <w:hyperlink w:history="1" r:id="rIddwdh6seu9ztfglt-xokfh">
+      <w:hyperlink w:history="1" r:id="rIdshco5wjowtamxazjoj78v">
         <w:r>
           <w:rPr>
             <w:rFonts w:ascii="Arial" w:cs="Arial" w:eastAsia="Arial" w:hAnsi="Arial"/>
@@ -15108,7 +15108,7 @@
               <w:spacing w:after="10" w:before="0"/>
               <w:ind w:left="120"/>
             </w:pPr>
-            <w:hyperlink w:history="1" r:id="rIdv-cgfcwhklojq0_iyygum">
+            <w:hyperlink w:history="1" r:id="rIdkerz05jyyjq47ym0gl04j">
               <w:r>
                 <w:rPr>
                   <w:rFonts w:ascii="Arial" w:cs="Arial" w:eastAsia="Arial" w:hAnsi="Arial"/>
@@ -15185,7 +15185,7 @@
               <w:spacing w:after="10" w:before="0"/>
               <w:ind w:left="120"/>
             </w:pPr>
-            <w:hyperlink w:history="1" r:id="rIdizpzd6xydwpei8v_6mvo4">
+            <w:hyperlink w:history="1" r:id="rIdov_jhtniztlvhp6_hzxet">
               <w:r>
                 <w:rPr>
                   <w:rFonts w:ascii="Arial" w:cs="Arial" w:eastAsia="Arial" w:hAnsi="Arial"/>
@@ -15412,7 +15412,7 @@
               <w:spacing w:after="10" w:before="0"/>
               <w:ind w:left="120"/>
             </w:pPr>
-            <w:hyperlink w:history="1" r:id="rIdyfz5zre_bpggikomdqq31">
+            <w:hyperlink w:history="1" r:id="rIduh-mvfglmojjdbq5_9e2m">
               <w:r>
                 <w:rPr>
                   <w:rFonts w:ascii="Arial" w:cs="Arial" w:eastAsia="Arial" w:hAnsi="Arial"/>
@@ -15489,7 +15489,7 @@
               <w:spacing w:after="10" w:before="0"/>
               <w:ind w:left="120"/>
             </w:pPr>
-            <w:hyperlink w:history="1" r:id="rId4yvp8vcq1mpyh4qasrlob">
+            <w:hyperlink w:history="1" r:id="rIdiczwnal-s0y6klnenh9kb">
               <w:r>
                 <w:rPr>
                   <w:rFonts w:ascii="Arial" w:cs="Arial" w:eastAsia="Arial" w:hAnsi="Arial"/>
@@ -15716,7 +15716,7 @@
               <w:spacing w:after="10" w:before="0"/>
               <w:ind w:left="120"/>
             </w:pPr>
-            <w:hyperlink w:history="1" r:id="rIdwvxii0qcb1_1imd_fm3jw">
+            <w:hyperlink w:history="1" r:id="rIdj9upszbvvj-hixhisbfdk">
               <w:r>
                 <w:rPr>
                   <w:rFonts w:ascii="Arial" w:cs="Arial" w:eastAsia="Arial" w:hAnsi="Arial"/>
@@ -15793,7 +15793,7 @@
               <w:spacing w:after="10" w:before="0"/>
               <w:ind w:left="120"/>
             </w:pPr>
-            <w:hyperlink w:history="1" r:id="rIdgi-yc2qj_j3dpvinq6ttw">
+            <w:hyperlink w:history="1" r:id="rIdj4pk-1ync1yfbdl9mwxjr">
               <w:r>
                 <w:rPr>
                   <w:rFonts w:ascii="Arial" w:cs="Arial" w:eastAsia="Arial" w:hAnsi="Arial"/>
@@ -16020,7 +16020,7 @@
               <w:spacing w:after="10" w:before="0"/>
               <w:ind w:left="120"/>
             </w:pPr>
-            <w:hyperlink w:history="1" r:id="rIdpyzbrhdvchmrr_vgqkqev">
+            <w:hyperlink w:history="1" r:id="rIdkubuzgo3f2ex0euevqsvq">
               <w:r>
                 <w:rPr>
                   <w:rFonts w:ascii="Arial" w:cs="Arial" w:eastAsia="Arial" w:hAnsi="Arial"/>
@@ -16097,7 +16097,7 @@
               <w:spacing w:after="10" w:before="0"/>
               <w:ind w:left="120"/>
             </w:pPr>
-            <w:hyperlink w:history="1" r:id="rIditv-ymucrnyoppcv-zxoe">
+            <w:hyperlink w:history="1" r:id="rIdxf4skv4oa56-zbwpkzj9c">
               <w:r>
                 <w:rPr>
                   <w:rFonts w:ascii="Arial" w:cs="Arial" w:eastAsia="Arial" w:hAnsi="Arial"/>
@@ -16324,7 +16324,7 @@
               <w:spacing w:after="10" w:before="0"/>
               <w:ind w:left="120"/>
             </w:pPr>
-            <w:hyperlink w:history="1" r:id="rIdybhzrvcmo9jk554rk6ite">
+            <w:hyperlink w:history="1" r:id="rIdzvkzjwo3sx8igrbcijvdn">
               <w:r>
                 <w:rPr>
                   <w:rFonts w:ascii="Arial" w:cs="Arial" w:eastAsia="Arial" w:hAnsi="Arial"/>
@@ -16401,7 +16401,7 @@
               <w:spacing w:after="10" w:before="0"/>
               <w:ind w:left="120"/>
             </w:pPr>
-            <w:hyperlink w:history="1" r:id="rId9lyzd1rl4wb5nnujgd609">
+            <w:hyperlink w:history="1" r:id="rIdpdyu_vofqklxopwkwnzjc">
               <w:r>
                 <w:rPr>
                   <w:rFonts w:ascii="Arial" w:cs="Arial" w:eastAsia="Arial" w:hAnsi="Arial"/>
@@ -16928,7 +16928,7 @@
         </w:rPr>
         <w:t xml:space="preserve">© 2026 SeaVuria and ARES. Aligned with KICD objectives. Developed by SeaVuria; technical implementation by ARES (with AI assistance from Claude). Licensed under </w:t>
       </w:r>
-      <w:hyperlink w:history="1" r:id="rIdyvwtfn4odjvgz-ab2mxeg">
+      <w:hyperlink w:history="1" r:id="rId6smxdgaudwex-ckxunauz">
         <w:r>
           <w:rPr>
             <w:rFonts w:ascii="Arial" w:cs="Arial" w:eastAsia="Arial" w:hAnsi="Arial"/>
@@ -16949,7 +16949,7 @@
         </w:rPr>
         <w:t xml:space="preserve"> (</w:t>
       </w:r>
-      <w:hyperlink w:history="1" r:id="rIdv1u_twuwcd_n9qr3q4nox">
+      <w:hyperlink w:history="1" r:id="rIdkgmpx6c1uasnvnsyfpt3f">
         <w:r>
           <w:rPr>
             <w:rFonts w:ascii="Arial" w:cs="Arial" w:eastAsia="Arial" w:hAnsi="Arial"/>
@@ -17962,7 +17962,7 @@
             <w:pPr>
               <w:spacing w:after="20" w:before="0"/>
             </w:pPr>
-            <w:hyperlink w:history="1" r:id="rIdw-gtt-ijpsiexkvuxnj_v">
+            <w:hyperlink w:history="1" r:id="rIdb2je1rxkukauije7y3par">
               <w:r>
                 <w:rPr>
                   <w:rFonts w:ascii="Arial" w:cs="Arial" w:eastAsia="Arial" w:hAnsi="Arial"/>
@@ -17995,7 +17995,7 @@
               <w:spacing w:after="10" w:before="0"/>
               <w:ind w:left="120"/>
             </w:pPr>
-            <w:hyperlink w:history="1" r:id="rIde5w1d-qxz-ny7mu3dj9kb">
+            <w:hyperlink w:history="1" r:id="rIdyhfiqk0gjh-kvp5jqm7kz">
               <w:r>
                 <w:rPr>
                   <w:rFonts w:ascii="Arial" w:cs="Arial" w:eastAsia="Arial" w:hAnsi="Arial"/>
@@ -18040,7 +18040,7 @@
             <w:pPr>
               <w:spacing w:after="20" w:before="0"/>
             </w:pPr>
-            <w:hyperlink w:history="1" r:id="rIdozbxtiypfwcmukulvmb8w">
+            <w:hyperlink w:history="1" r:id="rIda_yf95rgfbkc2pzmzc-eo">
               <w:r>
                 <w:rPr>
                   <w:rFonts w:ascii="Arial" w:cs="Arial" w:eastAsia="Arial" w:hAnsi="Arial"/>
@@ -18089,7 +18089,7 @@
               <w:spacing w:after="10" w:before="0"/>
               <w:ind w:left="120"/>
             </w:pPr>
-            <w:hyperlink w:history="1" r:id="rIdpe4t7k1opdy-jwzphjs7u">
+            <w:hyperlink w:history="1" r:id="rIdseuqfg6o2z5jdkvpcb2or">
               <w:r>
                 <w:rPr>
                   <w:rFonts w:ascii="Arial" w:cs="Arial" w:eastAsia="Arial" w:hAnsi="Arial"/>
@@ -18284,7 +18284,7 @@
             <w:pPr>
               <w:spacing w:after="20" w:before="0"/>
             </w:pPr>
-            <w:hyperlink w:history="1" r:id="rIdlxnejk5tanv706zkhfkbj">
+            <w:hyperlink w:history="1" r:id="rId7bijoxdtb2jlmlvgwmpix">
               <w:r>
                 <w:rPr>
                   <w:rFonts w:ascii="Arial" w:cs="Arial" w:eastAsia="Arial" w:hAnsi="Arial"/>
@@ -18317,7 +18317,7 @@
               <w:spacing w:after="10" w:before="0"/>
               <w:ind w:left="120"/>
             </w:pPr>
-            <w:hyperlink w:history="1" r:id="rIdl-nz9yn5lpt4vrgbdz5sh">
+            <w:hyperlink w:history="1" r:id="rIdfwsszddw7v2-6_fg3hxtc">
               <w:r>
                 <w:rPr>
                   <w:rFonts w:ascii="Arial" w:cs="Arial" w:eastAsia="Arial" w:hAnsi="Arial"/>
@@ -18362,7 +18362,7 @@
             <w:pPr>
               <w:spacing w:after="20" w:before="0"/>
             </w:pPr>
-            <w:hyperlink w:history="1" r:id="rIdv9q4ivnqqymgxfrrfx4iw">
+            <w:hyperlink w:history="1" r:id="rIdrvx4_p4buectfg5qomv1x">
               <w:r>
                 <w:rPr>
                   <w:rFonts w:ascii="Arial" w:cs="Arial" w:eastAsia="Arial" w:hAnsi="Arial"/>
@@ -18411,7 +18411,7 @@
               <w:spacing w:after="10" w:before="0"/>
               <w:ind w:left="120"/>
             </w:pPr>
-            <w:hyperlink w:history="1" r:id="rIdndzcxsq3xv2ov3elmdqbs">
+            <w:hyperlink w:history="1" r:id="rId105whheoamf9gftroxjhh">
               <w:r>
                 <w:rPr>
                   <w:rFonts w:ascii="Arial" w:cs="Arial" w:eastAsia="Arial" w:hAnsi="Arial"/>
@@ -18606,7 +18606,7 @@
             <w:pPr>
               <w:spacing w:after="20" w:before="0"/>
             </w:pPr>
-            <w:hyperlink w:history="1" r:id="rId-dmcqrz-aa3bjanybrdho">
+            <w:hyperlink w:history="1" r:id="rId-z7-v3bit__cnnlujtc8z">
               <w:r>
                 <w:rPr>
                   <w:rFonts w:ascii="Arial" w:cs="Arial" w:eastAsia="Arial" w:hAnsi="Arial"/>
@@ -18639,7 +18639,7 @@
               <w:spacing w:after="10" w:before="0"/>
               <w:ind w:left="120"/>
             </w:pPr>
-            <w:hyperlink w:history="1" r:id="rIdwuj_txr94womgqotet77r">
+            <w:hyperlink w:history="1" r:id="rIdqqvvgpmidk-_5rogbb_ur">
               <w:r>
                 <w:rPr>
                   <w:rFonts w:ascii="Arial" w:cs="Arial" w:eastAsia="Arial" w:hAnsi="Arial"/>
@@ -18684,7 +18684,7 @@
             <w:pPr>
               <w:spacing w:after="20" w:before="0"/>
             </w:pPr>
-            <w:hyperlink w:history="1" r:id="rIduuohumn82k38dobnumsj4">
+            <w:hyperlink w:history="1" r:id="rIdmymhfclhm-ed5_knx78lq">
               <w:r>
                 <w:rPr>
                   <w:rFonts w:ascii="Arial" w:cs="Arial" w:eastAsia="Arial" w:hAnsi="Arial"/>
@@ -18733,7 +18733,7 @@
               <w:spacing w:after="10" w:before="0"/>
               <w:ind w:left="120"/>
             </w:pPr>
-            <w:hyperlink w:history="1" r:id="rId9rfjfd2ndfc6scyci6x-9">
+            <w:hyperlink w:history="1" r:id="rIdrwhfsldbsyb7ybxer9tng">
               <w:r>
                 <w:rPr>
                   <w:rFonts w:ascii="Arial" w:cs="Arial" w:eastAsia="Arial" w:hAnsi="Arial"/>
@@ -18928,7 +18928,7 @@
             <w:pPr>
               <w:spacing w:after="20" w:before="0"/>
             </w:pPr>
-            <w:hyperlink w:history="1" r:id="rIdrejjy0x1cgoa7ga04_6vt">
+            <w:hyperlink w:history="1" r:id="rIdkh4ammoyw1z6o8ara8m4o">
               <w:r>
                 <w:rPr>
                   <w:rFonts w:ascii="Arial" w:cs="Arial" w:eastAsia="Arial" w:hAnsi="Arial"/>
@@ -18961,7 +18961,7 @@
               <w:spacing w:after="10" w:before="0"/>
               <w:ind w:left="120"/>
             </w:pPr>
-            <w:hyperlink w:history="1" r:id="rIdrki1iidzrsqdcyxofzk6z">
+            <w:hyperlink w:history="1" r:id="rIdvobvit1--jdr85kse9edq">
               <w:r>
                 <w:rPr>
                   <w:rFonts w:ascii="Arial" w:cs="Arial" w:eastAsia="Arial" w:hAnsi="Arial"/>
@@ -19006,7 +19006,7 @@
             <w:pPr>
               <w:spacing w:after="20" w:before="0"/>
             </w:pPr>
-            <w:hyperlink w:history="1" r:id="rId7oi2btuzytvambrgvhfnn">
+            <w:hyperlink w:history="1" r:id="rIdrlrvse9kqjnc4ytixyyt-">
               <w:r>
                 <w:rPr>
                   <w:rFonts w:ascii="Arial" w:cs="Arial" w:eastAsia="Arial" w:hAnsi="Arial"/>
@@ -19055,7 +19055,7 @@
               <w:spacing w:after="10" w:before="0"/>
               <w:ind w:left="120"/>
             </w:pPr>
-            <w:hyperlink w:history="1" r:id="rIdylwn2fbn4khwn1uja1dm-">
+            <w:hyperlink w:history="1" r:id="rIdboalakcs1afcg-dyxzeab">
               <w:r>
                 <w:rPr>
                   <w:rFonts w:ascii="Arial" w:cs="Arial" w:eastAsia="Arial" w:hAnsi="Arial"/>
@@ -19250,7 +19250,7 @@
             <w:pPr>
               <w:spacing w:after="20" w:before="0"/>
             </w:pPr>
-            <w:hyperlink w:history="1" r:id="rIdl1jyd4fuc39hhfgckgzvs">
+            <w:hyperlink w:history="1" r:id="rIdh52cgzbtxpaph4t-xeyuy">
               <w:r>
                 <w:rPr>
                   <w:rFonts w:ascii="Arial" w:cs="Arial" w:eastAsia="Arial" w:hAnsi="Arial"/>
@@ -19283,7 +19283,7 @@
               <w:spacing w:after="10" w:before="0"/>
               <w:ind w:left="120"/>
             </w:pPr>
-            <w:hyperlink w:history="1" r:id="rIdwxayoj_dufprxqlu1mcia">
+            <w:hyperlink w:history="1" r:id="rIdmafd3nnb5gpbd7jpeedoy">
               <w:r>
                 <w:rPr>
                   <w:rFonts w:ascii="Arial" w:cs="Arial" w:eastAsia="Arial" w:hAnsi="Arial"/>
@@ -19328,7 +19328,7 @@
             <w:pPr>
               <w:spacing w:after="20" w:before="0"/>
             </w:pPr>
-            <w:hyperlink w:history="1" r:id="rIdjnec9uzsxgcnbzrbg3w_z">
+            <w:hyperlink w:history="1" r:id="rIdxbiijosbl13dbo1tmh7l_">
               <w:r>
                 <w:rPr>
                   <w:rFonts w:ascii="Arial" w:cs="Arial" w:eastAsia="Arial" w:hAnsi="Arial"/>
@@ -19377,7 +19377,7 @@
               <w:spacing w:after="10" w:before="0"/>
               <w:ind w:left="120"/>
             </w:pPr>
-            <w:hyperlink w:history="1" r:id="rIdqt_csiocssw8knudsgvm8">
+            <w:hyperlink w:history="1" r:id="rIdfkzrwzbs1dlhc1b5uwwlm">
               <w:r>
                 <w:rPr>
                   <w:rFonts w:ascii="Arial" w:cs="Arial" w:eastAsia="Arial" w:hAnsi="Arial"/>
@@ -19889,7 +19889,7 @@
         </w:rPr>
         <w:t xml:space="preserve">© 2026 SeaVuria and ARES. Aligned with KICD objectives. Developed by SeaVuria; technical implementation by ARES (with AI assistance from Claude). Licensed under </w:t>
       </w:r>
-      <w:hyperlink w:history="1" r:id="rIdwjuc2qmpeshgqe1zmthtp">
+      <w:hyperlink w:history="1" r:id="rIdbhn38uo1m545gh2_f6fh9">
         <w:r>
           <w:rPr>
             <w:rFonts w:ascii="Arial" w:cs="Arial" w:eastAsia="Arial" w:hAnsi="Arial"/>
@@ -19910,7 +19910,7 @@
         </w:rPr>
         <w:t xml:space="preserve"> (</w:t>
       </w:r>
-      <w:hyperlink w:history="1" r:id="rId7oihpgrxx5vcm97bkan1f">
+      <w:hyperlink w:history="1" r:id="rIdofcbojatye701v4w35umv">
         <w:r>
           <w:rPr>
             <w:rFonts w:ascii="Arial" w:cs="Arial" w:eastAsia="Arial" w:hAnsi="Arial"/>
@@ -20923,7 +20923,7 @@
             <w:pPr>
               <w:spacing w:after="20" w:before="0"/>
             </w:pPr>
-            <w:hyperlink w:history="1" r:id="rIdow-e0tuprutzi4hfa0iqp">
+            <w:hyperlink w:history="1" r:id="rIdzn9-lqdwi-qqwyztgn6hz">
               <w:r>
                 <w:rPr>
                   <w:rFonts w:ascii="Arial" w:cs="Arial" w:eastAsia="Arial" w:hAnsi="Arial"/>
@@ -20956,7 +20956,7 @@
               <w:spacing w:after="10" w:before="0"/>
               <w:ind w:left="120"/>
             </w:pPr>
-            <w:hyperlink w:history="1" r:id="rIdldcdil0ccw2nbsljrnvlr">
+            <w:hyperlink w:history="1" r:id="rId6pbe8qtoc8wrt8ks9uchn">
               <w:r>
                 <w:rPr>
                   <w:rFonts w:ascii="Arial" w:cs="Arial" w:eastAsia="Arial" w:hAnsi="Arial"/>
@@ -21001,7 +21001,7 @@
             <w:pPr>
               <w:spacing w:after="20" w:before="0"/>
             </w:pPr>
-            <w:hyperlink w:history="1" r:id="rIdc0_dlmwbfi9p0p3q-puac">
+            <w:hyperlink w:history="1" r:id="rId32yncoabddodypfakahhm">
               <w:r>
                 <w:rPr>
                   <w:rFonts w:ascii="Arial" w:cs="Arial" w:eastAsia="Arial" w:hAnsi="Arial"/>
@@ -21050,7 +21050,7 @@
               <w:spacing w:after="10" w:before="0"/>
               <w:ind w:left="120"/>
             </w:pPr>
-            <w:hyperlink w:history="1" r:id="rId5qabr4pwxcm5tfg3io8fs">
+            <w:hyperlink w:history="1" r:id="rIdazhevqvvhyxerdtzgxr4l">
               <w:r>
                 <w:rPr>
                   <w:rFonts w:ascii="Arial" w:cs="Arial" w:eastAsia="Arial" w:hAnsi="Arial"/>
@@ -21245,7 +21245,7 @@
             <w:pPr>
               <w:spacing w:after="20" w:before="0"/>
             </w:pPr>
-            <w:hyperlink w:history="1" r:id="rIdcqsipdxovclupd2zh2r4t">
+            <w:hyperlink w:history="1" r:id="rIdaqhhprlruzt10fvure6cs">
               <w:r>
                 <w:rPr>
                   <w:rFonts w:ascii="Arial" w:cs="Arial" w:eastAsia="Arial" w:hAnsi="Arial"/>
@@ -21278,7 +21278,7 @@
               <w:spacing w:after="10" w:before="0"/>
               <w:ind w:left="120"/>
             </w:pPr>
-            <w:hyperlink w:history="1" r:id="rId-xnrrcjfbbpwzros_k0jk">
+            <w:hyperlink w:history="1" r:id="rIdcz2ozuxwtcs_jfcwss74v">
               <w:r>
                 <w:rPr>
                   <w:rFonts w:ascii="Arial" w:cs="Arial" w:eastAsia="Arial" w:hAnsi="Arial"/>
@@ -21323,7 +21323,7 @@
             <w:pPr>
               <w:spacing w:after="20" w:before="0"/>
             </w:pPr>
-            <w:hyperlink w:history="1" r:id="rIdnehgwn5jdjqbvgvgmsrzb">
+            <w:hyperlink w:history="1" r:id="rIdirwvkhogevez8k1bxpfmk">
               <w:r>
                 <w:rPr>
                   <w:rFonts w:ascii="Arial" w:cs="Arial" w:eastAsia="Arial" w:hAnsi="Arial"/>
@@ -21372,7 +21372,7 @@
               <w:spacing w:after="10" w:before="0"/>
               <w:ind w:left="120"/>
             </w:pPr>
-            <w:hyperlink w:history="1" r:id="rIdo4qcgsi71y2e6sbxftghz">
+            <w:hyperlink w:history="1" r:id="rIdhuyswlvqb61b7hjdv5hpm">
               <w:r>
                 <w:rPr>
                   <w:rFonts w:ascii="Arial" w:cs="Arial" w:eastAsia="Arial" w:hAnsi="Arial"/>
@@ -21567,7 +21567,7 @@
             <w:pPr>
               <w:spacing w:after="20" w:before="0"/>
             </w:pPr>
-            <w:hyperlink w:history="1" r:id="rIdjvfege21vs8gwolt2oxbq">
+            <w:hyperlink w:history="1" r:id="rIda-q44gwc10hxa-dnzchtq">
               <w:r>
                 <w:rPr>
                   <w:rFonts w:ascii="Arial" w:cs="Arial" w:eastAsia="Arial" w:hAnsi="Arial"/>
@@ -21616,7 +21616,7 @@
               <w:spacing w:after="10" w:before="0"/>
               <w:ind w:left="120"/>
             </w:pPr>
-            <w:hyperlink w:history="1" r:id="rIdelz8or83wwnxtohhkp_wy">
+            <w:hyperlink w:history="1" r:id="rId357js1xcp_agjdhg2vie2">
               <w:r>
                 <w:rPr>
                   <w:rFonts w:ascii="Arial" w:cs="Arial" w:eastAsia="Arial" w:hAnsi="Arial"/>
@@ -21661,7 +21661,7 @@
             <w:pPr>
               <w:spacing w:after="20" w:before="0"/>
             </w:pPr>
-            <w:hyperlink w:history="1" r:id="rIde_yg0l8mt4ruujokxzpib">
+            <w:hyperlink w:history="1" r:id="rId5uqtiwz1wtlszr_ety-9c">
               <w:r>
                 <w:rPr>
                   <w:rFonts w:ascii="Arial" w:cs="Arial" w:eastAsia="Arial" w:hAnsi="Arial"/>
@@ -21710,7 +21710,7 @@
               <w:spacing w:after="10" w:before="0"/>
               <w:ind w:left="120"/>
             </w:pPr>
-            <w:hyperlink w:history="1" r:id="rIdlequqzu2tzvce0bpklcgw">
+            <w:hyperlink w:history="1" r:id="rIdp-zekngeeiuqascxeoxiq">
               <w:r>
                 <w:rPr>
                   <w:rFonts w:ascii="Arial" w:cs="Arial" w:eastAsia="Arial" w:hAnsi="Arial"/>
@@ -21905,7 +21905,7 @@
             <w:pPr>
               <w:spacing w:after="20" w:before="0"/>
             </w:pPr>
-            <w:hyperlink w:history="1" r:id="rId6aki8kdvcnh2i_vp0kpjc">
+            <w:hyperlink w:history="1" r:id="rId1r9dmldzfl1scpp-svvnu">
               <w:r>
                 <w:rPr>
                   <w:rFonts w:ascii="Arial" w:cs="Arial" w:eastAsia="Arial" w:hAnsi="Arial"/>
@@ -21954,7 +21954,7 @@
               <w:spacing w:after="10" w:before="0"/>
               <w:ind w:left="120"/>
             </w:pPr>
-            <w:hyperlink w:history="1" r:id="rIdqdnmgofbacwvr4imq1k15">
+            <w:hyperlink w:history="1" r:id="rIdrlc23maqwsuoyvpndbooz">
               <w:r>
                 <w:rPr>
                   <w:rFonts w:ascii="Arial" w:cs="Arial" w:eastAsia="Arial" w:hAnsi="Arial"/>
@@ -21999,7 +21999,7 @@
             <w:pPr>
               <w:spacing w:after="20" w:before="0"/>
             </w:pPr>
-            <w:hyperlink w:history="1" r:id="rIdhog-2qrpbcx1hu0wthnb5">
+            <w:hyperlink w:history="1" r:id="rIdqlqr-bdfkjfcycpidbffl">
               <w:r>
                 <w:rPr>
                   <w:rFonts w:ascii="Arial" w:cs="Arial" w:eastAsia="Arial" w:hAnsi="Arial"/>
@@ -22048,7 +22048,7 @@
               <w:spacing w:after="10" w:before="0"/>
               <w:ind w:left="120"/>
             </w:pPr>
-            <w:hyperlink w:history="1" r:id="rIdgvflrgnquiyiysg7ze1ib">
+            <w:hyperlink w:history="1" r:id="rIdor_qrmewgsckozme3vz4a">
               <w:r>
                 <w:rPr>
                   <w:rFonts w:ascii="Arial" w:cs="Arial" w:eastAsia="Arial" w:hAnsi="Arial"/>
@@ -22243,7 +22243,7 @@
             <w:pPr>
               <w:spacing w:after="20" w:before="0"/>
             </w:pPr>
-            <w:hyperlink w:history="1" r:id="rIdwhce0tqkhyz2mcedwrl_i">
+            <w:hyperlink w:history="1" r:id="rIddtnwf1ln3nidqnzcrofri">
               <w:r>
                 <w:rPr>
                   <w:rFonts w:ascii="Arial" w:cs="Arial" w:eastAsia="Arial" w:hAnsi="Arial"/>
@@ -22292,7 +22292,7 @@
               <w:spacing w:after="10" w:before="0"/>
               <w:ind w:left="120"/>
             </w:pPr>
-            <w:hyperlink w:history="1" r:id="rIdz2l-b3kg-t_brscsbuubf">
+            <w:hyperlink w:history="1" r:id="rIdvxpbiwhktr285osn6gvkz">
               <w:r>
                 <w:rPr>
                   <w:rFonts w:ascii="Arial" w:cs="Arial" w:eastAsia="Arial" w:hAnsi="Arial"/>
@@ -22337,7 +22337,7 @@
             <w:pPr>
               <w:spacing w:after="20" w:before="0"/>
             </w:pPr>
-            <w:hyperlink w:history="1" r:id="rId3smrz5mxhkicm-fc_zddv">
+            <w:hyperlink w:history="1" r:id="rIdihzqnhventfhyu66iwuf_">
               <w:r>
                 <w:rPr>
                   <w:rFonts w:ascii="Arial" w:cs="Arial" w:eastAsia="Arial" w:hAnsi="Arial"/>
@@ -22386,7 +22386,7 @@
               <w:spacing w:after="10" w:before="0"/>
               <w:ind w:left="120"/>
             </w:pPr>
-            <w:hyperlink w:history="1" r:id="rIdswwyw6y0iobdtjbyh7bui">
+            <w:hyperlink w:history="1" r:id="rIdvsnrodkikiobuptcowtzu">
               <w:r>
                 <w:rPr>
                   <w:rFonts w:ascii="Arial" w:cs="Arial" w:eastAsia="Arial" w:hAnsi="Arial"/>
@@ -22898,7 +22898,7 @@
         </w:rPr>
         <w:t xml:space="preserve">© 2026 SeaVuria and ARES. Aligned with KICD objectives. Developed by SeaVuria; technical implementation by ARES (with AI assistance from Claude). Licensed under </w:t>
       </w:r>
-      <w:hyperlink w:history="1" r:id="rIdcy30mxyjvchxygrbdgvor">
+      <w:hyperlink w:history="1" r:id="rIdvmfu0bfpvrelff47ksihy">
         <w:r>
           <w:rPr>
             <w:rFonts w:ascii="Arial" w:cs="Arial" w:eastAsia="Arial" w:hAnsi="Arial"/>
@@ -22919,7 +22919,7 @@
         </w:rPr>
         <w:t xml:space="preserve"> (</w:t>
       </w:r>
-      <w:hyperlink w:history="1" r:id="rId_p4vuln6ybi1dgec2lo6d">
+      <w:hyperlink w:history="1" r:id="rIdbmeemewzwywe39tns3jrf">
         <w:r>
           <w:rPr>
             <w:rFonts w:ascii="Arial" w:cs="Arial" w:eastAsia="Arial" w:hAnsi="Arial"/>
@@ -23949,7 +23949,7 @@
               <w:spacing w:after="10" w:before="0"/>
               <w:ind w:left="120"/>
             </w:pPr>
-            <w:hyperlink w:history="1" r:id="rIdovuq7mnroi2jreupztiuz">
+            <w:hyperlink w:history="1" r:id="rIdadir87g9fvwxer_tacbb1">
               <w:r>
                 <w:rPr>
                   <w:rFonts w:ascii="Arial" w:cs="Arial" w:eastAsia="Arial" w:hAnsi="Arial"/>
@@ -24009,7 +24009,7 @@
             <w:pPr>
               <w:spacing w:after="20" w:before="0"/>
             </w:pPr>
-            <w:hyperlink w:history="1" r:id="rId95vldq8jdlp4iicswiet9">
+            <w:hyperlink w:history="1" r:id="rIdkc1qajio-31gwbxicc5s4">
               <w:r>
                 <w:rPr>
                   <w:rFonts w:ascii="Arial" w:cs="Arial" w:eastAsia="Arial" w:hAnsi="Arial"/>
@@ -24058,7 +24058,7 @@
               <w:spacing w:after="10" w:before="0"/>
               <w:ind w:left="120"/>
             </w:pPr>
-            <w:hyperlink w:history="1" r:id="rIdmxwcbj1pj8bem1nolh0gf">
+            <w:hyperlink w:history="1" r:id="rId1q_tuyisdr620ydjbyaxc">
               <w:r>
                 <w:rPr>
                   <w:rFonts w:ascii="Arial" w:cs="Arial" w:eastAsia="Arial" w:hAnsi="Arial"/>
@@ -24270,7 +24270,7 @@
               <w:spacing w:after="10" w:before="0"/>
               <w:ind w:left="120"/>
             </w:pPr>
-            <w:hyperlink w:history="1" r:id="rIdqipeah6bsb3woxulo7qcq">
+            <w:hyperlink w:history="1" r:id="rIdeueuwdgd24vevijtxcfjt">
               <w:r>
                 <w:rPr>
                   <w:rFonts w:ascii="Arial" w:cs="Arial" w:eastAsia="Arial" w:hAnsi="Arial"/>
@@ -24330,7 +24330,7 @@
             <w:pPr>
               <w:spacing w:after="20" w:before="0"/>
             </w:pPr>
-            <w:hyperlink w:history="1" r:id="rIdmdldln4tn25jshbjcd_vl">
+            <w:hyperlink w:history="1" r:id="rIdrfgvohpjbntij8zr7eldm">
               <w:r>
                 <w:rPr>
                   <w:rFonts w:ascii="Arial" w:cs="Arial" w:eastAsia="Arial" w:hAnsi="Arial"/>
@@ -24379,7 +24379,7 @@
               <w:spacing w:after="10" w:before="0"/>
               <w:ind w:left="120"/>
             </w:pPr>
-            <w:hyperlink w:history="1" r:id="rIdz4cxwtuv0aw9swehpxarh">
+            <w:hyperlink w:history="1" r:id="rId6rsqtajym0biq651x0pen">
               <w:r>
                 <w:rPr>
                   <w:rFonts w:ascii="Arial" w:cs="Arial" w:eastAsia="Arial" w:hAnsi="Arial"/>
@@ -24591,7 +24591,7 @@
               <w:spacing w:after="10" w:before="0"/>
               <w:ind w:left="120"/>
             </w:pPr>
-            <w:hyperlink w:history="1" r:id="rIdl_8ausqb400g4dnhd43lk">
+            <w:hyperlink w:history="1" r:id="rIdvhlcdxgfi3beo0kuqafz5">
               <w:r>
                 <w:rPr>
                   <w:rFonts w:ascii="Arial" w:cs="Arial" w:eastAsia="Arial" w:hAnsi="Arial"/>
@@ -24651,7 +24651,7 @@
             <w:pPr>
               <w:spacing w:after="20" w:before="0"/>
             </w:pPr>
-            <w:hyperlink w:history="1" r:id="rIdi2cx-vxb1-wudmqpmkk45">
+            <w:hyperlink w:history="1" r:id="rIddhhqu4cnagrvf5quunc90">
               <w:r>
                 <w:rPr>
                   <w:rFonts w:ascii="Arial" w:cs="Arial" w:eastAsia="Arial" w:hAnsi="Arial"/>
@@ -24700,7 +24700,7 @@
               <w:spacing w:after="10" w:before="0"/>
               <w:ind w:left="120"/>
             </w:pPr>
-            <w:hyperlink w:history="1" r:id="rIdrehvdjobgk5esh4j6vf6q">
+            <w:hyperlink w:history="1" r:id="rId_dl7bbsaf92rvuxo8t9ld">
               <w:r>
                 <w:rPr>
                   <w:rFonts w:ascii="Arial" w:cs="Arial" w:eastAsia="Arial" w:hAnsi="Arial"/>
@@ -24912,7 +24912,7 @@
               <w:spacing w:after="10" w:before="0"/>
               <w:ind w:left="120"/>
             </w:pPr>
-            <w:hyperlink w:history="1" r:id="rIdwgtfav4yfvqhgr4k9k6ij">
+            <w:hyperlink w:history="1" r:id="rIdhwm2u1vnttzsyu1byb_xj">
               <w:r>
                 <w:rPr>
                   <w:rFonts w:ascii="Arial" w:cs="Arial" w:eastAsia="Arial" w:hAnsi="Arial"/>
@@ -24972,7 +24972,7 @@
             <w:pPr>
               <w:spacing w:after="20" w:before="0"/>
             </w:pPr>
-            <w:hyperlink w:history="1" r:id="rId5nk8lc9xkzrg89ucbof51">
+            <w:hyperlink w:history="1" r:id="rIdny8qhrek8litsdv9zmya3">
               <w:r>
                 <w:rPr>
                   <w:rFonts w:ascii="Arial" w:cs="Arial" w:eastAsia="Arial" w:hAnsi="Arial"/>
@@ -25021,7 +25021,7 @@
               <w:spacing w:after="10" w:before="0"/>
               <w:ind w:left="120"/>
             </w:pPr>
-            <w:hyperlink w:history="1" r:id="rIdvgqy1xbq-9wjusqeulwps">
+            <w:hyperlink w:history="1" r:id="rId66vz8spzbggcst3-nbnut">
               <w:r>
                 <w:rPr>
                   <w:rFonts w:ascii="Arial" w:cs="Arial" w:eastAsia="Arial" w:hAnsi="Arial"/>
@@ -25233,7 +25233,7 @@
               <w:spacing w:after="10" w:before="0"/>
               <w:ind w:left="120"/>
             </w:pPr>
-            <w:hyperlink w:history="1" r:id="rIdymcfatvju6uuphn3zqj1a">
+            <w:hyperlink w:history="1" r:id="rIdhdi3_dfgsbygdsdnx_8nj">
               <w:r>
                 <w:rPr>
                   <w:rFonts w:ascii="Arial" w:cs="Arial" w:eastAsia="Arial" w:hAnsi="Arial"/>
@@ -25293,7 +25293,7 @@
             <w:pPr>
               <w:spacing w:after="20" w:before="0"/>
             </w:pPr>
-            <w:hyperlink w:history="1" r:id="rId9t0w8_tir6frbbj2etnex">
+            <w:hyperlink w:history="1" r:id="rIda6ztmja2a_fw45wlbycov">
               <w:r>
                 <w:rPr>
                   <w:rFonts w:ascii="Arial" w:cs="Arial" w:eastAsia="Arial" w:hAnsi="Arial"/>
@@ -25342,7 +25342,7 @@
               <w:spacing w:after="10" w:before="0"/>
               <w:ind w:left="120"/>
             </w:pPr>
-            <w:hyperlink w:history="1" r:id="rIdbmv6shlbqtngth-cqgjhk">
+            <w:hyperlink w:history="1" r:id="rIdsqmbs73zzgozkpkt6pjb2">
               <w:r>
                 <w:rPr>
                   <w:rFonts w:ascii="Arial" w:cs="Arial" w:eastAsia="Arial" w:hAnsi="Arial"/>
@@ -25854,7 +25854,7 @@
         </w:rPr>
         <w:t xml:space="preserve">© 2026 SeaVuria and ARES. Aligned with KICD objectives. Developed by SeaVuria; technical implementation by ARES (with AI assistance from Claude). Licensed under </w:t>
       </w:r>
-      <w:hyperlink w:history="1" r:id="rIdlj_md9yzrd-fwxqgbqjut">
+      <w:hyperlink w:history="1" r:id="rIdsuq-2z39rqisejzpxpqdn">
         <w:r>
           <w:rPr>
             <w:rFonts w:ascii="Arial" w:cs="Arial" w:eastAsia="Arial" w:hAnsi="Arial"/>
@@ -25875,7 +25875,7 @@
         </w:rPr>
         <w:t xml:space="preserve"> (</w:t>
       </w:r>
-      <w:hyperlink w:history="1" r:id="rIddnrdel1p39mxqiyhczn-p">
+      <w:hyperlink w:history="1" r:id="rIdhqsilheylta67iqgfsstm">
         <w:r>
           <w:rPr>
             <w:rFonts w:ascii="Arial" w:cs="Arial" w:eastAsia="Arial" w:hAnsi="Arial"/>

--- a/data/outputs/v2/General_Science/SS1.6_Plant_Growth_and_Development/General_Science_Plant_Growth_and_Development_CBE_LessonSequence.docx
+++ b/data/outputs/v2/General_Science/SS1.6_Plant_Growth_and_Development/General_Science_Plant_Growth_and_Development_CBE_LessonSequence.docx
@@ -4,6 +4,7 @@
   <w:body>
     <w:p>
       <w:pPr>
+        <w:keepNext w:val="false"/>
         <w:spacing w:after="30" w:before="0"/>
         <w:jc w:val="center"/>
       </w:pPr>
@@ -23,6 +24,7 @@
     </w:p>
     <w:p>
       <w:pPr>
+        <w:keepNext w:val="false"/>
         <w:spacing w:after="60" w:before="0"/>
         <w:jc w:val="center"/>
       </w:pPr>
@@ -81,6 +83,7 @@
           </w:tcPr>
           <w:p>
             <w:pPr>
+              <w:keepNext w:val="false"/>
               <w:spacing w:after="40" w:before="0"/>
               <w:jc w:val="center"/>
             </w:pPr>
@@ -115,6 +118,7 @@
           </w:tcPr>
           <w:p>
             <w:pPr>
+              <w:keepNext w:val="false"/>
               <w:spacing w:after="40" w:before="0"/>
               <w:jc w:val="left"/>
             </w:pPr>
@@ -147,6 +151,7 @@
           </w:tcPr>
           <w:p>
             <w:pPr>
+              <w:keepNext w:val="false"/>
               <w:spacing w:after="40" w:before="0"/>
               <w:jc w:val="left"/>
             </w:pPr>
@@ -181,6 +186,7 @@
           </w:tcPr>
           <w:p>
             <w:pPr>
+              <w:keepNext w:val="false"/>
               <w:spacing w:after="40" w:before="0"/>
               <w:jc w:val="left"/>
             </w:pPr>
@@ -213,6 +219,7 @@
           </w:tcPr>
           <w:p>
             <w:pPr>
+              <w:keepNext w:val="false"/>
               <w:spacing w:after="40" w:before="0"/>
               <w:jc w:val="left"/>
             </w:pPr>
@@ -247,6 +254,7 @@
           </w:tcPr>
           <w:p>
             <w:pPr>
+              <w:keepNext w:val="false"/>
               <w:spacing w:after="40" w:before="0"/>
               <w:jc w:val="left"/>
             </w:pPr>
@@ -279,6 +287,7 @@
           </w:tcPr>
           <w:p>
             <w:pPr>
+              <w:keepNext w:val="false"/>
               <w:spacing w:after="40" w:before="0"/>
               <w:jc w:val="left"/>
             </w:pPr>
@@ -313,6 +322,7 @@
           </w:tcPr>
           <w:p>
             <w:pPr>
+              <w:keepNext w:val="false"/>
               <w:spacing w:after="40" w:before="0"/>
               <w:jc w:val="left"/>
             </w:pPr>
@@ -345,6 +355,7 @@
           </w:tcPr>
           <w:p>
             <w:pPr>
+              <w:keepNext w:val="false"/>
               <w:spacing w:after="40" w:before="0"/>
               <w:jc w:val="left"/>
             </w:pPr>
@@ -379,6 +390,7 @@
           </w:tcPr>
           <w:p>
             <w:pPr>
+              <w:keepNext w:val="false"/>
               <w:spacing w:after="40" w:before="0"/>
               <w:jc w:val="left"/>
             </w:pPr>
@@ -411,6 +423,7 @@
           </w:tcPr>
           <w:p>
             <w:pPr>
+              <w:keepNext w:val="false"/>
               <w:spacing w:after="40" w:before="0"/>
               <w:jc w:val="left"/>
             </w:pPr>
@@ -445,6 +458,7 @@
           </w:tcPr>
           <w:p>
             <w:pPr>
+              <w:keepNext w:val="false"/>
               <w:spacing w:after="40" w:before="0"/>
               <w:jc w:val="left"/>
             </w:pPr>
@@ -632,6 +646,7 @@
           </w:tcPr>
           <w:p>
             <w:pPr>
+              <w:keepNext w:val="false"/>
               <w:spacing w:after="40" w:before="0"/>
               <w:jc w:val="left"/>
             </w:pPr>
@@ -664,6 +679,7 @@
           </w:tcPr>
           <w:p>
             <w:pPr>
+              <w:keepNext w:val="false"/>
               <w:spacing w:after="40" w:before="0"/>
               <w:jc w:val="left"/>
             </w:pPr>
@@ -683,6 +699,7 @@
           </w:p>
           <w:p>
             <w:pPr>
+              <w:keepNext w:val="false"/>
               <w:spacing w:after="40" w:before="0"/>
               <w:jc w:val="left"/>
             </w:pPr>
@@ -702,6 +719,7 @@
           </w:p>
           <w:p>
             <w:pPr>
+              <w:keepNext w:val="false"/>
               <w:spacing w:after="40" w:before="0"/>
               <w:jc w:val="left"/>
             </w:pPr>
@@ -721,6 +739,7 @@
           </w:p>
           <w:p>
             <w:pPr>
+              <w:keepNext w:val="false"/>
               <w:spacing w:after="40" w:before="0"/>
               <w:jc w:val="left"/>
             </w:pPr>
@@ -740,6 +759,7 @@
           </w:p>
           <w:p>
             <w:pPr>
+              <w:keepNext w:val="false"/>
               <w:spacing w:after="40" w:before="0"/>
               <w:jc w:val="left"/>
             </w:pPr>
@@ -759,6 +779,7 @@
           </w:p>
           <w:p>
             <w:pPr>
+              <w:keepNext w:val="false"/>
               <w:spacing w:after="40" w:before="0"/>
               <w:jc w:val="left"/>
             </w:pPr>
@@ -778,6 +799,7 @@
           </w:p>
           <w:p>
             <w:pPr>
+              <w:keepNext w:val="false"/>
               <w:spacing w:after="40" w:before="0"/>
               <w:jc w:val="left"/>
             </w:pPr>
@@ -797,6 +819,7 @@
           </w:p>
           <w:p>
             <w:pPr>
+              <w:keepNext w:val="false"/>
               <w:spacing w:after="40" w:before="0"/>
               <w:jc w:val="left"/>
             </w:pPr>
@@ -816,6 +839,7 @@
           </w:p>
           <w:p>
             <w:pPr>
+              <w:keepNext w:val="false"/>
               <w:spacing w:after="40" w:before="0"/>
               <w:jc w:val="left"/>
             </w:pPr>
@@ -850,6 +874,7 @@
           </w:tcPr>
           <w:p>
             <w:pPr>
+              <w:keepNext w:val="false"/>
               <w:spacing w:after="40" w:before="0"/>
               <w:jc w:val="left"/>
             </w:pPr>
@@ -957,6 +982,7 @@
           </w:tcPr>
           <w:p>
             <w:pPr>
+              <w:keepNext w:val="false"/>
               <w:spacing w:after="40" w:before="0"/>
               <w:jc w:val="left"/>
             </w:pPr>
@@ -1064,6 +1090,7 @@
           </w:tcPr>
           <w:p>
             <w:pPr>
+              <w:keepNext w:val="false"/>
               <w:spacing w:after="40" w:before="0"/>
               <w:jc w:val="left"/>
             </w:pPr>
@@ -1191,6 +1218,7 @@
           </w:tcPr>
           <w:p>
             <w:pPr>
+              <w:keepNext w:val="false"/>
               <w:spacing w:after="40" w:before="0"/>
               <w:jc w:val="left"/>
             </w:pPr>
@@ -1298,6 +1326,7 @@
           </w:tcPr>
           <w:p>
             <w:pPr>
+              <w:keepNext w:val="false"/>
               <w:spacing w:after="40" w:before="0"/>
               <w:jc w:val="left"/>
             </w:pPr>
@@ -1445,6 +1474,7 @@
           </w:tcPr>
           <w:p>
             <w:pPr>
+              <w:keepNext w:val="false"/>
               <w:spacing w:after="40" w:before="0"/>
               <w:jc w:val="left"/>
             </w:pPr>
@@ -1477,6 +1507,7 @@
           </w:tcPr>
           <w:p>
             <w:pPr>
+              <w:keepNext w:val="false"/>
               <w:spacing w:after="40" w:before="0"/>
               <w:jc w:val="left"/>
             </w:pPr>
@@ -1511,6 +1542,7 @@
           </w:tcPr>
           <w:p>
             <w:pPr>
+              <w:keepNext w:val="false"/>
               <w:spacing w:after="40" w:before="0"/>
               <w:jc w:val="left"/>
             </w:pPr>
@@ -1543,6 +1575,7 @@
           </w:tcPr>
           <w:p>
             <w:pPr>
+              <w:keepNext w:val="false"/>
               <w:spacing w:after="40" w:before="0"/>
               <w:jc w:val="left"/>
             </w:pPr>
@@ -1562,6 +1595,7 @@
           </w:p>
           <w:p>
             <w:pPr>
+              <w:keepNext w:val="false"/>
               <w:spacing w:after="40" w:before="0"/>
               <w:jc w:val="left"/>
             </w:pPr>
@@ -1581,6 +1615,7 @@
           </w:p>
           <w:p>
             <w:pPr>
+              <w:keepNext w:val="false"/>
               <w:spacing w:after="40" w:before="0"/>
               <w:jc w:val="left"/>
             </w:pPr>
@@ -1600,6 +1635,7 @@
           </w:p>
           <w:p>
             <w:pPr>
+              <w:keepNext w:val="false"/>
               <w:spacing w:after="40" w:before="0"/>
               <w:jc w:val="left"/>
             </w:pPr>
@@ -1634,6 +1670,7 @@
           </w:tcPr>
           <w:p>
             <w:pPr>
+              <w:keepNext w:val="false"/>
               <w:spacing w:after="40" w:before="0"/>
               <w:jc w:val="left"/>
             </w:pPr>
@@ -1666,6 +1703,7 @@
           </w:tcPr>
           <w:p>
             <w:pPr>
+              <w:keepNext w:val="false"/>
               <w:spacing w:after="40" w:before="0"/>
               <w:jc w:val="left"/>
             </w:pPr>
@@ -1700,6 +1738,7 @@
           </w:tcPr>
           <w:p>
             <w:pPr>
+              <w:keepNext w:val="false"/>
               <w:spacing w:after="40" w:before="0"/>
               <w:jc w:val="left"/>
             </w:pPr>
@@ -1732,6 +1771,7 @@
           </w:tcPr>
           <w:p>
             <w:pPr>
+              <w:keepNext w:val="false"/>
               <w:spacing w:after="40" w:before="0"/>
               <w:jc w:val="left"/>
             </w:pPr>
@@ -1751,6 +1791,7 @@
           </w:p>
           <w:p>
             <w:pPr>
+              <w:keepNext w:val="false"/>
               <w:spacing w:after="40" w:before="0"/>
               <w:jc w:val="left"/>
             </w:pPr>
@@ -1770,6 +1811,7 @@
           </w:p>
           <w:p>
             <w:pPr>
+              <w:keepNext w:val="false"/>
               <w:spacing w:after="40" w:before="0"/>
               <w:jc w:val="left"/>
             </w:pPr>
@@ -1789,6 +1831,7 @@
           </w:p>
           <w:p>
             <w:pPr>
+              <w:keepNext w:val="false"/>
               <w:spacing w:after="40" w:before="0"/>
               <w:jc w:val="left"/>
             </w:pPr>
@@ -1808,6 +1851,7 @@
           </w:p>
           <w:p>
             <w:pPr>
+              <w:keepNext w:val="false"/>
               <w:spacing w:after="40" w:before="0"/>
               <w:jc w:val="left"/>
             </w:pPr>
@@ -1827,6 +1871,7 @@
           </w:p>
           <w:p>
             <w:pPr>
+              <w:keepNext w:val="false"/>
               <w:spacing w:after="40" w:before="0"/>
               <w:jc w:val="left"/>
             </w:pPr>
@@ -1846,6 +1891,7 @@
           </w:p>
           <w:p>
             <w:pPr>
+              <w:keepNext w:val="false"/>
               <w:spacing w:after="40" w:before="0"/>
               <w:jc w:val="left"/>
             </w:pPr>
@@ -1865,6 +1911,7 @@
           </w:p>
           <w:p>
             <w:pPr>
+              <w:keepNext w:val="false"/>
               <w:spacing w:after="40" w:before="0"/>
               <w:jc w:val="left"/>
             </w:pPr>
@@ -1884,6 +1931,7 @@
           </w:p>
           <w:p>
             <w:pPr>
+              <w:keepNext w:val="false"/>
               <w:spacing w:after="40" w:before="0"/>
               <w:jc w:val="left"/>
             </w:pPr>
@@ -1903,6 +1951,7 @@
           </w:p>
           <w:p>
             <w:pPr>
+              <w:keepNext w:val="false"/>
               <w:spacing w:after="40" w:before="0"/>
               <w:jc w:val="left"/>
             </w:pPr>
@@ -1922,6 +1971,7 @@
           </w:p>
           <w:p>
             <w:pPr>
+              <w:keepNext w:val="false"/>
               <w:spacing w:after="40" w:before="0"/>
               <w:jc w:val="left"/>
             </w:pPr>
@@ -1941,6 +1991,7 @@
           </w:p>
           <w:p>
             <w:pPr>
+              <w:keepNext w:val="false"/>
               <w:spacing w:after="40" w:before="0"/>
               <w:jc w:val="left"/>
             </w:pPr>
@@ -1960,6 +2011,7 @@
           </w:p>
           <w:p>
             <w:pPr>
+              <w:keepNext w:val="false"/>
               <w:spacing w:after="40" w:before="0"/>
               <w:jc w:val="left"/>
             </w:pPr>
@@ -1979,6 +2031,7 @@
           </w:p>
           <w:p>
             <w:pPr>
+              <w:keepNext w:val="false"/>
               <w:spacing w:after="40" w:before="0"/>
               <w:jc w:val="left"/>
             </w:pPr>
@@ -1998,6 +2051,7 @@
           </w:p>
           <w:p>
             <w:pPr>
+              <w:keepNext w:val="false"/>
               <w:spacing w:after="40" w:before="0"/>
               <w:jc w:val="left"/>
             </w:pPr>
@@ -2032,6 +2086,7 @@
           </w:tcPr>
           <w:p>
             <w:pPr>
+              <w:keepNext w:val="false"/>
               <w:spacing w:after="40" w:before="0"/>
               <w:jc w:val="left"/>
             </w:pPr>
@@ -2263,7 +2318,7 @@
         </w:rPr>
         <w:t xml:space="preserve">© 2026 SeaVuria and ARES. This work is licensed under a </w:t>
       </w:r>
-      <w:hyperlink w:history="1" r:id="rId3ddiaqdkknwme2piul4ls">
+      <w:hyperlink w:history="1" r:id="rIdrve-gilfewsh4egw39mjw">
         <w:r>
           <w:rPr>
             <w:rFonts w:ascii="Arial" w:cs="Arial" w:eastAsia="Arial" w:hAnsi="Arial"/>
@@ -2283,7 +2338,7 @@
         </w:rPr>
         <w:t xml:space="preserve"> (</w:t>
       </w:r>
-      <w:hyperlink w:history="1" r:id="rIdvxjqruipphww46x98mb6m">
+      <w:hyperlink w:history="1" r:id="rId1psqzmmqskzzdxkp9cwzz">
         <w:r>
           <w:rPr>
             <w:rFonts w:ascii="Arial" w:cs="Arial" w:eastAsia="Arial" w:hAnsi="Arial"/>
@@ -2303,7 +2358,7 @@
         </w:rPr>
         <w:t xml:space="preserve">). To view a copy of this license, visit </w:t>
       </w:r>
-      <w:hyperlink w:history="1" r:id="rIdfmiw6bvhsuxgji1ygf1nb">
+      <w:hyperlink w:history="1" r:id="rIdp4gectchtvspzawwvlyw6">
         <w:r>
           <w:rPr>
             <w:rFonts w:ascii="Arial" w:cs="Arial" w:eastAsia="Arial" w:hAnsi="Arial"/>
@@ -2362,6 +2417,7 @@
           </w:tcPr>
           <w:p>
             <w:pPr>
+              <w:keepNext w:val="false"/>
               <w:spacing w:after="40" w:before="0"/>
               <w:jc w:val="center"/>
             </w:pPr>
@@ -2397,6 +2453,7 @@
           </w:tcPr>
           <w:p>
             <w:pPr>
+              <w:keepNext w:val="false"/>
               <w:spacing w:after="40" w:before="0"/>
               <w:jc w:val="center"/>
             </w:pPr>
@@ -2431,6 +2488,7 @@
           </w:tcPr>
           <w:p>
             <w:pPr>
+              <w:keepNext w:val="false"/>
               <w:spacing w:after="40" w:before="0"/>
               <w:jc w:val="left"/>
             </w:pPr>
@@ -2463,6 +2521,7 @@
           </w:tcPr>
           <w:p>
             <w:pPr>
+              <w:keepNext w:val="false"/>
               <w:spacing w:after="40" w:before="0"/>
               <w:jc w:val="left"/>
             </w:pPr>
@@ -2497,6 +2556,7 @@
           </w:tcPr>
           <w:p>
             <w:pPr>
+              <w:keepNext w:val="false"/>
               <w:spacing w:after="40" w:before="0"/>
               <w:jc w:val="left"/>
             </w:pPr>
@@ -2529,6 +2589,7 @@
           </w:tcPr>
           <w:p>
             <w:pPr>
+              <w:keepNext w:val="false"/>
               <w:spacing w:after="40" w:before="0"/>
               <w:jc w:val="left"/>
             </w:pPr>
@@ -2563,6 +2624,7 @@
           </w:tcPr>
           <w:p>
             <w:pPr>
+              <w:keepNext w:val="false"/>
               <w:spacing w:after="40" w:before="0"/>
               <w:jc w:val="left"/>
             </w:pPr>
@@ -2595,6 +2657,7 @@
           </w:tcPr>
           <w:p>
             <w:pPr>
+              <w:keepNext w:val="false"/>
               <w:spacing w:after="40" w:before="0"/>
               <w:jc w:val="left"/>
             </w:pPr>
@@ -2629,6 +2692,7 @@
           </w:tcPr>
           <w:p>
             <w:pPr>
+              <w:keepNext w:val="false"/>
               <w:spacing w:after="40" w:before="0"/>
               <w:jc w:val="left"/>
             </w:pPr>
@@ -2661,6 +2725,7 @@
           </w:tcPr>
           <w:p>
             <w:pPr>
+              <w:keepNext w:val="false"/>
               <w:spacing w:after="40" w:before="0"/>
               <w:jc w:val="left"/>
             </w:pPr>
@@ -2695,6 +2760,7 @@
           </w:tcPr>
           <w:p>
             <w:pPr>
+              <w:keepNext w:val="false"/>
               <w:spacing w:after="40" w:before="0"/>
               <w:jc w:val="left"/>
             </w:pPr>
@@ -2727,6 +2793,7 @@
           </w:tcPr>
           <w:p>
             <w:pPr>
+              <w:keepNext w:val="false"/>
               <w:spacing w:after="40" w:before="0"/>
               <w:jc w:val="left"/>
             </w:pPr>
@@ -2761,6 +2828,7 @@
           </w:tcPr>
           <w:p>
             <w:pPr>
+              <w:keepNext w:val="false"/>
               <w:spacing w:after="40" w:before="0"/>
               <w:jc w:val="left"/>
             </w:pPr>
@@ -2793,6 +2861,7 @@
           </w:tcPr>
           <w:p>
             <w:pPr>
+              <w:keepNext w:val="false"/>
               <w:spacing w:after="40" w:before="0"/>
               <w:jc w:val="left"/>
             </w:pPr>
@@ -2827,6 +2896,7 @@
           </w:tcPr>
           <w:p>
             <w:pPr>
+              <w:keepNext w:val="false"/>
               <w:spacing w:after="40" w:before="0"/>
               <w:jc w:val="left"/>
             </w:pPr>
@@ -2859,6 +2929,7 @@
           </w:tcPr>
           <w:p>
             <w:pPr>
+              <w:keepNext w:val="false"/>
               <w:spacing w:after="40" w:before="0"/>
               <w:jc w:val="left"/>
             </w:pPr>
@@ -2893,6 +2964,7 @@
           </w:tcPr>
           <w:p>
             <w:pPr>
+              <w:keepNext w:val="false"/>
               <w:spacing w:after="40" w:before="0"/>
               <w:jc w:val="left"/>
             </w:pPr>
@@ -2925,6 +2997,7 @@
           </w:tcPr>
           <w:p>
             <w:pPr>
+              <w:keepNext w:val="false"/>
               <w:spacing w:after="40" w:before="0"/>
               <w:jc w:val="left"/>
             </w:pPr>
@@ -2984,6 +3057,7 @@
           </w:tcPr>
           <w:p>
             <w:pPr>
+              <w:keepNext w:val="false"/>
               <w:spacing w:after="40" w:before="0"/>
               <w:jc w:val="center"/>
             </w:pPr>
@@ -3018,6 +3092,7 @@
           </w:tcPr>
           <w:p>
             <w:pPr>
+              <w:keepNext w:val="false"/>
               <w:spacing w:after="40" w:before="0"/>
               <w:jc w:val="left"/>
             </w:pPr>
@@ -3082,6 +3157,7 @@
           </w:tcPr>
           <w:p>
             <w:pPr>
+              <w:keepNext w:val="false"/>
               <w:spacing w:after="40" w:before="0"/>
               <w:jc w:val="center"/>
             </w:pPr>
@@ -3116,6 +3192,7 @@
           </w:tcPr>
           <w:p>
             <w:pPr>
+              <w:keepNext w:val="false"/>
               <w:spacing w:after="40" w:before="0"/>
               <w:jc w:val="left"/>
             </w:pPr>
@@ -3148,6 +3225,7 @@
           </w:tcPr>
           <w:p>
             <w:pPr>
+              <w:keepNext w:val="false"/>
               <w:spacing w:after="40" w:before="0"/>
               <w:jc w:val="left"/>
             </w:pPr>
@@ -3180,6 +3258,7 @@
           </w:tcPr>
           <w:p>
             <w:pPr>
+              <w:keepNext w:val="false"/>
               <w:spacing w:after="40" w:before="0"/>
               <w:jc w:val="left"/>
             </w:pPr>
@@ -3212,6 +3291,7 @@
           </w:tcPr>
           <w:p>
             <w:pPr>
+              <w:keepNext w:val="false"/>
               <w:spacing w:after="40" w:before="0"/>
               <w:jc w:val="left"/>
             </w:pPr>
@@ -3244,6 +3324,7 @@
           </w:tcPr>
           <w:p>
             <w:pPr>
+              <w:keepNext w:val="false"/>
               <w:spacing w:after="40" w:before="0"/>
               <w:jc w:val="left"/>
             </w:pPr>
@@ -3278,6 +3359,7 @@
           </w:tcPr>
           <w:p>
             <w:pPr>
+              <w:keepNext w:val="false"/>
               <w:spacing w:after="40" w:before="0"/>
               <w:jc w:val="left"/>
             </w:pPr>
@@ -3332,7 +3414,7 @@
               <w:spacing w:after="10" w:before="0"/>
               <w:ind w:left="120"/>
             </w:pPr>
-            <w:hyperlink w:history="1" r:id="rIdr7aehydyjztg7ax6ugmjj">
+            <w:hyperlink w:history="1" r:id="rIdlzhruavynddujicq7g3vb">
               <w:r>
                 <w:rPr>
                   <w:rFonts w:ascii="Arial" w:cs="Arial" w:eastAsia="Arial" w:hAnsi="Arial"/>
@@ -3392,7 +3474,7 @@
             <w:pPr>
               <w:spacing w:after="20" w:before="0"/>
             </w:pPr>
-            <w:hyperlink w:history="1" r:id="rIdbjycevigokd2bus42o7p6">
+            <w:hyperlink w:history="1" r:id="rIdu--csiusbqjdi4yysdx6q">
               <w:r>
                 <w:rPr>
                   <w:rFonts w:ascii="Arial" w:cs="Arial" w:eastAsia="Arial" w:hAnsi="Arial"/>
@@ -3441,7 +3523,7 @@
               <w:spacing w:after="10" w:before="0"/>
               <w:ind w:left="120"/>
             </w:pPr>
-            <w:hyperlink w:history="1" r:id="rIdo2_c-wz5o3f-ucvuul-au">
+            <w:hyperlink w:history="1" r:id="rIdzahy78gy-d5xjjlgee6sa">
               <w:r>
                 <w:rPr>
                   <w:rFonts w:ascii="Arial" w:cs="Arial" w:eastAsia="Arial" w:hAnsi="Arial"/>
@@ -3469,6 +3551,7 @@
           </w:tcPr>
           <w:p>
             <w:pPr>
+              <w:keepNext w:val="false"/>
               <w:spacing w:after="40" w:before="0"/>
               <w:jc w:val="left"/>
             </w:pPr>
@@ -3501,6 +3584,7 @@
           </w:tcPr>
           <w:p>
             <w:pPr>
+              <w:keepNext w:val="false"/>
               <w:spacing w:after="40" w:before="0"/>
               <w:jc w:val="left"/>
             </w:pPr>
@@ -3533,6 +3617,7 @@
           </w:tcPr>
           <w:p>
             <w:pPr>
+              <w:keepNext w:val="false"/>
               <w:spacing w:after="40" w:before="0"/>
               <w:jc w:val="left"/>
             </w:pPr>
@@ -3565,6 +3650,7 @@
           </w:tcPr>
           <w:p>
             <w:pPr>
+              <w:keepNext w:val="false"/>
               <w:spacing w:after="40" w:before="0"/>
               <w:jc w:val="left"/>
             </w:pPr>
@@ -3599,6 +3685,7 @@
           </w:tcPr>
           <w:p>
             <w:pPr>
+              <w:keepNext w:val="false"/>
               <w:spacing w:after="40" w:before="0"/>
               <w:jc w:val="left"/>
             </w:pPr>
@@ -3653,7 +3740,7 @@
               <w:spacing w:after="10" w:before="0"/>
               <w:ind w:left="120"/>
             </w:pPr>
-            <w:hyperlink w:history="1" r:id="rId4t30rwrrvg69waru4o6st">
+            <w:hyperlink w:history="1" r:id="rIdrduwyfeye-m6kutrjpyct">
               <w:r>
                 <w:rPr>
                   <w:rFonts w:ascii="Arial" w:cs="Arial" w:eastAsia="Arial" w:hAnsi="Arial"/>
@@ -3713,7 +3800,7 @@
             <w:pPr>
               <w:spacing w:after="20" w:before="0"/>
             </w:pPr>
-            <w:hyperlink w:history="1" r:id="rIdci2ewc7_emuggnrbugcns">
+            <w:hyperlink w:history="1" r:id="rId4lq7dmwp3wqzx7qoajmb6">
               <w:r>
                 <w:rPr>
                   <w:rFonts w:ascii="Arial" w:cs="Arial" w:eastAsia="Arial" w:hAnsi="Arial"/>
@@ -3762,7 +3849,7 @@
               <w:spacing w:after="10" w:before="0"/>
               <w:ind w:left="120"/>
             </w:pPr>
-            <w:hyperlink w:history="1" r:id="rIdlyzt8u6zl-hdr6nokalfg">
+            <w:hyperlink w:history="1" r:id="rIdwx8isnkl7ftzxbe290wpi">
               <w:r>
                 <w:rPr>
                   <w:rFonts w:ascii="Arial" w:cs="Arial" w:eastAsia="Arial" w:hAnsi="Arial"/>
@@ -3790,6 +3877,7 @@
           </w:tcPr>
           <w:p>
             <w:pPr>
+              <w:keepNext w:val="false"/>
               <w:spacing w:after="40" w:before="0"/>
               <w:jc w:val="left"/>
             </w:pPr>
@@ -3822,6 +3910,7 @@
           </w:tcPr>
           <w:p>
             <w:pPr>
+              <w:keepNext w:val="false"/>
               <w:spacing w:after="40" w:before="0"/>
               <w:jc w:val="left"/>
             </w:pPr>
@@ -3854,6 +3943,7 @@
           </w:tcPr>
           <w:p>
             <w:pPr>
+              <w:keepNext w:val="false"/>
               <w:spacing w:after="40" w:before="0"/>
               <w:jc w:val="left"/>
             </w:pPr>
@@ -3886,6 +3976,7 @@
           </w:tcPr>
           <w:p>
             <w:pPr>
+              <w:keepNext w:val="false"/>
               <w:spacing w:after="40" w:before="0"/>
               <w:jc w:val="left"/>
             </w:pPr>
@@ -3920,6 +4011,7 @@
           </w:tcPr>
           <w:p>
             <w:pPr>
+              <w:keepNext w:val="false"/>
               <w:spacing w:after="40" w:before="0"/>
               <w:jc w:val="left"/>
             </w:pPr>
@@ -3974,7 +4066,7 @@
               <w:spacing w:after="10" w:before="0"/>
               <w:ind w:left="120"/>
             </w:pPr>
-            <w:hyperlink w:history="1" r:id="rIdhsjnusykm1n2yiy6ur3yg">
+            <w:hyperlink w:history="1" r:id="rIduqewue8tcuulw-iqvekjp">
               <w:r>
                 <w:rPr>
                   <w:rFonts w:ascii="Arial" w:cs="Arial" w:eastAsia="Arial" w:hAnsi="Arial"/>
@@ -4034,7 +4126,7 @@
             <w:pPr>
               <w:spacing w:after="20" w:before="0"/>
             </w:pPr>
-            <w:hyperlink w:history="1" r:id="rId6npubfl4z5pyumm9qdnly">
+            <w:hyperlink w:history="1" r:id="rId1owxvb5gonpn-lr9n9z_a">
               <w:r>
                 <w:rPr>
                   <w:rFonts w:ascii="Arial" w:cs="Arial" w:eastAsia="Arial" w:hAnsi="Arial"/>
@@ -4083,7 +4175,7 @@
               <w:spacing w:after="10" w:before="0"/>
               <w:ind w:left="120"/>
             </w:pPr>
-            <w:hyperlink w:history="1" r:id="rIdljwb4wutos0xmuky7wooy">
+            <w:hyperlink w:history="1" r:id="rIdvacdl0krn5fb9ihftv8pk">
               <w:r>
                 <w:rPr>
                   <w:rFonts w:ascii="Arial" w:cs="Arial" w:eastAsia="Arial" w:hAnsi="Arial"/>
@@ -4111,6 +4203,7 @@
           </w:tcPr>
           <w:p>
             <w:pPr>
+              <w:keepNext w:val="false"/>
               <w:spacing w:after="40" w:before="0"/>
               <w:jc w:val="left"/>
             </w:pPr>
@@ -4143,6 +4236,7 @@
           </w:tcPr>
           <w:p>
             <w:pPr>
+              <w:keepNext w:val="false"/>
               <w:spacing w:after="40" w:before="0"/>
               <w:jc w:val="left"/>
             </w:pPr>
@@ -4175,6 +4269,7 @@
           </w:tcPr>
           <w:p>
             <w:pPr>
+              <w:keepNext w:val="false"/>
               <w:spacing w:after="40" w:before="0"/>
               <w:jc w:val="left"/>
             </w:pPr>
@@ -4207,6 +4302,7 @@
           </w:tcPr>
           <w:p>
             <w:pPr>
+              <w:keepNext w:val="false"/>
               <w:spacing w:after="40" w:before="0"/>
               <w:jc w:val="left"/>
             </w:pPr>
@@ -4241,6 +4337,7 @@
           </w:tcPr>
           <w:p>
             <w:pPr>
+              <w:keepNext w:val="false"/>
               <w:spacing w:after="40" w:before="0"/>
               <w:jc w:val="left"/>
             </w:pPr>
@@ -4295,7 +4392,7 @@
               <w:spacing w:after="10" w:before="0"/>
               <w:ind w:left="120"/>
             </w:pPr>
-            <w:hyperlink w:history="1" r:id="rId12syqtfmzytgfrhhwbgz7">
+            <w:hyperlink w:history="1" r:id="rIdsumim9qylsicmqtf2ejvu">
               <w:r>
                 <w:rPr>
                   <w:rFonts w:ascii="Arial" w:cs="Arial" w:eastAsia="Arial" w:hAnsi="Arial"/>
@@ -4355,7 +4452,7 @@
             <w:pPr>
               <w:spacing w:after="20" w:before="0"/>
             </w:pPr>
-            <w:hyperlink w:history="1" r:id="rIdjnpbrbvd-cwp68gzlewqs">
+            <w:hyperlink w:history="1" r:id="rId2xcbd9qivvs_vzbsdhcr2">
               <w:r>
                 <w:rPr>
                   <w:rFonts w:ascii="Arial" w:cs="Arial" w:eastAsia="Arial" w:hAnsi="Arial"/>
@@ -4404,7 +4501,7 @@
               <w:spacing w:after="10" w:before="0"/>
               <w:ind w:left="120"/>
             </w:pPr>
-            <w:hyperlink w:history="1" r:id="rIdpgpuq-iqnokk8dw8uxyms">
+            <w:hyperlink w:history="1" r:id="rId1en1u_dri4c-jufzql3no">
               <w:r>
                 <w:rPr>
                   <w:rFonts w:ascii="Arial" w:cs="Arial" w:eastAsia="Arial" w:hAnsi="Arial"/>
@@ -4432,6 +4529,7 @@
           </w:tcPr>
           <w:p>
             <w:pPr>
+              <w:keepNext w:val="false"/>
               <w:spacing w:after="40" w:before="0"/>
               <w:jc w:val="left"/>
             </w:pPr>
@@ -4464,6 +4562,7 @@
           </w:tcPr>
           <w:p>
             <w:pPr>
+              <w:keepNext w:val="false"/>
               <w:spacing w:after="40" w:before="0"/>
               <w:jc w:val="left"/>
             </w:pPr>
@@ -4496,6 +4595,7 @@
           </w:tcPr>
           <w:p>
             <w:pPr>
+              <w:keepNext w:val="false"/>
               <w:spacing w:after="40" w:before="0"/>
               <w:jc w:val="left"/>
             </w:pPr>
@@ -4528,6 +4628,7 @@
           </w:tcPr>
           <w:p>
             <w:pPr>
+              <w:keepNext w:val="false"/>
               <w:spacing w:after="40" w:before="0"/>
               <w:jc w:val="left"/>
             </w:pPr>
@@ -4562,6 +4663,7 @@
           </w:tcPr>
           <w:p>
             <w:pPr>
+              <w:keepNext w:val="false"/>
               <w:spacing w:after="40" w:before="0"/>
               <w:jc w:val="left"/>
             </w:pPr>
@@ -4616,7 +4718,7 @@
               <w:spacing w:after="10" w:before="0"/>
               <w:ind w:left="120"/>
             </w:pPr>
-            <w:hyperlink w:history="1" r:id="rIdkmiqnzaxjg6utzs8acqsp">
+            <w:hyperlink w:history="1" r:id="rIdbruzxpapurvex4ubiegbr">
               <w:r>
                 <w:rPr>
                   <w:rFonts w:ascii="Arial" w:cs="Arial" w:eastAsia="Arial" w:hAnsi="Arial"/>
@@ -4676,7 +4778,7 @@
             <w:pPr>
               <w:spacing w:after="20" w:before="0"/>
             </w:pPr>
-            <w:hyperlink w:history="1" r:id="rIda3svjfuenxdyyzcmotdfp">
+            <w:hyperlink w:history="1" r:id="rId1euwrvbtwpcpm8jqhnlkd">
               <w:r>
                 <w:rPr>
                   <w:rFonts w:ascii="Arial" w:cs="Arial" w:eastAsia="Arial" w:hAnsi="Arial"/>
@@ -4725,7 +4827,7 @@
               <w:spacing w:after="10" w:before="0"/>
               <w:ind w:left="120"/>
             </w:pPr>
-            <w:hyperlink w:history="1" r:id="rIdg148d3wzw-dykeokati9d">
+            <w:hyperlink w:history="1" r:id="rIdrnn1zafrfihcmphg2ayan">
               <w:r>
                 <w:rPr>
                   <w:rFonts w:ascii="Arial" w:cs="Arial" w:eastAsia="Arial" w:hAnsi="Arial"/>
@@ -4753,6 +4855,7 @@
           </w:tcPr>
           <w:p>
             <w:pPr>
+              <w:keepNext w:val="false"/>
               <w:spacing w:after="40" w:before="0"/>
               <w:jc w:val="left"/>
             </w:pPr>
@@ -4785,6 +4888,7 @@
           </w:tcPr>
           <w:p>
             <w:pPr>
+              <w:keepNext w:val="false"/>
               <w:spacing w:after="40" w:before="0"/>
               <w:jc w:val="left"/>
             </w:pPr>
@@ -4817,6 +4921,7 @@
           </w:tcPr>
           <w:p>
             <w:pPr>
+              <w:keepNext w:val="false"/>
               <w:spacing w:after="40" w:before="0"/>
               <w:jc w:val="left"/>
             </w:pPr>
@@ -4849,6 +4954,7 @@
           </w:tcPr>
           <w:p>
             <w:pPr>
+              <w:keepNext w:val="false"/>
               <w:spacing w:after="40" w:before="0"/>
               <w:jc w:val="left"/>
             </w:pPr>
@@ -4908,6 +5014,7 @@
           </w:tcPr>
           <w:p>
             <w:pPr>
+              <w:keepNext w:val="false"/>
               <w:spacing w:after="40" w:before="0"/>
               <w:jc w:val="center"/>
             </w:pPr>
@@ -4942,6 +5049,7 @@
           </w:tcPr>
           <w:p>
             <w:pPr>
+              <w:keepNext w:val="false"/>
               <w:spacing w:after="40" w:before="0"/>
               <w:jc w:val="left"/>
             </w:pPr>
@@ -5003,6 +5111,7 @@
           </w:tcPr>
           <w:p>
             <w:pPr>
+              <w:keepNext w:val="false"/>
               <w:spacing w:after="40" w:before="0"/>
               <w:jc w:val="center"/>
             </w:pPr>
@@ -5037,6 +5146,7 @@
           </w:tcPr>
           <w:p>
             <w:pPr>
+              <w:keepNext w:val="false"/>
               <w:spacing w:after="40" w:before="0"/>
               <w:jc w:val="left"/>
             </w:pPr>
@@ -5069,6 +5179,7 @@
           </w:tcPr>
           <w:p>
             <w:pPr>
+              <w:keepNext w:val="false"/>
               <w:spacing w:after="40" w:before="0"/>
               <w:jc w:val="left"/>
             </w:pPr>
@@ -5103,6 +5214,7 @@
           </w:tcPr>
           <w:p>
             <w:pPr>
+              <w:keepNext w:val="false"/>
               <w:spacing w:after="40" w:before="0"/>
               <w:jc w:val="left"/>
             </w:pPr>
@@ -5135,6 +5247,7 @@
           </w:tcPr>
           <w:p>
             <w:pPr>
+              <w:keepNext w:val="false"/>
               <w:spacing w:after="40" w:before="0"/>
               <w:jc w:val="left"/>
             </w:pPr>
@@ -5169,6 +5282,7 @@
           </w:tcPr>
           <w:p>
             <w:pPr>
+              <w:keepNext w:val="false"/>
               <w:spacing w:after="40" w:before="0"/>
               <w:jc w:val="left"/>
             </w:pPr>
@@ -5201,6 +5315,7 @@
           </w:tcPr>
           <w:p>
             <w:pPr>
+              <w:keepNext w:val="false"/>
               <w:spacing w:after="40" w:before="0"/>
               <w:jc w:val="left"/>
             </w:pPr>
@@ -5237,7 +5352,7 @@
         </w:rPr>
         <w:t xml:space="preserve">© 2026 SeaVuria and ARES. Aligned with KICD objectives. Developed by SeaVuria; technical implementation by ARES (with AI assistance from Claude). Licensed under </w:t>
       </w:r>
-      <w:hyperlink w:history="1" r:id="rIdfitzfc_vgdp6ebxcsxvdl">
+      <w:hyperlink w:history="1" r:id="rIdj9ggaajuo1gmjei6rm6w8">
         <w:r>
           <w:rPr>
             <w:rFonts w:ascii="Arial" w:cs="Arial" w:eastAsia="Arial" w:hAnsi="Arial"/>
@@ -5258,7 +5373,7 @@
         </w:rPr>
         <w:t xml:space="preserve"> (</w:t>
       </w:r>
-      <w:hyperlink w:history="1" r:id="rIdvkajhnxl4mbr_6d3t-0yd">
+      <w:hyperlink w:history="1" r:id="rId4qoxbgrc_liznpqyt-xvz">
         <w:r>
           <w:rPr>
             <w:rFonts w:ascii="Arial" w:cs="Arial" w:eastAsia="Arial" w:hAnsi="Arial"/>
@@ -5318,6 +5433,7 @@
           </w:tcPr>
           <w:p>
             <w:pPr>
+              <w:keepNext w:val="false"/>
               <w:spacing w:after="40" w:before="0"/>
               <w:jc w:val="center"/>
             </w:pPr>
@@ -5353,6 +5469,7 @@
           </w:tcPr>
           <w:p>
             <w:pPr>
+              <w:keepNext w:val="false"/>
               <w:spacing w:after="40" w:before="0"/>
               <w:jc w:val="center"/>
             </w:pPr>
@@ -5387,6 +5504,7 @@
           </w:tcPr>
           <w:p>
             <w:pPr>
+              <w:keepNext w:val="false"/>
               <w:spacing w:after="40" w:before="0"/>
               <w:jc w:val="left"/>
             </w:pPr>
@@ -5419,6 +5537,7 @@
           </w:tcPr>
           <w:p>
             <w:pPr>
+              <w:keepNext w:val="false"/>
               <w:spacing w:after="40" w:before="0"/>
               <w:jc w:val="left"/>
             </w:pPr>
@@ -5453,6 +5572,7 @@
           </w:tcPr>
           <w:p>
             <w:pPr>
+              <w:keepNext w:val="false"/>
               <w:spacing w:after="40" w:before="0"/>
               <w:jc w:val="left"/>
             </w:pPr>
@@ -5485,6 +5605,7 @@
           </w:tcPr>
           <w:p>
             <w:pPr>
+              <w:keepNext w:val="false"/>
               <w:spacing w:after="40" w:before="0"/>
               <w:jc w:val="left"/>
             </w:pPr>
@@ -5519,6 +5640,7 @@
           </w:tcPr>
           <w:p>
             <w:pPr>
+              <w:keepNext w:val="false"/>
               <w:spacing w:after="40" w:before="0"/>
               <w:jc w:val="left"/>
             </w:pPr>
@@ -5551,6 +5673,7 @@
           </w:tcPr>
           <w:p>
             <w:pPr>
+              <w:keepNext w:val="false"/>
               <w:spacing w:after="40" w:before="0"/>
               <w:jc w:val="left"/>
             </w:pPr>
@@ -5585,6 +5708,7 @@
           </w:tcPr>
           <w:p>
             <w:pPr>
+              <w:keepNext w:val="false"/>
               <w:spacing w:after="40" w:before="0"/>
               <w:jc w:val="left"/>
             </w:pPr>
@@ -5617,6 +5741,7 @@
           </w:tcPr>
           <w:p>
             <w:pPr>
+              <w:keepNext w:val="false"/>
               <w:spacing w:after="40" w:before="0"/>
               <w:jc w:val="left"/>
             </w:pPr>
@@ -5651,6 +5776,7 @@
           </w:tcPr>
           <w:p>
             <w:pPr>
+              <w:keepNext w:val="false"/>
               <w:spacing w:after="40" w:before="0"/>
               <w:jc w:val="left"/>
             </w:pPr>
@@ -5683,6 +5809,7 @@
           </w:tcPr>
           <w:p>
             <w:pPr>
+              <w:keepNext w:val="false"/>
               <w:spacing w:after="40" w:before="0"/>
               <w:jc w:val="left"/>
             </w:pPr>
@@ -5717,6 +5844,7 @@
           </w:tcPr>
           <w:p>
             <w:pPr>
+              <w:keepNext w:val="false"/>
               <w:spacing w:after="40" w:before="0"/>
               <w:jc w:val="left"/>
             </w:pPr>
@@ -5749,6 +5877,7 @@
           </w:tcPr>
           <w:p>
             <w:pPr>
+              <w:keepNext w:val="false"/>
               <w:spacing w:after="40" w:before="0"/>
               <w:jc w:val="left"/>
             </w:pPr>
@@ -5783,6 +5912,7 @@
           </w:tcPr>
           <w:p>
             <w:pPr>
+              <w:keepNext w:val="false"/>
               <w:spacing w:after="40" w:before="0"/>
               <w:jc w:val="left"/>
             </w:pPr>
@@ -5815,6 +5945,7 @@
           </w:tcPr>
           <w:p>
             <w:pPr>
+              <w:keepNext w:val="false"/>
               <w:spacing w:after="40" w:before="0"/>
               <w:jc w:val="left"/>
             </w:pPr>
@@ -5849,6 +5980,7 @@
           </w:tcPr>
           <w:p>
             <w:pPr>
+              <w:keepNext w:val="false"/>
               <w:spacing w:after="40" w:before="0"/>
               <w:jc w:val="left"/>
             </w:pPr>
@@ -5881,6 +6013,7 @@
           </w:tcPr>
           <w:p>
             <w:pPr>
+              <w:keepNext w:val="false"/>
               <w:spacing w:after="40" w:before="0"/>
               <w:jc w:val="left"/>
             </w:pPr>
@@ -5940,6 +6073,7 @@
           </w:tcPr>
           <w:p>
             <w:pPr>
+              <w:keepNext w:val="false"/>
               <w:spacing w:after="40" w:before="0"/>
               <w:jc w:val="center"/>
             </w:pPr>
@@ -5974,6 +6108,7 @@
           </w:tcPr>
           <w:p>
             <w:pPr>
+              <w:keepNext w:val="false"/>
               <w:spacing w:after="40" w:before="0"/>
               <w:jc w:val="left"/>
             </w:pPr>
@@ -6038,6 +6173,7 @@
           </w:tcPr>
           <w:p>
             <w:pPr>
+              <w:keepNext w:val="false"/>
               <w:spacing w:after="40" w:before="0"/>
               <w:jc w:val="center"/>
             </w:pPr>
@@ -6072,6 +6208,7 @@
           </w:tcPr>
           <w:p>
             <w:pPr>
+              <w:keepNext w:val="false"/>
               <w:spacing w:after="40" w:before="0"/>
               <w:jc w:val="left"/>
             </w:pPr>
@@ -6104,6 +6241,7 @@
           </w:tcPr>
           <w:p>
             <w:pPr>
+              <w:keepNext w:val="false"/>
               <w:spacing w:after="40" w:before="0"/>
               <w:jc w:val="left"/>
             </w:pPr>
@@ -6136,6 +6274,7 @@
           </w:tcPr>
           <w:p>
             <w:pPr>
+              <w:keepNext w:val="false"/>
               <w:spacing w:after="40" w:before="0"/>
               <w:jc w:val="left"/>
             </w:pPr>
@@ -6168,6 +6307,7 @@
           </w:tcPr>
           <w:p>
             <w:pPr>
+              <w:keepNext w:val="false"/>
               <w:spacing w:after="40" w:before="0"/>
               <w:jc w:val="left"/>
             </w:pPr>
@@ -6200,6 +6340,7 @@
           </w:tcPr>
           <w:p>
             <w:pPr>
+              <w:keepNext w:val="false"/>
               <w:spacing w:after="40" w:before="0"/>
               <w:jc w:val="left"/>
             </w:pPr>
@@ -6234,6 +6375,7 @@
           </w:tcPr>
           <w:p>
             <w:pPr>
+              <w:keepNext w:val="false"/>
               <w:spacing w:after="40" w:before="0"/>
               <w:jc w:val="left"/>
             </w:pPr>
@@ -6288,7 +6430,7 @@
               <w:spacing w:after="10" w:before="0"/>
               <w:ind w:left="120"/>
             </w:pPr>
-            <w:hyperlink w:history="1" r:id="rIdllqdi3azmq9f8qkyrqgss">
+            <w:hyperlink w:history="1" r:id="rIdmz3fcedssdvxu4gbvv_vj">
               <w:r>
                 <w:rPr>
                   <w:rFonts w:ascii="Arial" w:cs="Arial" w:eastAsia="Arial" w:hAnsi="Arial"/>
@@ -6348,7 +6490,7 @@
             <w:pPr>
               <w:spacing w:after="20" w:before="0"/>
             </w:pPr>
-            <w:hyperlink w:history="1" r:id="rIdnk3v3qjgyhwe90pxnqqim">
+            <w:hyperlink w:history="1" r:id="rIdh9bur5omf8cmgsr-x2jtx">
               <w:r>
                 <w:rPr>
                   <w:rFonts w:ascii="Arial" w:cs="Arial" w:eastAsia="Arial" w:hAnsi="Arial"/>
@@ -6397,7 +6539,7 @@
               <w:spacing w:after="10" w:before="0"/>
               <w:ind w:left="120"/>
             </w:pPr>
-            <w:hyperlink w:history="1" r:id="rIdlcx990ehykusqvbiv73f-">
+            <w:hyperlink w:history="1" r:id="rIdxek8aredcjv2wxavk478k">
               <w:r>
                 <w:rPr>
                   <w:rFonts w:ascii="Arial" w:cs="Arial" w:eastAsia="Arial" w:hAnsi="Arial"/>
@@ -6425,6 +6567,7 @@
           </w:tcPr>
           <w:p>
             <w:pPr>
+              <w:keepNext w:val="false"/>
               <w:spacing w:after="40" w:before="0"/>
               <w:jc w:val="left"/>
             </w:pPr>
@@ -6457,6 +6600,7 @@
           </w:tcPr>
           <w:p>
             <w:pPr>
+              <w:keepNext w:val="false"/>
               <w:spacing w:after="40" w:before="0"/>
               <w:jc w:val="left"/>
             </w:pPr>
@@ -6489,6 +6633,7 @@
           </w:tcPr>
           <w:p>
             <w:pPr>
+              <w:keepNext w:val="false"/>
               <w:spacing w:after="40" w:before="0"/>
               <w:jc w:val="left"/>
             </w:pPr>
@@ -6521,6 +6666,7 @@
           </w:tcPr>
           <w:p>
             <w:pPr>
+              <w:keepNext w:val="false"/>
               <w:spacing w:after="40" w:before="0"/>
               <w:jc w:val="left"/>
             </w:pPr>
@@ -6555,6 +6701,7 @@
           </w:tcPr>
           <w:p>
             <w:pPr>
+              <w:keepNext w:val="false"/>
               <w:spacing w:after="40" w:before="0"/>
               <w:jc w:val="left"/>
             </w:pPr>
@@ -6609,7 +6756,7 @@
               <w:spacing w:after="10" w:before="0"/>
               <w:ind w:left="120"/>
             </w:pPr>
-            <w:hyperlink w:history="1" r:id="rIdocsg7keffunwqvtgmum59">
+            <w:hyperlink w:history="1" r:id="rIdxo2badlsswy3wrptqvgqk">
               <w:r>
                 <w:rPr>
                   <w:rFonts w:ascii="Arial" w:cs="Arial" w:eastAsia="Arial" w:hAnsi="Arial"/>
@@ -6669,7 +6816,7 @@
             <w:pPr>
               <w:spacing w:after="20" w:before="0"/>
             </w:pPr>
-            <w:hyperlink w:history="1" r:id="rIdgtrajv6po8bayej01m6zs">
+            <w:hyperlink w:history="1" r:id="rIdat7mq_d7rchdcij1xnacn">
               <w:r>
                 <w:rPr>
                   <w:rFonts w:ascii="Arial" w:cs="Arial" w:eastAsia="Arial" w:hAnsi="Arial"/>
@@ -6718,7 +6865,7 @@
               <w:spacing w:after="10" w:before="0"/>
               <w:ind w:left="120"/>
             </w:pPr>
-            <w:hyperlink w:history="1" r:id="rIdi7jtw7djle9fviuf8ives">
+            <w:hyperlink w:history="1" r:id="rId7--7vojdshii2cnjvsog4">
               <w:r>
                 <w:rPr>
                   <w:rFonts w:ascii="Arial" w:cs="Arial" w:eastAsia="Arial" w:hAnsi="Arial"/>
@@ -6746,6 +6893,7 @@
           </w:tcPr>
           <w:p>
             <w:pPr>
+              <w:keepNext w:val="false"/>
               <w:spacing w:after="40" w:before="0"/>
               <w:jc w:val="left"/>
             </w:pPr>
@@ -6778,6 +6926,7 @@
           </w:tcPr>
           <w:p>
             <w:pPr>
+              <w:keepNext w:val="false"/>
               <w:spacing w:after="40" w:before="0"/>
               <w:jc w:val="left"/>
             </w:pPr>
@@ -6810,6 +6959,7 @@
           </w:tcPr>
           <w:p>
             <w:pPr>
+              <w:keepNext w:val="false"/>
               <w:spacing w:after="40" w:before="0"/>
               <w:jc w:val="left"/>
             </w:pPr>
@@ -6842,6 +6992,7 @@
           </w:tcPr>
           <w:p>
             <w:pPr>
+              <w:keepNext w:val="false"/>
               <w:spacing w:after="40" w:before="0"/>
               <w:jc w:val="left"/>
             </w:pPr>
@@ -6876,6 +7027,7 @@
           </w:tcPr>
           <w:p>
             <w:pPr>
+              <w:keepNext w:val="false"/>
               <w:spacing w:after="40" w:before="0"/>
               <w:jc w:val="left"/>
             </w:pPr>
@@ -6930,7 +7082,7 @@
               <w:spacing w:after="10" w:before="0"/>
               <w:ind w:left="120"/>
             </w:pPr>
-            <w:hyperlink w:history="1" r:id="rIdmutkn2uyvfeci9ozlteyg">
+            <w:hyperlink w:history="1" r:id="rId1fpmdhusxe4mllfkhcubw">
               <w:r>
                 <w:rPr>
                   <w:rFonts w:ascii="Arial" w:cs="Arial" w:eastAsia="Arial" w:hAnsi="Arial"/>
@@ -6990,7 +7142,7 @@
             <w:pPr>
               <w:spacing w:after="20" w:before="0"/>
             </w:pPr>
-            <w:hyperlink w:history="1" r:id="rIdcsnq7r_0kalmg2xi43dcs">
+            <w:hyperlink w:history="1" r:id="rIdjxviomtvfthe6xqi67uig">
               <w:r>
                 <w:rPr>
                   <w:rFonts w:ascii="Arial" w:cs="Arial" w:eastAsia="Arial" w:hAnsi="Arial"/>
@@ -7039,7 +7191,7 @@
               <w:spacing w:after="10" w:before="0"/>
               <w:ind w:left="120"/>
             </w:pPr>
-            <w:hyperlink w:history="1" r:id="rIdkrujwhpo6p9wo8qzjw0in">
+            <w:hyperlink w:history="1" r:id="rIdwj0stmqu4nxsqk1ntidhb">
               <w:r>
                 <w:rPr>
                   <w:rFonts w:ascii="Arial" w:cs="Arial" w:eastAsia="Arial" w:hAnsi="Arial"/>
@@ -7067,6 +7219,7 @@
           </w:tcPr>
           <w:p>
             <w:pPr>
+              <w:keepNext w:val="false"/>
               <w:spacing w:after="40" w:before="0"/>
               <w:jc w:val="left"/>
             </w:pPr>
@@ -7099,6 +7252,7 @@
           </w:tcPr>
           <w:p>
             <w:pPr>
+              <w:keepNext w:val="false"/>
               <w:spacing w:after="40" w:before="0"/>
               <w:jc w:val="left"/>
             </w:pPr>
@@ -7131,6 +7285,7 @@
           </w:tcPr>
           <w:p>
             <w:pPr>
+              <w:keepNext w:val="false"/>
               <w:spacing w:after="40" w:before="0"/>
               <w:jc w:val="left"/>
             </w:pPr>
@@ -7163,6 +7318,7 @@
           </w:tcPr>
           <w:p>
             <w:pPr>
+              <w:keepNext w:val="false"/>
               <w:spacing w:after="40" w:before="0"/>
               <w:jc w:val="left"/>
             </w:pPr>
@@ -7197,6 +7353,7 @@
           </w:tcPr>
           <w:p>
             <w:pPr>
+              <w:keepNext w:val="false"/>
               <w:spacing w:after="40" w:before="0"/>
               <w:jc w:val="left"/>
             </w:pPr>
@@ -7251,7 +7408,7 @@
               <w:spacing w:after="10" w:before="0"/>
               <w:ind w:left="120"/>
             </w:pPr>
-            <w:hyperlink w:history="1" r:id="rIdlf8cpfmhdxgph3yainkmd">
+            <w:hyperlink w:history="1" r:id="rIdoj0cmmtkyl9tp0qpes0y2">
               <w:r>
                 <w:rPr>
                   <w:rFonts w:ascii="Arial" w:cs="Arial" w:eastAsia="Arial" w:hAnsi="Arial"/>
@@ -7311,7 +7468,7 @@
             <w:pPr>
               <w:spacing w:after="20" w:before="0"/>
             </w:pPr>
-            <w:hyperlink w:history="1" r:id="rIdcpi-j-5zc4tbwatudbrgk">
+            <w:hyperlink w:history="1" r:id="rIdf1yc8wsgmwd6l9ljyu8it">
               <w:r>
                 <w:rPr>
                   <w:rFonts w:ascii="Arial" w:cs="Arial" w:eastAsia="Arial" w:hAnsi="Arial"/>
@@ -7360,7 +7517,7 @@
               <w:spacing w:after="10" w:before="0"/>
               <w:ind w:left="120"/>
             </w:pPr>
-            <w:hyperlink w:history="1" r:id="rIdifjrmcgglnnu57dingehw">
+            <w:hyperlink w:history="1" r:id="rIdwhfuknjf5jmritl0xnapk">
               <w:r>
                 <w:rPr>
                   <w:rFonts w:ascii="Arial" w:cs="Arial" w:eastAsia="Arial" w:hAnsi="Arial"/>
@@ -7388,6 +7545,7 @@
           </w:tcPr>
           <w:p>
             <w:pPr>
+              <w:keepNext w:val="false"/>
               <w:spacing w:after="40" w:before="0"/>
               <w:jc w:val="left"/>
             </w:pPr>
@@ -7420,6 +7578,7 @@
           </w:tcPr>
           <w:p>
             <w:pPr>
+              <w:keepNext w:val="false"/>
               <w:spacing w:after="40" w:before="0"/>
               <w:jc w:val="left"/>
             </w:pPr>
@@ -7452,6 +7611,7 @@
           </w:tcPr>
           <w:p>
             <w:pPr>
+              <w:keepNext w:val="false"/>
               <w:spacing w:after="40" w:before="0"/>
               <w:jc w:val="left"/>
             </w:pPr>
@@ -7484,6 +7644,7 @@
           </w:tcPr>
           <w:p>
             <w:pPr>
+              <w:keepNext w:val="false"/>
               <w:spacing w:after="40" w:before="0"/>
               <w:jc w:val="left"/>
             </w:pPr>
@@ -7518,6 +7679,7 @@
           </w:tcPr>
           <w:p>
             <w:pPr>
+              <w:keepNext w:val="false"/>
               <w:spacing w:after="40" w:before="0"/>
               <w:jc w:val="left"/>
             </w:pPr>
@@ -7572,7 +7734,7 @@
               <w:spacing w:after="10" w:before="0"/>
               <w:ind w:left="120"/>
             </w:pPr>
-            <w:hyperlink w:history="1" r:id="rId-pjosleakb5q6jb6omhz_">
+            <w:hyperlink w:history="1" r:id="rIdw1mu2jmkc_trp_ad7xvtt">
               <w:r>
                 <w:rPr>
                   <w:rFonts w:ascii="Arial" w:cs="Arial" w:eastAsia="Arial" w:hAnsi="Arial"/>
@@ -7632,7 +7794,7 @@
             <w:pPr>
               <w:spacing w:after="20" w:before="0"/>
             </w:pPr>
-            <w:hyperlink w:history="1" r:id="rIdoc4jpote3-xxawchs36c3">
+            <w:hyperlink w:history="1" r:id="rId8jbqyr1gbsu0fvvb-9tgp">
               <w:r>
                 <w:rPr>
                   <w:rFonts w:ascii="Arial" w:cs="Arial" w:eastAsia="Arial" w:hAnsi="Arial"/>
@@ -7681,7 +7843,7 @@
               <w:spacing w:after="10" w:before="0"/>
               <w:ind w:left="120"/>
             </w:pPr>
-            <w:hyperlink w:history="1" r:id="rIdsaxqhqfrelcacjlrxejfl">
+            <w:hyperlink w:history="1" r:id="rIdimsi3gxlu3cvcl66-a_gh">
               <w:r>
                 <w:rPr>
                   <w:rFonts w:ascii="Arial" w:cs="Arial" w:eastAsia="Arial" w:hAnsi="Arial"/>
@@ -7709,6 +7871,7 @@
           </w:tcPr>
           <w:p>
             <w:pPr>
+              <w:keepNext w:val="false"/>
               <w:spacing w:after="40" w:before="0"/>
               <w:jc w:val="left"/>
             </w:pPr>
@@ -7741,6 +7904,7 @@
           </w:tcPr>
           <w:p>
             <w:pPr>
+              <w:keepNext w:val="false"/>
               <w:spacing w:after="40" w:before="0"/>
               <w:jc w:val="left"/>
             </w:pPr>
@@ -7773,6 +7937,7 @@
           </w:tcPr>
           <w:p>
             <w:pPr>
+              <w:keepNext w:val="false"/>
               <w:spacing w:after="40" w:before="0"/>
               <w:jc w:val="left"/>
             </w:pPr>
@@ -7805,6 +7970,7 @@
           </w:tcPr>
           <w:p>
             <w:pPr>
+              <w:keepNext w:val="false"/>
               <w:spacing w:after="40" w:before="0"/>
               <w:jc w:val="left"/>
             </w:pPr>
@@ -7864,6 +8030,7 @@
           </w:tcPr>
           <w:p>
             <w:pPr>
+              <w:keepNext w:val="false"/>
               <w:spacing w:after="40" w:before="0"/>
               <w:jc w:val="center"/>
             </w:pPr>
@@ -7898,6 +8065,7 @@
           </w:tcPr>
           <w:p>
             <w:pPr>
+              <w:keepNext w:val="false"/>
               <w:spacing w:after="40" w:before="0"/>
               <w:jc w:val="left"/>
             </w:pPr>
@@ -7959,6 +8127,7 @@
           </w:tcPr>
           <w:p>
             <w:pPr>
+              <w:keepNext w:val="false"/>
               <w:spacing w:after="40" w:before="0"/>
               <w:jc w:val="center"/>
             </w:pPr>
@@ -7993,6 +8162,7 @@
           </w:tcPr>
           <w:p>
             <w:pPr>
+              <w:keepNext w:val="false"/>
               <w:spacing w:after="40" w:before="0"/>
               <w:jc w:val="left"/>
             </w:pPr>
@@ -8025,6 +8195,7 @@
           </w:tcPr>
           <w:p>
             <w:pPr>
+              <w:keepNext w:val="false"/>
               <w:spacing w:after="40" w:before="0"/>
               <w:jc w:val="left"/>
             </w:pPr>
@@ -8059,6 +8230,7 @@
           </w:tcPr>
           <w:p>
             <w:pPr>
+              <w:keepNext w:val="false"/>
               <w:spacing w:after="40" w:before="0"/>
               <w:jc w:val="left"/>
             </w:pPr>
@@ -8091,6 +8263,7 @@
           </w:tcPr>
           <w:p>
             <w:pPr>
+              <w:keepNext w:val="false"/>
               <w:spacing w:after="40" w:before="0"/>
               <w:jc w:val="left"/>
             </w:pPr>
@@ -8125,6 +8298,7 @@
           </w:tcPr>
           <w:p>
             <w:pPr>
+              <w:keepNext w:val="false"/>
               <w:spacing w:after="40" w:before="0"/>
               <w:jc w:val="left"/>
             </w:pPr>
@@ -8157,6 +8331,7 @@
           </w:tcPr>
           <w:p>
             <w:pPr>
+              <w:keepNext w:val="false"/>
               <w:spacing w:after="40" w:before="0"/>
               <w:jc w:val="left"/>
             </w:pPr>
@@ -8193,7 +8368,7 @@
         </w:rPr>
         <w:t xml:space="preserve">© 2026 SeaVuria and ARES. Aligned with KICD objectives. Developed by SeaVuria; technical implementation by ARES (with AI assistance from Claude). Licensed under </w:t>
       </w:r>
-      <w:hyperlink w:history="1" r:id="rIdxwrqiqqk3xey4jao2xbca">
+      <w:hyperlink w:history="1" r:id="rIduvq_hrfixbro9xf9eauew">
         <w:r>
           <w:rPr>
             <w:rFonts w:ascii="Arial" w:cs="Arial" w:eastAsia="Arial" w:hAnsi="Arial"/>
@@ -8214,7 +8389,7 @@
         </w:rPr>
         <w:t xml:space="preserve"> (</w:t>
       </w:r>
-      <w:hyperlink w:history="1" r:id="rId0sf9zd_std5pifdr5kp3z">
+      <w:hyperlink w:history="1" r:id="rIdfh65f23pe1gyileunxpuw">
         <w:r>
           <w:rPr>
             <w:rFonts w:ascii="Arial" w:cs="Arial" w:eastAsia="Arial" w:hAnsi="Arial"/>
@@ -8274,6 +8449,7 @@
           </w:tcPr>
           <w:p>
             <w:pPr>
+              <w:keepNext w:val="false"/>
               <w:spacing w:after="40" w:before="0"/>
               <w:jc w:val="center"/>
             </w:pPr>
@@ -8309,6 +8485,7 @@
           </w:tcPr>
           <w:p>
             <w:pPr>
+              <w:keepNext w:val="false"/>
               <w:spacing w:after="40" w:before="0"/>
               <w:jc w:val="center"/>
             </w:pPr>
@@ -8343,6 +8520,7 @@
           </w:tcPr>
           <w:p>
             <w:pPr>
+              <w:keepNext w:val="false"/>
               <w:spacing w:after="40" w:before="0"/>
               <w:jc w:val="left"/>
             </w:pPr>
@@ -8375,6 +8553,7 @@
           </w:tcPr>
           <w:p>
             <w:pPr>
+              <w:keepNext w:val="false"/>
               <w:spacing w:after="40" w:before="0"/>
               <w:jc w:val="left"/>
             </w:pPr>
@@ -8409,6 +8588,7 @@
           </w:tcPr>
           <w:p>
             <w:pPr>
+              <w:keepNext w:val="false"/>
               <w:spacing w:after="40" w:before="0"/>
               <w:jc w:val="left"/>
             </w:pPr>
@@ -8441,6 +8621,7 @@
           </w:tcPr>
           <w:p>
             <w:pPr>
+              <w:keepNext w:val="false"/>
               <w:spacing w:after="40" w:before="0"/>
               <w:jc w:val="left"/>
             </w:pPr>
@@ -8475,6 +8656,7 @@
           </w:tcPr>
           <w:p>
             <w:pPr>
+              <w:keepNext w:val="false"/>
               <w:spacing w:after="40" w:before="0"/>
               <w:jc w:val="left"/>
             </w:pPr>
@@ -8507,6 +8689,7 @@
           </w:tcPr>
           <w:p>
             <w:pPr>
+              <w:keepNext w:val="false"/>
               <w:spacing w:after="40" w:before="0"/>
               <w:jc w:val="left"/>
             </w:pPr>
@@ -8541,6 +8724,7 @@
           </w:tcPr>
           <w:p>
             <w:pPr>
+              <w:keepNext w:val="false"/>
               <w:spacing w:after="40" w:before="0"/>
               <w:jc w:val="left"/>
             </w:pPr>
@@ -8573,6 +8757,7 @@
           </w:tcPr>
           <w:p>
             <w:pPr>
+              <w:keepNext w:val="false"/>
               <w:spacing w:after="40" w:before="0"/>
               <w:jc w:val="left"/>
             </w:pPr>
@@ -8607,6 +8792,7 @@
           </w:tcPr>
           <w:p>
             <w:pPr>
+              <w:keepNext w:val="false"/>
               <w:spacing w:after="40" w:before="0"/>
               <w:jc w:val="left"/>
             </w:pPr>
@@ -8639,6 +8825,7 @@
           </w:tcPr>
           <w:p>
             <w:pPr>
+              <w:keepNext w:val="false"/>
               <w:spacing w:after="40" w:before="0"/>
               <w:jc w:val="left"/>
             </w:pPr>
@@ -8673,6 +8860,7 @@
           </w:tcPr>
           <w:p>
             <w:pPr>
+              <w:keepNext w:val="false"/>
               <w:spacing w:after="40" w:before="0"/>
               <w:jc w:val="left"/>
             </w:pPr>
@@ -8705,6 +8893,7 @@
           </w:tcPr>
           <w:p>
             <w:pPr>
+              <w:keepNext w:val="false"/>
               <w:spacing w:after="40" w:before="0"/>
               <w:jc w:val="left"/>
             </w:pPr>
@@ -8739,6 +8928,7 @@
           </w:tcPr>
           <w:p>
             <w:pPr>
+              <w:keepNext w:val="false"/>
               <w:spacing w:after="40" w:before="0"/>
               <w:jc w:val="left"/>
             </w:pPr>
@@ -8771,6 +8961,7 @@
           </w:tcPr>
           <w:p>
             <w:pPr>
+              <w:keepNext w:val="false"/>
               <w:spacing w:after="40" w:before="0"/>
               <w:jc w:val="left"/>
             </w:pPr>
@@ -8805,6 +8996,7 @@
           </w:tcPr>
           <w:p>
             <w:pPr>
+              <w:keepNext w:val="false"/>
               <w:spacing w:after="40" w:before="0"/>
               <w:jc w:val="left"/>
             </w:pPr>
@@ -8837,6 +9029,7 @@
           </w:tcPr>
           <w:p>
             <w:pPr>
+              <w:keepNext w:val="false"/>
               <w:spacing w:after="40" w:before="0"/>
               <w:jc w:val="left"/>
             </w:pPr>
@@ -8896,6 +9089,7 @@
           </w:tcPr>
           <w:p>
             <w:pPr>
+              <w:keepNext w:val="false"/>
               <w:spacing w:after="40" w:before="0"/>
               <w:jc w:val="center"/>
             </w:pPr>
@@ -8930,6 +9124,7 @@
           </w:tcPr>
           <w:p>
             <w:pPr>
+              <w:keepNext w:val="false"/>
               <w:spacing w:after="40" w:before="0"/>
               <w:jc w:val="left"/>
             </w:pPr>
@@ -8994,6 +9189,7 @@
           </w:tcPr>
           <w:p>
             <w:pPr>
+              <w:keepNext w:val="false"/>
               <w:spacing w:after="40" w:before="0"/>
               <w:jc w:val="center"/>
             </w:pPr>
@@ -9028,6 +9224,7 @@
           </w:tcPr>
           <w:p>
             <w:pPr>
+              <w:keepNext w:val="false"/>
               <w:spacing w:after="40" w:before="0"/>
               <w:jc w:val="left"/>
             </w:pPr>
@@ -9060,6 +9257,7 @@
           </w:tcPr>
           <w:p>
             <w:pPr>
+              <w:keepNext w:val="false"/>
               <w:spacing w:after="40" w:before="0"/>
               <w:jc w:val="left"/>
             </w:pPr>
@@ -9092,6 +9290,7 @@
           </w:tcPr>
           <w:p>
             <w:pPr>
+              <w:keepNext w:val="false"/>
               <w:spacing w:after="40" w:before="0"/>
               <w:jc w:val="left"/>
             </w:pPr>
@@ -9124,6 +9323,7 @@
           </w:tcPr>
           <w:p>
             <w:pPr>
+              <w:keepNext w:val="false"/>
               <w:spacing w:after="40" w:before="0"/>
               <w:jc w:val="left"/>
             </w:pPr>
@@ -9156,6 +9356,7 @@
           </w:tcPr>
           <w:p>
             <w:pPr>
+              <w:keepNext w:val="false"/>
               <w:spacing w:after="40" w:before="0"/>
               <w:jc w:val="left"/>
             </w:pPr>
@@ -9190,6 +9391,7 @@
           </w:tcPr>
           <w:p>
             <w:pPr>
+              <w:keepNext w:val="false"/>
               <w:spacing w:after="40" w:before="0"/>
               <w:jc w:val="left"/>
             </w:pPr>
@@ -9227,7 +9429,7 @@
             <w:pPr>
               <w:spacing w:after="20" w:before="0"/>
             </w:pPr>
-            <w:hyperlink w:history="1" r:id="rIdw6mzaakuki6zqdi06k08b">
+            <w:hyperlink w:history="1" r:id="rIdfqur4bhycwvldcfqmkdby">
               <w:r>
                 <w:rPr>
                   <w:rFonts w:ascii="Arial" w:cs="Arial" w:eastAsia="Arial" w:hAnsi="Arial"/>
@@ -9260,7 +9462,7 @@
               <w:spacing w:after="10" w:before="0"/>
               <w:ind w:left="120"/>
             </w:pPr>
-            <w:hyperlink w:history="1" r:id="rIdmp9-v8ytvljeewbarj8a8">
+            <w:hyperlink w:history="1" r:id="rIdcaghsnlgdcrkgzxs3czbr">
               <w:r>
                 <w:rPr>
                   <w:rFonts w:ascii="Arial" w:cs="Arial" w:eastAsia="Arial" w:hAnsi="Arial"/>
@@ -9305,7 +9507,7 @@
             <w:pPr>
               <w:spacing w:after="20" w:before="0"/>
             </w:pPr>
-            <w:hyperlink w:history="1" r:id="rIdmn9qqzicgjeaolob5xm8_">
+            <w:hyperlink w:history="1" r:id="rIdn95wwrhh9bvw36qyh8xgk">
               <w:r>
                 <w:rPr>
                   <w:rFonts w:ascii="Arial" w:cs="Arial" w:eastAsia="Arial" w:hAnsi="Arial"/>
@@ -9354,7 +9556,7 @@
               <w:spacing w:after="10" w:before="0"/>
               <w:ind w:left="120"/>
             </w:pPr>
-            <w:hyperlink w:history="1" r:id="rIddivtxxiesxognz9ulwumo">
+            <w:hyperlink w:history="1" r:id="rId5appozwocgpvxjw3vomlg">
               <w:r>
                 <w:rPr>
                   <w:rFonts w:ascii="Arial" w:cs="Arial" w:eastAsia="Arial" w:hAnsi="Arial"/>
@@ -9382,6 +9584,7 @@
           </w:tcPr>
           <w:p>
             <w:pPr>
+              <w:keepNext w:val="false"/>
               <w:spacing w:after="40" w:before="0"/>
               <w:jc w:val="left"/>
             </w:pPr>
@@ -9414,6 +9617,7 @@
           </w:tcPr>
           <w:p>
             <w:pPr>
+              <w:keepNext w:val="false"/>
               <w:spacing w:after="40" w:before="0"/>
               <w:jc w:val="left"/>
             </w:pPr>
@@ -9446,6 +9650,7 @@
           </w:tcPr>
           <w:p>
             <w:pPr>
+              <w:keepNext w:val="false"/>
               <w:spacing w:after="40" w:before="0"/>
               <w:jc w:val="left"/>
             </w:pPr>
@@ -9478,6 +9683,7 @@
           </w:tcPr>
           <w:p>
             <w:pPr>
+              <w:keepNext w:val="false"/>
               <w:spacing w:after="40" w:before="0"/>
               <w:jc w:val="left"/>
             </w:pPr>
@@ -9512,6 +9718,7 @@
           </w:tcPr>
           <w:p>
             <w:pPr>
+              <w:keepNext w:val="false"/>
               <w:spacing w:after="40" w:before="0"/>
               <w:jc w:val="left"/>
             </w:pPr>
@@ -9549,7 +9756,7 @@
             <w:pPr>
               <w:spacing w:after="20" w:before="0"/>
             </w:pPr>
-            <w:hyperlink w:history="1" r:id="rId2lejfizezln-wo4o2ruyo">
+            <w:hyperlink w:history="1" r:id="rIdrgb-u19drzwxlqoobgurv">
               <w:r>
                 <w:rPr>
                   <w:rFonts w:ascii="Arial" w:cs="Arial" w:eastAsia="Arial" w:hAnsi="Arial"/>
@@ -9582,7 +9789,7 @@
               <w:spacing w:after="10" w:before="0"/>
               <w:ind w:left="120"/>
             </w:pPr>
-            <w:hyperlink w:history="1" r:id="rIdfrlb4gv7akdm008nqr-_b">
+            <w:hyperlink w:history="1" r:id="rIdrtncmtylqwt72ccyp8gqa">
               <w:r>
                 <w:rPr>
                   <w:rFonts w:ascii="Arial" w:cs="Arial" w:eastAsia="Arial" w:hAnsi="Arial"/>
@@ -9627,7 +9834,7 @@
             <w:pPr>
               <w:spacing w:after="20" w:before="0"/>
             </w:pPr>
-            <w:hyperlink w:history="1" r:id="rIdp4i4d362lyul0gkpd251e">
+            <w:hyperlink w:history="1" r:id="rId3_8dxapwjphy7cunqw5cl">
               <w:r>
                 <w:rPr>
                   <w:rFonts w:ascii="Arial" w:cs="Arial" w:eastAsia="Arial" w:hAnsi="Arial"/>
@@ -9676,7 +9883,7 @@
               <w:spacing w:after="10" w:before="0"/>
               <w:ind w:left="120"/>
             </w:pPr>
-            <w:hyperlink w:history="1" r:id="rIdi0e5djl2pciordinxtn6s">
+            <w:hyperlink w:history="1" r:id="rIdycnjid4uupcuy6jsjw5lz">
               <w:r>
                 <w:rPr>
                   <w:rFonts w:ascii="Arial" w:cs="Arial" w:eastAsia="Arial" w:hAnsi="Arial"/>
@@ -9704,6 +9911,7 @@
           </w:tcPr>
           <w:p>
             <w:pPr>
+              <w:keepNext w:val="false"/>
               <w:spacing w:after="40" w:before="0"/>
               <w:jc w:val="left"/>
             </w:pPr>
@@ -9736,6 +9944,7 @@
           </w:tcPr>
           <w:p>
             <w:pPr>
+              <w:keepNext w:val="false"/>
               <w:spacing w:after="40" w:before="0"/>
               <w:jc w:val="left"/>
             </w:pPr>
@@ -9768,6 +9977,7 @@
           </w:tcPr>
           <w:p>
             <w:pPr>
+              <w:keepNext w:val="false"/>
               <w:spacing w:after="40" w:before="0"/>
               <w:jc w:val="left"/>
             </w:pPr>
@@ -9800,6 +10010,7 @@
           </w:tcPr>
           <w:p>
             <w:pPr>
+              <w:keepNext w:val="false"/>
               <w:spacing w:after="40" w:before="0"/>
               <w:jc w:val="left"/>
             </w:pPr>
@@ -9834,6 +10045,7 @@
           </w:tcPr>
           <w:p>
             <w:pPr>
+              <w:keepNext w:val="false"/>
               <w:spacing w:after="40" w:before="0"/>
               <w:jc w:val="left"/>
             </w:pPr>
@@ -9871,7 +10083,7 @@
             <w:pPr>
               <w:spacing w:after="20" w:before="0"/>
             </w:pPr>
-            <w:hyperlink w:history="1" r:id="rId0svea3pj3wfgnl0vik26c">
+            <w:hyperlink w:history="1" r:id="rId0ootlpvgt1si-q2ed7gef">
               <w:r>
                 <w:rPr>
                   <w:rFonts w:ascii="Arial" w:cs="Arial" w:eastAsia="Arial" w:hAnsi="Arial"/>
@@ -9920,7 +10132,7 @@
               <w:spacing w:after="10" w:before="0"/>
               <w:ind w:left="120"/>
             </w:pPr>
-            <w:hyperlink w:history="1" r:id="rIdpb9arnjmgq9cjkw9mfnkn">
+            <w:hyperlink w:history="1" r:id="rIddggy-fc-8neg_2ulk4yvt">
               <w:r>
                 <w:rPr>
                   <w:rFonts w:ascii="Arial" w:cs="Arial" w:eastAsia="Arial" w:hAnsi="Arial"/>
@@ -9965,7 +10177,7 @@
             <w:pPr>
               <w:spacing w:after="20" w:before="0"/>
             </w:pPr>
-            <w:hyperlink w:history="1" r:id="rId5rcbu7gmgdzghr2ykmbll">
+            <w:hyperlink w:history="1" r:id="rIdkpalalpexb0fm0kphge2w">
               <w:r>
                 <w:rPr>
                   <w:rFonts w:ascii="Arial" w:cs="Arial" w:eastAsia="Arial" w:hAnsi="Arial"/>
@@ -10014,7 +10226,7 @@
               <w:spacing w:after="10" w:before="0"/>
               <w:ind w:left="120"/>
             </w:pPr>
-            <w:hyperlink w:history="1" r:id="rIdkivlzmjwgux-rgsrnt-kx">
+            <w:hyperlink w:history="1" r:id="rIdbccmaydeiazxemdldecu5">
               <w:r>
                 <w:rPr>
                   <w:rFonts w:ascii="Arial" w:cs="Arial" w:eastAsia="Arial" w:hAnsi="Arial"/>
@@ -10042,6 +10254,7 @@
           </w:tcPr>
           <w:p>
             <w:pPr>
+              <w:keepNext w:val="false"/>
               <w:spacing w:after="40" w:before="0"/>
               <w:jc w:val="left"/>
             </w:pPr>
@@ -10074,6 +10287,7 @@
           </w:tcPr>
           <w:p>
             <w:pPr>
+              <w:keepNext w:val="false"/>
               <w:spacing w:after="40" w:before="0"/>
               <w:jc w:val="left"/>
             </w:pPr>
@@ -10106,6 +10320,7 @@
           </w:tcPr>
           <w:p>
             <w:pPr>
+              <w:keepNext w:val="false"/>
               <w:spacing w:after="40" w:before="0"/>
               <w:jc w:val="left"/>
             </w:pPr>
@@ -10138,6 +10353,7 @@
           </w:tcPr>
           <w:p>
             <w:pPr>
+              <w:keepNext w:val="false"/>
               <w:spacing w:after="40" w:before="0"/>
               <w:jc w:val="left"/>
             </w:pPr>
@@ -10172,6 +10388,7 @@
           </w:tcPr>
           <w:p>
             <w:pPr>
+              <w:keepNext w:val="false"/>
               <w:spacing w:after="40" w:before="0"/>
               <w:jc w:val="left"/>
             </w:pPr>
@@ -10209,7 +10426,7 @@
             <w:pPr>
               <w:spacing w:after="20" w:before="0"/>
             </w:pPr>
-            <w:hyperlink w:history="1" r:id="rIdxdnmcy1jdeomvjolzop-n">
+            <w:hyperlink w:history="1" r:id="rIdtxyvkf-fw3p88u490vilr">
               <w:r>
                 <w:rPr>
                   <w:rFonts w:ascii="Arial" w:cs="Arial" w:eastAsia="Arial" w:hAnsi="Arial"/>
@@ -10258,7 +10475,7 @@
               <w:spacing w:after="10" w:before="0"/>
               <w:ind w:left="120"/>
             </w:pPr>
-            <w:hyperlink w:history="1" r:id="rIdle4yylhqsb4r-xhfssflq">
+            <w:hyperlink w:history="1" r:id="rIdkvkgoex-3zv91vaabcabb">
               <w:r>
                 <w:rPr>
                   <w:rFonts w:ascii="Arial" w:cs="Arial" w:eastAsia="Arial" w:hAnsi="Arial"/>
@@ -10303,7 +10520,7 @@
             <w:pPr>
               <w:spacing w:after="20" w:before="0"/>
             </w:pPr>
-            <w:hyperlink w:history="1" r:id="rIdfcty7z0csmioxekes_u8a">
+            <w:hyperlink w:history="1" r:id="rIdkkzcjtabwxmw1jhisowwf">
               <w:r>
                 <w:rPr>
                   <w:rFonts w:ascii="Arial" w:cs="Arial" w:eastAsia="Arial" w:hAnsi="Arial"/>
@@ -10352,7 +10569,7 @@
               <w:spacing w:after="10" w:before="0"/>
               <w:ind w:left="120"/>
             </w:pPr>
-            <w:hyperlink w:history="1" r:id="rIdtgliib5zlcfsvwso9l-_4">
+            <w:hyperlink w:history="1" r:id="rIdumvkmh0_butz9do5g6dhw">
               <w:r>
                 <w:rPr>
                   <w:rFonts w:ascii="Arial" w:cs="Arial" w:eastAsia="Arial" w:hAnsi="Arial"/>
@@ -10380,6 +10597,7 @@
           </w:tcPr>
           <w:p>
             <w:pPr>
+              <w:keepNext w:val="false"/>
               <w:spacing w:after="40" w:before="0"/>
               <w:jc w:val="left"/>
             </w:pPr>
@@ -10412,6 +10630,7 @@
           </w:tcPr>
           <w:p>
             <w:pPr>
+              <w:keepNext w:val="false"/>
               <w:spacing w:after="40" w:before="0"/>
               <w:jc w:val="left"/>
             </w:pPr>
@@ -10444,6 +10663,7 @@
           </w:tcPr>
           <w:p>
             <w:pPr>
+              <w:keepNext w:val="false"/>
               <w:spacing w:after="40" w:before="0"/>
               <w:jc w:val="left"/>
             </w:pPr>
@@ -10476,6 +10696,7 @@
           </w:tcPr>
           <w:p>
             <w:pPr>
+              <w:keepNext w:val="false"/>
               <w:spacing w:after="40" w:before="0"/>
               <w:jc w:val="left"/>
             </w:pPr>
@@ -10510,6 +10731,7 @@
           </w:tcPr>
           <w:p>
             <w:pPr>
+              <w:keepNext w:val="false"/>
               <w:spacing w:after="40" w:before="0"/>
               <w:jc w:val="left"/>
             </w:pPr>
@@ -10547,7 +10769,7 @@
             <w:pPr>
               <w:spacing w:after="20" w:before="0"/>
             </w:pPr>
-            <w:hyperlink w:history="1" r:id="rId52er02wwooiojepiirdpk">
+            <w:hyperlink w:history="1" r:id="rIdzxuact-itnfb1mkqjknad">
               <w:r>
                 <w:rPr>
                   <w:rFonts w:ascii="Arial" w:cs="Arial" w:eastAsia="Arial" w:hAnsi="Arial"/>
@@ -10580,7 +10802,7 @@
               <w:spacing w:after="10" w:before="0"/>
               <w:ind w:left="120"/>
             </w:pPr>
-            <w:hyperlink w:history="1" r:id="rIdouhniqajzdqqzs235e_u4">
+            <w:hyperlink w:history="1" r:id="rIdyqevt8uexbjzsso8hwusu">
               <w:r>
                 <w:rPr>
                   <w:rFonts w:ascii="Arial" w:cs="Arial" w:eastAsia="Arial" w:hAnsi="Arial"/>
@@ -10625,7 +10847,7 @@
             <w:pPr>
               <w:spacing w:after="20" w:before="0"/>
             </w:pPr>
-            <w:hyperlink w:history="1" r:id="rIdieanfkvz_ooycr6wbw7z-">
+            <w:hyperlink w:history="1" r:id="rId9j4e6eio7g8odztjdfx96">
               <w:r>
                 <w:rPr>
                   <w:rFonts w:ascii="Arial" w:cs="Arial" w:eastAsia="Arial" w:hAnsi="Arial"/>
@@ -10674,7 +10896,7 @@
               <w:spacing w:after="10" w:before="0"/>
               <w:ind w:left="120"/>
             </w:pPr>
-            <w:hyperlink w:history="1" r:id="rIdr4u9a7qekyobcgns_zmlj">
+            <w:hyperlink w:history="1" r:id="rId4hv8rdldwqqxhsssobtvl">
               <w:r>
                 <w:rPr>
                   <w:rFonts w:ascii="Arial" w:cs="Arial" w:eastAsia="Arial" w:hAnsi="Arial"/>
@@ -10702,6 +10924,7 @@
           </w:tcPr>
           <w:p>
             <w:pPr>
+              <w:keepNext w:val="false"/>
               <w:spacing w:after="40" w:before="0"/>
               <w:jc w:val="left"/>
             </w:pPr>
@@ -10734,6 +10957,7 @@
           </w:tcPr>
           <w:p>
             <w:pPr>
+              <w:keepNext w:val="false"/>
               <w:spacing w:after="40" w:before="0"/>
               <w:jc w:val="left"/>
             </w:pPr>
@@ -10766,6 +10990,7 @@
           </w:tcPr>
           <w:p>
             <w:pPr>
+              <w:keepNext w:val="false"/>
               <w:spacing w:after="40" w:before="0"/>
               <w:jc w:val="left"/>
             </w:pPr>
@@ -10798,6 +11023,7 @@
           </w:tcPr>
           <w:p>
             <w:pPr>
+              <w:keepNext w:val="false"/>
               <w:spacing w:after="40" w:before="0"/>
               <w:jc w:val="left"/>
             </w:pPr>
@@ -10857,6 +11083,7 @@
           </w:tcPr>
           <w:p>
             <w:pPr>
+              <w:keepNext w:val="false"/>
               <w:spacing w:after="40" w:before="0"/>
               <w:jc w:val="center"/>
             </w:pPr>
@@ -10891,6 +11118,7 @@
           </w:tcPr>
           <w:p>
             <w:pPr>
+              <w:keepNext w:val="false"/>
               <w:spacing w:after="40" w:before="0"/>
               <w:jc w:val="left"/>
             </w:pPr>
@@ -10952,6 +11180,7 @@
           </w:tcPr>
           <w:p>
             <w:pPr>
+              <w:keepNext w:val="false"/>
               <w:spacing w:after="40" w:before="0"/>
               <w:jc w:val="center"/>
             </w:pPr>
@@ -10986,6 +11215,7 @@
           </w:tcPr>
           <w:p>
             <w:pPr>
+              <w:keepNext w:val="false"/>
               <w:spacing w:after="40" w:before="0"/>
               <w:jc w:val="left"/>
             </w:pPr>
@@ -11018,6 +11248,7 @@
           </w:tcPr>
           <w:p>
             <w:pPr>
+              <w:keepNext w:val="false"/>
               <w:spacing w:after="40" w:before="0"/>
               <w:jc w:val="left"/>
             </w:pPr>
@@ -11052,6 +11283,7 @@
           </w:tcPr>
           <w:p>
             <w:pPr>
+              <w:keepNext w:val="false"/>
               <w:spacing w:after="40" w:before="0"/>
               <w:jc w:val="left"/>
             </w:pPr>
@@ -11084,6 +11316,7 @@
           </w:tcPr>
           <w:p>
             <w:pPr>
+              <w:keepNext w:val="false"/>
               <w:spacing w:after="40" w:before="0"/>
               <w:jc w:val="left"/>
             </w:pPr>
@@ -11118,6 +11351,7 @@
           </w:tcPr>
           <w:p>
             <w:pPr>
+              <w:keepNext w:val="false"/>
               <w:spacing w:after="40" w:before="0"/>
               <w:jc w:val="left"/>
             </w:pPr>
@@ -11150,6 +11384,7 @@
           </w:tcPr>
           <w:p>
             <w:pPr>
+              <w:keepNext w:val="false"/>
               <w:spacing w:after="40" w:before="0"/>
               <w:jc w:val="left"/>
             </w:pPr>
@@ -11186,7 +11421,7 @@
         </w:rPr>
         <w:t xml:space="preserve">© 2026 SeaVuria and ARES. Aligned with KICD objectives. Developed by SeaVuria; technical implementation by ARES (with AI assistance from Claude). Licensed under </w:t>
       </w:r>
-      <w:hyperlink w:history="1" r:id="rIdatbmhcko4bbr4um7khn46">
+      <w:hyperlink w:history="1" r:id="rId_oedfeqhecicgixuphyem">
         <w:r>
           <w:rPr>
             <w:rFonts w:ascii="Arial" w:cs="Arial" w:eastAsia="Arial" w:hAnsi="Arial"/>
@@ -11207,7 +11442,7 @@
         </w:rPr>
         <w:t xml:space="preserve"> (</w:t>
       </w:r>
-      <w:hyperlink w:history="1" r:id="rIdss69t2la2nrwkgqm4e89s">
+      <w:hyperlink w:history="1" r:id="rIdneyidfuoekxiqbzhpzizc">
         <w:r>
           <w:rPr>
             <w:rFonts w:ascii="Arial" w:cs="Arial" w:eastAsia="Arial" w:hAnsi="Arial"/>
@@ -11267,6 +11502,7 @@
           </w:tcPr>
           <w:p>
             <w:pPr>
+              <w:keepNext w:val="false"/>
               <w:spacing w:after="40" w:before="0"/>
               <w:jc w:val="center"/>
             </w:pPr>
@@ -11302,6 +11538,7 @@
           </w:tcPr>
           <w:p>
             <w:pPr>
+              <w:keepNext w:val="false"/>
               <w:spacing w:after="40" w:before="0"/>
               <w:jc w:val="center"/>
             </w:pPr>
@@ -11336,6 +11573,7 @@
           </w:tcPr>
           <w:p>
             <w:pPr>
+              <w:keepNext w:val="false"/>
               <w:spacing w:after="40" w:before="0"/>
               <w:jc w:val="left"/>
             </w:pPr>
@@ -11368,6 +11606,7 @@
           </w:tcPr>
           <w:p>
             <w:pPr>
+              <w:keepNext w:val="false"/>
               <w:spacing w:after="40" w:before="0"/>
               <w:jc w:val="left"/>
             </w:pPr>
@@ -11402,6 +11641,7 @@
           </w:tcPr>
           <w:p>
             <w:pPr>
+              <w:keepNext w:val="false"/>
               <w:spacing w:after="40" w:before="0"/>
               <w:jc w:val="left"/>
             </w:pPr>
@@ -11434,6 +11674,7 @@
           </w:tcPr>
           <w:p>
             <w:pPr>
+              <w:keepNext w:val="false"/>
               <w:spacing w:after="40" w:before="0"/>
               <w:jc w:val="left"/>
             </w:pPr>
@@ -11468,6 +11709,7 @@
           </w:tcPr>
           <w:p>
             <w:pPr>
+              <w:keepNext w:val="false"/>
               <w:spacing w:after="40" w:before="0"/>
               <w:jc w:val="left"/>
             </w:pPr>
@@ -11500,6 +11742,7 @@
           </w:tcPr>
           <w:p>
             <w:pPr>
+              <w:keepNext w:val="false"/>
               <w:spacing w:after="40" w:before="0"/>
               <w:jc w:val="left"/>
             </w:pPr>
@@ -11534,6 +11777,7 @@
           </w:tcPr>
           <w:p>
             <w:pPr>
+              <w:keepNext w:val="false"/>
               <w:spacing w:after="40" w:before="0"/>
               <w:jc w:val="left"/>
             </w:pPr>
@@ -11566,6 +11810,7 @@
           </w:tcPr>
           <w:p>
             <w:pPr>
+              <w:keepNext w:val="false"/>
               <w:spacing w:after="40" w:before="0"/>
               <w:jc w:val="left"/>
             </w:pPr>
@@ -11600,6 +11845,7 @@
           </w:tcPr>
           <w:p>
             <w:pPr>
+              <w:keepNext w:val="false"/>
               <w:spacing w:after="40" w:before="0"/>
               <w:jc w:val="left"/>
             </w:pPr>
@@ -11632,6 +11878,7 @@
           </w:tcPr>
           <w:p>
             <w:pPr>
+              <w:keepNext w:val="false"/>
               <w:spacing w:after="40" w:before="0"/>
               <w:jc w:val="left"/>
             </w:pPr>
@@ -11666,6 +11913,7 @@
           </w:tcPr>
           <w:p>
             <w:pPr>
+              <w:keepNext w:val="false"/>
               <w:spacing w:after="40" w:before="0"/>
               <w:jc w:val="left"/>
             </w:pPr>
@@ -11698,6 +11946,7 @@
           </w:tcPr>
           <w:p>
             <w:pPr>
+              <w:keepNext w:val="false"/>
               <w:spacing w:after="40" w:before="0"/>
               <w:jc w:val="left"/>
             </w:pPr>
@@ -11732,6 +11981,7 @@
           </w:tcPr>
           <w:p>
             <w:pPr>
+              <w:keepNext w:val="false"/>
               <w:spacing w:after="40" w:before="0"/>
               <w:jc w:val="left"/>
             </w:pPr>
@@ -11764,6 +12014,7 @@
           </w:tcPr>
           <w:p>
             <w:pPr>
+              <w:keepNext w:val="false"/>
               <w:spacing w:after="40" w:before="0"/>
               <w:jc w:val="left"/>
             </w:pPr>
@@ -11798,6 +12049,7 @@
           </w:tcPr>
           <w:p>
             <w:pPr>
+              <w:keepNext w:val="false"/>
               <w:spacing w:after="40" w:before="0"/>
               <w:jc w:val="left"/>
             </w:pPr>
@@ -11830,6 +12082,7 @@
           </w:tcPr>
           <w:p>
             <w:pPr>
+              <w:keepNext w:val="false"/>
               <w:spacing w:after="40" w:before="0"/>
               <w:jc w:val="left"/>
             </w:pPr>
@@ -11889,6 +12142,7 @@
           </w:tcPr>
           <w:p>
             <w:pPr>
+              <w:keepNext w:val="false"/>
               <w:spacing w:after="40" w:before="0"/>
               <w:jc w:val="center"/>
             </w:pPr>
@@ -11923,6 +12177,7 @@
           </w:tcPr>
           <w:p>
             <w:pPr>
+              <w:keepNext w:val="false"/>
               <w:spacing w:after="40" w:before="0"/>
               <w:jc w:val="left"/>
             </w:pPr>
@@ -11987,6 +12242,7 @@
           </w:tcPr>
           <w:p>
             <w:pPr>
+              <w:keepNext w:val="false"/>
               <w:spacing w:after="40" w:before="0"/>
               <w:jc w:val="center"/>
             </w:pPr>
@@ -12021,6 +12277,7 @@
           </w:tcPr>
           <w:p>
             <w:pPr>
+              <w:keepNext w:val="false"/>
               <w:spacing w:after="40" w:before="0"/>
               <w:jc w:val="left"/>
             </w:pPr>
@@ -12053,6 +12310,7 @@
           </w:tcPr>
           <w:p>
             <w:pPr>
+              <w:keepNext w:val="false"/>
               <w:spacing w:after="40" w:before="0"/>
               <w:jc w:val="left"/>
             </w:pPr>
@@ -12085,6 +12343,7 @@
           </w:tcPr>
           <w:p>
             <w:pPr>
+              <w:keepNext w:val="false"/>
               <w:spacing w:after="40" w:before="0"/>
               <w:jc w:val="left"/>
             </w:pPr>
@@ -12117,6 +12376,7 @@
           </w:tcPr>
           <w:p>
             <w:pPr>
+              <w:keepNext w:val="false"/>
               <w:spacing w:after="40" w:before="0"/>
               <w:jc w:val="left"/>
             </w:pPr>
@@ -12149,6 +12409,7 @@
           </w:tcPr>
           <w:p>
             <w:pPr>
+              <w:keepNext w:val="false"/>
               <w:spacing w:after="40" w:before="0"/>
               <w:jc w:val="left"/>
             </w:pPr>
@@ -12183,6 +12444,7 @@
           </w:tcPr>
           <w:p>
             <w:pPr>
+              <w:keepNext w:val="false"/>
               <w:spacing w:after="40" w:before="0"/>
               <w:jc w:val="left"/>
             </w:pPr>
@@ -12237,7 +12499,7 @@
               <w:spacing w:after="10" w:before="0"/>
               <w:ind w:left="120"/>
             </w:pPr>
-            <w:hyperlink w:history="1" r:id="rIdll6-lotpsk4a9rt3adibb">
+            <w:hyperlink w:history="1" r:id="rIdvnycfbe2sbhmp53c9olsa">
               <w:r>
                 <w:rPr>
                   <w:rFonts w:ascii="Arial" w:cs="Arial" w:eastAsia="Arial" w:hAnsi="Arial"/>
@@ -12314,7 +12576,7 @@
               <w:spacing w:after="10" w:before="0"/>
               <w:ind w:left="120"/>
             </w:pPr>
-            <w:hyperlink w:history="1" r:id="rId6dwyn_ycxyt0b-4momedr">
+            <w:hyperlink w:history="1" r:id="rId3kotzywu1nis8_2y-ktnn">
               <w:r>
                 <w:rPr>
                   <w:rFonts w:ascii="Arial" w:cs="Arial" w:eastAsia="Arial" w:hAnsi="Arial"/>
@@ -12357,6 +12619,7 @@
           </w:tcPr>
           <w:p>
             <w:pPr>
+              <w:keepNext w:val="false"/>
               <w:spacing w:after="40" w:before="0"/>
               <w:jc w:val="left"/>
             </w:pPr>
@@ -12389,6 +12652,7 @@
           </w:tcPr>
           <w:p>
             <w:pPr>
+              <w:keepNext w:val="false"/>
               <w:spacing w:after="40" w:before="0"/>
               <w:jc w:val="left"/>
             </w:pPr>
@@ -12421,6 +12685,7 @@
           </w:tcPr>
           <w:p>
             <w:pPr>
+              <w:keepNext w:val="false"/>
               <w:spacing w:after="40" w:before="0"/>
               <w:jc w:val="left"/>
             </w:pPr>
@@ -12453,6 +12718,7 @@
           </w:tcPr>
           <w:p>
             <w:pPr>
+              <w:keepNext w:val="false"/>
               <w:spacing w:after="40" w:before="0"/>
               <w:jc w:val="left"/>
             </w:pPr>
@@ -12487,6 +12753,7 @@
           </w:tcPr>
           <w:p>
             <w:pPr>
+              <w:keepNext w:val="false"/>
               <w:spacing w:after="40" w:before="0"/>
               <w:jc w:val="left"/>
             </w:pPr>
@@ -12541,7 +12808,7 @@
               <w:spacing w:after="10" w:before="0"/>
               <w:ind w:left="120"/>
             </w:pPr>
-            <w:hyperlink w:history="1" r:id="rId-o5nneattjuvqtbe1h0o5">
+            <w:hyperlink w:history="1" r:id="rId1za-ooejcstt-pmxchq_m">
               <w:r>
                 <w:rPr>
                   <w:rFonts w:ascii="Arial" w:cs="Arial" w:eastAsia="Arial" w:hAnsi="Arial"/>
@@ -12618,7 +12885,7 @@
               <w:spacing w:after="10" w:before="0"/>
               <w:ind w:left="120"/>
             </w:pPr>
-            <w:hyperlink w:history="1" r:id="rIdfw4rqhwaahijkhbymnlc6">
+            <w:hyperlink w:history="1" r:id="rIdcbbp9qcvvih6d7nmpa05h">
               <w:r>
                 <w:rPr>
                   <w:rFonts w:ascii="Arial" w:cs="Arial" w:eastAsia="Arial" w:hAnsi="Arial"/>
@@ -12661,6 +12928,7 @@
           </w:tcPr>
           <w:p>
             <w:pPr>
+              <w:keepNext w:val="false"/>
               <w:spacing w:after="40" w:before="0"/>
               <w:jc w:val="left"/>
             </w:pPr>
@@ -12693,6 +12961,7 @@
           </w:tcPr>
           <w:p>
             <w:pPr>
+              <w:keepNext w:val="false"/>
               <w:spacing w:after="40" w:before="0"/>
               <w:jc w:val="left"/>
             </w:pPr>
@@ -12725,6 +12994,7 @@
           </w:tcPr>
           <w:p>
             <w:pPr>
+              <w:keepNext w:val="false"/>
               <w:spacing w:after="40" w:before="0"/>
               <w:jc w:val="left"/>
             </w:pPr>
@@ -12757,6 +13027,7 @@
           </w:tcPr>
           <w:p>
             <w:pPr>
+              <w:keepNext w:val="false"/>
               <w:spacing w:after="40" w:before="0"/>
               <w:jc w:val="left"/>
             </w:pPr>
@@ -12791,6 +13062,7 @@
           </w:tcPr>
           <w:p>
             <w:pPr>
+              <w:keepNext w:val="false"/>
               <w:spacing w:after="40" w:before="0"/>
               <w:jc w:val="left"/>
             </w:pPr>
@@ -12845,7 +13117,7 @@
               <w:spacing w:after="10" w:before="0"/>
               <w:ind w:left="120"/>
             </w:pPr>
-            <w:hyperlink w:history="1" r:id="rIdolsitgngzthpmnzag1aip">
+            <w:hyperlink w:history="1" r:id="rIdqn6uwjz6d7qvl5iqcxvsz">
               <w:r>
                 <w:rPr>
                   <w:rFonts w:ascii="Arial" w:cs="Arial" w:eastAsia="Arial" w:hAnsi="Arial"/>
@@ -12922,7 +13194,7 @@
               <w:spacing w:after="10" w:before="0"/>
               <w:ind w:left="120"/>
             </w:pPr>
-            <w:hyperlink w:history="1" r:id="rIdka3s31zitwd08akf0hrwo">
+            <w:hyperlink w:history="1" r:id="rIdyszrohgfz27i1jjtw_7ts">
               <w:r>
                 <w:rPr>
                   <w:rFonts w:ascii="Arial" w:cs="Arial" w:eastAsia="Arial" w:hAnsi="Arial"/>
@@ -12965,6 +13237,7 @@
           </w:tcPr>
           <w:p>
             <w:pPr>
+              <w:keepNext w:val="false"/>
               <w:spacing w:after="40" w:before="0"/>
               <w:jc w:val="left"/>
             </w:pPr>
@@ -12997,6 +13270,7 @@
           </w:tcPr>
           <w:p>
             <w:pPr>
+              <w:keepNext w:val="false"/>
               <w:spacing w:after="40" w:before="0"/>
               <w:jc w:val="left"/>
             </w:pPr>
@@ -13029,6 +13303,7 @@
           </w:tcPr>
           <w:p>
             <w:pPr>
+              <w:keepNext w:val="false"/>
               <w:spacing w:after="40" w:before="0"/>
               <w:jc w:val="left"/>
             </w:pPr>
@@ -13061,6 +13336,7 @@
           </w:tcPr>
           <w:p>
             <w:pPr>
+              <w:keepNext w:val="false"/>
               <w:spacing w:after="40" w:before="0"/>
               <w:jc w:val="left"/>
             </w:pPr>
@@ -13095,6 +13371,7 @@
           </w:tcPr>
           <w:p>
             <w:pPr>
+              <w:keepNext w:val="false"/>
               <w:spacing w:after="40" w:before="0"/>
               <w:jc w:val="left"/>
             </w:pPr>
@@ -13149,7 +13426,7 @@
               <w:spacing w:after="10" w:before="0"/>
               <w:ind w:left="120"/>
             </w:pPr>
-            <w:hyperlink w:history="1" r:id="rIdxjjiqwjsouqjjwvc-f7eb">
+            <w:hyperlink w:history="1" r:id="rIddoxbmcnbvmzrlmvn9999x">
               <w:r>
                 <w:rPr>
                   <w:rFonts w:ascii="Arial" w:cs="Arial" w:eastAsia="Arial" w:hAnsi="Arial"/>
@@ -13226,7 +13503,7 @@
               <w:spacing w:after="10" w:before="0"/>
               <w:ind w:left="120"/>
             </w:pPr>
-            <w:hyperlink w:history="1" r:id="rIdwasjry8p0mr7wm1xjkgeo">
+            <w:hyperlink w:history="1" r:id="rIdgourfhnuuo1xxurmi_cz2">
               <w:r>
                 <w:rPr>
                   <w:rFonts w:ascii="Arial" w:cs="Arial" w:eastAsia="Arial" w:hAnsi="Arial"/>
@@ -13269,6 +13546,7 @@
           </w:tcPr>
           <w:p>
             <w:pPr>
+              <w:keepNext w:val="false"/>
               <w:spacing w:after="40" w:before="0"/>
               <w:jc w:val="left"/>
             </w:pPr>
@@ -13301,6 +13579,7 @@
           </w:tcPr>
           <w:p>
             <w:pPr>
+              <w:keepNext w:val="false"/>
               <w:spacing w:after="40" w:before="0"/>
               <w:jc w:val="left"/>
             </w:pPr>
@@ -13333,6 +13612,7 @@
           </w:tcPr>
           <w:p>
             <w:pPr>
+              <w:keepNext w:val="false"/>
               <w:spacing w:after="40" w:before="0"/>
               <w:jc w:val="left"/>
             </w:pPr>
@@ -13365,6 +13645,7 @@
           </w:tcPr>
           <w:p>
             <w:pPr>
+              <w:keepNext w:val="false"/>
               <w:spacing w:after="40" w:before="0"/>
               <w:jc w:val="left"/>
             </w:pPr>
@@ -13399,6 +13680,7 @@
           </w:tcPr>
           <w:p>
             <w:pPr>
+              <w:keepNext w:val="false"/>
               <w:spacing w:after="40" w:before="0"/>
               <w:jc w:val="left"/>
             </w:pPr>
@@ -13453,7 +13735,7 @@
               <w:spacing w:after="10" w:before="0"/>
               <w:ind w:left="120"/>
             </w:pPr>
-            <w:hyperlink w:history="1" r:id="rIdsgetcyjwbweyo7tkje3gi">
+            <w:hyperlink w:history="1" r:id="rIdmkvyz6-krizstm0m_1da9">
               <w:r>
                 <w:rPr>
                   <w:rFonts w:ascii="Arial" w:cs="Arial" w:eastAsia="Arial" w:hAnsi="Arial"/>
@@ -13530,7 +13812,7 @@
               <w:spacing w:after="10" w:before="0"/>
               <w:ind w:left="120"/>
             </w:pPr>
-            <w:hyperlink w:history="1" r:id="rIdepsbhshv9yb-4q5du8pqv">
+            <w:hyperlink w:history="1" r:id="rId8facms63yfwyxxn8slwjn">
               <w:r>
                 <w:rPr>
                   <w:rFonts w:ascii="Arial" w:cs="Arial" w:eastAsia="Arial" w:hAnsi="Arial"/>
@@ -13573,6 +13855,7 @@
           </w:tcPr>
           <w:p>
             <w:pPr>
+              <w:keepNext w:val="false"/>
               <w:spacing w:after="40" w:before="0"/>
               <w:jc w:val="left"/>
             </w:pPr>
@@ -13605,6 +13888,7 @@
           </w:tcPr>
           <w:p>
             <w:pPr>
+              <w:keepNext w:val="false"/>
               <w:spacing w:after="40" w:before="0"/>
               <w:jc w:val="left"/>
             </w:pPr>
@@ -13637,6 +13921,7 @@
           </w:tcPr>
           <w:p>
             <w:pPr>
+              <w:keepNext w:val="false"/>
               <w:spacing w:after="40" w:before="0"/>
               <w:jc w:val="left"/>
             </w:pPr>
@@ -13669,6 +13954,7 @@
           </w:tcPr>
           <w:p>
             <w:pPr>
+              <w:keepNext w:val="false"/>
               <w:spacing w:after="40" w:before="0"/>
               <w:jc w:val="left"/>
             </w:pPr>
@@ -13728,6 +14014,7 @@
           </w:tcPr>
           <w:p>
             <w:pPr>
+              <w:keepNext w:val="false"/>
               <w:spacing w:after="40" w:before="0"/>
               <w:jc w:val="center"/>
             </w:pPr>
@@ -13762,6 +14049,7 @@
           </w:tcPr>
           <w:p>
             <w:pPr>
+              <w:keepNext w:val="false"/>
               <w:spacing w:after="40" w:before="0"/>
               <w:jc w:val="left"/>
             </w:pPr>
@@ -13823,6 +14111,7 @@
           </w:tcPr>
           <w:p>
             <w:pPr>
+              <w:keepNext w:val="false"/>
               <w:spacing w:after="40" w:before="0"/>
               <w:jc w:val="center"/>
             </w:pPr>
@@ -13857,6 +14146,7 @@
           </w:tcPr>
           <w:p>
             <w:pPr>
+              <w:keepNext w:val="false"/>
               <w:spacing w:after="40" w:before="0"/>
               <w:jc w:val="left"/>
             </w:pPr>
@@ -13889,6 +14179,7 @@
           </w:tcPr>
           <w:p>
             <w:pPr>
+              <w:keepNext w:val="false"/>
               <w:spacing w:after="40" w:before="0"/>
               <w:jc w:val="left"/>
             </w:pPr>
@@ -13923,6 +14214,7 @@
           </w:tcPr>
           <w:p>
             <w:pPr>
+              <w:keepNext w:val="false"/>
               <w:spacing w:after="40" w:before="0"/>
               <w:jc w:val="left"/>
             </w:pPr>
@@ -13955,6 +14247,7 @@
           </w:tcPr>
           <w:p>
             <w:pPr>
+              <w:keepNext w:val="false"/>
               <w:spacing w:after="40" w:before="0"/>
               <w:jc w:val="left"/>
             </w:pPr>
@@ -13989,6 +14282,7 @@
           </w:tcPr>
           <w:p>
             <w:pPr>
+              <w:keepNext w:val="false"/>
               <w:spacing w:after="40" w:before="0"/>
               <w:jc w:val="left"/>
             </w:pPr>
@@ -14021,6 +14315,7 @@
           </w:tcPr>
           <w:p>
             <w:pPr>
+              <w:keepNext w:val="false"/>
               <w:spacing w:after="40" w:before="0"/>
               <w:jc w:val="left"/>
             </w:pPr>
@@ -14057,7 +14352,7 @@
         </w:rPr>
         <w:t xml:space="preserve">© 2026 SeaVuria and ARES. Aligned with KICD objectives. Developed by SeaVuria; technical implementation by ARES (with AI assistance from Claude). Licensed under </w:t>
       </w:r>
-      <w:hyperlink w:history="1" r:id="rIdfiwht5ypcnmcaheax3ivn">
+      <w:hyperlink w:history="1" r:id="rId9oyju2gjj0c95gba7mk5a">
         <w:r>
           <w:rPr>
             <w:rFonts w:ascii="Arial" w:cs="Arial" w:eastAsia="Arial" w:hAnsi="Arial"/>
@@ -14078,7 +14373,7 @@
         </w:rPr>
         <w:t xml:space="preserve"> (</w:t>
       </w:r>
-      <w:hyperlink w:history="1" r:id="rIdshco5wjowtamxazjoj78v">
+      <w:hyperlink w:history="1" r:id="rId-fmskxe6dugcerbrah-pf">
         <w:r>
           <w:rPr>
             <w:rFonts w:ascii="Arial" w:cs="Arial" w:eastAsia="Arial" w:hAnsi="Arial"/>
@@ -14138,6 +14433,7 @@
           </w:tcPr>
           <w:p>
             <w:pPr>
+              <w:keepNext w:val="false"/>
               <w:spacing w:after="40" w:before="0"/>
               <w:jc w:val="center"/>
             </w:pPr>
@@ -14173,6 +14469,7 @@
           </w:tcPr>
           <w:p>
             <w:pPr>
+              <w:keepNext w:val="false"/>
               <w:spacing w:after="40" w:before="0"/>
               <w:jc w:val="center"/>
             </w:pPr>
@@ -14207,6 +14504,7 @@
           </w:tcPr>
           <w:p>
             <w:pPr>
+              <w:keepNext w:val="false"/>
               <w:spacing w:after="40" w:before="0"/>
               <w:jc w:val="left"/>
             </w:pPr>
@@ -14239,6 +14537,7 @@
           </w:tcPr>
           <w:p>
             <w:pPr>
+              <w:keepNext w:val="false"/>
               <w:spacing w:after="40" w:before="0"/>
               <w:jc w:val="left"/>
             </w:pPr>
@@ -14273,6 +14572,7 @@
           </w:tcPr>
           <w:p>
             <w:pPr>
+              <w:keepNext w:val="false"/>
               <w:spacing w:after="40" w:before="0"/>
               <w:jc w:val="left"/>
             </w:pPr>
@@ -14305,6 +14605,7 @@
           </w:tcPr>
           <w:p>
             <w:pPr>
+              <w:keepNext w:val="false"/>
               <w:spacing w:after="40" w:before="0"/>
               <w:jc w:val="left"/>
             </w:pPr>
@@ -14339,6 +14640,7 @@
           </w:tcPr>
           <w:p>
             <w:pPr>
+              <w:keepNext w:val="false"/>
               <w:spacing w:after="40" w:before="0"/>
               <w:jc w:val="left"/>
             </w:pPr>
@@ -14371,6 +14673,7 @@
           </w:tcPr>
           <w:p>
             <w:pPr>
+              <w:keepNext w:val="false"/>
               <w:spacing w:after="40" w:before="0"/>
               <w:jc w:val="left"/>
             </w:pPr>
@@ -14405,6 +14708,7 @@
           </w:tcPr>
           <w:p>
             <w:pPr>
+              <w:keepNext w:val="false"/>
               <w:spacing w:after="40" w:before="0"/>
               <w:jc w:val="left"/>
             </w:pPr>
@@ -14437,6 +14741,7 @@
           </w:tcPr>
           <w:p>
             <w:pPr>
+              <w:keepNext w:val="false"/>
               <w:spacing w:after="40" w:before="0"/>
               <w:jc w:val="left"/>
             </w:pPr>
@@ -14471,6 +14776,7 @@
           </w:tcPr>
           <w:p>
             <w:pPr>
+              <w:keepNext w:val="false"/>
               <w:spacing w:after="40" w:before="0"/>
               <w:jc w:val="left"/>
             </w:pPr>
@@ -14503,6 +14809,7 @@
           </w:tcPr>
           <w:p>
             <w:pPr>
+              <w:keepNext w:val="false"/>
               <w:spacing w:after="40" w:before="0"/>
               <w:jc w:val="left"/>
             </w:pPr>
@@ -14537,6 +14844,7 @@
           </w:tcPr>
           <w:p>
             <w:pPr>
+              <w:keepNext w:val="false"/>
               <w:spacing w:after="40" w:before="0"/>
               <w:jc w:val="left"/>
             </w:pPr>
@@ -14569,6 +14877,7 @@
           </w:tcPr>
           <w:p>
             <w:pPr>
+              <w:keepNext w:val="false"/>
               <w:spacing w:after="40" w:before="0"/>
               <w:jc w:val="left"/>
             </w:pPr>
@@ -14603,6 +14912,7 @@
           </w:tcPr>
           <w:p>
             <w:pPr>
+              <w:keepNext w:val="false"/>
               <w:spacing w:after="40" w:before="0"/>
               <w:jc w:val="left"/>
             </w:pPr>
@@ -14635,6 +14945,7 @@
           </w:tcPr>
           <w:p>
             <w:pPr>
+              <w:keepNext w:val="false"/>
               <w:spacing w:after="40" w:before="0"/>
               <w:jc w:val="left"/>
             </w:pPr>
@@ -14669,6 +14980,7 @@
           </w:tcPr>
           <w:p>
             <w:pPr>
+              <w:keepNext w:val="false"/>
               <w:spacing w:after="40" w:before="0"/>
               <w:jc w:val="left"/>
             </w:pPr>
@@ -14701,6 +15013,7 @@
           </w:tcPr>
           <w:p>
             <w:pPr>
+              <w:keepNext w:val="false"/>
               <w:spacing w:after="40" w:before="0"/>
               <w:jc w:val="left"/>
             </w:pPr>
@@ -14760,6 +15073,7 @@
           </w:tcPr>
           <w:p>
             <w:pPr>
+              <w:keepNext w:val="false"/>
               <w:spacing w:after="40" w:before="0"/>
               <w:jc w:val="center"/>
             </w:pPr>
@@ -14794,6 +15108,7 @@
           </w:tcPr>
           <w:p>
             <w:pPr>
+              <w:keepNext w:val="false"/>
               <w:spacing w:after="40" w:before="0"/>
               <w:jc w:val="left"/>
             </w:pPr>
@@ -14858,6 +15173,7 @@
           </w:tcPr>
           <w:p>
             <w:pPr>
+              <w:keepNext w:val="false"/>
               <w:spacing w:after="40" w:before="0"/>
               <w:jc w:val="center"/>
             </w:pPr>
@@ -14892,6 +15208,7 @@
           </w:tcPr>
           <w:p>
             <w:pPr>
+              <w:keepNext w:val="false"/>
               <w:spacing w:after="40" w:before="0"/>
               <w:jc w:val="left"/>
             </w:pPr>
@@ -14924,6 +15241,7 @@
           </w:tcPr>
           <w:p>
             <w:pPr>
+              <w:keepNext w:val="false"/>
               <w:spacing w:after="40" w:before="0"/>
               <w:jc w:val="left"/>
             </w:pPr>
@@ -14956,6 +15274,7 @@
           </w:tcPr>
           <w:p>
             <w:pPr>
+              <w:keepNext w:val="false"/>
               <w:spacing w:after="40" w:before="0"/>
               <w:jc w:val="left"/>
             </w:pPr>
@@ -14988,6 +15307,7 @@
           </w:tcPr>
           <w:p>
             <w:pPr>
+              <w:keepNext w:val="false"/>
               <w:spacing w:after="40" w:before="0"/>
               <w:jc w:val="left"/>
             </w:pPr>
@@ -15020,6 +15340,7 @@
           </w:tcPr>
           <w:p>
             <w:pPr>
+              <w:keepNext w:val="false"/>
               <w:spacing w:after="40" w:before="0"/>
               <w:jc w:val="left"/>
             </w:pPr>
@@ -15054,6 +15375,7 @@
           </w:tcPr>
           <w:p>
             <w:pPr>
+              <w:keepNext w:val="false"/>
               <w:spacing w:after="40" w:before="0"/>
               <w:jc w:val="left"/>
             </w:pPr>
@@ -15108,7 +15430,7 @@
               <w:spacing w:after="10" w:before="0"/>
               <w:ind w:left="120"/>
             </w:pPr>
-            <w:hyperlink w:history="1" r:id="rIdkerz05jyyjq47ym0gl04j">
+            <w:hyperlink w:history="1" r:id="rId4bzpjhi0qz5zjpus9ckyv">
               <w:r>
                 <w:rPr>
                   <w:rFonts w:ascii="Arial" w:cs="Arial" w:eastAsia="Arial" w:hAnsi="Arial"/>
@@ -15185,7 +15507,7 @@
               <w:spacing w:after="10" w:before="0"/>
               <w:ind w:left="120"/>
             </w:pPr>
-            <w:hyperlink w:history="1" r:id="rIdov_jhtniztlvhp6_hzxet">
+            <w:hyperlink w:history="1" r:id="rIdtun0c7yywsd9gh3h5rdwp">
               <w:r>
                 <w:rPr>
                   <w:rFonts w:ascii="Arial" w:cs="Arial" w:eastAsia="Arial" w:hAnsi="Arial"/>
@@ -15228,6 +15550,7 @@
           </w:tcPr>
           <w:p>
             <w:pPr>
+              <w:keepNext w:val="false"/>
               <w:spacing w:after="40" w:before="0"/>
               <w:jc w:val="left"/>
             </w:pPr>
@@ -15260,6 +15583,7 @@
           </w:tcPr>
           <w:p>
             <w:pPr>
+              <w:keepNext w:val="false"/>
               <w:spacing w:after="40" w:before="0"/>
               <w:jc w:val="left"/>
             </w:pPr>
@@ -15292,6 +15616,7 @@
           </w:tcPr>
           <w:p>
             <w:pPr>
+              <w:keepNext w:val="false"/>
               <w:spacing w:after="40" w:before="0"/>
               <w:jc w:val="left"/>
             </w:pPr>
@@ -15324,6 +15649,7 @@
           </w:tcPr>
           <w:p>
             <w:pPr>
+              <w:keepNext w:val="false"/>
               <w:spacing w:after="40" w:before="0"/>
               <w:jc w:val="left"/>
             </w:pPr>
@@ -15358,6 +15684,7 @@
           </w:tcPr>
           <w:p>
             <w:pPr>
+              <w:keepNext w:val="false"/>
               <w:spacing w:after="40" w:before="0"/>
               <w:jc w:val="left"/>
             </w:pPr>
@@ -15412,7 +15739,7 @@
               <w:spacing w:after="10" w:before="0"/>
               <w:ind w:left="120"/>
             </w:pPr>
-            <w:hyperlink w:history="1" r:id="rIduh-mvfglmojjdbq5_9e2m">
+            <w:hyperlink w:history="1" r:id="rIdiiuvajmep4fcdszutvdat">
               <w:r>
                 <w:rPr>
                   <w:rFonts w:ascii="Arial" w:cs="Arial" w:eastAsia="Arial" w:hAnsi="Arial"/>
@@ -15489,7 +15816,7 @@
               <w:spacing w:after="10" w:before="0"/>
               <w:ind w:left="120"/>
             </w:pPr>
-            <w:hyperlink w:history="1" r:id="rIdiczwnal-s0y6klnenh9kb">
+            <w:hyperlink w:history="1" r:id="rIdscdu7g7mfnhbb1ribhype">
               <w:r>
                 <w:rPr>
                   <w:rFonts w:ascii="Arial" w:cs="Arial" w:eastAsia="Arial" w:hAnsi="Arial"/>
@@ -15532,6 +15859,7 @@
           </w:tcPr>
           <w:p>
             <w:pPr>
+              <w:keepNext w:val="false"/>
               <w:spacing w:after="40" w:before="0"/>
               <w:jc w:val="left"/>
             </w:pPr>
@@ -15564,6 +15892,7 @@
           </w:tcPr>
           <w:p>
             <w:pPr>
+              <w:keepNext w:val="false"/>
               <w:spacing w:after="40" w:before="0"/>
               <w:jc w:val="left"/>
             </w:pPr>
@@ -15596,6 +15925,7 @@
           </w:tcPr>
           <w:p>
             <w:pPr>
+              <w:keepNext w:val="false"/>
               <w:spacing w:after="40" w:before="0"/>
               <w:jc w:val="left"/>
             </w:pPr>
@@ -15628,6 +15958,7 @@
           </w:tcPr>
           <w:p>
             <w:pPr>
+              <w:keepNext w:val="false"/>
               <w:spacing w:after="40" w:before="0"/>
               <w:jc w:val="left"/>
             </w:pPr>
@@ -15662,6 +15993,7 @@
           </w:tcPr>
           <w:p>
             <w:pPr>
+              <w:keepNext w:val="false"/>
               <w:spacing w:after="40" w:before="0"/>
               <w:jc w:val="left"/>
             </w:pPr>
@@ -15716,7 +16048,7 @@
               <w:spacing w:after="10" w:before="0"/>
               <w:ind w:left="120"/>
             </w:pPr>
-            <w:hyperlink w:history="1" r:id="rIdj9upszbvvj-hixhisbfdk">
+            <w:hyperlink w:history="1" r:id="rIdn14ukb0yfaabdozb6f7pd">
               <w:r>
                 <w:rPr>
                   <w:rFonts w:ascii="Arial" w:cs="Arial" w:eastAsia="Arial" w:hAnsi="Arial"/>
@@ -15793,7 +16125,7 @@
               <w:spacing w:after="10" w:before="0"/>
               <w:ind w:left="120"/>
             </w:pPr>
-            <w:hyperlink w:history="1" r:id="rIdj4pk-1ync1yfbdl9mwxjr">
+            <w:hyperlink w:history="1" r:id="rIda9mxx7dtgjbullhmrvojk">
               <w:r>
                 <w:rPr>
                   <w:rFonts w:ascii="Arial" w:cs="Arial" w:eastAsia="Arial" w:hAnsi="Arial"/>
@@ -15836,6 +16168,7 @@
           </w:tcPr>
           <w:p>
             <w:pPr>
+              <w:keepNext w:val="false"/>
               <w:spacing w:after="40" w:before="0"/>
               <w:jc w:val="left"/>
             </w:pPr>
@@ -15868,6 +16201,7 @@
           </w:tcPr>
           <w:p>
             <w:pPr>
+              <w:keepNext w:val="false"/>
               <w:spacing w:after="40" w:before="0"/>
               <w:jc w:val="left"/>
             </w:pPr>
@@ -15900,6 +16234,7 @@
           </w:tcPr>
           <w:p>
             <w:pPr>
+              <w:keepNext w:val="false"/>
               <w:spacing w:after="40" w:before="0"/>
               <w:jc w:val="left"/>
             </w:pPr>
@@ -15932,6 +16267,7 @@
           </w:tcPr>
           <w:p>
             <w:pPr>
+              <w:keepNext w:val="false"/>
               <w:spacing w:after="40" w:before="0"/>
               <w:jc w:val="left"/>
             </w:pPr>
@@ -15966,6 +16302,7 @@
           </w:tcPr>
           <w:p>
             <w:pPr>
+              <w:keepNext w:val="false"/>
               <w:spacing w:after="40" w:before="0"/>
               <w:jc w:val="left"/>
             </w:pPr>
@@ -16020,7 +16357,7 @@
               <w:spacing w:after="10" w:before="0"/>
               <w:ind w:left="120"/>
             </w:pPr>
-            <w:hyperlink w:history="1" r:id="rIdkubuzgo3f2ex0euevqsvq">
+            <w:hyperlink w:history="1" r:id="rIddblmvavjq4ixmewerfkom">
               <w:r>
                 <w:rPr>
                   <w:rFonts w:ascii="Arial" w:cs="Arial" w:eastAsia="Arial" w:hAnsi="Arial"/>
@@ -16097,7 +16434,7 @@
               <w:spacing w:after="10" w:before="0"/>
               <w:ind w:left="120"/>
             </w:pPr>
-            <w:hyperlink w:history="1" r:id="rIdxf4skv4oa56-zbwpkzj9c">
+            <w:hyperlink w:history="1" r:id="rIdrwx1r4s4sin3tkmkhuius">
               <w:r>
                 <w:rPr>
                   <w:rFonts w:ascii="Arial" w:cs="Arial" w:eastAsia="Arial" w:hAnsi="Arial"/>
@@ -16140,6 +16477,7 @@
           </w:tcPr>
           <w:p>
             <w:pPr>
+              <w:keepNext w:val="false"/>
               <w:spacing w:after="40" w:before="0"/>
               <w:jc w:val="left"/>
             </w:pPr>
@@ -16172,6 +16510,7 @@
           </w:tcPr>
           <w:p>
             <w:pPr>
+              <w:keepNext w:val="false"/>
               <w:spacing w:after="40" w:before="0"/>
               <w:jc w:val="left"/>
             </w:pPr>
@@ -16204,6 +16543,7 @@
           </w:tcPr>
           <w:p>
             <w:pPr>
+              <w:keepNext w:val="false"/>
               <w:spacing w:after="40" w:before="0"/>
               <w:jc w:val="left"/>
             </w:pPr>
@@ -16236,6 +16576,7 @@
           </w:tcPr>
           <w:p>
             <w:pPr>
+              <w:keepNext w:val="false"/>
               <w:spacing w:after="40" w:before="0"/>
               <w:jc w:val="left"/>
             </w:pPr>
@@ -16270,6 +16611,7 @@
           </w:tcPr>
           <w:p>
             <w:pPr>
+              <w:keepNext w:val="false"/>
               <w:spacing w:after="40" w:before="0"/>
               <w:jc w:val="left"/>
             </w:pPr>
@@ -16324,7 +16666,7 @@
               <w:spacing w:after="10" w:before="0"/>
               <w:ind w:left="120"/>
             </w:pPr>
-            <w:hyperlink w:history="1" r:id="rIdzvkzjwo3sx8igrbcijvdn">
+            <w:hyperlink w:history="1" r:id="rIdl_poqugybhtyp6vqwfuab">
               <w:r>
                 <w:rPr>
                   <w:rFonts w:ascii="Arial" w:cs="Arial" w:eastAsia="Arial" w:hAnsi="Arial"/>
@@ -16401,7 +16743,7 @@
               <w:spacing w:after="10" w:before="0"/>
               <w:ind w:left="120"/>
             </w:pPr>
-            <w:hyperlink w:history="1" r:id="rIdpdyu_vofqklxopwkwnzjc">
+            <w:hyperlink w:history="1" r:id="rIdztl6ijtj4hlaz0xm3c0_6">
               <w:r>
                 <w:rPr>
                   <w:rFonts w:ascii="Arial" w:cs="Arial" w:eastAsia="Arial" w:hAnsi="Arial"/>
@@ -16444,6 +16786,7 @@
           </w:tcPr>
           <w:p>
             <w:pPr>
+              <w:keepNext w:val="false"/>
               <w:spacing w:after="40" w:before="0"/>
               <w:jc w:val="left"/>
             </w:pPr>
@@ -16476,6 +16819,7 @@
           </w:tcPr>
           <w:p>
             <w:pPr>
+              <w:keepNext w:val="false"/>
               <w:spacing w:after="40" w:before="0"/>
               <w:jc w:val="left"/>
             </w:pPr>
@@ -16508,6 +16852,7 @@
           </w:tcPr>
           <w:p>
             <w:pPr>
+              <w:keepNext w:val="false"/>
               <w:spacing w:after="40" w:before="0"/>
               <w:jc w:val="left"/>
             </w:pPr>
@@ -16540,6 +16885,7 @@
           </w:tcPr>
           <w:p>
             <w:pPr>
+              <w:keepNext w:val="false"/>
               <w:spacing w:after="40" w:before="0"/>
               <w:jc w:val="left"/>
             </w:pPr>
@@ -16599,6 +16945,7 @@
           </w:tcPr>
           <w:p>
             <w:pPr>
+              <w:keepNext w:val="false"/>
               <w:spacing w:after="40" w:before="0"/>
               <w:jc w:val="center"/>
             </w:pPr>
@@ -16633,6 +16980,7 @@
           </w:tcPr>
           <w:p>
             <w:pPr>
+              <w:keepNext w:val="false"/>
               <w:spacing w:after="40" w:before="0"/>
               <w:jc w:val="left"/>
             </w:pPr>
@@ -16694,6 +17042,7 @@
           </w:tcPr>
           <w:p>
             <w:pPr>
+              <w:keepNext w:val="false"/>
               <w:spacing w:after="40" w:before="0"/>
               <w:jc w:val="center"/>
             </w:pPr>
@@ -16728,6 +17077,7 @@
           </w:tcPr>
           <w:p>
             <w:pPr>
+              <w:keepNext w:val="false"/>
               <w:spacing w:after="40" w:before="0"/>
               <w:jc w:val="left"/>
             </w:pPr>
@@ -16760,6 +17110,7 @@
           </w:tcPr>
           <w:p>
             <w:pPr>
+              <w:keepNext w:val="false"/>
               <w:spacing w:after="40" w:before="0"/>
               <w:jc w:val="left"/>
             </w:pPr>
@@ -16794,6 +17145,7 @@
           </w:tcPr>
           <w:p>
             <w:pPr>
+              <w:keepNext w:val="false"/>
               <w:spacing w:after="40" w:before="0"/>
               <w:jc w:val="left"/>
             </w:pPr>
@@ -16826,6 +17178,7 @@
           </w:tcPr>
           <w:p>
             <w:pPr>
+              <w:keepNext w:val="false"/>
               <w:spacing w:after="40" w:before="0"/>
               <w:jc w:val="left"/>
             </w:pPr>
@@ -16860,6 +17213,7 @@
           </w:tcPr>
           <w:p>
             <w:pPr>
+              <w:keepNext w:val="false"/>
               <w:spacing w:after="40" w:before="0"/>
               <w:jc w:val="left"/>
             </w:pPr>
@@ -16892,6 +17246,7 @@
           </w:tcPr>
           <w:p>
             <w:pPr>
+              <w:keepNext w:val="false"/>
               <w:spacing w:after="40" w:before="0"/>
               <w:jc w:val="left"/>
             </w:pPr>
@@ -16928,7 +17283,7 @@
         </w:rPr>
         <w:t xml:space="preserve">© 2026 SeaVuria and ARES. Aligned with KICD objectives. Developed by SeaVuria; technical implementation by ARES (with AI assistance from Claude). Licensed under </w:t>
       </w:r>
-      <w:hyperlink w:history="1" r:id="rId6smxdgaudwex-ckxunauz">
+      <w:hyperlink w:history="1" r:id="rIdglhu8uj9im4n8rpwaovfv">
         <w:r>
           <w:rPr>
             <w:rFonts w:ascii="Arial" w:cs="Arial" w:eastAsia="Arial" w:hAnsi="Arial"/>
@@ -16949,7 +17304,7 @@
         </w:rPr>
         <w:t xml:space="preserve"> (</w:t>
       </w:r>
-      <w:hyperlink w:history="1" r:id="rIdkgmpx6c1uasnvnsyfpt3f">
+      <w:hyperlink w:history="1" r:id="rId_dcv0r0axbzxal466vp97">
         <w:r>
           <w:rPr>
             <w:rFonts w:ascii="Arial" w:cs="Arial" w:eastAsia="Arial" w:hAnsi="Arial"/>
@@ -17009,6 +17364,7 @@
           </w:tcPr>
           <w:p>
             <w:pPr>
+              <w:keepNext w:val="false"/>
               <w:spacing w:after="40" w:before="0"/>
               <w:jc w:val="center"/>
             </w:pPr>
@@ -17044,6 +17400,7 @@
           </w:tcPr>
           <w:p>
             <w:pPr>
+              <w:keepNext w:val="false"/>
               <w:spacing w:after="40" w:before="0"/>
               <w:jc w:val="center"/>
             </w:pPr>
@@ -17078,6 +17435,7 @@
           </w:tcPr>
           <w:p>
             <w:pPr>
+              <w:keepNext w:val="false"/>
               <w:spacing w:after="40" w:before="0"/>
               <w:jc w:val="left"/>
             </w:pPr>
@@ -17110,6 +17468,7 @@
           </w:tcPr>
           <w:p>
             <w:pPr>
+              <w:keepNext w:val="false"/>
               <w:spacing w:after="40" w:before="0"/>
               <w:jc w:val="left"/>
             </w:pPr>
@@ -17144,6 +17503,7 @@
           </w:tcPr>
           <w:p>
             <w:pPr>
+              <w:keepNext w:val="false"/>
               <w:spacing w:after="40" w:before="0"/>
               <w:jc w:val="left"/>
             </w:pPr>
@@ -17176,6 +17536,7 @@
           </w:tcPr>
           <w:p>
             <w:pPr>
+              <w:keepNext w:val="false"/>
               <w:spacing w:after="40" w:before="0"/>
               <w:jc w:val="left"/>
             </w:pPr>
@@ -17210,6 +17571,7 @@
           </w:tcPr>
           <w:p>
             <w:pPr>
+              <w:keepNext w:val="false"/>
               <w:spacing w:after="40" w:before="0"/>
               <w:jc w:val="left"/>
             </w:pPr>
@@ -17242,6 +17604,7 @@
           </w:tcPr>
           <w:p>
             <w:pPr>
+              <w:keepNext w:val="false"/>
               <w:spacing w:after="40" w:before="0"/>
               <w:jc w:val="left"/>
             </w:pPr>
@@ -17276,6 +17639,7 @@
           </w:tcPr>
           <w:p>
             <w:pPr>
+              <w:keepNext w:val="false"/>
               <w:spacing w:after="40" w:before="0"/>
               <w:jc w:val="left"/>
             </w:pPr>
@@ -17308,6 +17672,7 @@
           </w:tcPr>
           <w:p>
             <w:pPr>
+              <w:keepNext w:val="false"/>
               <w:spacing w:after="40" w:before="0"/>
               <w:jc w:val="left"/>
             </w:pPr>
@@ -17342,6 +17707,7 @@
           </w:tcPr>
           <w:p>
             <w:pPr>
+              <w:keepNext w:val="false"/>
               <w:spacing w:after="40" w:before="0"/>
               <w:jc w:val="left"/>
             </w:pPr>
@@ -17374,6 +17740,7 @@
           </w:tcPr>
           <w:p>
             <w:pPr>
+              <w:keepNext w:val="false"/>
               <w:spacing w:after="40" w:before="0"/>
               <w:jc w:val="left"/>
             </w:pPr>
@@ -17408,6 +17775,7 @@
           </w:tcPr>
           <w:p>
             <w:pPr>
+              <w:keepNext w:val="false"/>
               <w:spacing w:after="40" w:before="0"/>
               <w:jc w:val="left"/>
             </w:pPr>
@@ -17440,6 +17808,7 @@
           </w:tcPr>
           <w:p>
             <w:pPr>
+              <w:keepNext w:val="false"/>
               <w:spacing w:after="40" w:before="0"/>
               <w:jc w:val="left"/>
             </w:pPr>
@@ -17474,6 +17843,7 @@
           </w:tcPr>
           <w:p>
             <w:pPr>
+              <w:keepNext w:val="false"/>
               <w:spacing w:after="40" w:before="0"/>
               <w:jc w:val="left"/>
             </w:pPr>
@@ -17506,6 +17876,7 @@
           </w:tcPr>
           <w:p>
             <w:pPr>
+              <w:keepNext w:val="false"/>
               <w:spacing w:after="40" w:before="0"/>
               <w:jc w:val="left"/>
             </w:pPr>
@@ -17540,6 +17911,7 @@
           </w:tcPr>
           <w:p>
             <w:pPr>
+              <w:keepNext w:val="false"/>
               <w:spacing w:after="40" w:before="0"/>
               <w:jc w:val="left"/>
             </w:pPr>
@@ -17572,6 +17944,7 @@
           </w:tcPr>
           <w:p>
             <w:pPr>
+              <w:keepNext w:val="false"/>
               <w:spacing w:after="40" w:before="0"/>
               <w:jc w:val="left"/>
             </w:pPr>
@@ -17631,6 +18004,7 @@
           </w:tcPr>
           <w:p>
             <w:pPr>
+              <w:keepNext w:val="false"/>
               <w:spacing w:after="40" w:before="0"/>
               <w:jc w:val="center"/>
             </w:pPr>
@@ -17665,6 +18039,7 @@
           </w:tcPr>
           <w:p>
             <w:pPr>
+              <w:keepNext w:val="false"/>
               <w:spacing w:after="40" w:before="0"/>
               <w:jc w:val="left"/>
             </w:pPr>
@@ -17729,6 +18104,7 @@
           </w:tcPr>
           <w:p>
             <w:pPr>
+              <w:keepNext w:val="false"/>
               <w:spacing w:after="40" w:before="0"/>
               <w:jc w:val="center"/>
             </w:pPr>
@@ -17763,6 +18139,7 @@
           </w:tcPr>
           <w:p>
             <w:pPr>
+              <w:keepNext w:val="false"/>
               <w:spacing w:after="40" w:before="0"/>
               <w:jc w:val="left"/>
             </w:pPr>
@@ -17795,6 +18172,7 @@
           </w:tcPr>
           <w:p>
             <w:pPr>
+              <w:keepNext w:val="false"/>
               <w:spacing w:after="40" w:before="0"/>
               <w:jc w:val="left"/>
             </w:pPr>
@@ -17827,6 +18205,7 @@
           </w:tcPr>
           <w:p>
             <w:pPr>
+              <w:keepNext w:val="false"/>
               <w:spacing w:after="40" w:before="0"/>
               <w:jc w:val="left"/>
             </w:pPr>
@@ -17859,6 +18238,7 @@
           </w:tcPr>
           <w:p>
             <w:pPr>
+              <w:keepNext w:val="false"/>
               <w:spacing w:after="40" w:before="0"/>
               <w:jc w:val="left"/>
             </w:pPr>
@@ -17891,6 +18271,7 @@
           </w:tcPr>
           <w:p>
             <w:pPr>
+              <w:keepNext w:val="false"/>
               <w:spacing w:after="40" w:before="0"/>
               <w:jc w:val="left"/>
             </w:pPr>
@@ -17925,6 +18306,7 @@
           </w:tcPr>
           <w:p>
             <w:pPr>
+              <w:keepNext w:val="false"/>
               <w:spacing w:after="40" w:before="0"/>
               <w:jc w:val="left"/>
             </w:pPr>
@@ -17962,7 +18344,7 @@
             <w:pPr>
               <w:spacing w:after="20" w:before="0"/>
             </w:pPr>
-            <w:hyperlink w:history="1" r:id="rIdb2je1rxkukauije7y3par">
+            <w:hyperlink w:history="1" r:id="rIdf2nntznqydpm06bhpltsw">
               <w:r>
                 <w:rPr>
                   <w:rFonts w:ascii="Arial" w:cs="Arial" w:eastAsia="Arial" w:hAnsi="Arial"/>
@@ -17995,7 +18377,7 @@
               <w:spacing w:after="10" w:before="0"/>
               <w:ind w:left="120"/>
             </w:pPr>
-            <w:hyperlink w:history="1" r:id="rIdyhfiqk0gjh-kvp5jqm7kz">
+            <w:hyperlink w:history="1" r:id="rIdfrdv15t5flwhbsw-raq_o">
               <w:r>
                 <w:rPr>
                   <w:rFonts w:ascii="Arial" w:cs="Arial" w:eastAsia="Arial" w:hAnsi="Arial"/>
@@ -18040,7 +18422,7 @@
             <w:pPr>
               <w:spacing w:after="20" w:before="0"/>
             </w:pPr>
-            <w:hyperlink w:history="1" r:id="rIda_yf95rgfbkc2pzmzc-eo">
+            <w:hyperlink w:history="1" r:id="rIdz1hqkrsfx7kev09hltsvr">
               <w:r>
                 <w:rPr>
                   <w:rFonts w:ascii="Arial" w:cs="Arial" w:eastAsia="Arial" w:hAnsi="Arial"/>
@@ -18089,7 +18471,7 @@
               <w:spacing w:after="10" w:before="0"/>
               <w:ind w:left="120"/>
             </w:pPr>
-            <w:hyperlink w:history="1" r:id="rIdseuqfg6o2z5jdkvpcb2or">
+            <w:hyperlink w:history="1" r:id="rIdp5hkaygfh7wnqadndlj5e">
               <w:r>
                 <w:rPr>
                   <w:rFonts w:ascii="Arial" w:cs="Arial" w:eastAsia="Arial" w:hAnsi="Arial"/>
@@ -18117,6 +18499,7 @@
           </w:tcPr>
           <w:p>
             <w:pPr>
+              <w:keepNext w:val="false"/>
               <w:spacing w:after="40" w:before="0"/>
               <w:jc w:val="left"/>
             </w:pPr>
@@ -18149,6 +18532,7 @@
           </w:tcPr>
           <w:p>
             <w:pPr>
+              <w:keepNext w:val="false"/>
               <w:spacing w:after="40" w:before="0"/>
               <w:jc w:val="left"/>
             </w:pPr>
@@ -18181,6 +18565,7 @@
           </w:tcPr>
           <w:p>
             <w:pPr>
+              <w:keepNext w:val="false"/>
               <w:spacing w:after="40" w:before="0"/>
               <w:jc w:val="left"/>
             </w:pPr>
@@ -18213,6 +18598,7 @@
           </w:tcPr>
           <w:p>
             <w:pPr>
+              <w:keepNext w:val="false"/>
               <w:spacing w:after="40" w:before="0"/>
               <w:jc w:val="left"/>
             </w:pPr>
@@ -18247,6 +18633,7 @@
           </w:tcPr>
           <w:p>
             <w:pPr>
+              <w:keepNext w:val="false"/>
               <w:spacing w:after="40" w:before="0"/>
               <w:jc w:val="left"/>
             </w:pPr>
@@ -18284,7 +18671,7 @@
             <w:pPr>
               <w:spacing w:after="20" w:before="0"/>
             </w:pPr>
-            <w:hyperlink w:history="1" r:id="rId7bijoxdtb2jlmlvgwmpix">
+            <w:hyperlink w:history="1" r:id="rIdug0u0fcymxxtos4ltx7zm">
               <w:r>
                 <w:rPr>
                   <w:rFonts w:ascii="Arial" w:cs="Arial" w:eastAsia="Arial" w:hAnsi="Arial"/>
@@ -18317,7 +18704,7 @@
               <w:spacing w:after="10" w:before="0"/>
               <w:ind w:left="120"/>
             </w:pPr>
-            <w:hyperlink w:history="1" r:id="rIdfwsszddw7v2-6_fg3hxtc">
+            <w:hyperlink w:history="1" r:id="rIdcbkcbzw_vf5aez_vme9ya">
               <w:r>
                 <w:rPr>
                   <w:rFonts w:ascii="Arial" w:cs="Arial" w:eastAsia="Arial" w:hAnsi="Arial"/>
@@ -18362,7 +18749,7 @@
             <w:pPr>
               <w:spacing w:after="20" w:before="0"/>
             </w:pPr>
-            <w:hyperlink w:history="1" r:id="rIdrvx4_p4buectfg5qomv1x">
+            <w:hyperlink w:history="1" r:id="rIdsciviuzno9utcqq98qz7s">
               <w:r>
                 <w:rPr>
                   <w:rFonts w:ascii="Arial" w:cs="Arial" w:eastAsia="Arial" w:hAnsi="Arial"/>
@@ -18411,7 +18798,7 @@
               <w:spacing w:after="10" w:before="0"/>
               <w:ind w:left="120"/>
             </w:pPr>
-            <w:hyperlink w:history="1" r:id="rId105whheoamf9gftroxjhh">
+            <w:hyperlink w:history="1" r:id="rIdxh1islgjjkkmr9cnorep7">
               <w:r>
                 <w:rPr>
                   <w:rFonts w:ascii="Arial" w:cs="Arial" w:eastAsia="Arial" w:hAnsi="Arial"/>
@@ -18439,6 +18826,7 @@
           </w:tcPr>
           <w:p>
             <w:pPr>
+              <w:keepNext w:val="false"/>
               <w:spacing w:after="40" w:before="0"/>
               <w:jc w:val="left"/>
             </w:pPr>
@@ -18471,6 +18859,7 @@
           </w:tcPr>
           <w:p>
             <w:pPr>
+              <w:keepNext w:val="false"/>
               <w:spacing w:after="40" w:before="0"/>
               <w:jc w:val="left"/>
             </w:pPr>
@@ -18503,6 +18892,7 @@
           </w:tcPr>
           <w:p>
             <w:pPr>
+              <w:keepNext w:val="false"/>
               <w:spacing w:after="40" w:before="0"/>
               <w:jc w:val="left"/>
             </w:pPr>
@@ -18535,6 +18925,7 @@
           </w:tcPr>
           <w:p>
             <w:pPr>
+              <w:keepNext w:val="false"/>
               <w:spacing w:after="40" w:before="0"/>
               <w:jc w:val="left"/>
             </w:pPr>
@@ -18569,6 +18960,7 @@
           </w:tcPr>
           <w:p>
             <w:pPr>
+              <w:keepNext w:val="false"/>
               <w:spacing w:after="40" w:before="0"/>
               <w:jc w:val="left"/>
             </w:pPr>
@@ -18606,7 +18998,7 @@
             <w:pPr>
               <w:spacing w:after="20" w:before="0"/>
             </w:pPr>
-            <w:hyperlink w:history="1" r:id="rId-z7-v3bit__cnnlujtc8z">
+            <w:hyperlink w:history="1" r:id="rIdismwzzoyg8r38w0xkgprs">
               <w:r>
                 <w:rPr>
                   <w:rFonts w:ascii="Arial" w:cs="Arial" w:eastAsia="Arial" w:hAnsi="Arial"/>
@@ -18639,7 +19031,7 @@
               <w:spacing w:after="10" w:before="0"/>
               <w:ind w:left="120"/>
             </w:pPr>
-            <w:hyperlink w:history="1" r:id="rIdqqvvgpmidk-_5rogbb_ur">
+            <w:hyperlink w:history="1" r:id="rIdgecnvfk28dmjktnj_pbso">
               <w:r>
                 <w:rPr>
                   <w:rFonts w:ascii="Arial" w:cs="Arial" w:eastAsia="Arial" w:hAnsi="Arial"/>
@@ -18684,7 +19076,7 @@
             <w:pPr>
               <w:spacing w:after="20" w:before="0"/>
             </w:pPr>
-            <w:hyperlink w:history="1" r:id="rIdmymhfclhm-ed5_knx78lq">
+            <w:hyperlink w:history="1" r:id="rId4z7g21iadrnk8im7qfjk5">
               <w:r>
                 <w:rPr>
                   <w:rFonts w:ascii="Arial" w:cs="Arial" w:eastAsia="Arial" w:hAnsi="Arial"/>
@@ -18733,7 +19125,7 @@
               <w:spacing w:after="10" w:before="0"/>
               <w:ind w:left="120"/>
             </w:pPr>
-            <w:hyperlink w:history="1" r:id="rIdrwhfsldbsyb7ybxer9tng">
+            <w:hyperlink w:history="1" r:id="rIdiltbf9awvnmkkh_nmu20z">
               <w:r>
                 <w:rPr>
                   <w:rFonts w:ascii="Arial" w:cs="Arial" w:eastAsia="Arial" w:hAnsi="Arial"/>
@@ -18761,6 +19153,7 @@
           </w:tcPr>
           <w:p>
             <w:pPr>
+              <w:keepNext w:val="false"/>
               <w:spacing w:after="40" w:before="0"/>
               <w:jc w:val="left"/>
             </w:pPr>
@@ -18793,6 +19186,7 @@
           </w:tcPr>
           <w:p>
             <w:pPr>
+              <w:keepNext w:val="false"/>
               <w:spacing w:after="40" w:before="0"/>
               <w:jc w:val="left"/>
             </w:pPr>
@@ -18825,6 +19219,7 @@
           </w:tcPr>
           <w:p>
             <w:pPr>
+              <w:keepNext w:val="false"/>
               <w:spacing w:after="40" w:before="0"/>
               <w:jc w:val="left"/>
             </w:pPr>
@@ -18857,6 +19252,7 @@
           </w:tcPr>
           <w:p>
             <w:pPr>
+              <w:keepNext w:val="false"/>
               <w:spacing w:after="40" w:before="0"/>
               <w:jc w:val="left"/>
             </w:pPr>
@@ -18891,6 +19287,7 @@
           </w:tcPr>
           <w:p>
             <w:pPr>
+              <w:keepNext w:val="false"/>
               <w:spacing w:after="40" w:before="0"/>
               <w:jc w:val="left"/>
             </w:pPr>
@@ -18928,7 +19325,7 @@
             <w:pPr>
               <w:spacing w:after="20" w:before="0"/>
             </w:pPr>
-            <w:hyperlink w:history="1" r:id="rIdkh4ammoyw1z6o8ara8m4o">
+            <w:hyperlink w:history="1" r:id="rId7tbwyi9i30dsglbn_4nxl">
               <w:r>
                 <w:rPr>
                   <w:rFonts w:ascii="Arial" w:cs="Arial" w:eastAsia="Arial" w:hAnsi="Arial"/>
@@ -18961,7 +19358,7 @@
               <w:spacing w:after="10" w:before="0"/>
               <w:ind w:left="120"/>
             </w:pPr>
-            <w:hyperlink w:history="1" r:id="rIdvobvit1--jdr85kse9edq">
+            <w:hyperlink w:history="1" r:id="rIdggpvixpsnsglei2ld6sqq">
               <w:r>
                 <w:rPr>
                   <w:rFonts w:ascii="Arial" w:cs="Arial" w:eastAsia="Arial" w:hAnsi="Arial"/>
@@ -19006,7 +19403,7 @@
             <w:pPr>
               <w:spacing w:after="20" w:before="0"/>
             </w:pPr>
-            <w:hyperlink w:history="1" r:id="rIdrlrvse9kqjnc4ytixyyt-">
+            <w:hyperlink w:history="1" r:id="rId85cbtio20kdrrrny5u0kb">
               <w:r>
                 <w:rPr>
                   <w:rFonts w:ascii="Arial" w:cs="Arial" w:eastAsia="Arial" w:hAnsi="Arial"/>
@@ -19055,7 +19452,7 @@
               <w:spacing w:after="10" w:before="0"/>
               <w:ind w:left="120"/>
             </w:pPr>
-            <w:hyperlink w:history="1" r:id="rIdboalakcs1afcg-dyxzeab">
+            <w:hyperlink w:history="1" r:id="rId9e22lmun3vebla8ljgp50">
               <w:r>
                 <w:rPr>
                   <w:rFonts w:ascii="Arial" w:cs="Arial" w:eastAsia="Arial" w:hAnsi="Arial"/>
@@ -19083,6 +19480,7 @@
           </w:tcPr>
           <w:p>
             <w:pPr>
+              <w:keepNext w:val="false"/>
               <w:spacing w:after="40" w:before="0"/>
               <w:jc w:val="left"/>
             </w:pPr>
@@ -19115,6 +19513,7 @@
           </w:tcPr>
           <w:p>
             <w:pPr>
+              <w:keepNext w:val="false"/>
               <w:spacing w:after="40" w:before="0"/>
               <w:jc w:val="left"/>
             </w:pPr>
@@ -19147,6 +19546,7 @@
           </w:tcPr>
           <w:p>
             <w:pPr>
+              <w:keepNext w:val="false"/>
               <w:spacing w:after="40" w:before="0"/>
               <w:jc w:val="left"/>
             </w:pPr>
@@ -19179,6 +19579,7 @@
           </w:tcPr>
           <w:p>
             <w:pPr>
+              <w:keepNext w:val="false"/>
               <w:spacing w:after="40" w:before="0"/>
               <w:jc w:val="left"/>
             </w:pPr>
@@ -19213,6 +19614,7 @@
           </w:tcPr>
           <w:p>
             <w:pPr>
+              <w:keepNext w:val="false"/>
               <w:spacing w:after="40" w:before="0"/>
               <w:jc w:val="left"/>
             </w:pPr>
@@ -19250,7 +19652,7 @@
             <w:pPr>
               <w:spacing w:after="20" w:before="0"/>
             </w:pPr>
-            <w:hyperlink w:history="1" r:id="rIdh52cgzbtxpaph4t-xeyuy">
+            <w:hyperlink w:history="1" r:id="rId9nitzulni-b6wryerrjgr">
               <w:r>
                 <w:rPr>
                   <w:rFonts w:ascii="Arial" w:cs="Arial" w:eastAsia="Arial" w:hAnsi="Arial"/>
@@ -19283,7 +19685,7 @@
               <w:spacing w:after="10" w:before="0"/>
               <w:ind w:left="120"/>
             </w:pPr>
-            <w:hyperlink w:history="1" r:id="rIdmafd3nnb5gpbd7jpeedoy">
+            <w:hyperlink w:history="1" r:id="rId-580nahopovrnqw67cmes">
               <w:r>
                 <w:rPr>
                   <w:rFonts w:ascii="Arial" w:cs="Arial" w:eastAsia="Arial" w:hAnsi="Arial"/>
@@ -19328,7 +19730,7 @@
             <w:pPr>
               <w:spacing w:after="20" w:before="0"/>
             </w:pPr>
-            <w:hyperlink w:history="1" r:id="rIdxbiijosbl13dbo1tmh7l_">
+            <w:hyperlink w:history="1" r:id="rId_kemydfu-oe18522-fhqx">
               <w:r>
                 <w:rPr>
                   <w:rFonts w:ascii="Arial" w:cs="Arial" w:eastAsia="Arial" w:hAnsi="Arial"/>
@@ -19377,7 +19779,7 @@
               <w:spacing w:after="10" w:before="0"/>
               <w:ind w:left="120"/>
             </w:pPr>
-            <w:hyperlink w:history="1" r:id="rIdfkzrwzbs1dlhc1b5uwwlm">
+            <w:hyperlink w:history="1" r:id="rIdpjfjo-sfukcfkufl3tnz3">
               <w:r>
                 <w:rPr>
                   <w:rFonts w:ascii="Arial" w:cs="Arial" w:eastAsia="Arial" w:hAnsi="Arial"/>
@@ -19405,6 +19807,7 @@
           </w:tcPr>
           <w:p>
             <w:pPr>
+              <w:keepNext w:val="false"/>
               <w:spacing w:after="40" w:before="0"/>
               <w:jc w:val="left"/>
             </w:pPr>
@@ -19437,6 +19840,7 @@
           </w:tcPr>
           <w:p>
             <w:pPr>
+              <w:keepNext w:val="false"/>
               <w:spacing w:after="40" w:before="0"/>
               <w:jc w:val="left"/>
             </w:pPr>
@@ -19469,6 +19873,7 @@
           </w:tcPr>
           <w:p>
             <w:pPr>
+              <w:keepNext w:val="false"/>
               <w:spacing w:after="40" w:before="0"/>
               <w:jc w:val="left"/>
             </w:pPr>
@@ -19501,6 +19906,7 @@
           </w:tcPr>
           <w:p>
             <w:pPr>
+              <w:keepNext w:val="false"/>
               <w:spacing w:after="40" w:before="0"/>
               <w:jc w:val="left"/>
             </w:pPr>
@@ -19560,6 +19966,7 @@
           </w:tcPr>
           <w:p>
             <w:pPr>
+              <w:keepNext w:val="false"/>
               <w:spacing w:after="40" w:before="0"/>
               <w:jc w:val="center"/>
             </w:pPr>
@@ -19594,6 +20001,7 @@
           </w:tcPr>
           <w:p>
             <w:pPr>
+              <w:keepNext w:val="false"/>
               <w:spacing w:after="40" w:before="0"/>
               <w:jc w:val="left"/>
             </w:pPr>
@@ -19655,6 +20063,7 @@
           </w:tcPr>
           <w:p>
             <w:pPr>
+              <w:keepNext w:val="false"/>
               <w:spacing w:after="40" w:before="0"/>
               <w:jc w:val="center"/>
             </w:pPr>
@@ -19689,6 +20098,7 @@
           </w:tcPr>
           <w:p>
             <w:pPr>
+              <w:keepNext w:val="false"/>
               <w:spacing w:after="40" w:before="0"/>
               <w:jc w:val="left"/>
             </w:pPr>
@@ -19721,6 +20131,7 @@
           </w:tcPr>
           <w:p>
             <w:pPr>
+              <w:keepNext w:val="false"/>
               <w:spacing w:after="40" w:before="0"/>
               <w:jc w:val="left"/>
             </w:pPr>
@@ -19755,6 +20166,7 @@
           </w:tcPr>
           <w:p>
             <w:pPr>
+              <w:keepNext w:val="false"/>
               <w:spacing w:after="40" w:before="0"/>
               <w:jc w:val="left"/>
             </w:pPr>
@@ -19787,6 +20199,7 @@
           </w:tcPr>
           <w:p>
             <w:pPr>
+              <w:keepNext w:val="false"/>
               <w:spacing w:after="40" w:before="0"/>
               <w:jc w:val="left"/>
             </w:pPr>
@@ -19821,6 +20234,7 @@
           </w:tcPr>
           <w:p>
             <w:pPr>
+              <w:keepNext w:val="false"/>
               <w:spacing w:after="40" w:before="0"/>
               <w:jc w:val="left"/>
             </w:pPr>
@@ -19853,6 +20267,7 @@
           </w:tcPr>
           <w:p>
             <w:pPr>
+              <w:keepNext w:val="false"/>
               <w:spacing w:after="40" w:before="0"/>
               <w:jc w:val="left"/>
             </w:pPr>
@@ -19889,7 +20304,7 @@
         </w:rPr>
         <w:t xml:space="preserve">© 2026 SeaVuria and ARES. Aligned with KICD objectives. Developed by SeaVuria; technical implementation by ARES (with AI assistance from Claude). Licensed under </w:t>
       </w:r>
-      <w:hyperlink w:history="1" r:id="rIdbhn38uo1m545gh2_f6fh9">
+      <w:hyperlink w:history="1" r:id="rIdtekw_ydc2nvcqbvmwizkv">
         <w:r>
           <w:rPr>
             <w:rFonts w:ascii="Arial" w:cs="Arial" w:eastAsia="Arial" w:hAnsi="Arial"/>
@@ -19910,7 +20325,7 @@
         </w:rPr>
         <w:t xml:space="preserve"> (</w:t>
       </w:r>
-      <w:hyperlink w:history="1" r:id="rIdofcbojatye701v4w35umv">
+      <w:hyperlink w:history="1" r:id="rId-wy80svg7uqucbpvawnt2">
         <w:r>
           <w:rPr>
             <w:rFonts w:ascii="Arial" w:cs="Arial" w:eastAsia="Arial" w:hAnsi="Arial"/>
@@ -19970,6 +20385,7 @@
           </w:tcPr>
           <w:p>
             <w:pPr>
+              <w:keepNext w:val="false"/>
               <w:spacing w:after="40" w:before="0"/>
               <w:jc w:val="center"/>
             </w:pPr>
@@ -20005,6 +20421,7 @@
           </w:tcPr>
           <w:p>
             <w:pPr>
+              <w:keepNext w:val="false"/>
               <w:spacing w:after="40" w:before="0"/>
               <w:jc w:val="center"/>
             </w:pPr>
@@ -20039,6 +20456,7 @@
           </w:tcPr>
           <w:p>
             <w:pPr>
+              <w:keepNext w:val="false"/>
               <w:spacing w:after="40" w:before="0"/>
               <w:jc w:val="left"/>
             </w:pPr>
@@ -20071,6 +20489,7 @@
           </w:tcPr>
           <w:p>
             <w:pPr>
+              <w:keepNext w:val="false"/>
               <w:spacing w:after="40" w:before="0"/>
               <w:jc w:val="left"/>
             </w:pPr>
@@ -20105,6 +20524,7 @@
           </w:tcPr>
           <w:p>
             <w:pPr>
+              <w:keepNext w:val="false"/>
               <w:spacing w:after="40" w:before="0"/>
               <w:jc w:val="left"/>
             </w:pPr>
@@ -20137,6 +20557,7 @@
           </w:tcPr>
           <w:p>
             <w:pPr>
+              <w:keepNext w:val="false"/>
               <w:spacing w:after="40" w:before="0"/>
               <w:jc w:val="left"/>
             </w:pPr>
@@ -20171,6 +20592,7 @@
           </w:tcPr>
           <w:p>
             <w:pPr>
+              <w:keepNext w:val="false"/>
               <w:spacing w:after="40" w:before="0"/>
               <w:jc w:val="left"/>
             </w:pPr>
@@ -20203,6 +20625,7 @@
           </w:tcPr>
           <w:p>
             <w:pPr>
+              <w:keepNext w:val="false"/>
               <w:spacing w:after="40" w:before="0"/>
               <w:jc w:val="left"/>
             </w:pPr>
@@ -20237,6 +20660,7 @@
           </w:tcPr>
           <w:p>
             <w:pPr>
+              <w:keepNext w:val="false"/>
               <w:spacing w:after="40" w:before="0"/>
               <w:jc w:val="left"/>
             </w:pPr>
@@ -20269,6 +20693,7 @@
           </w:tcPr>
           <w:p>
             <w:pPr>
+              <w:keepNext w:val="false"/>
               <w:spacing w:after="40" w:before="0"/>
               <w:jc w:val="left"/>
             </w:pPr>
@@ -20303,6 +20728,7 @@
           </w:tcPr>
           <w:p>
             <w:pPr>
+              <w:keepNext w:val="false"/>
               <w:spacing w:after="40" w:before="0"/>
               <w:jc w:val="left"/>
             </w:pPr>
@@ -20335,6 +20761,7 @@
           </w:tcPr>
           <w:p>
             <w:pPr>
+              <w:keepNext w:val="false"/>
               <w:spacing w:after="40" w:before="0"/>
               <w:jc w:val="left"/>
             </w:pPr>
@@ -20369,6 +20796,7 @@
           </w:tcPr>
           <w:p>
             <w:pPr>
+              <w:keepNext w:val="false"/>
               <w:spacing w:after="40" w:before="0"/>
               <w:jc w:val="left"/>
             </w:pPr>
@@ -20401,6 +20829,7 @@
           </w:tcPr>
           <w:p>
             <w:pPr>
+              <w:keepNext w:val="false"/>
               <w:spacing w:after="40" w:before="0"/>
               <w:jc w:val="left"/>
             </w:pPr>
@@ -20435,6 +20864,7 @@
           </w:tcPr>
           <w:p>
             <w:pPr>
+              <w:keepNext w:val="false"/>
               <w:spacing w:after="40" w:before="0"/>
               <w:jc w:val="left"/>
             </w:pPr>
@@ -20467,6 +20897,7 @@
           </w:tcPr>
           <w:p>
             <w:pPr>
+              <w:keepNext w:val="false"/>
               <w:spacing w:after="40" w:before="0"/>
               <w:jc w:val="left"/>
             </w:pPr>
@@ -20501,6 +20932,7 @@
           </w:tcPr>
           <w:p>
             <w:pPr>
+              <w:keepNext w:val="false"/>
               <w:spacing w:after="40" w:before="0"/>
               <w:jc w:val="left"/>
             </w:pPr>
@@ -20533,6 +20965,7 @@
           </w:tcPr>
           <w:p>
             <w:pPr>
+              <w:keepNext w:val="false"/>
               <w:spacing w:after="40" w:before="0"/>
               <w:jc w:val="left"/>
             </w:pPr>
@@ -20592,6 +21025,7 @@
           </w:tcPr>
           <w:p>
             <w:pPr>
+              <w:keepNext w:val="false"/>
               <w:spacing w:after="40" w:before="0"/>
               <w:jc w:val="center"/>
             </w:pPr>
@@ -20626,6 +21060,7 @@
           </w:tcPr>
           <w:p>
             <w:pPr>
+              <w:keepNext w:val="false"/>
               <w:spacing w:after="40" w:before="0"/>
               <w:jc w:val="left"/>
             </w:pPr>
@@ -20690,6 +21125,7 @@
           </w:tcPr>
           <w:p>
             <w:pPr>
+              <w:keepNext w:val="false"/>
               <w:spacing w:after="40" w:before="0"/>
               <w:jc w:val="center"/>
             </w:pPr>
@@ -20724,6 +21160,7 @@
           </w:tcPr>
           <w:p>
             <w:pPr>
+              <w:keepNext w:val="false"/>
               <w:spacing w:after="40" w:before="0"/>
               <w:jc w:val="left"/>
             </w:pPr>
@@ -20756,6 +21193,7 @@
           </w:tcPr>
           <w:p>
             <w:pPr>
+              <w:keepNext w:val="false"/>
               <w:spacing w:after="40" w:before="0"/>
               <w:jc w:val="left"/>
             </w:pPr>
@@ -20788,6 +21226,7 @@
           </w:tcPr>
           <w:p>
             <w:pPr>
+              <w:keepNext w:val="false"/>
               <w:spacing w:after="40" w:before="0"/>
               <w:jc w:val="left"/>
             </w:pPr>
@@ -20820,6 +21259,7 @@
           </w:tcPr>
           <w:p>
             <w:pPr>
+              <w:keepNext w:val="false"/>
               <w:spacing w:after="40" w:before="0"/>
               <w:jc w:val="left"/>
             </w:pPr>
@@ -20852,6 +21292,7 @@
           </w:tcPr>
           <w:p>
             <w:pPr>
+              <w:keepNext w:val="false"/>
               <w:spacing w:after="40" w:before="0"/>
               <w:jc w:val="left"/>
             </w:pPr>
@@ -20886,6 +21327,7 @@
           </w:tcPr>
           <w:p>
             <w:pPr>
+              <w:keepNext w:val="false"/>
               <w:spacing w:after="40" w:before="0"/>
               <w:jc w:val="left"/>
             </w:pPr>
@@ -20923,7 +21365,7 @@
             <w:pPr>
               <w:spacing w:after="20" w:before="0"/>
             </w:pPr>
-            <w:hyperlink w:history="1" r:id="rIdzn9-lqdwi-qqwyztgn6hz">
+            <w:hyperlink w:history="1" r:id="rIditszub-1eajpuwno4czs6">
               <w:r>
                 <w:rPr>
                   <w:rFonts w:ascii="Arial" w:cs="Arial" w:eastAsia="Arial" w:hAnsi="Arial"/>
@@ -20956,7 +21398,7 @@
               <w:spacing w:after="10" w:before="0"/>
               <w:ind w:left="120"/>
             </w:pPr>
-            <w:hyperlink w:history="1" r:id="rId6pbe8qtoc8wrt8ks9uchn">
+            <w:hyperlink w:history="1" r:id="rId0xmfoosfo8ilwz5_qoofh">
               <w:r>
                 <w:rPr>
                   <w:rFonts w:ascii="Arial" w:cs="Arial" w:eastAsia="Arial" w:hAnsi="Arial"/>
@@ -21001,7 +21443,7 @@
             <w:pPr>
               <w:spacing w:after="20" w:before="0"/>
             </w:pPr>
-            <w:hyperlink w:history="1" r:id="rId32yncoabddodypfakahhm">
+            <w:hyperlink w:history="1" r:id="rId-iimvpb-gjkhx91-rvspn">
               <w:r>
                 <w:rPr>
                   <w:rFonts w:ascii="Arial" w:cs="Arial" w:eastAsia="Arial" w:hAnsi="Arial"/>
@@ -21050,7 +21492,7 @@
               <w:spacing w:after="10" w:before="0"/>
               <w:ind w:left="120"/>
             </w:pPr>
-            <w:hyperlink w:history="1" r:id="rIdazhevqvvhyxerdtzgxr4l">
+            <w:hyperlink w:history="1" r:id="rIdsfngnrqwnjtv1xeuwlwqj">
               <w:r>
                 <w:rPr>
                   <w:rFonts w:ascii="Arial" w:cs="Arial" w:eastAsia="Arial" w:hAnsi="Arial"/>
@@ -21078,6 +21520,7 @@
           </w:tcPr>
           <w:p>
             <w:pPr>
+              <w:keepNext w:val="false"/>
               <w:spacing w:after="40" w:before="0"/>
               <w:jc w:val="left"/>
             </w:pPr>
@@ -21110,6 +21553,7 @@
           </w:tcPr>
           <w:p>
             <w:pPr>
+              <w:keepNext w:val="false"/>
               <w:spacing w:after="40" w:before="0"/>
               <w:jc w:val="left"/>
             </w:pPr>
@@ -21142,6 +21586,7 @@
           </w:tcPr>
           <w:p>
             <w:pPr>
+              <w:keepNext w:val="false"/>
               <w:spacing w:after="40" w:before="0"/>
               <w:jc w:val="left"/>
             </w:pPr>
@@ -21174,6 +21619,7 @@
           </w:tcPr>
           <w:p>
             <w:pPr>
+              <w:keepNext w:val="false"/>
               <w:spacing w:after="40" w:before="0"/>
               <w:jc w:val="left"/>
             </w:pPr>
@@ -21208,6 +21654,7 @@
           </w:tcPr>
           <w:p>
             <w:pPr>
+              <w:keepNext w:val="false"/>
               <w:spacing w:after="40" w:before="0"/>
               <w:jc w:val="left"/>
             </w:pPr>
@@ -21245,7 +21692,7 @@
             <w:pPr>
               <w:spacing w:after="20" w:before="0"/>
             </w:pPr>
-            <w:hyperlink w:history="1" r:id="rIdaqhhprlruzt10fvure6cs">
+            <w:hyperlink w:history="1" r:id="rId9jfitbprs4mgct6rn1fxp">
               <w:r>
                 <w:rPr>
                   <w:rFonts w:ascii="Arial" w:cs="Arial" w:eastAsia="Arial" w:hAnsi="Arial"/>
@@ -21278,7 +21725,7 @@
               <w:spacing w:after="10" w:before="0"/>
               <w:ind w:left="120"/>
             </w:pPr>
-            <w:hyperlink w:history="1" r:id="rIdcz2ozuxwtcs_jfcwss74v">
+            <w:hyperlink w:history="1" r:id="rIdo83wnnbh_9ytdpyzb1zio">
               <w:r>
                 <w:rPr>
                   <w:rFonts w:ascii="Arial" w:cs="Arial" w:eastAsia="Arial" w:hAnsi="Arial"/>
@@ -21323,7 +21770,7 @@
             <w:pPr>
               <w:spacing w:after="20" w:before="0"/>
             </w:pPr>
-            <w:hyperlink w:history="1" r:id="rIdirwvkhogevez8k1bxpfmk">
+            <w:hyperlink w:history="1" r:id="rIds8ezf6boh6s3z1iakwzzd">
               <w:r>
                 <w:rPr>
                   <w:rFonts w:ascii="Arial" w:cs="Arial" w:eastAsia="Arial" w:hAnsi="Arial"/>
@@ -21372,7 +21819,7 @@
               <w:spacing w:after="10" w:before="0"/>
               <w:ind w:left="120"/>
             </w:pPr>
-            <w:hyperlink w:history="1" r:id="rIdhuyswlvqb61b7hjdv5hpm">
+            <w:hyperlink w:history="1" r:id="rIds19ydcuj3dvwvv5cy7y1z">
               <w:r>
                 <w:rPr>
                   <w:rFonts w:ascii="Arial" w:cs="Arial" w:eastAsia="Arial" w:hAnsi="Arial"/>
@@ -21400,6 +21847,7 @@
           </w:tcPr>
           <w:p>
             <w:pPr>
+              <w:keepNext w:val="false"/>
               <w:spacing w:after="40" w:before="0"/>
               <w:jc w:val="left"/>
             </w:pPr>
@@ -21432,6 +21880,7 @@
           </w:tcPr>
           <w:p>
             <w:pPr>
+              <w:keepNext w:val="false"/>
               <w:spacing w:after="40" w:before="0"/>
               <w:jc w:val="left"/>
             </w:pPr>
@@ -21464,6 +21913,7 @@
           </w:tcPr>
           <w:p>
             <w:pPr>
+              <w:keepNext w:val="false"/>
               <w:spacing w:after="40" w:before="0"/>
               <w:jc w:val="left"/>
             </w:pPr>
@@ -21496,6 +21946,7 @@
           </w:tcPr>
           <w:p>
             <w:pPr>
+              <w:keepNext w:val="false"/>
               <w:spacing w:after="40" w:before="0"/>
               <w:jc w:val="left"/>
             </w:pPr>
@@ -21530,6 +21981,7 @@
           </w:tcPr>
           <w:p>
             <w:pPr>
+              <w:keepNext w:val="false"/>
               <w:spacing w:after="40" w:before="0"/>
               <w:jc w:val="left"/>
             </w:pPr>
@@ -21567,7 +22019,7 @@
             <w:pPr>
               <w:spacing w:after="20" w:before="0"/>
             </w:pPr>
-            <w:hyperlink w:history="1" r:id="rIda-q44gwc10hxa-dnzchtq">
+            <w:hyperlink w:history="1" r:id="rId_apykfkp1ifcxjbnm4x85">
               <w:r>
                 <w:rPr>
                   <w:rFonts w:ascii="Arial" w:cs="Arial" w:eastAsia="Arial" w:hAnsi="Arial"/>
@@ -21616,7 +22068,7 @@
               <w:spacing w:after="10" w:before="0"/>
               <w:ind w:left="120"/>
             </w:pPr>
-            <w:hyperlink w:history="1" r:id="rId357js1xcp_agjdhg2vie2">
+            <w:hyperlink w:history="1" r:id="rId1ibrvfnyrvvath-qh7oea">
               <w:r>
                 <w:rPr>
                   <w:rFonts w:ascii="Arial" w:cs="Arial" w:eastAsia="Arial" w:hAnsi="Arial"/>
@@ -21661,7 +22113,7 @@
             <w:pPr>
               <w:spacing w:after="20" w:before="0"/>
             </w:pPr>
-            <w:hyperlink w:history="1" r:id="rId5uqtiwz1wtlszr_ety-9c">
+            <w:hyperlink w:history="1" r:id="rIdtborphu8q3x0yopx9wqv0">
               <w:r>
                 <w:rPr>
                   <w:rFonts w:ascii="Arial" w:cs="Arial" w:eastAsia="Arial" w:hAnsi="Arial"/>
@@ -21710,7 +22162,7 @@
               <w:spacing w:after="10" w:before="0"/>
               <w:ind w:left="120"/>
             </w:pPr>
-            <w:hyperlink w:history="1" r:id="rIdp-zekngeeiuqascxeoxiq">
+            <w:hyperlink w:history="1" r:id="rIdvpq77iv2yjboqkhxwk2i-">
               <w:r>
                 <w:rPr>
                   <w:rFonts w:ascii="Arial" w:cs="Arial" w:eastAsia="Arial" w:hAnsi="Arial"/>
@@ -21738,6 +22190,7 @@
           </w:tcPr>
           <w:p>
             <w:pPr>
+              <w:keepNext w:val="false"/>
               <w:spacing w:after="40" w:before="0"/>
               <w:jc w:val="left"/>
             </w:pPr>
@@ -21770,6 +22223,7 @@
           </w:tcPr>
           <w:p>
             <w:pPr>
+              <w:keepNext w:val="false"/>
               <w:spacing w:after="40" w:before="0"/>
               <w:jc w:val="left"/>
             </w:pPr>
@@ -21802,6 +22256,7 @@
           </w:tcPr>
           <w:p>
             <w:pPr>
+              <w:keepNext w:val="false"/>
               <w:spacing w:after="40" w:before="0"/>
               <w:jc w:val="left"/>
             </w:pPr>
@@ -21834,6 +22289,7 @@
           </w:tcPr>
           <w:p>
             <w:pPr>
+              <w:keepNext w:val="false"/>
               <w:spacing w:after="40" w:before="0"/>
               <w:jc w:val="left"/>
             </w:pPr>
@@ -21868,6 +22324,7 @@
           </w:tcPr>
           <w:p>
             <w:pPr>
+              <w:keepNext w:val="false"/>
               <w:spacing w:after="40" w:before="0"/>
               <w:jc w:val="left"/>
             </w:pPr>
@@ -21905,7 +22362,7 @@
             <w:pPr>
               <w:spacing w:after="20" w:before="0"/>
             </w:pPr>
-            <w:hyperlink w:history="1" r:id="rId1r9dmldzfl1scpp-svvnu">
+            <w:hyperlink w:history="1" r:id="rId1nbzenpvpd-hrdvc2j835">
               <w:r>
                 <w:rPr>
                   <w:rFonts w:ascii="Arial" w:cs="Arial" w:eastAsia="Arial" w:hAnsi="Arial"/>
@@ -21954,7 +22411,7 @@
               <w:spacing w:after="10" w:before="0"/>
               <w:ind w:left="120"/>
             </w:pPr>
-            <w:hyperlink w:history="1" r:id="rIdrlc23maqwsuoyvpndbooz">
+            <w:hyperlink w:history="1" r:id="rId9ejpcklnyvzolp_xyrd3u">
               <w:r>
                 <w:rPr>
                   <w:rFonts w:ascii="Arial" w:cs="Arial" w:eastAsia="Arial" w:hAnsi="Arial"/>
@@ -21999,7 +22456,7 @@
             <w:pPr>
               <w:spacing w:after="20" w:before="0"/>
             </w:pPr>
-            <w:hyperlink w:history="1" r:id="rIdqlqr-bdfkjfcycpidbffl">
+            <w:hyperlink w:history="1" r:id="rIdi1k882zp4zkcnh2dcuboj">
               <w:r>
                 <w:rPr>
                   <w:rFonts w:ascii="Arial" w:cs="Arial" w:eastAsia="Arial" w:hAnsi="Arial"/>
@@ -22048,7 +22505,7 @@
               <w:spacing w:after="10" w:before="0"/>
               <w:ind w:left="120"/>
             </w:pPr>
-            <w:hyperlink w:history="1" r:id="rIdor_qrmewgsckozme3vz4a">
+            <w:hyperlink w:history="1" r:id="rIdrfh2nf-gnfepamwb_q-xr">
               <w:r>
                 <w:rPr>
                   <w:rFonts w:ascii="Arial" w:cs="Arial" w:eastAsia="Arial" w:hAnsi="Arial"/>
@@ -22076,6 +22533,7 @@
           </w:tcPr>
           <w:p>
             <w:pPr>
+              <w:keepNext w:val="false"/>
               <w:spacing w:after="40" w:before="0"/>
               <w:jc w:val="left"/>
             </w:pPr>
@@ -22108,6 +22566,7 @@
           </w:tcPr>
           <w:p>
             <w:pPr>
+              <w:keepNext w:val="false"/>
               <w:spacing w:after="40" w:before="0"/>
               <w:jc w:val="left"/>
             </w:pPr>
@@ -22140,6 +22599,7 @@
           </w:tcPr>
           <w:p>
             <w:pPr>
+              <w:keepNext w:val="false"/>
               <w:spacing w:after="40" w:before="0"/>
               <w:jc w:val="left"/>
             </w:pPr>
@@ -22172,6 +22632,7 @@
           </w:tcPr>
           <w:p>
             <w:pPr>
+              <w:keepNext w:val="false"/>
               <w:spacing w:after="40" w:before="0"/>
               <w:jc w:val="left"/>
             </w:pPr>
@@ -22206,6 +22667,7 @@
           </w:tcPr>
           <w:p>
             <w:pPr>
+              <w:keepNext w:val="false"/>
               <w:spacing w:after="40" w:before="0"/>
               <w:jc w:val="left"/>
             </w:pPr>
@@ -22243,7 +22705,7 @@
             <w:pPr>
               <w:spacing w:after="20" w:before="0"/>
             </w:pPr>
-            <w:hyperlink w:history="1" r:id="rIddtnwf1ln3nidqnzcrofri">
+            <w:hyperlink w:history="1" r:id="rIdm0n6cxwbyajivy2ofk9vj">
               <w:r>
                 <w:rPr>
                   <w:rFonts w:ascii="Arial" w:cs="Arial" w:eastAsia="Arial" w:hAnsi="Arial"/>
@@ -22292,7 +22754,7 @@
               <w:spacing w:after="10" w:before="0"/>
               <w:ind w:left="120"/>
             </w:pPr>
-            <w:hyperlink w:history="1" r:id="rIdvxpbiwhktr285osn6gvkz">
+            <w:hyperlink w:history="1" r:id="rIdxojb7kerw09pwcev94tg1">
               <w:r>
                 <w:rPr>
                   <w:rFonts w:ascii="Arial" w:cs="Arial" w:eastAsia="Arial" w:hAnsi="Arial"/>
@@ -22337,7 +22799,7 @@
             <w:pPr>
               <w:spacing w:after="20" w:before="0"/>
             </w:pPr>
-            <w:hyperlink w:history="1" r:id="rIdihzqnhventfhyu66iwuf_">
+            <w:hyperlink w:history="1" r:id="rId0f_tkjrnf1dez_jy36npc">
               <w:r>
                 <w:rPr>
                   <w:rFonts w:ascii="Arial" w:cs="Arial" w:eastAsia="Arial" w:hAnsi="Arial"/>
@@ -22386,7 +22848,7 @@
               <w:spacing w:after="10" w:before="0"/>
               <w:ind w:left="120"/>
             </w:pPr>
-            <w:hyperlink w:history="1" r:id="rIdvsnrodkikiobuptcowtzu">
+            <w:hyperlink w:history="1" r:id="rIdx2ypd2dcduyyen6jn_e4t">
               <w:r>
                 <w:rPr>
                   <w:rFonts w:ascii="Arial" w:cs="Arial" w:eastAsia="Arial" w:hAnsi="Arial"/>
@@ -22414,6 +22876,7 @@
           </w:tcPr>
           <w:p>
             <w:pPr>
+              <w:keepNext w:val="false"/>
               <w:spacing w:after="40" w:before="0"/>
               <w:jc w:val="left"/>
             </w:pPr>
@@ -22446,6 +22909,7 @@
           </w:tcPr>
           <w:p>
             <w:pPr>
+              <w:keepNext w:val="false"/>
               <w:spacing w:after="40" w:before="0"/>
               <w:jc w:val="left"/>
             </w:pPr>
@@ -22478,6 +22942,7 @@
           </w:tcPr>
           <w:p>
             <w:pPr>
+              <w:keepNext w:val="false"/>
               <w:spacing w:after="40" w:before="0"/>
               <w:jc w:val="left"/>
             </w:pPr>
@@ -22510,6 +22975,7 @@
           </w:tcPr>
           <w:p>
             <w:pPr>
+              <w:keepNext w:val="false"/>
               <w:spacing w:after="40" w:before="0"/>
               <w:jc w:val="left"/>
             </w:pPr>
@@ -22569,6 +23035,7 @@
           </w:tcPr>
           <w:p>
             <w:pPr>
+              <w:keepNext w:val="false"/>
               <w:spacing w:after="40" w:before="0"/>
               <w:jc w:val="center"/>
             </w:pPr>
@@ -22603,6 +23070,7 @@
           </w:tcPr>
           <w:p>
             <w:pPr>
+              <w:keepNext w:val="false"/>
               <w:spacing w:after="40" w:before="0"/>
               <w:jc w:val="left"/>
             </w:pPr>
@@ -22664,6 +23132,7 @@
           </w:tcPr>
           <w:p>
             <w:pPr>
+              <w:keepNext w:val="false"/>
               <w:spacing w:after="40" w:before="0"/>
               <w:jc w:val="center"/>
             </w:pPr>
@@ -22698,6 +23167,7 @@
           </w:tcPr>
           <w:p>
             <w:pPr>
+              <w:keepNext w:val="false"/>
               <w:spacing w:after="40" w:before="0"/>
               <w:jc w:val="left"/>
             </w:pPr>
@@ -22730,6 +23200,7 @@
           </w:tcPr>
           <w:p>
             <w:pPr>
+              <w:keepNext w:val="false"/>
               <w:spacing w:after="40" w:before="0"/>
               <w:jc w:val="left"/>
             </w:pPr>
@@ -22764,6 +23235,7 @@
           </w:tcPr>
           <w:p>
             <w:pPr>
+              <w:keepNext w:val="false"/>
               <w:spacing w:after="40" w:before="0"/>
               <w:jc w:val="left"/>
             </w:pPr>
@@ -22796,6 +23268,7 @@
           </w:tcPr>
           <w:p>
             <w:pPr>
+              <w:keepNext w:val="false"/>
               <w:spacing w:after="40" w:before="0"/>
               <w:jc w:val="left"/>
             </w:pPr>
@@ -22830,6 +23303,7 @@
           </w:tcPr>
           <w:p>
             <w:pPr>
+              <w:keepNext w:val="false"/>
               <w:spacing w:after="40" w:before="0"/>
               <w:jc w:val="left"/>
             </w:pPr>
@@ -22862,6 +23336,7 @@
           </w:tcPr>
           <w:p>
             <w:pPr>
+              <w:keepNext w:val="false"/>
               <w:spacing w:after="40" w:before="0"/>
               <w:jc w:val="left"/>
             </w:pPr>
@@ -22898,7 +23373,7 @@
         </w:rPr>
         <w:t xml:space="preserve">© 2026 SeaVuria and ARES. Aligned with KICD objectives. Developed by SeaVuria; technical implementation by ARES (with AI assistance from Claude). Licensed under </w:t>
       </w:r>
-      <w:hyperlink w:history="1" r:id="rIdvmfu0bfpvrelff47ksihy">
+      <w:hyperlink w:history="1" r:id="rIddbhmbwm8flm_4gnfu2izh">
         <w:r>
           <w:rPr>
             <w:rFonts w:ascii="Arial" w:cs="Arial" w:eastAsia="Arial" w:hAnsi="Arial"/>
@@ -22919,7 +23394,7 @@
         </w:rPr>
         <w:t xml:space="preserve"> (</w:t>
       </w:r>
-      <w:hyperlink w:history="1" r:id="rIdbmeemewzwywe39tns3jrf">
+      <w:hyperlink w:history="1" r:id="rIdjz-ibixvmppbjld01upi3">
         <w:r>
           <w:rPr>
             <w:rFonts w:ascii="Arial" w:cs="Arial" w:eastAsia="Arial" w:hAnsi="Arial"/>
@@ -22979,6 +23454,7 @@
           </w:tcPr>
           <w:p>
             <w:pPr>
+              <w:keepNext w:val="false"/>
               <w:spacing w:after="40" w:before="0"/>
               <w:jc w:val="center"/>
             </w:pPr>
@@ -23014,6 +23490,7 @@
           </w:tcPr>
           <w:p>
             <w:pPr>
+              <w:keepNext w:val="false"/>
               <w:spacing w:after="40" w:before="0"/>
               <w:jc w:val="center"/>
             </w:pPr>
@@ -23048,6 +23525,7 @@
           </w:tcPr>
           <w:p>
             <w:pPr>
+              <w:keepNext w:val="false"/>
               <w:spacing w:after="40" w:before="0"/>
               <w:jc w:val="left"/>
             </w:pPr>
@@ -23080,6 +23558,7 @@
           </w:tcPr>
           <w:p>
             <w:pPr>
+              <w:keepNext w:val="false"/>
               <w:spacing w:after="40" w:before="0"/>
               <w:jc w:val="left"/>
             </w:pPr>
@@ -23114,6 +23593,7 @@
           </w:tcPr>
           <w:p>
             <w:pPr>
+              <w:keepNext w:val="false"/>
               <w:spacing w:after="40" w:before="0"/>
               <w:jc w:val="left"/>
             </w:pPr>
@@ -23146,6 +23626,7 @@
           </w:tcPr>
           <w:p>
             <w:pPr>
+              <w:keepNext w:val="false"/>
               <w:spacing w:after="40" w:before="0"/>
               <w:jc w:val="left"/>
             </w:pPr>
@@ -23180,6 +23661,7 @@
           </w:tcPr>
           <w:p>
             <w:pPr>
+              <w:keepNext w:val="false"/>
               <w:spacing w:after="40" w:before="0"/>
               <w:jc w:val="left"/>
             </w:pPr>
@@ -23212,6 +23694,7 @@
           </w:tcPr>
           <w:p>
             <w:pPr>
+              <w:keepNext w:val="false"/>
               <w:spacing w:after="40" w:before="0"/>
               <w:jc w:val="left"/>
             </w:pPr>
@@ -23246,6 +23729,7 @@
           </w:tcPr>
           <w:p>
             <w:pPr>
+              <w:keepNext w:val="false"/>
               <w:spacing w:after="40" w:before="0"/>
               <w:jc w:val="left"/>
             </w:pPr>
@@ -23278,6 +23762,7 @@
           </w:tcPr>
           <w:p>
             <w:pPr>
+              <w:keepNext w:val="false"/>
               <w:spacing w:after="40" w:before="0"/>
               <w:jc w:val="left"/>
             </w:pPr>
@@ -23312,6 +23797,7 @@
           </w:tcPr>
           <w:p>
             <w:pPr>
+              <w:keepNext w:val="false"/>
               <w:spacing w:after="40" w:before="0"/>
               <w:jc w:val="left"/>
             </w:pPr>
@@ -23344,6 +23830,7 @@
           </w:tcPr>
           <w:p>
             <w:pPr>
+              <w:keepNext w:val="false"/>
               <w:spacing w:after="40" w:before="0"/>
               <w:jc w:val="left"/>
             </w:pPr>
@@ -23378,6 +23865,7 @@
           </w:tcPr>
           <w:p>
             <w:pPr>
+              <w:keepNext w:val="false"/>
               <w:spacing w:after="40" w:before="0"/>
               <w:jc w:val="left"/>
             </w:pPr>
@@ -23410,6 +23898,7 @@
           </w:tcPr>
           <w:p>
             <w:pPr>
+              <w:keepNext w:val="false"/>
               <w:spacing w:after="40" w:before="0"/>
               <w:jc w:val="left"/>
             </w:pPr>
@@ -23444,6 +23933,7 @@
           </w:tcPr>
           <w:p>
             <w:pPr>
+              <w:keepNext w:val="false"/>
               <w:spacing w:after="40" w:before="0"/>
               <w:jc w:val="left"/>
             </w:pPr>
@@ -23476,6 +23966,7 @@
           </w:tcPr>
           <w:p>
             <w:pPr>
+              <w:keepNext w:val="false"/>
               <w:spacing w:after="40" w:before="0"/>
               <w:jc w:val="left"/>
             </w:pPr>
@@ -23510,6 +24001,7 @@
           </w:tcPr>
           <w:p>
             <w:pPr>
+              <w:keepNext w:val="false"/>
               <w:spacing w:after="40" w:before="0"/>
               <w:jc w:val="left"/>
             </w:pPr>
@@ -23542,6 +24034,7 @@
           </w:tcPr>
           <w:p>
             <w:pPr>
+              <w:keepNext w:val="false"/>
               <w:spacing w:after="40" w:before="0"/>
               <w:jc w:val="left"/>
             </w:pPr>
@@ -23601,6 +24094,7 @@
           </w:tcPr>
           <w:p>
             <w:pPr>
+              <w:keepNext w:val="false"/>
               <w:spacing w:after="40" w:before="0"/>
               <w:jc w:val="center"/>
             </w:pPr>
@@ -23635,6 +24129,7 @@
           </w:tcPr>
           <w:p>
             <w:pPr>
+              <w:keepNext w:val="false"/>
               <w:spacing w:after="40" w:before="0"/>
               <w:jc w:val="left"/>
             </w:pPr>
@@ -23699,6 +24194,7 @@
           </w:tcPr>
           <w:p>
             <w:pPr>
+              <w:keepNext w:val="false"/>
               <w:spacing w:after="40" w:before="0"/>
               <w:jc w:val="center"/>
             </w:pPr>
@@ -23733,6 +24229,7 @@
           </w:tcPr>
           <w:p>
             <w:pPr>
+              <w:keepNext w:val="false"/>
               <w:spacing w:after="40" w:before="0"/>
               <w:jc w:val="left"/>
             </w:pPr>
@@ -23765,6 +24262,7 @@
           </w:tcPr>
           <w:p>
             <w:pPr>
+              <w:keepNext w:val="false"/>
               <w:spacing w:after="40" w:before="0"/>
               <w:jc w:val="left"/>
             </w:pPr>
@@ -23797,6 +24295,7 @@
           </w:tcPr>
           <w:p>
             <w:pPr>
+              <w:keepNext w:val="false"/>
               <w:spacing w:after="40" w:before="0"/>
               <w:jc w:val="left"/>
             </w:pPr>
@@ -23829,6 +24328,7 @@
           </w:tcPr>
           <w:p>
             <w:pPr>
+              <w:keepNext w:val="false"/>
               <w:spacing w:after="40" w:before="0"/>
               <w:jc w:val="left"/>
             </w:pPr>
@@ -23861,6 +24361,7 @@
           </w:tcPr>
           <w:p>
             <w:pPr>
+              <w:keepNext w:val="false"/>
               <w:spacing w:after="40" w:before="0"/>
               <w:jc w:val="left"/>
             </w:pPr>
@@ -23895,6 +24396,7 @@
           </w:tcPr>
           <w:p>
             <w:pPr>
+              <w:keepNext w:val="false"/>
               <w:spacing w:after="40" w:before="0"/>
               <w:jc w:val="left"/>
             </w:pPr>
@@ -23949,7 +24451,7 @@
               <w:spacing w:after="10" w:before="0"/>
               <w:ind w:left="120"/>
             </w:pPr>
-            <w:hyperlink w:history="1" r:id="rIdadir87g9fvwxer_tacbb1">
+            <w:hyperlink w:history="1" r:id="rIdvkh8uisut_jrl7nhpxpca">
               <w:r>
                 <w:rPr>
                   <w:rFonts w:ascii="Arial" w:cs="Arial" w:eastAsia="Arial" w:hAnsi="Arial"/>
@@ -24009,7 +24511,7 @@
             <w:pPr>
               <w:spacing w:after="20" w:before="0"/>
             </w:pPr>
-            <w:hyperlink w:history="1" r:id="rIdkc1qajio-31gwbxicc5s4">
+            <w:hyperlink w:history="1" r:id="rIdnqi-xrrmv7mvveky-gne_">
               <w:r>
                 <w:rPr>
                   <w:rFonts w:ascii="Arial" w:cs="Arial" w:eastAsia="Arial" w:hAnsi="Arial"/>
@@ -24058,7 +24560,7 @@
               <w:spacing w:after="10" w:before="0"/>
               <w:ind w:left="120"/>
             </w:pPr>
-            <w:hyperlink w:history="1" r:id="rId1q_tuyisdr620ydjbyaxc">
+            <w:hyperlink w:history="1" r:id="rIdq5vqgv1--s1n0jdr3icjg">
               <w:r>
                 <w:rPr>
                   <w:rFonts w:ascii="Arial" w:cs="Arial" w:eastAsia="Arial" w:hAnsi="Arial"/>
@@ -24086,6 +24588,7 @@
           </w:tcPr>
           <w:p>
             <w:pPr>
+              <w:keepNext w:val="false"/>
               <w:spacing w:after="40" w:before="0"/>
               <w:jc w:val="left"/>
             </w:pPr>
@@ -24118,6 +24621,7 @@
           </w:tcPr>
           <w:p>
             <w:pPr>
+              <w:keepNext w:val="false"/>
               <w:spacing w:after="40" w:before="0"/>
               <w:jc w:val="left"/>
             </w:pPr>
@@ -24150,6 +24654,7 @@
           </w:tcPr>
           <w:p>
             <w:pPr>
+              <w:keepNext w:val="false"/>
               <w:spacing w:after="40" w:before="0"/>
               <w:jc w:val="left"/>
             </w:pPr>
@@ -24182,6 +24687,7 @@
           </w:tcPr>
           <w:p>
             <w:pPr>
+              <w:keepNext w:val="false"/>
               <w:spacing w:after="40" w:before="0"/>
               <w:jc w:val="left"/>
             </w:pPr>
@@ -24216,6 +24722,7 @@
           </w:tcPr>
           <w:p>
             <w:pPr>
+              <w:keepNext w:val="false"/>
               <w:spacing w:after="40" w:before="0"/>
               <w:jc w:val="left"/>
             </w:pPr>
@@ -24270,7 +24777,7 @@
               <w:spacing w:after="10" w:before="0"/>
               <w:ind w:left="120"/>
             </w:pPr>
-            <w:hyperlink w:history="1" r:id="rIdeueuwdgd24vevijtxcfjt">
+            <w:hyperlink w:history="1" r:id="rId72ia0fqtnybkv0cegkg9q">
               <w:r>
                 <w:rPr>
                   <w:rFonts w:ascii="Arial" w:cs="Arial" w:eastAsia="Arial" w:hAnsi="Arial"/>
@@ -24330,7 +24837,7 @@
             <w:pPr>
               <w:spacing w:after="20" w:before="0"/>
             </w:pPr>
-            <w:hyperlink w:history="1" r:id="rIdrfgvohpjbntij8zr7eldm">
+            <w:hyperlink w:history="1" r:id="rIdk-hgunjph-lxbvqy28tkm">
               <w:r>
                 <w:rPr>
                   <w:rFonts w:ascii="Arial" w:cs="Arial" w:eastAsia="Arial" w:hAnsi="Arial"/>
@@ -24379,7 +24886,7 @@
               <w:spacing w:after="10" w:before="0"/>
               <w:ind w:left="120"/>
             </w:pPr>
-            <w:hyperlink w:history="1" r:id="rId6rsqtajym0biq651x0pen">
+            <w:hyperlink w:history="1" r:id="rIdnlxhlos7brmpq2zdnboxt">
               <w:r>
                 <w:rPr>
                   <w:rFonts w:ascii="Arial" w:cs="Arial" w:eastAsia="Arial" w:hAnsi="Arial"/>
@@ -24407,6 +24914,7 @@
           </w:tcPr>
           <w:p>
             <w:pPr>
+              <w:keepNext w:val="false"/>
               <w:spacing w:after="40" w:before="0"/>
               <w:jc w:val="left"/>
             </w:pPr>
@@ -24439,6 +24947,7 @@
           </w:tcPr>
           <w:p>
             <w:pPr>
+              <w:keepNext w:val="false"/>
               <w:spacing w:after="40" w:before="0"/>
               <w:jc w:val="left"/>
             </w:pPr>
@@ -24471,6 +24980,7 @@
           </w:tcPr>
           <w:p>
             <w:pPr>
+              <w:keepNext w:val="false"/>
               <w:spacing w:after="40" w:before="0"/>
               <w:jc w:val="left"/>
             </w:pPr>
@@ -24503,6 +25013,7 @@
           </w:tcPr>
           <w:p>
             <w:pPr>
+              <w:keepNext w:val="false"/>
               <w:spacing w:after="40" w:before="0"/>
               <w:jc w:val="left"/>
             </w:pPr>
@@ -24537,6 +25048,7 @@
           </w:tcPr>
           <w:p>
             <w:pPr>
+              <w:keepNext w:val="false"/>
               <w:spacing w:after="40" w:before="0"/>
               <w:jc w:val="left"/>
             </w:pPr>
@@ -24591,7 +25103,7 @@
               <w:spacing w:after="10" w:before="0"/>
               <w:ind w:left="120"/>
             </w:pPr>
-            <w:hyperlink w:history="1" r:id="rIdvhlcdxgfi3beo0kuqafz5">
+            <w:hyperlink w:history="1" r:id="rIdhabnszzw-gtcdlf4rigpi">
               <w:r>
                 <w:rPr>
                   <w:rFonts w:ascii="Arial" w:cs="Arial" w:eastAsia="Arial" w:hAnsi="Arial"/>
@@ -24651,7 +25163,7 @@
             <w:pPr>
               <w:spacing w:after="20" w:before="0"/>
             </w:pPr>
-            <w:hyperlink w:history="1" r:id="rIddhhqu4cnagrvf5quunc90">
+            <w:hyperlink w:history="1" r:id="rIdcum3lpy46g7czdblvcyrt">
               <w:r>
                 <w:rPr>
                   <w:rFonts w:ascii="Arial" w:cs="Arial" w:eastAsia="Arial" w:hAnsi="Arial"/>
@@ -24700,7 +25212,7 @@
               <w:spacing w:after="10" w:before="0"/>
               <w:ind w:left="120"/>
             </w:pPr>
-            <w:hyperlink w:history="1" r:id="rId_dl7bbsaf92rvuxo8t9ld">
+            <w:hyperlink w:history="1" r:id="rIdedcicewpkn-hmatepllg5">
               <w:r>
                 <w:rPr>
                   <w:rFonts w:ascii="Arial" w:cs="Arial" w:eastAsia="Arial" w:hAnsi="Arial"/>
@@ -24728,6 +25240,7 @@
           </w:tcPr>
           <w:p>
             <w:pPr>
+              <w:keepNext w:val="false"/>
               <w:spacing w:after="40" w:before="0"/>
               <w:jc w:val="left"/>
             </w:pPr>
@@ -24760,6 +25273,7 @@
           </w:tcPr>
           <w:p>
             <w:pPr>
+              <w:keepNext w:val="false"/>
               <w:spacing w:after="40" w:before="0"/>
               <w:jc w:val="left"/>
             </w:pPr>
@@ -24792,6 +25306,7 @@
           </w:tcPr>
           <w:p>
             <w:pPr>
+              <w:keepNext w:val="false"/>
               <w:spacing w:after="40" w:before="0"/>
               <w:jc w:val="left"/>
             </w:pPr>
@@ -24824,6 +25339,7 @@
           </w:tcPr>
           <w:p>
             <w:pPr>
+              <w:keepNext w:val="false"/>
               <w:spacing w:after="40" w:before="0"/>
               <w:jc w:val="left"/>
             </w:pPr>
@@ -24858,6 +25374,7 @@
           </w:tcPr>
           <w:p>
             <w:pPr>
+              <w:keepNext w:val="false"/>
               <w:spacing w:after="40" w:before="0"/>
               <w:jc w:val="left"/>
             </w:pPr>
@@ -24912,7 +25429,7 @@
               <w:spacing w:after="10" w:before="0"/>
               <w:ind w:left="120"/>
             </w:pPr>
-            <w:hyperlink w:history="1" r:id="rIdhwm2u1vnttzsyu1byb_xj">
+            <w:hyperlink w:history="1" r:id="rIdw0sbqaw5o7r2hhksvmrdo">
               <w:r>
                 <w:rPr>
                   <w:rFonts w:ascii="Arial" w:cs="Arial" w:eastAsia="Arial" w:hAnsi="Arial"/>
@@ -24972,7 +25489,7 @@
             <w:pPr>
               <w:spacing w:after="20" w:before="0"/>
             </w:pPr>
-            <w:hyperlink w:history="1" r:id="rIdny8qhrek8litsdv9zmya3">
+            <w:hyperlink w:history="1" r:id="rIdq6t018omyfyu-ff3lkfqv">
               <w:r>
                 <w:rPr>
                   <w:rFonts w:ascii="Arial" w:cs="Arial" w:eastAsia="Arial" w:hAnsi="Arial"/>
@@ -25021,7 +25538,7 @@
               <w:spacing w:after="10" w:before="0"/>
               <w:ind w:left="120"/>
             </w:pPr>
-            <w:hyperlink w:history="1" r:id="rId66vz8spzbggcst3-nbnut">
+            <w:hyperlink w:history="1" r:id="rId0yctrrlmb6aofajrftvbi">
               <w:r>
                 <w:rPr>
                   <w:rFonts w:ascii="Arial" w:cs="Arial" w:eastAsia="Arial" w:hAnsi="Arial"/>
@@ -25049,6 +25566,7 @@
           </w:tcPr>
           <w:p>
             <w:pPr>
+              <w:keepNext w:val="false"/>
               <w:spacing w:after="40" w:before="0"/>
               <w:jc w:val="left"/>
             </w:pPr>
@@ -25081,6 +25599,7 @@
           </w:tcPr>
           <w:p>
             <w:pPr>
+              <w:keepNext w:val="false"/>
               <w:spacing w:after="40" w:before="0"/>
               <w:jc w:val="left"/>
             </w:pPr>
@@ -25113,6 +25632,7 @@
           </w:tcPr>
           <w:p>
             <w:pPr>
+              <w:keepNext w:val="false"/>
               <w:spacing w:after="40" w:before="0"/>
               <w:jc w:val="left"/>
             </w:pPr>
@@ -25145,6 +25665,7 @@
           </w:tcPr>
           <w:p>
             <w:pPr>
+              <w:keepNext w:val="false"/>
               <w:spacing w:after="40" w:before="0"/>
               <w:jc w:val="left"/>
             </w:pPr>
@@ -25179,6 +25700,7 @@
           </w:tcPr>
           <w:p>
             <w:pPr>
+              <w:keepNext w:val="false"/>
               <w:spacing w:after="40" w:before="0"/>
               <w:jc w:val="left"/>
             </w:pPr>
@@ -25233,7 +25755,7 @@
               <w:spacing w:after="10" w:before="0"/>
               <w:ind w:left="120"/>
             </w:pPr>
-            <w:hyperlink w:history="1" r:id="rIdhdi3_dfgsbygdsdnx_8nj">
+            <w:hyperlink w:history="1" r:id="rIdrnybkrotvg_f13qatoeqv">
               <w:r>
                 <w:rPr>
                   <w:rFonts w:ascii="Arial" w:cs="Arial" w:eastAsia="Arial" w:hAnsi="Arial"/>
@@ -25293,7 +25815,7 @@
             <w:pPr>
               <w:spacing w:after="20" w:before="0"/>
             </w:pPr>
-            <w:hyperlink w:history="1" r:id="rIda6ztmja2a_fw45wlbycov">
+            <w:hyperlink w:history="1" r:id="rIdynvn_nmejuxmk1guo_gbm">
               <w:r>
                 <w:rPr>
                   <w:rFonts w:ascii="Arial" w:cs="Arial" w:eastAsia="Arial" w:hAnsi="Arial"/>
@@ -25342,7 +25864,7 @@
               <w:spacing w:after="10" w:before="0"/>
               <w:ind w:left="120"/>
             </w:pPr>
-            <w:hyperlink w:history="1" r:id="rIdsqmbs73zzgozkpkt6pjb2">
+            <w:hyperlink w:history="1" r:id="rIdh5oe2obshuf1yl6ipnd4a">
               <w:r>
                 <w:rPr>
                   <w:rFonts w:ascii="Arial" w:cs="Arial" w:eastAsia="Arial" w:hAnsi="Arial"/>
@@ -25370,6 +25892,7 @@
           </w:tcPr>
           <w:p>
             <w:pPr>
+              <w:keepNext w:val="false"/>
               <w:spacing w:after="40" w:before="0"/>
               <w:jc w:val="left"/>
             </w:pPr>
@@ -25402,6 +25925,7 @@
           </w:tcPr>
           <w:p>
             <w:pPr>
+              <w:keepNext w:val="false"/>
               <w:spacing w:after="40" w:before="0"/>
               <w:jc w:val="left"/>
             </w:pPr>
@@ -25434,6 +25958,7 @@
           </w:tcPr>
           <w:p>
             <w:pPr>
+              <w:keepNext w:val="false"/>
               <w:spacing w:after="40" w:before="0"/>
               <w:jc w:val="left"/>
             </w:pPr>
@@ -25466,6 +25991,7 @@
           </w:tcPr>
           <w:p>
             <w:pPr>
+              <w:keepNext w:val="false"/>
               <w:spacing w:after="40" w:before="0"/>
               <w:jc w:val="left"/>
             </w:pPr>
@@ -25525,6 +26051,7 @@
           </w:tcPr>
           <w:p>
             <w:pPr>
+              <w:keepNext w:val="false"/>
               <w:spacing w:after="40" w:before="0"/>
               <w:jc w:val="center"/>
             </w:pPr>
@@ -25559,6 +26086,7 @@
           </w:tcPr>
           <w:p>
             <w:pPr>
+              <w:keepNext w:val="false"/>
               <w:spacing w:after="40" w:before="0"/>
               <w:jc w:val="left"/>
             </w:pPr>
@@ -25620,6 +26148,7 @@
           </w:tcPr>
           <w:p>
             <w:pPr>
+              <w:keepNext w:val="false"/>
               <w:spacing w:after="40" w:before="0"/>
               <w:jc w:val="center"/>
             </w:pPr>
@@ -25654,6 +26183,7 @@
           </w:tcPr>
           <w:p>
             <w:pPr>
+              <w:keepNext w:val="false"/>
               <w:spacing w:after="40" w:before="0"/>
               <w:jc w:val="left"/>
             </w:pPr>
@@ -25686,6 +26216,7 @@
           </w:tcPr>
           <w:p>
             <w:pPr>
+              <w:keepNext w:val="false"/>
               <w:spacing w:after="40" w:before="0"/>
               <w:jc w:val="left"/>
             </w:pPr>
@@ -25720,6 +26251,7 @@
           </w:tcPr>
           <w:p>
             <w:pPr>
+              <w:keepNext w:val="false"/>
               <w:spacing w:after="40" w:before="0"/>
               <w:jc w:val="left"/>
             </w:pPr>
@@ -25752,6 +26284,7 @@
           </w:tcPr>
           <w:p>
             <w:pPr>
+              <w:keepNext w:val="false"/>
               <w:spacing w:after="40" w:before="0"/>
               <w:jc w:val="left"/>
             </w:pPr>
@@ -25786,6 +26319,7 @@
           </w:tcPr>
           <w:p>
             <w:pPr>
+              <w:keepNext w:val="false"/>
               <w:spacing w:after="40" w:before="0"/>
               <w:jc w:val="left"/>
             </w:pPr>
@@ -25818,6 +26352,7 @@
           </w:tcPr>
           <w:p>
             <w:pPr>
+              <w:keepNext w:val="false"/>
               <w:spacing w:after="40" w:before="0"/>
               <w:jc w:val="left"/>
             </w:pPr>
@@ -25854,7 +26389,7 @@
         </w:rPr>
         <w:t xml:space="preserve">© 2026 SeaVuria and ARES. Aligned with KICD objectives. Developed by SeaVuria; technical implementation by ARES (with AI assistance from Claude). Licensed under </w:t>
       </w:r>
-      <w:hyperlink w:history="1" r:id="rIdsuq-2z39rqisejzpxpqdn">
+      <w:hyperlink w:history="1" r:id="rIdsyefy2p313ad4b8bpyksp">
         <w:r>
           <w:rPr>
             <w:rFonts w:ascii="Arial" w:cs="Arial" w:eastAsia="Arial" w:hAnsi="Arial"/>
@@ -25875,7 +26410,7 @@
         </w:rPr>
         <w:t xml:space="preserve"> (</w:t>
       </w:r>
-      <w:hyperlink w:history="1" r:id="rIdhqsilheylta67iqgfsstm">
+      <w:hyperlink w:history="1" r:id="rIdmytjmp2lezjys2ppftceo">
         <w:r>
           <w:rPr>
             <w:rFonts w:ascii="Arial" w:cs="Arial" w:eastAsia="Arial" w:hAnsi="Arial"/>
@@ -25936,6 +26471,7 @@
           </w:tcPr>
           <w:p>
             <w:pPr>
+              <w:keepNext w:val="false"/>
               <w:spacing w:after="40" w:before="0"/>
               <w:jc w:val="center"/>
             </w:pPr>
@@ -25970,6 +26506,7 @@
           </w:tcPr>
           <w:p>
             <w:pPr>
+              <w:keepNext w:val="false"/>
               <w:spacing w:after="40" w:before="0"/>
               <w:jc w:val="left"/>
             </w:pPr>
@@ -26002,6 +26539,7 @@
           </w:tcPr>
           <w:p>
             <w:pPr>
+              <w:keepNext w:val="false"/>
               <w:spacing w:after="40" w:before="0"/>
               <w:jc w:val="left"/>
             </w:pPr>
@@ -26034,6 +26572,7 @@
           </w:tcPr>
           <w:p>
             <w:pPr>
+              <w:keepNext w:val="false"/>
               <w:spacing w:after="40" w:before="0"/>
               <w:jc w:val="left"/>
             </w:pPr>
@@ -26068,6 +26607,7 @@
           </w:tcPr>
           <w:p>
             <w:pPr>
+              <w:keepNext w:val="false"/>
               <w:spacing w:after="40" w:before="0"/>
               <w:jc w:val="left"/>
             </w:pPr>
@@ -26100,6 +26640,7 @@
           </w:tcPr>
           <w:p>
             <w:pPr>
+              <w:keepNext w:val="false"/>
               <w:spacing w:after="40" w:before="0"/>
               <w:jc w:val="left"/>
             </w:pPr>
@@ -26132,6 +26673,7 @@
           </w:tcPr>
           <w:p>
             <w:pPr>
+              <w:keepNext w:val="false"/>
               <w:spacing w:after="40" w:before="0"/>
               <w:jc w:val="left"/>
             </w:pPr>
@@ -26166,6 +26708,7 @@
           </w:tcPr>
           <w:p>
             <w:pPr>
+              <w:keepNext w:val="false"/>
               <w:spacing w:after="40" w:before="0"/>
               <w:jc w:val="left"/>
             </w:pPr>
@@ -26198,6 +26741,7 @@
           </w:tcPr>
           <w:p>
             <w:pPr>
+              <w:keepNext w:val="false"/>
               <w:spacing w:after="40" w:before="0"/>
               <w:jc w:val="left"/>
             </w:pPr>
@@ -26230,6 +26774,7 @@
           </w:tcPr>
           <w:p>
             <w:pPr>
+              <w:keepNext w:val="false"/>
               <w:spacing w:after="40" w:before="0"/>
               <w:jc w:val="left"/>
             </w:pPr>
@@ -26264,6 +26809,7 @@
           </w:tcPr>
           <w:p>
             <w:pPr>
+              <w:keepNext w:val="false"/>
               <w:spacing w:after="40" w:before="0"/>
               <w:jc w:val="left"/>
             </w:pPr>
@@ -26296,6 +26842,7 @@
           </w:tcPr>
           <w:p>
             <w:pPr>
+              <w:keepNext w:val="false"/>
               <w:spacing w:after="40" w:before="0"/>
               <w:jc w:val="left"/>
             </w:pPr>
@@ -26328,6 +26875,7 @@
           </w:tcPr>
           <w:p>
             <w:pPr>
+              <w:keepNext w:val="false"/>
               <w:spacing w:after="40" w:before="0"/>
               <w:jc w:val="left"/>
             </w:pPr>

--- a/data/outputs/v2/General_Science/SS1.6_Plant_Growth_and_Development/General_Science_Plant_Growth_and_Development_CBE_LessonSequence.docx
+++ b/data/outputs/v2/General_Science/SS1.6_Plant_Growth_and_Development/General_Science_Plant_Growth_and_Development_CBE_LessonSequence.docx
@@ -2318,7 +2318,7 @@
         </w:rPr>
         <w:t xml:space="preserve">© 2026 SeaVuria and ARES. This work is licensed under a </w:t>
       </w:r>
-      <w:hyperlink w:history="1" r:id="rIdrve-gilfewsh4egw39mjw">
+      <w:hyperlink w:history="1" r:id="rIdx536pr1ts5nyannmmev2m">
         <w:r>
           <w:rPr>
             <w:rFonts w:ascii="Arial" w:cs="Arial" w:eastAsia="Arial" w:hAnsi="Arial"/>
@@ -2338,7 +2338,7 @@
         </w:rPr>
         <w:t xml:space="preserve"> (</w:t>
       </w:r>
-      <w:hyperlink w:history="1" r:id="rId1psqzmmqskzzdxkp9cwzz">
+      <w:hyperlink w:history="1" r:id="rId4955nmdy4a-y_qjuhhb6k">
         <w:r>
           <w:rPr>
             <w:rFonts w:ascii="Arial" w:cs="Arial" w:eastAsia="Arial" w:hAnsi="Arial"/>
@@ -2358,7 +2358,7 @@
         </w:rPr>
         <w:t xml:space="preserve">). To view a copy of this license, visit </w:t>
       </w:r>
-      <w:hyperlink w:history="1" r:id="rIdp4gectchtvspzawwvlyw6">
+      <w:hyperlink w:history="1" r:id="rIditjgzb95nhwexo_dj5nb6">
         <w:r>
           <w:rPr>
             <w:rFonts w:ascii="Arial" w:cs="Arial" w:eastAsia="Arial" w:hAnsi="Arial"/>
@@ -3414,7 +3414,7 @@
               <w:spacing w:after="10" w:before="0"/>
               <w:ind w:left="120"/>
             </w:pPr>
-            <w:hyperlink w:history="1" r:id="rIdlzhruavynddujicq7g3vb">
+            <w:hyperlink w:history="1" r:id="rIdngig8ik-hfoh0to7h8y_1">
               <w:r>
                 <w:rPr>
                   <w:rFonts w:ascii="Arial" w:cs="Arial" w:eastAsia="Arial" w:hAnsi="Arial"/>
@@ -3474,7 +3474,7 @@
             <w:pPr>
               <w:spacing w:after="20" w:before="0"/>
             </w:pPr>
-            <w:hyperlink w:history="1" r:id="rIdu--csiusbqjdi4yysdx6q">
+            <w:hyperlink w:history="1" r:id="rIdaej0jeayhf6zxgrleidv5">
               <w:r>
                 <w:rPr>
                   <w:rFonts w:ascii="Arial" w:cs="Arial" w:eastAsia="Arial" w:hAnsi="Arial"/>
@@ -3523,7 +3523,7 @@
               <w:spacing w:after="10" w:before="0"/>
               <w:ind w:left="120"/>
             </w:pPr>
-            <w:hyperlink w:history="1" r:id="rIdzahy78gy-d5xjjlgee6sa">
+            <w:hyperlink w:history="1" r:id="rIdds7azenroc1ejwgorklwg">
               <w:r>
                 <w:rPr>
                   <w:rFonts w:ascii="Arial" w:cs="Arial" w:eastAsia="Arial" w:hAnsi="Arial"/>
@@ -3740,7 +3740,7 @@
               <w:spacing w:after="10" w:before="0"/>
               <w:ind w:left="120"/>
             </w:pPr>
-            <w:hyperlink w:history="1" r:id="rIdrduwyfeye-m6kutrjpyct">
+            <w:hyperlink w:history="1" r:id="rIdwfvaorwxm58qmwdzqx-8t">
               <w:r>
                 <w:rPr>
                   <w:rFonts w:ascii="Arial" w:cs="Arial" w:eastAsia="Arial" w:hAnsi="Arial"/>
@@ -3800,7 +3800,7 @@
             <w:pPr>
               <w:spacing w:after="20" w:before="0"/>
             </w:pPr>
-            <w:hyperlink w:history="1" r:id="rId4lq7dmwp3wqzx7qoajmb6">
+            <w:hyperlink w:history="1" r:id="rIdfuagdllk4n7wa-itckzrq">
               <w:r>
                 <w:rPr>
                   <w:rFonts w:ascii="Arial" w:cs="Arial" w:eastAsia="Arial" w:hAnsi="Arial"/>
@@ -3849,7 +3849,7 @@
               <w:spacing w:after="10" w:before="0"/>
               <w:ind w:left="120"/>
             </w:pPr>
-            <w:hyperlink w:history="1" r:id="rIdwx8isnkl7ftzxbe290wpi">
+            <w:hyperlink w:history="1" r:id="rId5malsmostecjsoj2k2lxc">
               <w:r>
                 <w:rPr>
                   <w:rFonts w:ascii="Arial" w:cs="Arial" w:eastAsia="Arial" w:hAnsi="Arial"/>
@@ -4066,7 +4066,7 @@
               <w:spacing w:after="10" w:before="0"/>
               <w:ind w:left="120"/>
             </w:pPr>
-            <w:hyperlink w:history="1" r:id="rIduqewue8tcuulw-iqvekjp">
+            <w:hyperlink w:history="1" r:id="rIdzt_4xrqo_zfr5i3ukgm03">
               <w:r>
                 <w:rPr>
                   <w:rFonts w:ascii="Arial" w:cs="Arial" w:eastAsia="Arial" w:hAnsi="Arial"/>
@@ -4126,7 +4126,7 @@
             <w:pPr>
               <w:spacing w:after="20" w:before="0"/>
             </w:pPr>
-            <w:hyperlink w:history="1" r:id="rId1owxvb5gonpn-lr9n9z_a">
+            <w:hyperlink w:history="1" r:id="rIdch2bvtqyizwfvrsutuwxm">
               <w:r>
                 <w:rPr>
                   <w:rFonts w:ascii="Arial" w:cs="Arial" w:eastAsia="Arial" w:hAnsi="Arial"/>
@@ -4175,7 +4175,7 @@
               <w:spacing w:after="10" w:before="0"/>
               <w:ind w:left="120"/>
             </w:pPr>
-            <w:hyperlink w:history="1" r:id="rIdvacdl0krn5fb9ihftv8pk">
+            <w:hyperlink w:history="1" r:id="rIdbwnlex7iiwluhk09aeor-">
               <w:r>
                 <w:rPr>
                   <w:rFonts w:ascii="Arial" w:cs="Arial" w:eastAsia="Arial" w:hAnsi="Arial"/>
@@ -4392,7 +4392,7 @@
               <w:spacing w:after="10" w:before="0"/>
               <w:ind w:left="120"/>
             </w:pPr>
-            <w:hyperlink w:history="1" r:id="rIdsumim9qylsicmqtf2ejvu">
+            <w:hyperlink w:history="1" r:id="rIdl9c4h_7dlqgznqxqw6tpx">
               <w:r>
                 <w:rPr>
                   <w:rFonts w:ascii="Arial" w:cs="Arial" w:eastAsia="Arial" w:hAnsi="Arial"/>
@@ -4452,7 +4452,7 @@
             <w:pPr>
               <w:spacing w:after="20" w:before="0"/>
             </w:pPr>
-            <w:hyperlink w:history="1" r:id="rId2xcbd9qivvs_vzbsdhcr2">
+            <w:hyperlink w:history="1" r:id="rIdg0ujgfiv93lcmzjw5n9vj">
               <w:r>
                 <w:rPr>
                   <w:rFonts w:ascii="Arial" w:cs="Arial" w:eastAsia="Arial" w:hAnsi="Arial"/>
@@ -4501,7 +4501,7 @@
               <w:spacing w:after="10" w:before="0"/>
               <w:ind w:left="120"/>
             </w:pPr>
-            <w:hyperlink w:history="1" r:id="rId1en1u_dri4c-jufzql3no">
+            <w:hyperlink w:history="1" r:id="rId4cvbfrl5_k8t7myww0xv3">
               <w:r>
                 <w:rPr>
                   <w:rFonts w:ascii="Arial" w:cs="Arial" w:eastAsia="Arial" w:hAnsi="Arial"/>
@@ -4718,7 +4718,7 @@
               <w:spacing w:after="10" w:before="0"/>
               <w:ind w:left="120"/>
             </w:pPr>
-            <w:hyperlink w:history="1" r:id="rIdbruzxpapurvex4ubiegbr">
+            <w:hyperlink w:history="1" r:id="rIdyb5l2bwlm8hed5lchqq5k">
               <w:r>
                 <w:rPr>
                   <w:rFonts w:ascii="Arial" w:cs="Arial" w:eastAsia="Arial" w:hAnsi="Arial"/>
@@ -4778,7 +4778,7 @@
             <w:pPr>
               <w:spacing w:after="20" w:before="0"/>
             </w:pPr>
-            <w:hyperlink w:history="1" r:id="rId1euwrvbtwpcpm8jqhnlkd">
+            <w:hyperlink w:history="1" r:id="rId4a-5qldofk7ujgvcl97vl">
               <w:r>
                 <w:rPr>
                   <w:rFonts w:ascii="Arial" w:cs="Arial" w:eastAsia="Arial" w:hAnsi="Arial"/>
@@ -4827,7 +4827,7 @@
               <w:spacing w:after="10" w:before="0"/>
               <w:ind w:left="120"/>
             </w:pPr>
-            <w:hyperlink w:history="1" r:id="rIdrnn1zafrfihcmphg2ayan">
+            <w:hyperlink w:history="1" r:id="rIdn1h9c36-kwo4vhqlconwg">
               <w:r>
                 <w:rPr>
                   <w:rFonts w:ascii="Arial" w:cs="Arial" w:eastAsia="Arial" w:hAnsi="Arial"/>
@@ -5352,7 +5352,7 @@
         </w:rPr>
         <w:t xml:space="preserve">© 2026 SeaVuria and ARES. Aligned with KICD objectives. Developed by SeaVuria; technical implementation by ARES (with AI assistance from Claude). Licensed under </w:t>
       </w:r>
-      <w:hyperlink w:history="1" r:id="rIdj9ggaajuo1gmjei6rm6w8">
+      <w:hyperlink w:history="1" r:id="rIdy8q4qjjbthz2shax2zgso">
         <w:r>
           <w:rPr>
             <w:rFonts w:ascii="Arial" w:cs="Arial" w:eastAsia="Arial" w:hAnsi="Arial"/>
@@ -5373,7 +5373,7 @@
         </w:rPr>
         <w:t xml:space="preserve"> (</w:t>
       </w:r>
-      <w:hyperlink w:history="1" r:id="rId4qoxbgrc_liznpqyt-xvz">
+      <w:hyperlink w:history="1" r:id="rId9mrfwrmrjpljvfhnegjym">
         <w:r>
           <w:rPr>
             <w:rFonts w:ascii="Arial" w:cs="Arial" w:eastAsia="Arial" w:hAnsi="Arial"/>
@@ -6430,7 +6430,7 @@
               <w:spacing w:after="10" w:before="0"/>
               <w:ind w:left="120"/>
             </w:pPr>
-            <w:hyperlink w:history="1" r:id="rIdmz3fcedssdvxu4gbvv_vj">
+            <w:hyperlink w:history="1" r:id="rIdj2lxp11u5egybgnqct2r2">
               <w:r>
                 <w:rPr>
                   <w:rFonts w:ascii="Arial" w:cs="Arial" w:eastAsia="Arial" w:hAnsi="Arial"/>
@@ -6490,7 +6490,7 @@
             <w:pPr>
               <w:spacing w:after="20" w:before="0"/>
             </w:pPr>
-            <w:hyperlink w:history="1" r:id="rIdh9bur5omf8cmgsr-x2jtx">
+            <w:hyperlink w:history="1" r:id="rIdh9vlxe_-afbiicnchth75">
               <w:r>
                 <w:rPr>
                   <w:rFonts w:ascii="Arial" w:cs="Arial" w:eastAsia="Arial" w:hAnsi="Arial"/>
@@ -6539,7 +6539,7 @@
               <w:spacing w:after="10" w:before="0"/>
               <w:ind w:left="120"/>
             </w:pPr>
-            <w:hyperlink w:history="1" r:id="rIdxek8aredcjv2wxavk478k">
+            <w:hyperlink w:history="1" r:id="rIdwst5ea4hu0nowry7g-krb">
               <w:r>
                 <w:rPr>
                   <w:rFonts w:ascii="Arial" w:cs="Arial" w:eastAsia="Arial" w:hAnsi="Arial"/>
@@ -6756,7 +6756,7 @@
               <w:spacing w:after="10" w:before="0"/>
               <w:ind w:left="120"/>
             </w:pPr>
-            <w:hyperlink w:history="1" r:id="rIdxo2badlsswy3wrptqvgqk">
+            <w:hyperlink w:history="1" r:id="rIdrue_ctgoduzpygfffcdhs">
               <w:r>
                 <w:rPr>
                   <w:rFonts w:ascii="Arial" w:cs="Arial" w:eastAsia="Arial" w:hAnsi="Arial"/>
@@ -6816,7 +6816,7 @@
             <w:pPr>
               <w:spacing w:after="20" w:before="0"/>
             </w:pPr>
-            <w:hyperlink w:history="1" r:id="rIdat7mq_d7rchdcij1xnacn">
+            <w:hyperlink w:history="1" r:id="rIdcoiiqbqc5opim2lfthnu-">
               <w:r>
                 <w:rPr>
                   <w:rFonts w:ascii="Arial" w:cs="Arial" w:eastAsia="Arial" w:hAnsi="Arial"/>
@@ -6865,7 +6865,7 @@
               <w:spacing w:after="10" w:before="0"/>
               <w:ind w:left="120"/>
             </w:pPr>
-            <w:hyperlink w:history="1" r:id="rId7--7vojdshii2cnjvsog4">
+            <w:hyperlink w:history="1" r:id="rIdcsqgfxlay7occs1rcv377">
               <w:r>
                 <w:rPr>
                   <w:rFonts w:ascii="Arial" w:cs="Arial" w:eastAsia="Arial" w:hAnsi="Arial"/>
@@ -7082,7 +7082,7 @@
               <w:spacing w:after="10" w:before="0"/>
               <w:ind w:left="120"/>
             </w:pPr>
-            <w:hyperlink w:history="1" r:id="rId1fpmdhusxe4mllfkhcubw">
+            <w:hyperlink w:history="1" r:id="rId8hizfix3jldhuswcvc1hb">
               <w:r>
                 <w:rPr>
                   <w:rFonts w:ascii="Arial" w:cs="Arial" w:eastAsia="Arial" w:hAnsi="Arial"/>
@@ -7142,7 +7142,7 @@
             <w:pPr>
               <w:spacing w:after="20" w:before="0"/>
             </w:pPr>
-            <w:hyperlink w:history="1" r:id="rIdjxviomtvfthe6xqi67uig">
+            <w:hyperlink w:history="1" r:id="rIdy9vgolk91nypeah67u1pw">
               <w:r>
                 <w:rPr>
                   <w:rFonts w:ascii="Arial" w:cs="Arial" w:eastAsia="Arial" w:hAnsi="Arial"/>
@@ -7191,7 +7191,7 @@
               <w:spacing w:after="10" w:before="0"/>
               <w:ind w:left="120"/>
             </w:pPr>
-            <w:hyperlink w:history="1" r:id="rIdwj0stmqu4nxsqk1ntidhb">
+            <w:hyperlink w:history="1" r:id="rIduckhtiukgs0qifrm1kxrg">
               <w:r>
                 <w:rPr>
                   <w:rFonts w:ascii="Arial" w:cs="Arial" w:eastAsia="Arial" w:hAnsi="Arial"/>
@@ -7408,7 +7408,7 @@
               <w:spacing w:after="10" w:before="0"/>
               <w:ind w:left="120"/>
             </w:pPr>
-            <w:hyperlink w:history="1" r:id="rIdoj0cmmtkyl9tp0qpes0y2">
+            <w:hyperlink w:history="1" r:id="rId_yytteor_e4hparuqgc2i">
               <w:r>
                 <w:rPr>
                   <w:rFonts w:ascii="Arial" w:cs="Arial" w:eastAsia="Arial" w:hAnsi="Arial"/>
@@ -7468,7 +7468,7 @@
             <w:pPr>
               <w:spacing w:after="20" w:before="0"/>
             </w:pPr>
-            <w:hyperlink w:history="1" r:id="rIdf1yc8wsgmwd6l9ljyu8it">
+            <w:hyperlink w:history="1" r:id="rIdelvgro82e4mnd67zje5fq">
               <w:r>
                 <w:rPr>
                   <w:rFonts w:ascii="Arial" w:cs="Arial" w:eastAsia="Arial" w:hAnsi="Arial"/>
@@ -7517,7 +7517,7 @@
               <w:spacing w:after="10" w:before="0"/>
               <w:ind w:left="120"/>
             </w:pPr>
-            <w:hyperlink w:history="1" r:id="rIdwhfuknjf5jmritl0xnapk">
+            <w:hyperlink w:history="1" r:id="rIdq8zz2gbqhrrflbhst3s91">
               <w:r>
                 <w:rPr>
                   <w:rFonts w:ascii="Arial" w:cs="Arial" w:eastAsia="Arial" w:hAnsi="Arial"/>
@@ -7734,7 +7734,7 @@
               <w:spacing w:after="10" w:before="0"/>
               <w:ind w:left="120"/>
             </w:pPr>
-            <w:hyperlink w:history="1" r:id="rIdw1mu2jmkc_trp_ad7xvtt">
+            <w:hyperlink w:history="1" r:id="rIdhra81yunadiye69eew7po">
               <w:r>
                 <w:rPr>
                   <w:rFonts w:ascii="Arial" w:cs="Arial" w:eastAsia="Arial" w:hAnsi="Arial"/>
@@ -7794,7 +7794,7 @@
             <w:pPr>
               <w:spacing w:after="20" w:before="0"/>
             </w:pPr>
-            <w:hyperlink w:history="1" r:id="rId8jbqyr1gbsu0fvvb-9tgp">
+            <w:hyperlink w:history="1" r:id="rIdsx1gyjprzcxnxcsvnhvlo">
               <w:r>
                 <w:rPr>
                   <w:rFonts w:ascii="Arial" w:cs="Arial" w:eastAsia="Arial" w:hAnsi="Arial"/>
@@ -7843,7 +7843,7 @@
               <w:spacing w:after="10" w:before="0"/>
               <w:ind w:left="120"/>
             </w:pPr>
-            <w:hyperlink w:history="1" r:id="rIdimsi3gxlu3cvcl66-a_gh">
+            <w:hyperlink w:history="1" r:id="rIdtafzjcjx3irhbg2j7tqpm">
               <w:r>
                 <w:rPr>
                   <w:rFonts w:ascii="Arial" w:cs="Arial" w:eastAsia="Arial" w:hAnsi="Arial"/>
@@ -8368,7 +8368,7 @@
         </w:rPr>
         <w:t xml:space="preserve">© 2026 SeaVuria and ARES. Aligned with KICD objectives. Developed by SeaVuria; technical implementation by ARES (with AI assistance from Claude). Licensed under </w:t>
       </w:r>
-      <w:hyperlink w:history="1" r:id="rIduvq_hrfixbro9xf9eauew">
+      <w:hyperlink w:history="1" r:id="rIdkcvcmozaccp7yglk0qgmx">
         <w:r>
           <w:rPr>
             <w:rFonts w:ascii="Arial" w:cs="Arial" w:eastAsia="Arial" w:hAnsi="Arial"/>
@@ -8389,7 +8389,7 @@
         </w:rPr>
         <w:t xml:space="preserve"> (</w:t>
       </w:r>
-      <w:hyperlink w:history="1" r:id="rIdfh65f23pe1gyileunxpuw">
+      <w:hyperlink w:history="1" r:id="rId2q5w6h8qyftpj4okkr9qh">
         <w:r>
           <w:rPr>
             <w:rFonts w:ascii="Arial" w:cs="Arial" w:eastAsia="Arial" w:hAnsi="Arial"/>
@@ -9429,7 +9429,7 @@
             <w:pPr>
               <w:spacing w:after="20" w:before="0"/>
             </w:pPr>
-            <w:hyperlink w:history="1" r:id="rIdfqur4bhycwvldcfqmkdby">
+            <w:hyperlink w:history="1" r:id="rIdb7nuj69lf7octtfjbugtk">
               <w:r>
                 <w:rPr>
                   <w:rFonts w:ascii="Arial" w:cs="Arial" w:eastAsia="Arial" w:hAnsi="Arial"/>
@@ -9462,7 +9462,7 @@
               <w:spacing w:after="10" w:before="0"/>
               <w:ind w:left="120"/>
             </w:pPr>
-            <w:hyperlink w:history="1" r:id="rIdcaghsnlgdcrkgzxs3czbr">
+            <w:hyperlink w:history="1" r:id="rIdl-sqg1n8pi46upzgo7wub">
               <w:r>
                 <w:rPr>
                   <w:rFonts w:ascii="Arial" w:cs="Arial" w:eastAsia="Arial" w:hAnsi="Arial"/>
@@ -9507,7 +9507,7 @@
             <w:pPr>
               <w:spacing w:after="20" w:before="0"/>
             </w:pPr>
-            <w:hyperlink w:history="1" r:id="rIdn95wwrhh9bvw36qyh8xgk">
+            <w:hyperlink w:history="1" r:id="rId7lawaryxta1g7zv6o3gi7">
               <w:r>
                 <w:rPr>
                   <w:rFonts w:ascii="Arial" w:cs="Arial" w:eastAsia="Arial" w:hAnsi="Arial"/>
@@ -9556,7 +9556,7 @@
               <w:spacing w:after="10" w:before="0"/>
               <w:ind w:left="120"/>
             </w:pPr>
-            <w:hyperlink w:history="1" r:id="rId5appozwocgpvxjw3vomlg">
+            <w:hyperlink w:history="1" r:id="rIdgou3cvctdhe-bhjvntgpk">
               <w:r>
                 <w:rPr>
                   <w:rFonts w:ascii="Arial" w:cs="Arial" w:eastAsia="Arial" w:hAnsi="Arial"/>
@@ -9756,7 +9756,7 @@
             <w:pPr>
               <w:spacing w:after="20" w:before="0"/>
             </w:pPr>
-            <w:hyperlink w:history="1" r:id="rIdrgb-u19drzwxlqoobgurv">
+            <w:hyperlink w:history="1" r:id="rIdp3fyznjaccbnvhfxtucu8">
               <w:r>
                 <w:rPr>
                   <w:rFonts w:ascii="Arial" w:cs="Arial" w:eastAsia="Arial" w:hAnsi="Arial"/>
@@ -9789,7 +9789,7 @@
               <w:spacing w:after="10" w:before="0"/>
               <w:ind w:left="120"/>
             </w:pPr>
-            <w:hyperlink w:history="1" r:id="rIdrtncmtylqwt72ccyp8gqa">
+            <w:hyperlink w:history="1" r:id="rId-lvhwhfjr9cditvge30gn">
               <w:r>
                 <w:rPr>
                   <w:rFonts w:ascii="Arial" w:cs="Arial" w:eastAsia="Arial" w:hAnsi="Arial"/>
@@ -9834,7 +9834,7 @@
             <w:pPr>
               <w:spacing w:after="20" w:before="0"/>
             </w:pPr>
-            <w:hyperlink w:history="1" r:id="rId3_8dxapwjphy7cunqw5cl">
+            <w:hyperlink w:history="1" r:id="rIdevcn7wq3cebu5xxp4klq1">
               <w:r>
                 <w:rPr>
                   <w:rFonts w:ascii="Arial" w:cs="Arial" w:eastAsia="Arial" w:hAnsi="Arial"/>
@@ -9883,7 +9883,7 @@
               <w:spacing w:after="10" w:before="0"/>
               <w:ind w:left="120"/>
             </w:pPr>
-            <w:hyperlink w:history="1" r:id="rIdycnjid4uupcuy6jsjw5lz">
+            <w:hyperlink w:history="1" r:id="rId-1y5hqyvlysf8lsgi2pid">
               <w:r>
                 <w:rPr>
                   <w:rFonts w:ascii="Arial" w:cs="Arial" w:eastAsia="Arial" w:hAnsi="Arial"/>
@@ -10083,7 +10083,7 @@
             <w:pPr>
               <w:spacing w:after="20" w:before="0"/>
             </w:pPr>
-            <w:hyperlink w:history="1" r:id="rId0ootlpvgt1si-q2ed7gef">
+            <w:hyperlink w:history="1" r:id="rIdsfp8mzyhlp9c2odulci5h">
               <w:r>
                 <w:rPr>
                   <w:rFonts w:ascii="Arial" w:cs="Arial" w:eastAsia="Arial" w:hAnsi="Arial"/>
@@ -10132,7 +10132,7 @@
               <w:spacing w:after="10" w:before="0"/>
               <w:ind w:left="120"/>
             </w:pPr>
-            <w:hyperlink w:history="1" r:id="rIddggy-fc-8neg_2ulk4yvt">
+            <w:hyperlink w:history="1" r:id="rIddnu8l8t4n1bldn7eriaw5">
               <w:r>
                 <w:rPr>
                   <w:rFonts w:ascii="Arial" w:cs="Arial" w:eastAsia="Arial" w:hAnsi="Arial"/>
@@ -10177,7 +10177,7 @@
             <w:pPr>
               <w:spacing w:after="20" w:before="0"/>
             </w:pPr>
-            <w:hyperlink w:history="1" r:id="rIdkpalalpexb0fm0kphge2w">
+            <w:hyperlink w:history="1" r:id="rIdhe1572yxh_uxh4gli6p7r">
               <w:r>
                 <w:rPr>
                   <w:rFonts w:ascii="Arial" w:cs="Arial" w:eastAsia="Arial" w:hAnsi="Arial"/>
@@ -10226,7 +10226,7 @@
               <w:spacing w:after="10" w:before="0"/>
               <w:ind w:left="120"/>
             </w:pPr>
-            <w:hyperlink w:history="1" r:id="rIdbccmaydeiazxemdldecu5">
+            <w:hyperlink w:history="1" r:id="rIdgrfw0aq23_dveoese0bzg">
               <w:r>
                 <w:rPr>
                   <w:rFonts w:ascii="Arial" w:cs="Arial" w:eastAsia="Arial" w:hAnsi="Arial"/>
@@ -10426,7 +10426,7 @@
             <w:pPr>
               <w:spacing w:after="20" w:before="0"/>
             </w:pPr>
-            <w:hyperlink w:history="1" r:id="rIdtxyvkf-fw3p88u490vilr">
+            <w:hyperlink w:history="1" r:id="rIdyrorjozkt9zuybm2moza9">
               <w:r>
                 <w:rPr>
                   <w:rFonts w:ascii="Arial" w:cs="Arial" w:eastAsia="Arial" w:hAnsi="Arial"/>
@@ -10475,7 +10475,7 @@
               <w:spacing w:after="10" w:before="0"/>
               <w:ind w:left="120"/>
             </w:pPr>
-            <w:hyperlink w:history="1" r:id="rIdkvkgoex-3zv91vaabcabb">
+            <w:hyperlink w:history="1" r:id="rIdncbvtdgxigereexq6jqou">
               <w:r>
                 <w:rPr>
                   <w:rFonts w:ascii="Arial" w:cs="Arial" w:eastAsia="Arial" w:hAnsi="Arial"/>
@@ -10520,7 +10520,7 @@
             <w:pPr>
               <w:spacing w:after="20" w:before="0"/>
             </w:pPr>
-            <w:hyperlink w:history="1" r:id="rIdkkzcjtabwxmw1jhisowwf">
+            <w:hyperlink w:history="1" r:id="rIdle3t6zyt-ujvxqvgbh8ji">
               <w:r>
                 <w:rPr>
                   <w:rFonts w:ascii="Arial" w:cs="Arial" w:eastAsia="Arial" w:hAnsi="Arial"/>
@@ -10569,7 +10569,7 @@
               <w:spacing w:after="10" w:before="0"/>
               <w:ind w:left="120"/>
             </w:pPr>
-            <w:hyperlink w:history="1" r:id="rIdumvkmh0_butz9do5g6dhw">
+            <w:hyperlink w:history="1" r:id="rIdhmqqwofqzapu5ktmwpudi">
               <w:r>
                 <w:rPr>
                   <w:rFonts w:ascii="Arial" w:cs="Arial" w:eastAsia="Arial" w:hAnsi="Arial"/>
@@ -10769,7 +10769,7 @@
             <w:pPr>
               <w:spacing w:after="20" w:before="0"/>
             </w:pPr>
-            <w:hyperlink w:history="1" r:id="rIdzxuact-itnfb1mkqjknad">
+            <w:hyperlink w:history="1" r:id="rIdki1r2wbbifgagdzqnsfmd">
               <w:r>
                 <w:rPr>
                   <w:rFonts w:ascii="Arial" w:cs="Arial" w:eastAsia="Arial" w:hAnsi="Arial"/>
@@ -10802,7 +10802,7 @@
               <w:spacing w:after="10" w:before="0"/>
               <w:ind w:left="120"/>
             </w:pPr>
-            <w:hyperlink w:history="1" r:id="rIdyqevt8uexbjzsso8hwusu">
+            <w:hyperlink w:history="1" r:id="rIdl1s25v56evk56tdo86ald">
               <w:r>
                 <w:rPr>
                   <w:rFonts w:ascii="Arial" w:cs="Arial" w:eastAsia="Arial" w:hAnsi="Arial"/>
@@ -10847,7 +10847,7 @@
             <w:pPr>
               <w:spacing w:after="20" w:before="0"/>
             </w:pPr>
-            <w:hyperlink w:history="1" r:id="rId9j4e6eio7g8odztjdfx96">
+            <w:hyperlink w:history="1" r:id="rId_gpdpsaq7fccbc1sjkgds">
               <w:r>
                 <w:rPr>
                   <w:rFonts w:ascii="Arial" w:cs="Arial" w:eastAsia="Arial" w:hAnsi="Arial"/>
@@ -10896,7 +10896,7 @@
               <w:spacing w:after="10" w:before="0"/>
               <w:ind w:left="120"/>
             </w:pPr>
-            <w:hyperlink w:history="1" r:id="rId4hv8rdldwqqxhsssobtvl">
+            <w:hyperlink w:history="1" r:id="rIdwxccv156yyaluzra3pazh">
               <w:r>
                 <w:rPr>
                   <w:rFonts w:ascii="Arial" w:cs="Arial" w:eastAsia="Arial" w:hAnsi="Arial"/>
@@ -11421,7 +11421,7 @@
         </w:rPr>
         <w:t xml:space="preserve">© 2026 SeaVuria and ARES. Aligned with KICD objectives. Developed by SeaVuria; technical implementation by ARES (with AI assistance from Claude). Licensed under </w:t>
       </w:r>
-      <w:hyperlink w:history="1" r:id="rId_oedfeqhecicgixuphyem">
+      <w:hyperlink w:history="1" r:id="rIdqzeb_bvicrz57husgdxfg">
         <w:r>
           <w:rPr>
             <w:rFonts w:ascii="Arial" w:cs="Arial" w:eastAsia="Arial" w:hAnsi="Arial"/>
@@ -11442,7 +11442,7 @@
         </w:rPr>
         <w:t xml:space="preserve"> (</w:t>
       </w:r>
-      <w:hyperlink w:history="1" r:id="rIdneyidfuoekxiqbzhpzizc">
+      <w:hyperlink w:history="1" r:id="rIdscyp6oivdezqcyhg7c_zk">
         <w:r>
           <w:rPr>
             <w:rFonts w:ascii="Arial" w:cs="Arial" w:eastAsia="Arial" w:hAnsi="Arial"/>
@@ -12499,7 +12499,7 @@
               <w:spacing w:after="10" w:before="0"/>
               <w:ind w:left="120"/>
             </w:pPr>
-            <w:hyperlink w:history="1" r:id="rIdvnycfbe2sbhmp53c9olsa">
+            <w:hyperlink w:history="1" r:id="rIdzdfqyr3ajqsz-uzkkbk2e">
               <w:r>
                 <w:rPr>
                   <w:rFonts w:ascii="Arial" w:cs="Arial" w:eastAsia="Arial" w:hAnsi="Arial"/>
@@ -12576,7 +12576,7 @@
               <w:spacing w:after="10" w:before="0"/>
               <w:ind w:left="120"/>
             </w:pPr>
-            <w:hyperlink w:history="1" r:id="rId3kotzywu1nis8_2y-ktnn">
+            <w:hyperlink w:history="1" r:id="rIdtqn-zrahpsx6fas2w--ys">
               <w:r>
                 <w:rPr>
                   <w:rFonts w:ascii="Arial" w:cs="Arial" w:eastAsia="Arial" w:hAnsi="Arial"/>
@@ -12808,7 +12808,7 @@
               <w:spacing w:after="10" w:before="0"/>
               <w:ind w:left="120"/>
             </w:pPr>
-            <w:hyperlink w:history="1" r:id="rId1za-ooejcstt-pmxchq_m">
+            <w:hyperlink w:history="1" r:id="rId0jhgxegnmmylvastup23h">
               <w:r>
                 <w:rPr>
                   <w:rFonts w:ascii="Arial" w:cs="Arial" w:eastAsia="Arial" w:hAnsi="Arial"/>
@@ -12885,7 +12885,7 @@
               <w:spacing w:after="10" w:before="0"/>
               <w:ind w:left="120"/>
             </w:pPr>
-            <w:hyperlink w:history="1" r:id="rIdcbbp9qcvvih6d7nmpa05h">
+            <w:hyperlink w:history="1" r:id="rIdx6wg8wis9pu-goxilc1_z">
               <w:r>
                 <w:rPr>
                   <w:rFonts w:ascii="Arial" w:cs="Arial" w:eastAsia="Arial" w:hAnsi="Arial"/>
@@ -13117,7 +13117,7 @@
               <w:spacing w:after="10" w:before="0"/>
               <w:ind w:left="120"/>
             </w:pPr>
-            <w:hyperlink w:history="1" r:id="rIdqn6uwjz6d7qvl5iqcxvsz">
+            <w:hyperlink w:history="1" r:id="rIdtzxjurf2edd9aghfrknff">
               <w:r>
                 <w:rPr>
                   <w:rFonts w:ascii="Arial" w:cs="Arial" w:eastAsia="Arial" w:hAnsi="Arial"/>
@@ -13194,7 +13194,7 @@
               <w:spacing w:after="10" w:before="0"/>
               <w:ind w:left="120"/>
             </w:pPr>
-            <w:hyperlink w:history="1" r:id="rIdyszrohgfz27i1jjtw_7ts">
+            <w:hyperlink w:history="1" r:id="rIdmdqqzvmiqvbffjyk_uecy">
               <w:r>
                 <w:rPr>
                   <w:rFonts w:ascii="Arial" w:cs="Arial" w:eastAsia="Arial" w:hAnsi="Arial"/>
@@ -13426,7 +13426,7 @@
               <w:spacing w:after="10" w:before="0"/>
               <w:ind w:left="120"/>
             </w:pPr>
-            <w:hyperlink w:history="1" r:id="rIddoxbmcnbvmzrlmvn9999x">
+            <w:hyperlink w:history="1" r:id="rIdk07u8h6tbr8nfv1ogj92n">
               <w:r>
                 <w:rPr>
                   <w:rFonts w:ascii="Arial" w:cs="Arial" w:eastAsia="Arial" w:hAnsi="Arial"/>
@@ -13503,7 +13503,7 @@
               <w:spacing w:after="10" w:before="0"/>
               <w:ind w:left="120"/>
             </w:pPr>
-            <w:hyperlink w:history="1" r:id="rIdgourfhnuuo1xxurmi_cz2">
+            <w:hyperlink w:history="1" r:id="rId56nizzuglt1h3rndb_cw8">
               <w:r>
                 <w:rPr>
                   <w:rFonts w:ascii="Arial" w:cs="Arial" w:eastAsia="Arial" w:hAnsi="Arial"/>
@@ -13735,7 +13735,7 @@
               <w:spacing w:after="10" w:before="0"/>
               <w:ind w:left="120"/>
             </w:pPr>
-            <w:hyperlink w:history="1" r:id="rIdmkvyz6-krizstm0m_1da9">
+            <w:hyperlink w:history="1" r:id="rIdaikrayl5bq4yy4gezgeek">
               <w:r>
                 <w:rPr>
                   <w:rFonts w:ascii="Arial" w:cs="Arial" w:eastAsia="Arial" w:hAnsi="Arial"/>
@@ -13812,7 +13812,7 @@
               <w:spacing w:after="10" w:before="0"/>
               <w:ind w:left="120"/>
             </w:pPr>
-            <w:hyperlink w:history="1" r:id="rId8facms63yfwyxxn8slwjn">
+            <w:hyperlink w:history="1" r:id="rIdrfvsx26kxxvoaqcj0cg6k">
               <w:r>
                 <w:rPr>
                   <w:rFonts w:ascii="Arial" w:cs="Arial" w:eastAsia="Arial" w:hAnsi="Arial"/>
@@ -14352,7 +14352,7 @@
         </w:rPr>
         <w:t xml:space="preserve">© 2026 SeaVuria and ARES. Aligned with KICD objectives. Developed by SeaVuria; technical implementation by ARES (with AI assistance from Claude). Licensed under </w:t>
       </w:r>
-      <w:hyperlink w:history="1" r:id="rId9oyju2gjj0c95gba7mk5a">
+      <w:hyperlink w:history="1" r:id="rIdto74alop87jf7kgsnmha1">
         <w:r>
           <w:rPr>
             <w:rFonts w:ascii="Arial" w:cs="Arial" w:eastAsia="Arial" w:hAnsi="Arial"/>
@@ -14373,7 +14373,7 @@
         </w:rPr>
         <w:t xml:space="preserve"> (</w:t>
       </w:r>
-      <w:hyperlink w:history="1" r:id="rId-fmskxe6dugcerbrah-pf">
+      <w:hyperlink w:history="1" r:id="rIddzljgseuuetgpqnah5qse">
         <w:r>
           <w:rPr>
             <w:rFonts w:ascii="Arial" w:cs="Arial" w:eastAsia="Arial" w:hAnsi="Arial"/>
@@ -15430,7 +15430,7 @@
               <w:spacing w:after="10" w:before="0"/>
               <w:ind w:left="120"/>
             </w:pPr>
-            <w:hyperlink w:history="1" r:id="rId4bzpjhi0qz5zjpus9ckyv">
+            <w:hyperlink w:history="1" r:id="rId3tbcqonc7zwqhseph3tc2">
               <w:r>
                 <w:rPr>
                   <w:rFonts w:ascii="Arial" w:cs="Arial" w:eastAsia="Arial" w:hAnsi="Arial"/>
@@ -15507,7 +15507,7 @@
               <w:spacing w:after="10" w:before="0"/>
               <w:ind w:left="120"/>
             </w:pPr>
-            <w:hyperlink w:history="1" r:id="rIdtun0c7yywsd9gh3h5rdwp">
+            <w:hyperlink w:history="1" r:id="rId56jd_x67rfjjrvi-pxi01">
               <w:r>
                 <w:rPr>
                   <w:rFonts w:ascii="Arial" w:cs="Arial" w:eastAsia="Arial" w:hAnsi="Arial"/>
@@ -15739,7 +15739,7 @@
               <w:spacing w:after="10" w:before="0"/>
               <w:ind w:left="120"/>
             </w:pPr>
-            <w:hyperlink w:history="1" r:id="rIdiiuvajmep4fcdszutvdat">
+            <w:hyperlink w:history="1" r:id="rId6c5ta44uaxkuq5qwdjqju">
               <w:r>
                 <w:rPr>
                   <w:rFonts w:ascii="Arial" w:cs="Arial" w:eastAsia="Arial" w:hAnsi="Arial"/>
@@ -15816,7 +15816,7 @@
               <w:spacing w:after="10" w:before="0"/>
               <w:ind w:left="120"/>
             </w:pPr>
-            <w:hyperlink w:history="1" r:id="rIdscdu7g7mfnhbb1ribhype">
+            <w:hyperlink w:history="1" r:id="rIddjx2a248un6tzstddhvxc">
               <w:r>
                 <w:rPr>
                   <w:rFonts w:ascii="Arial" w:cs="Arial" w:eastAsia="Arial" w:hAnsi="Arial"/>
@@ -16048,7 +16048,7 @@
               <w:spacing w:after="10" w:before="0"/>
               <w:ind w:left="120"/>
             </w:pPr>
-            <w:hyperlink w:history="1" r:id="rIdn14ukb0yfaabdozb6f7pd">
+            <w:hyperlink w:history="1" r:id="rIdqylhqin7gc1osa3mw3l6b">
               <w:r>
                 <w:rPr>
                   <w:rFonts w:ascii="Arial" w:cs="Arial" w:eastAsia="Arial" w:hAnsi="Arial"/>
@@ -16125,7 +16125,7 @@
               <w:spacing w:after="10" w:before="0"/>
               <w:ind w:left="120"/>
             </w:pPr>
-            <w:hyperlink w:history="1" r:id="rIda9mxx7dtgjbullhmrvojk">
+            <w:hyperlink w:history="1" r:id="rIdbv-wkkt0rda-hpf-p8tds">
               <w:r>
                 <w:rPr>
                   <w:rFonts w:ascii="Arial" w:cs="Arial" w:eastAsia="Arial" w:hAnsi="Arial"/>
@@ -16357,7 +16357,7 @@
               <w:spacing w:after="10" w:before="0"/>
               <w:ind w:left="120"/>
             </w:pPr>
-            <w:hyperlink w:history="1" r:id="rIddblmvavjq4ixmewerfkom">
+            <w:hyperlink w:history="1" r:id="rIdkjcth7sp8dsbjta3wrmm0">
               <w:r>
                 <w:rPr>
                   <w:rFonts w:ascii="Arial" w:cs="Arial" w:eastAsia="Arial" w:hAnsi="Arial"/>
@@ -16434,7 +16434,7 @@
               <w:spacing w:after="10" w:before="0"/>
               <w:ind w:left="120"/>
             </w:pPr>
-            <w:hyperlink w:history="1" r:id="rIdrwx1r4s4sin3tkmkhuius">
+            <w:hyperlink w:history="1" r:id="rIdh9yhipy-440rtfw3syt3s">
               <w:r>
                 <w:rPr>
                   <w:rFonts w:ascii="Arial" w:cs="Arial" w:eastAsia="Arial" w:hAnsi="Arial"/>
@@ -16666,7 +16666,7 @@
               <w:spacing w:after="10" w:before="0"/>
               <w:ind w:left="120"/>
             </w:pPr>
-            <w:hyperlink w:history="1" r:id="rIdl_poqugybhtyp6vqwfuab">
+            <w:hyperlink w:history="1" r:id="rIdgdk9w7fcg6ktwqnuybyx2">
               <w:r>
                 <w:rPr>
                   <w:rFonts w:ascii="Arial" w:cs="Arial" w:eastAsia="Arial" w:hAnsi="Arial"/>
@@ -16743,7 +16743,7 @@
               <w:spacing w:after="10" w:before="0"/>
               <w:ind w:left="120"/>
             </w:pPr>
-            <w:hyperlink w:history="1" r:id="rIdztl6ijtj4hlaz0xm3c0_6">
+            <w:hyperlink w:history="1" r:id="rIdtufqcxqroq-mk-t13wqgw">
               <w:r>
                 <w:rPr>
                   <w:rFonts w:ascii="Arial" w:cs="Arial" w:eastAsia="Arial" w:hAnsi="Arial"/>
@@ -17283,7 +17283,7 @@
         </w:rPr>
         <w:t xml:space="preserve">© 2026 SeaVuria and ARES. Aligned with KICD objectives. Developed by SeaVuria; technical implementation by ARES (with AI assistance from Claude). Licensed under </w:t>
       </w:r>
-      <w:hyperlink w:history="1" r:id="rIdglhu8uj9im4n8rpwaovfv">
+      <w:hyperlink w:history="1" r:id="rIdniluktf8cgmjbhmz7tbkm">
         <w:r>
           <w:rPr>
             <w:rFonts w:ascii="Arial" w:cs="Arial" w:eastAsia="Arial" w:hAnsi="Arial"/>
@@ -17304,7 +17304,7 @@
         </w:rPr>
         <w:t xml:space="preserve"> (</w:t>
       </w:r>
-      <w:hyperlink w:history="1" r:id="rId_dcv0r0axbzxal466vp97">
+      <w:hyperlink w:history="1" r:id="rIdhk3fvzsyq1hixs3ok-qds">
         <w:r>
           <w:rPr>
             <w:rFonts w:ascii="Arial" w:cs="Arial" w:eastAsia="Arial" w:hAnsi="Arial"/>
@@ -18344,7 +18344,7 @@
             <w:pPr>
               <w:spacing w:after="20" w:before="0"/>
             </w:pPr>
-            <w:hyperlink w:history="1" r:id="rIdf2nntznqydpm06bhpltsw">
+            <w:hyperlink w:history="1" r:id="rIdsrrd2jlm1tnvwb81dchx_">
               <w:r>
                 <w:rPr>
                   <w:rFonts w:ascii="Arial" w:cs="Arial" w:eastAsia="Arial" w:hAnsi="Arial"/>
@@ -18377,7 +18377,7 @@
               <w:spacing w:after="10" w:before="0"/>
               <w:ind w:left="120"/>
             </w:pPr>
-            <w:hyperlink w:history="1" r:id="rIdfrdv15t5flwhbsw-raq_o">
+            <w:hyperlink w:history="1" r:id="rIdr1oufcb5ahcdnmqx7ism4">
               <w:r>
                 <w:rPr>
                   <w:rFonts w:ascii="Arial" w:cs="Arial" w:eastAsia="Arial" w:hAnsi="Arial"/>
@@ -18422,7 +18422,7 @@
             <w:pPr>
               <w:spacing w:after="20" w:before="0"/>
             </w:pPr>
-            <w:hyperlink w:history="1" r:id="rIdz1hqkrsfx7kev09hltsvr">
+            <w:hyperlink w:history="1" r:id="rIdupewu29hn-qdqxajehr9i">
               <w:r>
                 <w:rPr>
                   <w:rFonts w:ascii="Arial" w:cs="Arial" w:eastAsia="Arial" w:hAnsi="Arial"/>
@@ -18471,7 +18471,7 @@
               <w:spacing w:after="10" w:before="0"/>
               <w:ind w:left="120"/>
             </w:pPr>
-            <w:hyperlink w:history="1" r:id="rIdp5hkaygfh7wnqadndlj5e">
+            <w:hyperlink w:history="1" r:id="rIdstqn5d4gm-yytu6vcdssq">
               <w:r>
                 <w:rPr>
                   <w:rFonts w:ascii="Arial" w:cs="Arial" w:eastAsia="Arial" w:hAnsi="Arial"/>
@@ -18671,7 +18671,7 @@
             <w:pPr>
               <w:spacing w:after="20" w:before="0"/>
             </w:pPr>
-            <w:hyperlink w:history="1" r:id="rIdug0u0fcymxxtos4ltx7zm">
+            <w:hyperlink w:history="1" r:id="rIdyelszgrjackbqubsyjgvg">
               <w:r>
                 <w:rPr>
                   <w:rFonts w:ascii="Arial" w:cs="Arial" w:eastAsia="Arial" w:hAnsi="Arial"/>
@@ -18704,7 +18704,7 @@
               <w:spacing w:after="10" w:before="0"/>
               <w:ind w:left="120"/>
             </w:pPr>
-            <w:hyperlink w:history="1" r:id="rIdcbkcbzw_vf5aez_vme9ya">
+            <w:hyperlink w:history="1" r:id="rId5870dd6g8ueec2_qvupnu">
               <w:r>
                 <w:rPr>
                   <w:rFonts w:ascii="Arial" w:cs="Arial" w:eastAsia="Arial" w:hAnsi="Arial"/>
@@ -18749,7 +18749,7 @@
             <w:pPr>
               <w:spacing w:after="20" w:before="0"/>
             </w:pPr>
-            <w:hyperlink w:history="1" r:id="rIdsciviuzno9utcqq98qz7s">
+            <w:hyperlink w:history="1" r:id="rIdnt_ciseqxdgwi_aidjdcm">
               <w:r>
                 <w:rPr>
                   <w:rFonts w:ascii="Arial" w:cs="Arial" w:eastAsia="Arial" w:hAnsi="Arial"/>
@@ -18798,7 +18798,7 @@
               <w:spacing w:after="10" w:before="0"/>
               <w:ind w:left="120"/>
             </w:pPr>
-            <w:hyperlink w:history="1" r:id="rIdxh1islgjjkkmr9cnorep7">
+            <w:hyperlink w:history="1" r:id="rIdow1g6dlsshhjibbqrry1o">
               <w:r>
                 <w:rPr>
                   <w:rFonts w:ascii="Arial" w:cs="Arial" w:eastAsia="Arial" w:hAnsi="Arial"/>
@@ -18998,7 +18998,7 @@
             <w:pPr>
               <w:spacing w:after="20" w:before="0"/>
             </w:pPr>
-            <w:hyperlink w:history="1" r:id="rIdismwzzoyg8r38w0xkgprs">
+            <w:hyperlink w:history="1" r:id="rIdiljvyf9iqgrdxbs4kytoz">
               <w:r>
                 <w:rPr>
                   <w:rFonts w:ascii="Arial" w:cs="Arial" w:eastAsia="Arial" w:hAnsi="Arial"/>
@@ -19031,7 +19031,7 @@
               <w:spacing w:after="10" w:before="0"/>
               <w:ind w:left="120"/>
             </w:pPr>
-            <w:hyperlink w:history="1" r:id="rIdgecnvfk28dmjktnj_pbso">
+            <w:hyperlink w:history="1" r:id="rId_petxmuzu4gq3dlna3hol">
               <w:r>
                 <w:rPr>
                   <w:rFonts w:ascii="Arial" w:cs="Arial" w:eastAsia="Arial" w:hAnsi="Arial"/>
@@ -19076,7 +19076,7 @@
             <w:pPr>
               <w:spacing w:after="20" w:before="0"/>
             </w:pPr>
-            <w:hyperlink w:history="1" r:id="rId4z7g21iadrnk8im7qfjk5">
+            <w:hyperlink w:history="1" r:id="rIddlw2lxly8n9j9ok0lemgq">
               <w:r>
                 <w:rPr>
                   <w:rFonts w:ascii="Arial" w:cs="Arial" w:eastAsia="Arial" w:hAnsi="Arial"/>
@@ -19125,7 +19125,7 @@
               <w:spacing w:after="10" w:before="0"/>
               <w:ind w:left="120"/>
             </w:pPr>
-            <w:hyperlink w:history="1" r:id="rIdiltbf9awvnmkkh_nmu20z">
+            <w:hyperlink w:history="1" r:id="rIddpf7c_zixfxpg-qfe-fim">
               <w:r>
                 <w:rPr>
                   <w:rFonts w:ascii="Arial" w:cs="Arial" w:eastAsia="Arial" w:hAnsi="Arial"/>
@@ -19325,7 +19325,7 @@
             <w:pPr>
               <w:spacing w:after="20" w:before="0"/>
             </w:pPr>
-            <w:hyperlink w:history="1" r:id="rId7tbwyi9i30dsglbn_4nxl">
+            <w:hyperlink w:history="1" r:id="rId08rwm6a82e06rtx89df7p">
               <w:r>
                 <w:rPr>
                   <w:rFonts w:ascii="Arial" w:cs="Arial" w:eastAsia="Arial" w:hAnsi="Arial"/>
@@ -19358,7 +19358,7 @@
               <w:spacing w:after="10" w:before="0"/>
               <w:ind w:left="120"/>
             </w:pPr>
-            <w:hyperlink w:history="1" r:id="rIdggpvixpsnsglei2ld6sqq">
+            <w:hyperlink w:history="1" r:id="rIdzawvtlmhguaotjwfeinip">
               <w:r>
                 <w:rPr>
                   <w:rFonts w:ascii="Arial" w:cs="Arial" w:eastAsia="Arial" w:hAnsi="Arial"/>
@@ -19403,7 +19403,7 @@
             <w:pPr>
               <w:spacing w:after="20" w:before="0"/>
             </w:pPr>
-            <w:hyperlink w:history="1" r:id="rId85cbtio20kdrrrny5u0kb">
+            <w:hyperlink w:history="1" r:id="rIdvul_yymkusvcyoxdlv3a_">
               <w:r>
                 <w:rPr>
                   <w:rFonts w:ascii="Arial" w:cs="Arial" w:eastAsia="Arial" w:hAnsi="Arial"/>
@@ -19452,7 +19452,7 @@
               <w:spacing w:after="10" w:before="0"/>
               <w:ind w:left="120"/>
             </w:pPr>
-            <w:hyperlink w:history="1" r:id="rId9e22lmun3vebla8ljgp50">
+            <w:hyperlink w:history="1" r:id="rIdluhqdjrikpwmyv3kziit6">
               <w:r>
                 <w:rPr>
                   <w:rFonts w:ascii="Arial" w:cs="Arial" w:eastAsia="Arial" w:hAnsi="Arial"/>
@@ -19652,7 +19652,7 @@
             <w:pPr>
               <w:spacing w:after="20" w:before="0"/>
             </w:pPr>
-            <w:hyperlink w:history="1" r:id="rId9nitzulni-b6wryerrjgr">
+            <w:hyperlink w:history="1" r:id="rIdpqp_xonid5bx-odjsawua">
               <w:r>
                 <w:rPr>
                   <w:rFonts w:ascii="Arial" w:cs="Arial" w:eastAsia="Arial" w:hAnsi="Arial"/>
@@ -19685,7 +19685,7 @@
               <w:spacing w:after="10" w:before="0"/>
               <w:ind w:left="120"/>
             </w:pPr>
-            <w:hyperlink w:history="1" r:id="rId-580nahopovrnqw67cmes">
+            <w:hyperlink w:history="1" r:id="rIdrzzb3xu769o0y9hevz_al">
               <w:r>
                 <w:rPr>
                   <w:rFonts w:ascii="Arial" w:cs="Arial" w:eastAsia="Arial" w:hAnsi="Arial"/>
@@ -19730,7 +19730,7 @@
             <w:pPr>
               <w:spacing w:after="20" w:before="0"/>
             </w:pPr>
-            <w:hyperlink w:history="1" r:id="rId_kemydfu-oe18522-fhqx">
+            <w:hyperlink w:history="1" r:id="rId3fprplu8yckkcchsnicaz">
               <w:r>
                 <w:rPr>
                   <w:rFonts w:ascii="Arial" w:cs="Arial" w:eastAsia="Arial" w:hAnsi="Arial"/>
@@ -19779,7 +19779,7 @@
               <w:spacing w:after="10" w:before="0"/>
               <w:ind w:left="120"/>
             </w:pPr>
-            <w:hyperlink w:history="1" r:id="rIdpjfjo-sfukcfkufl3tnz3">
+            <w:hyperlink w:history="1" r:id="rIdbdph2rbvbbggmocwdfyhm">
               <w:r>
                 <w:rPr>
                   <w:rFonts w:ascii="Arial" w:cs="Arial" w:eastAsia="Arial" w:hAnsi="Arial"/>
@@ -20304,7 +20304,7 @@
         </w:rPr>
         <w:t xml:space="preserve">© 2026 SeaVuria and ARES. Aligned with KICD objectives. Developed by SeaVuria; technical implementation by ARES (with AI assistance from Claude). Licensed under </w:t>
       </w:r>
-      <w:hyperlink w:history="1" r:id="rIdtekw_ydc2nvcqbvmwizkv">
+      <w:hyperlink w:history="1" r:id="rIdym5xosq2rc9dsbulw-v5s">
         <w:r>
           <w:rPr>
             <w:rFonts w:ascii="Arial" w:cs="Arial" w:eastAsia="Arial" w:hAnsi="Arial"/>
@@ -20325,7 +20325,7 @@
         </w:rPr>
         <w:t xml:space="preserve"> (</w:t>
       </w:r>
-      <w:hyperlink w:history="1" r:id="rId-wy80svg7uqucbpvawnt2">
+      <w:hyperlink w:history="1" r:id="rIdvtes_6endbke2ye9qs8sz">
         <w:r>
           <w:rPr>
             <w:rFonts w:ascii="Arial" w:cs="Arial" w:eastAsia="Arial" w:hAnsi="Arial"/>
@@ -21365,7 +21365,7 @@
             <w:pPr>
               <w:spacing w:after="20" w:before="0"/>
             </w:pPr>
-            <w:hyperlink w:history="1" r:id="rIditszub-1eajpuwno4czs6">
+            <w:hyperlink w:history="1" r:id="rIdp0ceecjytbvkq3bwewsnr">
               <w:r>
                 <w:rPr>
                   <w:rFonts w:ascii="Arial" w:cs="Arial" w:eastAsia="Arial" w:hAnsi="Arial"/>
@@ -21398,7 +21398,7 @@
               <w:spacing w:after="10" w:before="0"/>
               <w:ind w:left="120"/>
             </w:pPr>
-            <w:hyperlink w:history="1" r:id="rId0xmfoosfo8ilwz5_qoofh">
+            <w:hyperlink w:history="1" r:id="rIdypownpi4wxw345xxuexuo">
               <w:r>
                 <w:rPr>
                   <w:rFonts w:ascii="Arial" w:cs="Arial" w:eastAsia="Arial" w:hAnsi="Arial"/>
@@ -21443,7 +21443,7 @@
             <w:pPr>
               <w:spacing w:after="20" w:before="0"/>
             </w:pPr>
-            <w:hyperlink w:history="1" r:id="rId-iimvpb-gjkhx91-rvspn">
+            <w:hyperlink w:history="1" r:id="rIdz622jvlis364z45l6n78b">
               <w:r>
                 <w:rPr>
                   <w:rFonts w:ascii="Arial" w:cs="Arial" w:eastAsia="Arial" w:hAnsi="Arial"/>
@@ -21492,7 +21492,7 @@
               <w:spacing w:after="10" w:before="0"/>
               <w:ind w:left="120"/>
             </w:pPr>
-            <w:hyperlink w:history="1" r:id="rIdsfngnrqwnjtv1xeuwlwqj">
+            <w:hyperlink w:history="1" r:id="rIdwegehmbg-txerxexbdqrj">
               <w:r>
                 <w:rPr>
                   <w:rFonts w:ascii="Arial" w:cs="Arial" w:eastAsia="Arial" w:hAnsi="Arial"/>
@@ -21692,7 +21692,7 @@
             <w:pPr>
               <w:spacing w:after="20" w:before="0"/>
             </w:pPr>
-            <w:hyperlink w:history="1" r:id="rId9jfitbprs4mgct6rn1fxp">
+            <w:hyperlink w:history="1" r:id="rIdzvyxzusueo9vucckkxprd">
               <w:r>
                 <w:rPr>
                   <w:rFonts w:ascii="Arial" w:cs="Arial" w:eastAsia="Arial" w:hAnsi="Arial"/>
@@ -21725,7 +21725,7 @@
               <w:spacing w:after="10" w:before="0"/>
               <w:ind w:left="120"/>
             </w:pPr>
-            <w:hyperlink w:history="1" r:id="rIdo83wnnbh_9ytdpyzb1zio">
+            <w:hyperlink w:history="1" r:id="rIdjq43e2xc5d9ngynfgllaq">
               <w:r>
                 <w:rPr>
                   <w:rFonts w:ascii="Arial" w:cs="Arial" w:eastAsia="Arial" w:hAnsi="Arial"/>
@@ -21770,7 +21770,7 @@
             <w:pPr>
               <w:spacing w:after="20" w:before="0"/>
             </w:pPr>
-            <w:hyperlink w:history="1" r:id="rIds8ezf6boh6s3z1iakwzzd">
+            <w:hyperlink w:history="1" r:id="rIdwxjfbs0672arculmvwy1q">
               <w:r>
                 <w:rPr>
                   <w:rFonts w:ascii="Arial" w:cs="Arial" w:eastAsia="Arial" w:hAnsi="Arial"/>
@@ -21819,7 +21819,7 @@
               <w:spacing w:after="10" w:before="0"/>
               <w:ind w:left="120"/>
             </w:pPr>
-            <w:hyperlink w:history="1" r:id="rIds19ydcuj3dvwvv5cy7y1z">
+            <w:hyperlink w:history="1" r:id="rIdu1sw8hjkwktzh6sbymex0">
               <w:r>
                 <w:rPr>
                   <w:rFonts w:ascii="Arial" w:cs="Arial" w:eastAsia="Arial" w:hAnsi="Arial"/>
@@ -22019,7 +22019,7 @@
             <w:pPr>
               <w:spacing w:after="20" w:before="0"/>
             </w:pPr>
-            <w:hyperlink w:history="1" r:id="rId_apykfkp1ifcxjbnm4x85">
+            <w:hyperlink w:history="1" r:id="rIdduypaiifh2ooqhhxrdnje">
               <w:r>
                 <w:rPr>
                   <w:rFonts w:ascii="Arial" w:cs="Arial" w:eastAsia="Arial" w:hAnsi="Arial"/>
@@ -22068,7 +22068,7 @@
               <w:spacing w:after="10" w:before="0"/>
               <w:ind w:left="120"/>
             </w:pPr>
-            <w:hyperlink w:history="1" r:id="rId1ibrvfnyrvvath-qh7oea">
+            <w:hyperlink w:history="1" r:id="rIdsceyneyd3am-v2b3mslzo">
               <w:r>
                 <w:rPr>
                   <w:rFonts w:ascii="Arial" w:cs="Arial" w:eastAsia="Arial" w:hAnsi="Arial"/>
@@ -22113,7 +22113,7 @@
             <w:pPr>
               <w:spacing w:after="20" w:before="0"/>
             </w:pPr>
-            <w:hyperlink w:history="1" r:id="rIdtborphu8q3x0yopx9wqv0">
+            <w:hyperlink w:history="1" r:id="rIdxwiznbloamcni9qghnu5o">
               <w:r>
                 <w:rPr>
                   <w:rFonts w:ascii="Arial" w:cs="Arial" w:eastAsia="Arial" w:hAnsi="Arial"/>
@@ -22162,7 +22162,7 @@
               <w:spacing w:after="10" w:before="0"/>
               <w:ind w:left="120"/>
             </w:pPr>
-            <w:hyperlink w:history="1" r:id="rIdvpq77iv2yjboqkhxwk2i-">
+            <w:hyperlink w:history="1" r:id="rIdwgxxhyd4g8vzaom4a5mzh">
               <w:r>
                 <w:rPr>
                   <w:rFonts w:ascii="Arial" w:cs="Arial" w:eastAsia="Arial" w:hAnsi="Arial"/>
@@ -22362,7 +22362,7 @@
             <w:pPr>
               <w:spacing w:after="20" w:before="0"/>
             </w:pPr>
-            <w:hyperlink w:history="1" r:id="rId1nbzenpvpd-hrdvc2j835">
+            <w:hyperlink w:history="1" r:id="rIdz0yt52essibpf7cn5xv_u">
               <w:r>
                 <w:rPr>
                   <w:rFonts w:ascii="Arial" w:cs="Arial" w:eastAsia="Arial" w:hAnsi="Arial"/>
@@ -22411,7 +22411,7 @@
               <w:spacing w:after="10" w:before="0"/>
               <w:ind w:left="120"/>
             </w:pPr>
-            <w:hyperlink w:history="1" r:id="rId9ejpcklnyvzolp_xyrd3u">
+            <w:hyperlink w:history="1" r:id="rIdkgbwfta2ifpabarmmd0ec">
               <w:r>
                 <w:rPr>
                   <w:rFonts w:ascii="Arial" w:cs="Arial" w:eastAsia="Arial" w:hAnsi="Arial"/>
@@ -22456,7 +22456,7 @@
             <w:pPr>
               <w:spacing w:after="20" w:before="0"/>
             </w:pPr>
-            <w:hyperlink w:history="1" r:id="rIdi1k882zp4zkcnh2dcuboj">
+            <w:hyperlink w:history="1" r:id="rIdjrjfmlkqppyi0ihvea7sg">
               <w:r>
                 <w:rPr>
                   <w:rFonts w:ascii="Arial" w:cs="Arial" w:eastAsia="Arial" w:hAnsi="Arial"/>
@@ -22505,7 +22505,7 @@
               <w:spacing w:after="10" w:before="0"/>
               <w:ind w:left="120"/>
             </w:pPr>
-            <w:hyperlink w:history="1" r:id="rIdrfh2nf-gnfepamwb_q-xr">
+            <w:hyperlink w:history="1" r:id="rId1qaptz6c7faaphibtphw4">
               <w:r>
                 <w:rPr>
                   <w:rFonts w:ascii="Arial" w:cs="Arial" w:eastAsia="Arial" w:hAnsi="Arial"/>
@@ -22705,7 +22705,7 @@
             <w:pPr>
               <w:spacing w:after="20" w:before="0"/>
             </w:pPr>
-            <w:hyperlink w:history="1" r:id="rIdm0n6cxwbyajivy2ofk9vj">
+            <w:hyperlink w:history="1" r:id="rIdsyyjsqm8qiexf5ipw35eb">
               <w:r>
                 <w:rPr>
                   <w:rFonts w:ascii="Arial" w:cs="Arial" w:eastAsia="Arial" w:hAnsi="Arial"/>
@@ -22754,7 +22754,7 @@
               <w:spacing w:after="10" w:before="0"/>
               <w:ind w:left="120"/>
             </w:pPr>
-            <w:hyperlink w:history="1" r:id="rIdxojb7kerw09pwcev94tg1">
+            <w:hyperlink w:history="1" r:id="rIdkgrzhi2k8vzt_qicqawmk">
               <w:r>
                 <w:rPr>
                   <w:rFonts w:ascii="Arial" w:cs="Arial" w:eastAsia="Arial" w:hAnsi="Arial"/>
@@ -22799,7 +22799,7 @@
             <w:pPr>
               <w:spacing w:after="20" w:before="0"/>
             </w:pPr>
-            <w:hyperlink w:history="1" r:id="rId0f_tkjrnf1dez_jy36npc">
+            <w:hyperlink w:history="1" r:id="rIdumppxa1e2xktecddydnok">
               <w:r>
                 <w:rPr>
                   <w:rFonts w:ascii="Arial" w:cs="Arial" w:eastAsia="Arial" w:hAnsi="Arial"/>
@@ -22848,7 +22848,7 @@
               <w:spacing w:after="10" w:before="0"/>
               <w:ind w:left="120"/>
             </w:pPr>
-            <w:hyperlink w:history="1" r:id="rIdx2ypd2dcduyyen6jn_e4t">
+            <w:hyperlink w:history="1" r:id="rIddvsl8kk-xo29iuvhumnyb">
               <w:r>
                 <w:rPr>
                   <w:rFonts w:ascii="Arial" w:cs="Arial" w:eastAsia="Arial" w:hAnsi="Arial"/>
@@ -23373,7 +23373,7 @@
         </w:rPr>
         <w:t xml:space="preserve">© 2026 SeaVuria and ARES. Aligned with KICD objectives. Developed by SeaVuria; technical implementation by ARES (with AI assistance from Claude). Licensed under </w:t>
       </w:r>
-      <w:hyperlink w:history="1" r:id="rIddbhmbwm8flm_4gnfu2izh">
+      <w:hyperlink w:history="1" r:id="rIdj9lmhydpbqb3zq9x9_cwb">
         <w:r>
           <w:rPr>
             <w:rFonts w:ascii="Arial" w:cs="Arial" w:eastAsia="Arial" w:hAnsi="Arial"/>
@@ -23394,7 +23394,7 @@
         </w:rPr>
         <w:t xml:space="preserve"> (</w:t>
       </w:r>
-      <w:hyperlink w:history="1" r:id="rIdjz-ibixvmppbjld01upi3">
+      <w:hyperlink w:history="1" r:id="rId7skqkcpszjjeswjigewue">
         <w:r>
           <w:rPr>
             <w:rFonts w:ascii="Arial" w:cs="Arial" w:eastAsia="Arial" w:hAnsi="Arial"/>
@@ -24451,7 +24451,7 @@
               <w:spacing w:after="10" w:before="0"/>
               <w:ind w:left="120"/>
             </w:pPr>
-            <w:hyperlink w:history="1" r:id="rIdvkh8uisut_jrl7nhpxpca">
+            <w:hyperlink w:history="1" r:id="rIdwbzb_sudb0dmjoqso1mwx">
               <w:r>
                 <w:rPr>
                   <w:rFonts w:ascii="Arial" w:cs="Arial" w:eastAsia="Arial" w:hAnsi="Arial"/>
@@ -24511,7 +24511,7 @@
             <w:pPr>
               <w:spacing w:after="20" w:before="0"/>
             </w:pPr>
-            <w:hyperlink w:history="1" r:id="rIdnqi-xrrmv7mvveky-gne_">
+            <w:hyperlink w:history="1" r:id="rIdvvffctfcodznamispvkkp">
               <w:r>
                 <w:rPr>
                   <w:rFonts w:ascii="Arial" w:cs="Arial" w:eastAsia="Arial" w:hAnsi="Arial"/>
@@ -24560,7 +24560,7 @@
               <w:spacing w:after="10" w:before="0"/>
               <w:ind w:left="120"/>
             </w:pPr>
-            <w:hyperlink w:history="1" r:id="rIdq5vqgv1--s1n0jdr3icjg">
+            <w:hyperlink w:history="1" r:id="rIdgy_t2be3tyb0oiensc1ar">
               <w:r>
                 <w:rPr>
                   <w:rFonts w:ascii="Arial" w:cs="Arial" w:eastAsia="Arial" w:hAnsi="Arial"/>
@@ -24777,7 +24777,7 @@
               <w:spacing w:after="10" w:before="0"/>
               <w:ind w:left="120"/>
             </w:pPr>
-            <w:hyperlink w:history="1" r:id="rId72ia0fqtnybkv0cegkg9q">
+            <w:hyperlink w:history="1" r:id="rIdn_kbsvz-iruh3phaeqyeu">
               <w:r>
                 <w:rPr>
                   <w:rFonts w:ascii="Arial" w:cs="Arial" w:eastAsia="Arial" w:hAnsi="Arial"/>
@@ -24837,7 +24837,7 @@
             <w:pPr>
               <w:spacing w:after="20" w:before="0"/>
             </w:pPr>
-            <w:hyperlink w:history="1" r:id="rIdk-hgunjph-lxbvqy28tkm">
+            <w:hyperlink w:history="1" r:id="rIdg1vrovpaaltfaqrpmgsd2">
               <w:r>
                 <w:rPr>
                   <w:rFonts w:ascii="Arial" w:cs="Arial" w:eastAsia="Arial" w:hAnsi="Arial"/>
@@ -24886,7 +24886,7 @@
               <w:spacing w:after="10" w:before="0"/>
               <w:ind w:left="120"/>
             </w:pPr>
-            <w:hyperlink w:history="1" r:id="rIdnlxhlos7brmpq2zdnboxt">
+            <w:hyperlink w:history="1" r:id="rId5or53jjg18k29zt4zyb97">
               <w:r>
                 <w:rPr>
                   <w:rFonts w:ascii="Arial" w:cs="Arial" w:eastAsia="Arial" w:hAnsi="Arial"/>
@@ -25103,7 +25103,7 @@
               <w:spacing w:after="10" w:before="0"/>
               <w:ind w:left="120"/>
             </w:pPr>
-            <w:hyperlink w:history="1" r:id="rIdhabnszzw-gtcdlf4rigpi">
+            <w:hyperlink w:history="1" r:id="rIdrjoigc1jho0lggevs5-ny">
               <w:r>
                 <w:rPr>
                   <w:rFonts w:ascii="Arial" w:cs="Arial" w:eastAsia="Arial" w:hAnsi="Arial"/>
@@ -25163,7 +25163,7 @@
             <w:pPr>
               <w:spacing w:after="20" w:before="0"/>
             </w:pPr>
-            <w:hyperlink w:history="1" r:id="rIdcum3lpy46g7czdblvcyrt">
+            <w:hyperlink w:history="1" r:id="rIdddld8cmf4tgcpshvpxip2">
               <w:r>
                 <w:rPr>
                   <w:rFonts w:ascii="Arial" w:cs="Arial" w:eastAsia="Arial" w:hAnsi="Arial"/>
@@ -25212,7 +25212,7 @@
               <w:spacing w:after="10" w:before="0"/>
               <w:ind w:left="120"/>
             </w:pPr>
-            <w:hyperlink w:history="1" r:id="rIdedcicewpkn-hmatepllg5">
+            <w:hyperlink w:history="1" r:id="rIdbiefuzvpylqkmvnimqfgq">
               <w:r>
                 <w:rPr>
                   <w:rFonts w:ascii="Arial" w:cs="Arial" w:eastAsia="Arial" w:hAnsi="Arial"/>
@@ -25429,7 +25429,7 @@
               <w:spacing w:after="10" w:before="0"/>
               <w:ind w:left="120"/>
             </w:pPr>
-            <w:hyperlink w:history="1" r:id="rIdw0sbqaw5o7r2hhksvmrdo">
+            <w:hyperlink w:history="1" r:id="rIdvqp3lpzhirkho3ykwu6rp">
               <w:r>
                 <w:rPr>
                   <w:rFonts w:ascii="Arial" w:cs="Arial" w:eastAsia="Arial" w:hAnsi="Arial"/>
@@ -25489,7 +25489,7 @@
             <w:pPr>
               <w:spacing w:after="20" w:before="0"/>
             </w:pPr>
-            <w:hyperlink w:history="1" r:id="rIdq6t018omyfyu-ff3lkfqv">
+            <w:hyperlink w:history="1" r:id="rIdlsg-pncfyqc4kdalojg7m">
               <w:r>
                 <w:rPr>
                   <w:rFonts w:ascii="Arial" w:cs="Arial" w:eastAsia="Arial" w:hAnsi="Arial"/>
@@ -25538,7 +25538,7 @@
               <w:spacing w:after="10" w:before="0"/>
               <w:ind w:left="120"/>
             </w:pPr>
-            <w:hyperlink w:history="1" r:id="rId0yctrrlmb6aofajrftvbi">
+            <w:hyperlink w:history="1" r:id="rIdn6kks_xxvy7rpugnfn-dc">
               <w:r>
                 <w:rPr>
                   <w:rFonts w:ascii="Arial" w:cs="Arial" w:eastAsia="Arial" w:hAnsi="Arial"/>
@@ -25755,7 +25755,7 @@
               <w:spacing w:after="10" w:before="0"/>
               <w:ind w:left="120"/>
             </w:pPr>
-            <w:hyperlink w:history="1" r:id="rIdrnybkrotvg_f13qatoeqv">
+            <w:hyperlink w:history="1" r:id="rId3hmum1bbovxp1ikzvtr_z">
               <w:r>
                 <w:rPr>
                   <w:rFonts w:ascii="Arial" w:cs="Arial" w:eastAsia="Arial" w:hAnsi="Arial"/>
@@ -25815,7 +25815,7 @@
             <w:pPr>
               <w:spacing w:after="20" w:before="0"/>
             </w:pPr>
-            <w:hyperlink w:history="1" r:id="rIdynvn_nmejuxmk1guo_gbm">
+            <w:hyperlink w:history="1" r:id="rIdtqamlwyrtezjhbhkh5n7c">
               <w:r>
                 <w:rPr>
                   <w:rFonts w:ascii="Arial" w:cs="Arial" w:eastAsia="Arial" w:hAnsi="Arial"/>
@@ -25864,7 +25864,7 @@
               <w:spacing w:after="10" w:before="0"/>
               <w:ind w:left="120"/>
             </w:pPr>
-            <w:hyperlink w:history="1" r:id="rIdh5oe2obshuf1yl6ipnd4a">
+            <w:hyperlink w:history="1" r:id="rIdffwl7xtgqood7tpj4-lot">
               <w:r>
                 <w:rPr>
                   <w:rFonts w:ascii="Arial" w:cs="Arial" w:eastAsia="Arial" w:hAnsi="Arial"/>
@@ -26389,7 +26389,7 @@
         </w:rPr>
         <w:t xml:space="preserve">© 2026 SeaVuria and ARES. Aligned with KICD objectives. Developed by SeaVuria; technical implementation by ARES (with AI assistance from Claude). Licensed under </w:t>
       </w:r>
-      <w:hyperlink w:history="1" r:id="rIdsyefy2p313ad4b8bpyksp">
+      <w:hyperlink w:history="1" r:id="rIdfda6lx9siksp8qw2j-ds-">
         <w:r>
           <w:rPr>
             <w:rFonts w:ascii="Arial" w:cs="Arial" w:eastAsia="Arial" w:hAnsi="Arial"/>
@@ -26410,7 +26410,7 @@
         </w:rPr>
         <w:t xml:space="preserve"> (</w:t>
       </w:r>
-      <w:hyperlink w:history="1" r:id="rIdmytjmp2lezjys2ppftceo">
+      <w:hyperlink w:history="1" r:id="rIdalvd8tphkzskg5vupsgg3">
         <w:r>
           <w:rPr>
             <w:rFonts w:ascii="Arial" w:cs="Arial" w:eastAsia="Arial" w:hAnsi="Arial"/>
